--- a/docs/tables/carbo/sec5_aki_365.docx
+++ b/docs/tables/carbo/sec5_aki_365.docx
@@ -838,7 +838,7 @@
                 <w:szCs w:val="22"/>
                 <w:color w:val="000000"/>
               </w:rPr>
-              <w:t xml:space="preserve">190</w:t>
+              <w:t xml:space="preserve">189</w:t>
             </w:r>
           </w:p>
         </w:tc>
@@ -997,7 +997,7 @@
                 <w:szCs w:val="22"/>
                 <w:color w:val="000000"/>
               </w:rPr>
-              <w:t xml:space="preserve">0.450</w:t>
+              <w:t xml:space="preserve">0.420</w:t>
             </w:r>
           </w:p>
         </w:tc>
@@ -1050,7 +1050,7 @@
                 <w:szCs w:val="22"/>
                 <w:color w:val="000000"/>
               </w:rPr>
-              <w:t xml:space="preserve">190</w:t>
+              <w:t xml:space="preserve">189</w:t>
             </w:r>
           </w:p>
         </w:tc>
@@ -1321,7 +1321,7 @@
                 <w:szCs w:val="22"/>
                 <w:color w:val="000000"/>
               </w:rPr>
-              <w:t xml:space="preserve">190</w:t>
+              <w:t xml:space="preserve">189</w:t>
             </w:r>
           </w:p>
         </w:tc>
@@ -1480,60 +1480,60 @@
                 <w:szCs w:val="22"/>
                 <w:color w:val="000000"/>
               </w:rPr>
-              <w:t xml:space="preserve">0.200</w:t>
-            </w:r>
-          </w:p>
-        </w:tc>
-        <w:tc>
-          <w:tcPr>
-            <w:tcBorders>
-              <w:bottom w:val="none" w:sz="0" w:space="0" w:color="000000"/>
-              <w:top w:val="none" w:sz="0" w:space="0" w:color="000000"/>
-              <w:left w:val="none" w:sz="0" w:space="0" w:color="000000"/>
-              <w:right w:val="none" w:sz="0" w:space="0" w:color="000000"/>
-            </w:tcBorders>
-            <w:shd w:val="clear" w:color="auto" w:fill="FFFFFF"/>
-            <w:tcMar>
-              <w:top w:w="0" w:type="dxa"/>
-              <w:bottom w:w="0" w:type="dxa"/>
-              <w:left w:w="0" w:type="dxa"/>
-              <w:right w:w="0" w:type="dxa"/>
-            </w:tcMar>
-            <w:vAlign w:val="top"/>
-          </w:tcPr>
-          <w:p>
-            <w:pPr>
-              <w:pStyle w:val="Normal"/>
-              <w:jc w:val="center"/>
-              <w:pBdr>
-                <w:bottom w:val="none" w:sz="0" w:space="0" w:color="000000"/>
-                <w:top w:val="none" w:sz="0" w:space="0" w:color="000000"/>
-                <w:left w:val="none" w:sz="0" w:space="0" w:color="000000"/>
-                <w:right w:val="none" w:sz="0" w:space="0" w:color="000000"/>
-              </w:pBdr>
-              <w:spacing w:after="100" w:before="100" w:line="240"/>
-              <w:ind w:left="100" w:right="100" w:firstLine="0" w:firstLineChars="0"/>
-              <w:rPr>
-                <w:rFonts w:ascii="Helvetica" w:hAnsi="Helvetica" w:eastAsia="Helvetica" w:cs="Helvetica"/>
-                <w:i w:val="false"/>
-                <w:b w:val="false"/>
-                <w:u w:val="none"/>
-                <w:sz w:val="22"/>
-                <w:szCs w:val="22"/>
-                <w:color w:val="000000"/>
-              </w:rPr>
-            </w:pPr>
-            <w:r>
-              <w:rPr>
-                <w:rFonts w:ascii="Helvetica" w:hAnsi="Helvetica" w:eastAsia="Helvetica" w:cs="Helvetica"/>
-                <w:i w:val="false"/>
-                <w:b w:val="false"/>
-                <w:u w:val="none"/>
-                <w:sz w:val="22"/>
-                <w:szCs w:val="22"/>
-                <w:color w:val="000000"/>
-              </w:rPr>
-              <w:t xml:space="preserve">190</w:t>
+              <w:t xml:space="preserve">0.210</w:t>
+            </w:r>
+          </w:p>
+        </w:tc>
+        <w:tc>
+          <w:tcPr>
+            <w:tcBorders>
+              <w:bottom w:val="none" w:sz="0" w:space="0" w:color="000000"/>
+              <w:top w:val="none" w:sz="0" w:space="0" w:color="000000"/>
+              <w:left w:val="none" w:sz="0" w:space="0" w:color="000000"/>
+              <w:right w:val="none" w:sz="0" w:space="0" w:color="000000"/>
+            </w:tcBorders>
+            <w:shd w:val="clear" w:color="auto" w:fill="FFFFFF"/>
+            <w:tcMar>
+              <w:top w:w="0" w:type="dxa"/>
+              <w:bottom w:w="0" w:type="dxa"/>
+              <w:left w:w="0" w:type="dxa"/>
+              <w:right w:w="0" w:type="dxa"/>
+            </w:tcMar>
+            <w:vAlign w:val="top"/>
+          </w:tcPr>
+          <w:p>
+            <w:pPr>
+              <w:pStyle w:val="Normal"/>
+              <w:jc w:val="center"/>
+              <w:pBdr>
+                <w:bottom w:val="none" w:sz="0" w:space="0" w:color="000000"/>
+                <w:top w:val="none" w:sz="0" w:space="0" w:color="000000"/>
+                <w:left w:val="none" w:sz="0" w:space="0" w:color="000000"/>
+                <w:right w:val="none" w:sz="0" w:space="0" w:color="000000"/>
+              </w:pBdr>
+              <w:spacing w:after="100" w:before="100" w:line="240"/>
+              <w:ind w:left="100" w:right="100" w:firstLine="0" w:firstLineChars="0"/>
+              <w:rPr>
+                <w:rFonts w:ascii="Helvetica" w:hAnsi="Helvetica" w:eastAsia="Helvetica" w:cs="Helvetica"/>
+                <w:i w:val="false"/>
+                <w:b w:val="false"/>
+                <w:u w:val="none"/>
+                <w:sz w:val="22"/>
+                <w:szCs w:val="22"/>
+                <w:color w:val="000000"/>
+              </w:rPr>
+            </w:pPr>
+            <w:r>
+              <w:rPr>
+                <w:rFonts w:ascii="Helvetica" w:hAnsi="Helvetica" w:eastAsia="Helvetica" w:cs="Helvetica"/>
+                <w:i w:val="false"/>
+                <w:b w:val="false"/>
+                <w:u w:val="none"/>
+                <w:sz w:val="22"/>
+                <w:szCs w:val="22"/>
+                <w:color w:val="000000"/>
+              </w:rPr>
+              <w:t xml:space="preserve">189</w:t>
             </w:r>
           </w:p>
         </w:tc>
@@ -1804,7 +1804,7 @@
                 <w:szCs w:val="22"/>
                 <w:color w:val="000000"/>
               </w:rPr>
-              <w:t xml:space="preserve">190</w:t>
+              <w:t xml:space="preserve">189</w:t>
             </w:r>
           </w:p>
         </w:tc>
@@ -2016,7 +2016,7 @@
                 <w:szCs w:val="22"/>
                 <w:color w:val="000000"/>
               </w:rPr>
-              <w:t xml:space="preserve">190</w:t>
+              <w:t xml:space="preserve">189</w:t>
             </w:r>
           </w:p>
         </w:tc>
@@ -2823,60 +2823,60 @@
                 <w:szCs w:val="22"/>
                 <w:color w:val="000000"/>
               </w:rPr>
-              <w:t xml:space="preserve">3.97</w:t>
-            </w:r>
-          </w:p>
-        </w:tc>
-        <w:tc>
-          <w:tcPr>
-            <w:tcBorders>
-              <w:bottom w:val="none" w:sz="0" w:space="0" w:color="000000"/>
-              <w:top w:val="none" w:sz="0" w:space="0" w:color="000000"/>
-              <w:left w:val="none" w:sz="0" w:space="0" w:color="000000"/>
-              <w:right w:val="none" w:sz="0" w:space="0" w:color="000000"/>
-            </w:tcBorders>
-            <w:shd w:val="clear" w:color="auto" w:fill="FFFFFF"/>
-            <w:tcMar>
-              <w:top w:w="0" w:type="dxa"/>
-              <w:bottom w:w="0" w:type="dxa"/>
-              <w:left w:w="0" w:type="dxa"/>
-              <w:right w:w="0" w:type="dxa"/>
-            </w:tcMar>
-            <w:vAlign w:val="top"/>
-          </w:tcPr>
-          <w:p>
-            <w:pPr>
-              <w:pStyle w:val="Normal"/>
-              <w:jc w:val="center"/>
-              <w:pBdr>
-                <w:bottom w:val="none" w:sz="0" w:space="0" w:color="000000"/>
-                <w:top w:val="none" w:sz="0" w:space="0" w:color="000000"/>
-                <w:left w:val="none" w:sz="0" w:space="0" w:color="000000"/>
-                <w:right w:val="none" w:sz="0" w:space="0" w:color="000000"/>
-              </w:pBdr>
-              <w:spacing w:after="100" w:before="100" w:line="240"/>
-              <w:ind w:left="100" w:right="100" w:firstLine="0" w:firstLineChars="0"/>
-              <w:rPr>
-                <w:rFonts w:ascii="Helvetica" w:hAnsi="Helvetica" w:eastAsia="Helvetica" w:cs="Helvetica"/>
-                <w:i w:val="false"/>
-                <w:b w:val="false"/>
-                <w:u w:val="none"/>
-                <w:sz w:val="22"/>
-                <w:szCs w:val="22"/>
-                <w:color w:val="000000"/>
-              </w:rPr>
-            </w:pPr>
-            <w:r>
-              <w:rPr>
-                <w:rFonts w:ascii="Helvetica" w:hAnsi="Helvetica" w:eastAsia="Helvetica" w:cs="Helvetica"/>
-                <w:i w:val="false"/>
-                <w:b w:val="false"/>
-                <w:u w:val="none"/>
-                <w:sz w:val="22"/>
-                <w:szCs w:val="22"/>
-                <w:color w:val="000000"/>
-              </w:rPr>
-              <w:t xml:space="preserve">1.76, 8.94</w:t>
+              <w:t xml:space="preserve">3.94</w:t>
+            </w:r>
+          </w:p>
+        </w:tc>
+        <w:tc>
+          <w:tcPr>
+            <w:tcBorders>
+              <w:bottom w:val="none" w:sz="0" w:space="0" w:color="000000"/>
+              <w:top w:val="none" w:sz="0" w:space="0" w:color="000000"/>
+              <w:left w:val="none" w:sz="0" w:space="0" w:color="000000"/>
+              <w:right w:val="none" w:sz="0" w:space="0" w:color="000000"/>
+            </w:tcBorders>
+            <w:shd w:val="clear" w:color="auto" w:fill="FFFFFF"/>
+            <w:tcMar>
+              <w:top w:w="0" w:type="dxa"/>
+              <w:bottom w:w="0" w:type="dxa"/>
+              <w:left w:w="0" w:type="dxa"/>
+              <w:right w:w="0" w:type="dxa"/>
+            </w:tcMar>
+            <w:vAlign w:val="top"/>
+          </w:tcPr>
+          <w:p>
+            <w:pPr>
+              <w:pStyle w:val="Normal"/>
+              <w:jc w:val="center"/>
+              <w:pBdr>
+                <w:bottom w:val="none" w:sz="0" w:space="0" w:color="000000"/>
+                <w:top w:val="none" w:sz="0" w:space="0" w:color="000000"/>
+                <w:left w:val="none" w:sz="0" w:space="0" w:color="000000"/>
+                <w:right w:val="none" w:sz="0" w:space="0" w:color="000000"/>
+              </w:pBdr>
+              <w:spacing w:after="100" w:before="100" w:line="240"/>
+              <w:ind w:left="100" w:right="100" w:firstLine="0" w:firstLineChars="0"/>
+              <w:rPr>
+                <w:rFonts w:ascii="Helvetica" w:hAnsi="Helvetica" w:eastAsia="Helvetica" w:cs="Helvetica"/>
+                <w:i w:val="false"/>
+                <w:b w:val="false"/>
+                <w:u w:val="none"/>
+                <w:sz w:val="22"/>
+                <w:szCs w:val="22"/>
+                <w:color w:val="000000"/>
+              </w:rPr>
+            </w:pPr>
+            <w:r>
+              <w:rPr>
+                <w:rFonts w:ascii="Helvetica" w:hAnsi="Helvetica" w:eastAsia="Helvetica" w:cs="Helvetica"/>
+                <w:i w:val="false"/>
+                <w:b w:val="false"/>
+                <w:u w:val="none"/>
+                <w:sz w:val="22"/>
+                <w:szCs w:val="22"/>
+                <w:color w:val="000000"/>
+              </w:rPr>
+              <w:t xml:space="preserve">1.75, 8.87</w:t>
             </w:r>
           </w:p>
         </w:tc>
@@ -3253,7 +3253,7 @@
                 <w:szCs w:val="22"/>
                 <w:color w:val="000000"/>
               </w:rPr>
-              <w:t xml:space="preserve">190</w:t>
+              <w:t xml:space="preserve">189</w:t>
             </w:r>
           </w:p>
         </w:tc>
@@ -3359,7 +3359,7 @@
                 <w:szCs w:val="22"/>
                 <w:color w:val="000000"/>
               </w:rPr>
-              <w:t xml:space="preserve">0.97, 1.31</w:t>
+              <w:t xml:space="preserve">0.97, 1.30</w:t>
             </w:r>
           </w:p>
         </w:tc>
@@ -3465,7 +3465,7 @@
                 <w:szCs w:val="22"/>
                 <w:color w:val="000000"/>
               </w:rPr>
-              <w:t xml:space="preserve">190</w:t>
+              <w:t xml:space="preserve">189</w:t>
             </w:r>
           </w:p>
         </w:tc>
@@ -3736,7 +3736,7 @@
                 <w:szCs w:val="22"/>
                 <w:color w:val="000000"/>
               </w:rPr>
-              <w:t xml:space="preserve">190</w:t>
+              <w:t xml:space="preserve">189</w:t>
             </w:r>
           </w:p>
         </w:tc>
@@ -3948,7 +3948,7 @@
                 <w:szCs w:val="22"/>
                 <w:color w:val="000000"/>
               </w:rPr>
-              <w:t xml:space="preserve">190</w:t>
+              <w:t xml:space="preserve">189</w:t>
             </w:r>
           </w:p>
         </w:tc>
@@ -4755,113 +4755,113 @@
                 <w:szCs w:val="22"/>
                 <w:color w:val="000000"/>
               </w:rPr>
-              <w:t xml:space="preserve">1.76</w:t>
-            </w:r>
-          </w:p>
-        </w:tc>
-        <w:tc>
-          <w:tcPr>
-            <w:tcBorders>
-              <w:bottom w:val="none" w:sz="0" w:space="0" w:color="000000"/>
-              <w:top w:val="none" w:sz="0" w:space="0" w:color="000000"/>
-              <w:left w:val="none" w:sz="0" w:space="0" w:color="000000"/>
-              <w:right w:val="none" w:sz="0" w:space="0" w:color="000000"/>
-            </w:tcBorders>
-            <w:shd w:val="clear" w:color="auto" w:fill="FFFFFF"/>
-            <w:tcMar>
-              <w:top w:w="0" w:type="dxa"/>
-              <w:bottom w:w="0" w:type="dxa"/>
-              <w:left w:w="0" w:type="dxa"/>
-              <w:right w:w="0" w:type="dxa"/>
-            </w:tcMar>
-            <w:vAlign w:val="top"/>
-          </w:tcPr>
-          <w:p>
-            <w:pPr>
-              <w:pStyle w:val="Normal"/>
-              <w:jc w:val="center"/>
-              <w:pBdr>
-                <w:bottom w:val="none" w:sz="0" w:space="0" w:color="000000"/>
-                <w:top w:val="none" w:sz="0" w:space="0" w:color="000000"/>
-                <w:left w:val="none" w:sz="0" w:space="0" w:color="000000"/>
-                <w:right w:val="none" w:sz="0" w:space="0" w:color="000000"/>
-              </w:pBdr>
-              <w:spacing w:after="100" w:before="100" w:line="240"/>
-              <w:ind w:left="100" w:right="100" w:firstLine="0" w:firstLineChars="0"/>
-              <w:rPr>
-                <w:rFonts w:ascii="Helvetica" w:hAnsi="Helvetica" w:eastAsia="Helvetica" w:cs="Helvetica"/>
-                <w:i w:val="false"/>
-                <w:b w:val="false"/>
-                <w:u w:val="none"/>
-                <w:sz w:val="22"/>
-                <w:szCs w:val="22"/>
-                <w:color w:val="000000"/>
-              </w:rPr>
-            </w:pPr>
-            <w:r>
-              <w:rPr>
-                <w:rFonts w:ascii="Helvetica" w:hAnsi="Helvetica" w:eastAsia="Helvetica" w:cs="Helvetica"/>
-                <w:i w:val="false"/>
-                <w:b w:val="false"/>
-                <w:u w:val="none"/>
-                <w:sz w:val="22"/>
-                <w:szCs w:val="22"/>
-                <w:color w:val="000000"/>
-              </w:rPr>
-              <w:t xml:space="preserve">0.77, 4.00</w:t>
-            </w:r>
-          </w:p>
-        </w:tc>
-        <w:tc>
-          <w:tcPr>
-            <w:tcBorders>
-              <w:bottom w:val="none" w:sz="0" w:space="0" w:color="000000"/>
-              <w:top w:val="none" w:sz="0" w:space="0" w:color="000000"/>
-              <w:left w:val="none" w:sz="0" w:space="0" w:color="000000"/>
-              <w:right w:val="none" w:sz="0" w:space="0" w:color="000000"/>
-            </w:tcBorders>
-            <w:shd w:val="clear" w:color="auto" w:fill="FFFFFF"/>
-            <w:tcMar>
-              <w:top w:w="0" w:type="dxa"/>
-              <w:bottom w:w="0" w:type="dxa"/>
-              <w:left w:w="0" w:type="dxa"/>
-              <w:right w:w="0" w:type="dxa"/>
-            </w:tcMar>
-            <w:vAlign w:val="top"/>
-          </w:tcPr>
-          <w:p>
-            <w:pPr>
-              <w:pStyle w:val="Normal"/>
-              <w:jc w:val="center"/>
-              <w:pBdr>
-                <w:bottom w:val="none" w:sz="0" w:space="0" w:color="000000"/>
-                <w:top w:val="none" w:sz="0" w:space="0" w:color="000000"/>
-                <w:left w:val="none" w:sz="0" w:space="0" w:color="000000"/>
-                <w:right w:val="none" w:sz="0" w:space="0" w:color="000000"/>
-              </w:pBdr>
-              <w:spacing w:after="100" w:before="100" w:line="240"/>
-              <w:ind w:left="100" w:right="100" w:firstLine="0" w:firstLineChars="0"/>
-              <w:rPr>
-                <w:rFonts w:ascii="Helvetica" w:hAnsi="Helvetica" w:eastAsia="Helvetica" w:cs="Helvetica"/>
-                <w:i w:val="false"/>
-                <w:b w:val="false"/>
-                <w:u w:val="none"/>
-                <w:sz w:val="22"/>
-                <w:szCs w:val="22"/>
-                <w:color w:val="000000"/>
-              </w:rPr>
-            </w:pPr>
-            <w:r>
-              <w:rPr>
-                <w:rFonts w:ascii="Helvetica" w:hAnsi="Helvetica" w:eastAsia="Helvetica" w:cs="Helvetica"/>
-                <w:i w:val="false"/>
-                <w:b w:val="false"/>
-                <w:u w:val="none"/>
-                <w:sz w:val="22"/>
-                <w:szCs w:val="22"/>
-                <w:color w:val="000000"/>
-              </w:rPr>
-              <w:t xml:space="preserve">0.180</w:t>
+              <w:t xml:space="preserve">1.79</w:t>
+            </w:r>
+          </w:p>
+        </w:tc>
+        <w:tc>
+          <w:tcPr>
+            <w:tcBorders>
+              <w:bottom w:val="none" w:sz="0" w:space="0" w:color="000000"/>
+              <w:top w:val="none" w:sz="0" w:space="0" w:color="000000"/>
+              <w:left w:val="none" w:sz="0" w:space="0" w:color="000000"/>
+              <w:right w:val="none" w:sz="0" w:space="0" w:color="000000"/>
+            </w:tcBorders>
+            <w:shd w:val="clear" w:color="auto" w:fill="FFFFFF"/>
+            <w:tcMar>
+              <w:top w:w="0" w:type="dxa"/>
+              <w:bottom w:w="0" w:type="dxa"/>
+              <w:left w:w="0" w:type="dxa"/>
+              <w:right w:w="0" w:type="dxa"/>
+            </w:tcMar>
+            <w:vAlign w:val="top"/>
+          </w:tcPr>
+          <w:p>
+            <w:pPr>
+              <w:pStyle w:val="Normal"/>
+              <w:jc w:val="center"/>
+              <w:pBdr>
+                <w:bottom w:val="none" w:sz="0" w:space="0" w:color="000000"/>
+                <w:top w:val="none" w:sz="0" w:space="0" w:color="000000"/>
+                <w:left w:val="none" w:sz="0" w:space="0" w:color="000000"/>
+                <w:right w:val="none" w:sz="0" w:space="0" w:color="000000"/>
+              </w:pBdr>
+              <w:spacing w:after="100" w:before="100" w:line="240"/>
+              <w:ind w:left="100" w:right="100" w:firstLine="0" w:firstLineChars="0"/>
+              <w:rPr>
+                <w:rFonts w:ascii="Helvetica" w:hAnsi="Helvetica" w:eastAsia="Helvetica" w:cs="Helvetica"/>
+                <w:i w:val="false"/>
+                <w:b w:val="false"/>
+                <w:u w:val="none"/>
+                <w:sz w:val="22"/>
+                <w:szCs w:val="22"/>
+                <w:color w:val="000000"/>
+              </w:rPr>
+            </w:pPr>
+            <w:r>
+              <w:rPr>
+                <w:rFonts w:ascii="Helvetica" w:hAnsi="Helvetica" w:eastAsia="Helvetica" w:cs="Helvetica"/>
+                <w:i w:val="false"/>
+                <w:b w:val="false"/>
+                <w:u w:val="none"/>
+                <w:sz w:val="22"/>
+                <w:szCs w:val="22"/>
+                <w:color w:val="000000"/>
+              </w:rPr>
+              <w:t xml:space="preserve">0.79, 4.07</w:t>
+            </w:r>
+          </w:p>
+        </w:tc>
+        <w:tc>
+          <w:tcPr>
+            <w:tcBorders>
+              <w:bottom w:val="none" w:sz="0" w:space="0" w:color="000000"/>
+              <w:top w:val="none" w:sz="0" w:space="0" w:color="000000"/>
+              <w:left w:val="none" w:sz="0" w:space="0" w:color="000000"/>
+              <w:right w:val="none" w:sz="0" w:space="0" w:color="000000"/>
+            </w:tcBorders>
+            <w:shd w:val="clear" w:color="auto" w:fill="FFFFFF"/>
+            <w:tcMar>
+              <w:top w:w="0" w:type="dxa"/>
+              <w:bottom w:w="0" w:type="dxa"/>
+              <w:left w:w="0" w:type="dxa"/>
+              <w:right w:w="0" w:type="dxa"/>
+            </w:tcMar>
+            <w:vAlign w:val="top"/>
+          </w:tcPr>
+          <w:p>
+            <w:pPr>
+              <w:pStyle w:val="Normal"/>
+              <w:jc w:val="center"/>
+              <w:pBdr>
+                <w:bottom w:val="none" w:sz="0" w:space="0" w:color="000000"/>
+                <w:top w:val="none" w:sz="0" w:space="0" w:color="000000"/>
+                <w:left w:val="none" w:sz="0" w:space="0" w:color="000000"/>
+                <w:right w:val="none" w:sz="0" w:space="0" w:color="000000"/>
+              </w:pBdr>
+              <w:spacing w:after="100" w:before="100" w:line="240"/>
+              <w:ind w:left="100" w:right="100" w:firstLine="0" w:firstLineChars="0"/>
+              <w:rPr>
+                <w:rFonts w:ascii="Helvetica" w:hAnsi="Helvetica" w:eastAsia="Helvetica" w:cs="Helvetica"/>
+                <w:i w:val="false"/>
+                <w:b w:val="false"/>
+                <w:u w:val="none"/>
+                <w:sz w:val="22"/>
+                <w:szCs w:val="22"/>
+                <w:color w:val="000000"/>
+              </w:rPr>
+            </w:pPr>
+            <w:r>
+              <w:rPr>
+                <w:rFonts w:ascii="Helvetica" w:hAnsi="Helvetica" w:eastAsia="Helvetica" w:cs="Helvetica"/>
+                <w:i w:val="false"/>
+                <w:b w:val="false"/>
+                <w:u w:val="none"/>
+                <w:sz w:val="22"/>
+                <w:szCs w:val="22"/>
+                <w:color w:val="000000"/>
+              </w:rPr>
+              <w:t xml:space="preserve">0.160</w:t>
             </w:r>
           </w:p>
         </w:tc>
@@ -5185,7 +5185,7 @@
                 <w:szCs w:val="22"/>
                 <w:color w:val="000000"/>
               </w:rPr>
-              <w:t xml:space="preserve">190</w:t>
+              <w:t xml:space="preserve">189</w:t>
             </w:r>
           </w:p>
         </w:tc>
@@ -5397,7 +5397,7 @@
                 <w:szCs w:val="22"/>
                 <w:color w:val="000000"/>
               </w:rPr>
-              <w:t xml:space="preserve">190</w:t>
+              <w:t xml:space="preserve">189</w:t>
             </w:r>
           </w:p>
         </w:tc>
@@ -6204,113 +6204,113 @@
                 <w:szCs w:val="22"/>
                 <w:color w:val="000000"/>
               </w:rPr>
-              <w:t xml:space="preserve">0.53</w:t>
-            </w:r>
-          </w:p>
-        </w:tc>
-        <w:tc>
-          <w:tcPr>
-            <w:tcBorders>
-              <w:bottom w:val="none" w:sz="0" w:space="0" w:color="000000"/>
-              <w:top w:val="none" w:sz="0" w:space="0" w:color="000000"/>
-              <w:left w:val="none" w:sz="0" w:space="0" w:color="000000"/>
-              <w:right w:val="none" w:sz="0" w:space="0" w:color="000000"/>
-            </w:tcBorders>
-            <w:shd w:val="clear" w:color="auto" w:fill="FFFFFF"/>
-            <w:tcMar>
-              <w:top w:w="0" w:type="dxa"/>
-              <w:bottom w:w="0" w:type="dxa"/>
-              <w:left w:w="0" w:type="dxa"/>
-              <w:right w:w="0" w:type="dxa"/>
-            </w:tcMar>
-            <w:vAlign w:val="top"/>
-          </w:tcPr>
-          <w:p>
-            <w:pPr>
-              <w:pStyle w:val="Normal"/>
-              <w:jc w:val="center"/>
-              <w:pBdr>
-                <w:bottom w:val="none" w:sz="0" w:space="0" w:color="000000"/>
-                <w:top w:val="none" w:sz="0" w:space="0" w:color="000000"/>
-                <w:left w:val="none" w:sz="0" w:space="0" w:color="000000"/>
-                <w:right w:val="none" w:sz="0" w:space="0" w:color="000000"/>
-              </w:pBdr>
-              <w:spacing w:after="100" w:before="100" w:line="240"/>
-              <w:ind w:left="100" w:right="100" w:firstLine="0" w:firstLineChars="0"/>
-              <w:rPr>
-                <w:rFonts w:ascii="Helvetica" w:hAnsi="Helvetica" w:eastAsia="Helvetica" w:cs="Helvetica"/>
-                <w:i w:val="false"/>
-                <w:b w:val="false"/>
-                <w:u w:val="none"/>
-                <w:sz w:val="22"/>
-                <w:szCs w:val="22"/>
-                <w:color w:val="000000"/>
-              </w:rPr>
-            </w:pPr>
-            <w:r>
-              <w:rPr>
-                <w:rFonts w:ascii="Helvetica" w:hAnsi="Helvetica" w:eastAsia="Helvetica" w:cs="Helvetica"/>
-                <w:i w:val="false"/>
-                <w:b w:val="false"/>
-                <w:u w:val="none"/>
-                <w:sz w:val="22"/>
-                <w:szCs w:val="22"/>
-                <w:color w:val="000000"/>
-              </w:rPr>
-              <w:t xml:space="preserve">0.14, 1.95</w:t>
-            </w:r>
-          </w:p>
-        </w:tc>
-        <w:tc>
-          <w:tcPr>
-            <w:tcBorders>
-              <w:bottom w:val="none" w:sz="0" w:space="0" w:color="000000"/>
-              <w:top w:val="none" w:sz="0" w:space="0" w:color="000000"/>
-              <w:left w:val="none" w:sz="0" w:space="0" w:color="000000"/>
-              <w:right w:val="none" w:sz="0" w:space="0" w:color="000000"/>
-            </w:tcBorders>
-            <w:shd w:val="clear" w:color="auto" w:fill="FFFFFF"/>
-            <w:tcMar>
-              <w:top w:w="0" w:type="dxa"/>
-              <w:bottom w:w="0" w:type="dxa"/>
-              <w:left w:w="0" w:type="dxa"/>
-              <w:right w:w="0" w:type="dxa"/>
-            </w:tcMar>
-            <w:vAlign w:val="top"/>
-          </w:tcPr>
-          <w:p>
-            <w:pPr>
-              <w:pStyle w:val="Normal"/>
-              <w:jc w:val="center"/>
-              <w:pBdr>
-                <w:bottom w:val="none" w:sz="0" w:space="0" w:color="000000"/>
-                <w:top w:val="none" w:sz="0" w:space="0" w:color="000000"/>
-                <w:left w:val="none" w:sz="0" w:space="0" w:color="000000"/>
-                <w:right w:val="none" w:sz="0" w:space="0" w:color="000000"/>
-              </w:pBdr>
-              <w:spacing w:after="100" w:before="100" w:line="240"/>
-              <w:ind w:left="100" w:right="100" w:firstLine="0" w:firstLineChars="0"/>
-              <w:rPr>
-                <w:rFonts w:ascii="Helvetica" w:hAnsi="Helvetica" w:eastAsia="Helvetica" w:cs="Helvetica"/>
-                <w:i w:val="false"/>
-                <w:b w:val="false"/>
-                <w:u w:val="none"/>
-                <w:sz w:val="22"/>
-                <w:szCs w:val="22"/>
-                <w:color w:val="000000"/>
-              </w:rPr>
-            </w:pPr>
-            <w:r>
-              <w:rPr>
-                <w:rFonts w:ascii="Helvetica" w:hAnsi="Helvetica" w:eastAsia="Helvetica" w:cs="Helvetica"/>
-                <w:i w:val="false"/>
-                <w:b w:val="false"/>
-                <w:u w:val="none"/>
-                <w:sz w:val="22"/>
-                <w:szCs w:val="22"/>
-                <w:color w:val="000000"/>
-              </w:rPr>
-              <w:t xml:space="preserve">0.340</w:t>
+              <w:t xml:space="preserve">0.50</w:t>
+            </w:r>
+          </w:p>
+        </w:tc>
+        <w:tc>
+          <w:tcPr>
+            <w:tcBorders>
+              <w:bottom w:val="none" w:sz="0" w:space="0" w:color="000000"/>
+              <w:top w:val="none" w:sz="0" w:space="0" w:color="000000"/>
+              <w:left w:val="none" w:sz="0" w:space="0" w:color="000000"/>
+              <w:right w:val="none" w:sz="0" w:space="0" w:color="000000"/>
+            </w:tcBorders>
+            <w:shd w:val="clear" w:color="auto" w:fill="FFFFFF"/>
+            <w:tcMar>
+              <w:top w:w="0" w:type="dxa"/>
+              <w:bottom w:w="0" w:type="dxa"/>
+              <w:left w:w="0" w:type="dxa"/>
+              <w:right w:w="0" w:type="dxa"/>
+            </w:tcMar>
+            <w:vAlign w:val="top"/>
+          </w:tcPr>
+          <w:p>
+            <w:pPr>
+              <w:pStyle w:val="Normal"/>
+              <w:jc w:val="center"/>
+              <w:pBdr>
+                <w:bottom w:val="none" w:sz="0" w:space="0" w:color="000000"/>
+                <w:top w:val="none" w:sz="0" w:space="0" w:color="000000"/>
+                <w:left w:val="none" w:sz="0" w:space="0" w:color="000000"/>
+                <w:right w:val="none" w:sz="0" w:space="0" w:color="000000"/>
+              </w:pBdr>
+              <w:spacing w:after="100" w:before="100" w:line="240"/>
+              <w:ind w:left="100" w:right="100" w:firstLine="0" w:firstLineChars="0"/>
+              <w:rPr>
+                <w:rFonts w:ascii="Helvetica" w:hAnsi="Helvetica" w:eastAsia="Helvetica" w:cs="Helvetica"/>
+                <w:i w:val="false"/>
+                <w:b w:val="false"/>
+                <w:u w:val="none"/>
+                <w:sz w:val="22"/>
+                <w:szCs w:val="22"/>
+                <w:color w:val="000000"/>
+              </w:rPr>
+            </w:pPr>
+            <w:r>
+              <w:rPr>
+                <w:rFonts w:ascii="Helvetica" w:hAnsi="Helvetica" w:eastAsia="Helvetica" w:cs="Helvetica"/>
+                <w:i w:val="false"/>
+                <w:b w:val="false"/>
+                <w:u w:val="none"/>
+                <w:sz w:val="22"/>
+                <w:szCs w:val="22"/>
+                <w:color w:val="000000"/>
+              </w:rPr>
+              <w:t xml:space="preserve">0.13, 1.84</w:t>
+            </w:r>
+          </w:p>
+        </w:tc>
+        <w:tc>
+          <w:tcPr>
+            <w:tcBorders>
+              <w:bottom w:val="none" w:sz="0" w:space="0" w:color="000000"/>
+              <w:top w:val="none" w:sz="0" w:space="0" w:color="000000"/>
+              <w:left w:val="none" w:sz="0" w:space="0" w:color="000000"/>
+              <w:right w:val="none" w:sz="0" w:space="0" w:color="000000"/>
+            </w:tcBorders>
+            <w:shd w:val="clear" w:color="auto" w:fill="FFFFFF"/>
+            <w:tcMar>
+              <w:top w:w="0" w:type="dxa"/>
+              <w:bottom w:w="0" w:type="dxa"/>
+              <w:left w:w="0" w:type="dxa"/>
+              <w:right w:w="0" w:type="dxa"/>
+            </w:tcMar>
+            <w:vAlign w:val="top"/>
+          </w:tcPr>
+          <w:p>
+            <w:pPr>
+              <w:pStyle w:val="Normal"/>
+              <w:jc w:val="center"/>
+              <w:pBdr>
+                <w:bottom w:val="none" w:sz="0" w:space="0" w:color="000000"/>
+                <w:top w:val="none" w:sz="0" w:space="0" w:color="000000"/>
+                <w:left w:val="none" w:sz="0" w:space="0" w:color="000000"/>
+                <w:right w:val="none" w:sz="0" w:space="0" w:color="000000"/>
+              </w:pBdr>
+              <w:spacing w:after="100" w:before="100" w:line="240"/>
+              <w:ind w:left="100" w:right="100" w:firstLine="0" w:firstLineChars="0"/>
+              <w:rPr>
+                <w:rFonts w:ascii="Helvetica" w:hAnsi="Helvetica" w:eastAsia="Helvetica" w:cs="Helvetica"/>
+                <w:i w:val="false"/>
+                <w:b w:val="false"/>
+                <w:u w:val="none"/>
+                <w:sz w:val="22"/>
+                <w:szCs w:val="22"/>
+                <w:color w:val="000000"/>
+              </w:rPr>
+            </w:pPr>
+            <w:r>
+              <w:rPr>
+                <w:rFonts w:ascii="Helvetica" w:hAnsi="Helvetica" w:eastAsia="Helvetica" w:cs="Helvetica"/>
+                <w:i w:val="false"/>
+                <w:b w:val="false"/>
+                <w:u w:val="none"/>
+                <w:sz w:val="22"/>
+                <w:szCs w:val="22"/>
+                <w:color w:val="000000"/>
+              </w:rPr>
+              <w:t xml:space="preserve">0.290</w:t>
             </w:r>
           </w:p>
         </w:tc>
@@ -6687,113 +6687,113 @@
                 <w:szCs w:val="22"/>
                 <w:color w:val="000000"/>
               </w:rPr>
-              <w:t xml:space="preserve">1.71</w:t>
-            </w:r>
-          </w:p>
-        </w:tc>
-        <w:tc>
-          <w:tcPr>
-            <w:tcBorders>
-              <w:bottom w:val="none" w:sz="0" w:space="0" w:color="000000"/>
-              <w:top w:val="none" w:sz="0" w:space="0" w:color="000000"/>
-              <w:left w:val="none" w:sz="0" w:space="0" w:color="000000"/>
-              <w:right w:val="none" w:sz="0" w:space="0" w:color="000000"/>
-            </w:tcBorders>
-            <w:shd w:val="clear" w:color="auto" w:fill="FFFFFF"/>
-            <w:tcMar>
-              <w:top w:w="0" w:type="dxa"/>
-              <w:bottom w:w="0" w:type="dxa"/>
-              <w:left w:w="0" w:type="dxa"/>
-              <w:right w:w="0" w:type="dxa"/>
-            </w:tcMar>
-            <w:vAlign w:val="top"/>
-          </w:tcPr>
-          <w:p>
-            <w:pPr>
-              <w:pStyle w:val="Normal"/>
-              <w:jc w:val="center"/>
-              <w:pBdr>
-                <w:bottom w:val="none" w:sz="0" w:space="0" w:color="000000"/>
-                <w:top w:val="none" w:sz="0" w:space="0" w:color="000000"/>
-                <w:left w:val="none" w:sz="0" w:space="0" w:color="000000"/>
-                <w:right w:val="none" w:sz="0" w:space="0" w:color="000000"/>
-              </w:pBdr>
-              <w:spacing w:after="100" w:before="100" w:line="240"/>
-              <w:ind w:left="100" w:right="100" w:firstLine="0" w:firstLineChars="0"/>
-              <w:rPr>
-                <w:rFonts w:ascii="Helvetica" w:hAnsi="Helvetica" w:eastAsia="Helvetica" w:cs="Helvetica"/>
-                <w:i w:val="false"/>
-                <w:b w:val="false"/>
-                <w:u w:val="none"/>
-                <w:sz w:val="22"/>
-                <w:szCs w:val="22"/>
-                <w:color w:val="000000"/>
-              </w:rPr>
-            </w:pPr>
-            <w:r>
-              <w:rPr>
-                <w:rFonts w:ascii="Helvetica" w:hAnsi="Helvetica" w:eastAsia="Helvetica" w:cs="Helvetica"/>
-                <w:i w:val="false"/>
-                <w:b w:val="false"/>
-                <w:u w:val="none"/>
-                <w:sz w:val="22"/>
-                <w:szCs w:val="22"/>
-                <w:color w:val="000000"/>
-              </w:rPr>
-              <w:t xml:space="preserve">0.52, 5.63</w:t>
-            </w:r>
-          </w:p>
-        </w:tc>
-        <w:tc>
-          <w:tcPr>
-            <w:tcBorders>
-              <w:bottom w:val="none" w:sz="0" w:space="0" w:color="000000"/>
-              <w:top w:val="none" w:sz="0" w:space="0" w:color="000000"/>
-              <w:left w:val="none" w:sz="0" w:space="0" w:color="000000"/>
-              <w:right w:val="none" w:sz="0" w:space="0" w:color="000000"/>
-            </w:tcBorders>
-            <w:shd w:val="clear" w:color="auto" w:fill="FFFFFF"/>
-            <w:tcMar>
-              <w:top w:w="0" w:type="dxa"/>
-              <w:bottom w:w="0" w:type="dxa"/>
-              <w:left w:w="0" w:type="dxa"/>
-              <w:right w:w="0" w:type="dxa"/>
-            </w:tcMar>
-            <w:vAlign w:val="top"/>
-          </w:tcPr>
-          <w:p>
-            <w:pPr>
-              <w:pStyle w:val="Normal"/>
-              <w:jc w:val="center"/>
-              <w:pBdr>
-                <w:bottom w:val="none" w:sz="0" w:space="0" w:color="000000"/>
-                <w:top w:val="none" w:sz="0" w:space="0" w:color="000000"/>
-                <w:left w:val="none" w:sz="0" w:space="0" w:color="000000"/>
-                <w:right w:val="none" w:sz="0" w:space="0" w:color="000000"/>
-              </w:pBdr>
-              <w:spacing w:after="100" w:before="100" w:line="240"/>
-              <w:ind w:left="100" w:right="100" w:firstLine="0" w:firstLineChars="0"/>
-              <w:rPr>
-                <w:rFonts w:ascii="Helvetica" w:hAnsi="Helvetica" w:eastAsia="Helvetica" w:cs="Helvetica"/>
-                <w:i w:val="false"/>
-                <w:b w:val="false"/>
-                <w:u w:val="none"/>
-                <w:sz w:val="22"/>
-                <w:szCs w:val="22"/>
-                <w:color w:val="000000"/>
-              </w:rPr>
-            </w:pPr>
-            <w:r>
-              <w:rPr>
-                <w:rFonts w:ascii="Helvetica" w:hAnsi="Helvetica" w:eastAsia="Helvetica" w:cs="Helvetica"/>
-                <w:i w:val="false"/>
-                <w:b w:val="false"/>
-                <w:u w:val="none"/>
-                <w:sz w:val="22"/>
-                <w:szCs w:val="22"/>
-                <w:color w:val="000000"/>
-              </w:rPr>
-              <w:t xml:space="preserve">0.380</w:t>
+              <w:t xml:space="preserve">1.62</w:t>
+            </w:r>
+          </w:p>
+        </w:tc>
+        <w:tc>
+          <w:tcPr>
+            <w:tcBorders>
+              <w:bottom w:val="none" w:sz="0" w:space="0" w:color="000000"/>
+              <w:top w:val="none" w:sz="0" w:space="0" w:color="000000"/>
+              <w:left w:val="none" w:sz="0" w:space="0" w:color="000000"/>
+              <w:right w:val="none" w:sz="0" w:space="0" w:color="000000"/>
+            </w:tcBorders>
+            <w:shd w:val="clear" w:color="auto" w:fill="FFFFFF"/>
+            <w:tcMar>
+              <w:top w:w="0" w:type="dxa"/>
+              <w:bottom w:w="0" w:type="dxa"/>
+              <w:left w:w="0" w:type="dxa"/>
+              <w:right w:w="0" w:type="dxa"/>
+            </w:tcMar>
+            <w:vAlign w:val="top"/>
+          </w:tcPr>
+          <w:p>
+            <w:pPr>
+              <w:pStyle w:val="Normal"/>
+              <w:jc w:val="center"/>
+              <w:pBdr>
+                <w:bottom w:val="none" w:sz="0" w:space="0" w:color="000000"/>
+                <w:top w:val="none" w:sz="0" w:space="0" w:color="000000"/>
+                <w:left w:val="none" w:sz="0" w:space="0" w:color="000000"/>
+                <w:right w:val="none" w:sz="0" w:space="0" w:color="000000"/>
+              </w:pBdr>
+              <w:spacing w:after="100" w:before="100" w:line="240"/>
+              <w:ind w:left="100" w:right="100" w:firstLine="0" w:firstLineChars="0"/>
+              <w:rPr>
+                <w:rFonts w:ascii="Helvetica" w:hAnsi="Helvetica" w:eastAsia="Helvetica" w:cs="Helvetica"/>
+                <w:i w:val="false"/>
+                <w:b w:val="false"/>
+                <w:u w:val="none"/>
+                <w:sz w:val="22"/>
+                <w:szCs w:val="22"/>
+                <w:color w:val="000000"/>
+              </w:rPr>
+            </w:pPr>
+            <w:r>
+              <w:rPr>
+                <w:rFonts w:ascii="Helvetica" w:hAnsi="Helvetica" w:eastAsia="Helvetica" w:cs="Helvetica"/>
+                <w:i w:val="false"/>
+                <w:b w:val="false"/>
+                <w:u w:val="none"/>
+                <w:sz w:val="22"/>
+                <w:szCs w:val="22"/>
+                <w:color w:val="000000"/>
+              </w:rPr>
+              <w:t xml:space="preserve">0.49, 5.31</w:t>
+            </w:r>
+          </w:p>
+        </w:tc>
+        <w:tc>
+          <w:tcPr>
+            <w:tcBorders>
+              <w:bottom w:val="none" w:sz="0" w:space="0" w:color="000000"/>
+              <w:top w:val="none" w:sz="0" w:space="0" w:color="000000"/>
+              <w:left w:val="none" w:sz="0" w:space="0" w:color="000000"/>
+              <w:right w:val="none" w:sz="0" w:space="0" w:color="000000"/>
+            </w:tcBorders>
+            <w:shd w:val="clear" w:color="auto" w:fill="FFFFFF"/>
+            <w:tcMar>
+              <w:top w:w="0" w:type="dxa"/>
+              <w:bottom w:w="0" w:type="dxa"/>
+              <w:left w:w="0" w:type="dxa"/>
+              <w:right w:w="0" w:type="dxa"/>
+            </w:tcMar>
+            <w:vAlign w:val="top"/>
+          </w:tcPr>
+          <w:p>
+            <w:pPr>
+              <w:pStyle w:val="Normal"/>
+              <w:jc w:val="center"/>
+              <w:pBdr>
+                <w:bottom w:val="none" w:sz="0" w:space="0" w:color="000000"/>
+                <w:top w:val="none" w:sz="0" w:space="0" w:color="000000"/>
+                <w:left w:val="none" w:sz="0" w:space="0" w:color="000000"/>
+                <w:right w:val="none" w:sz="0" w:space="0" w:color="000000"/>
+              </w:pBdr>
+              <w:spacing w:after="100" w:before="100" w:line="240"/>
+              <w:ind w:left="100" w:right="100" w:firstLine="0" w:firstLineChars="0"/>
+              <w:rPr>
+                <w:rFonts w:ascii="Helvetica" w:hAnsi="Helvetica" w:eastAsia="Helvetica" w:cs="Helvetica"/>
+                <w:i w:val="false"/>
+                <w:b w:val="false"/>
+                <w:u w:val="none"/>
+                <w:sz w:val="22"/>
+                <w:szCs w:val="22"/>
+                <w:color w:val="000000"/>
+              </w:rPr>
+            </w:pPr>
+            <w:r>
+              <w:rPr>
+                <w:rFonts w:ascii="Helvetica" w:hAnsi="Helvetica" w:eastAsia="Helvetica" w:cs="Helvetica"/>
+                <w:i w:val="false"/>
+                <w:b w:val="false"/>
+                <w:u w:val="none"/>
+                <w:sz w:val="22"/>
+                <w:szCs w:val="22"/>
+                <w:color w:val="000000"/>
+              </w:rPr>
+              <w:t xml:space="preserve">0.430</w:t>
             </w:r>
           </w:p>
         </w:tc>
@@ -7170,113 +7170,113 @@
                 <w:szCs w:val="22"/>
                 <w:color w:val="000000"/>
               </w:rPr>
-              <w:t xml:space="preserve">1.28</w:t>
-            </w:r>
-          </w:p>
-        </w:tc>
-        <w:tc>
-          <w:tcPr>
-            <w:tcBorders>
-              <w:bottom w:val="none" w:sz="0" w:space="0" w:color="000000"/>
-              <w:top w:val="none" w:sz="0" w:space="0" w:color="000000"/>
-              <w:left w:val="none" w:sz="0" w:space="0" w:color="000000"/>
-              <w:right w:val="none" w:sz="0" w:space="0" w:color="000000"/>
-            </w:tcBorders>
-            <w:shd w:val="clear" w:color="auto" w:fill="FFFFFF"/>
-            <w:tcMar>
-              <w:top w:w="0" w:type="dxa"/>
-              <w:bottom w:w="0" w:type="dxa"/>
-              <w:left w:w="0" w:type="dxa"/>
-              <w:right w:w="0" w:type="dxa"/>
-            </w:tcMar>
-            <w:vAlign w:val="top"/>
-          </w:tcPr>
-          <w:p>
-            <w:pPr>
-              <w:pStyle w:val="Normal"/>
-              <w:jc w:val="center"/>
-              <w:pBdr>
-                <w:bottom w:val="none" w:sz="0" w:space="0" w:color="000000"/>
-                <w:top w:val="none" w:sz="0" w:space="0" w:color="000000"/>
-                <w:left w:val="none" w:sz="0" w:space="0" w:color="000000"/>
-                <w:right w:val="none" w:sz="0" w:space="0" w:color="000000"/>
-              </w:pBdr>
-              <w:spacing w:after="100" w:before="100" w:line="240"/>
-              <w:ind w:left="100" w:right="100" w:firstLine="0" w:firstLineChars="0"/>
-              <w:rPr>
-                <w:rFonts w:ascii="Helvetica" w:hAnsi="Helvetica" w:eastAsia="Helvetica" w:cs="Helvetica"/>
-                <w:i w:val="false"/>
-                <w:b w:val="false"/>
-                <w:u w:val="none"/>
-                <w:sz w:val="22"/>
-                <w:szCs w:val="22"/>
-                <w:color w:val="000000"/>
-              </w:rPr>
-            </w:pPr>
-            <w:r>
-              <w:rPr>
-                <w:rFonts w:ascii="Helvetica" w:hAnsi="Helvetica" w:eastAsia="Helvetica" w:cs="Helvetica"/>
-                <w:i w:val="false"/>
-                <w:b w:val="false"/>
-                <w:u w:val="none"/>
-                <w:sz w:val="22"/>
-                <w:szCs w:val="22"/>
-                <w:color w:val="000000"/>
-              </w:rPr>
-              <w:t xml:space="preserve">0.16, 10.3</w:t>
-            </w:r>
-          </w:p>
-        </w:tc>
-        <w:tc>
-          <w:tcPr>
-            <w:tcBorders>
-              <w:bottom w:val="none" w:sz="0" w:space="0" w:color="000000"/>
-              <w:top w:val="none" w:sz="0" w:space="0" w:color="000000"/>
-              <w:left w:val="none" w:sz="0" w:space="0" w:color="000000"/>
-              <w:right w:val="none" w:sz="0" w:space="0" w:color="000000"/>
-            </w:tcBorders>
-            <w:shd w:val="clear" w:color="auto" w:fill="FFFFFF"/>
-            <w:tcMar>
-              <w:top w:w="0" w:type="dxa"/>
-              <w:bottom w:w="0" w:type="dxa"/>
-              <w:left w:w="0" w:type="dxa"/>
-              <w:right w:w="0" w:type="dxa"/>
-            </w:tcMar>
-            <w:vAlign w:val="top"/>
-          </w:tcPr>
-          <w:p>
-            <w:pPr>
-              <w:pStyle w:val="Normal"/>
-              <w:jc w:val="center"/>
-              <w:pBdr>
-                <w:bottom w:val="none" w:sz="0" w:space="0" w:color="000000"/>
-                <w:top w:val="none" w:sz="0" w:space="0" w:color="000000"/>
-                <w:left w:val="none" w:sz="0" w:space="0" w:color="000000"/>
-                <w:right w:val="none" w:sz="0" w:space="0" w:color="000000"/>
-              </w:pBdr>
-              <w:spacing w:after="100" w:before="100" w:line="240"/>
-              <w:ind w:left="100" w:right="100" w:firstLine="0" w:firstLineChars="0"/>
-              <w:rPr>
-                <w:rFonts w:ascii="Helvetica" w:hAnsi="Helvetica" w:eastAsia="Helvetica" w:cs="Helvetica"/>
-                <w:i w:val="false"/>
-                <w:b w:val="false"/>
-                <w:u w:val="none"/>
-                <w:sz w:val="22"/>
-                <w:szCs w:val="22"/>
-                <w:color w:val="000000"/>
-              </w:rPr>
-            </w:pPr>
-            <w:r>
-              <w:rPr>
-                <w:rFonts w:ascii="Helvetica" w:hAnsi="Helvetica" w:eastAsia="Helvetica" w:cs="Helvetica"/>
-                <w:i w:val="false"/>
-                <w:b w:val="false"/>
-                <w:u w:val="none"/>
-                <w:sz w:val="22"/>
-                <w:szCs w:val="22"/>
-                <w:color w:val="000000"/>
-              </w:rPr>
-              <w:t xml:space="preserve">0.810</w:t>
+              <w:t xml:space="preserve">1.21</w:t>
+            </w:r>
+          </w:p>
+        </w:tc>
+        <w:tc>
+          <w:tcPr>
+            <w:tcBorders>
+              <w:bottom w:val="none" w:sz="0" w:space="0" w:color="000000"/>
+              <w:top w:val="none" w:sz="0" w:space="0" w:color="000000"/>
+              <w:left w:val="none" w:sz="0" w:space="0" w:color="000000"/>
+              <w:right w:val="none" w:sz="0" w:space="0" w:color="000000"/>
+            </w:tcBorders>
+            <w:shd w:val="clear" w:color="auto" w:fill="FFFFFF"/>
+            <w:tcMar>
+              <w:top w:w="0" w:type="dxa"/>
+              <w:bottom w:w="0" w:type="dxa"/>
+              <w:left w:w="0" w:type="dxa"/>
+              <w:right w:w="0" w:type="dxa"/>
+            </w:tcMar>
+            <w:vAlign w:val="top"/>
+          </w:tcPr>
+          <w:p>
+            <w:pPr>
+              <w:pStyle w:val="Normal"/>
+              <w:jc w:val="center"/>
+              <w:pBdr>
+                <w:bottom w:val="none" w:sz="0" w:space="0" w:color="000000"/>
+                <w:top w:val="none" w:sz="0" w:space="0" w:color="000000"/>
+                <w:left w:val="none" w:sz="0" w:space="0" w:color="000000"/>
+                <w:right w:val="none" w:sz="0" w:space="0" w:color="000000"/>
+              </w:pBdr>
+              <w:spacing w:after="100" w:before="100" w:line="240"/>
+              <w:ind w:left="100" w:right="100" w:firstLine="0" w:firstLineChars="0"/>
+              <w:rPr>
+                <w:rFonts w:ascii="Helvetica" w:hAnsi="Helvetica" w:eastAsia="Helvetica" w:cs="Helvetica"/>
+                <w:i w:val="false"/>
+                <w:b w:val="false"/>
+                <w:u w:val="none"/>
+                <w:sz w:val="22"/>
+                <w:szCs w:val="22"/>
+                <w:color w:val="000000"/>
+              </w:rPr>
+            </w:pPr>
+            <w:r>
+              <w:rPr>
+                <w:rFonts w:ascii="Helvetica" w:hAnsi="Helvetica" w:eastAsia="Helvetica" w:cs="Helvetica"/>
+                <w:i w:val="false"/>
+                <w:b w:val="false"/>
+                <w:u w:val="none"/>
+                <w:sz w:val="22"/>
+                <w:szCs w:val="22"/>
+                <w:color w:val="000000"/>
+              </w:rPr>
+              <w:t xml:space="preserve">0.15, 9.69</w:t>
+            </w:r>
+          </w:p>
+        </w:tc>
+        <w:tc>
+          <w:tcPr>
+            <w:tcBorders>
+              <w:bottom w:val="none" w:sz="0" w:space="0" w:color="000000"/>
+              <w:top w:val="none" w:sz="0" w:space="0" w:color="000000"/>
+              <w:left w:val="none" w:sz="0" w:space="0" w:color="000000"/>
+              <w:right w:val="none" w:sz="0" w:space="0" w:color="000000"/>
+            </w:tcBorders>
+            <w:shd w:val="clear" w:color="auto" w:fill="FFFFFF"/>
+            <w:tcMar>
+              <w:top w:w="0" w:type="dxa"/>
+              <w:bottom w:w="0" w:type="dxa"/>
+              <w:left w:w="0" w:type="dxa"/>
+              <w:right w:w="0" w:type="dxa"/>
+            </w:tcMar>
+            <w:vAlign w:val="top"/>
+          </w:tcPr>
+          <w:p>
+            <w:pPr>
+              <w:pStyle w:val="Normal"/>
+              <w:jc w:val="center"/>
+              <w:pBdr>
+                <w:bottom w:val="none" w:sz="0" w:space="0" w:color="000000"/>
+                <w:top w:val="none" w:sz="0" w:space="0" w:color="000000"/>
+                <w:left w:val="none" w:sz="0" w:space="0" w:color="000000"/>
+                <w:right w:val="none" w:sz="0" w:space="0" w:color="000000"/>
+              </w:pBdr>
+              <w:spacing w:after="100" w:before="100" w:line="240"/>
+              <w:ind w:left="100" w:right="100" w:firstLine="0" w:firstLineChars="0"/>
+              <w:rPr>
+                <w:rFonts w:ascii="Helvetica" w:hAnsi="Helvetica" w:eastAsia="Helvetica" w:cs="Helvetica"/>
+                <w:i w:val="false"/>
+                <w:b w:val="false"/>
+                <w:u w:val="none"/>
+                <w:sz w:val="22"/>
+                <w:szCs w:val="22"/>
+                <w:color w:val="000000"/>
+              </w:rPr>
+            </w:pPr>
+            <w:r>
+              <w:rPr>
+                <w:rFonts w:ascii="Helvetica" w:hAnsi="Helvetica" w:eastAsia="Helvetica" w:cs="Helvetica"/>
+                <w:i w:val="false"/>
+                <w:b w:val="false"/>
+                <w:u w:val="none"/>
+                <w:sz w:val="22"/>
+                <w:szCs w:val="22"/>
+                <w:color w:val="000000"/>
+              </w:rPr>
+              <w:t xml:space="preserve">0.860</w:t>
             </w:r>
           </w:p>
         </w:tc>
@@ -7653,113 +7653,113 @@
                 <w:szCs w:val="22"/>
                 <w:color w:val="000000"/>
               </w:rPr>
-              <w:t xml:space="preserve">0.20</w:t>
-            </w:r>
-          </w:p>
-        </w:tc>
-        <w:tc>
-          <w:tcPr>
-            <w:tcBorders>
-              <w:bottom w:val="none" w:sz="0" w:space="0" w:color="000000"/>
-              <w:top w:val="none" w:sz="0" w:space="0" w:color="000000"/>
-              <w:left w:val="none" w:sz="0" w:space="0" w:color="000000"/>
-              <w:right w:val="none" w:sz="0" w:space="0" w:color="000000"/>
-            </w:tcBorders>
-            <w:shd w:val="clear" w:color="auto" w:fill="FFFFFF"/>
-            <w:tcMar>
-              <w:top w:w="0" w:type="dxa"/>
-              <w:bottom w:w="0" w:type="dxa"/>
-              <w:left w:w="0" w:type="dxa"/>
-              <w:right w:w="0" w:type="dxa"/>
-            </w:tcMar>
-            <w:vAlign w:val="top"/>
-          </w:tcPr>
-          <w:p>
-            <w:pPr>
-              <w:pStyle w:val="Normal"/>
-              <w:jc w:val="center"/>
-              <w:pBdr>
-                <w:bottom w:val="none" w:sz="0" w:space="0" w:color="000000"/>
-                <w:top w:val="none" w:sz="0" w:space="0" w:color="000000"/>
-                <w:left w:val="none" w:sz="0" w:space="0" w:color="000000"/>
-                <w:right w:val="none" w:sz="0" w:space="0" w:color="000000"/>
-              </w:pBdr>
-              <w:spacing w:after="100" w:before="100" w:line="240"/>
-              <w:ind w:left="100" w:right="100" w:firstLine="0" w:firstLineChars="0"/>
-              <w:rPr>
-                <w:rFonts w:ascii="Helvetica" w:hAnsi="Helvetica" w:eastAsia="Helvetica" w:cs="Helvetica"/>
-                <w:i w:val="false"/>
-                <w:b w:val="false"/>
-                <w:u w:val="none"/>
-                <w:sz w:val="22"/>
-                <w:szCs w:val="22"/>
-                <w:color w:val="000000"/>
-              </w:rPr>
-            </w:pPr>
-            <w:r>
-              <w:rPr>
-                <w:rFonts w:ascii="Helvetica" w:hAnsi="Helvetica" w:eastAsia="Helvetica" w:cs="Helvetica"/>
-                <w:i w:val="false"/>
-                <w:b w:val="false"/>
-                <w:u w:val="none"/>
-                <w:sz w:val="22"/>
-                <w:szCs w:val="22"/>
-                <w:color w:val="000000"/>
-              </w:rPr>
-              <w:t xml:space="preserve">0.04, 0.87</w:t>
-            </w:r>
-          </w:p>
-        </w:tc>
-        <w:tc>
-          <w:tcPr>
-            <w:tcBorders>
-              <w:bottom w:val="none" w:sz="0" w:space="0" w:color="000000"/>
-              <w:top w:val="none" w:sz="0" w:space="0" w:color="000000"/>
-              <w:left w:val="none" w:sz="0" w:space="0" w:color="000000"/>
-              <w:right w:val="none" w:sz="0" w:space="0" w:color="000000"/>
-            </w:tcBorders>
-            <w:shd w:val="clear" w:color="auto" w:fill="FFFFFF"/>
-            <w:tcMar>
-              <w:top w:w="0" w:type="dxa"/>
-              <w:bottom w:w="0" w:type="dxa"/>
-              <w:left w:w="0" w:type="dxa"/>
-              <w:right w:w="0" w:type="dxa"/>
-            </w:tcMar>
-            <w:vAlign w:val="top"/>
-          </w:tcPr>
-          <w:p>
-            <w:pPr>
-              <w:pStyle w:val="Normal"/>
-              <w:jc w:val="center"/>
-              <w:pBdr>
-                <w:bottom w:val="none" w:sz="0" w:space="0" w:color="000000"/>
-                <w:top w:val="none" w:sz="0" w:space="0" w:color="000000"/>
-                <w:left w:val="none" w:sz="0" w:space="0" w:color="000000"/>
-                <w:right w:val="none" w:sz="0" w:space="0" w:color="000000"/>
-              </w:pBdr>
-              <w:spacing w:after="100" w:before="100" w:line="240"/>
-              <w:ind w:left="100" w:right="100" w:firstLine="0" w:firstLineChars="0"/>
-              <w:rPr>
-                <w:rFonts w:ascii="Helvetica" w:hAnsi="Helvetica" w:eastAsia="Helvetica" w:cs="Helvetica"/>
-                <w:i w:val="false"/>
-                <w:b w:val="false"/>
-                <w:u w:val="none"/>
-                <w:sz w:val="22"/>
-                <w:szCs w:val="22"/>
-                <w:color w:val="000000"/>
-              </w:rPr>
-            </w:pPr>
-            <w:r>
-              <w:rPr>
-                <w:rFonts w:ascii="Helvetica" w:hAnsi="Helvetica" w:eastAsia="Helvetica" w:cs="Helvetica"/>
-                <w:i w:val="false"/>
-                <w:b w:val="false"/>
-                <w:u w:val="none"/>
-                <w:sz w:val="22"/>
-                <w:szCs w:val="22"/>
-                <w:color w:val="000000"/>
-              </w:rPr>
-              <w:t xml:space="preserve">0.032</w:t>
+              <w:t xml:space="preserve">0.19</w:t>
+            </w:r>
+          </w:p>
+        </w:tc>
+        <w:tc>
+          <w:tcPr>
+            <w:tcBorders>
+              <w:bottom w:val="none" w:sz="0" w:space="0" w:color="000000"/>
+              <w:top w:val="none" w:sz="0" w:space="0" w:color="000000"/>
+              <w:left w:val="none" w:sz="0" w:space="0" w:color="000000"/>
+              <w:right w:val="none" w:sz="0" w:space="0" w:color="000000"/>
+            </w:tcBorders>
+            <w:shd w:val="clear" w:color="auto" w:fill="FFFFFF"/>
+            <w:tcMar>
+              <w:top w:w="0" w:type="dxa"/>
+              <w:bottom w:w="0" w:type="dxa"/>
+              <w:left w:w="0" w:type="dxa"/>
+              <w:right w:w="0" w:type="dxa"/>
+            </w:tcMar>
+            <w:vAlign w:val="top"/>
+          </w:tcPr>
+          <w:p>
+            <w:pPr>
+              <w:pStyle w:val="Normal"/>
+              <w:jc w:val="center"/>
+              <w:pBdr>
+                <w:bottom w:val="none" w:sz="0" w:space="0" w:color="000000"/>
+                <w:top w:val="none" w:sz="0" w:space="0" w:color="000000"/>
+                <w:left w:val="none" w:sz="0" w:space="0" w:color="000000"/>
+                <w:right w:val="none" w:sz="0" w:space="0" w:color="000000"/>
+              </w:pBdr>
+              <w:spacing w:after="100" w:before="100" w:line="240"/>
+              <w:ind w:left="100" w:right="100" w:firstLine="0" w:firstLineChars="0"/>
+              <w:rPr>
+                <w:rFonts w:ascii="Helvetica" w:hAnsi="Helvetica" w:eastAsia="Helvetica" w:cs="Helvetica"/>
+                <w:i w:val="false"/>
+                <w:b w:val="false"/>
+                <w:u w:val="none"/>
+                <w:sz w:val="22"/>
+                <w:szCs w:val="22"/>
+                <w:color w:val="000000"/>
+              </w:rPr>
+            </w:pPr>
+            <w:r>
+              <w:rPr>
+                <w:rFonts w:ascii="Helvetica" w:hAnsi="Helvetica" w:eastAsia="Helvetica" w:cs="Helvetica"/>
+                <w:i w:val="false"/>
+                <w:b w:val="false"/>
+                <w:u w:val="none"/>
+                <w:sz w:val="22"/>
+                <w:szCs w:val="22"/>
+                <w:color w:val="000000"/>
+              </w:rPr>
+              <w:t xml:space="preserve">0.04, 0.82</w:t>
+            </w:r>
+          </w:p>
+        </w:tc>
+        <w:tc>
+          <w:tcPr>
+            <w:tcBorders>
+              <w:bottom w:val="none" w:sz="0" w:space="0" w:color="000000"/>
+              <w:top w:val="none" w:sz="0" w:space="0" w:color="000000"/>
+              <w:left w:val="none" w:sz="0" w:space="0" w:color="000000"/>
+              <w:right w:val="none" w:sz="0" w:space="0" w:color="000000"/>
+            </w:tcBorders>
+            <w:shd w:val="clear" w:color="auto" w:fill="FFFFFF"/>
+            <w:tcMar>
+              <w:top w:w="0" w:type="dxa"/>
+              <w:bottom w:w="0" w:type="dxa"/>
+              <w:left w:w="0" w:type="dxa"/>
+              <w:right w:w="0" w:type="dxa"/>
+            </w:tcMar>
+            <w:vAlign w:val="top"/>
+          </w:tcPr>
+          <w:p>
+            <w:pPr>
+              <w:pStyle w:val="Normal"/>
+              <w:jc w:val="center"/>
+              <w:pBdr>
+                <w:bottom w:val="none" w:sz="0" w:space="0" w:color="000000"/>
+                <w:top w:val="none" w:sz="0" w:space="0" w:color="000000"/>
+                <w:left w:val="none" w:sz="0" w:space="0" w:color="000000"/>
+                <w:right w:val="none" w:sz="0" w:space="0" w:color="000000"/>
+              </w:pBdr>
+              <w:spacing w:after="100" w:before="100" w:line="240"/>
+              <w:ind w:left="100" w:right="100" w:firstLine="0" w:firstLineChars="0"/>
+              <w:rPr>
+                <w:rFonts w:ascii="Helvetica" w:hAnsi="Helvetica" w:eastAsia="Helvetica" w:cs="Helvetica"/>
+                <w:i w:val="false"/>
+                <w:b w:val="false"/>
+                <w:u w:val="none"/>
+                <w:sz w:val="22"/>
+                <w:szCs w:val="22"/>
+                <w:color w:val="000000"/>
+              </w:rPr>
+            </w:pPr>
+            <w:r>
+              <w:rPr>
+                <w:rFonts w:ascii="Helvetica" w:hAnsi="Helvetica" w:eastAsia="Helvetica" w:cs="Helvetica"/>
+                <w:i w:val="false"/>
+                <w:b w:val="false"/>
+                <w:u w:val="none"/>
+                <w:sz w:val="22"/>
+                <w:szCs w:val="22"/>
+                <w:color w:val="000000"/>
+              </w:rPr>
+              <w:t xml:space="preserve">0.027</w:t>
             </w:r>
           </w:p>
         </w:tc>
@@ -8136,113 +8136,113 @@
                 <w:szCs w:val="22"/>
                 <w:color w:val="000000"/>
               </w:rPr>
-              <w:t xml:space="preserve">0.95</w:t>
-            </w:r>
-          </w:p>
-        </w:tc>
-        <w:tc>
-          <w:tcPr>
-            <w:tcBorders>
-              <w:bottom w:val="none" w:sz="0" w:space="0" w:color="000000"/>
-              <w:top w:val="none" w:sz="0" w:space="0" w:color="000000"/>
-              <w:left w:val="none" w:sz="0" w:space="0" w:color="000000"/>
-              <w:right w:val="none" w:sz="0" w:space="0" w:color="000000"/>
-            </w:tcBorders>
-            <w:shd w:val="clear" w:color="auto" w:fill="FFFFFF"/>
-            <w:tcMar>
-              <w:top w:w="0" w:type="dxa"/>
-              <w:bottom w:w="0" w:type="dxa"/>
-              <w:left w:w="0" w:type="dxa"/>
-              <w:right w:w="0" w:type="dxa"/>
-            </w:tcMar>
-            <w:vAlign w:val="top"/>
-          </w:tcPr>
-          <w:p>
-            <w:pPr>
-              <w:pStyle w:val="Normal"/>
-              <w:jc w:val="center"/>
-              <w:pBdr>
-                <w:bottom w:val="none" w:sz="0" w:space="0" w:color="000000"/>
-                <w:top w:val="none" w:sz="0" w:space="0" w:color="000000"/>
-                <w:left w:val="none" w:sz="0" w:space="0" w:color="000000"/>
-                <w:right w:val="none" w:sz="0" w:space="0" w:color="000000"/>
-              </w:pBdr>
-              <w:spacing w:after="100" w:before="100" w:line="240"/>
-              <w:ind w:left="100" w:right="100" w:firstLine="0" w:firstLineChars="0"/>
-              <w:rPr>
-                <w:rFonts w:ascii="Helvetica" w:hAnsi="Helvetica" w:eastAsia="Helvetica" w:cs="Helvetica"/>
-                <w:i w:val="false"/>
-                <w:b w:val="false"/>
-                <w:u w:val="none"/>
-                <w:sz w:val="22"/>
-                <w:szCs w:val="22"/>
-                <w:color w:val="000000"/>
-              </w:rPr>
-            </w:pPr>
-            <w:r>
-              <w:rPr>
-                <w:rFonts w:ascii="Helvetica" w:hAnsi="Helvetica" w:eastAsia="Helvetica" w:cs="Helvetica"/>
-                <w:i w:val="false"/>
-                <w:b w:val="false"/>
-                <w:u w:val="none"/>
-                <w:sz w:val="22"/>
-                <w:szCs w:val="22"/>
-                <w:color w:val="000000"/>
-              </w:rPr>
-              <w:t xml:space="preserve">0.17, 5.42</w:t>
-            </w:r>
-          </w:p>
-        </w:tc>
-        <w:tc>
-          <w:tcPr>
-            <w:tcBorders>
-              <w:bottom w:val="none" w:sz="0" w:space="0" w:color="000000"/>
-              <w:top w:val="none" w:sz="0" w:space="0" w:color="000000"/>
-              <w:left w:val="none" w:sz="0" w:space="0" w:color="000000"/>
-              <w:right w:val="none" w:sz="0" w:space="0" w:color="000000"/>
-            </w:tcBorders>
-            <w:shd w:val="clear" w:color="auto" w:fill="FFFFFF"/>
-            <w:tcMar>
-              <w:top w:w="0" w:type="dxa"/>
-              <w:bottom w:w="0" w:type="dxa"/>
-              <w:left w:w="0" w:type="dxa"/>
-              <w:right w:w="0" w:type="dxa"/>
-            </w:tcMar>
-            <w:vAlign w:val="top"/>
-          </w:tcPr>
-          <w:p>
-            <w:pPr>
-              <w:pStyle w:val="Normal"/>
-              <w:jc w:val="center"/>
-              <w:pBdr>
-                <w:bottom w:val="none" w:sz="0" w:space="0" w:color="000000"/>
-                <w:top w:val="none" w:sz="0" w:space="0" w:color="000000"/>
-                <w:left w:val="none" w:sz="0" w:space="0" w:color="000000"/>
-                <w:right w:val="none" w:sz="0" w:space="0" w:color="000000"/>
-              </w:pBdr>
-              <w:spacing w:after="100" w:before="100" w:line="240"/>
-              <w:ind w:left="100" w:right="100" w:firstLine="0" w:firstLineChars="0"/>
-              <w:rPr>
-                <w:rFonts w:ascii="Helvetica" w:hAnsi="Helvetica" w:eastAsia="Helvetica" w:cs="Helvetica"/>
-                <w:i w:val="false"/>
-                <w:b w:val="false"/>
-                <w:u w:val="none"/>
-                <w:sz w:val="22"/>
-                <w:szCs w:val="22"/>
-                <w:color w:val="000000"/>
-              </w:rPr>
-            </w:pPr>
-            <w:r>
-              <w:rPr>
-                <w:rFonts w:ascii="Helvetica" w:hAnsi="Helvetica" w:eastAsia="Helvetica" w:cs="Helvetica"/>
-                <w:i w:val="false"/>
-                <w:b w:val="false"/>
-                <w:u w:val="none"/>
-                <w:sz w:val="22"/>
-                <w:szCs w:val="22"/>
-                <w:color w:val="000000"/>
-              </w:rPr>
-              <w:t xml:space="preserve">0.950</w:t>
+              <w:t xml:space="preserve">0.89</w:t>
+            </w:r>
+          </w:p>
+        </w:tc>
+        <w:tc>
+          <w:tcPr>
+            <w:tcBorders>
+              <w:bottom w:val="none" w:sz="0" w:space="0" w:color="000000"/>
+              <w:top w:val="none" w:sz="0" w:space="0" w:color="000000"/>
+              <w:left w:val="none" w:sz="0" w:space="0" w:color="000000"/>
+              <w:right w:val="none" w:sz="0" w:space="0" w:color="000000"/>
+            </w:tcBorders>
+            <w:shd w:val="clear" w:color="auto" w:fill="FFFFFF"/>
+            <w:tcMar>
+              <w:top w:w="0" w:type="dxa"/>
+              <w:bottom w:w="0" w:type="dxa"/>
+              <w:left w:w="0" w:type="dxa"/>
+              <w:right w:w="0" w:type="dxa"/>
+            </w:tcMar>
+            <w:vAlign w:val="top"/>
+          </w:tcPr>
+          <w:p>
+            <w:pPr>
+              <w:pStyle w:val="Normal"/>
+              <w:jc w:val="center"/>
+              <w:pBdr>
+                <w:bottom w:val="none" w:sz="0" w:space="0" w:color="000000"/>
+                <w:top w:val="none" w:sz="0" w:space="0" w:color="000000"/>
+                <w:left w:val="none" w:sz="0" w:space="0" w:color="000000"/>
+                <w:right w:val="none" w:sz="0" w:space="0" w:color="000000"/>
+              </w:pBdr>
+              <w:spacing w:after="100" w:before="100" w:line="240"/>
+              <w:ind w:left="100" w:right="100" w:firstLine="0" w:firstLineChars="0"/>
+              <w:rPr>
+                <w:rFonts w:ascii="Helvetica" w:hAnsi="Helvetica" w:eastAsia="Helvetica" w:cs="Helvetica"/>
+                <w:i w:val="false"/>
+                <w:b w:val="false"/>
+                <w:u w:val="none"/>
+                <w:sz w:val="22"/>
+                <w:szCs w:val="22"/>
+                <w:color w:val="000000"/>
+              </w:rPr>
+            </w:pPr>
+            <w:r>
+              <w:rPr>
+                <w:rFonts w:ascii="Helvetica" w:hAnsi="Helvetica" w:eastAsia="Helvetica" w:cs="Helvetica"/>
+                <w:i w:val="false"/>
+                <w:b w:val="false"/>
+                <w:u w:val="none"/>
+                <w:sz w:val="22"/>
+                <w:szCs w:val="22"/>
+                <w:color w:val="000000"/>
+              </w:rPr>
+              <w:t xml:space="preserve">0.16, 5.12</w:t>
+            </w:r>
+          </w:p>
+        </w:tc>
+        <w:tc>
+          <w:tcPr>
+            <w:tcBorders>
+              <w:bottom w:val="none" w:sz="0" w:space="0" w:color="000000"/>
+              <w:top w:val="none" w:sz="0" w:space="0" w:color="000000"/>
+              <w:left w:val="none" w:sz="0" w:space="0" w:color="000000"/>
+              <w:right w:val="none" w:sz="0" w:space="0" w:color="000000"/>
+            </w:tcBorders>
+            <w:shd w:val="clear" w:color="auto" w:fill="FFFFFF"/>
+            <w:tcMar>
+              <w:top w:w="0" w:type="dxa"/>
+              <w:bottom w:w="0" w:type="dxa"/>
+              <w:left w:w="0" w:type="dxa"/>
+              <w:right w:w="0" w:type="dxa"/>
+            </w:tcMar>
+            <w:vAlign w:val="top"/>
+          </w:tcPr>
+          <w:p>
+            <w:pPr>
+              <w:pStyle w:val="Normal"/>
+              <w:jc w:val="center"/>
+              <w:pBdr>
+                <w:bottom w:val="none" w:sz="0" w:space="0" w:color="000000"/>
+                <w:top w:val="none" w:sz="0" w:space="0" w:color="000000"/>
+                <w:left w:val="none" w:sz="0" w:space="0" w:color="000000"/>
+                <w:right w:val="none" w:sz="0" w:space="0" w:color="000000"/>
+              </w:pBdr>
+              <w:spacing w:after="100" w:before="100" w:line="240"/>
+              <w:ind w:left="100" w:right="100" w:firstLine="0" w:firstLineChars="0"/>
+              <w:rPr>
+                <w:rFonts w:ascii="Helvetica" w:hAnsi="Helvetica" w:eastAsia="Helvetica" w:cs="Helvetica"/>
+                <w:i w:val="false"/>
+                <w:b w:val="false"/>
+                <w:u w:val="none"/>
+                <w:sz w:val="22"/>
+                <w:szCs w:val="22"/>
+                <w:color w:val="000000"/>
+              </w:rPr>
+            </w:pPr>
+            <w:r>
+              <w:rPr>
+                <w:rFonts w:ascii="Helvetica" w:hAnsi="Helvetica" w:eastAsia="Helvetica" w:cs="Helvetica"/>
+                <w:i w:val="false"/>
+                <w:b w:val="false"/>
+                <w:u w:val="none"/>
+                <w:sz w:val="22"/>
+                <w:szCs w:val="22"/>
+                <w:color w:val="000000"/>
+              </w:rPr>
+              <w:t xml:space="preserve">0.900</w:t>
             </w:r>
           </w:p>
         </w:tc>
@@ -8619,113 +8619,113 @@
                 <w:szCs w:val="22"/>
                 <w:color w:val="000000"/>
               </w:rPr>
-              <w:t xml:space="preserve">1.98</w:t>
-            </w:r>
-          </w:p>
-        </w:tc>
-        <w:tc>
-          <w:tcPr>
-            <w:tcBorders>
-              <w:bottom w:val="none" w:sz="0" w:space="0" w:color="000000"/>
-              <w:top w:val="none" w:sz="0" w:space="0" w:color="000000"/>
-              <w:left w:val="none" w:sz="0" w:space="0" w:color="000000"/>
-              <w:right w:val="none" w:sz="0" w:space="0" w:color="000000"/>
-            </w:tcBorders>
-            <w:shd w:val="clear" w:color="auto" w:fill="FFFFFF"/>
-            <w:tcMar>
-              <w:top w:w="0" w:type="dxa"/>
-              <w:bottom w:w="0" w:type="dxa"/>
-              <w:left w:w="0" w:type="dxa"/>
-              <w:right w:w="0" w:type="dxa"/>
-            </w:tcMar>
-            <w:vAlign w:val="top"/>
-          </w:tcPr>
-          <w:p>
-            <w:pPr>
-              <w:pStyle w:val="Normal"/>
-              <w:jc w:val="center"/>
-              <w:pBdr>
-                <w:bottom w:val="none" w:sz="0" w:space="0" w:color="000000"/>
-                <w:top w:val="none" w:sz="0" w:space="0" w:color="000000"/>
-                <w:left w:val="none" w:sz="0" w:space="0" w:color="000000"/>
-                <w:right w:val="none" w:sz="0" w:space="0" w:color="000000"/>
-              </w:pBdr>
-              <w:spacing w:after="100" w:before="100" w:line="240"/>
-              <w:ind w:left="100" w:right="100" w:firstLine="0" w:firstLineChars="0"/>
-              <w:rPr>
-                <w:rFonts w:ascii="Helvetica" w:hAnsi="Helvetica" w:eastAsia="Helvetica" w:cs="Helvetica"/>
-                <w:i w:val="false"/>
-                <w:b w:val="false"/>
-                <w:u w:val="none"/>
-                <w:sz w:val="22"/>
-                <w:szCs w:val="22"/>
-                <w:color w:val="000000"/>
-              </w:rPr>
-            </w:pPr>
-            <w:r>
-              <w:rPr>
-                <w:rFonts w:ascii="Helvetica" w:hAnsi="Helvetica" w:eastAsia="Helvetica" w:cs="Helvetica"/>
-                <w:i w:val="false"/>
-                <w:b w:val="false"/>
-                <w:u w:val="none"/>
-                <w:sz w:val="22"/>
-                <w:szCs w:val="22"/>
-                <w:color w:val="000000"/>
-              </w:rPr>
-              <w:t xml:space="preserve">0.29, 13.6</w:t>
-            </w:r>
-          </w:p>
-        </w:tc>
-        <w:tc>
-          <w:tcPr>
-            <w:tcBorders>
-              <w:bottom w:val="none" w:sz="0" w:space="0" w:color="000000"/>
-              <w:top w:val="none" w:sz="0" w:space="0" w:color="000000"/>
-              <w:left w:val="none" w:sz="0" w:space="0" w:color="000000"/>
-              <w:right w:val="none" w:sz="0" w:space="0" w:color="000000"/>
-            </w:tcBorders>
-            <w:shd w:val="clear" w:color="auto" w:fill="FFFFFF"/>
-            <w:tcMar>
-              <w:top w:w="0" w:type="dxa"/>
-              <w:bottom w:w="0" w:type="dxa"/>
-              <w:left w:w="0" w:type="dxa"/>
-              <w:right w:w="0" w:type="dxa"/>
-            </w:tcMar>
-            <w:vAlign w:val="top"/>
-          </w:tcPr>
-          <w:p>
-            <w:pPr>
-              <w:pStyle w:val="Normal"/>
-              <w:jc w:val="center"/>
-              <w:pBdr>
-                <w:bottom w:val="none" w:sz="0" w:space="0" w:color="000000"/>
-                <w:top w:val="none" w:sz="0" w:space="0" w:color="000000"/>
-                <w:left w:val="none" w:sz="0" w:space="0" w:color="000000"/>
-                <w:right w:val="none" w:sz="0" w:space="0" w:color="000000"/>
-              </w:pBdr>
-              <w:spacing w:after="100" w:before="100" w:line="240"/>
-              <w:ind w:left="100" w:right="100" w:firstLine="0" w:firstLineChars="0"/>
-              <w:rPr>
-                <w:rFonts w:ascii="Helvetica" w:hAnsi="Helvetica" w:eastAsia="Helvetica" w:cs="Helvetica"/>
-                <w:i w:val="false"/>
-                <w:b w:val="false"/>
-                <w:u w:val="none"/>
-                <w:sz w:val="22"/>
-                <w:szCs w:val="22"/>
-                <w:color w:val="000000"/>
-              </w:rPr>
-            </w:pPr>
-            <w:r>
-              <w:rPr>
-                <w:rFonts w:ascii="Helvetica" w:hAnsi="Helvetica" w:eastAsia="Helvetica" w:cs="Helvetica"/>
-                <w:i w:val="false"/>
-                <w:b w:val="false"/>
-                <w:u w:val="none"/>
-                <w:sz w:val="22"/>
-                <w:szCs w:val="22"/>
-                <w:color w:val="000000"/>
-              </w:rPr>
-              <w:t xml:space="preserve">0.490</w:t>
+              <w:t xml:space="preserve">1.87</w:t>
+            </w:r>
+          </w:p>
+        </w:tc>
+        <w:tc>
+          <w:tcPr>
+            <w:tcBorders>
+              <w:bottom w:val="none" w:sz="0" w:space="0" w:color="000000"/>
+              <w:top w:val="none" w:sz="0" w:space="0" w:color="000000"/>
+              <w:left w:val="none" w:sz="0" w:space="0" w:color="000000"/>
+              <w:right w:val="none" w:sz="0" w:space="0" w:color="000000"/>
+            </w:tcBorders>
+            <w:shd w:val="clear" w:color="auto" w:fill="FFFFFF"/>
+            <w:tcMar>
+              <w:top w:w="0" w:type="dxa"/>
+              <w:bottom w:w="0" w:type="dxa"/>
+              <w:left w:w="0" w:type="dxa"/>
+              <w:right w:w="0" w:type="dxa"/>
+            </w:tcMar>
+            <w:vAlign w:val="top"/>
+          </w:tcPr>
+          <w:p>
+            <w:pPr>
+              <w:pStyle w:val="Normal"/>
+              <w:jc w:val="center"/>
+              <w:pBdr>
+                <w:bottom w:val="none" w:sz="0" w:space="0" w:color="000000"/>
+                <w:top w:val="none" w:sz="0" w:space="0" w:color="000000"/>
+                <w:left w:val="none" w:sz="0" w:space="0" w:color="000000"/>
+                <w:right w:val="none" w:sz="0" w:space="0" w:color="000000"/>
+              </w:pBdr>
+              <w:spacing w:after="100" w:before="100" w:line="240"/>
+              <w:ind w:left="100" w:right="100" w:firstLine="0" w:firstLineChars="0"/>
+              <w:rPr>
+                <w:rFonts w:ascii="Helvetica" w:hAnsi="Helvetica" w:eastAsia="Helvetica" w:cs="Helvetica"/>
+                <w:i w:val="false"/>
+                <w:b w:val="false"/>
+                <w:u w:val="none"/>
+                <w:sz w:val="22"/>
+                <w:szCs w:val="22"/>
+                <w:color w:val="000000"/>
+              </w:rPr>
+            </w:pPr>
+            <w:r>
+              <w:rPr>
+                <w:rFonts w:ascii="Helvetica" w:hAnsi="Helvetica" w:eastAsia="Helvetica" w:cs="Helvetica"/>
+                <w:i w:val="false"/>
+                <w:b w:val="false"/>
+                <w:u w:val="none"/>
+                <w:sz w:val="22"/>
+                <w:szCs w:val="22"/>
+                <w:color w:val="000000"/>
+              </w:rPr>
+              <w:t xml:space="preserve">0.27, 12.9</w:t>
+            </w:r>
+          </w:p>
+        </w:tc>
+        <w:tc>
+          <w:tcPr>
+            <w:tcBorders>
+              <w:bottom w:val="none" w:sz="0" w:space="0" w:color="000000"/>
+              <w:top w:val="none" w:sz="0" w:space="0" w:color="000000"/>
+              <w:left w:val="none" w:sz="0" w:space="0" w:color="000000"/>
+              <w:right w:val="none" w:sz="0" w:space="0" w:color="000000"/>
+            </w:tcBorders>
+            <w:shd w:val="clear" w:color="auto" w:fill="FFFFFF"/>
+            <w:tcMar>
+              <w:top w:w="0" w:type="dxa"/>
+              <w:bottom w:w="0" w:type="dxa"/>
+              <w:left w:w="0" w:type="dxa"/>
+              <w:right w:w="0" w:type="dxa"/>
+            </w:tcMar>
+            <w:vAlign w:val="top"/>
+          </w:tcPr>
+          <w:p>
+            <w:pPr>
+              <w:pStyle w:val="Normal"/>
+              <w:jc w:val="center"/>
+              <w:pBdr>
+                <w:bottom w:val="none" w:sz="0" w:space="0" w:color="000000"/>
+                <w:top w:val="none" w:sz="0" w:space="0" w:color="000000"/>
+                <w:left w:val="none" w:sz="0" w:space="0" w:color="000000"/>
+                <w:right w:val="none" w:sz="0" w:space="0" w:color="000000"/>
+              </w:pBdr>
+              <w:spacing w:after="100" w:before="100" w:line="240"/>
+              <w:ind w:left="100" w:right="100" w:firstLine="0" w:firstLineChars="0"/>
+              <w:rPr>
+                <w:rFonts w:ascii="Helvetica" w:hAnsi="Helvetica" w:eastAsia="Helvetica" w:cs="Helvetica"/>
+                <w:i w:val="false"/>
+                <w:b w:val="false"/>
+                <w:u w:val="none"/>
+                <w:sz w:val="22"/>
+                <w:szCs w:val="22"/>
+                <w:color w:val="000000"/>
+              </w:rPr>
+            </w:pPr>
+            <w:r>
+              <w:rPr>
+                <w:rFonts w:ascii="Helvetica" w:hAnsi="Helvetica" w:eastAsia="Helvetica" w:cs="Helvetica"/>
+                <w:i w:val="false"/>
+                <w:b w:val="false"/>
+                <w:u w:val="none"/>
+                <w:sz w:val="22"/>
+                <w:szCs w:val="22"/>
+                <w:color w:val="000000"/>
+              </w:rPr>
+              <w:t xml:space="preserve">0.530</w:t>
             </w:r>
           </w:p>
         </w:tc>
@@ -9049,7 +9049,7 @@
                 <w:szCs w:val="22"/>
                 <w:color w:val="000000"/>
               </w:rPr>
-              <w:t xml:space="preserve">190</w:t>
+              <w:t xml:space="preserve">189</w:t>
             </w:r>
           </w:p>
         </w:tc>
@@ -9261,7 +9261,7 @@
                 <w:szCs w:val="22"/>
                 <w:color w:val="000000"/>
               </w:rPr>
-              <w:t xml:space="preserve">190</w:t>
+              <w:t xml:space="preserve">189</w:t>
             </w:r>
           </w:p>
         </w:tc>
@@ -10068,113 +10068,113 @@
                 <w:szCs w:val="22"/>
                 <w:color w:val="000000"/>
               </w:rPr>
-              <w:t xml:space="preserve">0.27</w:t>
-            </w:r>
-          </w:p>
-        </w:tc>
-        <w:tc>
-          <w:tcPr>
-            <w:tcBorders>
-              <w:bottom w:val="none" w:sz="0" w:space="0" w:color="000000"/>
-              <w:top w:val="none" w:sz="0" w:space="0" w:color="000000"/>
-              <w:left w:val="none" w:sz="0" w:space="0" w:color="000000"/>
-              <w:right w:val="none" w:sz="0" w:space="0" w:color="000000"/>
-            </w:tcBorders>
-            <w:shd w:val="clear" w:color="auto" w:fill="FFFFFF"/>
-            <w:tcMar>
-              <w:top w:w="0" w:type="dxa"/>
-              <w:bottom w:w="0" w:type="dxa"/>
-              <w:left w:w="0" w:type="dxa"/>
-              <w:right w:w="0" w:type="dxa"/>
-            </w:tcMar>
-            <w:vAlign w:val="top"/>
-          </w:tcPr>
-          <w:p>
-            <w:pPr>
-              <w:pStyle w:val="Normal"/>
-              <w:jc w:val="center"/>
-              <w:pBdr>
-                <w:bottom w:val="none" w:sz="0" w:space="0" w:color="000000"/>
-                <w:top w:val="none" w:sz="0" w:space="0" w:color="000000"/>
-                <w:left w:val="none" w:sz="0" w:space="0" w:color="000000"/>
-                <w:right w:val="none" w:sz="0" w:space="0" w:color="000000"/>
-              </w:pBdr>
-              <w:spacing w:after="100" w:before="100" w:line="240"/>
-              <w:ind w:left="100" w:right="100" w:firstLine="0" w:firstLineChars="0"/>
-              <w:rPr>
-                <w:rFonts w:ascii="Helvetica" w:hAnsi="Helvetica" w:eastAsia="Helvetica" w:cs="Helvetica"/>
-                <w:i w:val="false"/>
-                <w:b w:val="false"/>
-                <w:u w:val="none"/>
-                <w:sz w:val="22"/>
-                <w:szCs w:val="22"/>
-                <w:color w:val="000000"/>
-              </w:rPr>
-            </w:pPr>
-            <w:r>
-              <w:rPr>
-                <w:rFonts w:ascii="Helvetica" w:hAnsi="Helvetica" w:eastAsia="Helvetica" w:cs="Helvetica"/>
-                <w:i w:val="false"/>
-                <w:b w:val="false"/>
-                <w:u w:val="none"/>
-                <w:sz w:val="22"/>
-                <w:szCs w:val="22"/>
-                <w:color w:val="000000"/>
-              </w:rPr>
-              <w:t xml:space="preserve">0.12, 0.60</w:t>
-            </w:r>
-          </w:p>
-        </w:tc>
-        <w:tc>
-          <w:tcPr>
-            <w:tcBorders>
-              <w:bottom w:val="none" w:sz="0" w:space="0" w:color="000000"/>
-              <w:top w:val="none" w:sz="0" w:space="0" w:color="000000"/>
-              <w:left w:val="none" w:sz="0" w:space="0" w:color="000000"/>
-              <w:right w:val="none" w:sz="0" w:space="0" w:color="000000"/>
-            </w:tcBorders>
-            <w:shd w:val="clear" w:color="auto" w:fill="FFFFFF"/>
-            <w:tcMar>
-              <w:top w:w="0" w:type="dxa"/>
-              <w:bottom w:w="0" w:type="dxa"/>
-              <w:left w:w="0" w:type="dxa"/>
-              <w:right w:w="0" w:type="dxa"/>
-            </w:tcMar>
-            <w:vAlign w:val="top"/>
-          </w:tcPr>
-          <w:p>
-            <w:pPr>
-              <w:pStyle w:val="Normal"/>
-              <w:jc w:val="center"/>
-              <w:pBdr>
-                <w:bottom w:val="none" w:sz="0" w:space="0" w:color="000000"/>
-                <w:top w:val="none" w:sz="0" w:space="0" w:color="000000"/>
-                <w:left w:val="none" w:sz="0" w:space="0" w:color="000000"/>
-                <w:right w:val="none" w:sz="0" w:space="0" w:color="000000"/>
-              </w:pBdr>
-              <w:spacing w:after="100" w:before="100" w:line="240"/>
-              <w:ind w:left="100" w:right="100" w:firstLine="0" w:firstLineChars="0"/>
-              <w:rPr>
-                <w:rFonts w:ascii="Helvetica" w:hAnsi="Helvetica" w:eastAsia="Helvetica" w:cs="Helvetica"/>
-                <w:i w:val="false"/>
-                <w:b w:val="false"/>
-                <w:u w:val="none"/>
-                <w:sz w:val="22"/>
-                <w:szCs w:val="22"/>
-                <w:color w:val="000000"/>
-              </w:rPr>
-            </w:pPr>
-            <w:r>
-              <w:rPr>
-                <w:rFonts w:ascii="Helvetica" w:hAnsi="Helvetica" w:eastAsia="Helvetica" w:cs="Helvetica"/>
-                <w:i w:val="false"/>
-                <w:b w:val="false"/>
-                <w:u w:val="none"/>
-                <w:sz w:val="22"/>
-                <w:szCs w:val="22"/>
-                <w:color w:val="000000"/>
-              </w:rPr>
-              <w:t xml:space="preserve">0.002</w:t>
+              <w:t xml:space="preserve">0.26</w:t>
+            </w:r>
+          </w:p>
+        </w:tc>
+        <w:tc>
+          <w:tcPr>
+            <w:tcBorders>
+              <w:bottom w:val="none" w:sz="0" w:space="0" w:color="000000"/>
+              <w:top w:val="none" w:sz="0" w:space="0" w:color="000000"/>
+              <w:left w:val="none" w:sz="0" w:space="0" w:color="000000"/>
+              <w:right w:val="none" w:sz="0" w:space="0" w:color="000000"/>
+            </w:tcBorders>
+            <w:shd w:val="clear" w:color="auto" w:fill="FFFFFF"/>
+            <w:tcMar>
+              <w:top w:w="0" w:type="dxa"/>
+              <w:bottom w:w="0" w:type="dxa"/>
+              <w:left w:w="0" w:type="dxa"/>
+              <w:right w:w="0" w:type="dxa"/>
+            </w:tcMar>
+            <w:vAlign w:val="top"/>
+          </w:tcPr>
+          <w:p>
+            <w:pPr>
+              <w:pStyle w:val="Normal"/>
+              <w:jc w:val="center"/>
+              <w:pBdr>
+                <w:bottom w:val="none" w:sz="0" w:space="0" w:color="000000"/>
+                <w:top w:val="none" w:sz="0" w:space="0" w:color="000000"/>
+                <w:left w:val="none" w:sz="0" w:space="0" w:color="000000"/>
+                <w:right w:val="none" w:sz="0" w:space="0" w:color="000000"/>
+              </w:pBdr>
+              <w:spacing w:after="100" w:before="100" w:line="240"/>
+              <w:ind w:left="100" w:right="100" w:firstLine="0" w:firstLineChars="0"/>
+              <w:rPr>
+                <w:rFonts w:ascii="Helvetica" w:hAnsi="Helvetica" w:eastAsia="Helvetica" w:cs="Helvetica"/>
+                <w:i w:val="false"/>
+                <w:b w:val="false"/>
+                <w:u w:val="none"/>
+                <w:sz w:val="22"/>
+                <w:szCs w:val="22"/>
+                <w:color w:val="000000"/>
+              </w:rPr>
+            </w:pPr>
+            <w:r>
+              <w:rPr>
+                <w:rFonts w:ascii="Helvetica" w:hAnsi="Helvetica" w:eastAsia="Helvetica" w:cs="Helvetica"/>
+                <w:i w:val="false"/>
+                <w:b w:val="false"/>
+                <w:u w:val="none"/>
+                <w:sz w:val="22"/>
+                <w:szCs w:val="22"/>
+                <w:color w:val="000000"/>
+              </w:rPr>
+              <w:t xml:space="preserve">0.12, 0.59</w:t>
+            </w:r>
+          </w:p>
+        </w:tc>
+        <w:tc>
+          <w:tcPr>
+            <w:tcBorders>
+              <w:bottom w:val="none" w:sz="0" w:space="0" w:color="000000"/>
+              <w:top w:val="none" w:sz="0" w:space="0" w:color="000000"/>
+              <w:left w:val="none" w:sz="0" w:space="0" w:color="000000"/>
+              <w:right w:val="none" w:sz="0" w:space="0" w:color="000000"/>
+            </w:tcBorders>
+            <w:shd w:val="clear" w:color="auto" w:fill="FFFFFF"/>
+            <w:tcMar>
+              <w:top w:w="0" w:type="dxa"/>
+              <w:bottom w:w="0" w:type="dxa"/>
+              <w:left w:w="0" w:type="dxa"/>
+              <w:right w:w="0" w:type="dxa"/>
+            </w:tcMar>
+            <w:vAlign w:val="top"/>
+          </w:tcPr>
+          <w:p>
+            <w:pPr>
+              <w:pStyle w:val="Normal"/>
+              <w:jc w:val="center"/>
+              <w:pBdr>
+                <w:bottom w:val="none" w:sz="0" w:space="0" w:color="000000"/>
+                <w:top w:val="none" w:sz="0" w:space="0" w:color="000000"/>
+                <w:left w:val="none" w:sz="0" w:space="0" w:color="000000"/>
+                <w:right w:val="none" w:sz="0" w:space="0" w:color="000000"/>
+              </w:pBdr>
+              <w:spacing w:after="100" w:before="100" w:line="240"/>
+              <w:ind w:left="100" w:right="100" w:firstLine="0" w:firstLineChars="0"/>
+              <w:rPr>
+                <w:rFonts w:ascii="Helvetica" w:hAnsi="Helvetica" w:eastAsia="Helvetica" w:cs="Helvetica"/>
+                <w:i w:val="false"/>
+                <w:b w:val="false"/>
+                <w:u w:val="none"/>
+                <w:sz w:val="22"/>
+                <w:szCs w:val="22"/>
+                <w:color w:val="000000"/>
+              </w:rPr>
+            </w:pPr>
+            <w:r>
+              <w:rPr>
+                <w:rFonts w:ascii="Helvetica" w:hAnsi="Helvetica" w:eastAsia="Helvetica" w:cs="Helvetica"/>
+                <w:i w:val="false"/>
+                <w:b w:val="false"/>
+                <w:u w:val="none"/>
+                <w:sz w:val="22"/>
+                <w:szCs w:val="22"/>
+                <w:color w:val="000000"/>
+              </w:rPr>
+              <w:t xml:space="preserve">0.001</w:t>
             </w:r>
           </w:p>
         </w:tc>
@@ -10498,219 +10498,219 @@
                 <w:szCs w:val="22"/>
                 <w:color w:val="000000"/>
               </w:rPr>
-              <w:t xml:space="preserve">190</w:t>
-            </w:r>
-          </w:p>
-        </w:tc>
-        <w:tc>
-          <w:tcPr>
-            <w:tcBorders>
-              <w:bottom w:val="none" w:sz="0" w:space="0" w:color="000000"/>
-              <w:top w:val="none" w:sz="0" w:space="0" w:color="000000"/>
-              <w:left w:val="none" w:sz="0" w:space="0" w:color="000000"/>
-              <w:right w:val="none" w:sz="0" w:space="0" w:color="000000"/>
-            </w:tcBorders>
-            <w:shd w:val="clear" w:color="auto" w:fill="FFFFFF"/>
-            <w:tcMar>
-              <w:top w:w="0" w:type="dxa"/>
-              <w:bottom w:w="0" w:type="dxa"/>
-              <w:left w:w="0" w:type="dxa"/>
-              <w:right w:w="0" w:type="dxa"/>
-            </w:tcMar>
-            <w:vAlign w:val="top"/>
-          </w:tcPr>
-          <w:p>
-            <w:pPr>
-              <w:pStyle w:val="Normal"/>
-              <w:jc w:val="center"/>
-              <w:pBdr>
-                <w:bottom w:val="none" w:sz="0" w:space="0" w:color="000000"/>
-                <w:top w:val="none" w:sz="0" w:space="0" w:color="000000"/>
-                <w:left w:val="none" w:sz="0" w:space="0" w:color="000000"/>
-                <w:right w:val="none" w:sz="0" w:space="0" w:color="000000"/>
-              </w:pBdr>
-              <w:spacing w:after="100" w:before="100" w:line="240"/>
-              <w:ind w:left="100" w:right="100" w:firstLine="0" w:firstLineChars="0"/>
-              <w:rPr>
-                <w:rFonts w:ascii="Helvetica" w:hAnsi="Helvetica" w:eastAsia="Helvetica" w:cs="Helvetica"/>
-                <w:i w:val="false"/>
-                <w:b w:val="false"/>
-                <w:u w:val="none"/>
-                <w:sz w:val="22"/>
-                <w:szCs w:val="22"/>
-                <w:color w:val="000000"/>
-              </w:rPr>
-            </w:pPr>
-            <w:r>
-              <w:rPr>
-                <w:rFonts w:ascii="Helvetica" w:hAnsi="Helvetica" w:eastAsia="Helvetica" w:cs="Helvetica"/>
-                <w:i w:val="false"/>
-                <w:b w:val="false"/>
-                <w:u w:val="none"/>
-                <w:sz w:val="22"/>
-                <w:szCs w:val="22"/>
-                <w:color w:val="000000"/>
-              </w:rPr>
-              <w:t xml:space="preserve">0.97</w:t>
-            </w:r>
-          </w:p>
-        </w:tc>
-        <w:tc>
-          <w:tcPr>
-            <w:tcBorders>
-              <w:bottom w:val="none" w:sz="0" w:space="0" w:color="000000"/>
-              <w:top w:val="none" w:sz="0" w:space="0" w:color="000000"/>
-              <w:left w:val="none" w:sz="0" w:space="0" w:color="000000"/>
-              <w:right w:val="none" w:sz="0" w:space="0" w:color="000000"/>
-            </w:tcBorders>
-            <w:shd w:val="clear" w:color="auto" w:fill="FFFFFF"/>
-            <w:tcMar>
-              <w:top w:w="0" w:type="dxa"/>
-              <w:bottom w:w="0" w:type="dxa"/>
-              <w:left w:w="0" w:type="dxa"/>
-              <w:right w:w="0" w:type="dxa"/>
-            </w:tcMar>
-            <w:vAlign w:val="top"/>
-          </w:tcPr>
-          <w:p>
-            <w:pPr>
-              <w:pStyle w:val="Normal"/>
-              <w:jc w:val="center"/>
-              <w:pBdr>
-                <w:bottom w:val="none" w:sz="0" w:space="0" w:color="000000"/>
-                <w:top w:val="none" w:sz="0" w:space="0" w:color="000000"/>
-                <w:left w:val="none" w:sz="0" w:space="0" w:color="000000"/>
-                <w:right w:val="none" w:sz="0" w:space="0" w:color="000000"/>
-              </w:pBdr>
-              <w:spacing w:after="100" w:before="100" w:line="240"/>
-              <w:ind w:left="100" w:right="100" w:firstLine="0" w:firstLineChars="0"/>
-              <w:rPr>
-                <w:rFonts w:ascii="Helvetica" w:hAnsi="Helvetica" w:eastAsia="Helvetica" w:cs="Helvetica"/>
-                <w:i w:val="false"/>
-                <w:b w:val="false"/>
-                <w:u w:val="none"/>
-                <w:sz w:val="22"/>
-                <w:szCs w:val="22"/>
-                <w:color w:val="000000"/>
-              </w:rPr>
-            </w:pPr>
-            <w:r>
-              <w:rPr>
-                <w:rFonts w:ascii="Helvetica" w:hAnsi="Helvetica" w:eastAsia="Helvetica" w:cs="Helvetica"/>
-                <w:i w:val="false"/>
-                <w:b w:val="false"/>
-                <w:u w:val="none"/>
-                <w:sz w:val="22"/>
-                <w:szCs w:val="22"/>
-                <w:color w:val="000000"/>
-              </w:rPr>
-              <w:t xml:space="preserve">0.43, 2.21</w:t>
-            </w:r>
-          </w:p>
-        </w:tc>
-        <w:tc>
-          <w:tcPr>
-            <w:tcBorders>
-              <w:bottom w:val="none" w:sz="0" w:space="0" w:color="000000"/>
-              <w:top w:val="none" w:sz="0" w:space="0" w:color="000000"/>
-              <w:left w:val="none" w:sz="0" w:space="0" w:color="000000"/>
-              <w:right w:val="none" w:sz="0" w:space="0" w:color="000000"/>
-            </w:tcBorders>
-            <w:shd w:val="clear" w:color="auto" w:fill="FFFFFF"/>
-            <w:tcMar>
-              <w:top w:w="0" w:type="dxa"/>
-              <w:bottom w:w="0" w:type="dxa"/>
-              <w:left w:w="0" w:type="dxa"/>
-              <w:right w:w="0" w:type="dxa"/>
-            </w:tcMar>
-            <w:vAlign w:val="top"/>
-          </w:tcPr>
-          <w:p>
-            <w:pPr>
-              <w:pStyle w:val="Normal"/>
-              <w:jc w:val="center"/>
-              <w:pBdr>
-                <w:bottom w:val="none" w:sz="0" w:space="0" w:color="000000"/>
-                <w:top w:val="none" w:sz="0" w:space="0" w:color="000000"/>
-                <w:left w:val="none" w:sz="0" w:space="0" w:color="000000"/>
-                <w:right w:val="none" w:sz="0" w:space="0" w:color="000000"/>
-              </w:pBdr>
-              <w:spacing w:after="100" w:before="100" w:line="240"/>
-              <w:ind w:left="100" w:right="100" w:firstLine="0" w:firstLineChars="0"/>
-              <w:rPr>
-                <w:rFonts w:ascii="Helvetica" w:hAnsi="Helvetica" w:eastAsia="Helvetica" w:cs="Helvetica"/>
-                <w:i w:val="false"/>
-                <w:b w:val="false"/>
-                <w:u w:val="none"/>
-                <w:sz w:val="22"/>
-                <w:szCs w:val="22"/>
-                <w:color w:val="000000"/>
-              </w:rPr>
-            </w:pPr>
-            <w:r>
-              <w:rPr>
-                <w:rFonts w:ascii="Helvetica" w:hAnsi="Helvetica" w:eastAsia="Helvetica" w:cs="Helvetica"/>
-                <w:i w:val="false"/>
-                <w:b w:val="false"/>
-                <w:u w:val="none"/>
-                <w:sz w:val="22"/>
-                <w:szCs w:val="22"/>
-                <w:color w:val="000000"/>
-              </w:rPr>
-              <w:t xml:space="preserve">0.940</w:t>
-            </w:r>
-          </w:p>
-        </w:tc>
-        <w:tc>
-          <w:tcPr>
-            <w:tcBorders>
-              <w:bottom w:val="none" w:sz="0" w:space="0" w:color="000000"/>
-              <w:top w:val="none" w:sz="0" w:space="0" w:color="000000"/>
-              <w:left w:val="none" w:sz="0" w:space="0" w:color="000000"/>
-              <w:right w:val="none" w:sz="0" w:space="0" w:color="000000"/>
-            </w:tcBorders>
-            <w:shd w:val="clear" w:color="auto" w:fill="FFFFFF"/>
-            <w:tcMar>
-              <w:top w:w="0" w:type="dxa"/>
-              <w:bottom w:w="0" w:type="dxa"/>
-              <w:left w:w="0" w:type="dxa"/>
-              <w:right w:w="0" w:type="dxa"/>
-            </w:tcMar>
-            <w:vAlign w:val="top"/>
-          </w:tcPr>
-          <w:p>
-            <w:pPr>
-              <w:pStyle w:val="Normal"/>
-              <w:jc w:val="center"/>
-              <w:pBdr>
-                <w:bottom w:val="none" w:sz="0" w:space="0" w:color="000000"/>
-                <w:top w:val="none" w:sz="0" w:space="0" w:color="000000"/>
-                <w:left w:val="none" w:sz="0" w:space="0" w:color="000000"/>
-                <w:right w:val="none" w:sz="0" w:space="0" w:color="000000"/>
-              </w:pBdr>
-              <w:spacing w:after="100" w:before="100" w:line="240"/>
-              <w:ind w:left="100" w:right="100" w:firstLine="0" w:firstLineChars="0"/>
-              <w:rPr>
-                <w:rFonts w:ascii="Helvetica" w:hAnsi="Helvetica" w:eastAsia="Helvetica" w:cs="Helvetica"/>
-                <w:i w:val="false"/>
-                <w:b w:val="false"/>
-                <w:u w:val="none"/>
-                <w:sz w:val="22"/>
-                <w:szCs w:val="22"/>
-                <w:color w:val="000000"/>
-              </w:rPr>
-            </w:pPr>
-            <w:r>
-              <w:rPr>
-                <w:rFonts w:ascii="Helvetica" w:hAnsi="Helvetica" w:eastAsia="Helvetica" w:cs="Helvetica"/>
-                <w:i w:val="false"/>
-                <w:b w:val="false"/>
-                <w:u w:val="none"/>
-                <w:sz w:val="22"/>
-                <w:szCs w:val="22"/>
-                <w:color w:val="000000"/>
-              </w:rPr>
-              <w:t xml:space="preserve">190</w:t>
+              <w:t xml:space="preserve">189</w:t>
+            </w:r>
+          </w:p>
+        </w:tc>
+        <w:tc>
+          <w:tcPr>
+            <w:tcBorders>
+              <w:bottom w:val="none" w:sz="0" w:space="0" w:color="000000"/>
+              <w:top w:val="none" w:sz="0" w:space="0" w:color="000000"/>
+              <w:left w:val="none" w:sz="0" w:space="0" w:color="000000"/>
+              <w:right w:val="none" w:sz="0" w:space="0" w:color="000000"/>
+            </w:tcBorders>
+            <w:shd w:val="clear" w:color="auto" w:fill="FFFFFF"/>
+            <w:tcMar>
+              <w:top w:w="0" w:type="dxa"/>
+              <w:bottom w:w="0" w:type="dxa"/>
+              <w:left w:w="0" w:type="dxa"/>
+              <w:right w:w="0" w:type="dxa"/>
+            </w:tcMar>
+            <w:vAlign w:val="top"/>
+          </w:tcPr>
+          <w:p>
+            <w:pPr>
+              <w:pStyle w:val="Normal"/>
+              <w:jc w:val="center"/>
+              <w:pBdr>
+                <w:bottom w:val="none" w:sz="0" w:space="0" w:color="000000"/>
+                <w:top w:val="none" w:sz="0" w:space="0" w:color="000000"/>
+                <w:left w:val="none" w:sz="0" w:space="0" w:color="000000"/>
+                <w:right w:val="none" w:sz="0" w:space="0" w:color="000000"/>
+              </w:pBdr>
+              <w:spacing w:after="100" w:before="100" w:line="240"/>
+              <w:ind w:left="100" w:right="100" w:firstLine="0" w:firstLineChars="0"/>
+              <w:rPr>
+                <w:rFonts w:ascii="Helvetica" w:hAnsi="Helvetica" w:eastAsia="Helvetica" w:cs="Helvetica"/>
+                <w:i w:val="false"/>
+                <w:b w:val="false"/>
+                <w:u w:val="none"/>
+                <w:sz w:val="22"/>
+                <w:szCs w:val="22"/>
+                <w:color w:val="000000"/>
+              </w:rPr>
+            </w:pPr>
+            <w:r>
+              <w:rPr>
+                <w:rFonts w:ascii="Helvetica" w:hAnsi="Helvetica" w:eastAsia="Helvetica" w:cs="Helvetica"/>
+                <w:i w:val="false"/>
+                <w:b w:val="false"/>
+                <w:u w:val="none"/>
+                <w:sz w:val="22"/>
+                <w:szCs w:val="22"/>
+                <w:color w:val="000000"/>
+              </w:rPr>
+              <w:t xml:space="preserve">0.95</w:t>
+            </w:r>
+          </w:p>
+        </w:tc>
+        <w:tc>
+          <w:tcPr>
+            <w:tcBorders>
+              <w:bottom w:val="none" w:sz="0" w:space="0" w:color="000000"/>
+              <w:top w:val="none" w:sz="0" w:space="0" w:color="000000"/>
+              <w:left w:val="none" w:sz="0" w:space="0" w:color="000000"/>
+              <w:right w:val="none" w:sz="0" w:space="0" w:color="000000"/>
+            </w:tcBorders>
+            <w:shd w:val="clear" w:color="auto" w:fill="FFFFFF"/>
+            <w:tcMar>
+              <w:top w:w="0" w:type="dxa"/>
+              <w:bottom w:w="0" w:type="dxa"/>
+              <w:left w:w="0" w:type="dxa"/>
+              <w:right w:w="0" w:type="dxa"/>
+            </w:tcMar>
+            <w:vAlign w:val="top"/>
+          </w:tcPr>
+          <w:p>
+            <w:pPr>
+              <w:pStyle w:val="Normal"/>
+              <w:jc w:val="center"/>
+              <w:pBdr>
+                <w:bottom w:val="none" w:sz="0" w:space="0" w:color="000000"/>
+                <w:top w:val="none" w:sz="0" w:space="0" w:color="000000"/>
+                <w:left w:val="none" w:sz="0" w:space="0" w:color="000000"/>
+                <w:right w:val="none" w:sz="0" w:space="0" w:color="000000"/>
+              </w:pBdr>
+              <w:spacing w:after="100" w:before="100" w:line="240"/>
+              <w:ind w:left="100" w:right="100" w:firstLine="0" w:firstLineChars="0"/>
+              <w:rPr>
+                <w:rFonts w:ascii="Helvetica" w:hAnsi="Helvetica" w:eastAsia="Helvetica" w:cs="Helvetica"/>
+                <w:i w:val="false"/>
+                <w:b w:val="false"/>
+                <w:u w:val="none"/>
+                <w:sz w:val="22"/>
+                <w:szCs w:val="22"/>
+                <w:color w:val="000000"/>
+              </w:rPr>
+            </w:pPr>
+            <w:r>
+              <w:rPr>
+                <w:rFonts w:ascii="Helvetica" w:hAnsi="Helvetica" w:eastAsia="Helvetica" w:cs="Helvetica"/>
+                <w:i w:val="false"/>
+                <w:b w:val="false"/>
+                <w:u w:val="none"/>
+                <w:sz w:val="22"/>
+                <w:szCs w:val="22"/>
+                <w:color w:val="000000"/>
+              </w:rPr>
+              <w:t xml:space="preserve">0.42, 2.17</w:t>
+            </w:r>
+          </w:p>
+        </w:tc>
+        <w:tc>
+          <w:tcPr>
+            <w:tcBorders>
+              <w:bottom w:val="none" w:sz="0" w:space="0" w:color="000000"/>
+              <w:top w:val="none" w:sz="0" w:space="0" w:color="000000"/>
+              <w:left w:val="none" w:sz="0" w:space="0" w:color="000000"/>
+              <w:right w:val="none" w:sz="0" w:space="0" w:color="000000"/>
+            </w:tcBorders>
+            <w:shd w:val="clear" w:color="auto" w:fill="FFFFFF"/>
+            <w:tcMar>
+              <w:top w:w="0" w:type="dxa"/>
+              <w:bottom w:w="0" w:type="dxa"/>
+              <w:left w:w="0" w:type="dxa"/>
+              <w:right w:w="0" w:type="dxa"/>
+            </w:tcMar>
+            <w:vAlign w:val="top"/>
+          </w:tcPr>
+          <w:p>
+            <w:pPr>
+              <w:pStyle w:val="Normal"/>
+              <w:jc w:val="center"/>
+              <w:pBdr>
+                <w:bottom w:val="none" w:sz="0" w:space="0" w:color="000000"/>
+                <w:top w:val="none" w:sz="0" w:space="0" w:color="000000"/>
+                <w:left w:val="none" w:sz="0" w:space="0" w:color="000000"/>
+                <w:right w:val="none" w:sz="0" w:space="0" w:color="000000"/>
+              </w:pBdr>
+              <w:spacing w:after="100" w:before="100" w:line="240"/>
+              <w:ind w:left="100" w:right="100" w:firstLine="0" w:firstLineChars="0"/>
+              <w:rPr>
+                <w:rFonts w:ascii="Helvetica" w:hAnsi="Helvetica" w:eastAsia="Helvetica" w:cs="Helvetica"/>
+                <w:i w:val="false"/>
+                <w:b w:val="false"/>
+                <w:u w:val="none"/>
+                <w:sz w:val="22"/>
+                <w:szCs w:val="22"/>
+                <w:color w:val="000000"/>
+              </w:rPr>
+            </w:pPr>
+            <w:r>
+              <w:rPr>
+                <w:rFonts w:ascii="Helvetica" w:hAnsi="Helvetica" w:eastAsia="Helvetica" w:cs="Helvetica"/>
+                <w:i w:val="false"/>
+                <w:b w:val="false"/>
+                <w:u w:val="none"/>
+                <w:sz w:val="22"/>
+                <w:szCs w:val="22"/>
+                <w:color w:val="000000"/>
+              </w:rPr>
+              <w:t xml:space="preserve">0.910</w:t>
+            </w:r>
+          </w:p>
+        </w:tc>
+        <w:tc>
+          <w:tcPr>
+            <w:tcBorders>
+              <w:bottom w:val="none" w:sz="0" w:space="0" w:color="000000"/>
+              <w:top w:val="none" w:sz="0" w:space="0" w:color="000000"/>
+              <w:left w:val="none" w:sz="0" w:space="0" w:color="000000"/>
+              <w:right w:val="none" w:sz="0" w:space="0" w:color="000000"/>
+            </w:tcBorders>
+            <w:shd w:val="clear" w:color="auto" w:fill="FFFFFF"/>
+            <w:tcMar>
+              <w:top w:w="0" w:type="dxa"/>
+              <w:bottom w:w="0" w:type="dxa"/>
+              <w:left w:w="0" w:type="dxa"/>
+              <w:right w:w="0" w:type="dxa"/>
+            </w:tcMar>
+            <w:vAlign w:val="top"/>
+          </w:tcPr>
+          <w:p>
+            <w:pPr>
+              <w:pStyle w:val="Normal"/>
+              <w:jc w:val="center"/>
+              <w:pBdr>
+                <w:bottom w:val="none" w:sz="0" w:space="0" w:color="000000"/>
+                <w:top w:val="none" w:sz="0" w:space="0" w:color="000000"/>
+                <w:left w:val="none" w:sz="0" w:space="0" w:color="000000"/>
+                <w:right w:val="none" w:sz="0" w:space="0" w:color="000000"/>
+              </w:pBdr>
+              <w:spacing w:after="100" w:before="100" w:line="240"/>
+              <w:ind w:left="100" w:right="100" w:firstLine="0" w:firstLineChars="0"/>
+              <w:rPr>
+                <w:rFonts w:ascii="Helvetica" w:hAnsi="Helvetica" w:eastAsia="Helvetica" w:cs="Helvetica"/>
+                <w:i w:val="false"/>
+                <w:b w:val="false"/>
+                <w:u w:val="none"/>
+                <w:sz w:val="22"/>
+                <w:szCs w:val="22"/>
+                <w:color w:val="000000"/>
+              </w:rPr>
+            </w:pPr>
+            <w:r>
+              <w:rPr>
+                <w:rFonts w:ascii="Helvetica" w:hAnsi="Helvetica" w:eastAsia="Helvetica" w:cs="Helvetica"/>
+                <w:i w:val="false"/>
+                <w:b w:val="false"/>
+                <w:u w:val="none"/>
+                <w:sz w:val="22"/>
+                <w:szCs w:val="22"/>
+                <w:color w:val="000000"/>
+              </w:rPr>
+              <w:t xml:space="preserve">189</w:t>
             </w:r>
           </w:p>
         </w:tc>
@@ -10981,7 +10981,7 @@
                 <w:szCs w:val="22"/>
                 <w:color w:val="000000"/>
               </w:rPr>
-              <w:t xml:space="preserve">190</w:t>
+              <w:t xml:space="preserve">189</w:t>
             </w:r>
           </w:p>
         </w:tc>
@@ -11193,7 +11193,7 @@
                 <w:szCs w:val="22"/>
                 <w:color w:val="000000"/>
               </w:rPr>
-              <w:t xml:space="preserve">190</w:t>
+              <w:t xml:space="preserve">189</w:t>
             </w:r>
           </w:p>
         </w:tc>
@@ -11464,113 +11464,113 @@
                 <w:szCs w:val="22"/>
                 <w:color w:val="000000"/>
               </w:rPr>
-              <w:t xml:space="preserve">190</w:t>
-            </w:r>
-          </w:p>
-        </w:tc>
-        <w:tc>
-          <w:tcPr>
-            <w:tcBorders>
-              <w:bottom w:val="none" w:sz="0" w:space="0" w:color="000000"/>
-              <w:top w:val="none" w:sz="0" w:space="0" w:color="000000"/>
-              <w:left w:val="none" w:sz="0" w:space="0" w:color="000000"/>
-              <w:right w:val="none" w:sz="0" w:space="0" w:color="000000"/>
-            </w:tcBorders>
-            <w:shd w:val="clear" w:color="auto" w:fill="FFFFFF"/>
-            <w:tcMar>
-              <w:top w:w="0" w:type="dxa"/>
-              <w:bottom w:w="0" w:type="dxa"/>
-              <w:left w:w="0" w:type="dxa"/>
-              <w:right w:w="0" w:type="dxa"/>
-            </w:tcMar>
-            <w:vAlign w:val="top"/>
-          </w:tcPr>
-          <w:p>
-            <w:pPr>
-              <w:pStyle w:val="Normal"/>
-              <w:jc w:val="center"/>
-              <w:pBdr>
-                <w:bottom w:val="none" w:sz="0" w:space="0" w:color="000000"/>
-                <w:top w:val="none" w:sz="0" w:space="0" w:color="000000"/>
-                <w:left w:val="none" w:sz="0" w:space="0" w:color="000000"/>
-                <w:right w:val="none" w:sz="0" w:space="0" w:color="000000"/>
-              </w:pBdr>
-              <w:spacing w:after="100" w:before="100" w:line="240"/>
-              <w:ind w:left="100" w:right="100" w:firstLine="0" w:firstLineChars="0"/>
-              <w:rPr>
-                <w:rFonts w:ascii="Helvetica" w:hAnsi="Helvetica" w:eastAsia="Helvetica" w:cs="Helvetica"/>
-                <w:i w:val="false"/>
-                <w:b w:val="false"/>
-                <w:u w:val="none"/>
-                <w:sz w:val="22"/>
-                <w:szCs w:val="22"/>
-                <w:color w:val="000000"/>
-              </w:rPr>
-            </w:pPr>
-            <w:r>
-              <w:rPr>
-                <w:rFonts w:ascii="Helvetica" w:hAnsi="Helvetica" w:eastAsia="Helvetica" w:cs="Helvetica"/>
-                <w:i w:val="false"/>
-                <w:b w:val="false"/>
-                <w:u w:val="none"/>
-                <w:sz w:val="22"/>
-                <w:szCs w:val="22"/>
-                <w:color w:val="000000"/>
-              </w:rPr>
-              <w:t xml:space="preserve">2.06</w:t>
-            </w:r>
-          </w:p>
-        </w:tc>
-        <w:tc>
-          <w:tcPr>
-            <w:tcBorders>
-              <w:bottom w:val="none" w:sz="0" w:space="0" w:color="000000"/>
-              <w:top w:val="none" w:sz="0" w:space="0" w:color="000000"/>
-              <w:left w:val="none" w:sz="0" w:space="0" w:color="000000"/>
-              <w:right w:val="none" w:sz="0" w:space="0" w:color="000000"/>
-            </w:tcBorders>
-            <w:shd w:val="clear" w:color="auto" w:fill="FFFFFF"/>
-            <w:tcMar>
-              <w:top w:w="0" w:type="dxa"/>
-              <w:bottom w:w="0" w:type="dxa"/>
-              <w:left w:w="0" w:type="dxa"/>
-              <w:right w:w="0" w:type="dxa"/>
-            </w:tcMar>
-            <w:vAlign w:val="top"/>
-          </w:tcPr>
-          <w:p>
-            <w:pPr>
-              <w:pStyle w:val="Normal"/>
-              <w:jc w:val="center"/>
-              <w:pBdr>
-                <w:bottom w:val="none" w:sz="0" w:space="0" w:color="000000"/>
-                <w:top w:val="none" w:sz="0" w:space="0" w:color="000000"/>
-                <w:left w:val="none" w:sz="0" w:space="0" w:color="000000"/>
-                <w:right w:val="none" w:sz="0" w:space="0" w:color="000000"/>
-              </w:pBdr>
-              <w:spacing w:after="100" w:before="100" w:line="240"/>
-              <w:ind w:left="100" w:right="100" w:firstLine="0" w:firstLineChars="0"/>
-              <w:rPr>
-                <w:rFonts w:ascii="Helvetica" w:hAnsi="Helvetica" w:eastAsia="Helvetica" w:cs="Helvetica"/>
-                <w:i w:val="false"/>
-                <w:b w:val="false"/>
-                <w:u w:val="none"/>
-                <w:sz w:val="22"/>
-                <w:szCs w:val="22"/>
-                <w:color w:val="000000"/>
-              </w:rPr>
-            </w:pPr>
-            <w:r>
-              <w:rPr>
-                <w:rFonts w:ascii="Helvetica" w:hAnsi="Helvetica" w:eastAsia="Helvetica" w:cs="Helvetica"/>
-                <w:i w:val="false"/>
-                <w:b w:val="false"/>
-                <w:u w:val="none"/>
-                <w:sz w:val="22"/>
-                <w:szCs w:val="22"/>
-                <w:color w:val="000000"/>
-              </w:rPr>
-              <w:t xml:space="preserve">0.31, 13.6</w:t>
+              <w:t xml:space="preserve">189</w:t>
+            </w:r>
+          </w:p>
+        </w:tc>
+        <w:tc>
+          <w:tcPr>
+            <w:tcBorders>
+              <w:bottom w:val="none" w:sz="0" w:space="0" w:color="000000"/>
+              <w:top w:val="none" w:sz="0" w:space="0" w:color="000000"/>
+              <w:left w:val="none" w:sz="0" w:space="0" w:color="000000"/>
+              <w:right w:val="none" w:sz="0" w:space="0" w:color="000000"/>
+            </w:tcBorders>
+            <w:shd w:val="clear" w:color="auto" w:fill="FFFFFF"/>
+            <w:tcMar>
+              <w:top w:w="0" w:type="dxa"/>
+              <w:bottom w:w="0" w:type="dxa"/>
+              <w:left w:w="0" w:type="dxa"/>
+              <w:right w:w="0" w:type="dxa"/>
+            </w:tcMar>
+            <w:vAlign w:val="top"/>
+          </w:tcPr>
+          <w:p>
+            <w:pPr>
+              <w:pStyle w:val="Normal"/>
+              <w:jc w:val="center"/>
+              <w:pBdr>
+                <w:bottom w:val="none" w:sz="0" w:space="0" w:color="000000"/>
+                <w:top w:val="none" w:sz="0" w:space="0" w:color="000000"/>
+                <w:left w:val="none" w:sz="0" w:space="0" w:color="000000"/>
+                <w:right w:val="none" w:sz="0" w:space="0" w:color="000000"/>
+              </w:pBdr>
+              <w:spacing w:after="100" w:before="100" w:line="240"/>
+              <w:ind w:left="100" w:right="100" w:firstLine="0" w:firstLineChars="0"/>
+              <w:rPr>
+                <w:rFonts w:ascii="Helvetica" w:hAnsi="Helvetica" w:eastAsia="Helvetica" w:cs="Helvetica"/>
+                <w:i w:val="false"/>
+                <w:b w:val="false"/>
+                <w:u w:val="none"/>
+                <w:sz w:val="22"/>
+                <w:szCs w:val="22"/>
+                <w:color w:val="000000"/>
+              </w:rPr>
+            </w:pPr>
+            <w:r>
+              <w:rPr>
+                <w:rFonts w:ascii="Helvetica" w:hAnsi="Helvetica" w:eastAsia="Helvetica" w:cs="Helvetica"/>
+                <w:i w:val="false"/>
+                <w:b w:val="false"/>
+                <w:u w:val="none"/>
+                <w:sz w:val="22"/>
+                <w:szCs w:val="22"/>
+                <w:color w:val="000000"/>
+              </w:rPr>
+              <w:t xml:space="preserve">2.05</w:t>
+            </w:r>
+          </w:p>
+        </w:tc>
+        <w:tc>
+          <w:tcPr>
+            <w:tcBorders>
+              <w:bottom w:val="none" w:sz="0" w:space="0" w:color="000000"/>
+              <w:top w:val="none" w:sz="0" w:space="0" w:color="000000"/>
+              <w:left w:val="none" w:sz="0" w:space="0" w:color="000000"/>
+              <w:right w:val="none" w:sz="0" w:space="0" w:color="000000"/>
+            </w:tcBorders>
+            <w:shd w:val="clear" w:color="auto" w:fill="FFFFFF"/>
+            <w:tcMar>
+              <w:top w:w="0" w:type="dxa"/>
+              <w:bottom w:w="0" w:type="dxa"/>
+              <w:left w:w="0" w:type="dxa"/>
+              <w:right w:w="0" w:type="dxa"/>
+            </w:tcMar>
+            <w:vAlign w:val="top"/>
+          </w:tcPr>
+          <w:p>
+            <w:pPr>
+              <w:pStyle w:val="Normal"/>
+              <w:jc w:val="center"/>
+              <w:pBdr>
+                <w:bottom w:val="none" w:sz="0" w:space="0" w:color="000000"/>
+                <w:top w:val="none" w:sz="0" w:space="0" w:color="000000"/>
+                <w:left w:val="none" w:sz="0" w:space="0" w:color="000000"/>
+                <w:right w:val="none" w:sz="0" w:space="0" w:color="000000"/>
+              </w:pBdr>
+              <w:spacing w:after="100" w:before="100" w:line="240"/>
+              <w:ind w:left="100" w:right="100" w:firstLine="0" w:firstLineChars="0"/>
+              <w:rPr>
+                <w:rFonts w:ascii="Helvetica" w:hAnsi="Helvetica" w:eastAsia="Helvetica" w:cs="Helvetica"/>
+                <w:i w:val="false"/>
+                <w:b w:val="false"/>
+                <w:u w:val="none"/>
+                <w:sz w:val="22"/>
+                <w:szCs w:val="22"/>
+                <w:color w:val="000000"/>
+              </w:rPr>
+            </w:pPr>
+            <w:r>
+              <w:rPr>
+                <w:rFonts w:ascii="Helvetica" w:hAnsi="Helvetica" w:eastAsia="Helvetica" w:cs="Helvetica"/>
+                <w:i w:val="false"/>
+                <w:b w:val="false"/>
+                <w:u w:val="none"/>
+                <w:sz w:val="22"/>
+                <w:szCs w:val="22"/>
+                <w:color w:val="000000"/>
+              </w:rPr>
+              <w:t xml:space="preserve">0.31, 13.5</w:t>
             </w:r>
           </w:p>
         </w:tc>
@@ -11676,7 +11676,7 @@
                 <w:szCs w:val="22"/>
                 <w:color w:val="000000"/>
               </w:rPr>
-              <w:t xml:space="preserve">190</w:t>
+              <w:t xml:space="preserve">189</w:t>
             </w:r>
           </w:p>
         </w:tc>
@@ -11947,219 +11947,219 @@
                 <w:szCs w:val="22"/>
                 <w:color w:val="000000"/>
               </w:rPr>
-              <w:t xml:space="preserve">190</w:t>
-            </w:r>
-          </w:p>
-        </w:tc>
-        <w:tc>
-          <w:tcPr>
-            <w:tcBorders>
-              <w:bottom w:val="none" w:sz="0" w:space="0" w:color="000000"/>
-              <w:top w:val="none" w:sz="0" w:space="0" w:color="000000"/>
-              <w:left w:val="none" w:sz="0" w:space="0" w:color="000000"/>
-              <w:right w:val="none" w:sz="0" w:space="0" w:color="000000"/>
-            </w:tcBorders>
-            <w:shd w:val="clear" w:color="auto" w:fill="FFFFFF"/>
-            <w:tcMar>
-              <w:top w:w="0" w:type="dxa"/>
-              <w:bottom w:w="0" w:type="dxa"/>
-              <w:left w:w="0" w:type="dxa"/>
-              <w:right w:w="0" w:type="dxa"/>
-            </w:tcMar>
-            <w:vAlign w:val="top"/>
-          </w:tcPr>
-          <w:p>
-            <w:pPr>
-              <w:pStyle w:val="Normal"/>
-              <w:jc w:val="center"/>
-              <w:pBdr>
-                <w:bottom w:val="none" w:sz="0" w:space="0" w:color="000000"/>
-                <w:top w:val="none" w:sz="0" w:space="0" w:color="000000"/>
-                <w:left w:val="none" w:sz="0" w:space="0" w:color="000000"/>
-                <w:right w:val="none" w:sz="0" w:space="0" w:color="000000"/>
-              </w:pBdr>
-              <w:spacing w:after="100" w:before="100" w:line="240"/>
-              <w:ind w:left="100" w:right="100" w:firstLine="0" w:firstLineChars="0"/>
-              <w:rPr>
-                <w:rFonts w:ascii="Helvetica" w:hAnsi="Helvetica" w:eastAsia="Helvetica" w:cs="Helvetica"/>
-                <w:i w:val="false"/>
-                <w:b w:val="false"/>
-                <w:u w:val="none"/>
-                <w:sz w:val="22"/>
-                <w:szCs w:val="22"/>
-                <w:color w:val="000000"/>
-              </w:rPr>
-            </w:pPr>
-            <w:r>
-              <w:rPr>
-                <w:rFonts w:ascii="Helvetica" w:hAnsi="Helvetica" w:eastAsia="Helvetica" w:cs="Helvetica"/>
-                <w:i w:val="false"/>
-                <w:b w:val="false"/>
-                <w:u w:val="none"/>
-                <w:sz w:val="22"/>
-                <w:szCs w:val="22"/>
-                <w:color w:val="000000"/>
-              </w:rPr>
-              <w:t xml:space="preserve">0.45</w:t>
-            </w:r>
-          </w:p>
-        </w:tc>
-        <w:tc>
-          <w:tcPr>
-            <w:tcBorders>
-              <w:bottom w:val="none" w:sz="0" w:space="0" w:color="000000"/>
-              <w:top w:val="none" w:sz="0" w:space="0" w:color="000000"/>
-              <w:left w:val="none" w:sz="0" w:space="0" w:color="000000"/>
-              <w:right w:val="none" w:sz="0" w:space="0" w:color="000000"/>
-            </w:tcBorders>
-            <w:shd w:val="clear" w:color="auto" w:fill="FFFFFF"/>
-            <w:tcMar>
-              <w:top w:w="0" w:type="dxa"/>
-              <w:bottom w:w="0" w:type="dxa"/>
-              <w:left w:w="0" w:type="dxa"/>
-              <w:right w:w="0" w:type="dxa"/>
-            </w:tcMar>
-            <w:vAlign w:val="top"/>
-          </w:tcPr>
-          <w:p>
-            <w:pPr>
-              <w:pStyle w:val="Normal"/>
-              <w:jc w:val="center"/>
-              <w:pBdr>
-                <w:bottom w:val="none" w:sz="0" w:space="0" w:color="000000"/>
-                <w:top w:val="none" w:sz="0" w:space="0" w:color="000000"/>
-                <w:left w:val="none" w:sz="0" w:space="0" w:color="000000"/>
-                <w:right w:val="none" w:sz="0" w:space="0" w:color="000000"/>
-              </w:pBdr>
-              <w:spacing w:after="100" w:before="100" w:line="240"/>
-              <w:ind w:left="100" w:right="100" w:firstLine="0" w:firstLineChars="0"/>
-              <w:rPr>
-                <w:rFonts w:ascii="Helvetica" w:hAnsi="Helvetica" w:eastAsia="Helvetica" w:cs="Helvetica"/>
-                <w:i w:val="false"/>
-                <w:b w:val="false"/>
-                <w:u w:val="none"/>
-                <w:sz w:val="22"/>
-                <w:szCs w:val="22"/>
-                <w:color w:val="000000"/>
-              </w:rPr>
-            </w:pPr>
-            <w:r>
-              <w:rPr>
-                <w:rFonts w:ascii="Helvetica" w:hAnsi="Helvetica" w:eastAsia="Helvetica" w:cs="Helvetica"/>
-                <w:i w:val="false"/>
-                <w:b w:val="false"/>
-                <w:u w:val="none"/>
-                <w:sz w:val="22"/>
-                <w:szCs w:val="22"/>
-                <w:color w:val="000000"/>
-              </w:rPr>
-              <w:t xml:space="preserve">0.06, 3.27</w:t>
-            </w:r>
-          </w:p>
-        </w:tc>
-        <w:tc>
-          <w:tcPr>
-            <w:tcBorders>
-              <w:bottom w:val="none" w:sz="0" w:space="0" w:color="000000"/>
-              <w:top w:val="none" w:sz="0" w:space="0" w:color="000000"/>
-              <w:left w:val="none" w:sz="0" w:space="0" w:color="000000"/>
-              <w:right w:val="none" w:sz="0" w:space="0" w:color="000000"/>
-            </w:tcBorders>
-            <w:shd w:val="clear" w:color="auto" w:fill="FFFFFF"/>
-            <w:tcMar>
-              <w:top w:w="0" w:type="dxa"/>
-              <w:bottom w:w="0" w:type="dxa"/>
-              <w:left w:w="0" w:type="dxa"/>
-              <w:right w:w="0" w:type="dxa"/>
-            </w:tcMar>
-            <w:vAlign w:val="top"/>
-          </w:tcPr>
-          <w:p>
-            <w:pPr>
-              <w:pStyle w:val="Normal"/>
-              <w:jc w:val="center"/>
-              <w:pBdr>
-                <w:bottom w:val="none" w:sz="0" w:space="0" w:color="000000"/>
-                <w:top w:val="none" w:sz="0" w:space="0" w:color="000000"/>
-                <w:left w:val="none" w:sz="0" w:space="0" w:color="000000"/>
-                <w:right w:val="none" w:sz="0" w:space="0" w:color="000000"/>
-              </w:pBdr>
-              <w:spacing w:after="100" w:before="100" w:line="240"/>
-              <w:ind w:left="100" w:right="100" w:firstLine="0" w:firstLineChars="0"/>
-              <w:rPr>
-                <w:rFonts w:ascii="Helvetica" w:hAnsi="Helvetica" w:eastAsia="Helvetica" w:cs="Helvetica"/>
-                <w:i w:val="false"/>
-                <w:b w:val="false"/>
-                <w:u w:val="none"/>
-                <w:sz w:val="22"/>
-                <w:szCs w:val="22"/>
-                <w:color w:val="000000"/>
-              </w:rPr>
-            </w:pPr>
-            <w:r>
-              <w:rPr>
-                <w:rFonts w:ascii="Helvetica" w:hAnsi="Helvetica" w:eastAsia="Helvetica" w:cs="Helvetica"/>
-                <w:i w:val="false"/>
-                <w:b w:val="false"/>
-                <w:u w:val="none"/>
-                <w:sz w:val="22"/>
-                <w:szCs w:val="22"/>
-                <w:color w:val="000000"/>
-              </w:rPr>
-              <w:t xml:space="preserve">0.430</w:t>
-            </w:r>
-          </w:p>
-        </w:tc>
-        <w:tc>
-          <w:tcPr>
-            <w:tcBorders>
-              <w:bottom w:val="none" w:sz="0" w:space="0" w:color="000000"/>
-              <w:top w:val="none" w:sz="0" w:space="0" w:color="000000"/>
-              <w:left w:val="none" w:sz="0" w:space="0" w:color="000000"/>
-              <w:right w:val="none" w:sz="0" w:space="0" w:color="000000"/>
-            </w:tcBorders>
-            <w:shd w:val="clear" w:color="auto" w:fill="FFFFFF"/>
-            <w:tcMar>
-              <w:top w:w="0" w:type="dxa"/>
-              <w:bottom w:w="0" w:type="dxa"/>
-              <w:left w:w="0" w:type="dxa"/>
-              <w:right w:w="0" w:type="dxa"/>
-            </w:tcMar>
-            <w:vAlign w:val="top"/>
-          </w:tcPr>
-          <w:p>
-            <w:pPr>
-              <w:pStyle w:val="Normal"/>
-              <w:jc w:val="center"/>
-              <w:pBdr>
-                <w:bottom w:val="none" w:sz="0" w:space="0" w:color="000000"/>
-                <w:top w:val="none" w:sz="0" w:space="0" w:color="000000"/>
-                <w:left w:val="none" w:sz="0" w:space="0" w:color="000000"/>
-                <w:right w:val="none" w:sz="0" w:space="0" w:color="000000"/>
-              </w:pBdr>
-              <w:spacing w:after="100" w:before="100" w:line="240"/>
-              <w:ind w:left="100" w:right="100" w:firstLine="0" w:firstLineChars="0"/>
-              <w:rPr>
-                <w:rFonts w:ascii="Helvetica" w:hAnsi="Helvetica" w:eastAsia="Helvetica" w:cs="Helvetica"/>
-                <w:i w:val="false"/>
-                <w:b w:val="false"/>
-                <w:u w:val="none"/>
-                <w:sz w:val="22"/>
-                <w:szCs w:val="22"/>
-                <w:color w:val="000000"/>
-              </w:rPr>
-            </w:pPr>
-            <w:r>
-              <w:rPr>
-                <w:rFonts w:ascii="Helvetica" w:hAnsi="Helvetica" w:eastAsia="Helvetica" w:cs="Helvetica"/>
-                <w:i w:val="false"/>
-                <w:b w:val="false"/>
-                <w:u w:val="none"/>
-                <w:sz w:val="22"/>
-                <w:szCs w:val="22"/>
-                <w:color w:val="000000"/>
-              </w:rPr>
-              <w:t xml:space="preserve">190</w:t>
+              <w:t xml:space="preserve">189</w:t>
+            </w:r>
+          </w:p>
+        </w:tc>
+        <w:tc>
+          <w:tcPr>
+            <w:tcBorders>
+              <w:bottom w:val="none" w:sz="0" w:space="0" w:color="000000"/>
+              <w:top w:val="none" w:sz="0" w:space="0" w:color="000000"/>
+              <w:left w:val="none" w:sz="0" w:space="0" w:color="000000"/>
+              <w:right w:val="none" w:sz="0" w:space="0" w:color="000000"/>
+            </w:tcBorders>
+            <w:shd w:val="clear" w:color="auto" w:fill="FFFFFF"/>
+            <w:tcMar>
+              <w:top w:w="0" w:type="dxa"/>
+              <w:bottom w:w="0" w:type="dxa"/>
+              <w:left w:w="0" w:type="dxa"/>
+              <w:right w:w="0" w:type="dxa"/>
+            </w:tcMar>
+            <w:vAlign w:val="top"/>
+          </w:tcPr>
+          <w:p>
+            <w:pPr>
+              <w:pStyle w:val="Normal"/>
+              <w:jc w:val="center"/>
+              <w:pBdr>
+                <w:bottom w:val="none" w:sz="0" w:space="0" w:color="000000"/>
+                <w:top w:val="none" w:sz="0" w:space="0" w:color="000000"/>
+                <w:left w:val="none" w:sz="0" w:space="0" w:color="000000"/>
+                <w:right w:val="none" w:sz="0" w:space="0" w:color="000000"/>
+              </w:pBdr>
+              <w:spacing w:after="100" w:before="100" w:line="240"/>
+              <w:ind w:left="100" w:right="100" w:firstLine="0" w:firstLineChars="0"/>
+              <w:rPr>
+                <w:rFonts w:ascii="Helvetica" w:hAnsi="Helvetica" w:eastAsia="Helvetica" w:cs="Helvetica"/>
+                <w:i w:val="false"/>
+                <w:b w:val="false"/>
+                <w:u w:val="none"/>
+                <w:sz w:val="22"/>
+                <w:szCs w:val="22"/>
+                <w:color w:val="000000"/>
+              </w:rPr>
+            </w:pPr>
+            <w:r>
+              <w:rPr>
+                <w:rFonts w:ascii="Helvetica" w:hAnsi="Helvetica" w:eastAsia="Helvetica" w:cs="Helvetica"/>
+                <w:i w:val="false"/>
+                <w:b w:val="false"/>
+                <w:u w:val="none"/>
+                <w:sz w:val="22"/>
+                <w:szCs w:val="22"/>
+                <w:color w:val="000000"/>
+              </w:rPr>
+              <w:t xml:space="preserve">0.44</w:t>
+            </w:r>
+          </w:p>
+        </w:tc>
+        <w:tc>
+          <w:tcPr>
+            <w:tcBorders>
+              <w:bottom w:val="none" w:sz="0" w:space="0" w:color="000000"/>
+              <w:top w:val="none" w:sz="0" w:space="0" w:color="000000"/>
+              <w:left w:val="none" w:sz="0" w:space="0" w:color="000000"/>
+              <w:right w:val="none" w:sz="0" w:space="0" w:color="000000"/>
+            </w:tcBorders>
+            <w:shd w:val="clear" w:color="auto" w:fill="FFFFFF"/>
+            <w:tcMar>
+              <w:top w:w="0" w:type="dxa"/>
+              <w:bottom w:w="0" w:type="dxa"/>
+              <w:left w:w="0" w:type="dxa"/>
+              <w:right w:w="0" w:type="dxa"/>
+            </w:tcMar>
+            <w:vAlign w:val="top"/>
+          </w:tcPr>
+          <w:p>
+            <w:pPr>
+              <w:pStyle w:val="Normal"/>
+              <w:jc w:val="center"/>
+              <w:pBdr>
+                <w:bottom w:val="none" w:sz="0" w:space="0" w:color="000000"/>
+                <w:top w:val="none" w:sz="0" w:space="0" w:color="000000"/>
+                <w:left w:val="none" w:sz="0" w:space="0" w:color="000000"/>
+                <w:right w:val="none" w:sz="0" w:space="0" w:color="000000"/>
+              </w:pBdr>
+              <w:spacing w:after="100" w:before="100" w:line="240"/>
+              <w:ind w:left="100" w:right="100" w:firstLine="0" w:firstLineChars="0"/>
+              <w:rPr>
+                <w:rFonts w:ascii="Helvetica" w:hAnsi="Helvetica" w:eastAsia="Helvetica" w:cs="Helvetica"/>
+                <w:i w:val="false"/>
+                <w:b w:val="false"/>
+                <w:u w:val="none"/>
+                <w:sz w:val="22"/>
+                <w:szCs w:val="22"/>
+                <w:color w:val="000000"/>
+              </w:rPr>
+            </w:pPr>
+            <w:r>
+              <w:rPr>
+                <w:rFonts w:ascii="Helvetica" w:hAnsi="Helvetica" w:eastAsia="Helvetica" w:cs="Helvetica"/>
+                <w:i w:val="false"/>
+                <w:b w:val="false"/>
+                <w:u w:val="none"/>
+                <w:sz w:val="22"/>
+                <w:szCs w:val="22"/>
+                <w:color w:val="000000"/>
+              </w:rPr>
+              <w:t xml:space="preserve">0.06, 3.24</w:t>
+            </w:r>
+          </w:p>
+        </w:tc>
+        <w:tc>
+          <w:tcPr>
+            <w:tcBorders>
+              <w:bottom w:val="none" w:sz="0" w:space="0" w:color="000000"/>
+              <w:top w:val="none" w:sz="0" w:space="0" w:color="000000"/>
+              <w:left w:val="none" w:sz="0" w:space="0" w:color="000000"/>
+              <w:right w:val="none" w:sz="0" w:space="0" w:color="000000"/>
+            </w:tcBorders>
+            <w:shd w:val="clear" w:color="auto" w:fill="FFFFFF"/>
+            <w:tcMar>
+              <w:top w:w="0" w:type="dxa"/>
+              <w:bottom w:w="0" w:type="dxa"/>
+              <w:left w:w="0" w:type="dxa"/>
+              <w:right w:w="0" w:type="dxa"/>
+            </w:tcMar>
+            <w:vAlign w:val="top"/>
+          </w:tcPr>
+          <w:p>
+            <w:pPr>
+              <w:pStyle w:val="Normal"/>
+              <w:jc w:val="center"/>
+              <w:pBdr>
+                <w:bottom w:val="none" w:sz="0" w:space="0" w:color="000000"/>
+                <w:top w:val="none" w:sz="0" w:space="0" w:color="000000"/>
+                <w:left w:val="none" w:sz="0" w:space="0" w:color="000000"/>
+                <w:right w:val="none" w:sz="0" w:space="0" w:color="000000"/>
+              </w:pBdr>
+              <w:spacing w:after="100" w:before="100" w:line="240"/>
+              <w:ind w:left="100" w:right="100" w:firstLine="0" w:firstLineChars="0"/>
+              <w:rPr>
+                <w:rFonts w:ascii="Helvetica" w:hAnsi="Helvetica" w:eastAsia="Helvetica" w:cs="Helvetica"/>
+                <w:i w:val="false"/>
+                <w:b w:val="false"/>
+                <w:u w:val="none"/>
+                <w:sz w:val="22"/>
+                <w:szCs w:val="22"/>
+                <w:color w:val="000000"/>
+              </w:rPr>
+            </w:pPr>
+            <w:r>
+              <w:rPr>
+                <w:rFonts w:ascii="Helvetica" w:hAnsi="Helvetica" w:eastAsia="Helvetica" w:cs="Helvetica"/>
+                <w:i w:val="false"/>
+                <w:b w:val="false"/>
+                <w:u w:val="none"/>
+                <w:sz w:val="22"/>
+                <w:szCs w:val="22"/>
+                <w:color w:val="000000"/>
+              </w:rPr>
+              <w:t xml:space="preserve">0.420</w:t>
+            </w:r>
+          </w:p>
+        </w:tc>
+        <w:tc>
+          <w:tcPr>
+            <w:tcBorders>
+              <w:bottom w:val="none" w:sz="0" w:space="0" w:color="000000"/>
+              <w:top w:val="none" w:sz="0" w:space="0" w:color="000000"/>
+              <w:left w:val="none" w:sz="0" w:space="0" w:color="000000"/>
+              <w:right w:val="none" w:sz="0" w:space="0" w:color="000000"/>
+            </w:tcBorders>
+            <w:shd w:val="clear" w:color="auto" w:fill="FFFFFF"/>
+            <w:tcMar>
+              <w:top w:w="0" w:type="dxa"/>
+              <w:bottom w:w="0" w:type="dxa"/>
+              <w:left w:w="0" w:type="dxa"/>
+              <w:right w:w="0" w:type="dxa"/>
+            </w:tcMar>
+            <w:vAlign w:val="top"/>
+          </w:tcPr>
+          <w:p>
+            <w:pPr>
+              <w:pStyle w:val="Normal"/>
+              <w:jc w:val="center"/>
+              <w:pBdr>
+                <w:bottom w:val="none" w:sz="0" w:space="0" w:color="000000"/>
+                <w:top w:val="none" w:sz="0" w:space="0" w:color="000000"/>
+                <w:left w:val="none" w:sz="0" w:space="0" w:color="000000"/>
+                <w:right w:val="none" w:sz="0" w:space="0" w:color="000000"/>
+              </w:pBdr>
+              <w:spacing w:after="100" w:before="100" w:line="240"/>
+              <w:ind w:left="100" w:right="100" w:firstLine="0" w:firstLineChars="0"/>
+              <w:rPr>
+                <w:rFonts w:ascii="Helvetica" w:hAnsi="Helvetica" w:eastAsia="Helvetica" w:cs="Helvetica"/>
+                <w:i w:val="false"/>
+                <w:b w:val="false"/>
+                <w:u w:val="none"/>
+                <w:sz w:val="22"/>
+                <w:szCs w:val="22"/>
+                <w:color w:val="000000"/>
+              </w:rPr>
+            </w:pPr>
+            <w:r>
+              <w:rPr>
+                <w:rFonts w:ascii="Helvetica" w:hAnsi="Helvetica" w:eastAsia="Helvetica" w:cs="Helvetica"/>
+                <w:i w:val="false"/>
+                <w:b w:val="false"/>
+                <w:u w:val="none"/>
+                <w:sz w:val="22"/>
+                <w:szCs w:val="22"/>
+                <w:color w:val="000000"/>
+              </w:rPr>
+              <w:t xml:space="preserve">189</w:t>
             </w:r>
           </w:p>
         </w:tc>
@@ -12430,7 +12430,7 @@
                 <w:szCs w:val="22"/>
                 <w:color w:val="000000"/>
               </w:rPr>
-              <w:t xml:space="preserve">190</w:t>
+              <w:t xml:space="preserve">189</w:t>
             </w:r>
           </w:p>
         </w:tc>
@@ -12589,60 +12589,60 @@
                 <w:szCs w:val="22"/>
                 <w:color w:val="000000"/>
               </w:rPr>
-              <w:t xml:space="preserve">0.750</w:t>
-            </w:r>
-          </w:p>
-        </w:tc>
-        <w:tc>
-          <w:tcPr>
-            <w:tcBorders>
-              <w:bottom w:val="none" w:sz="0" w:space="0" w:color="000000"/>
-              <w:top w:val="none" w:sz="0" w:space="0" w:color="000000"/>
-              <w:left w:val="none" w:sz="0" w:space="0" w:color="000000"/>
-              <w:right w:val="none" w:sz="0" w:space="0" w:color="000000"/>
-            </w:tcBorders>
-            <w:shd w:val="clear" w:color="auto" w:fill="FFFFFF"/>
-            <w:tcMar>
-              <w:top w:w="0" w:type="dxa"/>
-              <w:bottom w:w="0" w:type="dxa"/>
-              <w:left w:w="0" w:type="dxa"/>
-              <w:right w:w="0" w:type="dxa"/>
-            </w:tcMar>
-            <w:vAlign w:val="top"/>
-          </w:tcPr>
-          <w:p>
-            <w:pPr>
-              <w:pStyle w:val="Normal"/>
-              <w:jc w:val="center"/>
-              <w:pBdr>
-                <w:bottom w:val="none" w:sz="0" w:space="0" w:color="000000"/>
-                <w:top w:val="none" w:sz="0" w:space="0" w:color="000000"/>
-                <w:left w:val="none" w:sz="0" w:space="0" w:color="000000"/>
-                <w:right w:val="none" w:sz="0" w:space="0" w:color="000000"/>
-              </w:pBdr>
-              <w:spacing w:after="100" w:before="100" w:line="240"/>
-              <w:ind w:left="100" w:right="100" w:firstLine="0" w:firstLineChars="0"/>
-              <w:rPr>
-                <w:rFonts w:ascii="Helvetica" w:hAnsi="Helvetica" w:eastAsia="Helvetica" w:cs="Helvetica"/>
-                <w:i w:val="false"/>
-                <w:b w:val="false"/>
-                <w:u w:val="none"/>
-                <w:sz w:val="22"/>
-                <w:szCs w:val="22"/>
-                <w:color w:val="000000"/>
-              </w:rPr>
-            </w:pPr>
-            <w:r>
-              <w:rPr>
-                <w:rFonts w:ascii="Helvetica" w:hAnsi="Helvetica" w:eastAsia="Helvetica" w:cs="Helvetica"/>
-                <w:i w:val="false"/>
-                <w:b w:val="false"/>
-                <w:u w:val="none"/>
-                <w:sz w:val="22"/>
-                <w:szCs w:val="22"/>
-                <w:color w:val="000000"/>
-              </w:rPr>
-              <w:t xml:space="preserve">190</w:t>
+              <w:t xml:space="preserve">0.710</w:t>
+            </w:r>
+          </w:p>
+        </w:tc>
+        <w:tc>
+          <w:tcPr>
+            <w:tcBorders>
+              <w:bottom w:val="none" w:sz="0" w:space="0" w:color="000000"/>
+              <w:top w:val="none" w:sz="0" w:space="0" w:color="000000"/>
+              <w:left w:val="none" w:sz="0" w:space="0" w:color="000000"/>
+              <w:right w:val="none" w:sz="0" w:space="0" w:color="000000"/>
+            </w:tcBorders>
+            <w:shd w:val="clear" w:color="auto" w:fill="FFFFFF"/>
+            <w:tcMar>
+              <w:top w:w="0" w:type="dxa"/>
+              <w:bottom w:w="0" w:type="dxa"/>
+              <w:left w:w="0" w:type="dxa"/>
+              <w:right w:w="0" w:type="dxa"/>
+            </w:tcMar>
+            <w:vAlign w:val="top"/>
+          </w:tcPr>
+          <w:p>
+            <w:pPr>
+              <w:pStyle w:val="Normal"/>
+              <w:jc w:val="center"/>
+              <w:pBdr>
+                <w:bottom w:val="none" w:sz="0" w:space="0" w:color="000000"/>
+                <w:top w:val="none" w:sz="0" w:space="0" w:color="000000"/>
+                <w:left w:val="none" w:sz="0" w:space="0" w:color="000000"/>
+                <w:right w:val="none" w:sz="0" w:space="0" w:color="000000"/>
+              </w:pBdr>
+              <w:spacing w:after="100" w:before="100" w:line="240"/>
+              <w:ind w:left="100" w:right="100" w:firstLine="0" w:firstLineChars="0"/>
+              <w:rPr>
+                <w:rFonts w:ascii="Helvetica" w:hAnsi="Helvetica" w:eastAsia="Helvetica" w:cs="Helvetica"/>
+                <w:i w:val="false"/>
+                <w:b w:val="false"/>
+                <w:u w:val="none"/>
+                <w:sz w:val="22"/>
+                <w:szCs w:val="22"/>
+                <w:color w:val="000000"/>
+              </w:rPr>
+            </w:pPr>
+            <w:r>
+              <w:rPr>
+                <w:rFonts w:ascii="Helvetica" w:hAnsi="Helvetica" w:eastAsia="Helvetica" w:cs="Helvetica"/>
+                <w:i w:val="false"/>
+                <w:b w:val="false"/>
+                <w:u w:val="none"/>
+                <w:sz w:val="22"/>
+                <w:szCs w:val="22"/>
+                <w:color w:val="000000"/>
+              </w:rPr>
+              <w:t xml:space="preserve">189</w:t>
             </w:r>
           </w:p>
         </w:tc>
@@ -12913,219 +12913,219 @@
                 <w:szCs w:val="22"/>
                 <w:color w:val="000000"/>
               </w:rPr>
-              <w:t xml:space="preserve">190</w:t>
-            </w:r>
-          </w:p>
-        </w:tc>
-        <w:tc>
-          <w:tcPr>
-            <w:tcBorders>
-              <w:bottom w:val="none" w:sz="0" w:space="0" w:color="000000"/>
-              <w:top w:val="none" w:sz="0" w:space="0" w:color="000000"/>
-              <w:left w:val="none" w:sz="0" w:space="0" w:color="000000"/>
-              <w:right w:val="none" w:sz="0" w:space="0" w:color="000000"/>
-            </w:tcBorders>
-            <w:shd w:val="clear" w:color="auto" w:fill="FFFFFF"/>
-            <w:tcMar>
-              <w:top w:w="0" w:type="dxa"/>
-              <w:bottom w:w="0" w:type="dxa"/>
-              <w:left w:w="0" w:type="dxa"/>
-              <w:right w:w="0" w:type="dxa"/>
-            </w:tcMar>
-            <w:vAlign w:val="top"/>
-          </w:tcPr>
-          <w:p>
-            <w:pPr>
-              <w:pStyle w:val="Normal"/>
-              <w:jc w:val="center"/>
-              <w:pBdr>
-                <w:bottom w:val="none" w:sz="0" w:space="0" w:color="000000"/>
-                <w:top w:val="none" w:sz="0" w:space="0" w:color="000000"/>
-                <w:left w:val="none" w:sz="0" w:space="0" w:color="000000"/>
-                <w:right w:val="none" w:sz="0" w:space="0" w:color="000000"/>
-              </w:pBdr>
-              <w:spacing w:after="100" w:before="100" w:line="240"/>
-              <w:ind w:left="100" w:right="100" w:firstLine="0" w:firstLineChars="0"/>
-              <w:rPr>
-                <w:rFonts w:ascii="Helvetica" w:hAnsi="Helvetica" w:eastAsia="Helvetica" w:cs="Helvetica"/>
-                <w:i w:val="false"/>
-                <w:b w:val="false"/>
-                <w:u w:val="none"/>
-                <w:sz w:val="22"/>
-                <w:szCs w:val="22"/>
-                <w:color w:val="000000"/>
-              </w:rPr>
-            </w:pPr>
-            <w:r>
-              <w:rPr>
-                <w:rFonts w:ascii="Helvetica" w:hAnsi="Helvetica" w:eastAsia="Helvetica" w:cs="Helvetica"/>
-                <w:i w:val="false"/>
-                <w:b w:val="false"/>
-                <w:u w:val="none"/>
-                <w:sz w:val="22"/>
-                <w:szCs w:val="22"/>
-                <w:color w:val="000000"/>
-              </w:rPr>
-              <w:t xml:space="preserve">1.07</w:t>
-            </w:r>
-          </w:p>
-        </w:tc>
-        <w:tc>
-          <w:tcPr>
-            <w:tcBorders>
-              <w:bottom w:val="none" w:sz="0" w:space="0" w:color="000000"/>
-              <w:top w:val="none" w:sz="0" w:space="0" w:color="000000"/>
-              <w:left w:val="none" w:sz="0" w:space="0" w:color="000000"/>
-              <w:right w:val="none" w:sz="0" w:space="0" w:color="000000"/>
-            </w:tcBorders>
-            <w:shd w:val="clear" w:color="auto" w:fill="FFFFFF"/>
-            <w:tcMar>
-              <w:top w:w="0" w:type="dxa"/>
-              <w:bottom w:w="0" w:type="dxa"/>
-              <w:left w:w="0" w:type="dxa"/>
-              <w:right w:w="0" w:type="dxa"/>
-            </w:tcMar>
-            <w:vAlign w:val="top"/>
-          </w:tcPr>
-          <w:p>
-            <w:pPr>
-              <w:pStyle w:val="Normal"/>
-              <w:jc w:val="center"/>
-              <w:pBdr>
-                <w:bottom w:val="none" w:sz="0" w:space="0" w:color="000000"/>
-                <w:top w:val="none" w:sz="0" w:space="0" w:color="000000"/>
-                <w:left w:val="none" w:sz="0" w:space="0" w:color="000000"/>
-                <w:right w:val="none" w:sz="0" w:space="0" w:color="000000"/>
-              </w:pBdr>
-              <w:spacing w:after="100" w:before="100" w:line="240"/>
-              <w:ind w:left="100" w:right="100" w:firstLine="0" w:firstLineChars="0"/>
-              <w:rPr>
-                <w:rFonts w:ascii="Helvetica" w:hAnsi="Helvetica" w:eastAsia="Helvetica" w:cs="Helvetica"/>
-                <w:i w:val="false"/>
-                <w:b w:val="false"/>
-                <w:u w:val="none"/>
-                <w:sz w:val="22"/>
-                <w:szCs w:val="22"/>
-                <w:color w:val="000000"/>
-              </w:rPr>
-            </w:pPr>
-            <w:r>
-              <w:rPr>
-                <w:rFonts w:ascii="Helvetica" w:hAnsi="Helvetica" w:eastAsia="Helvetica" w:cs="Helvetica"/>
-                <w:i w:val="false"/>
-                <w:b w:val="false"/>
-                <w:u w:val="none"/>
-                <w:sz w:val="22"/>
-                <w:szCs w:val="22"/>
-                <w:color w:val="000000"/>
-              </w:rPr>
-              <w:t xml:space="preserve">0.44, 2.59</w:t>
-            </w:r>
-          </w:p>
-        </w:tc>
-        <w:tc>
-          <w:tcPr>
-            <w:tcBorders>
-              <w:bottom w:val="none" w:sz="0" w:space="0" w:color="000000"/>
-              <w:top w:val="none" w:sz="0" w:space="0" w:color="000000"/>
-              <w:left w:val="none" w:sz="0" w:space="0" w:color="000000"/>
-              <w:right w:val="none" w:sz="0" w:space="0" w:color="000000"/>
-            </w:tcBorders>
-            <w:shd w:val="clear" w:color="auto" w:fill="FFFFFF"/>
-            <w:tcMar>
-              <w:top w:w="0" w:type="dxa"/>
-              <w:bottom w:w="0" w:type="dxa"/>
-              <w:left w:w="0" w:type="dxa"/>
-              <w:right w:w="0" w:type="dxa"/>
-            </w:tcMar>
-            <w:vAlign w:val="top"/>
-          </w:tcPr>
-          <w:p>
-            <w:pPr>
-              <w:pStyle w:val="Normal"/>
-              <w:jc w:val="center"/>
-              <w:pBdr>
-                <w:bottom w:val="none" w:sz="0" w:space="0" w:color="000000"/>
-                <w:top w:val="none" w:sz="0" w:space="0" w:color="000000"/>
-                <w:left w:val="none" w:sz="0" w:space="0" w:color="000000"/>
-                <w:right w:val="none" w:sz="0" w:space="0" w:color="000000"/>
-              </w:pBdr>
-              <w:spacing w:after="100" w:before="100" w:line="240"/>
-              <w:ind w:left="100" w:right="100" w:firstLine="0" w:firstLineChars="0"/>
-              <w:rPr>
-                <w:rFonts w:ascii="Helvetica" w:hAnsi="Helvetica" w:eastAsia="Helvetica" w:cs="Helvetica"/>
-                <w:i w:val="false"/>
-                <w:b w:val="false"/>
-                <w:u w:val="none"/>
-                <w:sz w:val="22"/>
-                <w:szCs w:val="22"/>
-                <w:color w:val="000000"/>
-              </w:rPr>
-            </w:pPr>
-            <w:r>
-              <w:rPr>
-                <w:rFonts w:ascii="Helvetica" w:hAnsi="Helvetica" w:eastAsia="Helvetica" w:cs="Helvetica"/>
-                <w:i w:val="false"/>
-                <w:b w:val="false"/>
-                <w:u w:val="none"/>
-                <w:sz w:val="22"/>
-                <w:szCs w:val="22"/>
-                <w:color w:val="000000"/>
-              </w:rPr>
-              <w:t xml:space="preserve">0.890</w:t>
-            </w:r>
-          </w:p>
-        </w:tc>
-        <w:tc>
-          <w:tcPr>
-            <w:tcBorders>
-              <w:bottom w:val="none" w:sz="0" w:space="0" w:color="000000"/>
-              <w:top w:val="none" w:sz="0" w:space="0" w:color="000000"/>
-              <w:left w:val="none" w:sz="0" w:space="0" w:color="000000"/>
-              <w:right w:val="none" w:sz="0" w:space="0" w:color="000000"/>
-            </w:tcBorders>
-            <w:shd w:val="clear" w:color="auto" w:fill="FFFFFF"/>
-            <w:tcMar>
-              <w:top w:w="0" w:type="dxa"/>
-              <w:bottom w:w="0" w:type="dxa"/>
-              <w:left w:w="0" w:type="dxa"/>
-              <w:right w:w="0" w:type="dxa"/>
-            </w:tcMar>
-            <w:vAlign w:val="top"/>
-          </w:tcPr>
-          <w:p>
-            <w:pPr>
-              <w:pStyle w:val="Normal"/>
-              <w:jc w:val="center"/>
-              <w:pBdr>
-                <w:bottom w:val="none" w:sz="0" w:space="0" w:color="000000"/>
-                <w:top w:val="none" w:sz="0" w:space="0" w:color="000000"/>
-                <w:left w:val="none" w:sz="0" w:space="0" w:color="000000"/>
-                <w:right w:val="none" w:sz="0" w:space="0" w:color="000000"/>
-              </w:pBdr>
-              <w:spacing w:after="100" w:before="100" w:line="240"/>
-              <w:ind w:left="100" w:right="100" w:firstLine="0" w:firstLineChars="0"/>
-              <w:rPr>
-                <w:rFonts w:ascii="Helvetica" w:hAnsi="Helvetica" w:eastAsia="Helvetica" w:cs="Helvetica"/>
-                <w:i w:val="false"/>
-                <w:b w:val="false"/>
-                <w:u w:val="none"/>
-                <w:sz w:val="22"/>
-                <w:szCs w:val="22"/>
-                <w:color w:val="000000"/>
-              </w:rPr>
-            </w:pPr>
-            <w:r>
-              <w:rPr>
-                <w:rFonts w:ascii="Helvetica" w:hAnsi="Helvetica" w:eastAsia="Helvetica" w:cs="Helvetica"/>
-                <w:i w:val="false"/>
-                <w:b w:val="false"/>
-                <w:u w:val="none"/>
-                <w:sz w:val="22"/>
-                <w:szCs w:val="22"/>
-                <w:color w:val="000000"/>
-              </w:rPr>
-              <w:t xml:space="preserve">190</w:t>
+              <w:t xml:space="preserve">189</w:t>
+            </w:r>
+          </w:p>
+        </w:tc>
+        <w:tc>
+          <w:tcPr>
+            <w:tcBorders>
+              <w:bottom w:val="none" w:sz="0" w:space="0" w:color="000000"/>
+              <w:top w:val="none" w:sz="0" w:space="0" w:color="000000"/>
+              <w:left w:val="none" w:sz="0" w:space="0" w:color="000000"/>
+              <w:right w:val="none" w:sz="0" w:space="0" w:color="000000"/>
+            </w:tcBorders>
+            <w:shd w:val="clear" w:color="auto" w:fill="FFFFFF"/>
+            <w:tcMar>
+              <w:top w:w="0" w:type="dxa"/>
+              <w:bottom w:w="0" w:type="dxa"/>
+              <w:left w:w="0" w:type="dxa"/>
+              <w:right w:w="0" w:type="dxa"/>
+            </w:tcMar>
+            <w:vAlign w:val="top"/>
+          </w:tcPr>
+          <w:p>
+            <w:pPr>
+              <w:pStyle w:val="Normal"/>
+              <w:jc w:val="center"/>
+              <w:pBdr>
+                <w:bottom w:val="none" w:sz="0" w:space="0" w:color="000000"/>
+                <w:top w:val="none" w:sz="0" w:space="0" w:color="000000"/>
+                <w:left w:val="none" w:sz="0" w:space="0" w:color="000000"/>
+                <w:right w:val="none" w:sz="0" w:space="0" w:color="000000"/>
+              </w:pBdr>
+              <w:spacing w:after="100" w:before="100" w:line="240"/>
+              <w:ind w:left="100" w:right="100" w:firstLine="0" w:firstLineChars="0"/>
+              <w:rPr>
+                <w:rFonts w:ascii="Helvetica" w:hAnsi="Helvetica" w:eastAsia="Helvetica" w:cs="Helvetica"/>
+                <w:i w:val="false"/>
+                <w:b w:val="false"/>
+                <w:u w:val="none"/>
+                <w:sz w:val="22"/>
+                <w:szCs w:val="22"/>
+                <w:color w:val="000000"/>
+              </w:rPr>
+            </w:pPr>
+            <w:r>
+              <w:rPr>
+                <w:rFonts w:ascii="Helvetica" w:hAnsi="Helvetica" w:eastAsia="Helvetica" w:cs="Helvetica"/>
+                <w:i w:val="false"/>
+                <w:b w:val="false"/>
+                <w:u w:val="none"/>
+                <w:sz w:val="22"/>
+                <w:szCs w:val="22"/>
+                <w:color w:val="000000"/>
+              </w:rPr>
+              <w:t xml:space="preserve">1.06</w:t>
+            </w:r>
+          </w:p>
+        </w:tc>
+        <w:tc>
+          <w:tcPr>
+            <w:tcBorders>
+              <w:bottom w:val="none" w:sz="0" w:space="0" w:color="000000"/>
+              <w:top w:val="none" w:sz="0" w:space="0" w:color="000000"/>
+              <w:left w:val="none" w:sz="0" w:space="0" w:color="000000"/>
+              <w:right w:val="none" w:sz="0" w:space="0" w:color="000000"/>
+            </w:tcBorders>
+            <w:shd w:val="clear" w:color="auto" w:fill="FFFFFF"/>
+            <w:tcMar>
+              <w:top w:w="0" w:type="dxa"/>
+              <w:bottom w:w="0" w:type="dxa"/>
+              <w:left w:w="0" w:type="dxa"/>
+              <w:right w:w="0" w:type="dxa"/>
+            </w:tcMar>
+            <w:vAlign w:val="top"/>
+          </w:tcPr>
+          <w:p>
+            <w:pPr>
+              <w:pStyle w:val="Normal"/>
+              <w:jc w:val="center"/>
+              <w:pBdr>
+                <w:bottom w:val="none" w:sz="0" w:space="0" w:color="000000"/>
+                <w:top w:val="none" w:sz="0" w:space="0" w:color="000000"/>
+                <w:left w:val="none" w:sz="0" w:space="0" w:color="000000"/>
+                <w:right w:val="none" w:sz="0" w:space="0" w:color="000000"/>
+              </w:pBdr>
+              <w:spacing w:after="100" w:before="100" w:line="240"/>
+              <w:ind w:left="100" w:right="100" w:firstLine="0" w:firstLineChars="0"/>
+              <w:rPr>
+                <w:rFonts w:ascii="Helvetica" w:hAnsi="Helvetica" w:eastAsia="Helvetica" w:cs="Helvetica"/>
+                <w:i w:val="false"/>
+                <w:b w:val="false"/>
+                <w:u w:val="none"/>
+                <w:sz w:val="22"/>
+                <w:szCs w:val="22"/>
+                <w:color w:val="000000"/>
+              </w:rPr>
+            </w:pPr>
+            <w:r>
+              <w:rPr>
+                <w:rFonts w:ascii="Helvetica" w:hAnsi="Helvetica" w:eastAsia="Helvetica" w:cs="Helvetica"/>
+                <w:i w:val="false"/>
+                <w:b w:val="false"/>
+                <w:u w:val="none"/>
+                <w:sz w:val="22"/>
+                <w:szCs w:val="22"/>
+                <w:color w:val="000000"/>
+              </w:rPr>
+              <w:t xml:space="preserve">0.44, 2.57</w:t>
+            </w:r>
+          </w:p>
+        </w:tc>
+        <w:tc>
+          <w:tcPr>
+            <w:tcBorders>
+              <w:bottom w:val="none" w:sz="0" w:space="0" w:color="000000"/>
+              <w:top w:val="none" w:sz="0" w:space="0" w:color="000000"/>
+              <w:left w:val="none" w:sz="0" w:space="0" w:color="000000"/>
+              <w:right w:val="none" w:sz="0" w:space="0" w:color="000000"/>
+            </w:tcBorders>
+            <w:shd w:val="clear" w:color="auto" w:fill="FFFFFF"/>
+            <w:tcMar>
+              <w:top w:w="0" w:type="dxa"/>
+              <w:bottom w:w="0" w:type="dxa"/>
+              <w:left w:w="0" w:type="dxa"/>
+              <w:right w:w="0" w:type="dxa"/>
+            </w:tcMar>
+            <w:vAlign w:val="top"/>
+          </w:tcPr>
+          <w:p>
+            <w:pPr>
+              <w:pStyle w:val="Normal"/>
+              <w:jc w:val="center"/>
+              <w:pBdr>
+                <w:bottom w:val="none" w:sz="0" w:space="0" w:color="000000"/>
+                <w:top w:val="none" w:sz="0" w:space="0" w:color="000000"/>
+                <w:left w:val="none" w:sz="0" w:space="0" w:color="000000"/>
+                <w:right w:val="none" w:sz="0" w:space="0" w:color="000000"/>
+              </w:pBdr>
+              <w:spacing w:after="100" w:before="100" w:line="240"/>
+              <w:ind w:left="100" w:right="100" w:firstLine="0" w:firstLineChars="0"/>
+              <w:rPr>
+                <w:rFonts w:ascii="Helvetica" w:hAnsi="Helvetica" w:eastAsia="Helvetica" w:cs="Helvetica"/>
+                <w:i w:val="false"/>
+                <w:b w:val="false"/>
+                <w:u w:val="none"/>
+                <w:sz w:val="22"/>
+                <w:szCs w:val="22"/>
+                <w:color w:val="000000"/>
+              </w:rPr>
+            </w:pPr>
+            <w:r>
+              <w:rPr>
+                <w:rFonts w:ascii="Helvetica" w:hAnsi="Helvetica" w:eastAsia="Helvetica" w:cs="Helvetica"/>
+                <w:i w:val="false"/>
+                <w:b w:val="false"/>
+                <w:u w:val="none"/>
+                <w:sz w:val="22"/>
+                <w:szCs w:val="22"/>
+                <w:color w:val="000000"/>
+              </w:rPr>
+              <w:t xml:space="preserve">0.900</w:t>
+            </w:r>
+          </w:p>
+        </w:tc>
+        <w:tc>
+          <w:tcPr>
+            <w:tcBorders>
+              <w:bottom w:val="none" w:sz="0" w:space="0" w:color="000000"/>
+              <w:top w:val="none" w:sz="0" w:space="0" w:color="000000"/>
+              <w:left w:val="none" w:sz="0" w:space="0" w:color="000000"/>
+              <w:right w:val="none" w:sz="0" w:space="0" w:color="000000"/>
+            </w:tcBorders>
+            <w:shd w:val="clear" w:color="auto" w:fill="FFFFFF"/>
+            <w:tcMar>
+              <w:top w:w="0" w:type="dxa"/>
+              <w:bottom w:w="0" w:type="dxa"/>
+              <w:left w:w="0" w:type="dxa"/>
+              <w:right w:w="0" w:type="dxa"/>
+            </w:tcMar>
+            <w:vAlign w:val="top"/>
+          </w:tcPr>
+          <w:p>
+            <w:pPr>
+              <w:pStyle w:val="Normal"/>
+              <w:jc w:val="center"/>
+              <w:pBdr>
+                <w:bottom w:val="none" w:sz="0" w:space="0" w:color="000000"/>
+                <w:top w:val="none" w:sz="0" w:space="0" w:color="000000"/>
+                <w:left w:val="none" w:sz="0" w:space="0" w:color="000000"/>
+                <w:right w:val="none" w:sz="0" w:space="0" w:color="000000"/>
+              </w:pBdr>
+              <w:spacing w:after="100" w:before="100" w:line="240"/>
+              <w:ind w:left="100" w:right="100" w:firstLine="0" w:firstLineChars="0"/>
+              <w:rPr>
+                <w:rFonts w:ascii="Helvetica" w:hAnsi="Helvetica" w:eastAsia="Helvetica" w:cs="Helvetica"/>
+                <w:i w:val="false"/>
+                <w:b w:val="false"/>
+                <w:u w:val="none"/>
+                <w:sz w:val="22"/>
+                <w:szCs w:val="22"/>
+                <w:color w:val="000000"/>
+              </w:rPr>
+            </w:pPr>
+            <w:r>
+              <w:rPr>
+                <w:rFonts w:ascii="Helvetica" w:hAnsi="Helvetica" w:eastAsia="Helvetica" w:cs="Helvetica"/>
+                <w:i w:val="false"/>
+                <w:b w:val="false"/>
+                <w:u w:val="none"/>
+                <w:sz w:val="22"/>
+                <w:szCs w:val="22"/>
+                <w:color w:val="000000"/>
+              </w:rPr>
+              <w:t xml:space="preserve">189</w:t>
             </w:r>
           </w:p>
         </w:tc>
@@ -13396,113 +13396,113 @@
                 <w:szCs w:val="22"/>
                 <w:color w:val="000000"/>
               </w:rPr>
-              <w:t xml:space="preserve">190</w:t>
-            </w:r>
-          </w:p>
-        </w:tc>
-        <w:tc>
-          <w:tcPr>
-            <w:tcBorders>
-              <w:bottom w:val="none" w:sz="0" w:space="0" w:color="000000"/>
-              <w:top w:val="none" w:sz="0" w:space="0" w:color="000000"/>
-              <w:left w:val="none" w:sz="0" w:space="0" w:color="000000"/>
-              <w:right w:val="none" w:sz="0" w:space="0" w:color="000000"/>
-            </w:tcBorders>
-            <w:shd w:val="clear" w:color="auto" w:fill="FFFFFF"/>
-            <w:tcMar>
-              <w:top w:w="0" w:type="dxa"/>
-              <w:bottom w:w="0" w:type="dxa"/>
-              <w:left w:w="0" w:type="dxa"/>
-              <w:right w:w="0" w:type="dxa"/>
-            </w:tcMar>
-            <w:vAlign w:val="top"/>
-          </w:tcPr>
-          <w:p>
-            <w:pPr>
-              <w:pStyle w:val="Normal"/>
-              <w:jc w:val="center"/>
-              <w:pBdr>
-                <w:bottom w:val="none" w:sz="0" w:space="0" w:color="000000"/>
-                <w:top w:val="none" w:sz="0" w:space="0" w:color="000000"/>
-                <w:left w:val="none" w:sz="0" w:space="0" w:color="000000"/>
-                <w:right w:val="none" w:sz="0" w:space="0" w:color="000000"/>
-              </w:pBdr>
-              <w:spacing w:after="100" w:before="100" w:line="240"/>
-              <w:ind w:left="100" w:right="100" w:firstLine="0" w:firstLineChars="0"/>
-              <w:rPr>
-                <w:rFonts w:ascii="Helvetica" w:hAnsi="Helvetica" w:eastAsia="Helvetica" w:cs="Helvetica"/>
-                <w:i w:val="false"/>
-                <w:b w:val="false"/>
-                <w:u w:val="none"/>
-                <w:sz w:val="22"/>
-                <w:szCs w:val="22"/>
-                <w:color w:val="000000"/>
-              </w:rPr>
-            </w:pPr>
-            <w:r>
-              <w:rPr>
-                <w:rFonts w:ascii="Helvetica" w:hAnsi="Helvetica" w:eastAsia="Helvetica" w:cs="Helvetica"/>
-                <w:i w:val="false"/>
-                <w:b w:val="false"/>
-                <w:u w:val="none"/>
-                <w:sz w:val="22"/>
-                <w:szCs w:val="22"/>
-                <w:color w:val="000000"/>
-              </w:rPr>
-              <w:t xml:space="preserve">22,292</w:t>
-            </w:r>
-          </w:p>
-        </w:tc>
-        <w:tc>
-          <w:tcPr>
-            <w:tcBorders>
-              <w:bottom w:val="none" w:sz="0" w:space="0" w:color="000000"/>
-              <w:top w:val="none" w:sz="0" w:space="0" w:color="000000"/>
-              <w:left w:val="none" w:sz="0" w:space="0" w:color="000000"/>
-              <w:right w:val="none" w:sz="0" w:space="0" w:color="000000"/>
-            </w:tcBorders>
-            <w:shd w:val="clear" w:color="auto" w:fill="FFFFFF"/>
-            <w:tcMar>
-              <w:top w:w="0" w:type="dxa"/>
-              <w:bottom w:w="0" w:type="dxa"/>
-              <w:left w:w="0" w:type="dxa"/>
-              <w:right w:w="0" w:type="dxa"/>
-            </w:tcMar>
-            <w:vAlign w:val="top"/>
-          </w:tcPr>
-          <w:p>
-            <w:pPr>
-              <w:pStyle w:val="Normal"/>
-              <w:jc w:val="center"/>
-              <w:pBdr>
-                <w:bottom w:val="none" w:sz="0" w:space="0" w:color="000000"/>
-                <w:top w:val="none" w:sz="0" w:space="0" w:color="000000"/>
-                <w:left w:val="none" w:sz="0" w:space="0" w:color="000000"/>
-                <w:right w:val="none" w:sz="0" w:space="0" w:color="000000"/>
-              </w:pBdr>
-              <w:spacing w:after="100" w:before="100" w:line="240"/>
-              <w:ind w:left="100" w:right="100" w:firstLine="0" w:firstLineChars="0"/>
-              <w:rPr>
-                <w:rFonts w:ascii="Helvetica" w:hAnsi="Helvetica" w:eastAsia="Helvetica" w:cs="Helvetica"/>
-                <w:i w:val="false"/>
-                <w:b w:val="false"/>
-                <w:u w:val="none"/>
-                <w:sz w:val="22"/>
-                <w:szCs w:val="22"/>
-                <w:color w:val="000000"/>
-              </w:rPr>
-            </w:pPr>
-            <w:r>
-              <w:rPr>
-                <w:rFonts w:ascii="Helvetica" w:hAnsi="Helvetica" w:eastAsia="Helvetica" w:cs="Helvetica"/>
-                <w:i w:val="false"/>
-                <w:b w:val="false"/>
-                <w:u w:val="none"/>
-                <w:sz w:val="22"/>
-                <w:szCs w:val="22"/>
-                <w:color w:val="000000"/>
-              </w:rPr>
-              <w:t xml:space="preserve">3,782, 131,400</w:t>
+              <w:t xml:space="preserve">189</w:t>
+            </w:r>
+          </w:p>
+        </w:tc>
+        <w:tc>
+          <w:tcPr>
+            <w:tcBorders>
+              <w:bottom w:val="none" w:sz="0" w:space="0" w:color="000000"/>
+              <w:top w:val="none" w:sz="0" w:space="0" w:color="000000"/>
+              <w:left w:val="none" w:sz="0" w:space="0" w:color="000000"/>
+              <w:right w:val="none" w:sz="0" w:space="0" w:color="000000"/>
+            </w:tcBorders>
+            <w:shd w:val="clear" w:color="auto" w:fill="FFFFFF"/>
+            <w:tcMar>
+              <w:top w:w="0" w:type="dxa"/>
+              <w:bottom w:w="0" w:type="dxa"/>
+              <w:left w:w="0" w:type="dxa"/>
+              <w:right w:w="0" w:type="dxa"/>
+            </w:tcMar>
+            <w:vAlign w:val="top"/>
+          </w:tcPr>
+          <w:p>
+            <w:pPr>
+              <w:pStyle w:val="Normal"/>
+              <w:jc w:val="center"/>
+              <w:pBdr>
+                <w:bottom w:val="none" w:sz="0" w:space="0" w:color="000000"/>
+                <w:top w:val="none" w:sz="0" w:space="0" w:color="000000"/>
+                <w:left w:val="none" w:sz="0" w:space="0" w:color="000000"/>
+                <w:right w:val="none" w:sz="0" w:space="0" w:color="000000"/>
+              </w:pBdr>
+              <w:spacing w:after="100" w:before="100" w:line="240"/>
+              <w:ind w:left="100" w:right="100" w:firstLine="0" w:firstLineChars="0"/>
+              <w:rPr>
+                <w:rFonts w:ascii="Helvetica" w:hAnsi="Helvetica" w:eastAsia="Helvetica" w:cs="Helvetica"/>
+                <w:i w:val="false"/>
+                <w:b w:val="false"/>
+                <w:u w:val="none"/>
+                <w:sz w:val="22"/>
+                <w:szCs w:val="22"/>
+                <w:color w:val="000000"/>
+              </w:rPr>
+            </w:pPr>
+            <w:r>
+              <w:rPr>
+                <w:rFonts w:ascii="Helvetica" w:hAnsi="Helvetica" w:eastAsia="Helvetica" w:cs="Helvetica"/>
+                <w:i w:val="false"/>
+                <w:b w:val="false"/>
+                <w:u w:val="none"/>
+                <w:sz w:val="22"/>
+                <w:szCs w:val="22"/>
+                <w:color w:val="000000"/>
+              </w:rPr>
+              <w:t xml:space="preserve">22,294</w:t>
+            </w:r>
+          </w:p>
+        </w:tc>
+        <w:tc>
+          <w:tcPr>
+            <w:tcBorders>
+              <w:bottom w:val="none" w:sz="0" w:space="0" w:color="000000"/>
+              <w:top w:val="none" w:sz="0" w:space="0" w:color="000000"/>
+              <w:left w:val="none" w:sz="0" w:space="0" w:color="000000"/>
+              <w:right w:val="none" w:sz="0" w:space="0" w:color="000000"/>
+            </w:tcBorders>
+            <w:shd w:val="clear" w:color="auto" w:fill="FFFFFF"/>
+            <w:tcMar>
+              <w:top w:w="0" w:type="dxa"/>
+              <w:bottom w:w="0" w:type="dxa"/>
+              <w:left w:w="0" w:type="dxa"/>
+              <w:right w:w="0" w:type="dxa"/>
+            </w:tcMar>
+            <w:vAlign w:val="top"/>
+          </w:tcPr>
+          <w:p>
+            <w:pPr>
+              <w:pStyle w:val="Normal"/>
+              <w:jc w:val="center"/>
+              <w:pBdr>
+                <w:bottom w:val="none" w:sz="0" w:space="0" w:color="000000"/>
+                <w:top w:val="none" w:sz="0" w:space="0" w:color="000000"/>
+                <w:left w:val="none" w:sz="0" w:space="0" w:color="000000"/>
+                <w:right w:val="none" w:sz="0" w:space="0" w:color="000000"/>
+              </w:pBdr>
+              <w:spacing w:after="100" w:before="100" w:line="240"/>
+              <w:ind w:left="100" w:right="100" w:firstLine="0" w:firstLineChars="0"/>
+              <w:rPr>
+                <w:rFonts w:ascii="Helvetica" w:hAnsi="Helvetica" w:eastAsia="Helvetica" w:cs="Helvetica"/>
+                <w:i w:val="false"/>
+                <w:b w:val="false"/>
+                <w:u w:val="none"/>
+                <w:sz w:val="22"/>
+                <w:szCs w:val="22"/>
+                <w:color w:val="000000"/>
+              </w:rPr>
+            </w:pPr>
+            <w:r>
+              <w:rPr>
+                <w:rFonts w:ascii="Helvetica" w:hAnsi="Helvetica" w:eastAsia="Helvetica" w:cs="Helvetica"/>
+                <w:i w:val="false"/>
+                <w:b w:val="false"/>
+                <w:u w:val="none"/>
+                <w:sz w:val="22"/>
+                <w:szCs w:val="22"/>
+                <w:color w:val="000000"/>
+              </w:rPr>
+              <w:t xml:space="preserve">3,782, 131,432</w:t>
             </w:r>
           </w:p>
         </w:tc>
@@ -13608,113 +13608,113 @@
                 <w:szCs w:val="22"/>
                 <w:color w:val="000000"/>
               </w:rPr>
-              <w:t xml:space="preserve">190</w:t>
-            </w:r>
-          </w:p>
-        </w:tc>
-        <w:tc>
-          <w:tcPr>
-            <w:tcBorders>
-              <w:bottom w:val="none" w:sz="0" w:space="0" w:color="000000"/>
-              <w:top w:val="none" w:sz="0" w:space="0" w:color="000000"/>
-              <w:left w:val="none" w:sz="0" w:space="0" w:color="000000"/>
-              <w:right w:val="none" w:sz="0" w:space="0" w:color="000000"/>
-            </w:tcBorders>
-            <w:shd w:val="clear" w:color="auto" w:fill="FFFFFF"/>
-            <w:tcMar>
-              <w:top w:w="0" w:type="dxa"/>
-              <w:bottom w:w="0" w:type="dxa"/>
-              <w:left w:w="0" w:type="dxa"/>
-              <w:right w:w="0" w:type="dxa"/>
-            </w:tcMar>
-            <w:vAlign w:val="top"/>
-          </w:tcPr>
-          <w:p>
-            <w:pPr>
-              <w:pStyle w:val="Normal"/>
-              <w:jc w:val="center"/>
-              <w:pBdr>
-                <w:bottom w:val="none" w:sz="0" w:space="0" w:color="000000"/>
-                <w:top w:val="none" w:sz="0" w:space="0" w:color="000000"/>
-                <w:left w:val="none" w:sz="0" w:space="0" w:color="000000"/>
-                <w:right w:val="none" w:sz="0" w:space="0" w:color="000000"/>
-              </w:pBdr>
-              <w:spacing w:after="100" w:before="100" w:line="240"/>
-              <w:ind w:left="100" w:right="100" w:firstLine="0" w:firstLineChars="0"/>
-              <w:rPr>
-                <w:rFonts w:ascii="Helvetica" w:hAnsi="Helvetica" w:eastAsia="Helvetica" w:cs="Helvetica"/>
-                <w:i w:val="false"/>
-                <w:b w:val="false"/>
-                <w:u w:val="none"/>
-                <w:sz w:val="22"/>
-                <w:szCs w:val="22"/>
-                <w:color w:val="000000"/>
-              </w:rPr>
-            </w:pPr>
-            <w:r>
-              <w:rPr>
-                <w:rFonts w:ascii="Helvetica" w:hAnsi="Helvetica" w:eastAsia="Helvetica" w:cs="Helvetica"/>
-                <w:i w:val="false"/>
-                <w:b w:val="false"/>
-                <w:u w:val="none"/>
-                <w:sz w:val="22"/>
-                <w:szCs w:val="22"/>
-                <w:color w:val="000000"/>
-              </w:rPr>
-              <w:t xml:space="preserve">183,884</w:t>
-            </w:r>
-          </w:p>
-        </w:tc>
-        <w:tc>
-          <w:tcPr>
-            <w:tcBorders>
-              <w:bottom w:val="none" w:sz="0" w:space="0" w:color="000000"/>
-              <w:top w:val="none" w:sz="0" w:space="0" w:color="000000"/>
-              <w:left w:val="none" w:sz="0" w:space="0" w:color="000000"/>
-              <w:right w:val="none" w:sz="0" w:space="0" w:color="000000"/>
-            </w:tcBorders>
-            <w:shd w:val="clear" w:color="auto" w:fill="FFFFFF"/>
-            <w:tcMar>
-              <w:top w:w="0" w:type="dxa"/>
-              <w:bottom w:w="0" w:type="dxa"/>
-              <w:left w:w="0" w:type="dxa"/>
-              <w:right w:w="0" w:type="dxa"/>
-            </w:tcMar>
-            <w:vAlign w:val="top"/>
-          </w:tcPr>
-          <w:p>
-            <w:pPr>
-              <w:pStyle w:val="Normal"/>
-              <w:jc w:val="center"/>
-              <w:pBdr>
-                <w:bottom w:val="none" w:sz="0" w:space="0" w:color="000000"/>
-                <w:top w:val="none" w:sz="0" w:space="0" w:color="000000"/>
-                <w:left w:val="none" w:sz="0" w:space="0" w:color="000000"/>
-                <w:right w:val="none" w:sz="0" w:space="0" w:color="000000"/>
-              </w:pBdr>
-              <w:spacing w:after="100" w:before="100" w:line="240"/>
-              <w:ind w:left="100" w:right="100" w:firstLine="0" w:firstLineChars="0"/>
-              <w:rPr>
-                <w:rFonts w:ascii="Helvetica" w:hAnsi="Helvetica" w:eastAsia="Helvetica" w:cs="Helvetica"/>
-                <w:i w:val="false"/>
-                <w:b w:val="false"/>
-                <w:u w:val="none"/>
-                <w:sz w:val="22"/>
-                <w:szCs w:val="22"/>
-                <w:color w:val="000000"/>
-              </w:rPr>
-            </w:pPr>
-            <w:r>
-              <w:rPr>
-                <w:rFonts w:ascii="Helvetica" w:hAnsi="Helvetica" w:eastAsia="Helvetica" w:cs="Helvetica"/>
-                <w:i w:val="false"/>
-                <w:b w:val="false"/>
-                <w:u w:val="none"/>
-                <w:sz w:val="22"/>
-                <w:szCs w:val="22"/>
-                <w:color w:val="000000"/>
-              </w:rPr>
-              <w:t xml:space="preserve">8,852, 3,819,842</w:t>
+              <w:t xml:space="preserve">189</w:t>
+            </w:r>
+          </w:p>
+        </w:tc>
+        <w:tc>
+          <w:tcPr>
+            <w:tcBorders>
+              <w:bottom w:val="none" w:sz="0" w:space="0" w:color="000000"/>
+              <w:top w:val="none" w:sz="0" w:space="0" w:color="000000"/>
+              <w:left w:val="none" w:sz="0" w:space="0" w:color="000000"/>
+              <w:right w:val="none" w:sz="0" w:space="0" w:color="000000"/>
+            </w:tcBorders>
+            <w:shd w:val="clear" w:color="auto" w:fill="FFFFFF"/>
+            <w:tcMar>
+              <w:top w:w="0" w:type="dxa"/>
+              <w:bottom w:w="0" w:type="dxa"/>
+              <w:left w:w="0" w:type="dxa"/>
+              <w:right w:w="0" w:type="dxa"/>
+            </w:tcMar>
+            <w:vAlign w:val="top"/>
+          </w:tcPr>
+          <w:p>
+            <w:pPr>
+              <w:pStyle w:val="Normal"/>
+              <w:jc w:val="center"/>
+              <w:pBdr>
+                <w:bottom w:val="none" w:sz="0" w:space="0" w:color="000000"/>
+                <w:top w:val="none" w:sz="0" w:space="0" w:color="000000"/>
+                <w:left w:val="none" w:sz="0" w:space="0" w:color="000000"/>
+                <w:right w:val="none" w:sz="0" w:space="0" w:color="000000"/>
+              </w:pBdr>
+              <w:spacing w:after="100" w:before="100" w:line="240"/>
+              <w:ind w:left="100" w:right="100" w:firstLine="0" w:firstLineChars="0"/>
+              <w:rPr>
+                <w:rFonts w:ascii="Helvetica" w:hAnsi="Helvetica" w:eastAsia="Helvetica" w:cs="Helvetica"/>
+                <w:i w:val="false"/>
+                <w:b w:val="false"/>
+                <w:u w:val="none"/>
+                <w:sz w:val="22"/>
+                <w:szCs w:val="22"/>
+                <w:color w:val="000000"/>
+              </w:rPr>
+            </w:pPr>
+            <w:r>
+              <w:rPr>
+                <w:rFonts w:ascii="Helvetica" w:hAnsi="Helvetica" w:eastAsia="Helvetica" w:cs="Helvetica"/>
+                <w:i w:val="false"/>
+                <w:b w:val="false"/>
+                <w:u w:val="none"/>
+                <w:sz w:val="22"/>
+                <w:szCs w:val="22"/>
+                <w:color w:val="000000"/>
+              </w:rPr>
+              <w:t xml:space="preserve">185,105</w:t>
+            </w:r>
+          </w:p>
+        </w:tc>
+        <w:tc>
+          <w:tcPr>
+            <w:tcBorders>
+              <w:bottom w:val="none" w:sz="0" w:space="0" w:color="000000"/>
+              <w:top w:val="none" w:sz="0" w:space="0" w:color="000000"/>
+              <w:left w:val="none" w:sz="0" w:space="0" w:color="000000"/>
+              <w:right w:val="none" w:sz="0" w:space="0" w:color="000000"/>
+            </w:tcBorders>
+            <w:shd w:val="clear" w:color="auto" w:fill="FFFFFF"/>
+            <w:tcMar>
+              <w:top w:w="0" w:type="dxa"/>
+              <w:bottom w:w="0" w:type="dxa"/>
+              <w:left w:w="0" w:type="dxa"/>
+              <w:right w:w="0" w:type="dxa"/>
+            </w:tcMar>
+            <w:vAlign w:val="top"/>
+          </w:tcPr>
+          <w:p>
+            <w:pPr>
+              <w:pStyle w:val="Normal"/>
+              <w:jc w:val="center"/>
+              <w:pBdr>
+                <w:bottom w:val="none" w:sz="0" w:space="0" w:color="000000"/>
+                <w:top w:val="none" w:sz="0" w:space="0" w:color="000000"/>
+                <w:left w:val="none" w:sz="0" w:space="0" w:color="000000"/>
+                <w:right w:val="none" w:sz="0" w:space="0" w:color="000000"/>
+              </w:pBdr>
+              <w:spacing w:after="100" w:before="100" w:line="240"/>
+              <w:ind w:left="100" w:right="100" w:firstLine="0" w:firstLineChars="0"/>
+              <w:rPr>
+                <w:rFonts w:ascii="Helvetica" w:hAnsi="Helvetica" w:eastAsia="Helvetica" w:cs="Helvetica"/>
+                <w:i w:val="false"/>
+                <w:b w:val="false"/>
+                <w:u w:val="none"/>
+                <w:sz w:val="22"/>
+                <w:szCs w:val="22"/>
+                <w:color w:val="000000"/>
+              </w:rPr>
+            </w:pPr>
+            <w:r>
+              <w:rPr>
+                <w:rFonts w:ascii="Helvetica" w:hAnsi="Helvetica" w:eastAsia="Helvetica" w:cs="Helvetica"/>
+                <w:i w:val="false"/>
+                <w:b w:val="false"/>
+                <w:u w:val="none"/>
+                <w:sz w:val="22"/>
+                <w:szCs w:val="22"/>
+                <w:color w:val="000000"/>
+              </w:rPr>
+              <w:t xml:space="preserve">8,911, 3,845,076</w:t>
             </w:r>
           </w:p>
         </w:tc>
@@ -13879,219 +13879,219 @@
                 <w:szCs w:val="22"/>
                 <w:color w:val="000000"/>
               </w:rPr>
-              <w:t xml:space="preserve">190</w:t>
-            </w:r>
-          </w:p>
-        </w:tc>
-        <w:tc>
-          <w:tcPr>
-            <w:tcBorders>
-              <w:bottom w:val="none" w:sz="0" w:space="0" w:color="000000"/>
-              <w:top w:val="none" w:sz="0" w:space="0" w:color="000000"/>
-              <w:left w:val="none" w:sz="0" w:space="0" w:color="000000"/>
-              <w:right w:val="none" w:sz="0" w:space="0" w:color="000000"/>
-            </w:tcBorders>
-            <w:shd w:val="clear" w:color="auto" w:fill="FFFFFF"/>
-            <w:tcMar>
-              <w:top w:w="0" w:type="dxa"/>
-              <w:bottom w:w="0" w:type="dxa"/>
-              <w:left w:w="0" w:type="dxa"/>
-              <w:right w:w="0" w:type="dxa"/>
-            </w:tcMar>
-            <w:vAlign w:val="top"/>
-          </w:tcPr>
-          <w:p>
-            <w:pPr>
-              <w:pStyle w:val="Normal"/>
-              <w:jc w:val="center"/>
-              <w:pBdr>
-                <w:bottom w:val="none" w:sz="0" w:space="0" w:color="000000"/>
-                <w:top w:val="none" w:sz="0" w:space="0" w:color="000000"/>
-                <w:left w:val="none" w:sz="0" w:space="0" w:color="000000"/>
-                <w:right w:val="none" w:sz="0" w:space="0" w:color="000000"/>
-              </w:pBdr>
-              <w:spacing w:after="100" w:before="100" w:line="240"/>
-              <w:ind w:left="100" w:right="100" w:firstLine="0" w:firstLineChars="0"/>
-              <w:rPr>
-                <w:rFonts w:ascii="Helvetica" w:hAnsi="Helvetica" w:eastAsia="Helvetica" w:cs="Helvetica"/>
-                <w:i w:val="false"/>
-                <w:b w:val="false"/>
-                <w:u w:val="none"/>
-                <w:sz w:val="22"/>
-                <w:szCs w:val="22"/>
-                <w:color w:val="000000"/>
-              </w:rPr>
-            </w:pPr>
-            <w:r>
-              <w:rPr>
-                <w:rFonts w:ascii="Helvetica" w:hAnsi="Helvetica" w:eastAsia="Helvetica" w:cs="Helvetica"/>
-                <w:i w:val="false"/>
-                <w:b w:val="false"/>
-                <w:u w:val="none"/>
-                <w:sz w:val="22"/>
-                <w:szCs w:val="22"/>
-                <w:color w:val="000000"/>
-              </w:rPr>
-              <w:t xml:space="preserve">0.54</w:t>
-            </w:r>
-          </w:p>
-        </w:tc>
-        <w:tc>
-          <w:tcPr>
-            <w:tcBorders>
-              <w:bottom w:val="none" w:sz="0" w:space="0" w:color="000000"/>
-              <w:top w:val="none" w:sz="0" w:space="0" w:color="000000"/>
-              <w:left w:val="none" w:sz="0" w:space="0" w:color="000000"/>
-              <w:right w:val="none" w:sz="0" w:space="0" w:color="000000"/>
-            </w:tcBorders>
-            <w:shd w:val="clear" w:color="auto" w:fill="FFFFFF"/>
-            <w:tcMar>
-              <w:top w:w="0" w:type="dxa"/>
-              <w:bottom w:w="0" w:type="dxa"/>
-              <w:left w:w="0" w:type="dxa"/>
-              <w:right w:w="0" w:type="dxa"/>
-            </w:tcMar>
-            <w:vAlign w:val="top"/>
-          </w:tcPr>
-          <w:p>
-            <w:pPr>
-              <w:pStyle w:val="Normal"/>
-              <w:jc w:val="center"/>
-              <w:pBdr>
-                <w:bottom w:val="none" w:sz="0" w:space="0" w:color="000000"/>
-                <w:top w:val="none" w:sz="0" w:space="0" w:color="000000"/>
-                <w:left w:val="none" w:sz="0" w:space="0" w:color="000000"/>
-                <w:right w:val="none" w:sz="0" w:space="0" w:color="000000"/>
-              </w:pBdr>
-              <w:spacing w:after="100" w:before="100" w:line="240"/>
-              <w:ind w:left="100" w:right="100" w:firstLine="0" w:firstLineChars="0"/>
-              <w:rPr>
-                <w:rFonts w:ascii="Helvetica" w:hAnsi="Helvetica" w:eastAsia="Helvetica" w:cs="Helvetica"/>
-                <w:i w:val="false"/>
-                <w:b w:val="false"/>
-                <w:u w:val="none"/>
-                <w:sz w:val="22"/>
-                <w:szCs w:val="22"/>
-                <w:color w:val="000000"/>
-              </w:rPr>
-            </w:pPr>
-            <w:r>
-              <w:rPr>
-                <w:rFonts w:ascii="Helvetica" w:hAnsi="Helvetica" w:eastAsia="Helvetica" w:cs="Helvetica"/>
-                <w:i w:val="false"/>
-                <w:b w:val="false"/>
-                <w:u w:val="none"/>
-                <w:sz w:val="22"/>
-                <w:szCs w:val="22"/>
-                <w:color w:val="000000"/>
-              </w:rPr>
-              <w:t xml:space="preserve">0.16, 1.81</w:t>
-            </w:r>
-          </w:p>
-        </w:tc>
-        <w:tc>
-          <w:tcPr>
-            <w:tcBorders>
-              <w:bottom w:val="none" w:sz="0" w:space="0" w:color="000000"/>
-              <w:top w:val="none" w:sz="0" w:space="0" w:color="000000"/>
-              <w:left w:val="none" w:sz="0" w:space="0" w:color="000000"/>
-              <w:right w:val="none" w:sz="0" w:space="0" w:color="000000"/>
-            </w:tcBorders>
-            <w:shd w:val="clear" w:color="auto" w:fill="FFFFFF"/>
-            <w:tcMar>
-              <w:top w:w="0" w:type="dxa"/>
-              <w:bottom w:w="0" w:type="dxa"/>
-              <w:left w:w="0" w:type="dxa"/>
-              <w:right w:w="0" w:type="dxa"/>
-            </w:tcMar>
-            <w:vAlign w:val="top"/>
-          </w:tcPr>
-          <w:p>
-            <w:pPr>
-              <w:pStyle w:val="Normal"/>
-              <w:jc w:val="center"/>
-              <w:pBdr>
-                <w:bottom w:val="none" w:sz="0" w:space="0" w:color="000000"/>
-                <w:top w:val="none" w:sz="0" w:space="0" w:color="000000"/>
-                <w:left w:val="none" w:sz="0" w:space="0" w:color="000000"/>
-                <w:right w:val="none" w:sz="0" w:space="0" w:color="000000"/>
-              </w:pBdr>
-              <w:spacing w:after="100" w:before="100" w:line="240"/>
-              <w:ind w:left="100" w:right="100" w:firstLine="0" w:firstLineChars="0"/>
-              <w:rPr>
-                <w:rFonts w:ascii="Helvetica" w:hAnsi="Helvetica" w:eastAsia="Helvetica" w:cs="Helvetica"/>
-                <w:i w:val="false"/>
-                <w:b w:val="false"/>
-                <w:u w:val="none"/>
-                <w:sz w:val="22"/>
-                <w:szCs w:val="22"/>
-                <w:color w:val="000000"/>
-              </w:rPr>
-            </w:pPr>
-            <w:r>
-              <w:rPr>
-                <w:rFonts w:ascii="Helvetica" w:hAnsi="Helvetica" w:eastAsia="Helvetica" w:cs="Helvetica"/>
-                <w:i w:val="false"/>
-                <w:b w:val="false"/>
-                <w:u w:val="none"/>
-                <w:sz w:val="22"/>
-                <w:szCs w:val="22"/>
-                <w:color w:val="000000"/>
-              </w:rPr>
-              <w:t xml:space="preserve">0.320</w:t>
-            </w:r>
-          </w:p>
-        </w:tc>
-        <w:tc>
-          <w:tcPr>
-            <w:tcBorders>
-              <w:bottom w:val="none" w:sz="0" w:space="0" w:color="000000"/>
-              <w:top w:val="none" w:sz="0" w:space="0" w:color="000000"/>
-              <w:left w:val="none" w:sz="0" w:space="0" w:color="000000"/>
-              <w:right w:val="none" w:sz="0" w:space="0" w:color="000000"/>
-            </w:tcBorders>
-            <w:shd w:val="clear" w:color="auto" w:fill="FFFFFF"/>
-            <w:tcMar>
-              <w:top w:w="0" w:type="dxa"/>
-              <w:bottom w:w="0" w:type="dxa"/>
-              <w:left w:w="0" w:type="dxa"/>
-              <w:right w:w="0" w:type="dxa"/>
-            </w:tcMar>
-            <w:vAlign w:val="top"/>
-          </w:tcPr>
-          <w:p>
-            <w:pPr>
-              <w:pStyle w:val="Normal"/>
-              <w:jc w:val="center"/>
-              <w:pBdr>
-                <w:bottom w:val="none" w:sz="0" w:space="0" w:color="000000"/>
-                <w:top w:val="none" w:sz="0" w:space="0" w:color="000000"/>
-                <w:left w:val="none" w:sz="0" w:space="0" w:color="000000"/>
-                <w:right w:val="none" w:sz="0" w:space="0" w:color="000000"/>
-              </w:pBdr>
-              <w:spacing w:after="100" w:before="100" w:line="240"/>
-              <w:ind w:left="100" w:right="100" w:firstLine="0" w:firstLineChars="0"/>
-              <w:rPr>
-                <w:rFonts w:ascii="Helvetica" w:hAnsi="Helvetica" w:eastAsia="Helvetica" w:cs="Helvetica"/>
-                <w:i w:val="false"/>
-                <w:b w:val="false"/>
-                <w:u w:val="none"/>
-                <w:sz w:val="22"/>
-                <w:szCs w:val="22"/>
-                <w:color w:val="000000"/>
-              </w:rPr>
-            </w:pPr>
-            <w:r>
-              <w:rPr>
-                <w:rFonts w:ascii="Helvetica" w:hAnsi="Helvetica" w:eastAsia="Helvetica" w:cs="Helvetica"/>
-                <w:i w:val="false"/>
-                <w:b w:val="false"/>
-                <w:u w:val="none"/>
-                <w:sz w:val="22"/>
-                <w:szCs w:val="22"/>
-                <w:color w:val="000000"/>
-              </w:rPr>
-              <w:t xml:space="preserve">190</w:t>
+              <w:t xml:space="preserve">189</w:t>
+            </w:r>
+          </w:p>
+        </w:tc>
+        <w:tc>
+          <w:tcPr>
+            <w:tcBorders>
+              <w:bottom w:val="none" w:sz="0" w:space="0" w:color="000000"/>
+              <w:top w:val="none" w:sz="0" w:space="0" w:color="000000"/>
+              <w:left w:val="none" w:sz="0" w:space="0" w:color="000000"/>
+              <w:right w:val="none" w:sz="0" w:space="0" w:color="000000"/>
+            </w:tcBorders>
+            <w:shd w:val="clear" w:color="auto" w:fill="FFFFFF"/>
+            <w:tcMar>
+              <w:top w:w="0" w:type="dxa"/>
+              <w:bottom w:w="0" w:type="dxa"/>
+              <w:left w:w="0" w:type="dxa"/>
+              <w:right w:w="0" w:type="dxa"/>
+            </w:tcMar>
+            <w:vAlign w:val="top"/>
+          </w:tcPr>
+          <w:p>
+            <w:pPr>
+              <w:pStyle w:val="Normal"/>
+              <w:jc w:val="center"/>
+              <w:pBdr>
+                <w:bottom w:val="none" w:sz="0" w:space="0" w:color="000000"/>
+                <w:top w:val="none" w:sz="0" w:space="0" w:color="000000"/>
+                <w:left w:val="none" w:sz="0" w:space="0" w:color="000000"/>
+                <w:right w:val="none" w:sz="0" w:space="0" w:color="000000"/>
+              </w:pBdr>
+              <w:spacing w:after="100" w:before="100" w:line="240"/>
+              <w:ind w:left="100" w:right="100" w:firstLine="0" w:firstLineChars="0"/>
+              <w:rPr>
+                <w:rFonts w:ascii="Helvetica" w:hAnsi="Helvetica" w:eastAsia="Helvetica" w:cs="Helvetica"/>
+                <w:i w:val="false"/>
+                <w:b w:val="false"/>
+                <w:u w:val="none"/>
+                <w:sz w:val="22"/>
+                <w:szCs w:val="22"/>
+                <w:color w:val="000000"/>
+              </w:rPr>
+            </w:pPr>
+            <w:r>
+              <w:rPr>
+                <w:rFonts w:ascii="Helvetica" w:hAnsi="Helvetica" w:eastAsia="Helvetica" w:cs="Helvetica"/>
+                <w:i w:val="false"/>
+                <w:b w:val="false"/>
+                <w:u w:val="none"/>
+                <w:sz w:val="22"/>
+                <w:szCs w:val="22"/>
+                <w:color w:val="000000"/>
+              </w:rPr>
+              <w:t xml:space="preserve">0.53</w:t>
+            </w:r>
+          </w:p>
+        </w:tc>
+        <w:tc>
+          <w:tcPr>
+            <w:tcBorders>
+              <w:bottom w:val="none" w:sz="0" w:space="0" w:color="000000"/>
+              <w:top w:val="none" w:sz="0" w:space="0" w:color="000000"/>
+              <w:left w:val="none" w:sz="0" w:space="0" w:color="000000"/>
+              <w:right w:val="none" w:sz="0" w:space="0" w:color="000000"/>
+            </w:tcBorders>
+            <w:shd w:val="clear" w:color="auto" w:fill="FFFFFF"/>
+            <w:tcMar>
+              <w:top w:w="0" w:type="dxa"/>
+              <w:bottom w:w="0" w:type="dxa"/>
+              <w:left w:w="0" w:type="dxa"/>
+              <w:right w:w="0" w:type="dxa"/>
+            </w:tcMar>
+            <w:vAlign w:val="top"/>
+          </w:tcPr>
+          <w:p>
+            <w:pPr>
+              <w:pStyle w:val="Normal"/>
+              <w:jc w:val="center"/>
+              <w:pBdr>
+                <w:bottom w:val="none" w:sz="0" w:space="0" w:color="000000"/>
+                <w:top w:val="none" w:sz="0" w:space="0" w:color="000000"/>
+                <w:left w:val="none" w:sz="0" w:space="0" w:color="000000"/>
+                <w:right w:val="none" w:sz="0" w:space="0" w:color="000000"/>
+              </w:pBdr>
+              <w:spacing w:after="100" w:before="100" w:line="240"/>
+              <w:ind w:left="100" w:right="100" w:firstLine="0" w:firstLineChars="0"/>
+              <w:rPr>
+                <w:rFonts w:ascii="Helvetica" w:hAnsi="Helvetica" w:eastAsia="Helvetica" w:cs="Helvetica"/>
+                <w:i w:val="false"/>
+                <w:b w:val="false"/>
+                <w:u w:val="none"/>
+                <w:sz w:val="22"/>
+                <w:szCs w:val="22"/>
+                <w:color w:val="000000"/>
+              </w:rPr>
+            </w:pPr>
+            <w:r>
+              <w:rPr>
+                <w:rFonts w:ascii="Helvetica" w:hAnsi="Helvetica" w:eastAsia="Helvetica" w:cs="Helvetica"/>
+                <w:i w:val="false"/>
+                <w:b w:val="false"/>
+                <w:u w:val="none"/>
+                <w:sz w:val="22"/>
+                <w:szCs w:val="22"/>
+                <w:color w:val="000000"/>
+              </w:rPr>
+              <w:t xml:space="preserve">0.16, 1.80</w:t>
+            </w:r>
+          </w:p>
+        </w:tc>
+        <w:tc>
+          <w:tcPr>
+            <w:tcBorders>
+              <w:bottom w:val="none" w:sz="0" w:space="0" w:color="000000"/>
+              <w:top w:val="none" w:sz="0" w:space="0" w:color="000000"/>
+              <w:left w:val="none" w:sz="0" w:space="0" w:color="000000"/>
+              <w:right w:val="none" w:sz="0" w:space="0" w:color="000000"/>
+            </w:tcBorders>
+            <w:shd w:val="clear" w:color="auto" w:fill="FFFFFF"/>
+            <w:tcMar>
+              <w:top w:w="0" w:type="dxa"/>
+              <w:bottom w:w="0" w:type="dxa"/>
+              <w:left w:w="0" w:type="dxa"/>
+              <w:right w:w="0" w:type="dxa"/>
+            </w:tcMar>
+            <w:vAlign w:val="top"/>
+          </w:tcPr>
+          <w:p>
+            <w:pPr>
+              <w:pStyle w:val="Normal"/>
+              <w:jc w:val="center"/>
+              <w:pBdr>
+                <w:bottom w:val="none" w:sz="0" w:space="0" w:color="000000"/>
+                <w:top w:val="none" w:sz="0" w:space="0" w:color="000000"/>
+                <w:left w:val="none" w:sz="0" w:space="0" w:color="000000"/>
+                <w:right w:val="none" w:sz="0" w:space="0" w:color="000000"/>
+              </w:pBdr>
+              <w:spacing w:after="100" w:before="100" w:line="240"/>
+              <w:ind w:left="100" w:right="100" w:firstLine="0" w:firstLineChars="0"/>
+              <w:rPr>
+                <w:rFonts w:ascii="Helvetica" w:hAnsi="Helvetica" w:eastAsia="Helvetica" w:cs="Helvetica"/>
+                <w:i w:val="false"/>
+                <w:b w:val="false"/>
+                <w:u w:val="none"/>
+                <w:sz w:val="22"/>
+                <w:szCs w:val="22"/>
+                <w:color w:val="000000"/>
+              </w:rPr>
+            </w:pPr>
+            <w:r>
+              <w:rPr>
+                <w:rFonts w:ascii="Helvetica" w:hAnsi="Helvetica" w:eastAsia="Helvetica" w:cs="Helvetica"/>
+                <w:i w:val="false"/>
+                <w:b w:val="false"/>
+                <w:u w:val="none"/>
+                <w:sz w:val="22"/>
+                <w:szCs w:val="22"/>
+                <w:color w:val="000000"/>
+              </w:rPr>
+              <w:t xml:space="preserve">0.310</w:t>
+            </w:r>
+          </w:p>
+        </w:tc>
+        <w:tc>
+          <w:tcPr>
+            <w:tcBorders>
+              <w:bottom w:val="none" w:sz="0" w:space="0" w:color="000000"/>
+              <w:top w:val="none" w:sz="0" w:space="0" w:color="000000"/>
+              <w:left w:val="none" w:sz="0" w:space="0" w:color="000000"/>
+              <w:right w:val="none" w:sz="0" w:space="0" w:color="000000"/>
+            </w:tcBorders>
+            <w:shd w:val="clear" w:color="auto" w:fill="FFFFFF"/>
+            <w:tcMar>
+              <w:top w:w="0" w:type="dxa"/>
+              <w:bottom w:w="0" w:type="dxa"/>
+              <w:left w:w="0" w:type="dxa"/>
+              <w:right w:w="0" w:type="dxa"/>
+            </w:tcMar>
+            <w:vAlign w:val="top"/>
+          </w:tcPr>
+          <w:p>
+            <w:pPr>
+              <w:pStyle w:val="Normal"/>
+              <w:jc w:val="center"/>
+              <w:pBdr>
+                <w:bottom w:val="none" w:sz="0" w:space="0" w:color="000000"/>
+                <w:top w:val="none" w:sz="0" w:space="0" w:color="000000"/>
+                <w:left w:val="none" w:sz="0" w:space="0" w:color="000000"/>
+                <w:right w:val="none" w:sz="0" w:space="0" w:color="000000"/>
+              </w:pBdr>
+              <w:spacing w:after="100" w:before="100" w:line="240"/>
+              <w:ind w:left="100" w:right="100" w:firstLine="0" w:firstLineChars="0"/>
+              <w:rPr>
+                <w:rFonts w:ascii="Helvetica" w:hAnsi="Helvetica" w:eastAsia="Helvetica" w:cs="Helvetica"/>
+                <w:i w:val="false"/>
+                <w:b w:val="false"/>
+                <w:u w:val="none"/>
+                <w:sz w:val="22"/>
+                <w:szCs w:val="22"/>
+                <w:color w:val="000000"/>
+              </w:rPr>
+            </w:pPr>
+            <w:r>
+              <w:rPr>
+                <w:rFonts w:ascii="Helvetica" w:hAnsi="Helvetica" w:eastAsia="Helvetica" w:cs="Helvetica"/>
+                <w:i w:val="false"/>
+                <w:b w:val="false"/>
+                <w:u w:val="none"/>
+                <w:sz w:val="22"/>
+                <w:szCs w:val="22"/>
+                <w:color w:val="000000"/>
+              </w:rPr>
+              <w:t xml:space="preserve">189</w:t>
             </w:r>
           </w:p>
         </w:tc>
@@ -14362,7 +14362,7 @@
                 <w:szCs w:val="22"/>
                 <w:color w:val="000000"/>
               </w:rPr>
-              <w:t xml:space="preserve">190</w:t>
+              <w:t xml:space="preserve">189</w:t>
             </w:r>
           </w:p>
         </w:tc>
@@ -14415,7 +14415,7 @@
                 <w:szCs w:val="22"/>
                 <w:color w:val="000000"/>
               </w:rPr>
-              <w:t xml:space="preserve">1.00</w:t>
+              <w:t xml:space="preserve">1.0</w:t>
             </w:r>
           </w:p>
         </w:tc>
@@ -14521,7 +14521,7 @@
                 <w:szCs w:val="22"/>
                 <w:color w:val="000000"/>
               </w:rPr>
-              <w:t xml:space="preserve">0.590</w:t>
+              <w:t xml:space="preserve">0.580</w:t>
             </w:r>
           </w:p>
         </w:tc>
@@ -14574,7 +14574,7 @@
                 <w:szCs w:val="22"/>
                 <w:color w:val="000000"/>
               </w:rPr>
-              <w:t xml:space="preserve">190</w:t>
+              <w:t xml:space="preserve">189</w:t>
             </w:r>
           </w:p>
         </w:tc>

--- a/docs/tables/carbo/sec5_aki_365.docx
+++ b/docs/tables/carbo/sec5_aki_365.docx
@@ -997,7 +997,7 @@
                 <w:szCs w:val="22"/>
                 <w:color w:val="000000"/>
               </w:rPr>
-              <w:t xml:space="preserve">0.420</w:t>
+              <w:t xml:space="preserve">0.430</w:t>
             </w:r>
           </w:p>
         </w:tc>
@@ -1103,7 +1103,7 @@
                 <w:szCs w:val="22"/>
                 <w:color w:val="000000"/>
               </w:rPr>
-              <w:t xml:space="preserve">1.15</w:t>
+              <w:t xml:space="preserve">1.13</w:t>
             </w:r>
           </w:p>
         </w:tc>
@@ -1156,7 +1156,7 @@
                 <w:szCs w:val="22"/>
                 <w:color w:val="000000"/>
               </w:rPr>
-              <w:t xml:space="preserve">0.84, 1.57</w:t>
+              <w:t xml:space="preserve">0.83, 1.53</w:t>
             </w:r>
           </w:p>
         </w:tc>
@@ -1209,7 +1209,7 @@
                 <w:szCs w:val="22"/>
                 <w:color w:val="000000"/>
               </w:rPr>
-              <w:t xml:space="preserve">0.390</w:t>
+              <w:t xml:space="preserve">0.450</w:t>
             </w:r>
           </w:p>
         </w:tc>
@@ -1480,7 +1480,7 @@
                 <w:szCs w:val="22"/>
                 <w:color w:val="000000"/>
               </w:rPr>
-              <w:t xml:space="preserve">0.210</w:t>
+              <w:t xml:space="preserve">0.220</w:t>
             </w:r>
           </w:p>
         </w:tc>
@@ -2823,113 +2823,113 @@
                 <w:szCs w:val="22"/>
                 <w:color w:val="000000"/>
               </w:rPr>
-              <w:t xml:space="preserve">3.94</w:t>
-            </w:r>
-          </w:p>
-        </w:tc>
-        <w:tc>
-          <w:tcPr>
-            <w:tcBorders>
-              <w:bottom w:val="none" w:sz="0" w:space="0" w:color="000000"/>
-              <w:top w:val="none" w:sz="0" w:space="0" w:color="000000"/>
-              <w:left w:val="none" w:sz="0" w:space="0" w:color="000000"/>
-              <w:right w:val="none" w:sz="0" w:space="0" w:color="000000"/>
-            </w:tcBorders>
-            <w:shd w:val="clear" w:color="auto" w:fill="FFFFFF"/>
-            <w:tcMar>
-              <w:top w:w="0" w:type="dxa"/>
-              <w:bottom w:w="0" w:type="dxa"/>
-              <w:left w:w="0" w:type="dxa"/>
-              <w:right w:w="0" w:type="dxa"/>
-            </w:tcMar>
-            <w:vAlign w:val="top"/>
-          </w:tcPr>
-          <w:p>
-            <w:pPr>
-              <w:pStyle w:val="Normal"/>
-              <w:jc w:val="center"/>
-              <w:pBdr>
-                <w:bottom w:val="none" w:sz="0" w:space="0" w:color="000000"/>
-                <w:top w:val="none" w:sz="0" w:space="0" w:color="000000"/>
-                <w:left w:val="none" w:sz="0" w:space="0" w:color="000000"/>
-                <w:right w:val="none" w:sz="0" w:space="0" w:color="000000"/>
-              </w:pBdr>
-              <w:spacing w:after="100" w:before="100" w:line="240"/>
-              <w:ind w:left="100" w:right="100" w:firstLine="0" w:firstLineChars="0"/>
-              <w:rPr>
-                <w:rFonts w:ascii="Helvetica" w:hAnsi="Helvetica" w:eastAsia="Helvetica" w:cs="Helvetica"/>
-                <w:i w:val="false"/>
-                <w:b w:val="false"/>
-                <w:u w:val="none"/>
-                <w:sz w:val="22"/>
-                <w:szCs w:val="22"/>
-                <w:color w:val="000000"/>
-              </w:rPr>
-            </w:pPr>
-            <w:r>
-              <w:rPr>
-                <w:rFonts w:ascii="Helvetica" w:hAnsi="Helvetica" w:eastAsia="Helvetica" w:cs="Helvetica"/>
-                <w:i w:val="false"/>
-                <w:b w:val="false"/>
-                <w:u w:val="none"/>
-                <w:sz w:val="22"/>
-                <w:szCs w:val="22"/>
-                <w:color w:val="000000"/>
-              </w:rPr>
-              <w:t xml:space="preserve">1.75, 8.87</w:t>
-            </w:r>
-          </w:p>
-        </w:tc>
-        <w:tc>
-          <w:tcPr>
-            <w:tcBorders>
-              <w:bottom w:val="none" w:sz="0" w:space="0" w:color="000000"/>
-              <w:top w:val="none" w:sz="0" w:space="0" w:color="000000"/>
-              <w:left w:val="none" w:sz="0" w:space="0" w:color="000000"/>
-              <w:right w:val="none" w:sz="0" w:space="0" w:color="000000"/>
-            </w:tcBorders>
-            <w:shd w:val="clear" w:color="auto" w:fill="FFFFFF"/>
-            <w:tcMar>
-              <w:top w:w="0" w:type="dxa"/>
-              <w:bottom w:w="0" w:type="dxa"/>
-              <w:left w:w="0" w:type="dxa"/>
-              <w:right w:w="0" w:type="dxa"/>
-            </w:tcMar>
-            <w:vAlign w:val="top"/>
-          </w:tcPr>
-          <w:p>
-            <w:pPr>
-              <w:pStyle w:val="Normal"/>
-              <w:jc w:val="center"/>
-              <w:pBdr>
-                <w:bottom w:val="none" w:sz="0" w:space="0" w:color="000000"/>
-                <w:top w:val="none" w:sz="0" w:space="0" w:color="000000"/>
-                <w:left w:val="none" w:sz="0" w:space="0" w:color="000000"/>
-                <w:right w:val="none" w:sz="0" w:space="0" w:color="000000"/>
-              </w:pBdr>
-              <w:spacing w:after="100" w:before="100" w:line="240"/>
-              <w:ind w:left="100" w:right="100" w:firstLine="0" w:firstLineChars="0"/>
-              <w:rPr>
-                <w:rFonts w:ascii="Helvetica" w:hAnsi="Helvetica" w:eastAsia="Helvetica" w:cs="Helvetica"/>
-                <w:i w:val="false"/>
-                <w:b w:val="false"/>
-                <w:u w:val="none"/>
-                <w:sz w:val="22"/>
-                <w:szCs w:val="22"/>
-                <w:color w:val="000000"/>
-              </w:rPr>
-            </w:pPr>
-            <w:r>
-              <w:rPr>
-                <w:rFonts w:ascii="Helvetica" w:hAnsi="Helvetica" w:eastAsia="Helvetica" w:cs="Helvetica"/>
-                <w:i w:val="false"/>
-                <w:b w:val="false"/>
-                <w:u w:val="none"/>
-                <w:sz w:val="22"/>
-                <w:szCs w:val="22"/>
-                <w:color w:val="000000"/>
-              </w:rPr>
-              <w:t xml:space="preserve">&lt;0.001</w:t>
+              <w:t xml:space="preserve">3.85</w:t>
+            </w:r>
+          </w:p>
+        </w:tc>
+        <w:tc>
+          <w:tcPr>
+            <w:tcBorders>
+              <w:bottom w:val="none" w:sz="0" w:space="0" w:color="000000"/>
+              <w:top w:val="none" w:sz="0" w:space="0" w:color="000000"/>
+              <w:left w:val="none" w:sz="0" w:space="0" w:color="000000"/>
+              <w:right w:val="none" w:sz="0" w:space="0" w:color="000000"/>
+            </w:tcBorders>
+            <w:shd w:val="clear" w:color="auto" w:fill="FFFFFF"/>
+            <w:tcMar>
+              <w:top w:w="0" w:type="dxa"/>
+              <w:bottom w:w="0" w:type="dxa"/>
+              <w:left w:w="0" w:type="dxa"/>
+              <w:right w:w="0" w:type="dxa"/>
+            </w:tcMar>
+            <w:vAlign w:val="top"/>
+          </w:tcPr>
+          <w:p>
+            <w:pPr>
+              <w:pStyle w:val="Normal"/>
+              <w:jc w:val="center"/>
+              <w:pBdr>
+                <w:bottom w:val="none" w:sz="0" w:space="0" w:color="000000"/>
+                <w:top w:val="none" w:sz="0" w:space="0" w:color="000000"/>
+                <w:left w:val="none" w:sz="0" w:space="0" w:color="000000"/>
+                <w:right w:val="none" w:sz="0" w:space="0" w:color="000000"/>
+              </w:pBdr>
+              <w:spacing w:after="100" w:before="100" w:line="240"/>
+              <w:ind w:left="100" w:right="100" w:firstLine="0" w:firstLineChars="0"/>
+              <w:rPr>
+                <w:rFonts w:ascii="Helvetica" w:hAnsi="Helvetica" w:eastAsia="Helvetica" w:cs="Helvetica"/>
+                <w:i w:val="false"/>
+                <w:b w:val="false"/>
+                <w:u w:val="none"/>
+                <w:sz w:val="22"/>
+                <w:szCs w:val="22"/>
+                <w:color w:val="000000"/>
+              </w:rPr>
+            </w:pPr>
+            <w:r>
+              <w:rPr>
+                <w:rFonts w:ascii="Helvetica" w:hAnsi="Helvetica" w:eastAsia="Helvetica" w:cs="Helvetica"/>
+                <w:i w:val="false"/>
+                <w:b w:val="false"/>
+                <w:u w:val="none"/>
+                <w:sz w:val="22"/>
+                <w:szCs w:val="22"/>
+                <w:color w:val="000000"/>
+              </w:rPr>
+              <w:t xml:space="preserve">1.71, 8.67</w:t>
+            </w:r>
+          </w:p>
+        </w:tc>
+        <w:tc>
+          <w:tcPr>
+            <w:tcBorders>
+              <w:bottom w:val="none" w:sz="0" w:space="0" w:color="000000"/>
+              <w:top w:val="none" w:sz="0" w:space="0" w:color="000000"/>
+              <w:left w:val="none" w:sz="0" w:space="0" w:color="000000"/>
+              <w:right w:val="none" w:sz="0" w:space="0" w:color="000000"/>
+            </w:tcBorders>
+            <w:shd w:val="clear" w:color="auto" w:fill="FFFFFF"/>
+            <w:tcMar>
+              <w:top w:w="0" w:type="dxa"/>
+              <w:bottom w:w="0" w:type="dxa"/>
+              <w:left w:w="0" w:type="dxa"/>
+              <w:right w:w="0" w:type="dxa"/>
+            </w:tcMar>
+            <w:vAlign w:val="top"/>
+          </w:tcPr>
+          <w:p>
+            <w:pPr>
+              <w:pStyle w:val="Normal"/>
+              <w:jc w:val="center"/>
+              <w:pBdr>
+                <w:bottom w:val="none" w:sz="0" w:space="0" w:color="000000"/>
+                <w:top w:val="none" w:sz="0" w:space="0" w:color="000000"/>
+                <w:left w:val="none" w:sz="0" w:space="0" w:color="000000"/>
+                <w:right w:val="none" w:sz="0" w:space="0" w:color="000000"/>
+              </w:pBdr>
+              <w:spacing w:after="100" w:before="100" w:line="240"/>
+              <w:ind w:left="100" w:right="100" w:firstLine="0" w:firstLineChars="0"/>
+              <w:rPr>
+                <w:rFonts w:ascii="Helvetica" w:hAnsi="Helvetica" w:eastAsia="Helvetica" w:cs="Helvetica"/>
+                <w:i w:val="false"/>
+                <w:b w:val="false"/>
+                <w:u w:val="none"/>
+                <w:sz w:val="22"/>
+                <w:szCs w:val="22"/>
+                <w:color w:val="000000"/>
+              </w:rPr>
+            </w:pPr>
+            <w:r>
+              <w:rPr>
+                <w:rFonts w:ascii="Helvetica" w:hAnsi="Helvetica" w:eastAsia="Helvetica" w:cs="Helvetica"/>
+                <w:i w:val="false"/>
+                <w:b w:val="false"/>
+                <w:u w:val="none"/>
+                <w:sz w:val="22"/>
+                <w:szCs w:val="22"/>
+                <w:color w:val="000000"/>
+              </w:rPr>
+              <w:t xml:space="preserve">0.001</w:t>
             </w:r>
           </w:p>
         </w:tc>
@@ -3035,113 +3035,113 @@
                 <w:szCs w:val="22"/>
                 <w:color w:val="000000"/>
               </w:rPr>
-              <w:t xml:space="preserve">1.74</w:t>
-            </w:r>
-          </w:p>
-        </w:tc>
-        <w:tc>
-          <w:tcPr>
-            <w:tcBorders>
-              <w:bottom w:val="none" w:sz="0" w:space="0" w:color="000000"/>
-              <w:top w:val="none" w:sz="0" w:space="0" w:color="000000"/>
-              <w:left w:val="none" w:sz="0" w:space="0" w:color="000000"/>
-              <w:right w:val="none" w:sz="0" w:space="0" w:color="000000"/>
-            </w:tcBorders>
-            <w:shd w:val="clear" w:color="auto" w:fill="FFFFFF"/>
-            <w:tcMar>
-              <w:top w:w="0" w:type="dxa"/>
-              <w:bottom w:w="0" w:type="dxa"/>
-              <w:left w:w="0" w:type="dxa"/>
-              <w:right w:w="0" w:type="dxa"/>
-            </w:tcMar>
-            <w:vAlign w:val="top"/>
-          </w:tcPr>
-          <w:p>
-            <w:pPr>
-              <w:pStyle w:val="Normal"/>
-              <w:jc w:val="center"/>
-              <w:pBdr>
-                <w:bottom w:val="none" w:sz="0" w:space="0" w:color="000000"/>
-                <w:top w:val="none" w:sz="0" w:space="0" w:color="000000"/>
-                <w:left w:val="none" w:sz="0" w:space="0" w:color="000000"/>
-                <w:right w:val="none" w:sz="0" w:space="0" w:color="000000"/>
-              </w:pBdr>
-              <w:spacing w:after="100" w:before="100" w:line="240"/>
-              <w:ind w:left="100" w:right="100" w:firstLine="0" w:firstLineChars="0"/>
-              <w:rPr>
-                <w:rFonts w:ascii="Helvetica" w:hAnsi="Helvetica" w:eastAsia="Helvetica" w:cs="Helvetica"/>
-                <w:i w:val="false"/>
-                <w:b w:val="false"/>
-                <w:u w:val="none"/>
-                <w:sz w:val="22"/>
-                <w:szCs w:val="22"/>
-                <w:color w:val="000000"/>
-              </w:rPr>
-            </w:pPr>
-            <w:r>
-              <w:rPr>
-                <w:rFonts w:ascii="Helvetica" w:hAnsi="Helvetica" w:eastAsia="Helvetica" w:cs="Helvetica"/>
-                <w:i w:val="false"/>
-                <w:b w:val="false"/>
-                <w:u w:val="none"/>
-                <w:sz w:val="22"/>
-                <w:szCs w:val="22"/>
-                <w:color w:val="000000"/>
-              </w:rPr>
-              <w:t xml:space="preserve">0.30, 10.1</w:t>
-            </w:r>
-          </w:p>
-        </w:tc>
-        <w:tc>
-          <w:tcPr>
-            <w:tcBorders>
-              <w:bottom w:val="none" w:sz="0" w:space="0" w:color="000000"/>
-              <w:top w:val="none" w:sz="0" w:space="0" w:color="000000"/>
-              <w:left w:val="none" w:sz="0" w:space="0" w:color="000000"/>
-              <w:right w:val="none" w:sz="0" w:space="0" w:color="000000"/>
-            </w:tcBorders>
-            <w:shd w:val="clear" w:color="auto" w:fill="FFFFFF"/>
-            <w:tcMar>
-              <w:top w:w="0" w:type="dxa"/>
-              <w:bottom w:w="0" w:type="dxa"/>
-              <w:left w:w="0" w:type="dxa"/>
-              <w:right w:w="0" w:type="dxa"/>
-            </w:tcMar>
-            <w:vAlign w:val="top"/>
-          </w:tcPr>
-          <w:p>
-            <w:pPr>
-              <w:pStyle w:val="Normal"/>
-              <w:jc w:val="center"/>
-              <w:pBdr>
-                <w:bottom w:val="none" w:sz="0" w:space="0" w:color="000000"/>
-                <w:top w:val="none" w:sz="0" w:space="0" w:color="000000"/>
-                <w:left w:val="none" w:sz="0" w:space="0" w:color="000000"/>
-                <w:right w:val="none" w:sz="0" w:space="0" w:color="000000"/>
-              </w:pBdr>
-              <w:spacing w:after="100" w:before="100" w:line="240"/>
-              <w:ind w:left="100" w:right="100" w:firstLine="0" w:firstLineChars="0"/>
-              <w:rPr>
-                <w:rFonts w:ascii="Helvetica" w:hAnsi="Helvetica" w:eastAsia="Helvetica" w:cs="Helvetica"/>
-                <w:i w:val="false"/>
-                <w:b w:val="false"/>
-                <w:u w:val="none"/>
-                <w:sz w:val="22"/>
-                <w:szCs w:val="22"/>
-                <w:color w:val="000000"/>
-              </w:rPr>
-            </w:pPr>
-            <w:r>
-              <w:rPr>
-                <w:rFonts w:ascii="Helvetica" w:hAnsi="Helvetica" w:eastAsia="Helvetica" w:cs="Helvetica"/>
-                <w:i w:val="false"/>
-                <w:b w:val="false"/>
-                <w:u w:val="none"/>
-                <w:sz w:val="22"/>
-                <w:szCs w:val="22"/>
-                <w:color w:val="000000"/>
-              </w:rPr>
-              <w:t xml:space="preserve">0.540</w:t>
+              <w:t xml:space="preserve">1.73</w:t>
+            </w:r>
+          </w:p>
+        </w:tc>
+        <w:tc>
+          <w:tcPr>
+            <w:tcBorders>
+              <w:bottom w:val="none" w:sz="0" w:space="0" w:color="000000"/>
+              <w:top w:val="none" w:sz="0" w:space="0" w:color="000000"/>
+              <w:left w:val="none" w:sz="0" w:space="0" w:color="000000"/>
+              <w:right w:val="none" w:sz="0" w:space="0" w:color="000000"/>
+            </w:tcBorders>
+            <w:shd w:val="clear" w:color="auto" w:fill="FFFFFF"/>
+            <w:tcMar>
+              <w:top w:w="0" w:type="dxa"/>
+              <w:bottom w:w="0" w:type="dxa"/>
+              <w:left w:w="0" w:type="dxa"/>
+              <w:right w:w="0" w:type="dxa"/>
+            </w:tcMar>
+            <w:vAlign w:val="top"/>
+          </w:tcPr>
+          <w:p>
+            <w:pPr>
+              <w:pStyle w:val="Normal"/>
+              <w:jc w:val="center"/>
+              <w:pBdr>
+                <w:bottom w:val="none" w:sz="0" w:space="0" w:color="000000"/>
+                <w:top w:val="none" w:sz="0" w:space="0" w:color="000000"/>
+                <w:left w:val="none" w:sz="0" w:space="0" w:color="000000"/>
+                <w:right w:val="none" w:sz="0" w:space="0" w:color="000000"/>
+              </w:pBdr>
+              <w:spacing w:after="100" w:before="100" w:line="240"/>
+              <w:ind w:left="100" w:right="100" w:firstLine="0" w:firstLineChars="0"/>
+              <w:rPr>
+                <w:rFonts w:ascii="Helvetica" w:hAnsi="Helvetica" w:eastAsia="Helvetica" w:cs="Helvetica"/>
+                <w:i w:val="false"/>
+                <w:b w:val="false"/>
+                <w:u w:val="none"/>
+                <w:sz w:val="22"/>
+                <w:szCs w:val="22"/>
+                <w:color w:val="000000"/>
+              </w:rPr>
+            </w:pPr>
+            <w:r>
+              <w:rPr>
+                <w:rFonts w:ascii="Helvetica" w:hAnsi="Helvetica" w:eastAsia="Helvetica" w:cs="Helvetica"/>
+                <w:i w:val="false"/>
+                <w:b w:val="false"/>
+                <w:u w:val="none"/>
+                <w:sz w:val="22"/>
+                <w:szCs w:val="22"/>
+                <w:color w:val="000000"/>
+              </w:rPr>
+              <w:t xml:space="preserve">0.29, 10.1</w:t>
+            </w:r>
+          </w:p>
+        </w:tc>
+        <w:tc>
+          <w:tcPr>
+            <w:tcBorders>
+              <w:bottom w:val="none" w:sz="0" w:space="0" w:color="000000"/>
+              <w:top w:val="none" w:sz="0" w:space="0" w:color="000000"/>
+              <w:left w:val="none" w:sz="0" w:space="0" w:color="000000"/>
+              <w:right w:val="none" w:sz="0" w:space="0" w:color="000000"/>
+            </w:tcBorders>
+            <w:shd w:val="clear" w:color="auto" w:fill="FFFFFF"/>
+            <w:tcMar>
+              <w:top w:w="0" w:type="dxa"/>
+              <w:bottom w:w="0" w:type="dxa"/>
+              <w:left w:w="0" w:type="dxa"/>
+              <w:right w:w="0" w:type="dxa"/>
+            </w:tcMar>
+            <w:vAlign w:val="top"/>
+          </w:tcPr>
+          <w:p>
+            <w:pPr>
+              <w:pStyle w:val="Normal"/>
+              <w:jc w:val="center"/>
+              <w:pBdr>
+                <w:bottom w:val="none" w:sz="0" w:space="0" w:color="000000"/>
+                <w:top w:val="none" w:sz="0" w:space="0" w:color="000000"/>
+                <w:left w:val="none" w:sz="0" w:space="0" w:color="000000"/>
+                <w:right w:val="none" w:sz="0" w:space="0" w:color="000000"/>
+              </w:pBdr>
+              <w:spacing w:after="100" w:before="100" w:line="240"/>
+              <w:ind w:left="100" w:right="100" w:firstLine="0" w:firstLineChars="0"/>
+              <w:rPr>
+                <w:rFonts w:ascii="Helvetica" w:hAnsi="Helvetica" w:eastAsia="Helvetica" w:cs="Helvetica"/>
+                <w:i w:val="false"/>
+                <w:b w:val="false"/>
+                <w:u w:val="none"/>
+                <w:sz w:val="22"/>
+                <w:szCs w:val="22"/>
+                <w:color w:val="000000"/>
+              </w:rPr>
+            </w:pPr>
+            <w:r>
+              <w:rPr>
+                <w:rFonts w:ascii="Helvetica" w:hAnsi="Helvetica" w:eastAsia="Helvetica" w:cs="Helvetica"/>
+                <w:i w:val="false"/>
+                <w:b w:val="false"/>
+                <w:u w:val="none"/>
+                <w:sz w:val="22"/>
+                <w:szCs w:val="22"/>
+                <w:color w:val="000000"/>
+              </w:rPr>
+              <w:t xml:space="preserve">0.550</w:t>
             </w:r>
           </w:p>
         </w:tc>
@@ -3359,60 +3359,60 @@
                 <w:szCs w:val="22"/>
                 <w:color w:val="000000"/>
               </w:rPr>
-              <w:t xml:space="preserve">0.97, 1.30</w:t>
-            </w:r>
-          </w:p>
-        </w:tc>
-        <w:tc>
-          <w:tcPr>
-            <w:tcBorders>
-              <w:bottom w:val="none" w:sz="0" w:space="0" w:color="000000"/>
-              <w:top w:val="none" w:sz="0" w:space="0" w:color="000000"/>
-              <w:left w:val="none" w:sz="0" w:space="0" w:color="000000"/>
-              <w:right w:val="none" w:sz="0" w:space="0" w:color="000000"/>
-            </w:tcBorders>
-            <w:shd w:val="clear" w:color="auto" w:fill="FFFFFF"/>
-            <w:tcMar>
-              <w:top w:w="0" w:type="dxa"/>
-              <w:bottom w:w="0" w:type="dxa"/>
-              <w:left w:w="0" w:type="dxa"/>
-              <w:right w:w="0" w:type="dxa"/>
-            </w:tcMar>
-            <w:vAlign w:val="top"/>
-          </w:tcPr>
-          <w:p>
-            <w:pPr>
-              <w:pStyle w:val="Normal"/>
-              <w:jc w:val="center"/>
-              <w:pBdr>
-                <w:bottom w:val="none" w:sz="0" w:space="0" w:color="000000"/>
-                <w:top w:val="none" w:sz="0" w:space="0" w:color="000000"/>
-                <w:left w:val="none" w:sz="0" w:space="0" w:color="000000"/>
-                <w:right w:val="none" w:sz="0" w:space="0" w:color="000000"/>
-              </w:pBdr>
-              <w:spacing w:after="100" w:before="100" w:line="240"/>
-              <w:ind w:left="100" w:right="100" w:firstLine="0" w:firstLineChars="0"/>
-              <w:rPr>
-                <w:rFonts w:ascii="Helvetica" w:hAnsi="Helvetica" w:eastAsia="Helvetica" w:cs="Helvetica"/>
-                <w:i w:val="false"/>
-                <w:b w:val="false"/>
-                <w:u w:val="none"/>
-                <w:sz w:val="22"/>
-                <w:szCs w:val="22"/>
-                <w:color w:val="000000"/>
-              </w:rPr>
-            </w:pPr>
-            <w:r>
-              <w:rPr>
-                <w:rFonts w:ascii="Helvetica" w:hAnsi="Helvetica" w:eastAsia="Helvetica" w:cs="Helvetica"/>
-                <w:i w:val="false"/>
-                <w:b w:val="false"/>
-                <w:u w:val="none"/>
-                <w:sz w:val="22"/>
-                <w:szCs w:val="22"/>
-                <w:color w:val="000000"/>
-              </w:rPr>
-              <w:t xml:space="preserve">0.130</w:t>
+              <w:t xml:space="preserve">0.96, 1.29</w:t>
+            </w:r>
+          </w:p>
+        </w:tc>
+        <w:tc>
+          <w:tcPr>
+            <w:tcBorders>
+              <w:bottom w:val="none" w:sz="0" w:space="0" w:color="000000"/>
+              <w:top w:val="none" w:sz="0" w:space="0" w:color="000000"/>
+              <w:left w:val="none" w:sz="0" w:space="0" w:color="000000"/>
+              <w:right w:val="none" w:sz="0" w:space="0" w:color="000000"/>
+            </w:tcBorders>
+            <w:shd w:val="clear" w:color="auto" w:fill="FFFFFF"/>
+            <w:tcMar>
+              <w:top w:w="0" w:type="dxa"/>
+              <w:bottom w:w="0" w:type="dxa"/>
+              <w:left w:w="0" w:type="dxa"/>
+              <w:right w:w="0" w:type="dxa"/>
+            </w:tcMar>
+            <w:vAlign w:val="top"/>
+          </w:tcPr>
+          <w:p>
+            <w:pPr>
+              <w:pStyle w:val="Normal"/>
+              <w:jc w:val="center"/>
+              <w:pBdr>
+                <w:bottom w:val="none" w:sz="0" w:space="0" w:color="000000"/>
+                <w:top w:val="none" w:sz="0" w:space="0" w:color="000000"/>
+                <w:left w:val="none" w:sz="0" w:space="0" w:color="000000"/>
+                <w:right w:val="none" w:sz="0" w:space="0" w:color="000000"/>
+              </w:pBdr>
+              <w:spacing w:after="100" w:before="100" w:line="240"/>
+              <w:ind w:left="100" w:right="100" w:firstLine="0" w:firstLineChars="0"/>
+              <w:rPr>
+                <w:rFonts w:ascii="Helvetica" w:hAnsi="Helvetica" w:eastAsia="Helvetica" w:cs="Helvetica"/>
+                <w:i w:val="false"/>
+                <w:b w:val="false"/>
+                <w:u w:val="none"/>
+                <w:sz w:val="22"/>
+                <w:szCs w:val="22"/>
+                <w:color w:val="000000"/>
+              </w:rPr>
+            </w:pPr>
+            <w:r>
+              <w:rPr>
+                <w:rFonts w:ascii="Helvetica" w:hAnsi="Helvetica" w:eastAsia="Helvetica" w:cs="Helvetica"/>
+                <w:i w:val="false"/>
+                <w:b w:val="false"/>
+                <w:u w:val="none"/>
+                <w:sz w:val="22"/>
+                <w:szCs w:val="22"/>
+                <w:color w:val="000000"/>
+              </w:rPr>
+              <w:t xml:space="preserve">0.140</w:t>
             </w:r>
           </w:p>
         </w:tc>
@@ -3518,113 +3518,113 @@
                 <w:szCs w:val="22"/>
                 <w:color w:val="000000"/>
               </w:rPr>
-              <w:t xml:space="preserve">1.06</w:t>
-            </w:r>
-          </w:p>
-        </w:tc>
-        <w:tc>
-          <w:tcPr>
-            <w:tcBorders>
-              <w:bottom w:val="none" w:sz="0" w:space="0" w:color="000000"/>
-              <w:top w:val="none" w:sz="0" w:space="0" w:color="000000"/>
-              <w:left w:val="none" w:sz="0" w:space="0" w:color="000000"/>
-              <w:right w:val="none" w:sz="0" w:space="0" w:color="000000"/>
-            </w:tcBorders>
-            <w:shd w:val="clear" w:color="auto" w:fill="FFFFFF"/>
-            <w:tcMar>
-              <w:top w:w="0" w:type="dxa"/>
-              <w:bottom w:w="0" w:type="dxa"/>
-              <w:left w:w="0" w:type="dxa"/>
-              <w:right w:w="0" w:type="dxa"/>
-            </w:tcMar>
-            <w:vAlign w:val="top"/>
-          </w:tcPr>
-          <w:p>
-            <w:pPr>
-              <w:pStyle w:val="Normal"/>
-              <w:jc w:val="center"/>
-              <w:pBdr>
-                <w:bottom w:val="none" w:sz="0" w:space="0" w:color="000000"/>
-                <w:top w:val="none" w:sz="0" w:space="0" w:color="000000"/>
-                <w:left w:val="none" w:sz="0" w:space="0" w:color="000000"/>
-                <w:right w:val="none" w:sz="0" w:space="0" w:color="000000"/>
-              </w:pBdr>
-              <w:spacing w:after="100" w:before="100" w:line="240"/>
-              <w:ind w:left="100" w:right="100" w:firstLine="0" w:firstLineChars="0"/>
-              <w:rPr>
-                <w:rFonts w:ascii="Helvetica" w:hAnsi="Helvetica" w:eastAsia="Helvetica" w:cs="Helvetica"/>
-                <w:i w:val="false"/>
-                <w:b w:val="false"/>
-                <w:u w:val="none"/>
-                <w:sz w:val="22"/>
-                <w:szCs w:val="22"/>
-                <w:color w:val="000000"/>
-              </w:rPr>
-            </w:pPr>
-            <w:r>
-              <w:rPr>
-                <w:rFonts w:ascii="Helvetica" w:hAnsi="Helvetica" w:eastAsia="Helvetica" w:cs="Helvetica"/>
-                <w:i w:val="false"/>
-                <w:b w:val="false"/>
-                <w:u w:val="none"/>
-                <w:sz w:val="22"/>
-                <w:szCs w:val="22"/>
-                <w:color w:val="000000"/>
-              </w:rPr>
-              <w:t xml:space="preserve">0.90, 1.25</w:t>
-            </w:r>
-          </w:p>
-        </w:tc>
-        <w:tc>
-          <w:tcPr>
-            <w:tcBorders>
-              <w:bottom w:val="none" w:sz="0" w:space="0" w:color="000000"/>
-              <w:top w:val="none" w:sz="0" w:space="0" w:color="000000"/>
-              <w:left w:val="none" w:sz="0" w:space="0" w:color="000000"/>
-              <w:right w:val="none" w:sz="0" w:space="0" w:color="000000"/>
-            </w:tcBorders>
-            <w:shd w:val="clear" w:color="auto" w:fill="FFFFFF"/>
-            <w:tcMar>
-              <w:top w:w="0" w:type="dxa"/>
-              <w:bottom w:w="0" w:type="dxa"/>
-              <w:left w:w="0" w:type="dxa"/>
-              <w:right w:w="0" w:type="dxa"/>
-            </w:tcMar>
-            <w:vAlign w:val="top"/>
-          </w:tcPr>
-          <w:p>
-            <w:pPr>
-              <w:pStyle w:val="Normal"/>
-              <w:jc w:val="center"/>
-              <w:pBdr>
-                <w:bottom w:val="none" w:sz="0" w:space="0" w:color="000000"/>
-                <w:top w:val="none" w:sz="0" w:space="0" w:color="000000"/>
-                <w:left w:val="none" w:sz="0" w:space="0" w:color="000000"/>
-                <w:right w:val="none" w:sz="0" w:space="0" w:color="000000"/>
-              </w:pBdr>
-              <w:spacing w:after="100" w:before="100" w:line="240"/>
-              <w:ind w:left="100" w:right="100" w:firstLine="0" w:firstLineChars="0"/>
-              <w:rPr>
-                <w:rFonts w:ascii="Helvetica" w:hAnsi="Helvetica" w:eastAsia="Helvetica" w:cs="Helvetica"/>
-                <w:i w:val="false"/>
-                <w:b w:val="false"/>
-                <w:u w:val="none"/>
-                <w:sz w:val="22"/>
-                <w:szCs w:val="22"/>
-                <w:color w:val="000000"/>
-              </w:rPr>
-            </w:pPr>
-            <w:r>
-              <w:rPr>
-                <w:rFonts w:ascii="Helvetica" w:hAnsi="Helvetica" w:eastAsia="Helvetica" w:cs="Helvetica"/>
-                <w:i w:val="false"/>
-                <w:b w:val="false"/>
-                <w:u w:val="none"/>
-                <w:sz w:val="22"/>
-                <w:szCs w:val="22"/>
-                <w:color w:val="000000"/>
-              </w:rPr>
-              <w:t xml:space="preserve">0.490</w:t>
+              <w:t xml:space="preserve">1.05</w:t>
+            </w:r>
+          </w:p>
+        </w:tc>
+        <w:tc>
+          <w:tcPr>
+            <w:tcBorders>
+              <w:bottom w:val="none" w:sz="0" w:space="0" w:color="000000"/>
+              <w:top w:val="none" w:sz="0" w:space="0" w:color="000000"/>
+              <w:left w:val="none" w:sz="0" w:space="0" w:color="000000"/>
+              <w:right w:val="none" w:sz="0" w:space="0" w:color="000000"/>
+            </w:tcBorders>
+            <w:shd w:val="clear" w:color="auto" w:fill="FFFFFF"/>
+            <w:tcMar>
+              <w:top w:w="0" w:type="dxa"/>
+              <w:bottom w:w="0" w:type="dxa"/>
+              <w:left w:w="0" w:type="dxa"/>
+              <w:right w:w="0" w:type="dxa"/>
+            </w:tcMar>
+            <w:vAlign w:val="top"/>
+          </w:tcPr>
+          <w:p>
+            <w:pPr>
+              <w:pStyle w:val="Normal"/>
+              <w:jc w:val="center"/>
+              <w:pBdr>
+                <w:bottom w:val="none" w:sz="0" w:space="0" w:color="000000"/>
+                <w:top w:val="none" w:sz="0" w:space="0" w:color="000000"/>
+                <w:left w:val="none" w:sz="0" w:space="0" w:color="000000"/>
+                <w:right w:val="none" w:sz="0" w:space="0" w:color="000000"/>
+              </w:pBdr>
+              <w:spacing w:after="100" w:before="100" w:line="240"/>
+              <w:ind w:left="100" w:right="100" w:firstLine="0" w:firstLineChars="0"/>
+              <w:rPr>
+                <w:rFonts w:ascii="Helvetica" w:hAnsi="Helvetica" w:eastAsia="Helvetica" w:cs="Helvetica"/>
+                <w:i w:val="false"/>
+                <w:b w:val="false"/>
+                <w:u w:val="none"/>
+                <w:sz w:val="22"/>
+                <w:szCs w:val="22"/>
+                <w:color w:val="000000"/>
+              </w:rPr>
+            </w:pPr>
+            <w:r>
+              <w:rPr>
+                <w:rFonts w:ascii="Helvetica" w:hAnsi="Helvetica" w:eastAsia="Helvetica" w:cs="Helvetica"/>
+                <w:i w:val="false"/>
+                <w:b w:val="false"/>
+                <w:u w:val="none"/>
+                <w:sz w:val="22"/>
+                <w:szCs w:val="22"/>
+                <w:color w:val="000000"/>
+              </w:rPr>
+              <w:t xml:space="preserve">0.89, 1.24</w:t>
+            </w:r>
+          </w:p>
+        </w:tc>
+        <w:tc>
+          <w:tcPr>
+            <w:tcBorders>
+              <w:bottom w:val="none" w:sz="0" w:space="0" w:color="000000"/>
+              <w:top w:val="none" w:sz="0" w:space="0" w:color="000000"/>
+              <w:left w:val="none" w:sz="0" w:space="0" w:color="000000"/>
+              <w:right w:val="none" w:sz="0" w:space="0" w:color="000000"/>
+            </w:tcBorders>
+            <w:shd w:val="clear" w:color="auto" w:fill="FFFFFF"/>
+            <w:tcMar>
+              <w:top w:w="0" w:type="dxa"/>
+              <w:bottom w:w="0" w:type="dxa"/>
+              <w:left w:w="0" w:type="dxa"/>
+              <w:right w:w="0" w:type="dxa"/>
+            </w:tcMar>
+            <w:vAlign w:val="top"/>
+          </w:tcPr>
+          <w:p>
+            <w:pPr>
+              <w:pStyle w:val="Normal"/>
+              <w:jc w:val="center"/>
+              <w:pBdr>
+                <w:bottom w:val="none" w:sz="0" w:space="0" w:color="000000"/>
+                <w:top w:val="none" w:sz="0" w:space="0" w:color="000000"/>
+                <w:left w:val="none" w:sz="0" w:space="0" w:color="000000"/>
+                <w:right w:val="none" w:sz="0" w:space="0" w:color="000000"/>
+              </w:pBdr>
+              <w:spacing w:after="100" w:before="100" w:line="240"/>
+              <w:ind w:left="100" w:right="100" w:firstLine="0" w:firstLineChars="0"/>
+              <w:rPr>
+                <w:rFonts w:ascii="Helvetica" w:hAnsi="Helvetica" w:eastAsia="Helvetica" w:cs="Helvetica"/>
+                <w:i w:val="false"/>
+                <w:b w:val="false"/>
+                <w:u w:val="none"/>
+                <w:sz w:val="22"/>
+                <w:szCs w:val="22"/>
+                <w:color w:val="000000"/>
+              </w:rPr>
+            </w:pPr>
+            <w:r>
+              <w:rPr>
+                <w:rFonts w:ascii="Helvetica" w:hAnsi="Helvetica" w:eastAsia="Helvetica" w:cs="Helvetica"/>
+                <w:i w:val="false"/>
+                <w:b w:val="false"/>
+                <w:u w:val="none"/>
+                <w:sz w:val="22"/>
+                <w:szCs w:val="22"/>
+                <w:color w:val="000000"/>
+              </w:rPr>
+              <w:t xml:space="preserve">0.530</w:t>
             </w:r>
           </w:p>
         </w:tc>
@@ -4755,113 +4755,113 @@
                 <w:szCs w:val="22"/>
                 <w:color w:val="000000"/>
               </w:rPr>
-              <w:t xml:space="preserve">1.79</w:t>
-            </w:r>
-          </w:p>
-        </w:tc>
-        <w:tc>
-          <w:tcPr>
-            <w:tcBorders>
-              <w:bottom w:val="none" w:sz="0" w:space="0" w:color="000000"/>
-              <w:top w:val="none" w:sz="0" w:space="0" w:color="000000"/>
-              <w:left w:val="none" w:sz="0" w:space="0" w:color="000000"/>
-              <w:right w:val="none" w:sz="0" w:space="0" w:color="000000"/>
-            </w:tcBorders>
-            <w:shd w:val="clear" w:color="auto" w:fill="FFFFFF"/>
-            <w:tcMar>
-              <w:top w:w="0" w:type="dxa"/>
-              <w:bottom w:w="0" w:type="dxa"/>
-              <w:left w:w="0" w:type="dxa"/>
-              <w:right w:w="0" w:type="dxa"/>
-            </w:tcMar>
-            <w:vAlign w:val="top"/>
-          </w:tcPr>
-          <w:p>
-            <w:pPr>
-              <w:pStyle w:val="Normal"/>
-              <w:jc w:val="center"/>
-              <w:pBdr>
-                <w:bottom w:val="none" w:sz="0" w:space="0" w:color="000000"/>
-                <w:top w:val="none" w:sz="0" w:space="0" w:color="000000"/>
-                <w:left w:val="none" w:sz="0" w:space="0" w:color="000000"/>
-                <w:right w:val="none" w:sz="0" w:space="0" w:color="000000"/>
-              </w:pBdr>
-              <w:spacing w:after="100" w:before="100" w:line="240"/>
-              <w:ind w:left="100" w:right="100" w:firstLine="0" w:firstLineChars="0"/>
-              <w:rPr>
-                <w:rFonts w:ascii="Helvetica" w:hAnsi="Helvetica" w:eastAsia="Helvetica" w:cs="Helvetica"/>
-                <w:i w:val="false"/>
-                <w:b w:val="false"/>
-                <w:u w:val="none"/>
-                <w:sz w:val="22"/>
-                <w:szCs w:val="22"/>
-                <w:color w:val="000000"/>
-              </w:rPr>
-            </w:pPr>
-            <w:r>
-              <w:rPr>
-                <w:rFonts w:ascii="Helvetica" w:hAnsi="Helvetica" w:eastAsia="Helvetica" w:cs="Helvetica"/>
-                <w:i w:val="false"/>
-                <w:b w:val="false"/>
-                <w:u w:val="none"/>
-                <w:sz w:val="22"/>
-                <w:szCs w:val="22"/>
-                <w:color w:val="000000"/>
-              </w:rPr>
-              <w:t xml:space="preserve">0.79, 4.07</w:t>
-            </w:r>
-          </w:p>
-        </w:tc>
-        <w:tc>
-          <w:tcPr>
-            <w:tcBorders>
-              <w:bottom w:val="none" w:sz="0" w:space="0" w:color="000000"/>
-              <w:top w:val="none" w:sz="0" w:space="0" w:color="000000"/>
-              <w:left w:val="none" w:sz="0" w:space="0" w:color="000000"/>
-              <w:right w:val="none" w:sz="0" w:space="0" w:color="000000"/>
-            </w:tcBorders>
-            <w:shd w:val="clear" w:color="auto" w:fill="FFFFFF"/>
-            <w:tcMar>
-              <w:top w:w="0" w:type="dxa"/>
-              <w:bottom w:w="0" w:type="dxa"/>
-              <w:left w:w="0" w:type="dxa"/>
-              <w:right w:w="0" w:type="dxa"/>
-            </w:tcMar>
-            <w:vAlign w:val="top"/>
-          </w:tcPr>
-          <w:p>
-            <w:pPr>
-              <w:pStyle w:val="Normal"/>
-              <w:jc w:val="center"/>
-              <w:pBdr>
-                <w:bottom w:val="none" w:sz="0" w:space="0" w:color="000000"/>
-                <w:top w:val="none" w:sz="0" w:space="0" w:color="000000"/>
-                <w:left w:val="none" w:sz="0" w:space="0" w:color="000000"/>
-                <w:right w:val="none" w:sz="0" w:space="0" w:color="000000"/>
-              </w:pBdr>
-              <w:spacing w:after="100" w:before="100" w:line="240"/>
-              <w:ind w:left="100" w:right="100" w:firstLine="0" w:firstLineChars="0"/>
-              <w:rPr>
-                <w:rFonts w:ascii="Helvetica" w:hAnsi="Helvetica" w:eastAsia="Helvetica" w:cs="Helvetica"/>
-                <w:i w:val="false"/>
-                <w:b w:val="false"/>
-                <w:u w:val="none"/>
-                <w:sz w:val="22"/>
-                <w:szCs w:val="22"/>
-                <w:color w:val="000000"/>
-              </w:rPr>
-            </w:pPr>
-            <w:r>
-              <w:rPr>
-                <w:rFonts w:ascii="Helvetica" w:hAnsi="Helvetica" w:eastAsia="Helvetica" w:cs="Helvetica"/>
-                <w:i w:val="false"/>
-                <w:b w:val="false"/>
-                <w:u w:val="none"/>
-                <w:sz w:val="22"/>
-                <w:szCs w:val="22"/>
-                <w:color w:val="000000"/>
-              </w:rPr>
-              <w:t xml:space="preserve">0.160</w:t>
+              <w:t xml:space="preserve">1.77</w:t>
+            </w:r>
+          </w:p>
+        </w:tc>
+        <w:tc>
+          <w:tcPr>
+            <w:tcBorders>
+              <w:bottom w:val="none" w:sz="0" w:space="0" w:color="000000"/>
+              <w:top w:val="none" w:sz="0" w:space="0" w:color="000000"/>
+              <w:left w:val="none" w:sz="0" w:space="0" w:color="000000"/>
+              <w:right w:val="none" w:sz="0" w:space="0" w:color="000000"/>
+            </w:tcBorders>
+            <w:shd w:val="clear" w:color="auto" w:fill="FFFFFF"/>
+            <w:tcMar>
+              <w:top w:w="0" w:type="dxa"/>
+              <w:bottom w:w="0" w:type="dxa"/>
+              <w:left w:w="0" w:type="dxa"/>
+              <w:right w:w="0" w:type="dxa"/>
+            </w:tcMar>
+            <w:vAlign w:val="top"/>
+          </w:tcPr>
+          <w:p>
+            <w:pPr>
+              <w:pStyle w:val="Normal"/>
+              <w:jc w:val="center"/>
+              <w:pBdr>
+                <w:bottom w:val="none" w:sz="0" w:space="0" w:color="000000"/>
+                <w:top w:val="none" w:sz="0" w:space="0" w:color="000000"/>
+                <w:left w:val="none" w:sz="0" w:space="0" w:color="000000"/>
+                <w:right w:val="none" w:sz="0" w:space="0" w:color="000000"/>
+              </w:pBdr>
+              <w:spacing w:after="100" w:before="100" w:line="240"/>
+              <w:ind w:left="100" w:right="100" w:firstLine="0" w:firstLineChars="0"/>
+              <w:rPr>
+                <w:rFonts w:ascii="Helvetica" w:hAnsi="Helvetica" w:eastAsia="Helvetica" w:cs="Helvetica"/>
+                <w:i w:val="false"/>
+                <w:b w:val="false"/>
+                <w:u w:val="none"/>
+                <w:sz w:val="22"/>
+                <w:szCs w:val="22"/>
+                <w:color w:val="000000"/>
+              </w:rPr>
+            </w:pPr>
+            <w:r>
+              <w:rPr>
+                <w:rFonts w:ascii="Helvetica" w:hAnsi="Helvetica" w:eastAsia="Helvetica" w:cs="Helvetica"/>
+                <w:i w:val="false"/>
+                <w:b w:val="false"/>
+                <w:u w:val="none"/>
+                <w:sz w:val="22"/>
+                <w:szCs w:val="22"/>
+                <w:color w:val="000000"/>
+              </w:rPr>
+              <w:t xml:space="preserve">0.78, 4.01</w:t>
+            </w:r>
+          </w:p>
+        </w:tc>
+        <w:tc>
+          <w:tcPr>
+            <w:tcBorders>
+              <w:bottom w:val="none" w:sz="0" w:space="0" w:color="000000"/>
+              <w:top w:val="none" w:sz="0" w:space="0" w:color="000000"/>
+              <w:left w:val="none" w:sz="0" w:space="0" w:color="000000"/>
+              <w:right w:val="none" w:sz="0" w:space="0" w:color="000000"/>
+            </w:tcBorders>
+            <w:shd w:val="clear" w:color="auto" w:fill="FFFFFF"/>
+            <w:tcMar>
+              <w:top w:w="0" w:type="dxa"/>
+              <w:bottom w:w="0" w:type="dxa"/>
+              <w:left w:w="0" w:type="dxa"/>
+              <w:right w:w="0" w:type="dxa"/>
+            </w:tcMar>
+            <w:vAlign w:val="top"/>
+          </w:tcPr>
+          <w:p>
+            <w:pPr>
+              <w:pStyle w:val="Normal"/>
+              <w:jc w:val="center"/>
+              <w:pBdr>
+                <w:bottom w:val="none" w:sz="0" w:space="0" w:color="000000"/>
+                <w:top w:val="none" w:sz="0" w:space="0" w:color="000000"/>
+                <w:left w:val="none" w:sz="0" w:space="0" w:color="000000"/>
+                <w:right w:val="none" w:sz="0" w:space="0" w:color="000000"/>
+              </w:pBdr>
+              <w:spacing w:after="100" w:before="100" w:line="240"/>
+              <w:ind w:left="100" w:right="100" w:firstLine="0" w:firstLineChars="0"/>
+              <w:rPr>
+                <w:rFonts w:ascii="Helvetica" w:hAnsi="Helvetica" w:eastAsia="Helvetica" w:cs="Helvetica"/>
+                <w:i w:val="false"/>
+                <w:b w:val="false"/>
+                <w:u w:val="none"/>
+                <w:sz w:val="22"/>
+                <w:szCs w:val="22"/>
+                <w:color w:val="000000"/>
+              </w:rPr>
+            </w:pPr>
+            <w:r>
+              <w:rPr>
+                <w:rFonts w:ascii="Helvetica" w:hAnsi="Helvetica" w:eastAsia="Helvetica" w:cs="Helvetica"/>
+                <w:i w:val="false"/>
+                <w:b w:val="false"/>
+                <w:u w:val="none"/>
+                <w:sz w:val="22"/>
+                <w:szCs w:val="22"/>
+                <w:color w:val="000000"/>
+              </w:rPr>
+              <w:t xml:space="preserve">0.170</w:t>
             </w:r>
           </w:p>
         </w:tc>
@@ -4967,113 +4967,113 @@
                 <w:szCs w:val="22"/>
                 <w:color w:val="000000"/>
               </w:rPr>
-              <w:t xml:space="preserve">1.64</w:t>
-            </w:r>
-          </w:p>
-        </w:tc>
-        <w:tc>
-          <w:tcPr>
-            <w:tcBorders>
-              <w:bottom w:val="none" w:sz="0" w:space="0" w:color="000000"/>
-              <w:top w:val="none" w:sz="0" w:space="0" w:color="000000"/>
-              <w:left w:val="none" w:sz="0" w:space="0" w:color="000000"/>
-              <w:right w:val="none" w:sz="0" w:space="0" w:color="000000"/>
-            </w:tcBorders>
-            <w:shd w:val="clear" w:color="auto" w:fill="FFFFFF"/>
-            <w:tcMar>
-              <w:top w:w="0" w:type="dxa"/>
-              <w:bottom w:w="0" w:type="dxa"/>
-              <w:left w:w="0" w:type="dxa"/>
-              <w:right w:w="0" w:type="dxa"/>
-            </w:tcMar>
-            <w:vAlign w:val="top"/>
-          </w:tcPr>
-          <w:p>
-            <w:pPr>
-              <w:pStyle w:val="Normal"/>
-              <w:jc w:val="center"/>
-              <w:pBdr>
-                <w:bottom w:val="none" w:sz="0" w:space="0" w:color="000000"/>
-                <w:top w:val="none" w:sz="0" w:space="0" w:color="000000"/>
-                <w:left w:val="none" w:sz="0" w:space="0" w:color="000000"/>
-                <w:right w:val="none" w:sz="0" w:space="0" w:color="000000"/>
-              </w:pBdr>
-              <w:spacing w:after="100" w:before="100" w:line="240"/>
-              <w:ind w:left="100" w:right="100" w:firstLine="0" w:firstLineChars="0"/>
-              <w:rPr>
-                <w:rFonts w:ascii="Helvetica" w:hAnsi="Helvetica" w:eastAsia="Helvetica" w:cs="Helvetica"/>
-                <w:i w:val="false"/>
-                <w:b w:val="false"/>
-                <w:u w:val="none"/>
-                <w:sz w:val="22"/>
-                <w:szCs w:val="22"/>
-                <w:color w:val="000000"/>
-              </w:rPr>
-            </w:pPr>
-            <w:r>
-              <w:rPr>
-                <w:rFonts w:ascii="Helvetica" w:hAnsi="Helvetica" w:eastAsia="Helvetica" w:cs="Helvetica"/>
-                <w:i w:val="false"/>
-                <w:b w:val="false"/>
-                <w:u w:val="none"/>
-                <w:sz w:val="22"/>
-                <w:szCs w:val="22"/>
-                <w:color w:val="000000"/>
-              </w:rPr>
-              <w:t xml:space="preserve">0.63, 4.27</w:t>
-            </w:r>
-          </w:p>
-        </w:tc>
-        <w:tc>
-          <w:tcPr>
-            <w:tcBorders>
-              <w:bottom w:val="none" w:sz="0" w:space="0" w:color="000000"/>
-              <w:top w:val="none" w:sz="0" w:space="0" w:color="000000"/>
-              <w:left w:val="none" w:sz="0" w:space="0" w:color="000000"/>
-              <w:right w:val="none" w:sz="0" w:space="0" w:color="000000"/>
-            </w:tcBorders>
-            <w:shd w:val="clear" w:color="auto" w:fill="FFFFFF"/>
-            <w:tcMar>
-              <w:top w:w="0" w:type="dxa"/>
-              <w:bottom w:w="0" w:type="dxa"/>
-              <w:left w:w="0" w:type="dxa"/>
-              <w:right w:w="0" w:type="dxa"/>
-            </w:tcMar>
-            <w:vAlign w:val="top"/>
-          </w:tcPr>
-          <w:p>
-            <w:pPr>
-              <w:pStyle w:val="Normal"/>
-              <w:jc w:val="center"/>
-              <w:pBdr>
-                <w:bottom w:val="none" w:sz="0" w:space="0" w:color="000000"/>
-                <w:top w:val="none" w:sz="0" w:space="0" w:color="000000"/>
-                <w:left w:val="none" w:sz="0" w:space="0" w:color="000000"/>
-                <w:right w:val="none" w:sz="0" w:space="0" w:color="000000"/>
-              </w:pBdr>
-              <w:spacing w:after="100" w:before="100" w:line="240"/>
-              <w:ind w:left="100" w:right="100" w:firstLine="0" w:firstLineChars="0"/>
-              <w:rPr>
-                <w:rFonts w:ascii="Helvetica" w:hAnsi="Helvetica" w:eastAsia="Helvetica" w:cs="Helvetica"/>
-                <w:i w:val="false"/>
-                <w:b w:val="false"/>
-                <w:u w:val="none"/>
-                <w:sz w:val="22"/>
-                <w:szCs w:val="22"/>
-                <w:color w:val="000000"/>
-              </w:rPr>
-            </w:pPr>
-            <w:r>
-              <w:rPr>
-                <w:rFonts w:ascii="Helvetica" w:hAnsi="Helvetica" w:eastAsia="Helvetica" w:cs="Helvetica"/>
-                <w:i w:val="false"/>
-                <w:b w:val="false"/>
-                <w:u w:val="none"/>
-                <w:sz w:val="22"/>
-                <w:szCs w:val="22"/>
-                <w:color w:val="000000"/>
-              </w:rPr>
-              <w:t xml:space="preserve">0.310</w:t>
+              <w:t xml:space="preserve">1.58</w:t>
+            </w:r>
+          </w:p>
+        </w:tc>
+        <w:tc>
+          <w:tcPr>
+            <w:tcBorders>
+              <w:bottom w:val="none" w:sz="0" w:space="0" w:color="000000"/>
+              <w:top w:val="none" w:sz="0" w:space="0" w:color="000000"/>
+              <w:left w:val="none" w:sz="0" w:space="0" w:color="000000"/>
+              <w:right w:val="none" w:sz="0" w:space="0" w:color="000000"/>
+            </w:tcBorders>
+            <w:shd w:val="clear" w:color="auto" w:fill="FFFFFF"/>
+            <w:tcMar>
+              <w:top w:w="0" w:type="dxa"/>
+              <w:bottom w:w="0" w:type="dxa"/>
+              <w:left w:w="0" w:type="dxa"/>
+              <w:right w:w="0" w:type="dxa"/>
+            </w:tcMar>
+            <w:vAlign w:val="top"/>
+          </w:tcPr>
+          <w:p>
+            <w:pPr>
+              <w:pStyle w:val="Normal"/>
+              <w:jc w:val="center"/>
+              <w:pBdr>
+                <w:bottom w:val="none" w:sz="0" w:space="0" w:color="000000"/>
+                <w:top w:val="none" w:sz="0" w:space="0" w:color="000000"/>
+                <w:left w:val="none" w:sz="0" w:space="0" w:color="000000"/>
+                <w:right w:val="none" w:sz="0" w:space="0" w:color="000000"/>
+              </w:pBdr>
+              <w:spacing w:after="100" w:before="100" w:line="240"/>
+              <w:ind w:left="100" w:right="100" w:firstLine="0" w:firstLineChars="0"/>
+              <w:rPr>
+                <w:rFonts w:ascii="Helvetica" w:hAnsi="Helvetica" w:eastAsia="Helvetica" w:cs="Helvetica"/>
+                <w:i w:val="false"/>
+                <w:b w:val="false"/>
+                <w:u w:val="none"/>
+                <w:sz w:val="22"/>
+                <w:szCs w:val="22"/>
+                <w:color w:val="000000"/>
+              </w:rPr>
+            </w:pPr>
+            <w:r>
+              <w:rPr>
+                <w:rFonts w:ascii="Helvetica" w:hAnsi="Helvetica" w:eastAsia="Helvetica" w:cs="Helvetica"/>
+                <w:i w:val="false"/>
+                <w:b w:val="false"/>
+                <w:u w:val="none"/>
+                <w:sz w:val="22"/>
+                <w:szCs w:val="22"/>
+                <w:color w:val="000000"/>
+              </w:rPr>
+              <w:t xml:space="preserve">0.61, 4.13</w:t>
+            </w:r>
+          </w:p>
+        </w:tc>
+        <w:tc>
+          <w:tcPr>
+            <w:tcBorders>
+              <w:bottom w:val="none" w:sz="0" w:space="0" w:color="000000"/>
+              <w:top w:val="none" w:sz="0" w:space="0" w:color="000000"/>
+              <w:left w:val="none" w:sz="0" w:space="0" w:color="000000"/>
+              <w:right w:val="none" w:sz="0" w:space="0" w:color="000000"/>
+            </w:tcBorders>
+            <w:shd w:val="clear" w:color="auto" w:fill="FFFFFF"/>
+            <w:tcMar>
+              <w:top w:w="0" w:type="dxa"/>
+              <w:bottom w:w="0" w:type="dxa"/>
+              <w:left w:w="0" w:type="dxa"/>
+              <w:right w:w="0" w:type="dxa"/>
+            </w:tcMar>
+            <w:vAlign w:val="top"/>
+          </w:tcPr>
+          <w:p>
+            <w:pPr>
+              <w:pStyle w:val="Normal"/>
+              <w:jc w:val="center"/>
+              <w:pBdr>
+                <w:bottom w:val="none" w:sz="0" w:space="0" w:color="000000"/>
+                <w:top w:val="none" w:sz="0" w:space="0" w:color="000000"/>
+                <w:left w:val="none" w:sz="0" w:space="0" w:color="000000"/>
+                <w:right w:val="none" w:sz="0" w:space="0" w:color="000000"/>
+              </w:pBdr>
+              <w:spacing w:after="100" w:before="100" w:line="240"/>
+              <w:ind w:left="100" w:right="100" w:firstLine="0" w:firstLineChars="0"/>
+              <w:rPr>
+                <w:rFonts w:ascii="Helvetica" w:hAnsi="Helvetica" w:eastAsia="Helvetica" w:cs="Helvetica"/>
+                <w:i w:val="false"/>
+                <w:b w:val="false"/>
+                <w:u w:val="none"/>
+                <w:sz w:val="22"/>
+                <w:szCs w:val="22"/>
+                <w:color w:val="000000"/>
+              </w:rPr>
+            </w:pPr>
+            <w:r>
+              <w:rPr>
+                <w:rFonts w:ascii="Helvetica" w:hAnsi="Helvetica" w:eastAsia="Helvetica" w:cs="Helvetica"/>
+                <w:i w:val="false"/>
+                <w:b w:val="false"/>
+                <w:u w:val="none"/>
+                <w:sz w:val="22"/>
+                <w:szCs w:val="22"/>
+                <w:color w:val="000000"/>
+              </w:rPr>
+              <w:t xml:space="preserve">0.350</w:t>
             </w:r>
           </w:p>
         </w:tc>
@@ -6204,113 +6204,113 @@
                 <w:szCs w:val="22"/>
                 <w:color w:val="000000"/>
               </w:rPr>
-              <w:t xml:space="preserve">0.50</w:t>
-            </w:r>
-          </w:p>
-        </w:tc>
-        <w:tc>
-          <w:tcPr>
-            <w:tcBorders>
-              <w:bottom w:val="none" w:sz="0" w:space="0" w:color="000000"/>
-              <w:top w:val="none" w:sz="0" w:space="0" w:color="000000"/>
-              <w:left w:val="none" w:sz="0" w:space="0" w:color="000000"/>
-              <w:right w:val="none" w:sz="0" w:space="0" w:color="000000"/>
-            </w:tcBorders>
-            <w:shd w:val="clear" w:color="auto" w:fill="FFFFFF"/>
-            <w:tcMar>
-              <w:top w:w="0" w:type="dxa"/>
-              <w:bottom w:w="0" w:type="dxa"/>
-              <w:left w:w="0" w:type="dxa"/>
-              <w:right w:w="0" w:type="dxa"/>
-            </w:tcMar>
-            <w:vAlign w:val="top"/>
-          </w:tcPr>
-          <w:p>
-            <w:pPr>
-              <w:pStyle w:val="Normal"/>
-              <w:jc w:val="center"/>
-              <w:pBdr>
-                <w:bottom w:val="none" w:sz="0" w:space="0" w:color="000000"/>
-                <w:top w:val="none" w:sz="0" w:space="0" w:color="000000"/>
-                <w:left w:val="none" w:sz="0" w:space="0" w:color="000000"/>
-                <w:right w:val="none" w:sz="0" w:space="0" w:color="000000"/>
-              </w:pBdr>
-              <w:spacing w:after="100" w:before="100" w:line="240"/>
-              <w:ind w:left="100" w:right="100" w:firstLine="0" w:firstLineChars="0"/>
-              <w:rPr>
-                <w:rFonts w:ascii="Helvetica" w:hAnsi="Helvetica" w:eastAsia="Helvetica" w:cs="Helvetica"/>
-                <w:i w:val="false"/>
-                <w:b w:val="false"/>
-                <w:u w:val="none"/>
-                <w:sz w:val="22"/>
-                <w:szCs w:val="22"/>
-                <w:color w:val="000000"/>
-              </w:rPr>
-            </w:pPr>
-            <w:r>
-              <w:rPr>
-                <w:rFonts w:ascii="Helvetica" w:hAnsi="Helvetica" w:eastAsia="Helvetica" w:cs="Helvetica"/>
-                <w:i w:val="false"/>
-                <w:b w:val="false"/>
-                <w:u w:val="none"/>
-                <w:sz w:val="22"/>
-                <w:szCs w:val="22"/>
-                <w:color w:val="000000"/>
-              </w:rPr>
-              <w:t xml:space="preserve">0.13, 1.84</w:t>
-            </w:r>
-          </w:p>
-        </w:tc>
-        <w:tc>
-          <w:tcPr>
-            <w:tcBorders>
-              <w:bottom w:val="none" w:sz="0" w:space="0" w:color="000000"/>
-              <w:top w:val="none" w:sz="0" w:space="0" w:color="000000"/>
-              <w:left w:val="none" w:sz="0" w:space="0" w:color="000000"/>
-              <w:right w:val="none" w:sz="0" w:space="0" w:color="000000"/>
-            </w:tcBorders>
-            <w:shd w:val="clear" w:color="auto" w:fill="FFFFFF"/>
-            <w:tcMar>
-              <w:top w:w="0" w:type="dxa"/>
-              <w:bottom w:w="0" w:type="dxa"/>
-              <w:left w:w="0" w:type="dxa"/>
-              <w:right w:w="0" w:type="dxa"/>
-            </w:tcMar>
-            <w:vAlign w:val="top"/>
-          </w:tcPr>
-          <w:p>
-            <w:pPr>
-              <w:pStyle w:val="Normal"/>
-              <w:jc w:val="center"/>
-              <w:pBdr>
-                <w:bottom w:val="none" w:sz="0" w:space="0" w:color="000000"/>
-                <w:top w:val="none" w:sz="0" w:space="0" w:color="000000"/>
-                <w:left w:val="none" w:sz="0" w:space="0" w:color="000000"/>
-                <w:right w:val="none" w:sz="0" w:space="0" w:color="000000"/>
-              </w:pBdr>
-              <w:spacing w:after="100" w:before="100" w:line="240"/>
-              <w:ind w:left="100" w:right="100" w:firstLine="0" w:firstLineChars="0"/>
-              <w:rPr>
-                <w:rFonts w:ascii="Helvetica" w:hAnsi="Helvetica" w:eastAsia="Helvetica" w:cs="Helvetica"/>
-                <w:i w:val="false"/>
-                <w:b w:val="false"/>
-                <w:u w:val="none"/>
-                <w:sz w:val="22"/>
-                <w:szCs w:val="22"/>
-                <w:color w:val="000000"/>
-              </w:rPr>
-            </w:pPr>
-            <w:r>
-              <w:rPr>
-                <w:rFonts w:ascii="Helvetica" w:hAnsi="Helvetica" w:eastAsia="Helvetica" w:cs="Helvetica"/>
-                <w:i w:val="false"/>
-                <w:b w:val="false"/>
-                <w:u w:val="none"/>
-                <w:sz w:val="22"/>
-                <w:szCs w:val="22"/>
-                <w:color w:val="000000"/>
-              </w:rPr>
-              <w:t xml:space="preserve">0.290</w:t>
+              <w:t xml:space="preserve">0.52</w:t>
+            </w:r>
+          </w:p>
+        </w:tc>
+        <w:tc>
+          <w:tcPr>
+            <w:tcBorders>
+              <w:bottom w:val="none" w:sz="0" w:space="0" w:color="000000"/>
+              <w:top w:val="none" w:sz="0" w:space="0" w:color="000000"/>
+              <w:left w:val="none" w:sz="0" w:space="0" w:color="000000"/>
+              <w:right w:val="none" w:sz="0" w:space="0" w:color="000000"/>
+            </w:tcBorders>
+            <w:shd w:val="clear" w:color="auto" w:fill="FFFFFF"/>
+            <w:tcMar>
+              <w:top w:w="0" w:type="dxa"/>
+              <w:bottom w:w="0" w:type="dxa"/>
+              <w:left w:w="0" w:type="dxa"/>
+              <w:right w:w="0" w:type="dxa"/>
+            </w:tcMar>
+            <w:vAlign w:val="top"/>
+          </w:tcPr>
+          <w:p>
+            <w:pPr>
+              <w:pStyle w:val="Normal"/>
+              <w:jc w:val="center"/>
+              <w:pBdr>
+                <w:bottom w:val="none" w:sz="0" w:space="0" w:color="000000"/>
+                <w:top w:val="none" w:sz="0" w:space="0" w:color="000000"/>
+                <w:left w:val="none" w:sz="0" w:space="0" w:color="000000"/>
+                <w:right w:val="none" w:sz="0" w:space="0" w:color="000000"/>
+              </w:pBdr>
+              <w:spacing w:after="100" w:before="100" w:line="240"/>
+              <w:ind w:left="100" w:right="100" w:firstLine="0" w:firstLineChars="0"/>
+              <w:rPr>
+                <w:rFonts w:ascii="Helvetica" w:hAnsi="Helvetica" w:eastAsia="Helvetica" w:cs="Helvetica"/>
+                <w:i w:val="false"/>
+                <w:b w:val="false"/>
+                <w:u w:val="none"/>
+                <w:sz w:val="22"/>
+                <w:szCs w:val="22"/>
+                <w:color w:val="000000"/>
+              </w:rPr>
+            </w:pPr>
+            <w:r>
+              <w:rPr>
+                <w:rFonts w:ascii="Helvetica" w:hAnsi="Helvetica" w:eastAsia="Helvetica" w:cs="Helvetica"/>
+                <w:i w:val="false"/>
+                <w:b w:val="false"/>
+                <w:u w:val="none"/>
+                <w:sz w:val="22"/>
+                <w:szCs w:val="22"/>
+                <w:color w:val="000000"/>
+              </w:rPr>
+              <w:t xml:space="preserve">0.14, 1.93</w:t>
+            </w:r>
+          </w:p>
+        </w:tc>
+        <w:tc>
+          <w:tcPr>
+            <w:tcBorders>
+              <w:bottom w:val="none" w:sz="0" w:space="0" w:color="000000"/>
+              <w:top w:val="none" w:sz="0" w:space="0" w:color="000000"/>
+              <w:left w:val="none" w:sz="0" w:space="0" w:color="000000"/>
+              <w:right w:val="none" w:sz="0" w:space="0" w:color="000000"/>
+            </w:tcBorders>
+            <w:shd w:val="clear" w:color="auto" w:fill="FFFFFF"/>
+            <w:tcMar>
+              <w:top w:w="0" w:type="dxa"/>
+              <w:bottom w:w="0" w:type="dxa"/>
+              <w:left w:w="0" w:type="dxa"/>
+              <w:right w:w="0" w:type="dxa"/>
+            </w:tcMar>
+            <w:vAlign w:val="top"/>
+          </w:tcPr>
+          <w:p>
+            <w:pPr>
+              <w:pStyle w:val="Normal"/>
+              <w:jc w:val="center"/>
+              <w:pBdr>
+                <w:bottom w:val="none" w:sz="0" w:space="0" w:color="000000"/>
+                <w:top w:val="none" w:sz="0" w:space="0" w:color="000000"/>
+                <w:left w:val="none" w:sz="0" w:space="0" w:color="000000"/>
+                <w:right w:val="none" w:sz="0" w:space="0" w:color="000000"/>
+              </w:pBdr>
+              <w:spacing w:after="100" w:before="100" w:line="240"/>
+              <w:ind w:left="100" w:right="100" w:firstLine="0" w:firstLineChars="0"/>
+              <w:rPr>
+                <w:rFonts w:ascii="Helvetica" w:hAnsi="Helvetica" w:eastAsia="Helvetica" w:cs="Helvetica"/>
+                <w:i w:val="false"/>
+                <w:b w:val="false"/>
+                <w:u w:val="none"/>
+                <w:sz w:val="22"/>
+                <w:szCs w:val="22"/>
+                <w:color w:val="000000"/>
+              </w:rPr>
+            </w:pPr>
+            <w:r>
+              <w:rPr>
+                <w:rFonts w:ascii="Helvetica" w:hAnsi="Helvetica" w:eastAsia="Helvetica" w:cs="Helvetica"/>
+                <w:i w:val="false"/>
+                <w:b w:val="false"/>
+                <w:u w:val="none"/>
+                <w:sz w:val="22"/>
+                <w:szCs w:val="22"/>
+                <w:color w:val="000000"/>
+              </w:rPr>
+              <w:t xml:space="preserve">0.330</w:t>
             </w:r>
           </w:p>
         </w:tc>
@@ -6416,113 +6416,113 @@
                 <w:szCs w:val="22"/>
                 <w:color w:val="000000"/>
               </w:rPr>
-              <w:t xml:space="preserve">0.54</w:t>
-            </w:r>
-          </w:p>
-        </w:tc>
-        <w:tc>
-          <w:tcPr>
-            <w:tcBorders>
-              <w:bottom w:val="none" w:sz="0" w:space="0" w:color="000000"/>
-              <w:top w:val="none" w:sz="0" w:space="0" w:color="000000"/>
-              <w:left w:val="none" w:sz="0" w:space="0" w:color="000000"/>
-              <w:right w:val="none" w:sz="0" w:space="0" w:color="000000"/>
-            </w:tcBorders>
-            <w:shd w:val="clear" w:color="auto" w:fill="FFFFFF"/>
-            <w:tcMar>
-              <w:top w:w="0" w:type="dxa"/>
-              <w:bottom w:w="0" w:type="dxa"/>
-              <w:left w:w="0" w:type="dxa"/>
-              <w:right w:w="0" w:type="dxa"/>
-            </w:tcMar>
-            <w:vAlign w:val="top"/>
-          </w:tcPr>
-          <w:p>
-            <w:pPr>
-              <w:pStyle w:val="Normal"/>
-              <w:jc w:val="center"/>
-              <w:pBdr>
-                <w:bottom w:val="none" w:sz="0" w:space="0" w:color="000000"/>
-                <w:top w:val="none" w:sz="0" w:space="0" w:color="000000"/>
-                <w:left w:val="none" w:sz="0" w:space="0" w:color="000000"/>
-                <w:right w:val="none" w:sz="0" w:space="0" w:color="000000"/>
-              </w:pBdr>
-              <w:spacing w:after="100" w:before="100" w:line="240"/>
-              <w:ind w:left="100" w:right="100" w:firstLine="0" w:firstLineChars="0"/>
-              <w:rPr>
-                <w:rFonts w:ascii="Helvetica" w:hAnsi="Helvetica" w:eastAsia="Helvetica" w:cs="Helvetica"/>
-                <w:i w:val="false"/>
-                <w:b w:val="false"/>
-                <w:u w:val="none"/>
-                <w:sz w:val="22"/>
-                <w:szCs w:val="22"/>
-                <w:color w:val="000000"/>
-              </w:rPr>
-            </w:pPr>
-            <w:r>
-              <w:rPr>
-                <w:rFonts w:ascii="Helvetica" w:hAnsi="Helvetica" w:eastAsia="Helvetica" w:cs="Helvetica"/>
-                <w:i w:val="false"/>
-                <w:b w:val="false"/>
-                <w:u w:val="none"/>
-                <w:sz w:val="22"/>
-                <w:szCs w:val="22"/>
-                <w:color w:val="000000"/>
-              </w:rPr>
-              <w:t xml:space="preserve">0.02, 15.8</w:t>
-            </w:r>
-          </w:p>
-        </w:tc>
-        <w:tc>
-          <w:tcPr>
-            <w:tcBorders>
-              <w:bottom w:val="none" w:sz="0" w:space="0" w:color="000000"/>
-              <w:top w:val="none" w:sz="0" w:space="0" w:color="000000"/>
-              <w:left w:val="none" w:sz="0" w:space="0" w:color="000000"/>
-              <w:right w:val="none" w:sz="0" w:space="0" w:color="000000"/>
-            </w:tcBorders>
-            <w:shd w:val="clear" w:color="auto" w:fill="FFFFFF"/>
-            <w:tcMar>
-              <w:top w:w="0" w:type="dxa"/>
-              <w:bottom w:w="0" w:type="dxa"/>
-              <w:left w:w="0" w:type="dxa"/>
-              <w:right w:w="0" w:type="dxa"/>
-            </w:tcMar>
-            <w:vAlign w:val="top"/>
-          </w:tcPr>
-          <w:p>
-            <w:pPr>
-              <w:pStyle w:val="Normal"/>
-              <w:jc w:val="center"/>
-              <w:pBdr>
-                <w:bottom w:val="none" w:sz="0" w:space="0" w:color="000000"/>
-                <w:top w:val="none" w:sz="0" w:space="0" w:color="000000"/>
-                <w:left w:val="none" w:sz="0" w:space="0" w:color="000000"/>
-                <w:right w:val="none" w:sz="0" w:space="0" w:color="000000"/>
-              </w:pBdr>
-              <w:spacing w:after="100" w:before="100" w:line="240"/>
-              <w:ind w:left="100" w:right="100" w:firstLine="0" w:firstLineChars="0"/>
-              <w:rPr>
-                <w:rFonts w:ascii="Helvetica" w:hAnsi="Helvetica" w:eastAsia="Helvetica" w:cs="Helvetica"/>
-                <w:i w:val="false"/>
-                <w:b w:val="false"/>
-                <w:u w:val="none"/>
-                <w:sz w:val="22"/>
-                <w:szCs w:val="22"/>
-                <w:color w:val="000000"/>
-              </w:rPr>
-            </w:pPr>
-            <w:r>
-              <w:rPr>
-                <w:rFonts w:ascii="Helvetica" w:hAnsi="Helvetica" w:eastAsia="Helvetica" w:cs="Helvetica"/>
-                <w:i w:val="false"/>
-                <w:b w:val="false"/>
-                <w:u w:val="none"/>
-                <w:sz w:val="22"/>
-                <w:szCs w:val="22"/>
-                <w:color w:val="000000"/>
-              </w:rPr>
-              <w:t xml:space="preserve">0.720</w:t>
+              <w:t xml:space="preserve">0.59</w:t>
+            </w:r>
+          </w:p>
+        </w:tc>
+        <w:tc>
+          <w:tcPr>
+            <w:tcBorders>
+              <w:bottom w:val="none" w:sz="0" w:space="0" w:color="000000"/>
+              <w:top w:val="none" w:sz="0" w:space="0" w:color="000000"/>
+              <w:left w:val="none" w:sz="0" w:space="0" w:color="000000"/>
+              <w:right w:val="none" w:sz="0" w:space="0" w:color="000000"/>
+            </w:tcBorders>
+            <w:shd w:val="clear" w:color="auto" w:fill="FFFFFF"/>
+            <w:tcMar>
+              <w:top w:w="0" w:type="dxa"/>
+              <w:bottom w:w="0" w:type="dxa"/>
+              <w:left w:w="0" w:type="dxa"/>
+              <w:right w:w="0" w:type="dxa"/>
+            </w:tcMar>
+            <w:vAlign w:val="top"/>
+          </w:tcPr>
+          <w:p>
+            <w:pPr>
+              <w:pStyle w:val="Normal"/>
+              <w:jc w:val="center"/>
+              <w:pBdr>
+                <w:bottom w:val="none" w:sz="0" w:space="0" w:color="000000"/>
+                <w:top w:val="none" w:sz="0" w:space="0" w:color="000000"/>
+                <w:left w:val="none" w:sz="0" w:space="0" w:color="000000"/>
+                <w:right w:val="none" w:sz="0" w:space="0" w:color="000000"/>
+              </w:pBdr>
+              <w:spacing w:after="100" w:before="100" w:line="240"/>
+              <w:ind w:left="100" w:right="100" w:firstLine="0" w:firstLineChars="0"/>
+              <w:rPr>
+                <w:rFonts w:ascii="Helvetica" w:hAnsi="Helvetica" w:eastAsia="Helvetica" w:cs="Helvetica"/>
+                <w:i w:val="false"/>
+                <w:b w:val="false"/>
+                <w:u w:val="none"/>
+                <w:sz w:val="22"/>
+                <w:szCs w:val="22"/>
+                <w:color w:val="000000"/>
+              </w:rPr>
+            </w:pPr>
+            <w:r>
+              <w:rPr>
+                <w:rFonts w:ascii="Helvetica" w:hAnsi="Helvetica" w:eastAsia="Helvetica" w:cs="Helvetica"/>
+                <w:i w:val="false"/>
+                <w:b w:val="false"/>
+                <w:u w:val="none"/>
+                <w:sz w:val="22"/>
+                <w:szCs w:val="22"/>
+                <w:color w:val="000000"/>
+              </w:rPr>
+              <w:t xml:space="preserve">0.02, 19.5</w:t>
+            </w:r>
+          </w:p>
+        </w:tc>
+        <w:tc>
+          <w:tcPr>
+            <w:tcBorders>
+              <w:bottom w:val="none" w:sz="0" w:space="0" w:color="000000"/>
+              <w:top w:val="none" w:sz="0" w:space="0" w:color="000000"/>
+              <w:left w:val="none" w:sz="0" w:space="0" w:color="000000"/>
+              <w:right w:val="none" w:sz="0" w:space="0" w:color="000000"/>
+            </w:tcBorders>
+            <w:shd w:val="clear" w:color="auto" w:fill="FFFFFF"/>
+            <w:tcMar>
+              <w:top w:w="0" w:type="dxa"/>
+              <w:bottom w:w="0" w:type="dxa"/>
+              <w:left w:w="0" w:type="dxa"/>
+              <w:right w:w="0" w:type="dxa"/>
+            </w:tcMar>
+            <w:vAlign w:val="top"/>
+          </w:tcPr>
+          <w:p>
+            <w:pPr>
+              <w:pStyle w:val="Normal"/>
+              <w:jc w:val="center"/>
+              <w:pBdr>
+                <w:bottom w:val="none" w:sz="0" w:space="0" w:color="000000"/>
+                <w:top w:val="none" w:sz="0" w:space="0" w:color="000000"/>
+                <w:left w:val="none" w:sz="0" w:space="0" w:color="000000"/>
+                <w:right w:val="none" w:sz="0" w:space="0" w:color="000000"/>
+              </w:pBdr>
+              <w:spacing w:after="100" w:before="100" w:line="240"/>
+              <w:ind w:left="100" w:right="100" w:firstLine="0" w:firstLineChars="0"/>
+              <w:rPr>
+                <w:rFonts w:ascii="Helvetica" w:hAnsi="Helvetica" w:eastAsia="Helvetica" w:cs="Helvetica"/>
+                <w:i w:val="false"/>
+                <w:b w:val="false"/>
+                <w:u w:val="none"/>
+                <w:sz w:val="22"/>
+                <w:szCs w:val="22"/>
+                <w:color w:val="000000"/>
+              </w:rPr>
+            </w:pPr>
+            <w:r>
+              <w:rPr>
+                <w:rFonts w:ascii="Helvetica" w:hAnsi="Helvetica" w:eastAsia="Helvetica" w:cs="Helvetica"/>
+                <w:i w:val="false"/>
+                <w:b w:val="false"/>
+                <w:u w:val="none"/>
+                <w:sz w:val="22"/>
+                <w:szCs w:val="22"/>
+                <w:color w:val="000000"/>
+              </w:rPr>
+              <w:t xml:space="preserve">0.770</w:t>
             </w:r>
           </w:p>
         </w:tc>
@@ -6687,113 +6687,113 @@
                 <w:szCs w:val="22"/>
                 <w:color w:val="000000"/>
               </w:rPr>
-              <w:t xml:space="preserve">1.62</w:t>
-            </w:r>
-          </w:p>
-        </w:tc>
-        <w:tc>
-          <w:tcPr>
-            <w:tcBorders>
-              <w:bottom w:val="none" w:sz="0" w:space="0" w:color="000000"/>
-              <w:top w:val="none" w:sz="0" w:space="0" w:color="000000"/>
-              <w:left w:val="none" w:sz="0" w:space="0" w:color="000000"/>
-              <w:right w:val="none" w:sz="0" w:space="0" w:color="000000"/>
-            </w:tcBorders>
-            <w:shd w:val="clear" w:color="auto" w:fill="FFFFFF"/>
-            <w:tcMar>
-              <w:top w:w="0" w:type="dxa"/>
-              <w:bottom w:w="0" w:type="dxa"/>
-              <w:left w:w="0" w:type="dxa"/>
-              <w:right w:w="0" w:type="dxa"/>
-            </w:tcMar>
-            <w:vAlign w:val="top"/>
-          </w:tcPr>
-          <w:p>
-            <w:pPr>
-              <w:pStyle w:val="Normal"/>
-              <w:jc w:val="center"/>
-              <w:pBdr>
-                <w:bottom w:val="none" w:sz="0" w:space="0" w:color="000000"/>
-                <w:top w:val="none" w:sz="0" w:space="0" w:color="000000"/>
-                <w:left w:val="none" w:sz="0" w:space="0" w:color="000000"/>
-                <w:right w:val="none" w:sz="0" w:space="0" w:color="000000"/>
-              </w:pBdr>
-              <w:spacing w:after="100" w:before="100" w:line="240"/>
-              <w:ind w:left="100" w:right="100" w:firstLine="0" w:firstLineChars="0"/>
-              <w:rPr>
-                <w:rFonts w:ascii="Helvetica" w:hAnsi="Helvetica" w:eastAsia="Helvetica" w:cs="Helvetica"/>
-                <w:i w:val="false"/>
-                <w:b w:val="false"/>
-                <w:u w:val="none"/>
-                <w:sz w:val="22"/>
-                <w:szCs w:val="22"/>
-                <w:color w:val="000000"/>
-              </w:rPr>
-            </w:pPr>
-            <w:r>
-              <w:rPr>
-                <w:rFonts w:ascii="Helvetica" w:hAnsi="Helvetica" w:eastAsia="Helvetica" w:cs="Helvetica"/>
-                <w:i w:val="false"/>
-                <w:b w:val="false"/>
-                <w:u w:val="none"/>
-                <w:sz w:val="22"/>
-                <w:szCs w:val="22"/>
-                <w:color w:val="000000"/>
-              </w:rPr>
-              <w:t xml:space="preserve">0.49, 5.31</w:t>
-            </w:r>
-          </w:p>
-        </w:tc>
-        <w:tc>
-          <w:tcPr>
-            <w:tcBorders>
-              <w:bottom w:val="none" w:sz="0" w:space="0" w:color="000000"/>
-              <w:top w:val="none" w:sz="0" w:space="0" w:color="000000"/>
-              <w:left w:val="none" w:sz="0" w:space="0" w:color="000000"/>
-              <w:right w:val="none" w:sz="0" w:space="0" w:color="000000"/>
-            </w:tcBorders>
-            <w:shd w:val="clear" w:color="auto" w:fill="FFFFFF"/>
-            <w:tcMar>
-              <w:top w:w="0" w:type="dxa"/>
-              <w:bottom w:w="0" w:type="dxa"/>
-              <w:left w:w="0" w:type="dxa"/>
-              <w:right w:w="0" w:type="dxa"/>
-            </w:tcMar>
-            <w:vAlign w:val="top"/>
-          </w:tcPr>
-          <w:p>
-            <w:pPr>
-              <w:pStyle w:val="Normal"/>
-              <w:jc w:val="center"/>
-              <w:pBdr>
-                <w:bottom w:val="none" w:sz="0" w:space="0" w:color="000000"/>
-                <w:top w:val="none" w:sz="0" w:space="0" w:color="000000"/>
-                <w:left w:val="none" w:sz="0" w:space="0" w:color="000000"/>
-                <w:right w:val="none" w:sz="0" w:space="0" w:color="000000"/>
-              </w:pBdr>
-              <w:spacing w:after="100" w:before="100" w:line="240"/>
-              <w:ind w:left="100" w:right="100" w:firstLine="0" w:firstLineChars="0"/>
-              <w:rPr>
-                <w:rFonts w:ascii="Helvetica" w:hAnsi="Helvetica" w:eastAsia="Helvetica" w:cs="Helvetica"/>
-                <w:i w:val="false"/>
-                <w:b w:val="false"/>
-                <w:u w:val="none"/>
-                <w:sz w:val="22"/>
-                <w:szCs w:val="22"/>
-                <w:color w:val="000000"/>
-              </w:rPr>
-            </w:pPr>
-            <w:r>
-              <w:rPr>
-                <w:rFonts w:ascii="Helvetica" w:hAnsi="Helvetica" w:eastAsia="Helvetica" w:cs="Helvetica"/>
-                <w:i w:val="false"/>
-                <w:b w:val="false"/>
-                <w:u w:val="none"/>
-                <w:sz w:val="22"/>
-                <w:szCs w:val="22"/>
-                <w:color w:val="000000"/>
-              </w:rPr>
-              <w:t xml:space="preserve">0.430</w:t>
+              <w:t xml:space="preserve">1.69</w:t>
+            </w:r>
+          </w:p>
+        </w:tc>
+        <w:tc>
+          <w:tcPr>
+            <w:tcBorders>
+              <w:bottom w:val="none" w:sz="0" w:space="0" w:color="000000"/>
+              <w:top w:val="none" w:sz="0" w:space="0" w:color="000000"/>
+              <w:left w:val="none" w:sz="0" w:space="0" w:color="000000"/>
+              <w:right w:val="none" w:sz="0" w:space="0" w:color="000000"/>
+            </w:tcBorders>
+            <w:shd w:val="clear" w:color="auto" w:fill="FFFFFF"/>
+            <w:tcMar>
+              <w:top w:w="0" w:type="dxa"/>
+              <w:bottom w:w="0" w:type="dxa"/>
+              <w:left w:w="0" w:type="dxa"/>
+              <w:right w:w="0" w:type="dxa"/>
+            </w:tcMar>
+            <w:vAlign w:val="top"/>
+          </w:tcPr>
+          <w:p>
+            <w:pPr>
+              <w:pStyle w:val="Normal"/>
+              <w:jc w:val="center"/>
+              <w:pBdr>
+                <w:bottom w:val="none" w:sz="0" w:space="0" w:color="000000"/>
+                <w:top w:val="none" w:sz="0" w:space="0" w:color="000000"/>
+                <w:left w:val="none" w:sz="0" w:space="0" w:color="000000"/>
+                <w:right w:val="none" w:sz="0" w:space="0" w:color="000000"/>
+              </w:pBdr>
+              <w:spacing w:after="100" w:before="100" w:line="240"/>
+              <w:ind w:left="100" w:right="100" w:firstLine="0" w:firstLineChars="0"/>
+              <w:rPr>
+                <w:rFonts w:ascii="Helvetica" w:hAnsi="Helvetica" w:eastAsia="Helvetica" w:cs="Helvetica"/>
+                <w:i w:val="false"/>
+                <w:b w:val="false"/>
+                <w:u w:val="none"/>
+                <w:sz w:val="22"/>
+                <w:szCs w:val="22"/>
+                <w:color w:val="000000"/>
+              </w:rPr>
+            </w:pPr>
+            <w:r>
+              <w:rPr>
+                <w:rFonts w:ascii="Helvetica" w:hAnsi="Helvetica" w:eastAsia="Helvetica" w:cs="Helvetica"/>
+                <w:i w:val="false"/>
+                <w:b w:val="false"/>
+                <w:u w:val="none"/>
+                <w:sz w:val="22"/>
+                <w:szCs w:val="22"/>
+                <w:color w:val="000000"/>
+              </w:rPr>
+              <w:t xml:space="preserve">0.51, 5.57</w:t>
+            </w:r>
+          </w:p>
+        </w:tc>
+        <w:tc>
+          <w:tcPr>
+            <w:tcBorders>
+              <w:bottom w:val="none" w:sz="0" w:space="0" w:color="000000"/>
+              <w:top w:val="none" w:sz="0" w:space="0" w:color="000000"/>
+              <w:left w:val="none" w:sz="0" w:space="0" w:color="000000"/>
+              <w:right w:val="none" w:sz="0" w:space="0" w:color="000000"/>
+            </w:tcBorders>
+            <w:shd w:val="clear" w:color="auto" w:fill="FFFFFF"/>
+            <w:tcMar>
+              <w:top w:w="0" w:type="dxa"/>
+              <w:bottom w:w="0" w:type="dxa"/>
+              <w:left w:w="0" w:type="dxa"/>
+              <w:right w:w="0" w:type="dxa"/>
+            </w:tcMar>
+            <w:vAlign w:val="top"/>
+          </w:tcPr>
+          <w:p>
+            <w:pPr>
+              <w:pStyle w:val="Normal"/>
+              <w:jc w:val="center"/>
+              <w:pBdr>
+                <w:bottom w:val="none" w:sz="0" w:space="0" w:color="000000"/>
+                <w:top w:val="none" w:sz="0" w:space="0" w:color="000000"/>
+                <w:left w:val="none" w:sz="0" w:space="0" w:color="000000"/>
+                <w:right w:val="none" w:sz="0" w:space="0" w:color="000000"/>
+              </w:pBdr>
+              <w:spacing w:after="100" w:before="100" w:line="240"/>
+              <w:ind w:left="100" w:right="100" w:firstLine="0" w:firstLineChars="0"/>
+              <w:rPr>
+                <w:rFonts w:ascii="Helvetica" w:hAnsi="Helvetica" w:eastAsia="Helvetica" w:cs="Helvetica"/>
+                <w:i w:val="false"/>
+                <w:b w:val="false"/>
+                <w:u w:val="none"/>
+                <w:sz w:val="22"/>
+                <w:szCs w:val="22"/>
+                <w:color w:val="000000"/>
+              </w:rPr>
+            </w:pPr>
+            <w:r>
+              <w:rPr>
+                <w:rFonts w:ascii="Helvetica" w:hAnsi="Helvetica" w:eastAsia="Helvetica" w:cs="Helvetica"/>
+                <w:i w:val="false"/>
+                <w:b w:val="false"/>
+                <w:u w:val="none"/>
+                <w:sz w:val="22"/>
+                <w:szCs w:val="22"/>
+                <w:color w:val="000000"/>
+              </w:rPr>
+              <w:t xml:space="preserve">0.390</w:t>
             </w:r>
           </w:p>
         </w:tc>
@@ -6899,113 +6899,113 @@
                 <w:szCs w:val="22"/>
                 <w:color w:val="000000"/>
               </w:rPr>
-              <w:t xml:space="preserve">0.67</w:t>
-            </w:r>
-          </w:p>
-        </w:tc>
-        <w:tc>
-          <w:tcPr>
-            <w:tcBorders>
-              <w:bottom w:val="none" w:sz="0" w:space="0" w:color="000000"/>
-              <w:top w:val="none" w:sz="0" w:space="0" w:color="000000"/>
-              <w:left w:val="none" w:sz="0" w:space="0" w:color="000000"/>
-              <w:right w:val="none" w:sz="0" w:space="0" w:color="000000"/>
-            </w:tcBorders>
-            <w:shd w:val="clear" w:color="auto" w:fill="FFFFFF"/>
-            <w:tcMar>
-              <w:top w:w="0" w:type="dxa"/>
-              <w:bottom w:w="0" w:type="dxa"/>
-              <w:left w:w="0" w:type="dxa"/>
-              <w:right w:w="0" w:type="dxa"/>
-            </w:tcMar>
-            <w:vAlign w:val="top"/>
-          </w:tcPr>
-          <w:p>
-            <w:pPr>
-              <w:pStyle w:val="Normal"/>
-              <w:jc w:val="center"/>
-              <w:pBdr>
-                <w:bottom w:val="none" w:sz="0" w:space="0" w:color="000000"/>
-                <w:top w:val="none" w:sz="0" w:space="0" w:color="000000"/>
-                <w:left w:val="none" w:sz="0" w:space="0" w:color="000000"/>
-                <w:right w:val="none" w:sz="0" w:space="0" w:color="000000"/>
-              </w:pBdr>
-              <w:spacing w:after="100" w:before="100" w:line="240"/>
-              <w:ind w:left="100" w:right="100" w:firstLine="0" w:firstLineChars="0"/>
-              <w:rPr>
-                <w:rFonts w:ascii="Helvetica" w:hAnsi="Helvetica" w:eastAsia="Helvetica" w:cs="Helvetica"/>
-                <w:i w:val="false"/>
-                <w:b w:val="false"/>
-                <w:u w:val="none"/>
-                <w:sz w:val="22"/>
-                <w:szCs w:val="22"/>
-                <w:color w:val="000000"/>
-              </w:rPr>
-            </w:pPr>
-            <w:r>
-              <w:rPr>
-                <w:rFonts w:ascii="Helvetica" w:hAnsi="Helvetica" w:eastAsia="Helvetica" w:cs="Helvetica"/>
-                <w:i w:val="false"/>
-                <w:b w:val="false"/>
-                <w:u w:val="none"/>
-                <w:sz w:val="22"/>
-                <w:szCs w:val="22"/>
-                <w:color w:val="000000"/>
-              </w:rPr>
-              <w:t xml:space="preserve">0.09, 5.10</w:t>
-            </w:r>
-          </w:p>
-        </w:tc>
-        <w:tc>
-          <w:tcPr>
-            <w:tcBorders>
-              <w:bottom w:val="none" w:sz="0" w:space="0" w:color="000000"/>
-              <w:top w:val="none" w:sz="0" w:space="0" w:color="000000"/>
-              <w:left w:val="none" w:sz="0" w:space="0" w:color="000000"/>
-              <w:right w:val="none" w:sz="0" w:space="0" w:color="000000"/>
-            </w:tcBorders>
-            <w:shd w:val="clear" w:color="auto" w:fill="FFFFFF"/>
-            <w:tcMar>
-              <w:top w:w="0" w:type="dxa"/>
-              <w:bottom w:w="0" w:type="dxa"/>
-              <w:left w:w="0" w:type="dxa"/>
-              <w:right w:w="0" w:type="dxa"/>
-            </w:tcMar>
-            <w:vAlign w:val="top"/>
-          </w:tcPr>
-          <w:p>
-            <w:pPr>
-              <w:pStyle w:val="Normal"/>
-              <w:jc w:val="center"/>
-              <w:pBdr>
-                <w:bottom w:val="none" w:sz="0" w:space="0" w:color="000000"/>
-                <w:top w:val="none" w:sz="0" w:space="0" w:color="000000"/>
-                <w:left w:val="none" w:sz="0" w:space="0" w:color="000000"/>
-                <w:right w:val="none" w:sz="0" w:space="0" w:color="000000"/>
-              </w:pBdr>
-              <w:spacing w:after="100" w:before="100" w:line="240"/>
-              <w:ind w:left="100" w:right="100" w:firstLine="0" w:firstLineChars="0"/>
-              <w:rPr>
-                <w:rFonts w:ascii="Helvetica" w:hAnsi="Helvetica" w:eastAsia="Helvetica" w:cs="Helvetica"/>
-                <w:i w:val="false"/>
-                <w:b w:val="false"/>
-                <w:u w:val="none"/>
-                <w:sz w:val="22"/>
-                <w:szCs w:val="22"/>
-                <w:color w:val="000000"/>
-              </w:rPr>
-            </w:pPr>
-            <w:r>
-              <w:rPr>
-                <w:rFonts w:ascii="Helvetica" w:hAnsi="Helvetica" w:eastAsia="Helvetica" w:cs="Helvetica"/>
-                <w:i w:val="false"/>
-                <w:b w:val="false"/>
-                <w:u w:val="none"/>
-                <w:sz w:val="22"/>
-                <w:szCs w:val="22"/>
-                <w:color w:val="000000"/>
-              </w:rPr>
-              <w:t xml:space="preserve">0.700</w:t>
+              <w:t xml:space="preserve">0.69</w:t>
+            </w:r>
+          </w:p>
+        </w:tc>
+        <w:tc>
+          <w:tcPr>
+            <w:tcBorders>
+              <w:bottom w:val="none" w:sz="0" w:space="0" w:color="000000"/>
+              <w:top w:val="none" w:sz="0" w:space="0" w:color="000000"/>
+              <w:left w:val="none" w:sz="0" w:space="0" w:color="000000"/>
+              <w:right w:val="none" w:sz="0" w:space="0" w:color="000000"/>
+            </w:tcBorders>
+            <w:shd w:val="clear" w:color="auto" w:fill="FFFFFF"/>
+            <w:tcMar>
+              <w:top w:w="0" w:type="dxa"/>
+              <w:bottom w:w="0" w:type="dxa"/>
+              <w:left w:w="0" w:type="dxa"/>
+              <w:right w:w="0" w:type="dxa"/>
+            </w:tcMar>
+            <w:vAlign w:val="top"/>
+          </w:tcPr>
+          <w:p>
+            <w:pPr>
+              <w:pStyle w:val="Normal"/>
+              <w:jc w:val="center"/>
+              <w:pBdr>
+                <w:bottom w:val="none" w:sz="0" w:space="0" w:color="000000"/>
+                <w:top w:val="none" w:sz="0" w:space="0" w:color="000000"/>
+                <w:left w:val="none" w:sz="0" w:space="0" w:color="000000"/>
+                <w:right w:val="none" w:sz="0" w:space="0" w:color="000000"/>
+              </w:pBdr>
+              <w:spacing w:after="100" w:before="100" w:line="240"/>
+              <w:ind w:left="100" w:right="100" w:firstLine="0" w:firstLineChars="0"/>
+              <w:rPr>
+                <w:rFonts w:ascii="Helvetica" w:hAnsi="Helvetica" w:eastAsia="Helvetica" w:cs="Helvetica"/>
+                <w:i w:val="false"/>
+                <w:b w:val="false"/>
+                <w:u w:val="none"/>
+                <w:sz w:val="22"/>
+                <w:szCs w:val="22"/>
+                <w:color w:val="000000"/>
+              </w:rPr>
+            </w:pPr>
+            <w:r>
+              <w:rPr>
+                <w:rFonts w:ascii="Helvetica" w:hAnsi="Helvetica" w:eastAsia="Helvetica" w:cs="Helvetica"/>
+                <w:i w:val="false"/>
+                <w:b w:val="false"/>
+                <w:u w:val="none"/>
+                <w:sz w:val="22"/>
+                <w:szCs w:val="22"/>
+                <w:color w:val="000000"/>
+              </w:rPr>
+              <w:t xml:space="preserve">0.09, 5.40</w:t>
+            </w:r>
+          </w:p>
+        </w:tc>
+        <w:tc>
+          <w:tcPr>
+            <w:tcBorders>
+              <w:bottom w:val="none" w:sz="0" w:space="0" w:color="000000"/>
+              <w:top w:val="none" w:sz="0" w:space="0" w:color="000000"/>
+              <w:left w:val="none" w:sz="0" w:space="0" w:color="000000"/>
+              <w:right w:val="none" w:sz="0" w:space="0" w:color="000000"/>
+            </w:tcBorders>
+            <w:shd w:val="clear" w:color="auto" w:fill="FFFFFF"/>
+            <w:tcMar>
+              <w:top w:w="0" w:type="dxa"/>
+              <w:bottom w:w="0" w:type="dxa"/>
+              <w:left w:w="0" w:type="dxa"/>
+              <w:right w:w="0" w:type="dxa"/>
+            </w:tcMar>
+            <w:vAlign w:val="top"/>
+          </w:tcPr>
+          <w:p>
+            <w:pPr>
+              <w:pStyle w:val="Normal"/>
+              <w:jc w:val="center"/>
+              <w:pBdr>
+                <w:bottom w:val="none" w:sz="0" w:space="0" w:color="000000"/>
+                <w:top w:val="none" w:sz="0" w:space="0" w:color="000000"/>
+                <w:left w:val="none" w:sz="0" w:space="0" w:color="000000"/>
+                <w:right w:val="none" w:sz="0" w:space="0" w:color="000000"/>
+              </w:pBdr>
+              <w:spacing w:after="100" w:before="100" w:line="240"/>
+              <w:ind w:left="100" w:right="100" w:firstLine="0" w:firstLineChars="0"/>
+              <w:rPr>
+                <w:rFonts w:ascii="Helvetica" w:hAnsi="Helvetica" w:eastAsia="Helvetica" w:cs="Helvetica"/>
+                <w:i w:val="false"/>
+                <w:b w:val="false"/>
+                <w:u w:val="none"/>
+                <w:sz w:val="22"/>
+                <w:szCs w:val="22"/>
+                <w:color w:val="000000"/>
+              </w:rPr>
+            </w:pPr>
+            <w:r>
+              <w:rPr>
+                <w:rFonts w:ascii="Helvetica" w:hAnsi="Helvetica" w:eastAsia="Helvetica" w:cs="Helvetica"/>
+                <w:i w:val="false"/>
+                <w:b w:val="false"/>
+                <w:u w:val="none"/>
+                <w:sz w:val="22"/>
+                <w:szCs w:val="22"/>
+                <w:color w:val="000000"/>
+              </w:rPr>
+              <w:t xml:space="preserve">0.720</w:t>
             </w:r>
           </w:p>
         </w:tc>
@@ -7170,113 +7170,113 @@
                 <w:szCs w:val="22"/>
                 <w:color w:val="000000"/>
               </w:rPr>
-              <w:t xml:space="preserve">1.21</w:t>
-            </w:r>
-          </w:p>
-        </w:tc>
-        <w:tc>
-          <w:tcPr>
-            <w:tcBorders>
-              <w:bottom w:val="none" w:sz="0" w:space="0" w:color="000000"/>
-              <w:top w:val="none" w:sz="0" w:space="0" w:color="000000"/>
-              <w:left w:val="none" w:sz="0" w:space="0" w:color="000000"/>
-              <w:right w:val="none" w:sz="0" w:space="0" w:color="000000"/>
-            </w:tcBorders>
-            <w:shd w:val="clear" w:color="auto" w:fill="FFFFFF"/>
-            <w:tcMar>
-              <w:top w:w="0" w:type="dxa"/>
-              <w:bottom w:w="0" w:type="dxa"/>
-              <w:left w:w="0" w:type="dxa"/>
-              <w:right w:w="0" w:type="dxa"/>
-            </w:tcMar>
-            <w:vAlign w:val="top"/>
-          </w:tcPr>
-          <w:p>
-            <w:pPr>
-              <w:pStyle w:val="Normal"/>
-              <w:jc w:val="center"/>
-              <w:pBdr>
-                <w:bottom w:val="none" w:sz="0" w:space="0" w:color="000000"/>
-                <w:top w:val="none" w:sz="0" w:space="0" w:color="000000"/>
-                <w:left w:val="none" w:sz="0" w:space="0" w:color="000000"/>
-                <w:right w:val="none" w:sz="0" w:space="0" w:color="000000"/>
-              </w:pBdr>
-              <w:spacing w:after="100" w:before="100" w:line="240"/>
-              <w:ind w:left="100" w:right="100" w:firstLine="0" w:firstLineChars="0"/>
-              <w:rPr>
-                <w:rFonts w:ascii="Helvetica" w:hAnsi="Helvetica" w:eastAsia="Helvetica" w:cs="Helvetica"/>
-                <w:i w:val="false"/>
-                <w:b w:val="false"/>
-                <w:u w:val="none"/>
-                <w:sz w:val="22"/>
-                <w:szCs w:val="22"/>
-                <w:color w:val="000000"/>
-              </w:rPr>
-            </w:pPr>
-            <w:r>
-              <w:rPr>
-                <w:rFonts w:ascii="Helvetica" w:hAnsi="Helvetica" w:eastAsia="Helvetica" w:cs="Helvetica"/>
-                <w:i w:val="false"/>
-                <w:b w:val="false"/>
-                <w:u w:val="none"/>
-                <w:sz w:val="22"/>
-                <w:szCs w:val="22"/>
-                <w:color w:val="000000"/>
-              </w:rPr>
-              <w:t xml:space="preserve">0.15, 9.69</w:t>
-            </w:r>
-          </w:p>
-        </w:tc>
-        <w:tc>
-          <w:tcPr>
-            <w:tcBorders>
-              <w:bottom w:val="none" w:sz="0" w:space="0" w:color="000000"/>
-              <w:top w:val="none" w:sz="0" w:space="0" w:color="000000"/>
-              <w:left w:val="none" w:sz="0" w:space="0" w:color="000000"/>
-              <w:right w:val="none" w:sz="0" w:space="0" w:color="000000"/>
-            </w:tcBorders>
-            <w:shd w:val="clear" w:color="auto" w:fill="FFFFFF"/>
-            <w:tcMar>
-              <w:top w:w="0" w:type="dxa"/>
-              <w:bottom w:w="0" w:type="dxa"/>
-              <w:left w:w="0" w:type="dxa"/>
-              <w:right w:w="0" w:type="dxa"/>
-            </w:tcMar>
-            <w:vAlign w:val="top"/>
-          </w:tcPr>
-          <w:p>
-            <w:pPr>
-              <w:pStyle w:val="Normal"/>
-              <w:jc w:val="center"/>
-              <w:pBdr>
-                <w:bottom w:val="none" w:sz="0" w:space="0" w:color="000000"/>
-                <w:top w:val="none" w:sz="0" w:space="0" w:color="000000"/>
-                <w:left w:val="none" w:sz="0" w:space="0" w:color="000000"/>
-                <w:right w:val="none" w:sz="0" w:space="0" w:color="000000"/>
-              </w:pBdr>
-              <w:spacing w:after="100" w:before="100" w:line="240"/>
-              <w:ind w:left="100" w:right="100" w:firstLine="0" w:firstLineChars="0"/>
-              <w:rPr>
-                <w:rFonts w:ascii="Helvetica" w:hAnsi="Helvetica" w:eastAsia="Helvetica" w:cs="Helvetica"/>
-                <w:i w:val="false"/>
-                <w:b w:val="false"/>
-                <w:u w:val="none"/>
-                <w:sz w:val="22"/>
-                <w:szCs w:val="22"/>
-                <w:color w:val="000000"/>
-              </w:rPr>
-            </w:pPr>
-            <w:r>
-              <w:rPr>
-                <w:rFonts w:ascii="Helvetica" w:hAnsi="Helvetica" w:eastAsia="Helvetica" w:cs="Helvetica"/>
-                <w:i w:val="false"/>
-                <w:b w:val="false"/>
-                <w:u w:val="none"/>
-                <w:sz w:val="22"/>
-                <w:szCs w:val="22"/>
-                <w:color w:val="000000"/>
-              </w:rPr>
-              <w:t xml:space="preserve">0.860</w:t>
+              <w:t xml:space="preserve">1.27</w:t>
+            </w:r>
+          </w:p>
+        </w:tc>
+        <w:tc>
+          <w:tcPr>
+            <w:tcBorders>
+              <w:bottom w:val="none" w:sz="0" w:space="0" w:color="000000"/>
+              <w:top w:val="none" w:sz="0" w:space="0" w:color="000000"/>
+              <w:left w:val="none" w:sz="0" w:space="0" w:color="000000"/>
+              <w:right w:val="none" w:sz="0" w:space="0" w:color="000000"/>
+            </w:tcBorders>
+            <w:shd w:val="clear" w:color="auto" w:fill="FFFFFF"/>
+            <w:tcMar>
+              <w:top w:w="0" w:type="dxa"/>
+              <w:bottom w:w="0" w:type="dxa"/>
+              <w:left w:w="0" w:type="dxa"/>
+              <w:right w:w="0" w:type="dxa"/>
+            </w:tcMar>
+            <w:vAlign w:val="top"/>
+          </w:tcPr>
+          <w:p>
+            <w:pPr>
+              <w:pStyle w:val="Normal"/>
+              <w:jc w:val="center"/>
+              <w:pBdr>
+                <w:bottom w:val="none" w:sz="0" w:space="0" w:color="000000"/>
+                <w:top w:val="none" w:sz="0" w:space="0" w:color="000000"/>
+                <w:left w:val="none" w:sz="0" w:space="0" w:color="000000"/>
+                <w:right w:val="none" w:sz="0" w:space="0" w:color="000000"/>
+              </w:pBdr>
+              <w:spacing w:after="100" w:before="100" w:line="240"/>
+              <w:ind w:left="100" w:right="100" w:firstLine="0" w:firstLineChars="0"/>
+              <w:rPr>
+                <w:rFonts w:ascii="Helvetica" w:hAnsi="Helvetica" w:eastAsia="Helvetica" w:cs="Helvetica"/>
+                <w:i w:val="false"/>
+                <w:b w:val="false"/>
+                <w:u w:val="none"/>
+                <w:sz w:val="22"/>
+                <w:szCs w:val="22"/>
+                <w:color w:val="000000"/>
+              </w:rPr>
+            </w:pPr>
+            <w:r>
+              <w:rPr>
+                <w:rFonts w:ascii="Helvetica" w:hAnsi="Helvetica" w:eastAsia="Helvetica" w:cs="Helvetica"/>
+                <w:i w:val="false"/>
+                <w:b w:val="false"/>
+                <w:u w:val="none"/>
+                <w:sz w:val="22"/>
+                <w:szCs w:val="22"/>
+                <w:color w:val="000000"/>
+              </w:rPr>
+              <w:t xml:space="preserve">0.16, 10.2</w:t>
+            </w:r>
+          </w:p>
+        </w:tc>
+        <w:tc>
+          <w:tcPr>
+            <w:tcBorders>
+              <w:bottom w:val="none" w:sz="0" w:space="0" w:color="000000"/>
+              <w:top w:val="none" w:sz="0" w:space="0" w:color="000000"/>
+              <w:left w:val="none" w:sz="0" w:space="0" w:color="000000"/>
+              <w:right w:val="none" w:sz="0" w:space="0" w:color="000000"/>
+            </w:tcBorders>
+            <w:shd w:val="clear" w:color="auto" w:fill="FFFFFF"/>
+            <w:tcMar>
+              <w:top w:w="0" w:type="dxa"/>
+              <w:bottom w:w="0" w:type="dxa"/>
+              <w:left w:w="0" w:type="dxa"/>
+              <w:right w:w="0" w:type="dxa"/>
+            </w:tcMar>
+            <w:vAlign w:val="top"/>
+          </w:tcPr>
+          <w:p>
+            <w:pPr>
+              <w:pStyle w:val="Normal"/>
+              <w:jc w:val="center"/>
+              <w:pBdr>
+                <w:bottom w:val="none" w:sz="0" w:space="0" w:color="000000"/>
+                <w:top w:val="none" w:sz="0" w:space="0" w:color="000000"/>
+                <w:left w:val="none" w:sz="0" w:space="0" w:color="000000"/>
+                <w:right w:val="none" w:sz="0" w:space="0" w:color="000000"/>
+              </w:pBdr>
+              <w:spacing w:after="100" w:before="100" w:line="240"/>
+              <w:ind w:left="100" w:right="100" w:firstLine="0" w:firstLineChars="0"/>
+              <w:rPr>
+                <w:rFonts w:ascii="Helvetica" w:hAnsi="Helvetica" w:eastAsia="Helvetica" w:cs="Helvetica"/>
+                <w:i w:val="false"/>
+                <w:b w:val="false"/>
+                <w:u w:val="none"/>
+                <w:sz w:val="22"/>
+                <w:szCs w:val="22"/>
+                <w:color w:val="000000"/>
+              </w:rPr>
+            </w:pPr>
+            <w:r>
+              <w:rPr>
+                <w:rFonts w:ascii="Helvetica" w:hAnsi="Helvetica" w:eastAsia="Helvetica" w:cs="Helvetica"/>
+                <w:i w:val="false"/>
+                <w:b w:val="false"/>
+                <w:u w:val="none"/>
+                <w:sz w:val="22"/>
+                <w:szCs w:val="22"/>
+                <w:color w:val="000000"/>
+              </w:rPr>
+              <w:t xml:space="preserve">0.820</w:t>
             </w:r>
           </w:p>
         </w:tc>
@@ -7382,113 +7382,113 @@
                 <w:szCs w:val="22"/>
                 <w:color w:val="000000"/>
               </w:rPr>
-              <w:t xml:space="preserve">0.31</w:t>
-            </w:r>
-          </w:p>
-        </w:tc>
-        <w:tc>
-          <w:tcPr>
-            <w:tcBorders>
-              <w:bottom w:val="none" w:sz="0" w:space="0" w:color="000000"/>
-              <w:top w:val="none" w:sz="0" w:space="0" w:color="000000"/>
-              <w:left w:val="none" w:sz="0" w:space="0" w:color="000000"/>
-              <w:right w:val="none" w:sz="0" w:space="0" w:color="000000"/>
-            </w:tcBorders>
-            <w:shd w:val="clear" w:color="auto" w:fill="FFFFFF"/>
-            <w:tcMar>
-              <w:top w:w="0" w:type="dxa"/>
-              <w:bottom w:w="0" w:type="dxa"/>
-              <w:left w:w="0" w:type="dxa"/>
-              <w:right w:w="0" w:type="dxa"/>
-            </w:tcMar>
-            <w:vAlign w:val="top"/>
-          </w:tcPr>
-          <w:p>
-            <w:pPr>
-              <w:pStyle w:val="Normal"/>
-              <w:jc w:val="center"/>
-              <w:pBdr>
-                <w:bottom w:val="none" w:sz="0" w:space="0" w:color="000000"/>
-                <w:top w:val="none" w:sz="0" w:space="0" w:color="000000"/>
-                <w:left w:val="none" w:sz="0" w:space="0" w:color="000000"/>
-                <w:right w:val="none" w:sz="0" w:space="0" w:color="000000"/>
-              </w:pBdr>
-              <w:spacing w:after="100" w:before="100" w:line="240"/>
-              <w:ind w:left="100" w:right="100" w:firstLine="0" w:firstLineChars="0"/>
-              <w:rPr>
-                <w:rFonts w:ascii="Helvetica" w:hAnsi="Helvetica" w:eastAsia="Helvetica" w:cs="Helvetica"/>
-                <w:i w:val="false"/>
-                <w:b w:val="false"/>
-                <w:u w:val="none"/>
-                <w:sz w:val="22"/>
-                <w:szCs w:val="22"/>
-                <w:color w:val="000000"/>
-              </w:rPr>
-            </w:pPr>
-            <w:r>
-              <w:rPr>
-                <w:rFonts w:ascii="Helvetica" w:hAnsi="Helvetica" w:eastAsia="Helvetica" w:cs="Helvetica"/>
-                <w:i w:val="false"/>
-                <w:b w:val="false"/>
-                <w:u w:val="none"/>
-                <w:sz w:val="22"/>
-                <w:szCs w:val="22"/>
-                <w:color w:val="000000"/>
-              </w:rPr>
-              <w:t xml:space="preserve">0.01, 6.96</w:t>
-            </w:r>
-          </w:p>
-        </w:tc>
-        <w:tc>
-          <w:tcPr>
-            <w:tcBorders>
-              <w:bottom w:val="none" w:sz="0" w:space="0" w:color="000000"/>
-              <w:top w:val="none" w:sz="0" w:space="0" w:color="000000"/>
-              <w:left w:val="none" w:sz="0" w:space="0" w:color="000000"/>
-              <w:right w:val="none" w:sz="0" w:space="0" w:color="000000"/>
-            </w:tcBorders>
-            <w:shd w:val="clear" w:color="auto" w:fill="FFFFFF"/>
-            <w:tcMar>
-              <w:top w:w="0" w:type="dxa"/>
-              <w:bottom w:w="0" w:type="dxa"/>
-              <w:left w:w="0" w:type="dxa"/>
-              <w:right w:w="0" w:type="dxa"/>
-            </w:tcMar>
-            <w:vAlign w:val="top"/>
-          </w:tcPr>
-          <w:p>
-            <w:pPr>
-              <w:pStyle w:val="Normal"/>
-              <w:jc w:val="center"/>
-              <w:pBdr>
-                <w:bottom w:val="none" w:sz="0" w:space="0" w:color="000000"/>
-                <w:top w:val="none" w:sz="0" w:space="0" w:color="000000"/>
-                <w:left w:val="none" w:sz="0" w:space="0" w:color="000000"/>
-                <w:right w:val="none" w:sz="0" w:space="0" w:color="000000"/>
-              </w:pBdr>
-              <w:spacing w:after="100" w:before="100" w:line="240"/>
-              <w:ind w:left="100" w:right="100" w:firstLine="0" w:firstLineChars="0"/>
-              <w:rPr>
-                <w:rFonts w:ascii="Helvetica" w:hAnsi="Helvetica" w:eastAsia="Helvetica" w:cs="Helvetica"/>
-                <w:i w:val="false"/>
-                <w:b w:val="false"/>
-                <w:u w:val="none"/>
-                <w:sz w:val="22"/>
-                <w:szCs w:val="22"/>
-                <w:color w:val="000000"/>
-              </w:rPr>
-            </w:pPr>
-            <w:r>
-              <w:rPr>
-                <w:rFonts w:ascii="Helvetica" w:hAnsi="Helvetica" w:eastAsia="Helvetica" w:cs="Helvetica"/>
-                <w:i w:val="false"/>
-                <w:b w:val="false"/>
-                <w:u w:val="none"/>
-                <w:sz w:val="22"/>
-                <w:szCs w:val="22"/>
-                <w:color w:val="000000"/>
-              </w:rPr>
-              <w:t xml:space="preserve">0.460</w:t>
+              <w:t xml:space="preserve">0.28</w:t>
+            </w:r>
+          </w:p>
+        </w:tc>
+        <w:tc>
+          <w:tcPr>
+            <w:tcBorders>
+              <w:bottom w:val="none" w:sz="0" w:space="0" w:color="000000"/>
+              <w:top w:val="none" w:sz="0" w:space="0" w:color="000000"/>
+              <w:left w:val="none" w:sz="0" w:space="0" w:color="000000"/>
+              <w:right w:val="none" w:sz="0" w:space="0" w:color="000000"/>
+            </w:tcBorders>
+            <w:shd w:val="clear" w:color="auto" w:fill="FFFFFF"/>
+            <w:tcMar>
+              <w:top w:w="0" w:type="dxa"/>
+              <w:bottom w:w="0" w:type="dxa"/>
+              <w:left w:w="0" w:type="dxa"/>
+              <w:right w:w="0" w:type="dxa"/>
+            </w:tcMar>
+            <w:vAlign w:val="top"/>
+          </w:tcPr>
+          <w:p>
+            <w:pPr>
+              <w:pStyle w:val="Normal"/>
+              <w:jc w:val="center"/>
+              <w:pBdr>
+                <w:bottom w:val="none" w:sz="0" w:space="0" w:color="000000"/>
+                <w:top w:val="none" w:sz="0" w:space="0" w:color="000000"/>
+                <w:left w:val="none" w:sz="0" w:space="0" w:color="000000"/>
+                <w:right w:val="none" w:sz="0" w:space="0" w:color="000000"/>
+              </w:pBdr>
+              <w:spacing w:after="100" w:before="100" w:line="240"/>
+              <w:ind w:left="100" w:right="100" w:firstLine="0" w:firstLineChars="0"/>
+              <w:rPr>
+                <w:rFonts w:ascii="Helvetica" w:hAnsi="Helvetica" w:eastAsia="Helvetica" w:cs="Helvetica"/>
+                <w:i w:val="false"/>
+                <w:b w:val="false"/>
+                <w:u w:val="none"/>
+                <w:sz w:val="22"/>
+                <w:szCs w:val="22"/>
+                <w:color w:val="000000"/>
+              </w:rPr>
+            </w:pPr>
+            <w:r>
+              <w:rPr>
+                <w:rFonts w:ascii="Helvetica" w:hAnsi="Helvetica" w:eastAsia="Helvetica" w:cs="Helvetica"/>
+                <w:i w:val="false"/>
+                <w:b w:val="false"/>
+                <w:u w:val="none"/>
+                <w:sz w:val="22"/>
+                <w:szCs w:val="22"/>
+                <w:color w:val="000000"/>
+              </w:rPr>
+              <w:t xml:space="preserve">0.01, 6.45</w:t>
+            </w:r>
+          </w:p>
+        </w:tc>
+        <w:tc>
+          <w:tcPr>
+            <w:tcBorders>
+              <w:bottom w:val="none" w:sz="0" w:space="0" w:color="000000"/>
+              <w:top w:val="none" w:sz="0" w:space="0" w:color="000000"/>
+              <w:left w:val="none" w:sz="0" w:space="0" w:color="000000"/>
+              <w:right w:val="none" w:sz="0" w:space="0" w:color="000000"/>
+            </w:tcBorders>
+            <w:shd w:val="clear" w:color="auto" w:fill="FFFFFF"/>
+            <w:tcMar>
+              <w:top w:w="0" w:type="dxa"/>
+              <w:bottom w:w="0" w:type="dxa"/>
+              <w:left w:w="0" w:type="dxa"/>
+              <w:right w:w="0" w:type="dxa"/>
+            </w:tcMar>
+            <w:vAlign w:val="top"/>
+          </w:tcPr>
+          <w:p>
+            <w:pPr>
+              <w:pStyle w:val="Normal"/>
+              <w:jc w:val="center"/>
+              <w:pBdr>
+                <w:bottom w:val="none" w:sz="0" w:space="0" w:color="000000"/>
+                <w:top w:val="none" w:sz="0" w:space="0" w:color="000000"/>
+                <w:left w:val="none" w:sz="0" w:space="0" w:color="000000"/>
+                <w:right w:val="none" w:sz="0" w:space="0" w:color="000000"/>
+              </w:pBdr>
+              <w:spacing w:after="100" w:before="100" w:line="240"/>
+              <w:ind w:left="100" w:right="100" w:firstLine="0" w:firstLineChars="0"/>
+              <w:rPr>
+                <w:rFonts w:ascii="Helvetica" w:hAnsi="Helvetica" w:eastAsia="Helvetica" w:cs="Helvetica"/>
+                <w:i w:val="false"/>
+                <w:b w:val="false"/>
+                <w:u w:val="none"/>
+                <w:sz w:val="22"/>
+                <w:szCs w:val="22"/>
+                <w:color w:val="000000"/>
+              </w:rPr>
+            </w:pPr>
+            <w:r>
+              <w:rPr>
+                <w:rFonts w:ascii="Helvetica" w:hAnsi="Helvetica" w:eastAsia="Helvetica" w:cs="Helvetica"/>
+                <w:i w:val="false"/>
+                <w:b w:val="false"/>
+                <w:u w:val="none"/>
+                <w:sz w:val="22"/>
+                <w:szCs w:val="22"/>
+                <w:color w:val="000000"/>
+              </w:rPr>
+              <w:t xml:space="preserve">0.420</w:t>
             </w:r>
           </w:p>
         </w:tc>
@@ -7653,113 +7653,113 @@
                 <w:szCs w:val="22"/>
                 <w:color w:val="000000"/>
               </w:rPr>
-              <w:t xml:space="preserve">0.19</w:t>
-            </w:r>
-          </w:p>
-        </w:tc>
-        <w:tc>
-          <w:tcPr>
-            <w:tcBorders>
-              <w:bottom w:val="none" w:sz="0" w:space="0" w:color="000000"/>
-              <w:top w:val="none" w:sz="0" w:space="0" w:color="000000"/>
-              <w:left w:val="none" w:sz="0" w:space="0" w:color="000000"/>
-              <w:right w:val="none" w:sz="0" w:space="0" w:color="000000"/>
-            </w:tcBorders>
-            <w:shd w:val="clear" w:color="auto" w:fill="FFFFFF"/>
-            <w:tcMar>
-              <w:top w:w="0" w:type="dxa"/>
-              <w:bottom w:w="0" w:type="dxa"/>
-              <w:left w:w="0" w:type="dxa"/>
-              <w:right w:w="0" w:type="dxa"/>
-            </w:tcMar>
-            <w:vAlign w:val="top"/>
-          </w:tcPr>
-          <w:p>
-            <w:pPr>
-              <w:pStyle w:val="Normal"/>
-              <w:jc w:val="center"/>
-              <w:pBdr>
-                <w:bottom w:val="none" w:sz="0" w:space="0" w:color="000000"/>
-                <w:top w:val="none" w:sz="0" w:space="0" w:color="000000"/>
-                <w:left w:val="none" w:sz="0" w:space="0" w:color="000000"/>
-                <w:right w:val="none" w:sz="0" w:space="0" w:color="000000"/>
-              </w:pBdr>
-              <w:spacing w:after="100" w:before="100" w:line="240"/>
-              <w:ind w:left="100" w:right="100" w:firstLine="0" w:firstLineChars="0"/>
-              <w:rPr>
-                <w:rFonts w:ascii="Helvetica" w:hAnsi="Helvetica" w:eastAsia="Helvetica" w:cs="Helvetica"/>
-                <w:i w:val="false"/>
-                <w:b w:val="false"/>
-                <w:u w:val="none"/>
-                <w:sz w:val="22"/>
-                <w:szCs w:val="22"/>
-                <w:color w:val="000000"/>
-              </w:rPr>
-            </w:pPr>
-            <w:r>
-              <w:rPr>
-                <w:rFonts w:ascii="Helvetica" w:hAnsi="Helvetica" w:eastAsia="Helvetica" w:cs="Helvetica"/>
-                <w:i w:val="false"/>
-                <w:b w:val="false"/>
-                <w:u w:val="none"/>
-                <w:sz w:val="22"/>
-                <w:szCs w:val="22"/>
-                <w:color w:val="000000"/>
-              </w:rPr>
-              <w:t xml:space="preserve">0.04, 0.82</w:t>
-            </w:r>
-          </w:p>
-        </w:tc>
-        <w:tc>
-          <w:tcPr>
-            <w:tcBorders>
-              <w:bottom w:val="none" w:sz="0" w:space="0" w:color="000000"/>
-              <w:top w:val="none" w:sz="0" w:space="0" w:color="000000"/>
-              <w:left w:val="none" w:sz="0" w:space="0" w:color="000000"/>
-              <w:right w:val="none" w:sz="0" w:space="0" w:color="000000"/>
-            </w:tcBorders>
-            <w:shd w:val="clear" w:color="auto" w:fill="FFFFFF"/>
-            <w:tcMar>
-              <w:top w:w="0" w:type="dxa"/>
-              <w:bottom w:w="0" w:type="dxa"/>
-              <w:left w:w="0" w:type="dxa"/>
-              <w:right w:w="0" w:type="dxa"/>
-            </w:tcMar>
-            <w:vAlign w:val="top"/>
-          </w:tcPr>
-          <w:p>
-            <w:pPr>
-              <w:pStyle w:val="Normal"/>
-              <w:jc w:val="center"/>
-              <w:pBdr>
-                <w:bottom w:val="none" w:sz="0" w:space="0" w:color="000000"/>
-                <w:top w:val="none" w:sz="0" w:space="0" w:color="000000"/>
-                <w:left w:val="none" w:sz="0" w:space="0" w:color="000000"/>
-                <w:right w:val="none" w:sz="0" w:space="0" w:color="000000"/>
-              </w:pBdr>
-              <w:spacing w:after="100" w:before="100" w:line="240"/>
-              <w:ind w:left="100" w:right="100" w:firstLine="0" w:firstLineChars="0"/>
-              <w:rPr>
-                <w:rFonts w:ascii="Helvetica" w:hAnsi="Helvetica" w:eastAsia="Helvetica" w:cs="Helvetica"/>
-                <w:i w:val="false"/>
-                <w:b w:val="false"/>
-                <w:u w:val="none"/>
-                <w:sz w:val="22"/>
-                <w:szCs w:val="22"/>
-                <w:color w:val="000000"/>
-              </w:rPr>
-            </w:pPr>
-            <w:r>
-              <w:rPr>
-                <w:rFonts w:ascii="Helvetica" w:hAnsi="Helvetica" w:eastAsia="Helvetica" w:cs="Helvetica"/>
-                <w:i w:val="false"/>
-                <w:b w:val="false"/>
-                <w:u w:val="none"/>
-                <w:sz w:val="22"/>
-                <w:szCs w:val="22"/>
-                <w:color w:val="000000"/>
-              </w:rPr>
-              <w:t xml:space="preserve">0.027</w:t>
+              <w:t xml:space="preserve">0.20</w:t>
+            </w:r>
+          </w:p>
+        </w:tc>
+        <w:tc>
+          <w:tcPr>
+            <w:tcBorders>
+              <w:bottom w:val="none" w:sz="0" w:space="0" w:color="000000"/>
+              <w:top w:val="none" w:sz="0" w:space="0" w:color="000000"/>
+              <w:left w:val="none" w:sz="0" w:space="0" w:color="000000"/>
+              <w:right w:val="none" w:sz="0" w:space="0" w:color="000000"/>
+            </w:tcBorders>
+            <w:shd w:val="clear" w:color="auto" w:fill="FFFFFF"/>
+            <w:tcMar>
+              <w:top w:w="0" w:type="dxa"/>
+              <w:bottom w:w="0" w:type="dxa"/>
+              <w:left w:w="0" w:type="dxa"/>
+              <w:right w:w="0" w:type="dxa"/>
+            </w:tcMar>
+            <w:vAlign w:val="top"/>
+          </w:tcPr>
+          <w:p>
+            <w:pPr>
+              <w:pStyle w:val="Normal"/>
+              <w:jc w:val="center"/>
+              <w:pBdr>
+                <w:bottom w:val="none" w:sz="0" w:space="0" w:color="000000"/>
+                <w:top w:val="none" w:sz="0" w:space="0" w:color="000000"/>
+                <w:left w:val="none" w:sz="0" w:space="0" w:color="000000"/>
+                <w:right w:val="none" w:sz="0" w:space="0" w:color="000000"/>
+              </w:pBdr>
+              <w:spacing w:after="100" w:before="100" w:line="240"/>
+              <w:ind w:left="100" w:right="100" w:firstLine="0" w:firstLineChars="0"/>
+              <w:rPr>
+                <w:rFonts w:ascii="Helvetica" w:hAnsi="Helvetica" w:eastAsia="Helvetica" w:cs="Helvetica"/>
+                <w:i w:val="false"/>
+                <w:b w:val="false"/>
+                <w:u w:val="none"/>
+                <w:sz w:val="22"/>
+                <w:szCs w:val="22"/>
+                <w:color w:val="000000"/>
+              </w:rPr>
+            </w:pPr>
+            <w:r>
+              <w:rPr>
+                <w:rFonts w:ascii="Helvetica" w:hAnsi="Helvetica" w:eastAsia="Helvetica" w:cs="Helvetica"/>
+                <w:i w:val="false"/>
+                <w:b w:val="false"/>
+                <w:u w:val="none"/>
+                <w:sz w:val="22"/>
+                <w:szCs w:val="22"/>
+                <w:color w:val="000000"/>
+              </w:rPr>
+              <w:t xml:space="preserve">0.04, 0.86</w:t>
+            </w:r>
+          </w:p>
+        </w:tc>
+        <w:tc>
+          <w:tcPr>
+            <w:tcBorders>
+              <w:bottom w:val="none" w:sz="0" w:space="0" w:color="000000"/>
+              <w:top w:val="none" w:sz="0" w:space="0" w:color="000000"/>
+              <w:left w:val="none" w:sz="0" w:space="0" w:color="000000"/>
+              <w:right w:val="none" w:sz="0" w:space="0" w:color="000000"/>
+            </w:tcBorders>
+            <w:shd w:val="clear" w:color="auto" w:fill="FFFFFF"/>
+            <w:tcMar>
+              <w:top w:w="0" w:type="dxa"/>
+              <w:bottom w:w="0" w:type="dxa"/>
+              <w:left w:w="0" w:type="dxa"/>
+              <w:right w:w="0" w:type="dxa"/>
+            </w:tcMar>
+            <w:vAlign w:val="top"/>
+          </w:tcPr>
+          <w:p>
+            <w:pPr>
+              <w:pStyle w:val="Normal"/>
+              <w:jc w:val="center"/>
+              <w:pBdr>
+                <w:bottom w:val="none" w:sz="0" w:space="0" w:color="000000"/>
+                <w:top w:val="none" w:sz="0" w:space="0" w:color="000000"/>
+                <w:left w:val="none" w:sz="0" w:space="0" w:color="000000"/>
+                <w:right w:val="none" w:sz="0" w:space="0" w:color="000000"/>
+              </w:pBdr>
+              <w:spacing w:after="100" w:before="100" w:line="240"/>
+              <w:ind w:left="100" w:right="100" w:firstLine="0" w:firstLineChars="0"/>
+              <w:rPr>
+                <w:rFonts w:ascii="Helvetica" w:hAnsi="Helvetica" w:eastAsia="Helvetica" w:cs="Helvetica"/>
+                <w:i w:val="false"/>
+                <w:b w:val="false"/>
+                <w:u w:val="none"/>
+                <w:sz w:val="22"/>
+                <w:szCs w:val="22"/>
+                <w:color w:val="000000"/>
+              </w:rPr>
+            </w:pPr>
+            <w:r>
+              <w:rPr>
+                <w:rFonts w:ascii="Helvetica" w:hAnsi="Helvetica" w:eastAsia="Helvetica" w:cs="Helvetica"/>
+                <w:i w:val="false"/>
+                <w:b w:val="false"/>
+                <w:u w:val="none"/>
+                <w:sz w:val="22"/>
+                <w:szCs w:val="22"/>
+                <w:color w:val="000000"/>
+              </w:rPr>
+              <w:t xml:space="preserve">0.031</w:t>
             </w:r>
           </w:p>
         </w:tc>
@@ -7865,113 +7865,113 @@
                 <w:szCs w:val="22"/>
                 <w:color w:val="000000"/>
               </w:rPr>
-              <w:t xml:space="preserve">0.34</w:t>
-            </w:r>
-          </w:p>
-        </w:tc>
-        <w:tc>
-          <w:tcPr>
-            <w:tcBorders>
-              <w:bottom w:val="none" w:sz="0" w:space="0" w:color="000000"/>
-              <w:top w:val="none" w:sz="0" w:space="0" w:color="000000"/>
-              <w:left w:val="none" w:sz="0" w:space="0" w:color="000000"/>
-              <w:right w:val="none" w:sz="0" w:space="0" w:color="000000"/>
-            </w:tcBorders>
-            <w:shd w:val="clear" w:color="auto" w:fill="FFFFFF"/>
-            <w:tcMar>
-              <w:top w:w="0" w:type="dxa"/>
-              <w:bottom w:w="0" w:type="dxa"/>
-              <w:left w:w="0" w:type="dxa"/>
-              <w:right w:w="0" w:type="dxa"/>
-            </w:tcMar>
-            <w:vAlign w:val="top"/>
-          </w:tcPr>
-          <w:p>
-            <w:pPr>
-              <w:pStyle w:val="Normal"/>
-              <w:jc w:val="center"/>
-              <w:pBdr>
-                <w:bottom w:val="none" w:sz="0" w:space="0" w:color="000000"/>
-                <w:top w:val="none" w:sz="0" w:space="0" w:color="000000"/>
-                <w:left w:val="none" w:sz="0" w:space="0" w:color="000000"/>
-                <w:right w:val="none" w:sz="0" w:space="0" w:color="000000"/>
-              </w:pBdr>
-              <w:spacing w:after="100" w:before="100" w:line="240"/>
-              <w:ind w:left="100" w:right="100" w:firstLine="0" w:firstLineChars="0"/>
-              <w:rPr>
-                <w:rFonts w:ascii="Helvetica" w:hAnsi="Helvetica" w:eastAsia="Helvetica" w:cs="Helvetica"/>
-                <w:i w:val="false"/>
-                <w:b w:val="false"/>
-                <w:u w:val="none"/>
-                <w:sz w:val="22"/>
-                <w:szCs w:val="22"/>
-                <w:color w:val="000000"/>
-              </w:rPr>
-            </w:pPr>
-            <w:r>
-              <w:rPr>
-                <w:rFonts w:ascii="Helvetica" w:hAnsi="Helvetica" w:eastAsia="Helvetica" w:cs="Helvetica"/>
-                <w:i w:val="false"/>
-                <w:b w:val="false"/>
-                <w:u w:val="none"/>
-                <w:sz w:val="22"/>
-                <w:szCs w:val="22"/>
-                <w:color w:val="000000"/>
-              </w:rPr>
-              <w:t xml:space="preserve">0.01, 12.5</w:t>
-            </w:r>
-          </w:p>
-        </w:tc>
-        <w:tc>
-          <w:tcPr>
-            <w:tcBorders>
-              <w:bottom w:val="none" w:sz="0" w:space="0" w:color="000000"/>
-              <w:top w:val="none" w:sz="0" w:space="0" w:color="000000"/>
-              <w:left w:val="none" w:sz="0" w:space="0" w:color="000000"/>
-              <w:right w:val="none" w:sz="0" w:space="0" w:color="000000"/>
-            </w:tcBorders>
-            <w:shd w:val="clear" w:color="auto" w:fill="FFFFFF"/>
-            <w:tcMar>
-              <w:top w:w="0" w:type="dxa"/>
-              <w:bottom w:w="0" w:type="dxa"/>
-              <w:left w:w="0" w:type="dxa"/>
-              <w:right w:w="0" w:type="dxa"/>
-            </w:tcMar>
-            <w:vAlign w:val="top"/>
-          </w:tcPr>
-          <w:p>
-            <w:pPr>
-              <w:pStyle w:val="Normal"/>
-              <w:jc w:val="center"/>
-              <w:pBdr>
-                <w:bottom w:val="none" w:sz="0" w:space="0" w:color="000000"/>
-                <w:top w:val="none" w:sz="0" w:space="0" w:color="000000"/>
-                <w:left w:val="none" w:sz="0" w:space="0" w:color="000000"/>
-                <w:right w:val="none" w:sz="0" w:space="0" w:color="000000"/>
-              </w:pBdr>
-              <w:spacing w:after="100" w:before="100" w:line="240"/>
-              <w:ind w:left="100" w:right="100" w:firstLine="0" w:firstLineChars="0"/>
-              <w:rPr>
-                <w:rFonts w:ascii="Helvetica" w:hAnsi="Helvetica" w:eastAsia="Helvetica" w:cs="Helvetica"/>
-                <w:i w:val="false"/>
-                <w:b w:val="false"/>
-                <w:u w:val="none"/>
-                <w:sz w:val="22"/>
-                <w:szCs w:val="22"/>
-                <w:color w:val="000000"/>
-              </w:rPr>
-            </w:pPr>
-            <w:r>
-              <w:rPr>
-                <w:rFonts w:ascii="Helvetica" w:hAnsi="Helvetica" w:eastAsia="Helvetica" w:cs="Helvetica"/>
-                <w:i w:val="false"/>
-                <w:b w:val="false"/>
-                <w:u w:val="none"/>
-                <w:sz w:val="22"/>
-                <w:szCs w:val="22"/>
-                <w:color w:val="000000"/>
-              </w:rPr>
-              <w:t xml:space="preserve">0.560</w:t>
+              <w:t xml:space="preserve">0.39</w:t>
+            </w:r>
+          </w:p>
+        </w:tc>
+        <w:tc>
+          <w:tcPr>
+            <w:tcBorders>
+              <w:bottom w:val="none" w:sz="0" w:space="0" w:color="000000"/>
+              <w:top w:val="none" w:sz="0" w:space="0" w:color="000000"/>
+              <w:left w:val="none" w:sz="0" w:space="0" w:color="000000"/>
+              <w:right w:val="none" w:sz="0" w:space="0" w:color="000000"/>
+            </w:tcBorders>
+            <w:shd w:val="clear" w:color="auto" w:fill="FFFFFF"/>
+            <w:tcMar>
+              <w:top w:w="0" w:type="dxa"/>
+              <w:bottom w:w="0" w:type="dxa"/>
+              <w:left w:w="0" w:type="dxa"/>
+              <w:right w:w="0" w:type="dxa"/>
+            </w:tcMar>
+            <w:vAlign w:val="top"/>
+          </w:tcPr>
+          <w:p>
+            <w:pPr>
+              <w:pStyle w:val="Normal"/>
+              <w:jc w:val="center"/>
+              <w:pBdr>
+                <w:bottom w:val="none" w:sz="0" w:space="0" w:color="000000"/>
+                <w:top w:val="none" w:sz="0" w:space="0" w:color="000000"/>
+                <w:left w:val="none" w:sz="0" w:space="0" w:color="000000"/>
+                <w:right w:val="none" w:sz="0" w:space="0" w:color="000000"/>
+              </w:pBdr>
+              <w:spacing w:after="100" w:before="100" w:line="240"/>
+              <w:ind w:left="100" w:right="100" w:firstLine="0" w:firstLineChars="0"/>
+              <w:rPr>
+                <w:rFonts w:ascii="Helvetica" w:hAnsi="Helvetica" w:eastAsia="Helvetica" w:cs="Helvetica"/>
+                <w:i w:val="false"/>
+                <w:b w:val="false"/>
+                <w:u w:val="none"/>
+                <w:sz w:val="22"/>
+                <w:szCs w:val="22"/>
+                <w:color w:val="000000"/>
+              </w:rPr>
+            </w:pPr>
+            <w:r>
+              <w:rPr>
+                <w:rFonts w:ascii="Helvetica" w:hAnsi="Helvetica" w:eastAsia="Helvetica" w:cs="Helvetica"/>
+                <w:i w:val="false"/>
+                <w:b w:val="false"/>
+                <w:u w:val="none"/>
+                <w:sz w:val="22"/>
+                <w:szCs w:val="22"/>
+                <w:color w:val="000000"/>
+              </w:rPr>
+              <w:t xml:space="preserve">0.01, 15.0</w:t>
+            </w:r>
+          </w:p>
+        </w:tc>
+        <w:tc>
+          <w:tcPr>
+            <w:tcBorders>
+              <w:bottom w:val="none" w:sz="0" w:space="0" w:color="000000"/>
+              <w:top w:val="none" w:sz="0" w:space="0" w:color="000000"/>
+              <w:left w:val="none" w:sz="0" w:space="0" w:color="000000"/>
+              <w:right w:val="none" w:sz="0" w:space="0" w:color="000000"/>
+            </w:tcBorders>
+            <w:shd w:val="clear" w:color="auto" w:fill="FFFFFF"/>
+            <w:tcMar>
+              <w:top w:w="0" w:type="dxa"/>
+              <w:bottom w:w="0" w:type="dxa"/>
+              <w:left w:w="0" w:type="dxa"/>
+              <w:right w:w="0" w:type="dxa"/>
+            </w:tcMar>
+            <w:vAlign w:val="top"/>
+          </w:tcPr>
+          <w:p>
+            <w:pPr>
+              <w:pStyle w:val="Normal"/>
+              <w:jc w:val="center"/>
+              <w:pBdr>
+                <w:bottom w:val="none" w:sz="0" w:space="0" w:color="000000"/>
+                <w:top w:val="none" w:sz="0" w:space="0" w:color="000000"/>
+                <w:left w:val="none" w:sz="0" w:space="0" w:color="000000"/>
+                <w:right w:val="none" w:sz="0" w:space="0" w:color="000000"/>
+              </w:pBdr>
+              <w:spacing w:after="100" w:before="100" w:line="240"/>
+              <w:ind w:left="100" w:right="100" w:firstLine="0" w:firstLineChars="0"/>
+              <w:rPr>
+                <w:rFonts w:ascii="Helvetica" w:hAnsi="Helvetica" w:eastAsia="Helvetica" w:cs="Helvetica"/>
+                <w:i w:val="false"/>
+                <w:b w:val="false"/>
+                <w:u w:val="none"/>
+                <w:sz w:val="22"/>
+                <w:szCs w:val="22"/>
+                <w:color w:val="000000"/>
+              </w:rPr>
+            </w:pPr>
+            <w:r>
+              <w:rPr>
+                <w:rFonts w:ascii="Helvetica" w:hAnsi="Helvetica" w:eastAsia="Helvetica" w:cs="Helvetica"/>
+                <w:i w:val="false"/>
+                <w:b w:val="false"/>
+                <w:u w:val="none"/>
+                <w:sz w:val="22"/>
+                <w:szCs w:val="22"/>
+                <w:color w:val="000000"/>
+              </w:rPr>
+              <w:t xml:space="preserve">0.610</w:t>
             </w:r>
           </w:p>
         </w:tc>
@@ -8136,113 +8136,113 @@
                 <w:szCs w:val="22"/>
                 <w:color w:val="000000"/>
               </w:rPr>
-              <w:t xml:space="preserve">0.89</w:t>
-            </w:r>
-          </w:p>
-        </w:tc>
-        <w:tc>
-          <w:tcPr>
-            <w:tcBorders>
-              <w:bottom w:val="none" w:sz="0" w:space="0" w:color="000000"/>
-              <w:top w:val="none" w:sz="0" w:space="0" w:color="000000"/>
-              <w:left w:val="none" w:sz="0" w:space="0" w:color="000000"/>
-              <w:right w:val="none" w:sz="0" w:space="0" w:color="000000"/>
-            </w:tcBorders>
-            <w:shd w:val="clear" w:color="auto" w:fill="FFFFFF"/>
-            <w:tcMar>
-              <w:top w:w="0" w:type="dxa"/>
-              <w:bottom w:w="0" w:type="dxa"/>
-              <w:left w:w="0" w:type="dxa"/>
-              <w:right w:w="0" w:type="dxa"/>
-            </w:tcMar>
-            <w:vAlign w:val="top"/>
-          </w:tcPr>
-          <w:p>
-            <w:pPr>
-              <w:pStyle w:val="Normal"/>
-              <w:jc w:val="center"/>
-              <w:pBdr>
-                <w:bottom w:val="none" w:sz="0" w:space="0" w:color="000000"/>
-                <w:top w:val="none" w:sz="0" w:space="0" w:color="000000"/>
-                <w:left w:val="none" w:sz="0" w:space="0" w:color="000000"/>
-                <w:right w:val="none" w:sz="0" w:space="0" w:color="000000"/>
-              </w:pBdr>
-              <w:spacing w:after="100" w:before="100" w:line="240"/>
-              <w:ind w:left="100" w:right="100" w:firstLine="0" w:firstLineChars="0"/>
-              <w:rPr>
-                <w:rFonts w:ascii="Helvetica" w:hAnsi="Helvetica" w:eastAsia="Helvetica" w:cs="Helvetica"/>
-                <w:i w:val="false"/>
-                <w:b w:val="false"/>
-                <w:u w:val="none"/>
-                <w:sz w:val="22"/>
-                <w:szCs w:val="22"/>
-                <w:color w:val="000000"/>
-              </w:rPr>
-            </w:pPr>
-            <w:r>
-              <w:rPr>
-                <w:rFonts w:ascii="Helvetica" w:hAnsi="Helvetica" w:eastAsia="Helvetica" w:cs="Helvetica"/>
-                <w:i w:val="false"/>
-                <w:b w:val="false"/>
-                <w:u w:val="none"/>
-                <w:sz w:val="22"/>
-                <w:szCs w:val="22"/>
-                <w:color w:val="000000"/>
-              </w:rPr>
-              <w:t xml:space="preserve">0.16, 5.12</w:t>
-            </w:r>
-          </w:p>
-        </w:tc>
-        <w:tc>
-          <w:tcPr>
-            <w:tcBorders>
-              <w:bottom w:val="none" w:sz="0" w:space="0" w:color="000000"/>
-              <w:top w:val="none" w:sz="0" w:space="0" w:color="000000"/>
-              <w:left w:val="none" w:sz="0" w:space="0" w:color="000000"/>
-              <w:right w:val="none" w:sz="0" w:space="0" w:color="000000"/>
-            </w:tcBorders>
-            <w:shd w:val="clear" w:color="auto" w:fill="FFFFFF"/>
-            <w:tcMar>
-              <w:top w:w="0" w:type="dxa"/>
-              <w:bottom w:w="0" w:type="dxa"/>
-              <w:left w:w="0" w:type="dxa"/>
-              <w:right w:w="0" w:type="dxa"/>
-            </w:tcMar>
-            <w:vAlign w:val="top"/>
-          </w:tcPr>
-          <w:p>
-            <w:pPr>
-              <w:pStyle w:val="Normal"/>
-              <w:jc w:val="center"/>
-              <w:pBdr>
-                <w:bottom w:val="none" w:sz="0" w:space="0" w:color="000000"/>
-                <w:top w:val="none" w:sz="0" w:space="0" w:color="000000"/>
-                <w:left w:val="none" w:sz="0" w:space="0" w:color="000000"/>
-                <w:right w:val="none" w:sz="0" w:space="0" w:color="000000"/>
-              </w:pBdr>
-              <w:spacing w:after="100" w:before="100" w:line="240"/>
-              <w:ind w:left="100" w:right="100" w:firstLine="0" w:firstLineChars="0"/>
-              <w:rPr>
-                <w:rFonts w:ascii="Helvetica" w:hAnsi="Helvetica" w:eastAsia="Helvetica" w:cs="Helvetica"/>
-                <w:i w:val="false"/>
-                <w:b w:val="false"/>
-                <w:u w:val="none"/>
-                <w:sz w:val="22"/>
-                <w:szCs w:val="22"/>
-                <w:color w:val="000000"/>
-              </w:rPr>
-            </w:pPr>
-            <w:r>
-              <w:rPr>
-                <w:rFonts w:ascii="Helvetica" w:hAnsi="Helvetica" w:eastAsia="Helvetica" w:cs="Helvetica"/>
-                <w:i w:val="false"/>
-                <w:b w:val="false"/>
-                <w:u w:val="none"/>
-                <w:sz w:val="22"/>
-                <w:szCs w:val="22"/>
-                <w:color w:val="000000"/>
-              </w:rPr>
-              <w:t xml:space="preserve">0.900</w:t>
+              <w:t xml:space="preserve">0.93</w:t>
+            </w:r>
+          </w:p>
+        </w:tc>
+        <w:tc>
+          <w:tcPr>
+            <w:tcBorders>
+              <w:bottom w:val="none" w:sz="0" w:space="0" w:color="000000"/>
+              <w:top w:val="none" w:sz="0" w:space="0" w:color="000000"/>
+              <w:left w:val="none" w:sz="0" w:space="0" w:color="000000"/>
+              <w:right w:val="none" w:sz="0" w:space="0" w:color="000000"/>
+            </w:tcBorders>
+            <w:shd w:val="clear" w:color="auto" w:fill="FFFFFF"/>
+            <w:tcMar>
+              <w:top w:w="0" w:type="dxa"/>
+              <w:bottom w:w="0" w:type="dxa"/>
+              <w:left w:w="0" w:type="dxa"/>
+              <w:right w:w="0" w:type="dxa"/>
+            </w:tcMar>
+            <w:vAlign w:val="top"/>
+          </w:tcPr>
+          <w:p>
+            <w:pPr>
+              <w:pStyle w:val="Normal"/>
+              <w:jc w:val="center"/>
+              <w:pBdr>
+                <w:bottom w:val="none" w:sz="0" w:space="0" w:color="000000"/>
+                <w:top w:val="none" w:sz="0" w:space="0" w:color="000000"/>
+                <w:left w:val="none" w:sz="0" w:space="0" w:color="000000"/>
+                <w:right w:val="none" w:sz="0" w:space="0" w:color="000000"/>
+              </w:pBdr>
+              <w:spacing w:after="100" w:before="100" w:line="240"/>
+              <w:ind w:left="100" w:right="100" w:firstLine="0" w:firstLineChars="0"/>
+              <w:rPr>
+                <w:rFonts w:ascii="Helvetica" w:hAnsi="Helvetica" w:eastAsia="Helvetica" w:cs="Helvetica"/>
+                <w:i w:val="false"/>
+                <w:b w:val="false"/>
+                <w:u w:val="none"/>
+                <w:sz w:val="22"/>
+                <w:szCs w:val="22"/>
+                <w:color w:val="000000"/>
+              </w:rPr>
+            </w:pPr>
+            <w:r>
+              <w:rPr>
+                <w:rFonts w:ascii="Helvetica" w:hAnsi="Helvetica" w:eastAsia="Helvetica" w:cs="Helvetica"/>
+                <w:i w:val="false"/>
+                <w:b w:val="false"/>
+                <w:u w:val="none"/>
+                <w:sz w:val="22"/>
+                <w:szCs w:val="22"/>
+                <w:color w:val="000000"/>
+              </w:rPr>
+              <w:t xml:space="preserve">0.16, 5.34</w:t>
+            </w:r>
+          </w:p>
+        </w:tc>
+        <w:tc>
+          <w:tcPr>
+            <w:tcBorders>
+              <w:bottom w:val="none" w:sz="0" w:space="0" w:color="000000"/>
+              <w:top w:val="none" w:sz="0" w:space="0" w:color="000000"/>
+              <w:left w:val="none" w:sz="0" w:space="0" w:color="000000"/>
+              <w:right w:val="none" w:sz="0" w:space="0" w:color="000000"/>
+            </w:tcBorders>
+            <w:shd w:val="clear" w:color="auto" w:fill="FFFFFF"/>
+            <w:tcMar>
+              <w:top w:w="0" w:type="dxa"/>
+              <w:bottom w:w="0" w:type="dxa"/>
+              <w:left w:w="0" w:type="dxa"/>
+              <w:right w:w="0" w:type="dxa"/>
+            </w:tcMar>
+            <w:vAlign w:val="top"/>
+          </w:tcPr>
+          <w:p>
+            <w:pPr>
+              <w:pStyle w:val="Normal"/>
+              <w:jc w:val="center"/>
+              <w:pBdr>
+                <w:bottom w:val="none" w:sz="0" w:space="0" w:color="000000"/>
+                <w:top w:val="none" w:sz="0" w:space="0" w:color="000000"/>
+                <w:left w:val="none" w:sz="0" w:space="0" w:color="000000"/>
+                <w:right w:val="none" w:sz="0" w:space="0" w:color="000000"/>
+              </w:pBdr>
+              <w:spacing w:after="100" w:before="100" w:line="240"/>
+              <w:ind w:left="100" w:right="100" w:firstLine="0" w:firstLineChars="0"/>
+              <w:rPr>
+                <w:rFonts w:ascii="Helvetica" w:hAnsi="Helvetica" w:eastAsia="Helvetica" w:cs="Helvetica"/>
+                <w:i w:val="false"/>
+                <w:b w:val="false"/>
+                <w:u w:val="none"/>
+                <w:sz w:val="22"/>
+                <w:szCs w:val="22"/>
+                <w:color w:val="000000"/>
+              </w:rPr>
+            </w:pPr>
+            <w:r>
+              <w:rPr>
+                <w:rFonts w:ascii="Helvetica" w:hAnsi="Helvetica" w:eastAsia="Helvetica" w:cs="Helvetica"/>
+                <w:i w:val="false"/>
+                <w:b w:val="false"/>
+                <w:u w:val="none"/>
+                <w:sz w:val="22"/>
+                <w:szCs w:val="22"/>
+                <w:color w:val="000000"/>
+              </w:rPr>
+              <w:t xml:space="preserve">0.940</w:t>
             </w:r>
           </w:p>
         </w:tc>
@@ -8348,113 +8348,113 @@
                 <w:szCs w:val="22"/>
                 <w:color w:val="000000"/>
               </w:rPr>
-              <w:t xml:space="preserve">0.32</w:t>
-            </w:r>
-          </w:p>
-        </w:tc>
-        <w:tc>
-          <w:tcPr>
-            <w:tcBorders>
-              <w:bottom w:val="none" w:sz="0" w:space="0" w:color="000000"/>
-              <w:top w:val="none" w:sz="0" w:space="0" w:color="000000"/>
-              <w:left w:val="none" w:sz="0" w:space="0" w:color="000000"/>
-              <w:right w:val="none" w:sz="0" w:space="0" w:color="000000"/>
-            </w:tcBorders>
-            <w:shd w:val="clear" w:color="auto" w:fill="FFFFFF"/>
-            <w:tcMar>
-              <w:top w:w="0" w:type="dxa"/>
-              <w:bottom w:w="0" w:type="dxa"/>
-              <w:left w:w="0" w:type="dxa"/>
-              <w:right w:w="0" w:type="dxa"/>
-            </w:tcMar>
-            <w:vAlign w:val="top"/>
-          </w:tcPr>
-          <w:p>
-            <w:pPr>
-              <w:pStyle w:val="Normal"/>
-              <w:jc w:val="center"/>
-              <w:pBdr>
-                <w:bottom w:val="none" w:sz="0" w:space="0" w:color="000000"/>
-                <w:top w:val="none" w:sz="0" w:space="0" w:color="000000"/>
-                <w:left w:val="none" w:sz="0" w:space="0" w:color="000000"/>
-                <w:right w:val="none" w:sz="0" w:space="0" w:color="000000"/>
-              </w:pBdr>
-              <w:spacing w:after="100" w:before="100" w:line="240"/>
-              <w:ind w:left="100" w:right="100" w:firstLine="0" w:firstLineChars="0"/>
-              <w:rPr>
-                <w:rFonts w:ascii="Helvetica" w:hAnsi="Helvetica" w:eastAsia="Helvetica" w:cs="Helvetica"/>
-                <w:i w:val="false"/>
-                <w:b w:val="false"/>
-                <w:u w:val="none"/>
-                <w:sz w:val="22"/>
-                <w:szCs w:val="22"/>
-                <w:color w:val="000000"/>
-              </w:rPr>
-            </w:pPr>
-            <w:r>
-              <w:rPr>
-                <w:rFonts w:ascii="Helvetica" w:hAnsi="Helvetica" w:eastAsia="Helvetica" w:cs="Helvetica"/>
-                <w:i w:val="false"/>
-                <w:b w:val="false"/>
-                <w:u w:val="none"/>
-                <w:sz w:val="22"/>
-                <w:szCs w:val="22"/>
-                <w:color w:val="000000"/>
-              </w:rPr>
-              <w:t xml:space="preserve">0.04, 2.85</w:t>
-            </w:r>
-          </w:p>
-        </w:tc>
-        <w:tc>
-          <w:tcPr>
-            <w:tcBorders>
-              <w:bottom w:val="none" w:sz="0" w:space="0" w:color="000000"/>
-              <w:top w:val="none" w:sz="0" w:space="0" w:color="000000"/>
-              <w:left w:val="none" w:sz="0" w:space="0" w:color="000000"/>
-              <w:right w:val="none" w:sz="0" w:space="0" w:color="000000"/>
-            </w:tcBorders>
-            <w:shd w:val="clear" w:color="auto" w:fill="FFFFFF"/>
-            <w:tcMar>
-              <w:top w:w="0" w:type="dxa"/>
-              <w:bottom w:w="0" w:type="dxa"/>
-              <w:left w:w="0" w:type="dxa"/>
-              <w:right w:w="0" w:type="dxa"/>
-            </w:tcMar>
-            <w:vAlign w:val="top"/>
-          </w:tcPr>
-          <w:p>
-            <w:pPr>
-              <w:pStyle w:val="Normal"/>
-              <w:jc w:val="center"/>
-              <w:pBdr>
-                <w:bottom w:val="none" w:sz="0" w:space="0" w:color="000000"/>
-                <w:top w:val="none" w:sz="0" w:space="0" w:color="000000"/>
-                <w:left w:val="none" w:sz="0" w:space="0" w:color="000000"/>
-                <w:right w:val="none" w:sz="0" w:space="0" w:color="000000"/>
-              </w:pBdr>
-              <w:spacing w:after="100" w:before="100" w:line="240"/>
-              <w:ind w:left="100" w:right="100" w:firstLine="0" w:firstLineChars="0"/>
-              <w:rPr>
-                <w:rFonts w:ascii="Helvetica" w:hAnsi="Helvetica" w:eastAsia="Helvetica" w:cs="Helvetica"/>
-                <w:i w:val="false"/>
-                <w:b w:val="false"/>
-                <w:u w:val="none"/>
-                <w:sz w:val="22"/>
-                <w:szCs w:val="22"/>
-                <w:color w:val="000000"/>
-              </w:rPr>
-            </w:pPr>
-            <w:r>
-              <w:rPr>
-                <w:rFonts w:ascii="Helvetica" w:hAnsi="Helvetica" w:eastAsia="Helvetica" w:cs="Helvetica"/>
-                <w:i w:val="false"/>
-                <w:b w:val="false"/>
-                <w:u w:val="none"/>
-                <w:sz w:val="22"/>
-                <w:szCs w:val="22"/>
-                <w:color w:val="000000"/>
-              </w:rPr>
-              <w:t xml:space="preserve">0.310</w:t>
+              <w:t xml:space="preserve">0.33</w:t>
+            </w:r>
+          </w:p>
+        </w:tc>
+        <w:tc>
+          <w:tcPr>
+            <w:tcBorders>
+              <w:bottom w:val="none" w:sz="0" w:space="0" w:color="000000"/>
+              <w:top w:val="none" w:sz="0" w:space="0" w:color="000000"/>
+              <w:left w:val="none" w:sz="0" w:space="0" w:color="000000"/>
+              <w:right w:val="none" w:sz="0" w:space="0" w:color="000000"/>
+            </w:tcBorders>
+            <w:shd w:val="clear" w:color="auto" w:fill="FFFFFF"/>
+            <w:tcMar>
+              <w:top w:w="0" w:type="dxa"/>
+              <w:bottom w:w="0" w:type="dxa"/>
+              <w:left w:w="0" w:type="dxa"/>
+              <w:right w:w="0" w:type="dxa"/>
+            </w:tcMar>
+            <w:vAlign w:val="top"/>
+          </w:tcPr>
+          <w:p>
+            <w:pPr>
+              <w:pStyle w:val="Normal"/>
+              <w:jc w:val="center"/>
+              <w:pBdr>
+                <w:bottom w:val="none" w:sz="0" w:space="0" w:color="000000"/>
+                <w:top w:val="none" w:sz="0" w:space="0" w:color="000000"/>
+                <w:left w:val="none" w:sz="0" w:space="0" w:color="000000"/>
+                <w:right w:val="none" w:sz="0" w:space="0" w:color="000000"/>
+              </w:pBdr>
+              <w:spacing w:after="100" w:before="100" w:line="240"/>
+              <w:ind w:left="100" w:right="100" w:firstLine="0" w:firstLineChars="0"/>
+              <w:rPr>
+                <w:rFonts w:ascii="Helvetica" w:hAnsi="Helvetica" w:eastAsia="Helvetica" w:cs="Helvetica"/>
+                <w:i w:val="false"/>
+                <w:b w:val="false"/>
+                <w:u w:val="none"/>
+                <w:sz w:val="22"/>
+                <w:szCs w:val="22"/>
+                <w:color w:val="000000"/>
+              </w:rPr>
+            </w:pPr>
+            <w:r>
+              <w:rPr>
+                <w:rFonts w:ascii="Helvetica" w:hAnsi="Helvetica" w:eastAsia="Helvetica" w:cs="Helvetica"/>
+                <w:i w:val="false"/>
+                <w:b w:val="false"/>
+                <w:u w:val="none"/>
+                <w:sz w:val="22"/>
+                <w:szCs w:val="22"/>
+                <w:color w:val="000000"/>
+              </w:rPr>
+              <w:t xml:space="preserve">0.04, 3.00</w:t>
+            </w:r>
+          </w:p>
+        </w:tc>
+        <w:tc>
+          <w:tcPr>
+            <w:tcBorders>
+              <w:bottom w:val="none" w:sz="0" w:space="0" w:color="000000"/>
+              <w:top w:val="none" w:sz="0" w:space="0" w:color="000000"/>
+              <w:left w:val="none" w:sz="0" w:space="0" w:color="000000"/>
+              <w:right w:val="none" w:sz="0" w:space="0" w:color="000000"/>
+            </w:tcBorders>
+            <w:shd w:val="clear" w:color="auto" w:fill="FFFFFF"/>
+            <w:tcMar>
+              <w:top w:w="0" w:type="dxa"/>
+              <w:bottom w:w="0" w:type="dxa"/>
+              <w:left w:w="0" w:type="dxa"/>
+              <w:right w:w="0" w:type="dxa"/>
+            </w:tcMar>
+            <w:vAlign w:val="top"/>
+          </w:tcPr>
+          <w:p>
+            <w:pPr>
+              <w:pStyle w:val="Normal"/>
+              <w:jc w:val="center"/>
+              <w:pBdr>
+                <w:bottom w:val="none" w:sz="0" w:space="0" w:color="000000"/>
+                <w:top w:val="none" w:sz="0" w:space="0" w:color="000000"/>
+                <w:left w:val="none" w:sz="0" w:space="0" w:color="000000"/>
+                <w:right w:val="none" w:sz="0" w:space="0" w:color="000000"/>
+              </w:pBdr>
+              <w:spacing w:after="100" w:before="100" w:line="240"/>
+              <w:ind w:left="100" w:right="100" w:firstLine="0" w:firstLineChars="0"/>
+              <w:rPr>
+                <w:rFonts w:ascii="Helvetica" w:hAnsi="Helvetica" w:eastAsia="Helvetica" w:cs="Helvetica"/>
+                <w:i w:val="false"/>
+                <w:b w:val="false"/>
+                <w:u w:val="none"/>
+                <w:sz w:val="22"/>
+                <w:szCs w:val="22"/>
+                <w:color w:val="000000"/>
+              </w:rPr>
+            </w:pPr>
+            <w:r>
+              <w:rPr>
+                <w:rFonts w:ascii="Helvetica" w:hAnsi="Helvetica" w:eastAsia="Helvetica" w:cs="Helvetica"/>
+                <w:i w:val="false"/>
+                <w:b w:val="false"/>
+                <w:u w:val="none"/>
+                <w:sz w:val="22"/>
+                <w:szCs w:val="22"/>
+                <w:color w:val="000000"/>
+              </w:rPr>
+              <w:t xml:space="preserve">0.330</w:t>
             </w:r>
           </w:p>
         </w:tc>
@@ -8619,113 +8619,113 @@
                 <w:szCs w:val="22"/>
                 <w:color w:val="000000"/>
               </w:rPr>
-              <w:t xml:space="preserve">1.87</w:t>
-            </w:r>
-          </w:p>
-        </w:tc>
-        <w:tc>
-          <w:tcPr>
-            <w:tcBorders>
-              <w:bottom w:val="none" w:sz="0" w:space="0" w:color="000000"/>
-              <w:top w:val="none" w:sz="0" w:space="0" w:color="000000"/>
-              <w:left w:val="none" w:sz="0" w:space="0" w:color="000000"/>
-              <w:right w:val="none" w:sz="0" w:space="0" w:color="000000"/>
-            </w:tcBorders>
-            <w:shd w:val="clear" w:color="auto" w:fill="FFFFFF"/>
-            <w:tcMar>
-              <w:top w:w="0" w:type="dxa"/>
-              <w:bottom w:w="0" w:type="dxa"/>
-              <w:left w:w="0" w:type="dxa"/>
-              <w:right w:w="0" w:type="dxa"/>
-            </w:tcMar>
-            <w:vAlign w:val="top"/>
-          </w:tcPr>
-          <w:p>
-            <w:pPr>
-              <w:pStyle w:val="Normal"/>
-              <w:jc w:val="center"/>
-              <w:pBdr>
-                <w:bottom w:val="none" w:sz="0" w:space="0" w:color="000000"/>
-                <w:top w:val="none" w:sz="0" w:space="0" w:color="000000"/>
-                <w:left w:val="none" w:sz="0" w:space="0" w:color="000000"/>
-                <w:right w:val="none" w:sz="0" w:space="0" w:color="000000"/>
-              </w:pBdr>
-              <w:spacing w:after="100" w:before="100" w:line="240"/>
-              <w:ind w:left="100" w:right="100" w:firstLine="0" w:firstLineChars="0"/>
-              <w:rPr>
-                <w:rFonts w:ascii="Helvetica" w:hAnsi="Helvetica" w:eastAsia="Helvetica" w:cs="Helvetica"/>
-                <w:i w:val="false"/>
-                <w:b w:val="false"/>
-                <w:u w:val="none"/>
-                <w:sz w:val="22"/>
-                <w:szCs w:val="22"/>
-                <w:color w:val="000000"/>
-              </w:rPr>
-            </w:pPr>
-            <w:r>
-              <w:rPr>
-                <w:rFonts w:ascii="Helvetica" w:hAnsi="Helvetica" w:eastAsia="Helvetica" w:cs="Helvetica"/>
-                <w:i w:val="false"/>
-                <w:b w:val="false"/>
-                <w:u w:val="none"/>
-                <w:sz w:val="22"/>
-                <w:szCs w:val="22"/>
-                <w:color w:val="000000"/>
-              </w:rPr>
-              <w:t xml:space="preserve">0.27, 12.9</w:t>
-            </w:r>
-          </w:p>
-        </w:tc>
-        <w:tc>
-          <w:tcPr>
-            <w:tcBorders>
-              <w:bottom w:val="none" w:sz="0" w:space="0" w:color="000000"/>
-              <w:top w:val="none" w:sz="0" w:space="0" w:color="000000"/>
-              <w:left w:val="none" w:sz="0" w:space="0" w:color="000000"/>
-              <w:right w:val="none" w:sz="0" w:space="0" w:color="000000"/>
-            </w:tcBorders>
-            <w:shd w:val="clear" w:color="auto" w:fill="FFFFFF"/>
-            <w:tcMar>
-              <w:top w:w="0" w:type="dxa"/>
-              <w:bottom w:w="0" w:type="dxa"/>
-              <w:left w:w="0" w:type="dxa"/>
-              <w:right w:w="0" w:type="dxa"/>
-            </w:tcMar>
-            <w:vAlign w:val="top"/>
-          </w:tcPr>
-          <w:p>
-            <w:pPr>
-              <w:pStyle w:val="Normal"/>
-              <w:jc w:val="center"/>
-              <w:pBdr>
-                <w:bottom w:val="none" w:sz="0" w:space="0" w:color="000000"/>
-                <w:top w:val="none" w:sz="0" w:space="0" w:color="000000"/>
-                <w:left w:val="none" w:sz="0" w:space="0" w:color="000000"/>
-                <w:right w:val="none" w:sz="0" w:space="0" w:color="000000"/>
-              </w:pBdr>
-              <w:spacing w:after="100" w:before="100" w:line="240"/>
-              <w:ind w:left="100" w:right="100" w:firstLine="0" w:firstLineChars="0"/>
-              <w:rPr>
-                <w:rFonts w:ascii="Helvetica" w:hAnsi="Helvetica" w:eastAsia="Helvetica" w:cs="Helvetica"/>
-                <w:i w:val="false"/>
-                <w:b w:val="false"/>
-                <w:u w:val="none"/>
-                <w:sz w:val="22"/>
-                <w:szCs w:val="22"/>
-                <w:color w:val="000000"/>
-              </w:rPr>
-            </w:pPr>
-            <w:r>
-              <w:rPr>
-                <w:rFonts w:ascii="Helvetica" w:hAnsi="Helvetica" w:eastAsia="Helvetica" w:cs="Helvetica"/>
-                <w:i w:val="false"/>
-                <w:b w:val="false"/>
-                <w:u w:val="none"/>
-                <w:sz w:val="22"/>
-                <w:szCs w:val="22"/>
-                <w:color w:val="000000"/>
-              </w:rPr>
-              <w:t xml:space="preserve">0.530</w:t>
+              <w:t xml:space="preserve">1.95</w:t>
+            </w:r>
+          </w:p>
+        </w:tc>
+        <w:tc>
+          <w:tcPr>
+            <w:tcBorders>
+              <w:bottom w:val="none" w:sz="0" w:space="0" w:color="000000"/>
+              <w:top w:val="none" w:sz="0" w:space="0" w:color="000000"/>
+              <w:left w:val="none" w:sz="0" w:space="0" w:color="000000"/>
+              <w:right w:val="none" w:sz="0" w:space="0" w:color="000000"/>
+            </w:tcBorders>
+            <w:shd w:val="clear" w:color="auto" w:fill="FFFFFF"/>
+            <w:tcMar>
+              <w:top w:w="0" w:type="dxa"/>
+              <w:bottom w:w="0" w:type="dxa"/>
+              <w:left w:w="0" w:type="dxa"/>
+              <w:right w:w="0" w:type="dxa"/>
+            </w:tcMar>
+            <w:vAlign w:val="top"/>
+          </w:tcPr>
+          <w:p>
+            <w:pPr>
+              <w:pStyle w:val="Normal"/>
+              <w:jc w:val="center"/>
+              <w:pBdr>
+                <w:bottom w:val="none" w:sz="0" w:space="0" w:color="000000"/>
+                <w:top w:val="none" w:sz="0" w:space="0" w:color="000000"/>
+                <w:left w:val="none" w:sz="0" w:space="0" w:color="000000"/>
+                <w:right w:val="none" w:sz="0" w:space="0" w:color="000000"/>
+              </w:pBdr>
+              <w:spacing w:after="100" w:before="100" w:line="240"/>
+              <w:ind w:left="100" w:right="100" w:firstLine="0" w:firstLineChars="0"/>
+              <w:rPr>
+                <w:rFonts w:ascii="Helvetica" w:hAnsi="Helvetica" w:eastAsia="Helvetica" w:cs="Helvetica"/>
+                <w:i w:val="false"/>
+                <w:b w:val="false"/>
+                <w:u w:val="none"/>
+                <w:sz w:val="22"/>
+                <w:szCs w:val="22"/>
+                <w:color w:val="000000"/>
+              </w:rPr>
+            </w:pPr>
+            <w:r>
+              <w:rPr>
+                <w:rFonts w:ascii="Helvetica" w:hAnsi="Helvetica" w:eastAsia="Helvetica" w:cs="Helvetica"/>
+                <w:i w:val="false"/>
+                <w:b w:val="false"/>
+                <w:u w:val="none"/>
+                <w:sz w:val="22"/>
+                <w:szCs w:val="22"/>
+                <w:color w:val="000000"/>
+              </w:rPr>
+              <w:t xml:space="preserve">0.28, 13.5</w:t>
+            </w:r>
+          </w:p>
+        </w:tc>
+        <w:tc>
+          <w:tcPr>
+            <w:tcBorders>
+              <w:bottom w:val="none" w:sz="0" w:space="0" w:color="000000"/>
+              <w:top w:val="none" w:sz="0" w:space="0" w:color="000000"/>
+              <w:left w:val="none" w:sz="0" w:space="0" w:color="000000"/>
+              <w:right w:val="none" w:sz="0" w:space="0" w:color="000000"/>
+            </w:tcBorders>
+            <w:shd w:val="clear" w:color="auto" w:fill="FFFFFF"/>
+            <w:tcMar>
+              <w:top w:w="0" w:type="dxa"/>
+              <w:bottom w:w="0" w:type="dxa"/>
+              <w:left w:w="0" w:type="dxa"/>
+              <w:right w:w="0" w:type="dxa"/>
+            </w:tcMar>
+            <w:vAlign w:val="top"/>
+          </w:tcPr>
+          <w:p>
+            <w:pPr>
+              <w:pStyle w:val="Normal"/>
+              <w:jc w:val="center"/>
+              <w:pBdr>
+                <w:bottom w:val="none" w:sz="0" w:space="0" w:color="000000"/>
+                <w:top w:val="none" w:sz="0" w:space="0" w:color="000000"/>
+                <w:left w:val="none" w:sz="0" w:space="0" w:color="000000"/>
+                <w:right w:val="none" w:sz="0" w:space="0" w:color="000000"/>
+              </w:pBdr>
+              <w:spacing w:after="100" w:before="100" w:line="240"/>
+              <w:ind w:left="100" w:right="100" w:firstLine="0" w:firstLineChars="0"/>
+              <w:rPr>
+                <w:rFonts w:ascii="Helvetica" w:hAnsi="Helvetica" w:eastAsia="Helvetica" w:cs="Helvetica"/>
+                <w:i w:val="false"/>
+                <w:b w:val="false"/>
+                <w:u w:val="none"/>
+                <w:sz w:val="22"/>
+                <w:szCs w:val="22"/>
+                <w:color w:val="000000"/>
+              </w:rPr>
+            </w:pPr>
+            <w:r>
+              <w:rPr>
+                <w:rFonts w:ascii="Helvetica" w:hAnsi="Helvetica" w:eastAsia="Helvetica" w:cs="Helvetica"/>
+                <w:i w:val="false"/>
+                <w:b w:val="false"/>
+                <w:u w:val="none"/>
+                <w:sz w:val="22"/>
+                <w:szCs w:val="22"/>
+                <w:color w:val="000000"/>
+              </w:rPr>
+              <w:t xml:space="preserve">0.500</w:t>
             </w:r>
           </w:p>
         </w:tc>
@@ -8831,113 +8831,113 @@
                 <w:szCs w:val="22"/>
                 <w:color w:val="000000"/>
               </w:rPr>
-              <w:t xml:space="preserve">2.23</w:t>
-            </w:r>
-          </w:p>
-        </w:tc>
-        <w:tc>
-          <w:tcPr>
-            <w:tcBorders>
-              <w:bottom w:val="none" w:sz="0" w:space="0" w:color="000000"/>
-              <w:top w:val="none" w:sz="0" w:space="0" w:color="000000"/>
-              <w:left w:val="none" w:sz="0" w:space="0" w:color="000000"/>
-              <w:right w:val="none" w:sz="0" w:space="0" w:color="000000"/>
-            </w:tcBorders>
-            <w:shd w:val="clear" w:color="auto" w:fill="FFFFFF"/>
-            <w:tcMar>
-              <w:top w:w="0" w:type="dxa"/>
-              <w:bottom w:w="0" w:type="dxa"/>
-              <w:left w:w="0" w:type="dxa"/>
-              <w:right w:w="0" w:type="dxa"/>
-            </w:tcMar>
-            <w:vAlign w:val="top"/>
-          </w:tcPr>
-          <w:p>
-            <w:pPr>
-              <w:pStyle w:val="Normal"/>
-              <w:jc w:val="center"/>
-              <w:pBdr>
-                <w:bottom w:val="none" w:sz="0" w:space="0" w:color="000000"/>
-                <w:top w:val="none" w:sz="0" w:space="0" w:color="000000"/>
-                <w:left w:val="none" w:sz="0" w:space="0" w:color="000000"/>
-                <w:right w:val="none" w:sz="0" w:space="0" w:color="000000"/>
-              </w:pBdr>
-              <w:spacing w:after="100" w:before="100" w:line="240"/>
-              <w:ind w:left="100" w:right="100" w:firstLine="0" w:firstLineChars="0"/>
-              <w:rPr>
-                <w:rFonts w:ascii="Helvetica" w:hAnsi="Helvetica" w:eastAsia="Helvetica" w:cs="Helvetica"/>
-                <w:i w:val="false"/>
-                <w:b w:val="false"/>
-                <w:u w:val="none"/>
-                <w:sz w:val="22"/>
-                <w:szCs w:val="22"/>
-                <w:color w:val="000000"/>
-              </w:rPr>
-            </w:pPr>
-            <w:r>
-              <w:rPr>
-                <w:rFonts w:ascii="Helvetica" w:hAnsi="Helvetica" w:eastAsia="Helvetica" w:cs="Helvetica"/>
-                <w:i w:val="false"/>
-                <w:b w:val="false"/>
-                <w:u w:val="none"/>
-                <w:sz w:val="22"/>
-                <w:szCs w:val="22"/>
-                <w:color w:val="000000"/>
-              </w:rPr>
-              <w:t xml:space="preserve">0.13, 39.9</w:t>
-            </w:r>
-          </w:p>
-        </w:tc>
-        <w:tc>
-          <w:tcPr>
-            <w:tcBorders>
-              <w:bottom w:val="none" w:sz="0" w:space="0" w:color="000000"/>
-              <w:top w:val="none" w:sz="0" w:space="0" w:color="000000"/>
-              <w:left w:val="none" w:sz="0" w:space="0" w:color="000000"/>
-              <w:right w:val="none" w:sz="0" w:space="0" w:color="000000"/>
-            </w:tcBorders>
-            <w:shd w:val="clear" w:color="auto" w:fill="FFFFFF"/>
-            <w:tcMar>
-              <w:top w:w="0" w:type="dxa"/>
-              <w:bottom w:w="0" w:type="dxa"/>
-              <w:left w:w="0" w:type="dxa"/>
-              <w:right w:w="0" w:type="dxa"/>
-            </w:tcMar>
-            <w:vAlign w:val="top"/>
-          </w:tcPr>
-          <w:p>
-            <w:pPr>
-              <w:pStyle w:val="Normal"/>
-              <w:jc w:val="center"/>
-              <w:pBdr>
-                <w:bottom w:val="none" w:sz="0" w:space="0" w:color="000000"/>
-                <w:top w:val="none" w:sz="0" w:space="0" w:color="000000"/>
-                <w:left w:val="none" w:sz="0" w:space="0" w:color="000000"/>
-                <w:right w:val="none" w:sz="0" w:space="0" w:color="000000"/>
-              </w:pBdr>
-              <w:spacing w:after="100" w:before="100" w:line="240"/>
-              <w:ind w:left="100" w:right="100" w:firstLine="0" w:firstLineChars="0"/>
-              <w:rPr>
-                <w:rFonts w:ascii="Helvetica" w:hAnsi="Helvetica" w:eastAsia="Helvetica" w:cs="Helvetica"/>
-                <w:i w:val="false"/>
-                <w:b w:val="false"/>
-                <w:u w:val="none"/>
-                <w:sz w:val="22"/>
-                <w:szCs w:val="22"/>
-                <w:color w:val="000000"/>
-              </w:rPr>
-            </w:pPr>
-            <w:r>
-              <w:rPr>
-                <w:rFonts w:ascii="Helvetica" w:hAnsi="Helvetica" w:eastAsia="Helvetica" w:cs="Helvetica"/>
-                <w:i w:val="false"/>
-                <w:b w:val="false"/>
-                <w:u w:val="none"/>
-                <w:sz w:val="22"/>
-                <w:szCs w:val="22"/>
-                <w:color w:val="000000"/>
-              </w:rPr>
-              <w:t xml:space="preserve">0.580</w:t>
+              <w:t xml:space="preserve">2.41</w:t>
+            </w:r>
+          </w:p>
+        </w:tc>
+        <w:tc>
+          <w:tcPr>
+            <w:tcBorders>
+              <w:bottom w:val="none" w:sz="0" w:space="0" w:color="000000"/>
+              <w:top w:val="none" w:sz="0" w:space="0" w:color="000000"/>
+              <w:left w:val="none" w:sz="0" w:space="0" w:color="000000"/>
+              <w:right w:val="none" w:sz="0" w:space="0" w:color="000000"/>
+            </w:tcBorders>
+            <w:shd w:val="clear" w:color="auto" w:fill="FFFFFF"/>
+            <w:tcMar>
+              <w:top w:w="0" w:type="dxa"/>
+              <w:bottom w:w="0" w:type="dxa"/>
+              <w:left w:w="0" w:type="dxa"/>
+              <w:right w:w="0" w:type="dxa"/>
+            </w:tcMar>
+            <w:vAlign w:val="top"/>
+          </w:tcPr>
+          <w:p>
+            <w:pPr>
+              <w:pStyle w:val="Normal"/>
+              <w:jc w:val="center"/>
+              <w:pBdr>
+                <w:bottom w:val="none" w:sz="0" w:space="0" w:color="000000"/>
+                <w:top w:val="none" w:sz="0" w:space="0" w:color="000000"/>
+                <w:left w:val="none" w:sz="0" w:space="0" w:color="000000"/>
+                <w:right w:val="none" w:sz="0" w:space="0" w:color="000000"/>
+              </w:pBdr>
+              <w:spacing w:after="100" w:before="100" w:line="240"/>
+              <w:ind w:left="100" w:right="100" w:firstLine="0" w:firstLineChars="0"/>
+              <w:rPr>
+                <w:rFonts w:ascii="Helvetica" w:hAnsi="Helvetica" w:eastAsia="Helvetica" w:cs="Helvetica"/>
+                <w:i w:val="false"/>
+                <w:b w:val="false"/>
+                <w:u w:val="none"/>
+                <w:sz w:val="22"/>
+                <w:szCs w:val="22"/>
+                <w:color w:val="000000"/>
+              </w:rPr>
+            </w:pPr>
+            <w:r>
+              <w:rPr>
+                <w:rFonts w:ascii="Helvetica" w:hAnsi="Helvetica" w:eastAsia="Helvetica" w:cs="Helvetica"/>
+                <w:i w:val="false"/>
+                <w:b w:val="false"/>
+                <w:u w:val="none"/>
+                <w:sz w:val="22"/>
+                <w:szCs w:val="22"/>
+                <w:color w:val="000000"/>
+              </w:rPr>
+              <w:t xml:space="preserve">0.13, 44.0</w:t>
+            </w:r>
+          </w:p>
+        </w:tc>
+        <w:tc>
+          <w:tcPr>
+            <w:tcBorders>
+              <w:bottom w:val="none" w:sz="0" w:space="0" w:color="000000"/>
+              <w:top w:val="none" w:sz="0" w:space="0" w:color="000000"/>
+              <w:left w:val="none" w:sz="0" w:space="0" w:color="000000"/>
+              <w:right w:val="none" w:sz="0" w:space="0" w:color="000000"/>
+            </w:tcBorders>
+            <w:shd w:val="clear" w:color="auto" w:fill="FFFFFF"/>
+            <w:tcMar>
+              <w:top w:w="0" w:type="dxa"/>
+              <w:bottom w:w="0" w:type="dxa"/>
+              <w:left w:w="0" w:type="dxa"/>
+              <w:right w:w="0" w:type="dxa"/>
+            </w:tcMar>
+            <w:vAlign w:val="top"/>
+          </w:tcPr>
+          <w:p>
+            <w:pPr>
+              <w:pStyle w:val="Normal"/>
+              <w:jc w:val="center"/>
+              <w:pBdr>
+                <w:bottom w:val="none" w:sz="0" w:space="0" w:color="000000"/>
+                <w:top w:val="none" w:sz="0" w:space="0" w:color="000000"/>
+                <w:left w:val="none" w:sz="0" w:space="0" w:color="000000"/>
+                <w:right w:val="none" w:sz="0" w:space="0" w:color="000000"/>
+              </w:pBdr>
+              <w:spacing w:after="100" w:before="100" w:line="240"/>
+              <w:ind w:left="100" w:right="100" w:firstLine="0" w:firstLineChars="0"/>
+              <w:rPr>
+                <w:rFonts w:ascii="Helvetica" w:hAnsi="Helvetica" w:eastAsia="Helvetica" w:cs="Helvetica"/>
+                <w:i w:val="false"/>
+                <w:b w:val="false"/>
+                <w:u w:val="none"/>
+                <w:sz w:val="22"/>
+                <w:szCs w:val="22"/>
+                <w:color w:val="000000"/>
+              </w:rPr>
+            </w:pPr>
+            <w:r>
+              <w:rPr>
+                <w:rFonts w:ascii="Helvetica" w:hAnsi="Helvetica" w:eastAsia="Helvetica" w:cs="Helvetica"/>
+                <w:i w:val="false"/>
+                <w:b w:val="false"/>
+                <w:u w:val="none"/>
+                <w:sz w:val="22"/>
+                <w:szCs w:val="22"/>
+                <w:color w:val="000000"/>
+              </w:rPr>
+              <w:t xml:space="preserve">0.550</w:t>
             </w:r>
           </w:p>
         </w:tc>
@@ -10068,60 +10068,60 @@
                 <w:szCs w:val="22"/>
                 <w:color w:val="000000"/>
               </w:rPr>
-              <w:t xml:space="preserve">0.26</w:t>
-            </w:r>
-          </w:p>
-        </w:tc>
-        <w:tc>
-          <w:tcPr>
-            <w:tcBorders>
-              <w:bottom w:val="none" w:sz="0" w:space="0" w:color="000000"/>
-              <w:top w:val="none" w:sz="0" w:space="0" w:color="000000"/>
-              <w:left w:val="none" w:sz="0" w:space="0" w:color="000000"/>
-              <w:right w:val="none" w:sz="0" w:space="0" w:color="000000"/>
-            </w:tcBorders>
-            <w:shd w:val="clear" w:color="auto" w:fill="FFFFFF"/>
-            <w:tcMar>
-              <w:top w:w="0" w:type="dxa"/>
-              <w:bottom w:w="0" w:type="dxa"/>
-              <w:left w:w="0" w:type="dxa"/>
-              <w:right w:w="0" w:type="dxa"/>
-            </w:tcMar>
-            <w:vAlign w:val="top"/>
-          </w:tcPr>
-          <w:p>
-            <w:pPr>
-              <w:pStyle w:val="Normal"/>
-              <w:jc w:val="center"/>
-              <w:pBdr>
-                <w:bottom w:val="none" w:sz="0" w:space="0" w:color="000000"/>
-                <w:top w:val="none" w:sz="0" w:space="0" w:color="000000"/>
-                <w:left w:val="none" w:sz="0" w:space="0" w:color="000000"/>
-                <w:right w:val="none" w:sz="0" w:space="0" w:color="000000"/>
-              </w:pBdr>
-              <w:spacing w:after="100" w:before="100" w:line="240"/>
-              <w:ind w:left="100" w:right="100" w:firstLine="0" w:firstLineChars="0"/>
-              <w:rPr>
-                <w:rFonts w:ascii="Helvetica" w:hAnsi="Helvetica" w:eastAsia="Helvetica" w:cs="Helvetica"/>
-                <w:i w:val="false"/>
-                <w:b w:val="false"/>
-                <w:u w:val="none"/>
-                <w:sz w:val="22"/>
-                <w:szCs w:val="22"/>
-                <w:color w:val="000000"/>
-              </w:rPr>
-            </w:pPr>
-            <w:r>
-              <w:rPr>
-                <w:rFonts w:ascii="Helvetica" w:hAnsi="Helvetica" w:eastAsia="Helvetica" w:cs="Helvetica"/>
-                <w:i w:val="false"/>
-                <w:b w:val="false"/>
-                <w:u w:val="none"/>
-                <w:sz w:val="22"/>
-                <w:szCs w:val="22"/>
-                <w:color w:val="000000"/>
-              </w:rPr>
-              <w:t xml:space="preserve">0.12, 0.59</w:t>
+              <w:t xml:space="preserve">0.27</w:t>
+            </w:r>
+          </w:p>
+        </w:tc>
+        <w:tc>
+          <w:tcPr>
+            <w:tcBorders>
+              <w:bottom w:val="none" w:sz="0" w:space="0" w:color="000000"/>
+              <w:top w:val="none" w:sz="0" w:space="0" w:color="000000"/>
+              <w:left w:val="none" w:sz="0" w:space="0" w:color="000000"/>
+              <w:right w:val="none" w:sz="0" w:space="0" w:color="000000"/>
+            </w:tcBorders>
+            <w:shd w:val="clear" w:color="auto" w:fill="FFFFFF"/>
+            <w:tcMar>
+              <w:top w:w="0" w:type="dxa"/>
+              <w:bottom w:w="0" w:type="dxa"/>
+              <w:left w:w="0" w:type="dxa"/>
+              <w:right w:w="0" w:type="dxa"/>
+            </w:tcMar>
+            <w:vAlign w:val="top"/>
+          </w:tcPr>
+          <w:p>
+            <w:pPr>
+              <w:pStyle w:val="Normal"/>
+              <w:jc w:val="center"/>
+              <w:pBdr>
+                <w:bottom w:val="none" w:sz="0" w:space="0" w:color="000000"/>
+                <w:top w:val="none" w:sz="0" w:space="0" w:color="000000"/>
+                <w:left w:val="none" w:sz="0" w:space="0" w:color="000000"/>
+                <w:right w:val="none" w:sz="0" w:space="0" w:color="000000"/>
+              </w:pBdr>
+              <w:spacing w:after="100" w:before="100" w:line="240"/>
+              <w:ind w:left="100" w:right="100" w:firstLine="0" w:firstLineChars="0"/>
+              <w:rPr>
+                <w:rFonts w:ascii="Helvetica" w:hAnsi="Helvetica" w:eastAsia="Helvetica" w:cs="Helvetica"/>
+                <w:i w:val="false"/>
+                <w:b w:val="false"/>
+                <w:u w:val="none"/>
+                <w:sz w:val="22"/>
+                <w:szCs w:val="22"/>
+                <w:color w:val="000000"/>
+              </w:rPr>
+            </w:pPr>
+            <w:r>
+              <w:rPr>
+                <w:rFonts w:ascii="Helvetica" w:hAnsi="Helvetica" w:eastAsia="Helvetica" w:cs="Helvetica"/>
+                <w:i w:val="false"/>
+                <w:b w:val="false"/>
+                <w:u w:val="none"/>
+                <w:sz w:val="22"/>
+                <w:szCs w:val="22"/>
+                <w:color w:val="000000"/>
+              </w:rPr>
+              <w:t xml:space="preserve">0.12, 0.60</w:t>
             </w:r>
           </w:p>
         </w:tc>
@@ -10280,113 +10280,113 @@
                 <w:szCs w:val="22"/>
                 <w:color w:val="000000"/>
               </w:rPr>
-              <w:t xml:space="preserve">0.24</w:t>
-            </w:r>
-          </w:p>
-        </w:tc>
-        <w:tc>
-          <w:tcPr>
-            <w:tcBorders>
-              <w:bottom w:val="none" w:sz="0" w:space="0" w:color="000000"/>
-              <w:top w:val="none" w:sz="0" w:space="0" w:color="000000"/>
-              <w:left w:val="none" w:sz="0" w:space="0" w:color="000000"/>
-              <w:right w:val="none" w:sz="0" w:space="0" w:color="000000"/>
-            </w:tcBorders>
-            <w:shd w:val="clear" w:color="auto" w:fill="FFFFFF"/>
-            <w:tcMar>
-              <w:top w:w="0" w:type="dxa"/>
-              <w:bottom w:w="0" w:type="dxa"/>
-              <w:left w:w="0" w:type="dxa"/>
-              <w:right w:w="0" w:type="dxa"/>
-            </w:tcMar>
-            <w:vAlign w:val="top"/>
-          </w:tcPr>
-          <w:p>
-            <w:pPr>
-              <w:pStyle w:val="Normal"/>
-              <w:jc w:val="center"/>
-              <w:pBdr>
-                <w:bottom w:val="none" w:sz="0" w:space="0" w:color="000000"/>
-                <w:top w:val="none" w:sz="0" w:space="0" w:color="000000"/>
-                <w:left w:val="none" w:sz="0" w:space="0" w:color="000000"/>
-                <w:right w:val="none" w:sz="0" w:space="0" w:color="000000"/>
-              </w:pBdr>
-              <w:spacing w:after="100" w:before="100" w:line="240"/>
-              <w:ind w:left="100" w:right="100" w:firstLine="0" w:firstLineChars="0"/>
-              <w:rPr>
-                <w:rFonts w:ascii="Helvetica" w:hAnsi="Helvetica" w:eastAsia="Helvetica" w:cs="Helvetica"/>
-                <w:i w:val="false"/>
-                <w:b w:val="false"/>
-                <w:u w:val="none"/>
-                <w:sz w:val="22"/>
-                <w:szCs w:val="22"/>
-                <w:color w:val="000000"/>
-              </w:rPr>
-            </w:pPr>
-            <w:r>
-              <w:rPr>
-                <w:rFonts w:ascii="Helvetica" w:hAnsi="Helvetica" w:eastAsia="Helvetica" w:cs="Helvetica"/>
-                <w:i w:val="false"/>
-                <w:b w:val="false"/>
-                <w:u w:val="none"/>
-                <w:sz w:val="22"/>
-                <w:szCs w:val="22"/>
-                <w:color w:val="000000"/>
-              </w:rPr>
-              <w:t xml:space="preserve">0.02, 2.41</w:t>
-            </w:r>
-          </w:p>
-        </w:tc>
-        <w:tc>
-          <w:tcPr>
-            <w:tcBorders>
-              <w:bottom w:val="none" w:sz="0" w:space="0" w:color="000000"/>
-              <w:top w:val="none" w:sz="0" w:space="0" w:color="000000"/>
-              <w:left w:val="none" w:sz="0" w:space="0" w:color="000000"/>
-              <w:right w:val="none" w:sz="0" w:space="0" w:color="000000"/>
-            </w:tcBorders>
-            <w:shd w:val="clear" w:color="auto" w:fill="FFFFFF"/>
-            <w:tcMar>
-              <w:top w:w="0" w:type="dxa"/>
-              <w:bottom w:w="0" w:type="dxa"/>
-              <w:left w:w="0" w:type="dxa"/>
-              <w:right w:w="0" w:type="dxa"/>
-            </w:tcMar>
-            <w:vAlign w:val="top"/>
-          </w:tcPr>
-          <w:p>
-            <w:pPr>
-              <w:pStyle w:val="Normal"/>
-              <w:jc w:val="center"/>
-              <w:pBdr>
-                <w:bottom w:val="none" w:sz="0" w:space="0" w:color="000000"/>
-                <w:top w:val="none" w:sz="0" w:space="0" w:color="000000"/>
-                <w:left w:val="none" w:sz="0" w:space="0" w:color="000000"/>
-                <w:right w:val="none" w:sz="0" w:space="0" w:color="000000"/>
-              </w:pBdr>
-              <w:spacing w:after="100" w:before="100" w:line="240"/>
-              <w:ind w:left="100" w:right="100" w:firstLine="0" w:firstLineChars="0"/>
-              <w:rPr>
-                <w:rFonts w:ascii="Helvetica" w:hAnsi="Helvetica" w:eastAsia="Helvetica" w:cs="Helvetica"/>
-                <w:i w:val="false"/>
-                <w:b w:val="false"/>
-                <w:u w:val="none"/>
-                <w:sz w:val="22"/>
-                <w:szCs w:val="22"/>
-                <w:color w:val="000000"/>
-              </w:rPr>
-            </w:pPr>
-            <w:r>
-              <w:rPr>
-                <w:rFonts w:ascii="Helvetica" w:hAnsi="Helvetica" w:eastAsia="Helvetica" w:cs="Helvetica"/>
-                <w:i w:val="false"/>
-                <w:b w:val="false"/>
-                <w:u w:val="none"/>
-                <w:sz w:val="22"/>
-                <w:szCs w:val="22"/>
-                <w:color w:val="000000"/>
-              </w:rPr>
-              <w:t xml:space="preserve">0.230</w:t>
+              <w:t xml:space="preserve">0.22</w:t>
+            </w:r>
+          </w:p>
+        </w:tc>
+        <w:tc>
+          <w:tcPr>
+            <w:tcBorders>
+              <w:bottom w:val="none" w:sz="0" w:space="0" w:color="000000"/>
+              <w:top w:val="none" w:sz="0" w:space="0" w:color="000000"/>
+              <w:left w:val="none" w:sz="0" w:space="0" w:color="000000"/>
+              <w:right w:val="none" w:sz="0" w:space="0" w:color="000000"/>
+            </w:tcBorders>
+            <w:shd w:val="clear" w:color="auto" w:fill="FFFFFF"/>
+            <w:tcMar>
+              <w:top w:w="0" w:type="dxa"/>
+              <w:bottom w:w="0" w:type="dxa"/>
+              <w:left w:w="0" w:type="dxa"/>
+              <w:right w:w="0" w:type="dxa"/>
+            </w:tcMar>
+            <w:vAlign w:val="top"/>
+          </w:tcPr>
+          <w:p>
+            <w:pPr>
+              <w:pStyle w:val="Normal"/>
+              <w:jc w:val="center"/>
+              <w:pBdr>
+                <w:bottom w:val="none" w:sz="0" w:space="0" w:color="000000"/>
+                <w:top w:val="none" w:sz="0" w:space="0" w:color="000000"/>
+                <w:left w:val="none" w:sz="0" w:space="0" w:color="000000"/>
+                <w:right w:val="none" w:sz="0" w:space="0" w:color="000000"/>
+              </w:pBdr>
+              <w:spacing w:after="100" w:before="100" w:line="240"/>
+              <w:ind w:left="100" w:right="100" w:firstLine="0" w:firstLineChars="0"/>
+              <w:rPr>
+                <w:rFonts w:ascii="Helvetica" w:hAnsi="Helvetica" w:eastAsia="Helvetica" w:cs="Helvetica"/>
+                <w:i w:val="false"/>
+                <w:b w:val="false"/>
+                <w:u w:val="none"/>
+                <w:sz w:val="22"/>
+                <w:szCs w:val="22"/>
+                <w:color w:val="000000"/>
+              </w:rPr>
+            </w:pPr>
+            <w:r>
+              <w:rPr>
+                <w:rFonts w:ascii="Helvetica" w:hAnsi="Helvetica" w:eastAsia="Helvetica" w:cs="Helvetica"/>
+                <w:i w:val="false"/>
+                <w:b w:val="false"/>
+                <w:u w:val="none"/>
+                <w:sz w:val="22"/>
+                <w:szCs w:val="22"/>
+                <w:color w:val="000000"/>
+              </w:rPr>
+              <w:t xml:space="preserve">0.02, 2.42</w:t>
+            </w:r>
+          </w:p>
+        </w:tc>
+        <w:tc>
+          <w:tcPr>
+            <w:tcBorders>
+              <w:bottom w:val="none" w:sz="0" w:space="0" w:color="000000"/>
+              <w:top w:val="none" w:sz="0" w:space="0" w:color="000000"/>
+              <w:left w:val="none" w:sz="0" w:space="0" w:color="000000"/>
+              <w:right w:val="none" w:sz="0" w:space="0" w:color="000000"/>
+            </w:tcBorders>
+            <w:shd w:val="clear" w:color="auto" w:fill="FFFFFF"/>
+            <w:tcMar>
+              <w:top w:w="0" w:type="dxa"/>
+              <w:bottom w:w="0" w:type="dxa"/>
+              <w:left w:w="0" w:type="dxa"/>
+              <w:right w:w="0" w:type="dxa"/>
+            </w:tcMar>
+            <w:vAlign w:val="top"/>
+          </w:tcPr>
+          <w:p>
+            <w:pPr>
+              <w:pStyle w:val="Normal"/>
+              <w:jc w:val="center"/>
+              <w:pBdr>
+                <w:bottom w:val="none" w:sz="0" w:space="0" w:color="000000"/>
+                <w:top w:val="none" w:sz="0" w:space="0" w:color="000000"/>
+                <w:left w:val="none" w:sz="0" w:space="0" w:color="000000"/>
+                <w:right w:val="none" w:sz="0" w:space="0" w:color="000000"/>
+              </w:pBdr>
+              <w:spacing w:after="100" w:before="100" w:line="240"/>
+              <w:ind w:left="100" w:right="100" w:firstLine="0" w:firstLineChars="0"/>
+              <w:rPr>
+                <w:rFonts w:ascii="Helvetica" w:hAnsi="Helvetica" w:eastAsia="Helvetica" w:cs="Helvetica"/>
+                <w:i w:val="false"/>
+                <w:b w:val="false"/>
+                <w:u w:val="none"/>
+                <w:sz w:val="22"/>
+                <w:szCs w:val="22"/>
+                <w:color w:val="000000"/>
+              </w:rPr>
+            </w:pPr>
+            <w:r>
+              <w:rPr>
+                <w:rFonts w:ascii="Helvetica" w:hAnsi="Helvetica" w:eastAsia="Helvetica" w:cs="Helvetica"/>
+                <w:i w:val="false"/>
+                <w:b w:val="false"/>
+                <w:u w:val="none"/>
+                <w:sz w:val="22"/>
+                <w:szCs w:val="22"/>
+                <w:color w:val="000000"/>
+              </w:rPr>
+              <w:t xml:space="preserve">0.220</w:t>
             </w:r>
           </w:p>
         </w:tc>
@@ -10604,60 +10604,60 @@
                 <w:szCs w:val="22"/>
                 <w:color w:val="000000"/>
               </w:rPr>
-              <w:t xml:space="preserve">0.42, 2.17</w:t>
-            </w:r>
-          </w:p>
-        </w:tc>
-        <w:tc>
-          <w:tcPr>
-            <w:tcBorders>
-              <w:bottom w:val="none" w:sz="0" w:space="0" w:color="000000"/>
-              <w:top w:val="none" w:sz="0" w:space="0" w:color="000000"/>
-              <w:left w:val="none" w:sz="0" w:space="0" w:color="000000"/>
-              <w:right w:val="none" w:sz="0" w:space="0" w:color="000000"/>
-            </w:tcBorders>
-            <w:shd w:val="clear" w:color="auto" w:fill="FFFFFF"/>
-            <w:tcMar>
-              <w:top w:w="0" w:type="dxa"/>
-              <w:bottom w:w="0" w:type="dxa"/>
-              <w:left w:w="0" w:type="dxa"/>
-              <w:right w:w="0" w:type="dxa"/>
-            </w:tcMar>
-            <w:vAlign w:val="top"/>
-          </w:tcPr>
-          <w:p>
-            <w:pPr>
-              <w:pStyle w:val="Normal"/>
-              <w:jc w:val="center"/>
-              <w:pBdr>
-                <w:bottom w:val="none" w:sz="0" w:space="0" w:color="000000"/>
-                <w:top w:val="none" w:sz="0" w:space="0" w:color="000000"/>
-                <w:left w:val="none" w:sz="0" w:space="0" w:color="000000"/>
-                <w:right w:val="none" w:sz="0" w:space="0" w:color="000000"/>
-              </w:pBdr>
-              <w:spacing w:after="100" w:before="100" w:line="240"/>
-              <w:ind w:left="100" w:right="100" w:firstLine="0" w:firstLineChars="0"/>
-              <w:rPr>
-                <w:rFonts w:ascii="Helvetica" w:hAnsi="Helvetica" w:eastAsia="Helvetica" w:cs="Helvetica"/>
-                <w:i w:val="false"/>
-                <w:b w:val="false"/>
-                <w:u w:val="none"/>
-                <w:sz w:val="22"/>
-                <w:szCs w:val="22"/>
-                <w:color w:val="000000"/>
-              </w:rPr>
-            </w:pPr>
-            <w:r>
-              <w:rPr>
-                <w:rFonts w:ascii="Helvetica" w:hAnsi="Helvetica" w:eastAsia="Helvetica" w:cs="Helvetica"/>
-                <w:i w:val="false"/>
-                <w:b w:val="false"/>
-                <w:u w:val="none"/>
-                <w:sz w:val="22"/>
-                <w:szCs w:val="22"/>
-                <w:color w:val="000000"/>
-              </w:rPr>
-              <w:t xml:space="preserve">0.910</w:t>
+              <w:t xml:space="preserve">0.42, 2.16</w:t>
+            </w:r>
+          </w:p>
+        </w:tc>
+        <w:tc>
+          <w:tcPr>
+            <w:tcBorders>
+              <w:bottom w:val="none" w:sz="0" w:space="0" w:color="000000"/>
+              <w:top w:val="none" w:sz="0" w:space="0" w:color="000000"/>
+              <w:left w:val="none" w:sz="0" w:space="0" w:color="000000"/>
+              <w:right w:val="none" w:sz="0" w:space="0" w:color="000000"/>
+            </w:tcBorders>
+            <w:shd w:val="clear" w:color="auto" w:fill="FFFFFF"/>
+            <w:tcMar>
+              <w:top w:w="0" w:type="dxa"/>
+              <w:bottom w:w="0" w:type="dxa"/>
+              <w:left w:w="0" w:type="dxa"/>
+              <w:right w:w="0" w:type="dxa"/>
+            </w:tcMar>
+            <w:vAlign w:val="top"/>
+          </w:tcPr>
+          <w:p>
+            <w:pPr>
+              <w:pStyle w:val="Normal"/>
+              <w:jc w:val="center"/>
+              <w:pBdr>
+                <w:bottom w:val="none" w:sz="0" w:space="0" w:color="000000"/>
+                <w:top w:val="none" w:sz="0" w:space="0" w:color="000000"/>
+                <w:left w:val="none" w:sz="0" w:space="0" w:color="000000"/>
+                <w:right w:val="none" w:sz="0" w:space="0" w:color="000000"/>
+              </w:pBdr>
+              <w:spacing w:after="100" w:before="100" w:line="240"/>
+              <w:ind w:left="100" w:right="100" w:firstLine="0" w:firstLineChars="0"/>
+              <w:rPr>
+                <w:rFonts w:ascii="Helvetica" w:hAnsi="Helvetica" w:eastAsia="Helvetica" w:cs="Helvetica"/>
+                <w:i w:val="false"/>
+                <w:b w:val="false"/>
+                <w:u w:val="none"/>
+                <w:sz w:val="22"/>
+                <w:szCs w:val="22"/>
+                <w:color w:val="000000"/>
+              </w:rPr>
+            </w:pPr>
+            <w:r>
+              <w:rPr>
+                <w:rFonts w:ascii="Helvetica" w:hAnsi="Helvetica" w:eastAsia="Helvetica" w:cs="Helvetica"/>
+                <w:i w:val="false"/>
+                <w:b w:val="false"/>
+                <w:u w:val="none"/>
+                <w:sz w:val="22"/>
+                <w:szCs w:val="22"/>
+                <w:color w:val="000000"/>
+              </w:rPr>
+              <w:t xml:space="preserve">0.900</w:t>
             </w:r>
           </w:p>
         </w:tc>
@@ -10763,113 +10763,113 @@
                 <w:szCs w:val="22"/>
                 <w:color w:val="000000"/>
               </w:rPr>
-              <w:t xml:space="preserve">0.62</w:t>
-            </w:r>
-          </w:p>
-        </w:tc>
-        <w:tc>
-          <w:tcPr>
-            <w:tcBorders>
-              <w:bottom w:val="none" w:sz="0" w:space="0" w:color="000000"/>
-              <w:top w:val="none" w:sz="0" w:space="0" w:color="000000"/>
-              <w:left w:val="none" w:sz="0" w:space="0" w:color="000000"/>
-              <w:right w:val="none" w:sz="0" w:space="0" w:color="000000"/>
-            </w:tcBorders>
-            <w:shd w:val="clear" w:color="auto" w:fill="FFFFFF"/>
-            <w:tcMar>
-              <w:top w:w="0" w:type="dxa"/>
-              <w:bottom w:w="0" w:type="dxa"/>
-              <w:left w:w="0" w:type="dxa"/>
-              <w:right w:w="0" w:type="dxa"/>
-            </w:tcMar>
-            <w:vAlign w:val="top"/>
-          </w:tcPr>
-          <w:p>
-            <w:pPr>
-              <w:pStyle w:val="Normal"/>
-              <w:jc w:val="center"/>
-              <w:pBdr>
-                <w:bottom w:val="none" w:sz="0" w:space="0" w:color="000000"/>
-                <w:top w:val="none" w:sz="0" w:space="0" w:color="000000"/>
-                <w:left w:val="none" w:sz="0" w:space="0" w:color="000000"/>
-                <w:right w:val="none" w:sz="0" w:space="0" w:color="000000"/>
-              </w:pBdr>
-              <w:spacing w:after="100" w:before="100" w:line="240"/>
-              <w:ind w:left="100" w:right="100" w:firstLine="0" w:firstLineChars="0"/>
-              <w:rPr>
-                <w:rFonts w:ascii="Helvetica" w:hAnsi="Helvetica" w:eastAsia="Helvetica" w:cs="Helvetica"/>
-                <w:i w:val="false"/>
-                <w:b w:val="false"/>
-                <w:u w:val="none"/>
-                <w:sz w:val="22"/>
-                <w:szCs w:val="22"/>
-                <w:color w:val="000000"/>
-              </w:rPr>
-            </w:pPr>
-            <w:r>
-              <w:rPr>
-                <w:rFonts w:ascii="Helvetica" w:hAnsi="Helvetica" w:eastAsia="Helvetica" w:cs="Helvetica"/>
-                <w:i w:val="false"/>
-                <w:b w:val="false"/>
-                <w:u w:val="none"/>
-                <w:sz w:val="22"/>
-                <w:szCs w:val="22"/>
-                <w:color w:val="000000"/>
-              </w:rPr>
-              <w:t xml:space="preserve">0.18, 2.07</w:t>
-            </w:r>
-          </w:p>
-        </w:tc>
-        <w:tc>
-          <w:tcPr>
-            <w:tcBorders>
-              <w:bottom w:val="none" w:sz="0" w:space="0" w:color="000000"/>
-              <w:top w:val="none" w:sz="0" w:space="0" w:color="000000"/>
-              <w:left w:val="none" w:sz="0" w:space="0" w:color="000000"/>
-              <w:right w:val="none" w:sz="0" w:space="0" w:color="000000"/>
-            </w:tcBorders>
-            <w:shd w:val="clear" w:color="auto" w:fill="FFFFFF"/>
-            <w:tcMar>
-              <w:top w:w="0" w:type="dxa"/>
-              <w:bottom w:w="0" w:type="dxa"/>
-              <w:left w:w="0" w:type="dxa"/>
-              <w:right w:w="0" w:type="dxa"/>
-            </w:tcMar>
-            <w:vAlign w:val="top"/>
-          </w:tcPr>
-          <w:p>
-            <w:pPr>
-              <w:pStyle w:val="Normal"/>
-              <w:jc w:val="center"/>
-              <w:pBdr>
-                <w:bottom w:val="none" w:sz="0" w:space="0" w:color="000000"/>
-                <w:top w:val="none" w:sz="0" w:space="0" w:color="000000"/>
-                <w:left w:val="none" w:sz="0" w:space="0" w:color="000000"/>
-                <w:right w:val="none" w:sz="0" w:space="0" w:color="000000"/>
-              </w:pBdr>
-              <w:spacing w:after="100" w:before="100" w:line="240"/>
-              <w:ind w:left="100" w:right="100" w:firstLine="0" w:firstLineChars="0"/>
-              <w:rPr>
-                <w:rFonts w:ascii="Helvetica" w:hAnsi="Helvetica" w:eastAsia="Helvetica" w:cs="Helvetica"/>
-                <w:i w:val="false"/>
-                <w:b w:val="false"/>
-                <w:u w:val="none"/>
-                <w:sz w:val="22"/>
-                <w:szCs w:val="22"/>
-                <w:color w:val="000000"/>
-              </w:rPr>
-            </w:pPr>
-            <w:r>
-              <w:rPr>
-                <w:rFonts w:ascii="Helvetica" w:hAnsi="Helvetica" w:eastAsia="Helvetica" w:cs="Helvetica"/>
-                <w:i w:val="false"/>
-                <w:b w:val="false"/>
-                <w:u w:val="none"/>
-                <w:sz w:val="22"/>
-                <w:szCs w:val="22"/>
-                <w:color w:val="000000"/>
-              </w:rPr>
-              <w:t xml:space="preserve">0.440</w:t>
+              <w:t xml:space="preserve">0.57</w:t>
+            </w:r>
+          </w:p>
+        </w:tc>
+        <w:tc>
+          <w:tcPr>
+            <w:tcBorders>
+              <w:bottom w:val="none" w:sz="0" w:space="0" w:color="000000"/>
+              <w:top w:val="none" w:sz="0" w:space="0" w:color="000000"/>
+              <w:left w:val="none" w:sz="0" w:space="0" w:color="000000"/>
+              <w:right w:val="none" w:sz="0" w:space="0" w:color="000000"/>
+            </w:tcBorders>
+            <w:shd w:val="clear" w:color="auto" w:fill="FFFFFF"/>
+            <w:tcMar>
+              <w:top w:w="0" w:type="dxa"/>
+              <w:bottom w:w="0" w:type="dxa"/>
+              <w:left w:w="0" w:type="dxa"/>
+              <w:right w:w="0" w:type="dxa"/>
+            </w:tcMar>
+            <w:vAlign w:val="top"/>
+          </w:tcPr>
+          <w:p>
+            <w:pPr>
+              <w:pStyle w:val="Normal"/>
+              <w:jc w:val="center"/>
+              <w:pBdr>
+                <w:bottom w:val="none" w:sz="0" w:space="0" w:color="000000"/>
+                <w:top w:val="none" w:sz="0" w:space="0" w:color="000000"/>
+                <w:left w:val="none" w:sz="0" w:space="0" w:color="000000"/>
+                <w:right w:val="none" w:sz="0" w:space="0" w:color="000000"/>
+              </w:pBdr>
+              <w:spacing w:after="100" w:before="100" w:line="240"/>
+              <w:ind w:left="100" w:right="100" w:firstLine="0" w:firstLineChars="0"/>
+              <w:rPr>
+                <w:rFonts w:ascii="Helvetica" w:hAnsi="Helvetica" w:eastAsia="Helvetica" w:cs="Helvetica"/>
+                <w:i w:val="false"/>
+                <w:b w:val="false"/>
+                <w:u w:val="none"/>
+                <w:sz w:val="22"/>
+                <w:szCs w:val="22"/>
+                <w:color w:val="000000"/>
+              </w:rPr>
+            </w:pPr>
+            <w:r>
+              <w:rPr>
+                <w:rFonts w:ascii="Helvetica" w:hAnsi="Helvetica" w:eastAsia="Helvetica" w:cs="Helvetica"/>
+                <w:i w:val="false"/>
+                <w:b w:val="false"/>
+                <w:u w:val="none"/>
+                <w:sz w:val="22"/>
+                <w:szCs w:val="22"/>
+                <w:color w:val="000000"/>
+              </w:rPr>
+              <w:t xml:space="preserve">0.17, 1.90</w:t>
+            </w:r>
+          </w:p>
+        </w:tc>
+        <w:tc>
+          <w:tcPr>
+            <w:tcBorders>
+              <w:bottom w:val="none" w:sz="0" w:space="0" w:color="000000"/>
+              <w:top w:val="none" w:sz="0" w:space="0" w:color="000000"/>
+              <w:left w:val="none" w:sz="0" w:space="0" w:color="000000"/>
+              <w:right w:val="none" w:sz="0" w:space="0" w:color="000000"/>
+            </w:tcBorders>
+            <w:shd w:val="clear" w:color="auto" w:fill="FFFFFF"/>
+            <w:tcMar>
+              <w:top w:w="0" w:type="dxa"/>
+              <w:bottom w:w="0" w:type="dxa"/>
+              <w:left w:w="0" w:type="dxa"/>
+              <w:right w:w="0" w:type="dxa"/>
+            </w:tcMar>
+            <w:vAlign w:val="top"/>
+          </w:tcPr>
+          <w:p>
+            <w:pPr>
+              <w:pStyle w:val="Normal"/>
+              <w:jc w:val="center"/>
+              <w:pBdr>
+                <w:bottom w:val="none" w:sz="0" w:space="0" w:color="000000"/>
+                <w:top w:val="none" w:sz="0" w:space="0" w:color="000000"/>
+                <w:left w:val="none" w:sz="0" w:space="0" w:color="000000"/>
+                <w:right w:val="none" w:sz="0" w:space="0" w:color="000000"/>
+              </w:pBdr>
+              <w:spacing w:after="100" w:before="100" w:line="240"/>
+              <w:ind w:left="100" w:right="100" w:firstLine="0" w:firstLineChars="0"/>
+              <w:rPr>
+                <w:rFonts w:ascii="Helvetica" w:hAnsi="Helvetica" w:eastAsia="Helvetica" w:cs="Helvetica"/>
+                <w:i w:val="false"/>
+                <w:b w:val="false"/>
+                <w:u w:val="none"/>
+                <w:sz w:val="22"/>
+                <w:szCs w:val="22"/>
+                <w:color w:val="000000"/>
+              </w:rPr>
+            </w:pPr>
+            <w:r>
+              <w:rPr>
+                <w:rFonts w:ascii="Helvetica" w:hAnsi="Helvetica" w:eastAsia="Helvetica" w:cs="Helvetica"/>
+                <w:i w:val="false"/>
+                <w:b w:val="false"/>
+                <w:u w:val="none"/>
+                <w:sz w:val="22"/>
+                <w:szCs w:val="22"/>
+                <w:color w:val="000000"/>
+              </w:rPr>
+              <w:t xml:space="preserve">0.360</w:t>
             </w:r>
           </w:p>
         </w:tc>
@@ -11517,7 +11517,7 @@
                 <w:szCs w:val="22"/>
                 <w:color w:val="000000"/>
               </w:rPr>
-              <w:t xml:space="preserve">2.05</w:t>
+              <w:t xml:space="preserve">2.06</w:t>
             </w:r>
           </w:p>
         </w:tc>
@@ -11729,113 +11729,113 @@
                 <w:szCs w:val="22"/>
                 <w:color w:val="000000"/>
               </w:rPr>
-              <w:t xml:space="preserve">1.86</w:t>
-            </w:r>
-          </w:p>
-        </w:tc>
-        <w:tc>
-          <w:tcPr>
-            <w:tcBorders>
-              <w:bottom w:val="none" w:sz="0" w:space="0" w:color="000000"/>
-              <w:top w:val="none" w:sz="0" w:space="0" w:color="000000"/>
-              <w:left w:val="none" w:sz="0" w:space="0" w:color="000000"/>
-              <w:right w:val="none" w:sz="0" w:space="0" w:color="000000"/>
-            </w:tcBorders>
-            <w:shd w:val="clear" w:color="auto" w:fill="FFFFFF"/>
-            <w:tcMar>
-              <w:top w:w="0" w:type="dxa"/>
-              <w:bottom w:w="0" w:type="dxa"/>
-              <w:left w:w="0" w:type="dxa"/>
-              <w:right w:w="0" w:type="dxa"/>
-            </w:tcMar>
-            <w:vAlign w:val="top"/>
-          </w:tcPr>
-          <w:p>
-            <w:pPr>
-              <w:pStyle w:val="Normal"/>
-              <w:jc w:val="center"/>
-              <w:pBdr>
-                <w:bottom w:val="none" w:sz="0" w:space="0" w:color="000000"/>
-                <w:top w:val="none" w:sz="0" w:space="0" w:color="000000"/>
-                <w:left w:val="none" w:sz="0" w:space="0" w:color="000000"/>
-                <w:right w:val="none" w:sz="0" w:space="0" w:color="000000"/>
-              </w:pBdr>
-              <w:spacing w:after="100" w:before="100" w:line="240"/>
-              <w:ind w:left="100" w:right="100" w:firstLine="0" w:firstLineChars="0"/>
-              <w:rPr>
-                <w:rFonts w:ascii="Helvetica" w:hAnsi="Helvetica" w:eastAsia="Helvetica" w:cs="Helvetica"/>
-                <w:i w:val="false"/>
-                <w:b w:val="false"/>
-                <w:u w:val="none"/>
-                <w:sz w:val="22"/>
-                <w:szCs w:val="22"/>
-                <w:color w:val="000000"/>
-              </w:rPr>
-            </w:pPr>
-            <w:r>
-              <w:rPr>
-                <w:rFonts w:ascii="Helvetica" w:hAnsi="Helvetica" w:eastAsia="Helvetica" w:cs="Helvetica"/>
-                <w:i w:val="false"/>
-                <w:b w:val="false"/>
-                <w:u w:val="none"/>
-                <w:sz w:val="22"/>
-                <w:szCs w:val="22"/>
-                <w:color w:val="000000"/>
-              </w:rPr>
-              <w:t xml:space="preserve">0.04, 84.2</w:t>
-            </w:r>
-          </w:p>
-        </w:tc>
-        <w:tc>
-          <w:tcPr>
-            <w:tcBorders>
-              <w:bottom w:val="none" w:sz="0" w:space="0" w:color="000000"/>
-              <w:top w:val="none" w:sz="0" w:space="0" w:color="000000"/>
-              <w:left w:val="none" w:sz="0" w:space="0" w:color="000000"/>
-              <w:right w:val="none" w:sz="0" w:space="0" w:color="000000"/>
-            </w:tcBorders>
-            <w:shd w:val="clear" w:color="auto" w:fill="FFFFFF"/>
-            <w:tcMar>
-              <w:top w:w="0" w:type="dxa"/>
-              <w:bottom w:w="0" w:type="dxa"/>
-              <w:left w:w="0" w:type="dxa"/>
-              <w:right w:w="0" w:type="dxa"/>
-            </w:tcMar>
-            <w:vAlign w:val="top"/>
-          </w:tcPr>
-          <w:p>
-            <w:pPr>
-              <w:pStyle w:val="Normal"/>
-              <w:jc w:val="center"/>
-              <w:pBdr>
-                <w:bottom w:val="none" w:sz="0" w:space="0" w:color="000000"/>
-                <w:top w:val="none" w:sz="0" w:space="0" w:color="000000"/>
-                <w:left w:val="none" w:sz="0" w:space="0" w:color="000000"/>
-                <w:right w:val="none" w:sz="0" w:space="0" w:color="000000"/>
-              </w:pBdr>
-              <w:spacing w:after="100" w:before="100" w:line="240"/>
-              <w:ind w:left="100" w:right="100" w:firstLine="0" w:firstLineChars="0"/>
-              <w:rPr>
-                <w:rFonts w:ascii="Helvetica" w:hAnsi="Helvetica" w:eastAsia="Helvetica" w:cs="Helvetica"/>
-                <w:i w:val="false"/>
-                <w:b w:val="false"/>
-                <w:u w:val="none"/>
-                <w:sz w:val="22"/>
-                <w:szCs w:val="22"/>
-                <w:color w:val="000000"/>
-              </w:rPr>
-            </w:pPr>
-            <w:r>
-              <w:rPr>
-                <w:rFonts w:ascii="Helvetica" w:hAnsi="Helvetica" w:eastAsia="Helvetica" w:cs="Helvetica"/>
-                <w:i w:val="false"/>
-                <w:b w:val="false"/>
-                <w:u w:val="none"/>
-                <w:sz w:val="22"/>
-                <w:szCs w:val="22"/>
-                <w:color w:val="000000"/>
-              </w:rPr>
-              <w:t xml:space="preserve">0.750</w:t>
+              <w:t xml:space="preserve">2.43</w:t>
+            </w:r>
+          </w:p>
+        </w:tc>
+        <w:tc>
+          <w:tcPr>
+            <w:tcBorders>
+              <w:bottom w:val="none" w:sz="0" w:space="0" w:color="000000"/>
+              <w:top w:val="none" w:sz="0" w:space="0" w:color="000000"/>
+              <w:left w:val="none" w:sz="0" w:space="0" w:color="000000"/>
+              <w:right w:val="none" w:sz="0" w:space="0" w:color="000000"/>
+            </w:tcBorders>
+            <w:shd w:val="clear" w:color="auto" w:fill="FFFFFF"/>
+            <w:tcMar>
+              <w:top w:w="0" w:type="dxa"/>
+              <w:bottom w:w="0" w:type="dxa"/>
+              <w:left w:w="0" w:type="dxa"/>
+              <w:right w:w="0" w:type="dxa"/>
+            </w:tcMar>
+            <w:vAlign w:val="top"/>
+          </w:tcPr>
+          <w:p>
+            <w:pPr>
+              <w:pStyle w:val="Normal"/>
+              <w:jc w:val="center"/>
+              <w:pBdr>
+                <w:bottom w:val="none" w:sz="0" w:space="0" w:color="000000"/>
+                <w:top w:val="none" w:sz="0" w:space="0" w:color="000000"/>
+                <w:left w:val="none" w:sz="0" w:space="0" w:color="000000"/>
+                <w:right w:val="none" w:sz="0" w:space="0" w:color="000000"/>
+              </w:pBdr>
+              <w:spacing w:after="100" w:before="100" w:line="240"/>
+              <w:ind w:left="100" w:right="100" w:firstLine="0" w:firstLineChars="0"/>
+              <w:rPr>
+                <w:rFonts w:ascii="Helvetica" w:hAnsi="Helvetica" w:eastAsia="Helvetica" w:cs="Helvetica"/>
+                <w:i w:val="false"/>
+                <w:b w:val="false"/>
+                <w:u w:val="none"/>
+                <w:sz w:val="22"/>
+                <w:szCs w:val="22"/>
+                <w:color w:val="000000"/>
+              </w:rPr>
+            </w:pPr>
+            <w:r>
+              <w:rPr>
+                <w:rFonts w:ascii="Helvetica" w:hAnsi="Helvetica" w:eastAsia="Helvetica" w:cs="Helvetica"/>
+                <w:i w:val="false"/>
+                <w:b w:val="false"/>
+                <w:u w:val="none"/>
+                <w:sz w:val="22"/>
+                <w:szCs w:val="22"/>
+                <w:color w:val="000000"/>
+              </w:rPr>
+              <w:t xml:space="preserve">0.06, 97.9</w:t>
+            </w:r>
+          </w:p>
+        </w:tc>
+        <w:tc>
+          <w:tcPr>
+            <w:tcBorders>
+              <w:bottom w:val="none" w:sz="0" w:space="0" w:color="000000"/>
+              <w:top w:val="none" w:sz="0" w:space="0" w:color="000000"/>
+              <w:left w:val="none" w:sz="0" w:space="0" w:color="000000"/>
+              <w:right w:val="none" w:sz="0" w:space="0" w:color="000000"/>
+            </w:tcBorders>
+            <w:shd w:val="clear" w:color="auto" w:fill="FFFFFF"/>
+            <w:tcMar>
+              <w:top w:w="0" w:type="dxa"/>
+              <w:bottom w:w="0" w:type="dxa"/>
+              <w:left w:w="0" w:type="dxa"/>
+              <w:right w:w="0" w:type="dxa"/>
+            </w:tcMar>
+            <w:vAlign w:val="top"/>
+          </w:tcPr>
+          <w:p>
+            <w:pPr>
+              <w:pStyle w:val="Normal"/>
+              <w:jc w:val="center"/>
+              <w:pBdr>
+                <w:bottom w:val="none" w:sz="0" w:space="0" w:color="000000"/>
+                <w:top w:val="none" w:sz="0" w:space="0" w:color="000000"/>
+                <w:left w:val="none" w:sz="0" w:space="0" w:color="000000"/>
+                <w:right w:val="none" w:sz="0" w:space="0" w:color="000000"/>
+              </w:pBdr>
+              <w:spacing w:after="100" w:before="100" w:line="240"/>
+              <w:ind w:left="100" w:right="100" w:firstLine="0" w:firstLineChars="0"/>
+              <w:rPr>
+                <w:rFonts w:ascii="Helvetica" w:hAnsi="Helvetica" w:eastAsia="Helvetica" w:cs="Helvetica"/>
+                <w:i w:val="false"/>
+                <w:b w:val="false"/>
+                <w:u w:val="none"/>
+                <w:sz w:val="22"/>
+                <w:szCs w:val="22"/>
+                <w:color w:val="000000"/>
+              </w:rPr>
+            </w:pPr>
+            <w:r>
+              <w:rPr>
+                <w:rFonts w:ascii="Helvetica" w:hAnsi="Helvetica" w:eastAsia="Helvetica" w:cs="Helvetica"/>
+                <w:i w:val="false"/>
+                <w:b w:val="false"/>
+                <w:u w:val="none"/>
+                <w:sz w:val="22"/>
+                <w:szCs w:val="22"/>
+                <w:color w:val="000000"/>
+              </w:rPr>
+              <w:t xml:space="preserve">0.640</w:t>
             </w:r>
           </w:p>
         </w:tc>
@@ -12000,113 +12000,113 @@
                 <w:szCs w:val="22"/>
                 <w:color w:val="000000"/>
               </w:rPr>
-              <w:t xml:space="preserve">0.44</w:t>
-            </w:r>
-          </w:p>
-        </w:tc>
-        <w:tc>
-          <w:tcPr>
-            <w:tcBorders>
-              <w:bottom w:val="none" w:sz="0" w:space="0" w:color="000000"/>
-              <w:top w:val="none" w:sz="0" w:space="0" w:color="000000"/>
-              <w:left w:val="none" w:sz="0" w:space="0" w:color="000000"/>
-              <w:right w:val="none" w:sz="0" w:space="0" w:color="000000"/>
-            </w:tcBorders>
-            <w:shd w:val="clear" w:color="auto" w:fill="FFFFFF"/>
-            <w:tcMar>
-              <w:top w:w="0" w:type="dxa"/>
-              <w:bottom w:w="0" w:type="dxa"/>
-              <w:left w:w="0" w:type="dxa"/>
-              <w:right w:w="0" w:type="dxa"/>
-            </w:tcMar>
-            <w:vAlign w:val="top"/>
-          </w:tcPr>
-          <w:p>
-            <w:pPr>
-              <w:pStyle w:val="Normal"/>
-              <w:jc w:val="center"/>
-              <w:pBdr>
-                <w:bottom w:val="none" w:sz="0" w:space="0" w:color="000000"/>
-                <w:top w:val="none" w:sz="0" w:space="0" w:color="000000"/>
-                <w:left w:val="none" w:sz="0" w:space="0" w:color="000000"/>
-                <w:right w:val="none" w:sz="0" w:space="0" w:color="000000"/>
-              </w:pBdr>
-              <w:spacing w:after="100" w:before="100" w:line="240"/>
-              <w:ind w:left="100" w:right="100" w:firstLine="0" w:firstLineChars="0"/>
-              <w:rPr>
-                <w:rFonts w:ascii="Helvetica" w:hAnsi="Helvetica" w:eastAsia="Helvetica" w:cs="Helvetica"/>
-                <w:i w:val="false"/>
-                <w:b w:val="false"/>
-                <w:u w:val="none"/>
-                <w:sz w:val="22"/>
-                <w:szCs w:val="22"/>
-                <w:color w:val="000000"/>
-              </w:rPr>
-            </w:pPr>
-            <w:r>
-              <w:rPr>
-                <w:rFonts w:ascii="Helvetica" w:hAnsi="Helvetica" w:eastAsia="Helvetica" w:cs="Helvetica"/>
-                <w:i w:val="false"/>
-                <w:b w:val="false"/>
-                <w:u w:val="none"/>
-                <w:sz w:val="22"/>
-                <w:szCs w:val="22"/>
-                <w:color w:val="000000"/>
-              </w:rPr>
-              <w:t xml:space="preserve">0.06, 3.24</w:t>
-            </w:r>
-          </w:p>
-        </w:tc>
-        <w:tc>
-          <w:tcPr>
-            <w:tcBorders>
-              <w:bottom w:val="none" w:sz="0" w:space="0" w:color="000000"/>
-              <w:top w:val="none" w:sz="0" w:space="0" w:color="000000"/>
-              <w:left w:val="none" w:sz="0" w:space="0" w:color="000000"/>
-              <w:right w:val="none" w:sz="0" w:space="0" w:color="000000"/>
-            </w:tcBorders>
-            <w:shd w:val="clear" w:color="auto" w:fill="FFFFFF"/>
-            <w:tcMar>
-              <w:top w:w="0" w:type="dxa"/>
-              <w:bottom w:w="0" w:type="dxa"/>
-              <w:left w:w="0" w:type="dxa"/>
-              <w:right w:w="0" w:type="dxa"/>
-            </w:tcMar>
-            <w:vAlign w:val="top"/>
-          </w:tcPr>
-          <w:p>
-            <w:pPr>
-              <w:pStyle w:val="Normal"/>
-              <w:jc w:val="center"/>
-              <w:pBdr>
-                <w:bottom w:val="none" w:sz="0" w:space="0" w:color="000000"/>
-                <w:top w:val="none" w:sz="0" w:space="0" w:color="000000"/>
-                <w:left w:val="none" w:sz="0" w:space="0" w:color="000000"/>
-                <w:right w:val="none" w:sz="0" w:space="0" w:color="000000"/>
-              </w:pBdr>
-              <w:spacing w:after="100" w:before="100" w:line="240"/>
-              <w:ind w:left="100" w:right="100" w:firstLine="0" w:firstLineChars="0"/>
-              <w:rPr>
-                <w:rFonts w:ascii="Helvetica" w:hAnsi="Helvetica" w:eastAsia="Helvetica" w:cs="Helvetica"/>
-                <w:i w:val="false"/>
-                <w:b w:val="false"/>
-                <w:u w:val="none"/>
-                <w:sz w:val="22"/>
-                <w:szCs w:val="22"/>
-                <w:color w:val="000000"/>
-              </w:rPr>
-            </w:pPr>
-            <w:r>
-              <w:rPr>
-                <w:rFonts w:ascii="Helvetica" w:hAnsi="Helvetica" w:eastAsia="Helvetica" w:cs="Helvetica"/>
-                <w:i w:val="false"/>
-                <w:b w:val="false"/>
-                <w:u w:val="none"/>
-                <w:sz w:val="22"/>
-                <w:szCs w:val="22"/>
-                <w:color w:val="000000"/>
-              </w:rPr>
-              <w:t xml:space="preserve">0.420</w:t>
+              <w:t xml:space="preserve">0.42</w:t>
+            </w:r>
+          </w:p>
+        </w:tc>
+        <w:tc>
+          <w:tcPr>
+            <w:tcBorders>
+              <w:bottom w:val="none" w:sz="0" w:space="0" w:color="000000"/>
+              <w:top w:val="none" w:sz="0" w:space="0" w:color="000000"/>
+              <w:left w:val="none" w:sz="0" w:space="0" w:color="000000"/>
+              <w:right w:val="none" w:sz="0" w:space="0" w:color="000000"/>
+            </w:tcBorders>
+            <w:shd w:val="clear" w:color="auto" w:fill="FFFFFF"/>
+            <w:tcMar>
+              <w:top w:w="0" w:type="dxa"/>
+              <w:bottom w:w="0" w:type="dxa"/>
+              <w:left w:w="0" w:type="dxa"/>
+              <w:right w:w="0" w:type="dxa"/>
+            </w:tcMar>
+            <w:vAlign w:val="top"/>
+          </w:tcPr>
+          <w:p>
+            <w:pPr>
+              <w:pStyle w:val="Normal"/>
+              <w:jc w:val="center"/>
+              <w:pBdr>
+                <w:bottom w:val="none" w:sz="0" w:space="0" w:color="000000"/>
+                <w:top w:val="none" w:sz="0" w:space="0" w:color="000000"/>
+                <w:left w:val="none" w:sz="0" w:space="0" w:color="000000"/>
+                <w:right w:val="none" w:sz="0" w:space="0" w:color="000000"/>
+              </w:pBdr>
+              <w:spacing w:after="100" w:before="100" w:line="240"/>
+              <w:ind w:left="100" w:right="100" w:firstLine="0" w:firstLineChars="0"/>
+              <w:rPr>
+                <w:rFonts w:ascii="Helvetica" w:hAnsi="Helvetica" w:eastAsia="Helvetica" w:cs="Helvetica"/>
+                <w:i w:val="false"/>
+                <w:b w:val="false"/>
+                <w:u w:val="none"/>
+                <w:sz w:val="22"/>
+                <w:szCs w:val="22"/>
+                <w:color w:val="000000"/>
+              </w:rPr>
+            </w:pPr>
+            <w:r>
+              <w:rPr>
+                <w:rFonts w:ascii="Helvetica" w:hAnsi="Helvetica" w:eastAsia="Helvetica" w:cs="Helvetica"/>
+                <w:i w:val="false"/>
+                <w:b w:val="false"/>
+                <w:u w:val="none"/>
+                <w:sz w:val="22"/>
+                <w:szCs w:val="22"/>
+                <w:color w:val="000000"/>
+              </w:rPr>
+              <w:t xml:space="preserve">0.06, 3.09</w:t>
+            </w:r>
+          </w:p>
+        </w:tc>
+        <w:tc>
+          <w:tcPr>
+            <w:tcBorders>
+              <w:bottom w:val="none" w:sz="0" w:space="0" w:color="000000"/>
+              <w:top w:val="none" w:sz="0" w:space="0" w:color="000000"/>
+              <w:left w:val="none" w:sz="0" w:space="0" w:color="000000"/>
+              <w:right w:val="none" w:sz="0" w:space="0" w:color="000000"/>
+            </w:tcBorders>
+            <w:shd w:val="clear" w:color="auto" w:fill="FFFFFF"/>
+            <w:tcMar>
+              <w:top w:w="0" w:type="dxa"/>
+              <w:bottom w:w="0" w:type="dxa"/>
+              <w:left w:w="0" w:type="dxa"/>
+              <w:right w:w="0" w:type="dxa"/>
+            </w:tcMar>
+            <w:vAlign w:val="top"/>
+          </w:tcPr>
+          <w:p>
+            <w:pPr>
+              <w:pStyle w:val="Normal"/>
+              <w:jc w:val="center"/>
+              <w:pBdr>
+                <w:bottom w:val="none" w:sz="0" w:space="0" w:color="000000"/>
+                <w:top w:val="none" w:sz="0" w:space="0" w:color="000000"/>
+                <w:left w:val="none" w:sz="0" w:space="0" w:color="000000"/>
+                <w:right w:val="none" w:sz="0" w:space="0" w:color="000000"/>
+              </w:pBdr>
+              <w:spacing w:after="100" w:before="100" w:line="240"/>
+              <w:ind w:left="100" w:right="100" w:firstLine="0" w:firstLineChars="0"/>
+              <w:rPr>
+                <w:rFonts w:ascii="Helvetica" w:hAnsi="Helvetica" w:eastAsia="Helvetica" w:cs="Helvetica"/>
+                <w:i w:val="false"/>
+                <w:b w:val="false"/>
+                <w:u w:val="none"/>
+                <w:sz w:val="22"/>
+                <w:szCs w:val="22"/>
+                <w:color w:val="000000"/>
+              </w:rPr>
+            </w:pPr>
+            <w:r>
+              <w:rPr>
+                <w:rFonts w:ascii="Helvetica" w:hAnsi="Helvetica" w:eastAsia="Helvetica" w:cs="Helvetica"/>
+                <w:i w:val="false"/>
+                <w:b w:val="false"/>
+                <w:u w:val="none"/>
+                <w:sz w:val="22"/>
+                <w:szCs w:val="22"/>
+                <w:color w:val="000000"/>
+              </w:rPr>
+              <w:t xml:space="preserve">0.400</w:t>
             </w:r>
           </w:p>
         </w:tc>
@@ -12212,113 +12212,113 @@
                 <w:szCs w:val="22"/>
                 <w:color w:val="000000"/>
               </w:rPr>
-              <w:t xml:space="preserve">0.28</w:t>
-            </w:r>
-          </w:p>
-        </w:tc>
-        <w:tc>
-          <w:tcPr>
-            <w:tcBorders>
-              <w:bottom w:val="none" w:sz="0" w:space="0" w:color="000000"/>
-              <w:top w:val="none" w:sz="0" w:space="0" w:color="000000"/>
-              <w:left w:val="none" w:sz="0" w:space="0" w:color="000000"/>
-              <w:right w:val="none" w:sz="0" w:space="0" w:color="000000"/>
-            </w:tcBorders>
-            <w:shd w:val="clear" w:color="auto" w:fill="FFFFFF"/>
-            <w:tcMar>
-              <w:top w:w="0" w:type="dxa"/>
-              <w:bottom w:w="0" w:type="dxa"/>
-              <w:left w:w="0" w:type="dxa"/>
-              <w:right w:w="0" w:type="dxa"/>
-            </w:tcMar>
-            <w:vAlign w:val="top"/>
-          </w:tcPr>
-          <w:p>
-            <w:pPr>
-              <w:pStyle w:val="Normal"/>
-              <w:jc w:val="center"/>
-              <w:pBdr>
-                <w:bottom w:val="none" w:sz="0" w:space="0" w:color="000000"/>
-                <w:top w:val="none" w:sz="0" w:space="0" w:color="000000"/>
-                <w:left w:val="none" w:sz="0" w:space="0" w:color="000000"/>
-                <w:right w:val="none" w:sz="0" w:space="0" w:color="000000"/>
-              </w:pBdr>
-              <w:spacing w:after="100" w:before="100" w:line="240"/>
-              <w:ind w:left="100" w:right="100" w:firstLine="0" w:firstLineChars="0"/>
-              <w:rPr>
-                <w:rFonts w:ascii="Helvetica" w:hAnsi="Helvetica" w:eastAsia="Helvetica" w:cs="Helvetica"/>
-                <w:i w:val="false"/>
-                <w:b w:val="false"/>
-                <w:u w:val="none"/>
-                <w:sz w:val="22"/>
-                <w:szCs w:val="22"/>
-                <w:color w:val="000000"/>
-              </w:rPr>
-            </w:pPr>
-            <w:r>
-              <w:rPr>
-                <w:rFonts w:ascii="Helvetica" w:hAnsi="Helvetica" w:eastAsia="Helvetica" w:cs="Helvetica"/>
-                <w:i w:val="false"/>
-                <w:b w:val="false"/>
-                <w:u w:val="none"/>
-                <w:sz w:val="22"/>
-                <w:szCs w:val="22"/>
-                <w:color w:val="000000"/>
-              </w:rPr>
-              <w:t xml:space="preserve">0.01, 6.13</w:t>
-            </w:r>
-          </w:p>
-        </w:tc>
-        <w:tc>
-          <w:tcPr>
-            <w:tcBorders>
-              <w:bottom w:val="none" w:sz="0" w:space="0" w:color="000000"/>
-              <w:top w:val="none" w:sz="0" w:space="0" w:color="000000"/>
-              <w:left w:val="none" w:sz="0" w:space="0" w:color="000000"/>
-              <w:right w:val="none" w:sz="0" w:space="0" w:color="000000"/>
-            </w:tcBorders>
-            <w:shd w:val="clear" w:color="auto" w:fill="FFFFFF"/>
-            <w:tcMar>
-              <w:top w:w="0" w:type="dxa"/>
-              <w:bottom w:w="0" w:type="dxa"/>
-              <w:left w:w="0" w:type="dxa"/>
-              <w:right w:w="0" w:type="dxa"/>
-            </w:tcMar>
-            <w:vAlign w:val="top"/>
-          </w:tcPr>
-          <w:p>
-            <w:pPr>
-              <w:pStyle w:val="Normal"/>
-              <w:jc w:val="center"/>
-              <w:pBdr>
-                <w:bottom w:val="none" w:sz="0" w:space="0" w:color="000000"/>
-                <w:top w:val="none" w:sz="0" w:space="0" w:color="000000"/>
-                <w:left w:val="none" w:sz="0" w:space="0" w:color="000000"/>
-                <w:right w:val="none" w:sz="0" w:space="0" w:color="000000"/>
-              </w:pBdr>
-              <w:spacing w:after="100" w:before="100" w:line="240"/>
-              <w:ind w:left="100" w:right="100" w:firstLine="0" w:firstLineChars="0"/>
-              <w:rPr>
-                <w:rFonts w:ascii="Helvetica" w:hAnsi="Helvetica" w:eastAsia="Helvetica" w:cs="Helvetica"/>
-                <w:i w:val="false"/>
-                <w:b w:val="false"/>
-                <w:u w:val="none"/>
-                <w:sz w:val="22"/>
-                <w:szCs w:val="22"/>
-                <w:color w:val="000000"/>
-              </w:rPr>
-            </w:pPr>
-            <w:r>
-              <w:rPr>
-                <w:rFonts w:ascii="Helvetica" w:hAnsi="Helvetica" w:eastAsia="Helvetica" w:cs="Helvetica"/>
-                <w:i w:val="false"/>
-                <w:b w:val="false"/>
-                <w:u w:val="none"/>
-                <w:sz w:val="22"/>
-                <w:szCs w:val="22"/>
-                <w:color w:val="000000"/>
-              </w:rPr>
-              <w:t xml:space="preserve">0.420</w:t>
+              <w:t xml:space="preserve">0.20</w:t>
+            </w:r>
+          </w:p>
+        </w:tc>
+        <w:tc>
+          <w:tcPr>
+            <w:tcBorders>
+              <w:bottom w:val="none" w:sz="0" w:space="0" w:color="000000"/>
+              <w:top w:val="none" w:sz="0" w:space="0" w:color="000000"/>
+              <w:left w:val="none" w:sz="0" w:space="0" w:color="000000"/>
+              <w:right w:val="none" w:sz="0" w:space="0" w:color="000000"/>
+            </w:tcBorders>
+            <w:shd w:val="clear" w:color="auto" w:fill="FFFFFF"/>
+            <w:tcMar>
+              <w:top w:w="0" w:type="dxa"/>
+              <w:bottom w:w="0" w:type="dxa"/>
+              <w:left w:w="0" w:type="dxa"/>
+              <w:right w:w="0" w:type="dxa"/>
+            </w:tcMar>
+            <w:vAlign w:val="top"/>
+          </w:tcPr>
+          <w:p>
+            <w:pPr>
+              <w:pStyle w:val="Normal"/>
+              <w:jc w:val="center"/>
+              <w:pBdr>
+                <w:bottom w:val="none" w:sz="0" w:space="0" w:color="000000"/>
+                <w:top w:val="none" w:sz="0" w:space="0" w:color="000000"/>
+                <w:left w:val="none" w:sz="0" w:space="0" w:color="000000"/>
+                <w:right w:val="none" w:sz="0" w:space="0" w:color="000000"/>
+              </w:pBdr>
+              <w:spacing w:after="100" w:before="100" w:line="240"/>
+              <w:ind w:left="100" w:right="100" w:firstLine="0" w:firstLineChars="0"/>
+              <w:rPr>
+                <w:rFonts w:ascii="Helvetica" w:hAnsi="Helvetica" w:eastAsia="Helvetica" w:cs="Helvetica"/>
+                <w:i w:val="false"/>
+                <w:b w:val="false"/>
+                <w:u w:val="none"/>
+                <w:sz w:val="22"/>
+                <w:szCs w:val="22"/>
+                <w:color w:val="000000"/>
+              </w:rPr>
+            </w:pPr>
+            <w:r>
+              <w:rPr>
+                <w:rFonts w:ascii="Helvetica" w:hAnsi="Helvetica" w:eastAsia="Helvetica" w:cs="Helvetica"/>
+                <w:i w:val="false"/>
+                <w:b w:val="false"/>
+                <w:u w:val="none"/>
+                <w:sz w:val="22"/>
+                <w:szCs w:val="22"/>
+                <w:color w:val="000000"/>
+              </w:rPr>
+              <w:t xml:space="preserve">0.01, 4.29</w:t>
+            </w:r>
+          </w:p>
+        </w:tc>
+        <w:tc>
+          <w:tcPr>
+            <w:tcBorders>
+              <w:bottom w:val="none" w:sz="0" w:space="0" w:color="000000"/>
+              <w:top w:val="none" w:sz="0" w:space="0" w:color="000000"/>
+              <w:left w:val="none" w:sz="0" w:space="0" w:color="000000"/>
+              <w:right w:val="none" w:sz="0" w:space="0" w:color="000000"/>
+            </w:tcBorders>
+            <w:shd w:val="clear" w:color="auto" w:fill="FFFFFF"/>
+            <w:tcMar>
+              <w:top w:w="0" w:type="dxa"/>
+              <w:bottom w:w="0" w:type="dxa"/>
+              <w:left w:w="0" w:type="dxa"/>
+              <w:right w:w="0" w:type="dxa"/>
+            </w:tcMar>
+            <w:vAlign w:val="top"/>
+          </w:tcPr>
+          <w:p>
+            <w:pPr>
+              <w:pStyle w:val="Normal"/>
+              <w:jc w:val="center"/>
+              <w:pBdr>
+                <w:bottom w:val="none" w:sz="0" w:space="0" w:color="000000"/>
+                <w:top w:val="none" w:sz="0" w:space="0" w:color="000000"/>
+                <w:left w:val="none" w:sz="0" w:space="0" w:color="000000"/>
+                <w:right w:val="none" w:sz="0" w:space="0" w:color="000000"/>
+              </w:pBdr>
+              <w:spacing w:after="100" w:before="100" w:line="240"/>
+              <w:ind w:left="100" w:right="100" w:firstLine="0" w:firstLineChars="0"/>
+              <w:rPr>
+                <w:rFonts w:ascii="Helvetica" w:hAnsi="Helvetica" w:eastAsia="Helvetica" w:cs="Helvetica"/>
+                <w:i w:val="false"/>
+                <w:b w:val="false"/>
+                <w:u w:val="none"/>
+                <w:sz w:val="22"/>
+                <w:szCs w:val="22"/>
+                <w:color w:val="000000"/>
+              </w:rPr>
+            </w:pPr>
+            <w:r>
+              <w:rPr>
+                <w:rFonts w:ascii="Helvetica" w:hAnsi="Helvetica" w:eastAsia="Helvetica" w:cs="Helvetica"/>
+                <w:i w:val="false"/>
+                <w:b w:val="false"/>
+                <w:u w:val="none"/>
+                <w:sz w:val="22"/>
+                <w:szCs w:val="22"/>
+                <w:color w:val="000000"/>
+              </w:rPr>
+              <w:t xml:space="preserve">0.300</w:t>
             </w:r>
           </w:p>
         </w:tc>
@@ -12589,7 +12589,7 @@
                 <w:szCs w:val="22"/>
                 <w:color w:val="000000"/>
               </w:rPr>
-              <w:t xml:space="preserve">0.710</w:t>
+              <w:t xml:space="preserve">0.680</w:t>
             </w:r>
           </w:p>
         </w:tc>
@@ -12695,113 +12695,113 @@
                 <w:szCs w:val="22"/>
                 <w:color w:val="000000"/>
               </w:rPr>
-              <w:t xml:space="preserve">1.00</w:t>
-            </w:r>
-          </w:p>
-        </w:tc>
-        <w:tc>
-          <w:tcPr>
-            <w:tcBorders>
-              <w:bottom w:val="none" w:sz="0" w:space="0" w:color="000000"/>
-              <w:top w:val="none" w:sz="0" w:space="0" w:color="000000"/>
-              <w:left w:val="none" w:sz="0" w:space="0" w:color="000000"/>
-              <w:right w:val="none" w:sz="0" w:space="0" w:color="000000"/>
-            </w:tcBorders>
-            <w:shd w:val="clear" w:color="auto" w:fill="FFFFFF"/>
-            <w:tcMar>
-              <w:top w:w="0" w:type="dxa"/>
-              <w:bottom w:w="0" w:type="dxa"/>
-              <w:left w:w="0" w:type="dxa"/>
-              <w:right w:w="0" w:type="dxa"/>
-            </w:tcMar>
-            <w:vAlign w:val="top"/>
-          </w:tcPr>
-          <w:p>
-            <w:pPr>
-              <w:pStyle w:val="Normal"/>
-              <w:jc w:val="center"/>
-              <w:pBdr>
-                <w:bottom w:val="none" w:sz="0" w:space="0" w:color="000000"/>
-                <w:top w:val="none" w:sz="0" w:space="0" w:color="000000"/>
-                <w:left w:val="none" w:sz="0" w:space="0" w:color="000000"/>
-                <w:right w:val="none" w:sz="0" w:space="0" w:color="000000"/>
-              </w:pBdr>
-              <w:spacing w:after="100" w:before="100" w:line="240"/>
-              <w:ind w:left="100" w:right="100" w:firstLine="0" w:firstLineChars="0"/>
-              <w:rPr>
-                <w:rFonts w:ascii="Helvetica" w:hAnsi="Helvetica" w:eastAsia="Helvetica" w:cs="Helvetica"/>
-                <w:i w:val="false"/>
-                <w:b w:val="false"/>
-                <w:u w:val="none"/>
-                <w:sz w:val="22"/>
-                <w:szCs w:val="22"/>
-                <w:color w:val="000000"/>
-              </w:rPr>
-            </w:pPr>
-            <w:r>
-              <w:rPr>
-                <w:rFonts w:ascii="Helvetica" w:hAnsi="Helvetica" w:eastAsia="Helvetica" w:cs="Helvetica"/>
-                <w:i w:val="false"/>
-                <w:b w:val="false"/>
-                <w:u w:val="none"/>
-                <w:sz w:val="22"/>
-                <w:szCs w:val="22"/>
-                <w:color w:val="000000"/>
-              </w:rPr>
-              <w:t xml:space="preserve">0.89, 1.12</w:t>
-            </w:r>
-          </w:p>
-        </w:tc>
-        <w:tc>
-          <w:tcPr>
-            <w:tcBorders>
-              <w:bottom w:val="none" w:sz="0" w:space="0" w:color="000000"/>
-              <w:top w:val="none" w:sz="0" w:space="0" w:color="000000"/>
-              <w:left w:val="none" w:sz="0" w:space="0" w:color="000000"/>
-              <w:right w:val="none" w:sz="0" w:space="0" w:color="000000"/>
-            </w:tcBorders>
-            <w:shd w:val="clear" w:color="auto" w:fill="FFFFFF"/>
-            <w:tcMar>
-              <w:top w:w="0" w:type="dxa"/>
-              <w:bottom w:w="0" w:type="dxa"/>
-              <w:left w:w="0" w:type="dxa"/>
-              <w:right w:w="0" w:type="dxa"/>
-            </w:tcMar>
-            <w:vAlign w:val="top"/>
-          </w:tcPr>
-          <w:p>
-            <w:pPr>
-              <w:pStyle w:val="Normal"/>
-              <w:jc w:val="center"/>
-              <w:pBdr>
-                <w:bottom w:val="none" w:sz="0" w:space="0" w:color="000000"/>
-                <w:top w:val="none" w:sz="0" w:space="0" w:color="000000"/>
-                <w:left w:val="none" w:sz="0" w:space="0" w:color="000000"/>
-                <w:right w:val="none" w:sz="0" w:space="0" w:color="000000"/>
-              </w:pBdr>
-              <w:spacing w:after="100" w:before="100" w:line="240"/>
-              <w:ind w:left="100" w:right="100" w:firstLine="0" w:firstLineChars="0"/>
-              <w:rPr>
-                <w:rFonts w:ascii="Helvetica" w:hAnsi="Helvetica" w:eastAsia="Helvetica" w:cs="Helvetica"/>
-                <w:i w:val="false"/>
-                <w:b w:val="false"/>
-                <w:u w:val="none"/>
-                <w:sz w:val="22"/>
-                <w:szCs w:val="22"/>
-                <w:color w:val="000000"/>
-              </w:rPr>
-            </w:pPr>
-            <w:r>
-              <w:rPr>
-                <w:rFonts w:ascii="Helvetica" w:hAnsi="Helvetica" w:eastAsia="Helvetica" w:cs="Helvetica"/>
-                <w:i w:val="false"/>
-                <w:b w:val="false"/>
-                <w:u w:val="none"/>
-                <w:sz w:val="22"/>
-                <w:szCs w:val="22"/>
-                <w:color w:val="000000"/>
-              </w:rPr>
-              <w:t xml:space="preserve">0.990</w:t>
+              <w:t xml:space="preserve">1.01</w:t>
+            </w:r>
+          </w:p>
+        </w:tc>
+        <w:tc>
+          <w:tcPr>
+            <w:tcBorders>
+              <w:bottom w:val="none" w:sz="0" w:space="0" w:color="000000"/>
+              <w:top w:val="none" w:sz="0" w:space="0" w:color="000000"/>
+              <w:left w:val="none" w:sz="0" w:space="0" w:color="000000"/>
+              <w:right w:val="none" w:sz="0" w:space="0" w:color="000000"/>
+            </w:tcBorders>
+            <w:shd w:val="clear" w:color="auto" w:fill="FFFFFF"/>
+            <w:tcMar>
+              <w:top w:w="0" w:type="dxa"/>
+              <w:bottom w:w="0" w:type="dxa"/>
+              <w:left w:w="0" w:type="dxa"/>
+              <w:right w:w="0" w:type="dxa"/>
+            </w:tcMar>
+            <w:vAlign w:val="top"/>
+          </w:tcPr>
+          <w:p>
+            <w:pPr>
+              <w:pStyle w:val="Normal"/>
+              <w:jc w:val="center"/>
+              <w:pBdr>
+                <w:bottom w:val="none" w:sz="0" w:space="0" w:color="000000"/>
+                <w:top w:val="none" w:sz="0" w:space="0" w:color="000000"/>
+                <w:left w:val="none" w:sz="0" w:space="0" w:color="000000"/>
+                <w:right w:val="none" w:sz="0" w:space="0" w:color="000000"/>
+              </w:pBdr>
+              <w:spacing w:after="100" w:before="100" w:line="240"/>
+              <w:ind w:left="100" w:right="100" w:firstLine="0" w:firstLineChars="0"/>
+              <w:rPr>
+                <w:rFonts w:ascii="Helvetica" w:hAnsi="Helvetica" w:eastAsia="Helvetica" w:cs="Helvetica"/>
+                <w:i w:val="false"/>
+                <w:b w:val="false"/>
+                <w:u w:val="none"/>
+                <w:sz w:val="22"/>
+                <w:szCs w:val="22"/>
+                <w:color w:val="000000"/>
+              </w:rPr>
+            </w:pPr>
+            <w:r>
+              <w:rPr>
+                <w:rFonts w:ascii="Helvetica" w:hAnsi="Helvetica" w:eastAsia="Helvetica" w:cs="Helvetica"/>
+                <w:i w:val="false"/>
+                <w:b w:val="false"/>
+                <w:u w:val="none"/>
+                <w:sz w:val="22"/>
+                <w:szCs w:val="22"/>
+                <w:color w:val="000000"/>
+              </w:rPr>
+              <w:t xml:space="preserve">0.90, 1.13</w:t>
+            </w:r>
+          </w:p>
+        </w:tc>
+        <w:tc>
+          <w:tcPr>
+            <w:tcBorders>
+              <w:bottom w:val="none" w:sz="0" w:space="0" w:color="000000"/>
+              <w:top w:val="none" w:sz="0" w:space="0" w:color="000000"/>
+              <w:left w:val="none" w:sz="0" w:space="0" w:color="000000"/>
+              <w:right w:val="none" w:sz="0" w:space="0" w:color="000000"/>
+            </w:tcBorders>
+            <w:shd w:val="clear" w:color="auto" w:fill="FFFFFF"/>
+            <w:tcMar>
+              <w:top w:w="0" w:type="dxa"/>
+              <w:bottom w:w="0" w:type="dxa"/>
+              <w:left w:w="0" w:type="dxa"/>
+              <w:right w:w="0" w:type="dxa"/>
+            </w:tcMar>
+            <w:vAlign w:val="top"/>
+          </w:tcPr>
+          <w:p>
+            <w:pPr>
+              <w:pStyle w:val="Normal"/>
+              <w:jc w:val="center"/>
+              <w:pBdr>
+                <w:bottom w:val="none" w:sz="0" w:space="0" w:color="000000"/>
+                <w:top w:val="none" w:sz="0" w:space="0" w:color="000000"/>
+                <w:left w:val="none" w:sz="0" w:space="0" w:color="000000"/>
+                <w:right w:val="none" w:sz="0" w:space="0" w:color="000000"/>
+              </w:pBdr>
+              <w:spacing w:after="100" w:before="100" w:line="240"/>
+              <w:ind w:left="100" w:right="100" w:firstLine="0" w:firstLineChars="0"/>
+              <w:rPr>
+                <w:rFonts w:ascii="Helvetica" w:hAnsi="Helvetica" w:eastAsia="Helvetica" w:cs="Helvetica"/>
+                <w:i w:val="false"/>
+                <w:b w:val="false"/>
+                <w:u w:val="none"/>
+                <w:sz w:val="22"/>
+                <w:szCs w:val="22"/>
+                <w:color w:val="000000"/>
+              </w:rPr>
+            </w:pPr>
+            <w:r>
+              <w:rPr>
+                <w:rFonts w:ascii="Helvetica" w:hAnsi="Helvetica" w:eastAsia="Helvetica" w:cs="Helvetica"/>
+                <w:i w:val="false"/>
+                <w:b w:val="false"/>
+                <w:u w:val="none"/>
+                <w:sz w:val="22"/>
+                <w:szCs w:val="22"/>
+                <w:color w:val="000000"/>
+              </w:rPr>
+              <w:t xml:space="preserve">0.900</w:t>
             </w:r>
           </w:p>
         </w:tc>
@@ -12966,113 +12966,113 @@
                 <w:szCs w:val="22"/>
                 <w:color w:val="000000"/>
               </w:rPr>
-              <w:t xml:space="preserve">1.06</w:t>
-            </w:r>
-          </w:p>
-        </w:tc>
-        <w:tc>
-          <w:tcPr>
-            <w:tcBorders>
-              <w:bottom w:val="none" w:sz="0" w:space="0" w:color="000000"/>
-              <w:top w:val="none" w:sz="0" w:space="0" w:color="000000"/>
-              <w:left w:val="none" w:sz="0" w:space="0" w:color="000000"/>
-              <w:right w:val="none" w:sz="0" w:space="0" w:color="000000"/>
-            </w:tcBorders>
-            <w:shd w:val="clear" w:color="auto" w:fill="FFFFFF"/>
-            <w:tcMar>
-              <w:top w:w="0" w:type="dxa"/>
-              <w:bottom w:w="0" w:type="dxa"/>
-              <w:left w:w="0" w:type="dxa"/>
-              <w:right w:w="0" w:type="dxa"/>
-            </w:tcMar>
-            <w:vAlign w:val="top"/>
-          </w:tcPr>
-          <w:p>
-            <w:pPr>
-              <w:pStyle w:val="Normal"/>
-              <w:jc w:val="center"/>
-              <w:pBdr>
-                <w:bottom w:val="none" w:sz="0" w:space="0" w:color="000000"/>
-                <w:top w:val="none" w:sz="0" w:space="0" w:color="000000"/>
-                <w:left w:val="none" w:sz="0" w:space="0" w:color="000000"/>
-                <w:right w:val="none" w:sz="0" w:space="0" w:color="000000"/>
-              </w:pBdr>
-              <w:spacing w:after="100" w:before="100" w:line="240"/>
-              <w:ind w:left="100" w:right="100" w:firstLine="0" w:firstLineChars="0"/>
-              <w:rPr>
-                <w:rFonts w:ascii="Helvetica" w:hAnsi="Helvetica" w:eastAsia="Helvetica" w:cs="Helvetica"/>
-                <w:i w:val="false"/>
-                <w:b w:val="false"/>
-                <w:u w:val="none"/>
-                <w:sz w:val="22"/>
-                <w:szCs w:val="22"/>
-                <w:color w:val="000000"/>
-              </w:rPr>
-            </w:pPr>
-            <w:r>
-              <w:rPr>
-                <w:rFonts w:ascii="Helvetica" w:hAnsi="Helvetica" w:eastAsia="Helvetica" w:cs="Helvetica"/>
-                <w:i w:val="false"/>
-                <w:b w:val="false"/>
-                <w:u w:val="none"/>
-                <w:sz w:val="22"/>
-                <w:szCs w:val="22"/>
-                <w:color w:val="000000"/>
-              </w:rPr>
-              <w:t xml:space="preserve">0.44, 2.57</w:t>
-            </w:r>
-          </w:p>
-        </w:tc>
-        <w:tc>
-          <w:tcPr>
-            <w:tcBorders>
-              <w:bottom w:val="none" w:sz="0" w:space="0" w:color="000000"/>
-              <w:top w:val="none" w:sz="0" w:space="0" w:color="000000"/>
-              <w:left w:val="none" w:sz="0" w:space="0" w:color="000000"/>
-              <w:right w:val="none" w:sz="0" w:space="0" w:color="000000"/>
-            </w:tcBorders>
-            <w:shd w:val="clear" w:color="auto" w:fill="FFFFFF"/>
-            <w:tcMar>
-              <w:top w:w="0" w:type="dxa"/>
-              <w:bottom w:w="0" w:type="dxa"/>
-              <w:left w:w="0" w:type="dxa"/>
-              <w:right w:w="0" w:type="dxa"/>
-            </w:tcMar>
-            <w:vAlign w:val="top"/>
-          </w:tcPr>
-          <w:p>
-            <w:pPr>
-              <w:pStyle w:val="Normal"/>
-              <w:jc w:val="center"/>
-              <w:pBdr>
-                <w:bottom w:val="none" w:sz="0" w:space="0" w:color="000000"/>
-                <w:top w:val="none" w:sz="0" w:space="0" w:color="000000"/>
-                <w:left w:val="none" w:sz="0" w:space="0" w:color="000000"/>
-                <w:right w:val="none" w:sz="0" w:space="0" w:color="000000"/>
-              </w:pBdr>
-              <w:spacing w:after="100" w:before="100" w:line="240"/>
-              <w:ind w:left="100" w:right="100" w:firstLine="0" w:firstLineChars="0"/>
-              <w:rPr>
-                <w:rFonts w:ascii="Helvetica" w:hAnsi="Helvetica" w:eastAsia="Helvetica" w:cs="Helvetica"/>
-                <w:i w:val="false"/>
-                <w:b w:val="false"/>
-                <w:u w:val="none"/>
-                <w:sz w:val="22"/>
-                <w:szCs w:val="22"/>
-                <w:color w:val="000000"/>
-              </w:rPr>
-            </w:pPr>
-            <w:r>
-              <w:rPr>
-                <w:rFonts w:ascii="Helvetica" w:hAnsi="Helvetica" w:eastAsia="Helvetica" w:cs="Helvetica"/>
-                <w:i w:val="false"/>
-                <w:b w:val="false"/>
-                <w:u w:val="none"/>
-                <w:sz w:val="22"/>
-                <w:szCs w:val="22"/>
-                <w:color w:val="000000"/>
-              </w:rPr>
-              <w:t xml:space="preserve">0.900</w:t>
+              <w:t xml:space="preserve">1.04</w:t>
+            </w:r>
+          </w:p>
+        </w:tc>
+        <w:tc>
+          <w:tcPr>
+            <w:tcBorders>
+              <w:bottom w:val="none" w:sz="0" w:space="0" w:color="000000"/>
+              <w:top w:val="none" w:sz="0" w:space="0" w:color="000000"/>
+              <w:left w:val="none" w:sz="0" w:space="0" w:color="000000"/>
+              <w:right w:val="none" w:sz="0" w:space="0" w:color="000000"/>
+            </w:tcBorders>
+            <w:shd w:val="clear" w:color="auto" w:fill="FFFFFF"/>
+            <w:tcMar>
+              <w:top w:w="0" w:type="dxa"/>
+              <w:bottom w:w="0" w:type="dxa"/>
+              <w:left w:w="0" w:type="dxa"/>
+              <w:right w:w="0" w:type="dxa"/>
+            </w:tcMar>
+            <w:vAlign w:val="top"/>
+          </w:tcPr>
+          <w:p>
+            <w:pPr>
+              <w:pStyle w:val="Normal"/>
+              <w:jc w:val="center"/>
+              <w:pBdr>
+                <w:bottom w:val="none" w:sz="0" w:space="0" w:color="000000"/>
+                <w:top w:val="none" w:sz="0" w:space="0" w:color="000000"/>
+                <w:left w:val="none" w:sz="0" w:space="0" w:color="000000"/>
+                <w:right w:val="none" w:sz="0" w:space="0" w:color="000000"/>
+              </w:pBdr>
+              <w:spacing w:after="100" w:before="100" w:line="240"/>
+              <w:ind w:left="100" w:right="100" w:firstLine="0" w:firstLineChars="0"/>
+              <w:rPr>
+                <w:rFonts w:ascii="Helvetica" w:hAnsi="Helvetica" w:eastAsia="Helvetica" w:cs="Helvetica"/>
+                <w:i w:val="false"/>
+                <w:b w:val="false"/>
+                <w:u w:val="none"/>
+                <w:sz w:val="22"/>
+                <w:szCs w:val="22"/>
+                <w:color w:val="000000"/>
+              </w:rPr>
+            </w:pPr>
+            <w:r>
+              <w:rPr>
+                <w:rFonts w:ascii="Helvetica" w:hAnsi="Helvetica" w:eastAsia="Helvetica" w:cs="Helvetica"/>
+                <w:i w:val="false"/>
+                <w:b w:val="false"/>
+                <w:u w:val="none"/>
+                <w:sz w:val="22"/>
+                <w:szCs w:val="22"/>
+                <w:color w:val="000000"/>
+              </w:rPr>
+              <w:t xml:space="preserve">0.43, 2.52</w:t>
+            </w:r>
+          </w:p>
+        </w:tc>
+        <w:tc>
+          <w:tcPr>
+            <w:tcBorders>
+              <w:bottom w:val="none" w:sz="0" w:space="0" w:color="000000"/>
+              <w:top w:val="none" w:sz="0" w:space="0" w:color="000000"/>
+              <w:left w:val="none" w:sz="0" w:space="0" w:color="000000"/>
+              <w:right w:val="none" w:sz="0" w:space="0" w:color="000000"/>
+            </w:tcBorders>
+            <w:shd w:val="clear" w:color="auto" w:fill="FFFFFF"/>
+            <w:tcMar>
+              <w:top w:w="0" w:type="dxa"/>
+              <w:bottom w:w="0" w:type="dxa"/>
+              <w:left w:w="0" w:type="dxa"/>
+              <w:right w:w="0" w:type="dxa"/>
+            </w:tcMar>
+            <w:vAlign w:val="top"/>
+          </w:tcPr>
+          <w:p>
+            <w:pPr>
+              <w:pStyle w:val="Normal"/>
+              <w:jc w:val="center"/>
+              <w:pBdr>
+                <w:bottom w:val="none" w:sz="0" w:space="0" w:color="000000"/>
+                <w:top w:val="none" w:sz="0" w:space="0" w:color="000000"/>
+                <w:left w:val="none" w:sz="0" w:space="0" w:color="000000"/>
+                <w:right w:val="none" w:sz="0" w:space="0" w:color="000000"/>
+              </w:pBdr>
+              <w:spacing w:after="100" w:before="100" w:line="240"/>
+              <w:ind w:left="100" w:right="100" w:firstLine="0" w:firstLineChars="0"/>
+              <w:rPr>
+                <w:rFonts w:ascii="Helvetica" w:hAnsi="Helvetica" w:eastAsia="Helvetica" w:cs="Helvetica"/>
+                <w:i w:val="false"/>
+                <w:b w:val="false"/>
+                <w:u w:val="none"/>
+                <w:sz w:val="22"/>
+                <w:szCs w:val="22"/>
+                <w:color w:val="000000"/>
+              </w:rPr>
+            </w:pPr>
+            <w:r>
+              <w:rPr>
+                <w:rFonts w:ascii="Helvetica" w:hAnsi="Helvetica" w:eastAsia="Helvetica" w:cs="Helvetica"/>
+                <w:i w:val="false"/>
+                <w:b w:val="false"/>
+                <w:u w:val="none"/>
+                <w:sz w:val="22"/>
+                <w:szCs w:val="22"/>
+                <w:color w:val="000000"/>
+              </w:rPr>
+              <w:t xml:space="preserve">0.930</w:t>
             </w:r>
           </w:p>
         </w:tc>
@@ -13178,60 +13178,60 @@
                 <w:szCs w:val="22"/>
                 <w:color w:val="000000"/>
               </w:rPr>
-              <w:t xml:space="preserve">0.59</w:t>
-            </w:r>
-          </w:p>
-        </w:tc>
-        <w:tc>
-          <w:tcPr>
-            <w:tcBorders>
-              <w:bottom w:val="none" w:sz="0" w:space="0" w:color="000000"/>
-              <w:top w:val="none" w:sz="0" w:space="0" w:color="000000"/>
-              <w:left w:val="none" w:sz="0" w:space="0" w:color="000000"/>
-              <w:right w:val="none" w:sz="0" w:space="0" w:color="000000"/>
-            </w:tcBorders>
-            <w:shd w:val="clear" w:color="auto" w:fill="FFFFFF"/>
-            <w:tcMar>
-              <w:top w:w="0" w:type="dxa"/>
-              <w:bottom w:w="0" w:type="dxa"/>
-              <w:left w:w="0" w:type="dxa"/>
-              <w:right w:w="0" w:type="dxa"/>
-            </w:tcMar>
-            <w:vAlign w:val="top"/>
-          </w:tcPr>
-          <w:p>
-            <w:pPr>
-              <w:pStyle w:val="Normal"/>
-              <w:jc w:val="center"/>
-              <w:pBdr>
-                <w:bottom w:val="none" w:sz="0" w:space="0" w:color="000000"/>
-                <w:top w:val="none" w:sz="0" w:space="0" w:color="000000"/>
-                <w:left w:val="none" w:sz="0" w:space="0" w:color="000000"/>
-                <w:right w:val="none" w:sz="0" w:space="0" w:color="000000"/>
-              </w:pBdr>
-              <w:spacing w:after="100" w:before="100" w:line="240"/>
-              <w:ind w:left="100" w:right="100" w:firstLine="0" w:firstLineChars="0"/>
-              <w:rPr>
-                <w:rFonts w:ascii="Helvetica" w:hAnsi="Helvetica" w:eastAsia="Helvetica" w:cs="Helvetica"/>
-                <w:i w:val="false"/>
-                <w:b w:val="false"/>
-                <w:u w:val="none"/>
-                <w:sz w:val="22"/>
-                <w:szCs w:val="22"/>
-                <w:color w:val="000000"/>
-              </w:rPr>
-            </w:pPr>
-            <w:r>
-              <w:rPr>
-                <w:rFonts w:ascii="Helvetica" w:hAnsi="Helvetica" w:eastAsia="Helvetica" w:cs="Helvetica"/>
-                <w:i w:val="false"/>
-                <w:b w:val="false"/>
-                <w:u w:val="none"/>
-                <w:sz w:val="22"/>
-                <w:szCs w:val="22"/>
-                <w:color w:val="000000"/>
-              </w:rPr>
-              <w:t xml:space="preserve">0.15, 2.32</w:t>
+              <w:t xml:space="preserve">0.58</w:t>
+            </w:r>
+          </w:p>
+        </w:tc>
+        <w:tc>
+          <w:tcPr>
+            <w:tcBorders>
+              <w:bottom w:val="none" w:sz="0" w:space="0" w:color="000000"/>
+              <w:top w:val="none" w:sz="0" w:space="0" w:color="000000"/>
+              <w:left w:val="none" w:sz="0" w:space="0" w:color="000000"/>
+              <w:right w:val="none" w:sz="0" w:space="0" w:color="000000"/>
+            </w:tcBorders>
+            <w:shd w:val="clear" w:color="auto" w:fill="FFFFFF"/>
+            <w:tcMar>
+              <w:top w:w="0" w:type="dxa"/>
+              <w:bottom w:w="0" w:type="dxa"/>
+              <w:left w:w="0" w:type="dxa"/>
+              <w:right w:w="0" w:type="dxa"/>
+            </w:tcMar>
+            <w:vAlign w:val="top"/>
+          </w:tcPr>
+          <w:p>
+            <w:pPr>
+              <w:pStyle w:val="Normal"/>
+              <w:jc w:val="center"/>
+              <w:pBdr>
+                <w:bottom w:val="none" w:sz="0" w:space="0" w:color="000000"/>
+                <w:top w:val="none" w:sz="0" w:space="0" w:color="000000"/>
+                <w:left w:val="none" w:sz="0" w:space="0" w:color="000000"/>
+                <w:right w:val="none" w:sz="0" w:space="0" w:color="000000"/>
+              </w:pBdr>
+              <w:spacing w:after="100" w:before="100" w:line="240"/>
+              <w:ind w:left="100" w:right="100" w:firstLine="0" w:firstLineChars="0"/>
+              <w:rPr>
+                <w:rFonts w:ascii="Helvetica" w:hAnsi="Helvetica" w:eastAsia="Helvetica" w:cs="Helvetica"/>
+                <w:i w:val="false"/>
+                <w:b w:val="false"/>
+                <w:u w:val="none"/>
+                <w:sz w:val="22"/>
+                <w:szCs w:val="22"/>
+                <w:color w:val="000000"/>
+              </w:rPr>
+            </w:pPr>
+            <w:r>
+              <w:rPr>
+                <w:rFonts w:ascii="Helvetica" w:hAnsi="Helvetica" w:eastAsia="Helvetica" w:cs="Helvetica"/>
+                <w:i w:val="false"/>
+                <w:b w:val="false"/>
+                <w:u w:val="none"/>
+                <w:sz w:val="22"/>
+                <w:szCs w:val="22"/>
+                <w:color w:val="000000"/>
+              </w:rPr>
+              <w:t xml:space="preserve">0.14, 2.37</w:t>
             </w:r>
           </w:p>
         </w:tc>
@@ -13449,60 +13449,60 @@
                 <w:szCs w:val="22"/>
                 <w:color w:val="000000"/>
               </w:rPr>
-              <w:t xml:space="preserve">22,294</w:t>
-            </w:r>
-          </w:p>
-        </w:tc>
-        <w:tc>
-          <w:tcPr>
-            <w:tcBorders>
-              <w:bottom w:val="none" w:sz="0" w:space="0" w:color="000000"/>
-              <w:top w:val="none" w:sz="0" w:space="0" w:color="000000"/>
-              <w:left w:val="none" w:sz="0" w:space="0" w:color="000000"/>
-              <w:right w:val="none" w:sz="0" w:space="0" w:color="000000"/>
-            </w:tcBorders>
-            <w:shd w:val="clear" w:color="auto" w:fill="FFFFFF"/>
-            <w:tcMar>
-              <w:top w:w="0" w:type="dxa"/>
-              <w:bottom w:w="0" w:type="dxa"/>
-              <w:left w:w="0" w:type="dxa"/>
-              <w:right w:w="0" w:type="dxa"/>
-            </w:tcMar>
-            <w:vAlign w:val="top"/>
-          </w:tcPr>
-          <w:p>
-            <w:pPr>
-              <w:pStyle w:val="Normal"/>
-              <w:jc w:val="center"/>
-              <w:pBdr>
-                <w:bottom w:val="none" w:sz="0" w:space="0" w:color="000000"/>
-                <w:top w:val="none" w:sz="0" w:space="0" w:color="000000"/>
-                <w:left w:val="none" w:sz="0" w:space="0" w:color="000000"/>
-                <w:right w:val="none" w:sz="0" w:space="0" w:color="000000"/>
-              </w:pBdr>
-              <w:spacing w:after="100" w:before="100" w:line="240"/>
-              <w:ind w:left="100" w:right="100" w:firstLine="0" w:firstLineChars="0"/>
-              <w:rPr>
-                <w:rFonts w:ascii="Helvetica" w:hAnsi="Helvetica" w:eastAsia="Helvetica" w:cs="Helvetica"/>
-                <w:i w:val="false"/>
-                <w:b w:val="false"/>
-                <w:u w:val="none"/>
-                <w:sz w:val="22"/>
-                <w:szCs w:val="22"/>
-                <w:color w:val="000000"/>
-              </w:rPr>
-            </w:pPr>
-            <w:r>
-              <w:rPr>
-                <w:rFonts w:ascii="Helvetica" w:hAnsi="Helvetica" w:eastAsia="Helvetica" w:cs="Helvetica"/>
-                <w:i w:val="false"/>
-                <w:b w:val="false"/>
-                <w:u w:val="none"/>
-                <w:sz w:val="22"/>
-                <w:szCs w:val="22"/>
-                <w:color w:val="000000"/>
-              </w:rPr>
-              <w:t xml:space="preserve">3,782, 131,432</w:t>
+              <w:t xml:space="preserve">22,293</w:t>
+            </w:r>
+          </w:p>
+        </w:tc>
+        <w:tc>
+          <w:tcPr>
+            <w:tcBorders>
+              <w:bottom w:val="none" w:sz="0" w:space="0" w:color="000000"/>
+              <w:top w:val="none" w:sz="0" w:space="0" w:color="000000"/>
+              <w:left w:val="none" w:sz="0" w:space="0" w:color="000000"/>
+              <w:right w:val="none" w:sz="0" w:space="0" w:color="000000"/>
+            </w:tcBorders>
+            <w:shd w:val="clear" w:color="auto" w:fill="FFFFFF"/>
+            <w:tcMar>
+              <w:top w:w="0" w:type="dxa"/>
+              <w:bottom w:w="0" w:type="dxa"/>
+              <w:left w:w="0" w:type="dxa"/>
+              <w:right w:w="0" w:type="dxa"/>
+            </w:tcMar>
+            <w:vAlign w:val="top"/>
+          </w:tcPr>
+          <w:p>
+            <w:pPr>
+              <w:pStyle w:val="Normal"/>
+              <w:jc w:val="center"/>
+              <w:pBdr>
+                <w:bottom w:val="none" w:sz="0" w:space="0" w:color="000000"/>
+                <w:top w:val="none" w:sz="0" w:space="0" w:color="000000"/>
+                <w:left w:val="none" w:sz="0" w:space="0" w:color="000000"/>
+                <w:right w:val="none" w:sz="0" w:space="0" w:color="000000"/>
+              </w:pBdr>
+              <w:spacing w:after="100" w:before="100" w:line="240"/>
+              <w:ind w:left="100" w:right="100" w:firstLine="0" w:firstLineChars="0"/>
+              <w:rPr>
+                <w:rFonts w:ascii="Helvetica" w:hAnsi="Helvetica" w:eastAsia="Helvetica" w:cs="Helvetica"/>
+                <w:i w:val="false"/>
+                <w:b w:val="false"/>
+                <w:u w:val="none"/>
+                <w:sz w:val="22"/>
+                <w:szCs w:val="22"/>
+                <w:color w:val="000000"/>
+              </w:rPr>
+            </w:pPr>
+            <w:r>
+              <w:rPr>
+                <w:rFonts w:ascii="Helvetica" w:hAnsi="Helvetica" w:eastAsia="Helvetica" w:cs="Helvetica"/>
+                <w:i w:val="false"/>
+                <w:b w:val="false"/>
+                <w:u w:val="none"/>
+                <w:sz w:val="22"/>
+                <w:szCs w:val="22"/>
+                <w:color w:val="000000"/>
+              </w:rPr>
+              <w:t xml:space="preserve">3,785, 131,313</w:t>
             </w:r>
           </w:p>
         </w:tc>
@@ -13661,60 +13661,60 @@
                 <w:szCs w:val="22"/>
                 <w:color w:val="000000"/>
               </w:rPr>
-              <w:t xml:space="preserve">185,105</w:t>
-            </w:r>
-          </w:p>
-        </w:tc>
-        <w:tc>
-          <w:tcPr>
-            <w:tcBorders>
-              <w:bottom w:val="none" w:sz="0" w:space="0" w:color="000000"/>
-              <w:top w:val="none" w:sz="0" w:space="0" w:color="000000"/>
-              <w:left w:val="none" w:sz="0" w:space="0" w:color="000000"/>
-              <w:right w:val="none" w:sz="0" w:space="0" w:color="000000"/>
-            </w:tcBorders>
-            <w:shd w:val="clear" w:color="auto" w:fill="FFFFFF"/>
-            <w:tcMar>
-              <w:top w:w="0" w:type="dxa"/>
-              <w:bottom w:w="0" w:type="dxa"/>
-              <w:left w:w="0" w:type="dxa"/>
-              <w:right w:w="0" w:type="dxa"/>
-            </w:tcMar>
-            <w:vAlign w:val="top"/>
-          </w:tcPr>
-          <w:p>
-            <w:pPr>
-              <w:pStyle w:val="Normal"/>
-              <w:jc w:val="center"/>
-              <w:pBdr>
-                <w:bottom w:val="none" w:sz="0" w:space="0" w:color="000000"/>
-                <w:top w:val="none" w:sz="0" w:space="0" w:color="000000"/>
-                <w:left w:val="none" w:sz="0" w:space="0" w:color="000000"/>
-                <w:right w:val="none" w:sz="0" w:space="0" w:color="000000"/>
-              </w:pBdr>
-              <w:spacing w:after="100" w:before="100" w:line="240"/>
-              <w:ind w:left="100" w:right="100" w:firstLine="0" w:firstLineChars="0"/>
-              <w:rPr>
-                <w:rFonts w:ascii="Helvetica" w:hAnsi="Helvetica" w:eastAsia="Helvetica" w:cs="Helvetica"/>
-                <w:i w:val="false"/>
-                <w:b w:val="false"/>
-                <w:u w:val="none"/>
-                <w:sz w:val="22"/>
-                <w:szCs w:val="22"/>
-                <w:color w:val="000000"/>
-              </w:rPr>
-            </w:pPr>
-            <w:r>
-              <w:rPr>
-                <w:rFonts w:ascii="Helvetica" w:hAnsi="Helvetica" w:eastAsia="Helvetica" w:cs="Helvetica"/>
-                <w:i w:val="false"/>
-                <w:b w:val="false"/>
-                <w:u w:val="none"/>
-                <w:sz w:val="22"/>
-                <w:szCs w:val="22"/>
-                <w:color w:val="000000"/>
-              </w:rPr>
-              <w:t xml:space="preserve">8,911, 3,845,076</w:t>
+              <w:t xml:space="preserve">155,205</w:t>
+            </w:r>
+          </w:p>
+        </w:tc>
+        <w:tc>
+          <w:tcPr>
+            <w:tcBorders>
+              <w:bottom w:val="none" w:sz="0" w:space="0" w:color="000000"/>
+              <w:top w:val="none" w:sz="0" w:space="0" w:color="000000"/>
+              <w:left w:val="none" w:sz="0" w:space="0" w:color="000000"/>
+              <w:right w:val="none" w:sz="0" w:space="0" w:color="000000"/>
+            </w:tcBorders>
+            <w:shd w:val="clear" w:color="auto" w:fill="FFFFFF"/>
+            <w:tcMar>
+              <w:top w:w="0" w:type="dxa"/>
+              <w:bottom w:w="0" w:type="dxa"/>
+              <w:left w:w="0" w:type="dxa"/>
+              <w:right w:w="0" w:type="dxa"/>
+            </w:tcMar>
+            <w:vAlign w:val="top"/>
+          </w:tcPr>
+          <w:p>
+            <w:pPr>
+              <w:pStyle w:val="Normal"/>
+              <w:jc w:val="center"/>
+              <w:pBdr>
+                <w:bottom w:val="none" w:sz="0" w:space="0" w:color="000000"/>
+                <w:top w:val="none" w:sz="0" w:space="0" w:color="000000"/>
+                <w:left w:val="none" w:sz="0" w:space="0" w:color="000000"/>
+                <w:right w:val="none" w:sz="0" w:space="0" w:color="000000"/>
+              </w:pBdr>
+              <w:spacing w:after="100" w:before="100" w:line="240"/>
+              <w:ind w:left="100" w:right="100" w:firstLine="0" w:firstLineChars="0"/>
+              <w:rPr>
+                <w:rFonts w:ascii="Helvetica" w:hAnsi="Helvetica" w:eastAsia="Helvetica" w:cs="Helvetica"/>
+                <w:i w:val="false"/>
+                <w:b w:val="false"/>
+                <w:u w:val="none"/>
+                <w:sz w:val="22"/>
+                <w:szCs w:val="22"/>
+                <w:color w:val="000000"/>
+              </w:rPr>
+            </w:pPr>
+            <w:r>
+              <w:rPr>
+                <w:rFonts w:ascii="Helvetica" w:hAnsi="Helvetica" w:eastAsia="Helvetica" w:cs="Helvetica"/>
+                <w:i w:val="false"/>
+                <w:b w:val="false"/>
+                <w:u w:val="none"/>
+                <w:sz w:val="22"/>
+                <w:szCs w:val="22"/>
+                <w:color w:val="000000"/>
+              </w:rPr>
+              <w:t xml:space="preserve">7,092, 3,396,345</w:t>
             </w:r>
           </w:p>
         </w:tc>
@@ -13985,7 +13985,7 @@
                 <w:szCs w:val="22"/>
                 <w:color w:val="000000"/>
               </w:rPr>
-              <w:t xml:space="preserve">0.16, 1.80</w:t>
+              <w:t xml:space="preserve">0.16, 1.81</w:t>
             </w:r>
           </w:p>
         </w:tc>
@@ -14144,113 +14144,113 @@
                 <w:szCs w:val="22"/>
                 <w:color w:val="000000"/>
               </w:rPr>
-              <w:t xml:space="preserve">0.45</w:t>
-            </w:r>
-          </w:p>
-        </w:tc>
-        <w:tc>
-          <w:tcPr>
-            <w:tcBorders>
-              <w:bottom w:val="none" w:sz="0" w:space="0" w:color="000000"/>
-              <w:top w:val="none" w:sz="0" w:space="0" w:color="000000"/>
-              <w:left w:val="none" w:sz="0" w:space="0" w:color="000000"/>
-              <w:right w:val="none" w:sz="0" w:space="0" w:color="000000"/>
-            </w:tcBorders>
-            <w:shd w:val="clear" w:color="auto" w:fill="FFFFFF"/>
-            <w:tcMar>
-              <w:top w:w="0" w:type="dxa"/>
-              <w:bottom w:w="0" w:type="dxa"/>
-              <w:left w:w="0" w:type="dxa"/>
-              <w:right w:w="0" w:type="dxa"/>
-            </w:tcMar>
-            <w:vAlign w:val="top"/>
-          </w:tcPr>
-          <w:p>
-            <w:pPr>
-              <w:pStyle w:val="Normal"/>
-              <w:jc w:val="center"/>
-              <w:pBdr>
-                <w:bottom w:val="none" w:sz="0" w:space="0" w:color="000000"/>
-                <w:top w:val="none" w:sz="0" w:space="0" w:color="000000"/>
-                <w:left w:val="none" w:sz="0" w:space="0" w:color="000000"/>
-                <w:right w:val="none" w:sz="0" w:space="0" w:color="000000"/>
-              </w:pBdr>
-              <w:spacing w:after="100" w:before="100" w:line="240"/>
-              <w:ind w:left="100" w:right="100" w:firstLine="0" w:firstLineChars="0"/>
-              <w:rPr>
-                <w:rFonts w:ascii="Helvetica" w:hAnsi="Helvetica" w:eastAsia="Helvetica" w:cs="Helvetica"/>
-                <w:i w:val="false"/>
-                <w:b w:val="false"/>
-                <w:u w:val="none"/>
-                <w:sz w:val="22"/>
-                <w:szCs w:val="22"/>
-                <w:color w:val="000000"/>
-              </w:rPr>
-            </w:pPr>
-            <w:r>
-              <w:rPr>
-                <w:rFonts w:ascii="Helvetica" w:hAnsi="Helvetica" w:eastAsia="Helvetica" w:cs="Helvetica"/>
-                <w:i w:val="false"/>
-                <w:b w:val="false"/>
-                <w:u w:val="none"/>
-                <w:sz w:val="22"/>
-                <w:szCs w:val="22"/>
-                <w:color w:val="000000"/>
-              </w:rPr>
-              <w:t xml:space="preserve">0.13, 1.58</w:t>
-            </w:r>
-          </w:p>
-        </w:tc>
-        <w:tc>
-          <w:tcPr>
-            <w:tcBorders>
-              <w:bottom w:val="none" w:sz="0" w:space="0" w:color="000000"/>
-              <w:top w:val="none" w:sz="0" w:space="0" w:color="000000"/>
-              <w:left w:val="none" w:sz="0" w:space="0" w:color="000000"/>
-              <w:right w:val="none" w:sz="0" w:space="0" w:color="000000"/>
-            </w:tcBorders>
-            <w:shd w:val="clear" w:color="auto" w:fill="FFFFFF"/>
-            <w:tcMar>
-              <w:top w:w="0" w:type="dxa"/>
-              <w:bottom w:w="0" w:type="dxa"/>
-              <w:left w:w="0" w:type="dxa"/>
-              <w:right w:w="0" w:type="dxa"/>
-            </w:tcMar>
-            <w:vAlign w:val="top"/>
-          </w:tcPr>
-          <w:p>
-            <w:pPr>
-              <w:pStyle w:val="Normal"/>
-              <w:jc w:val="center"/>
-              <w:pBdr>
-                <w:bottom w:val="none" w:sz="0" w:space="0" w:color="000000"/>
-                <w:top w:val="none" w:sz="0" w:space="0" w:color="000000"/>
-                <w:left w:val="none" w:sz="0" w:space="0" w:color="000000"/>
-                <w:right w:val="none" w:sz="0" w:space="0" w:color="000000"/>
-              </w:pBdr>
-              <w:spacing w:after="100" w:before="100" w:line="240"/>
-              <w:ind w:left="100" w:right="100" w:firstLine="0" w:firstLineChars="0"/>
-              <w:rPr>
-                <w:rFonts w:ascii="Helvetica" w:hAnsi="Helvetica" w:eastAsia="Helvetica" w:cs="Helvetica"/>
-                <w:i w:val="false"/>
-                <w:b w:val="false"/>
-                <w:u w:val="none"/>
-                <w:sz w:val="22"/>
-                <w:szCs w:val="22"/>
-                <w:color w:val="000000"/>
-              </w:rPr>
-            </w:pPr>
-            <w:r>
-              <w:rPr>
-                <w:rFonts w:ascii="Helvetica" w:hAnsi="Helvetica" w:eastAsia="Helvetica" w:cs="Helvetica"/>
-                <w:i w:val="false"/>
-                <w:b w:val="false"/>
-                <w:u w:val="none"/>
-                <w:sz w:val="22"/>
-                <w:szCs w:val="22"/>
-                <w:color w:val="000000"/>
-              </w:rPr>
-              <w:t xml:space="preserve">0.210</w:t>
+              <w:t xml:space="preserve">0.46</w:t>
+            </w:r>
+          </w:p>
+        </w:tc>
+        <w:tc>
+          <w:tcPr>
+            <w:tcBorders>
+              <w:bottom w:val="none" w:sz="0" w:space="0" w:color="000000"/>
+              <w:top w:val="none" w:sz="0" w:space="0" w:color="000000"/>
+              <w:left w:val="none" w:sz="0" w:space="0" w:color="000000"/>
+              <w:right w:val="none" w:sz="0" w:space="0" w:color="000000"/>
+            </w:tcBorders>
+            <w:shd w:val="clear" w:color="auto" w:fill="FFFFFF"/>
+            <w:tcMar>
+              <w:top w:w="0" w:type="dxa"/>
+              <w:bottom w:w="0" w:type="dxa"/>
+              <w:left w:w="0" w:type="dxa"/>
+              <w:right w:w="0" w:type="dxa"/>
+            </w:tcMar>
+            <w:vAlign w:val="top"/>
+          </w:tcPr>
+          <w:p>
+            <w:pPr>
+              <w:pStyle w:val="Normal"/>
+              <w:jc w:val="center"/>
+              <w:pBdr>
+                <w:bottom w:val="none" w:sz="0" w:space="0" w:color="000000"/>
+                <w:top w:val="none" w:sz="0" w:space="0" w:color="000000"/>
+                <w:left w:val="none" w:sz="0" w:space="0" w:color="000000"/>
+                <w:right w:val="none" w:sz="0" w:space="0" w:color="000000"/>
+              </w:pBdr>
+              <w:spacing w:after="100" w:before="100" w:line="240"/>
+              <w:ind w:left="100" w:right="100" w:firstLine="0" w:firstLineChars="0"/>
+              <w:rPr>
+                <w:rFonts w:ascii="Helvetica" w:hAnsi="Helvetica" w:eastAsia="Helvetica" w:cs="Helvetica"/>
+                <w:i w:val="false"/>
+                <w:b w:val="false"/>
+                <w:u w:val="none"/>
+                <w:sz w:val="22"/>
+                <w:szCs w:val="22"/>
+                <w:color w:val="000000"/>
+              </w:rPr>
+            </w:pPr>
+            <w:r>
+              <w:rPr>
+                <w:rFonts w:ascii="Helvetica" w:hAnsi="Helvetica" w:eastAsia="Helvetica" w:cs="Helvetica"/>
+                <w:i w:val="false"/>
+                <w:b w:val="false"/>
+                <w:u w:val="none"/>
+                <w:sz w:val="22"/>
+                <w:szCs w:val="22"/>
+                <w:color w:val="000000"/>
+              </w:rPr>
+              <w:t xml:space="preserve">0.13, 1.61</w:t>
+            </w:r>
+          </w:p>
+        </w:tc>
+        <w:tc>
+          <w:tcPr>
+            <w:tcBorders>
+              <w:bottom w:val="none" w:sz="0" w:space="0" w:color="000000"/>
+              <w:top w:val="none" w:sz="0" w:space="0" w:color="000000"/>
+              <w:left w:val="none" w:sz="0" w:space="0" w:color="000000"/>
+              <w:right w:val="none" w:sz="0" w:space="0" w:color="000000"/>
+            </w:tcBorders>
+            <w:shd w:val="clear" w:color="auto" w:fill="FFFFFF"/>
+            <w:tcMar>
+              <w:top w:w="0" w:type="dxa"/>
+              <w:bottom w:w="0" w:type="dxa"/>
+              <w:left w:w="0" w:type="dxa"/>
+              <w:right w:w="0" w:type="dxa"/>
+            </w:tcMar>
+            <w:vAlign w:val="top"/>
+          </w:tcPr>
+          <w:p>
+            <w:pPr>
+              <w:pStyle w:val="Normal"/>
+              <w:jc w:val="center"/>
+              <w:pBdr>
+                <w:bottom w:val="none" w:sz="0" w:space="0" w:color="000000"/>
+                <w:top w:val="none" w:sz="0" w:space="0" w:color="000000"/>
+                <w:left w:val="none" w:sz="0" w:space="0" w:color="000000"/>
+                <w:right w:val="none" w:sz="0" w:space="0" w:color="000000"/>
+              </w:pBdr>
+              <w:spacing w:after="100" w:before="100" w:line="240"/>
+              <w:ind w:left="100" w:right="100" w:firstLine="0" w:firstLineChars="0"/>
+              <w:rPr>
+                <w:rFonts w:ascii="Helvetica" w:hAnsi="Helvetica" w:eastAsia="Helvetica" w:cs="Helvetica"/>
+                <w:i w:val="false"/>
+                <w:b w:val="false"/>
+                <w:u w:val="none"/>
+                <w:sz w:val="22"/>
+                <w:szCs w:val="22"/>
+                <w:color w:val="000000"/>
+              </w:rPr>
+            </w:pPr>
+            <w:r>
+              <w:rPr>
+                <w:rFonts w:ascii="Helvetica" w:hAnsi="Helvetica" w:eastAsia="Helvetica" w:cs="Helvetica"/>
+                <w:i w:val="false"/>
+                <w:b w:val="false"/>
+                <w:u w:val="none"/>
+                <w:sz w:val="22"/>
+                <w:szCs w:val="22"/>
+                <w:color w:val="000000"/>
+              </w:rPr>
+              <w:t xml:space="preserve">0.230</w:t>
             </w:r>
           </w:p>
         </w:tc>
@@ -14415,7 +14415,7 @@
                 <w:szCs w:val="22"/>
                 <w:color w:val="000000"/>
               </w:rPr>
-              <w:t xml:space="preserve">1.0</w:t>
+              <w:t xml:space="preserve">1.00</w:t>
             </w:r>
           </w:p>
         </w:tc>
@@ -14521,7 +14521,7 @@
                 <w:szCs w:val="22"/>
                 <w:color w:val="000000"/>
               </w:rPr>
-              <w:t xml:space="preserve">0.580</w:t>
+              <w:t xml:space="preserve">0.590</w:t>
             </w:r>
           </w:p>
         </w:tc>

--- a/docs/tables/carbo/sec5_aki_365.docx
+++ b/docs/tables/carbo/sec5_aki_365.docx
@@ -891,7 +891,7 @@
                 <w:szCs w:val="22"/>
                 <w:color w:val="000000"/>
               </w:rPr>
-              <w:t xml:space="preserve">1.08</w:t>
+              <w:t xml:space="preserve">1.11</w:t>
             </w:r>
           </w:p>
         </w:tc>
@@ -944,7 +944,7 @@
                 <w:szCs w:val="22"/>
                 <w:color w:val="000000"/>
               </w:rPr>
-              <w:t xml:space="preserve">0.89, 1.30</w:t>
+              <w:t xml:space="preserve">0.92, 1.35</w:t>
             </w:r>
           </w:p>
         </w:tc>
@@ -997,7 +997,7 @@
                 <w:szCs w:val="22"/>
                 <w:color w:val="000000"/>
               </w:rPr>
-              <w:t xml:space="preserve">0.430</w:t>
+              <w:t xml:space="preserve">0.290</w:t>
             </w:r>
           </w:p>
         </w:tc>
@@ -1156,7 +1156,7 @@
                 <w:szCs w:val="22"/>
                 <w:color w:val="000000"/>
               </w:rPr>
-              <w:t xml:space="preserve">0.83, 1.53</w:t>
+              <w:t xml:space="preserve">0.82, 1.56</w:t>
             </w:r>
           </w:p>
         </w:tc>
@@ -1480,7 +1480,7 @@
                 <w:szCs w:val="22"/>
                 <w:color w:val="000000"/>
               </w:rPr>
-              <w:t xml:space="preserve">0.220</w:t>
+              <w:t xml:space="preserve">0.240</w:t>
             </w:r>
           </w:p>
         </w:tc>
@@ -1692,7 +1692,7 @@
                 <w:szCs w:val="22"/>
                 <w:color w:val="000000"/>
               </w:rPr>
-              <w:t xml:space="preserve">0.460</w:t>
+              <w:t xml:space="preserve">0.420</w:t>
             </w:r>
           </w:p>
         </w:tc>
@@ -2823,113 +2823,113 @@
                 <w:szCs w:val="22"/>
                 <w:color w:val="000000"/>
               </w:rPr>
-              <w:t xml:space="preserve">3.85</w:t>
-            </w:r>
-          </w:p>
-        </w:tc>
-        <w:tc>
-          <w:tcPr>
-            <w:tcBorders>
-              <w:bottom w:val="none" w:sz="0" w:space="0" w:color="000000"/>
-              <w:top w:val="none" w:sz="0" w:space="0" w:color="000000"/>
-              <w:left w:val="none" w:sz="0" w:space="0" w:color="000000"/>
-              <w:right w:val="none" w:sz="0" w:space="0" w:color="000000"/>
-            </w:tcBorders>
-            <w:shd w:val="clear" w:color="auto" w:fill="FFFFFF"/>
-            <w:tcMar>
-              <w:top w:w="0" w:type="dxa"/>
-              <w:bottom w:w="0" w:type="dxa"/>
-              <w:left w:w="0" w:type="dxa"/>
-              <w:right w:w="0" w:type="dxa"/>
-            </w:tcMar>
-            <w:vAlign w:val="top"/>
-          </w:tcPr>
-          <w:p>
-            <w:pPr>
-              <w:pStyle w:val="Normal"/>
-              <w:jc w:val="center"/>
-              <w:pBdr>
-                <w:bottom w:val="none" w:sz="0" w:space="0" w:color="000000"/>
-                <w:top w:val="none" w:sz="0" w:space="0" w:color="000000"/>
-                <w:left w:val="none" w:sz="0" w:space="0" w:color="000000"/>
-                <w:right w:val="none" w:sz="0" w:space="0" w:color="000000"/>
-              </w:pBdr>
-              <w:spacing w:after="100" w:before="100" w:line="240"/>
-              <w:ind w:left="100" w:right="100" w:firstLine="0" w:firstLineChars="0"/>
-              <w:rPr>
-                <w:rFonts w:ascii="Helvetica" w:hAnsi="Helvetica" w:eastAsia="Helvetica" w:cs="Helvetica"/>
-                <w:i w:val="false"/>
-                <w:b w:val="false"/>
-                <w:u w:val="none"/>
-                <w:sz w:val="22"/>
-                <w:szCs w:val="22"/>
-                <w:color w:val="000000"/>
-              </w:rPr>
-            </w:pPr>
-            <w:r>
-              <w:rPr>
-                <w:rFonts w:ascii="Helvetica" w:hAnsi="Helvetica" w:eastAsia="Helvetica" w:cs="Helvetica"/>
-                <w:i w:val="false"/>
-                <w:b w:val="false"/>
-                <w:u w:val="none"/>
-                <w:sz w:val="22"/>
-                <w:szCs w:val="22"/>
-                <w:color w:val="000000"/>
-              </w:rPr>
-              <w:t xml:space="preserve">1.71, 8.67</w:t>
-            </w:r>
-          </w:p>
-        </w:tc>
-        <w:tc>
-          <w:tcPr>
-            <w:tcBorders>
-              <w:bottom w:val="none" w:sz="0" w:space="0" w:color="000000"/>
-              <w:top w:val="none" w:sz="0" w:space="0" w:color="000000"/>
-              <w:left w:val="none" w:sz="0" w:space="0" w:color="000000"/>
-              <w:right w:val="none" w:sz="0" w:space="0" w:color="000000"/>
-            </w:tcBorders>
-            <w:shd w:val="clear" w:color="auto" w:fill="FFFFFF"/>
-            <w:tcMar>
-              <w:top w:w="0" w:type="dxa"/>
-              <w:bottom w:w="0" w:type="dxa"/>
-              <w:left w:w="0" w:type="dxa"/>
-              <w:right w:w="0" w:type="dxa"/>
-            </w:tcMar>
-            <w:vAlign w:val="top"/>
-          </w:tcPr>
-          <w:p>
-            <w:pPr>
-              <w:pStyle w:val="Normal"/>
-              <w:jc w:val="center"/>
-              <w:pBdr>
-                <w:bottom w:val="none" w:sz="0" w:space="0" w:color="000000"/>
-                <w:top w:val="none" w:sz="0" w:space="0" w:color="000000"/>
-                <w:left w:val="none" w:sz="0" w:space="0" w:color="000000"/>
-                <w:right w:val="none" w:sz="0" w:space="0" w:color="000000"/>
-              </w:pBdr>
-              <w:spacing w:after="100" w:before="100" w:line="240"/>
-              <w:ind w:left="100" w:right="100" w:firstLine="0" w:firstLineChars="0"/>
-              <w:rPr>
-                <w:rFonts w:ascii="Helvetica" w:hAnsi="Helvetica" w:eastAsia="Helvetica" w:cs="Helvetica"/>
-                <w:i w:val="false"/>
-                <w:b w:val="false"/>
-                <w:u w:val="none"/>
-                <w:sz w:val="22"/>
-                <w:szCs w:val="22"/>
-                <w:color w:val="000000"/>
-              </w:rPr>
-            </w:pPr>
-            <w:r>
-              <w:rPr>
-                <w:rFonts w:ascii="Helvetica" w:hAnsi="Helvetica" w:eastAsia="Helvetica" w:cs="Helvetica"/>
-                <w:i w:val="false"/>
-                <w:b w:val="false"/>
-                <w:u w:val="none"/>
-                <w:sz w:val="22"/>
-                <w:szCs w:val="22"/>
-                <w:color w:val="000000"/>
-              </w:rPr>
-              <w:t xml:space="preserve">0.001</w:t>
+              <w:t xml:space="preserve">3.56</w:t>
+            </w:r>
+          </w:p>
+        </w:tc>
+        <w:tc>
+          <w:tcPr>
+            <w:tcBorders>
+              <w:bottom w:val="none" w:sz="0" w:space="0" w:color="000000"/>
+              <w:top w:val="none" w:sz="0" w:space="0" w:color="000000"/>
+              <w:left w:val="none" w:sz="0" w:space="0" w:color="000000"/>
+              <w:right w:val="none" w:sz="0" w:space="0" w:color="000000"/>
+            </w:tcBorders>
+            <w:shd w:val="clear" w:color="auto" w:fill="FFFFFF"/>
+            <w:tcMar>
+              <w:top w:w="0" w:type="dxa"/>
+              <w:bottom w:w="0" w:type="dxa"/>
+              <w:left w:w="0" w:type="dxa"/>
+              <w:right w:w="0" w:type="dxa"/>
+            </w:tcMar>
+            <w:vAlign w:val="top"/>
+          </w:tcPr>
+          <w:p>
+            <w:pPr>
+              <w:pStyle w:val="Normal"/>
+              <w:jc w:val="center"/>
+              <w:pBdr>
+                <w:bottom w:val="none" w:sz="0" w:space="0" w:color="000000"/>
+                <w:top w:val="none" w:sz="0" w:space="0" w:color="000000"/>
+                <w:left w:val="none" w:sz="0" w:space="0" w:color="000000"/>
+                <w:right w:val="none" w:sz="0" w:space="0" w:color="000000"/>
+              </w:pBdr>
+              <w:spacing w:after="100" w:before="100" w:line="240"/>
+              <w:ind w:left="100" w:right="100" w:firstLine="0" w:firstLineChars="0"/>
+              <w:rPr>
+                <w:rFonts w:ascii="Helvetica" w:hAnsi="Helvetica" w:eastAsia="Helvetica" w:cs="Helvetica"/>
+                <w:i w:val="false"/>
+                <w:b w:val="false"/>
+                <w:u w:val="none"/>
+                <w:sz w:val="22"/>
+                <w:szCs w:val="22"/>
+                <w:color w:val="000000"/>
+              </w:rPr>
+            </w:pPr>
+            <w:r>
+              <w:rPr>
+                <w:rFonts w:ascii="Helvetica" w:hAnsi="Helvetica" w:eastAsia="Helvetica" w:cs="Helvetica"/>
+                <w:i w:val="false"/>
+                <w:b w:val="false"/>
+                <w:u w:val="none"/>
+                <w:sz w:val="22"/>
+                <w:szCs w:val="22"/>
+                <w:color w:val="000000"/>
+              </w:rPr>
+              <w:t xml:space="preserve">1.61, 7.87</w:t>
+            </w:r>
+          </w:p>
+        </w:tc>
+        <w:tc>
+          <w:tcPr>
+            <w:tcBorders>
+              <w:bottom w:val="none" w:sz="0" w:space="0" w:color="000000"/>
+              <w:top w:val="none" w:sz="0" w:space="0" w:color="000000"/>
+              <w:left w:val="none" w:sz="0" w:space="0" w:color="000000"/>
+              <w:right w:val="none" w:sz="0" w:space="0" w:color="000000"/>
+            </w:tcBorders>
+            <w:shd w:val="clear" w:color="auto" w:fill="FFFFFF"/>
+            <w:tcMar>
+              <w:top w:w="0" w:type="dxa"/>
+              <w:bottom w:w="0" w:type="dxa"/>
+              <w:left w:w="0" w:type="dxa"/>
+              <w:right w:w="0" w:type="dxa"/>
+            </w:tcMar>
+            <w:vAlign w:val="top"/>
+          </w:tcPr>
+          <w:p>
+            <w:pPr>
+              <w:pStyle w:val="Normal"/>
+              <w:jc w:val="center"/>
+              <w:pBdr>
+                <w:bottom w:val="none" w:sz="0" w:space="0" w:color="000000"/>
+                <w:top w:val="none" w:sz="0" w:space="0" w:color="000000"/>
+                <w:left w:val="none" w:sz="0" w:space="0" w:color="000000"/>
+                <w:right w:val="none" w:sz="0" w:space="0" w:color="000000"/>
+              </w:pBdr>
+              <w:spacing w:after="100" w:before="100" w:line="240"/>
+              <w:ind w:left="100" w:right="100" w:firstLine="0" w:firstLineChars="0"/>
+              <w:rPr>
+                <w:rFonts w:ascii="Helvetica" w:hAnsi="Helvetica" w:eastAsia="Helvetica" w:cs="Helvetica"/>
+                <w:i w:val="false"/>
+                <w:b w:val="false"/>
+                <w:u w:val="none"/>
+                <w:sz w:val="22"/>
+                <w:szCs w:val="22"/>
+                <w:color w:val="000000"/>
+              </w:rPr>
+            </w:pPr>
+            <w:r>
+              <w:rPr>
+                <w:rFonts w:ascii="Helvetica" w:hAnsi="Helvetica" w:eastAsia="Helvetica" w:cs="Helvetica"/>
+                <w:i w:val="false"/>
+                <w:b w:val="false"/>
+                <w:u w:val="none"/>
+                <w:sz w:val="22"/>
+                <w:szCs w:val="22"/>
+                <w:color w:val="000000"/>
+              </w:rPr>
+              <w:t xml:space="preserve">0.002</w:t>
             </w:r>
           </w:p>
         </w:tc>
@@ -3035,113 +3035,113 @@
                 <w:szCs w:val="22"/>
                 <w:color w:val="000000"/>
               </w:rPr>
-              <w:t xml:space="preserve">1.73</w:t>
-            </w:r>
-          </w:p>
-        </w:tc>
-        <w:tc>
-          <w:tcPr>
-            <w:tcBorders>
-              <w:bottom w:val="none" w:sz="0" w:space="0" w:color="000000"/>
-              <w:top w:val="none" w:sz="0" w:space="0" w:color="000000"/>
-              <w:left w:val="none" w:sz="0" w:space="0" w:color="000000"/>
-              <w:right w:val="none" w:sz="0" w:space="0" w:color="000000"/>
-            </w:tcBorders>
-            <w:shd w:val="clear" w:color="auto" w:fill="FFFFFF"/>
-            <w:tcMar>
-              <w:top w:w="0" w:type="dxa"/>
-              <w:bottom w:w="0" w:type="dxa"/>
-              <w:left w:w="0" w:type="dxa"/>
-              <w:right w:w="0" w:type="dxa"/>
-            </w:tcMar>
-            <w:vAlign w:val="top"/>
-          </w:tcPr>
-          <w:p>
-            <w:pPr>
-              <w:pStyle w:val="Normal"/>
-              <w:jc w:val="center"/>
-              <w:pBdr>
-                <w:bottom w:val="none" w:sz="0" w:space="0" w:color="000000"/>
-                <w:top w:val="none" w:sz="0" w:space="0" w:color="000000"/>
-                <w:left w:val="none" w:sz="0" w:space="0" w:color="000000"/>
-                <w:right w:val="none" w:sz="0" w:space="0" w:color="000000"/>
-              </w:pBdr>
-              <w:spacing w:after="100" w:before="100" w:line="240"/>
-              <w:ind w:left="100" w:right="100" w:firstLine="0" w:firstLineChars="0"/>
-              <w:rPr>
-                <w:rFonts w:ascii="Helvetica" w:hAnsi="Helvetica" w:eastAsia="Helvetica" w:cs="Helvetica"/>
-                <w:i w:val="false"/>
-                <w:b w:val="false"/>
-                <w:u w:val="none"/>
-                <w:sz w:val="22"/>
-                <w:szCs w:val="22"/>
-                <w:color w:val="000000"/>
-              </w:rPr>
-            </w:pPr>
-            <w:r>
-              <w:rPr>
-                <w:rFonts w:ascii="Helvetica" w:hAnsi="Helvetica" w:eastAsia="Helvetica" w:cs="Helvetica"/>
-                <w:i w:val="false"/>
-                <w:b w:val="false"/>
-                <w:u w:val="none"/>
-                <w:sz w:val="22"/>
-                <w:szCs w:val="22"/>
-                <w:color w:val="000000"/>
-              </w:rPr>
-              <w:t xml:space="preserve">0.29, 10.1</w:t>
-            </w:r>
-          </w:p>
-        </w:tc>
-        <w:tc>
-          <w:tcPr>
-            <w:tcBorders>
-              <w:bottom w:val="none" w:sz="0" w:space="0" w:color="000000"/>
-              <w:top w:val="none" w:sz="0" w:space="0" w:color="000000"/>
-              <w:left w:val="none" w:sz="0" w:space="0" w:color="000000"/>
-              <w:right w:val="none" w:sz="0" w:space="0" w:color="000000"/>
-            </w:tcBorders>
-            <w:shd w:val="clear" w:color="auto" w:fill="FFFFFF"/>
-            <w:tcMar>
-              <w:top w:w="0" w:type="dxa"/>
-              <w:bottom w:w="0" w:type="dxa"/>
-              <w:left w:w="0" w:type="dxa"/>
-              <w:right w:w="0" w:type="dxa"/>
-            </w:tcMar>
-            <w:vAlign w:val="top"/>
-          </w:tcPr>
-          <w:p>
-            <w:pPr>
-              <w:pStyle w:val="Normal"/>
-              <w:jc w:val="center"/>
-              <w:pBdr>
-                <w:bottom w:val="none" w:sz="0" w:space="0" w:color="000000"/>
-                <w:top w:val="none" w:sz="0" w:space="0" w:color="000000"/>
-                <w:left w:val="none" w:sz="0" w:space="0" w:color="000000"/>
-                <w:right w:val="none" w:sz="0" w:space="0" w:color="000000"/>
-              </w:pBdr>
-              <w:spacing w:after="100" w:before="100" w:line="240"/>
-              <w:ind w:left="100" w:right="100" w:firstLine="0" w:firstLineChars="0"/>
-              <w:rPr>
-                <w:rFonts w:ascii="Helvetica" w:hAnsi="Helvetica" w:eastAsia="Helvetica" w:cs="Helvetica"/>
-                <w:i w:val="false"/>
-                <w:b w:val="false"/>
-                <w:u w:val="none"/>
-                <w:sz w:val="22"/>
-                <w:szCs w:val="22"/>
-                <w:color w:val="000000"/>
-              </w:rPr>
-            </w:pPr>
-            <w:r>
-              <w:rPr>
-                <w:rFonts w:ascii="Helvetica" w:hAnsi="Helvetica" w:eastAsia="Helvetica" w:cs="Helvetica"/>
-                <w:i w:val="false"/>
-                <w:b w:val="false"/>
-                <w:u w:val="none"/>
-                <w:sz w:val="22"/>
-                <w:szCs w:val="22"/>
-                <w:color w:val="000000"/>
-              </w:rPr>
-              <w:t xml:space="preserve">0.550</w:t>
+              <w:t xml:space="preserve">1.82</w:t>
+            </w:r>
+          </w:p>
+        </w:tc>
+        <w:tc>
+          <w:tcPr>
+            <w:tcBorders>
+              <w:bottom w:val="none" w:sz="0" w:space="0" w:color="000000"/>
+              <w:top w:val="none" w:sz="0" w:space="0" w:color="000000"/>
+              <w:left w:val="none" w:sz="0" w:space="0" w:color="000000"/>
+              <w:right w:val="none" w:sz="0" w:space="0" w:color="000000"/>
+            </w:tcBorders>
+            <w:shd w:val="clear" w:color="auto" w:fill="FFFFFF"/>
+            <w:tcMar>
+              <w:top w:w="0" w:type="dxa"/>
+              <w:bottom w:w="0" w:type="dxa"/>
+              <w:left w:w="0" w:type="dxa"/>
+              <w:right w:w="0" w:type="dxa"/>
+            </w:tcMar>
+            <w:vAlign w:val="top"/>
+          </w:tcPr>
+          <w:p>
+            <w:pPr>
+              <w:pStyle w:val="Normal"/>
+              <w:jc w:val="center"/>
+              <w:pBdr>
+                <w:bottom w:val="none" w:sz="0" w:space="0" w:color="000000"/>
+                <w:top w:val="none" w:sz="0" w:space="0" w:color="000000"/>
+                <w:left w:val="none" w:sz="0" w:space="0" w:color="000000"/>
+                <w:right w:val="none" w:sz="0" w:space="0" w:color="000000"/>
+              </w:pBdr>
+              <w:spacing w:after="100" w:before="100" w:line="240"/>
+              <w:ind w:left="100" w:right="100" w:firstLine="0" w:firstLineChars="0"/>
+              <w:rPr>
+                <w:rFonts w:ascii="Helvetica" w:hAnsi="Helvetica" w:eastAsia="Helvetica" w:cs="Helvetica"/>
+                <w:i w:val="false"/>
+                <w:b w:val="false"/>
+                <w:u w:val="none"/>
+                <w:sz w:val="22"/>
+                <w:szCs w:val="22"/>
+                <w:color w:val="000000"/>
+              </w:rPr>
+            </w:pPr>
+            <w:r>
+              <w:rPr>
+                <w:rFonts w:ascii="Helvetica" w:hAnsi="Helvetica" w:eastAsia="Helvetica" w:cs="Helvetica"/>
+                <w:i w:val="false"/>
+                <w:b w:val="false"/>
+                <w:u w:val="none"/>
+                <w:sz w:val="22"/>
+                <w:szCs w:val="22"/>
+                <w:color w:val="000000"/>
+              </w:rPr>
+              <w:t xml:space="preserve">0.29, 11.6</w:t>
+            </w:r>
+          </w:p>
+        </w:tc>
+        <w:tc>
+          <w:tcPr>
+            <w:tcBorders>
+              <w:bottom w:val="none" w:sz="0" w:space="0" w:color="000000"/>
+              <w:top w:val="none" w:sz="0" w:space="0" w:color="000000"/>
+              <w:left w:val="none" w:sz="0" w:space="0" w:color="000000"/>
+              <w:right w:val="none" w:sz="0" w:space="0" w:color="000000"/>
+            </w:tcBorders>
+            <w:shd w:val="clear" w:color="auto" w:fill="FFFFFF"/>
+            <w:tcMar>
+              <w:top w:w="0" w:type="dxa"/>
+              <w:bottom w:w="0" w:type="dxa"/>
+              <w:left w:w="0" w:type="dxa"/>
+              <w:right w:w="0" w:type="dxa"/>
+            </w:tcMar>
+            <w:vAlign w:val="top"/>
+          </w:tcPr>
+          <w:p>
+            <w:pPr>
+              <w:pStyle w:val="Normal"/>
+              <w:jc w:val="center"/>
+              <w:pBdr>
+                <w:bottom w:val="none" w:sz="0" w:space="0" w:color="000000"/>
+                <w:top w:val="none" w:sz="0" w:space="0" w:color="000000"/>
+                <w:left w:val="none" w:sz="0" w:space="0" w:color="000000"/>
+                <w:right w:val="none" w:sz="0" w:space="0" w:color="000000"/>
+              </w:pBdr>
+              <w:spacing w:after="100" w:before="100" w:line="240"/>
+              <w:ind w:left="100" w:right="100" w:firstLine="0" w:firstLineChars="0"/>
+              <w:rPr>
+                <w:rFonts w:ascii="Helvetica" w:hAnsi="Helvetica" w:eastAsia="Helvetica" w:cs="Helvetica"/>
+                <w:i w:val="false"/>
+                <w:b w:val="false"/>
+                <w:u w:val="none"/>
+                <w:sz w:val="22"/>
+                <w:szCs w:val="22"/>
+                <w:color w:val="000000"/>
+              </w:rPr>
+            </w:pPr>
+            <w:r>
+              <w:rPr>
+                <w:rFonts w:ascii="Helvetica" w:hAnsi="Helvetica" w:eastAsia="Helvetica" w:cs="Helvetica"/>
+                <w:i w:val="false"/>
+                <w:b w:val="false"/>
+                <w:u w:val="none"/>
+                <w:sz w:val="22"/>
+                <w:szCs w:val="22"/>
+                <w:color w:val="000000"/>
+              </w:rPr>
+              <w:t xml:space="preserve">0.530</w:t>
             </w:r>
           </w:p>
         </w:tc>
@@ -3306,60 +3306,60 @@
                 <w:szCs w:val="22"/>
                 <w:color w:val="000000"/>
               </w:rPr>
-              <w:t xml:space="preserve">1.12</w:t>
-            </w:r>
-          </w:p>
-        </w:tc>
-        <w:tc>
-          <w:tcPr>
-            <w:tcBorders>
-              <w:bottom w:val="none" w:sz="0" w:space="0" w:color="000000"/>
-              <w:top w:val="none" w:sz="0" w:space="0" w:color="000000"/>
-              <w:left w:val="none" w:sz="0" w:space="0" w:color="000000"/>
-              <w:right w:val="none" w:sz="0" w:space="0" w:color="000000"/>
-            </w:tcBorders>
-            <w:shd w:val="clear" w:color="auto" w:fill="FFFFFF"/>
-            <w:tcMar>
-              <w:top w:w="0" w:type="dxa"/>
-              <w:bottom w:w="0" w:type="dxa"/>
-              <w:left w:w="0" w:type="dxa"/>
-              <w:right w:w="0" w:type="dxa"/>
-            </w:tcMar>
-            <w:vAlign w:val="top"/>
-          </w:tcPr>
-          <w:p>
-            <w:pPr>
-              <w:pStyle w:val="Normal"/>
-              <w:jc w:val="center"/>
-              <w:pBdr>
-                <w:bottom w:val="none" w:sz="0" w:space="0" w:color="000000"/>
-                <w:top w:val="none" w:sz="0" w:space="0" w:color="000000"/>
-                <w:left w:val="none" w:sz="0" w:space="0" w:color="000000"/>
-                <w:right w:val="none" w:sz="0" w:space="0" w:color="000000"/>
-              </w:pBdr>
-              <w:spacing w:after="100" w:before="100" w:line="240"/>
-              <w:ind w:left="100" w:right="100" w:firstLine="0" w:firstLineChars="0"/>
-              <w:rPr>
-                <w:rFonts w:ascii="Helvetica" w:hAnsi="Helvetica" w:eastAsia="Helvetica" w:cs="Helvetica"/>
-                <w:i w:val="false"/>
-                <w:b w:val="false"/>
-                <w:u w:val="none"/>
-                <w:sz w:val="22"/>
-                <w:szCs w:val="22"/>
-                <w:color w:val="000000"/>
-              </w:rPr>
-            </w:pPr>
-            <w:r>
-              <w:rPr>
-                <w:rFonts w:ascii="Helvetica" w:hAnsi="Helvetica" w:eastAsia="Helvetica" w:cs="Helvetica"/>
-                <w:i w:val="false"/>
-                <w:b w:val="false"/>
-                <w:u w:val="none"/>
-                <w:sz w:val="22"/>
-                <w:szCs w:val="22"/>
-                <w:color w:val="000000"/>
-              </w:rPr>
-              <w:t xml:space="preserve">0.96, 1.29</w:t>
+              <w:t xml:space="preserve">1.11</w:t>
+            </w:r>
+          </w:p>
+        </w:tc>
+        <w:tc>
+          <w:tcPr>
+            <w:tcBorders>
+              <w:bottom w:val="none" w:sz="0" w:space="0" w:color="000000"/>
+              <w:top w:val="none" w:sz="0" w:space="0" w:color="000000"/>
+              <w:left w:val="none" w:sz="0" w:space="0" w:color="000000"/>
+              <w:right w:val="none" w:sz="0" w:space="0" w:color="000000"/>
+            </w:tcBorders>
+            <w:shd w:val="clear" w:color="auto" w:fill="FFFFFF"/>
+            <w:tcMar>
+              <w:top w:w="0" w:type="dxa"/>
+              <w:bottom w:w="0" w:type="dxa"/>
+              <w:left w:w="0" w:type="dxa"/>
+              <w:right w:w="0" w:type="dxa"/>
+            </w:tcMar>
+            <w:vAlign w:val="top"/>
+          </w:tcPr>
+          <w:p>
+            <w:pPr>
+              <w:pStyle w:val="Normal"/>
+              <w:jc w:val="center"/>
+              <w:pBdr>
+                <w:bottom w:val="none" w:sz="0" w:space="0" w:color="000000"/>
+                <w:top w:val="none" w:sz="0" w:space="0" w:color="000000"/>
+                <w:left w:val="none" w:sz="0" w:space="0" w:color="000000"/>
+                <w:right w:val="none" w:sz="0" w:space="0" w:color="000000"/>
+              </w:pBdr>
+              <w:spacing w:after="100" w:before="100" w:line="240"/>
+              <w:ind w:left="100" w:right="100" w:firstLine="0" w:firstLineChars="0"/>
+              <w:rPr>
+                <w:rFonts w:ascii="Helvetica" w:hAnsi="Helvetica" w:eastAsia="Helvetica" w:cs="Helvetica"/>
+                <w:i w:val="false"/>
+                <w:b w:val="false"/>
+                <w:u w:val="none"/>
+                <w:sz w:val="22"/>
+                <w:szCs w:val="22"/>
+                <w:color w:val="000000"/>
+              </w:rPr>
+            </w:pPr>
+            <w:r>
+              <w:rPr>
+                <w:rFonts w:ascii="Helvetica" w:hAnsi="Helvetica" w:eastAsia="Helvetica" w:cs="Helvetica"/>
+                <w:i w:val="false"/>
+                <w:b w:val="false"/>
+                <w:u w:val="none"/>
+                <w:sz w:val="22"/>
+                <w:szCs w:val="22"/>
+                <w:color w:val="000000"/>
+              </w:rPr>
+              <w:t xml:space="preserve">0.97, 1.28</w:t>
             </w:r>
           </w:p>
         </w:tc>
@@ -3571,60 +3571,60 @@
                 <w:szCs w:val="22"/>
                 <w:color w:val="000000"/>
               </w:rPr>
-              <w:t xml:space="preserve">0.89, 1.24</w:t>
-            </w:r>
-          </w:p>
-        </w:tc>
-        <w:tc>
-          <w:tcPr>
-            <w:tcBorders>
-              <w:bottom w:val="none" w:sz="0" w:space="0" w:color="000000"/>
-              <w:top w:val="none" w:sz="0" w:space="0" w:color="000000"/>
-              <w:left w:val="none" w:sz="0" w:space="0" w:color="000000"/>
-              <w:right w:val="none" w:sz="0" w:space="0" w:color="000000"/>
-            </w:tcBorders>
-            <w:shd w:val="clear" w:color="auto" w:fill="FFFFFF"/>
-            <w:tcMar>
-              <w:top w:w="0" w:type="dxa"/>
-              <w:bottom w:w="0" w:type="dxa"/>
-              <w:left w:w="0" w:type="dxa"/>
-              <w:right w:w="0" w:type="dxa"/>
-            </w:tcMar>
-            <w:vAlign w:val="top"/>
-          </w:tcPr>
-          <w:p>
-            <w:pPr>
-              <w:pStyle w:val="Normal"/>
-              <w:jc w:val="center"/>
-              <w:pBdr>
-                <w:bottom w:val="none" w:sz="0" w:space="0" w:color="000000"/>
-                <w:top w:val="none" w:sz="0" w:space="0" w:color="000000"/>
-                <w:left w:val="none" w:sz="0" w:space="0" w:color="000000"/>
-                <w:right w:val="none" w:sz="0" w:space="0" w:color="000000"/>
-              </w:pBdr>
-              <w:spacing w:after="100" w:before="100" w:line="240"/>
-              <w:ind w:left="100" w:right="100" w:firstLine="0" w:firstLineChars="0"/>
-              <w:rPr>
-                <w:rFonts w:ascii="Helvetica" w:hAnsi="Helvetica" w:eastAsia="Helvetica" w:cs="Helvetica"/>
-                <w:i w:val="false"/>
-                <w:b w:val="false"/>
-                <w:u w:val="none"/>
-                <w:sz w:val="22"/>
-                <w:szCs w:val="22"/>
-                <w:color w:val="000000"/>
-              </w:rPr>
-            </w:pPr>
-            <w:r>
-              <w:rPr>
-                <w:rFonts w:ascii="Helvetica" w:hAnsi="Helvetica" w:eastAsia="Helvetica" w:cs="Helvetica"/>
-                <w:i w:val="false"/>
-                <w:b w:val="false"/>
-                <w:u w:val="none"/>
-                <w:sz w:val="22"/>
-                <w:szCs w:val="22"/>
-                <w:color w:val="000000"/>
-              </w:rPr>
-              <w:t xml:space="preserve">0.530</w:t>
+              <w:t xml:space="preserve">0.89, 1.25</w:t>
+            </w:r>
+          </w:p>
+        </w:tc>
+        <w:tc>
+          <w:tcPr>
+            <w:tcBorders>
+              <w:bottom w:val="none" w:sz="0" w:space="0" w:color="000000"/>
+              <w:top w:val="none" w:sz="0" w:space="0" w:color="000000"/>
+              <w:left w:val="none" w:sz="0" w:space="0" w:color="000000"/>
+              <w:right w:val="none" w:sz="0" w:space="0" w:color="000000"/>
+            </w:tcBorders>
+            <w:shd w:val="clear" w:color="auto" w:fill="FFFFFF"/>
+            <w:tcMar>
+              <w:top w:w="0" w:type="dxa"/>
+              <w:bottom w:w="0" w:type="dxa"/>
+              <w:left w:w="0" w:type="dxa"/>
+              <w:right w:w="0" w:type="dxa"/>
+            </w:tcMar>
+            <w:vAlign w:val="top"/>
+          </w:tcPr>
+          <w:p>
+            <w:pPr>
+              <w:pStyle w:val="Normal"/>
+              <w:jc w:val="center"/>
+              <w:pBdr>
+                <w:bottom w:val="none" w:sz="0" w:space="0" w:color="000000"/>
+                <w:top w:val="none" w:sz="0" w:space="0" w:color="000000"/>
+                <w:left w:val="none" w:sz="0" w:space="0" w:color="000000"/>
+                <w:right w:val="none" w:sz="0" w:space="0" w:color="000000"/>
+              </w:pBdr>
+              <w:spacing w:after="100" w:before="100" w:line="240"/>
+              <w:ind w:left="100" w:right="100" w:firstLine="0" w:firstLineChars="0"/>
+              <w:rPr>
+                <w:rFonts w:ascii="Helvetica" w:hAnsi="Helvetica" w:eastAsia="Helvetica" w:cs="Helvetica"/>
+                <w:i w:val="false"/>
+                <w:b w:val="false"/>
+                <w:u w:val="none"/>
+                <w:sz w:val="22"/>
+                <w:szCs w:val="22"/>
+                <w:color w:val="000000"/>
+              </w:rPr>
+            </w:pPr>
+            <w:r>
+              <w:rPr>
+                <w:rFonts w:ascii="Helvetica" w:hAnsi="Helvetica" w:eastAsia="Helvetica" w:cs="Helvetica"/>
+                <w:i w:val="false"/>
+                <w:b w:val="false"/>
+                <w:u w:val="none"/>
+                <w:sz w:val="22"/>
+                <w:szCs w:val="22"/>
+                <w:color w:val="000000"/>
+              </w:rPr>
+              <w:t xml:space="preserve">0.550</w:t>
             </w:r>
           </w:p>
         </w:tc>
@@ -4755,113 +4755,113 @@
                 <w:szCs w:val="22"/>
                 <w:color w:val="000000"/>
               </w:rPr>
-              <w:t xml:space="preserve">1.77</w:t>
-            </w:r>
-          </w:p>
-        </w:tc>
-        <w:tc>
-          <w:tcPr>
-            <w:tcBorders>
-              <w:bottom w:val="none" w:sz="0" w:space="0" w:color="000000"/>
-              <w:top w:val="none" w:sz="0" w:space="0" w:color="000000"/>
-              <w:left w:val="none" w:sz="0" w:space="0" w:color="000000"/>
-              <w:right w:val="none" w:sz="0" w:space="0" w:color="000000"/>
-            </w:tcBorders>
-            <w:shd w:val="clear" w:color="auto" w:fill="FFFFFF"/>
-            <w:tcMar>
-              <w:top w:w="0" w:type="dxa"/>
-              <w:bottom w:w="0" w:type="dxa"/>
-              <w:left w:w="0" w:type="dxa"/>
-              <w:right w:w="0" w:type="dxa"/>
-            </w:tcMar>
-            <w:vAlign w:val="top"/>
-          </w:tcPr>
-          <w:p>
-            <w:pPr>
-              <w:pStyle w:val="Normal"/>
-              <w:jc w:val="center"/>
-              <w:pBdr>
-                <w:bottom w:val="none" w:sz="0" w:space="0" w:color="000000"/>
-                <w:top w:val="none" w:sz="0" w:space="0" w:color="000000"/>
-                <w:left w:val="none" w:sz="0" w:space="0" w:color="000000"/>
-                <w:right w:val="none" w:sz="0" w:space="0" w:color="000000"/>
-              </w:pBdr>
-              <w:spacing w:after="100" w:before="100" w:line="240"/>
-              <w:ind w:left="100" w:right="100" w:firstLine="0" w:firstLineChars="0"/>
-              <w:rPr>
-                <w:rFonts w:ascii="Helvetica" w:hAnsi="Helvetica" w:eastAsia="Helvetica" w:cs="Helvetica"/>
-                <w:i w:val="false"/>
-                <w:b w:val="false"/>
-                <w:u w:val="none"/>
-                <w:sz w:val="22"/>
-                <w:szCs w:val="22"/>
-                <w:color w:val="000000"/>
-              </w:rPr>
-            </w:pPr>
-            <w:r>
-              <w:rPr>
-                <w:rFonts w:ascii="Helvetica" w:hAnsi="Helvetica" w:eastAsia="Helvetica" w:cs="Helvetica"/>
-                <w:i w:val="false"/>
-                <w:b w:val="false"/>
-                <w:u w:val="none"/>
-                <w:sz w:val="22"/>
-                <w:szCs w:val="22"/>
-                <w:color w:val="000000"/>
-              </w:rPr>
-              <w:t xml:space="preserve">0.78, 4.01</w:t>
-            </w:r>
-          </w:p>
-        </w:tc>
-        <w:tc>
-          <w:tcPr>
-            <w:tcBorders>
-              <w:bottom w:val="none" w:sz="0" w:space="0" w:color="000000"/>
-              <w:top w:val="none" w:sz="0" w:space="0" w:color="000000"/>
-              <w:left w:val="none" w:sz="0" w:space="0" w:color="000000"/>
-              <w:right w:val="none" w:sz="0" w:space="0" w:color="000000"/>
-            </w:tcBorders>
-            <w:shd w:val="clear" w:color="auto" w:fill="FFFFFF"/>
-            <w:tcMar>
-              <w:top w:w="0" w:type="dxa"/>
-              <w:bottom w:w="0" w:type="dxa"/>
-              <w:left w:w="0" w:type="dxa"/>
-              <w:right w:w="0" w:type="dxa"/>
-            </w:tcMar>
-            <w:vAlign w:val="top"/>
-          </w:tcPr>
-          <w:p>
-            <w:pPr>
-              <w:pStyle w:val="Normal"/>
-              <w:jc w:val="center"/>
-              <w:pBdr>
-                <w:bottom w:val="none" w:sz="0" w:space="0" w:color="000000"/>
-                <w:top w:val="none" w:sz="0" w:space="0" w:color="000000"/>
-                <w:left w:val="none" w:sz="0" w:space="0" w:color="000000"/>
-                <w:right w:val="none" w:sz="0" w:space="0" w:color="000000"/>
-              </w:pBdr>
-              <w:spacing w:after="100" w:before="100" w:line="240"/>
-              <w:ind w:left="100" w:right="100" w:firstLine="0" w:firstLineChars="0"/>
-              <w:rPr>
-                <w:rFonts w:ascii="Helvetica" w:hAnsi="Helvetica" w:eastAsia="Helvetica" w:cs="Helvetica"/>
-                <w:i w:val="false"/>
-                <w:b w:val="false"/>
-                <w:u w:val="none"/>
-                <w:sz w:val="22"/>
-                <w:szCs w:val="22"/>
-                <w:color w:val="000000"/>
-              </w:rPr>
-            </w:pPr>
-            <w:r>
-              <w:rPr>
-                <w:rFonts w:ascii="Helvetica" w:hAnsi="Helvetica" w:eastAsia="Helvetica" w:cs="Helvetica"/>
-                <w:i w:val="false"/>
-                <w:b w:val="false"/>
-                <w:u w:val="none"/>
-                <w:sz w:val="22"/>
-                <w:szCs w:val="22"/>
-                <w:color w:val="000000"/>
-              </w:rPr>
-              <w:t xml:space="preserve">0.170</w:t>
+              <w:t xml:space="preserve">1.65</w:t>
+            </w:r>
+          </w:p>
+        </w:tc>
+        <w:tc>
+          <w:tcPr>
+            <w:tcBorders>
+              <w:bottom w:val="none" w:sz="0" w:space="0" w:color="000000"/>
+              <w:top w:val="none" w:sz="0" w:space="0" w:color="000000"/>
+              <w:left w:val="none" w:sz="0" w:space="0" w:color="000000"/>
+              <w:right w:val="none" w:sz="0" w:space="0" w:color="000000"/>
+            </w:tcBorders>
+            <w:shd w:val="clear" w:color="auto" w:fill="FFFFFF"/>
+            <w:tcMar>
+              <w:top w:w="0" w:type="dxa"/>
+              <w:bottom w:w="0" w:type="dxa"/>
+              <w:left w:w="0" w:type="dxa"/>
+              <w:right w:w="0" w:type="dxa"/>
+            </w:tcMar>
+            <w:vAlign w:val="top"/>
+          </w:tcPr>
+          <w:p>
+            <w:pPr>
+              <w:pStyle w:val="Normal"/>
+              <w:jc w:val="center"/>
+              <w:pBdr>
+                <w:bottom w:val="none" w:sz="0" w:space="0" w:color="000000"/>
+                <w:top w:val="none" w:sz="0" w:space="0" w:color="000000"/>
+                <w:left w:val="none" w:sz="0" w:space="0" w:color="000000"/>
+                <w:right w:val="none" w:sz="0" w:space="0" w:color="000000"/>
+              </w:pBdr>
+              <w:spacing w:after="100" w:before="100" w:line="240"/>
+              <w:ind w:left="100" w:right="100" w:firstLine="0" w:firstLineChars="0"/>
+              <w:rPr>
+                <w:rFonts w:ascii="Helvetica" w:hAnsi="Helvetica" w:eastAsia="Helvetica" w:cs="Helvetica"/>
+                <w:i w:val="false"/>
+                <w:b w:val="false"/>
+                <w:u w:val="none"/>
+                <w:sz w:val="22"/>
+                <w:szCs w:val="22"/>
+                <w:color w:val="000000"/>
+              </w:rPr>
+            </w:pPr>
+            <w:r>
+              <w:rPr>
+                <w:rFonts w:ascii="Helvetica" w:hAnsi="Helvetica" w:eastAsia="Helvetica" w:cs="Helvetica"/>
+                <w:i w:val="false"/>
+                <w:b w:val="false"/>
+                <w:u w:val="none"/>
+                <w:sz w:val="22"/>
+                <w:szCs w:val="22"/>
+                <w:color w:val="000000"/>
+              </w:rPr>
+              <w:t xml:space="preserve">0.74, 3.68</w:t>
+            </w:r>
+          </w:p>
+        </w:tc>
+        <w:tc>
+          <w:tcPr>
+            <w:tcBorders>
+              <w:bottom w:val="none" w:sz="0" w:space="0" w:color="000000"/>
+              <w:top w:val="none" w:sz="0" w:space="0" w:color="000000"/>
+              <w:left w:val="none" w:sz="0" w:space="0" w:color="000000"/>
+              <w:right w:val="none" w:sz="0" w:space="0" w:color="000000"/>
+            </w:tcBorders>
+            <w:shd w:val="clear" w:color="auto" w:fill="FFFFFF"/>
+            <w:tcMar>
+              <w:top w:w="0" w:type="dxa"/>
+              <w:bottom w:w="0" w:type="dxa"/>
+              <w:left w:w="0" w:type="dxa"/>
+              <w:right w:w="0" w:type="dxa"/>
+            </w:tcMar>
+            <w:vAlign w:val="top"/>
+          </w:tcPr>
+          <w:p>
+            <w:pPr>
+              <w:pStyle w:val="Normal"/>
+              <w:jc w:val="center"/>
+              <w:pBdr>
+                <w:bottom w:val="none" w:sz="0" w:space="0" w:color="000000"/>
+                <w:top w:val="none" w:sz="0" w:space="0" w:color="000000"/>
+                <w:left w:val="none" w:sz="0" w:space="0" w:color="000000"/>
+                <w:right w:val="none" w:sz="0" w:space="0" w:color="000000"/>
+              </w:pBdr>
+              <w:spacing w:after="100" w:before="100" w:line="240"/>
+              <w:ind w:left="100" w:right="100" w:firstLine="0" w:firstLineChars="0"/>
+              <w:rPr>
+                <w:rFonts w:ascii="Helvetica" w:hAnsi="Helvetica" w:eastAsia="Helvetica" w:cs="Helvetica"/>
+                <w:i w:val="false"/>
+                <w:b w:val="false"/>
+                <w:u w:val="none"/>
+                <w:sz w:val="22"/>
+                <w:szCs w:val="22"/>
+                <w:color w:val="000000"/>
+              </w:rPr>
+            </w:pPr>
+            <w:r>
+              <w:rPr>
+                <w:rFonts w:ascii="Helvetica" w:hAnsi="Helvetica" w:eastAsia="Helvetica" w:cs="Helvetica"/>
+                <w:i w:val="false"/>
+                <w:b w:val="false"/>
+                <w:u w:val="none"/>
+                <w:sz w:val="22"/>
+                <w:szCs w:val="22"/>
+                <w:color w:val="000000"/>
+              </w:rPr>
+              <w:t xml:space="preserve">0.230</w:t>
             </w:r>
           </w:p>
         </w:tc>
@@ -4967,113 +4967,113 @@
                 <w:szCs w:val="22"/>
                 <w:color w:val="000000"/>
               </w:rPr>
-              <w:t xml:space="preserve">1.58</w:t>
-            </w:r>
-          </w:p>
-        </w:tc>
-        <w:tc>
-          <w:tcPr>
-            <w:tcBorders>
-              <w:bottom w:val="none" w:sz="0" w:space="0" w:color="000000"/>
-              <w:top w:val="none" w:sz="0" w:space="0" w:color="000000"/>
-              <w:left w:val="none" w:sz="0" w:space="0" w:color="000000"/>
-              <w:right w:val="none" w:sz="0" w:space="0" w:color="000000"/>
-            </w:tcBorders>
-            <w:shd w:val="clear" w:color="auto" w:fill="FFFFFF"/>
-            <w:tcMar>
-              <w:top w:w="0" w:type="dxa"/>
-              <w:bottom w:w="0" w:type="dxa"/>
-              <w:left w:w="0" w:type="dxa"/>
-              <w:right w:w="0" w:type="dxa"/>
-            </w:tcMar>
-            <w:vAlign w:val="top"/>
-          </w:tcPr>
-          <w:p>
-            <w:pPr>
-              <w:pStyle w:val="Normal"/>
-              <w:jc w:val="center"/>
-              <w:pBdr>
-                <w:bottom w:val="none" w:sz="0" w:space="0" w:color="000000"/>
-                <w:top w:val="none" w:sz="0" w:space="0" w:color="000000"/>
-                <w:left w:val="none" w:sz="0" w:space="0" w:color="000000"/>
-                <w:right w:val="none" w:sz="0" w:space="0" w:color="000000"/>
-              </w:pBdr>
-              <w:spacing w:after="100" w:before="100" w:line="240"/>
-              <w:ind w:left="100" w:right="100" w:firstLine="0" w:firstLineChars="0"/>
-              <w:rPr>
-                <w:rFonts w:ascii="Helvetica" w:hAnsi="Helvetica" w:eastAsia="Helvetica" w:cs="Helvetica"/>
-                <w:i w:val="false"/>
-                <w:b w:val="false"/>
-                <w:u w:val="none"/>
-                <w:sz w:val="22"/>
-                <w:szCs w:val="22"/>
-                <w:color w:val="000000"/>
-              </w:rPr>
-            </w:pPr>
-            <w:r>
-              <w:rPr>
-                <w:rFonts w:ascii="Helvetica" w:hAnsi="Helvetica" w:eastAsia="Helvetica" w:cs="Helvetica"/>
-                <w:i w:val="false"/>
-                <w:b w:val="false"/>
-                <w:u w:val="none"/>
-                <w:sz w:val="22"/>
-                <w:szCs w:val="22"/>
-                <w:color w:val="000000"/>
-              </w:rPr>
-              <w:t xml:space="preserve">0.61, 4.13</w:t>
-            </w:r>
-          </w:p>
-        </w:tc>
-        <w:tc>
-          <w:tcPr>
-            <w:tcBorders>
-              <w:bottom w:val="none" w:sz="0" w:space="0" w:color="000000"/>
-              <w:top w:val="none" w:sz="0" w:space="0" w:color="000000"/>
-              <w:left w:val="none" w:sz="0" w:space="0" w:color="000000"/>
-              <w:right w:val="none" w:sz="0" w:space="0" w:color="000000"/>
-            </w:tcBorders>
-            <w:shd w:val="clear" w:color="auto" w:fill="FFFFFF"/>
-            <w:tcMar>
-              <w:top w:w="0" w:type="dxa"/>
-              <w:bottom w:w="0" w:type="dxa"/>
-              <w:left w:w="0" w:type="dxa"/>
-              <w:right w:w="0" w:type="dxa"/>
-            </w:tcMar>
-            <w:vAlign w:val="top"/>
-          </w:tcPr>
-          <w:p>
-            <w:pPr>
-              <w:pStyle w:val="Normal"/>
-              <w:jc w:val="center"/>
-              <w:pBdr>
-                <w:bottom w:val="none" w:sz="0" w:space="0" w:color="000000"/>
-                <w:top w:val="none" w:sz="0" w:space="0" w:color="000000"/>
-                <w:left w:val="none" w:sz="0" w:space="0" w:color="000000"/>
-                <w:right w:val="none" w:sz="0" w:space="0" w:color="000000"/>
-              </w:pBdr>
-              <w:spacing w:after="100" w:before="100" w:line="240"/>
-              <w:ind w:left="100" w:right="100" w:firstLine="0" w:firstLineChars="0"/>
-              <w:rPr>
-                <w:rFonts w:ascii="Helvetica" w:hAnsi="Helvetica" w:eastAsia="Helvetica" w:cs="Helvetica"/>
-                <w:i w:val="false"/>
-                <w:b w:val="false"/>
-                <w:u w:val="none"/>
-                <w:sz w:val="22"/>
-                <w:szCs w:val="22"/>
-                <w:color w:val="000000"/>
-              </w:rPr>
-            </w:pPr>
-            <w:r>
-              <w:rPr>
-                <w:rFonts w:ascii="Helvetica" w:hAnsi="Helvetica" w:eastAsia="Helvetica" w:cs="Helvetica"/>
-                <w:i w:val="false"/>
-                <w:b w:val="false"/>
-                <w:u w:val="none"/>
-                <w:sz w:val="22"/>
-                <w:szCs w:val="22"/>
-                <w:color w:val="000000"/>
-              </w:rPr>
-              <w:t xml:space="preserve">0.350</w:t>
+              <w:t xml:space="preserve">1.43</w:t>
+            </w:r>
+          </w:p>
+        </w:tc>
+        <w:tc>
+          <w:tcPr>
+            <w:tcBorders>
+              <w:bottom w:val="none" w:sz="0" w:space="0" w:color="000000"/>
+              <w:top w:val="none" w:sz="0" w:space="0" w:color="000000"/>
+              <w:left w:val="none" w:sz="0" w:space="0" w:color="000000"/>
+              <w:right w:val="none" w:sz="0" w:space="0" w:color="000000"/>
+            </w:tcBorders>
+            <w:shd w:val="clear" w:color="auto" w:fill="FFFFFF"/>
+            <w:tcMar>
+              <w:top w:w="0" w:type="dxa"/>
+              <w:bottom w:w="0" w:type="dxa"/>
+              <w:left w:w="0" w:type="dxa"/>
+              <w:right w:w="0" w:type="dxa"/>
+            </w:tcMar>
+            <w:vAlign w:val="top"/>
+          </w:tcPr>
+          <w:p>
+            <w:pPr>
+              <w:pStyle w:val="Normal"/>
+              <w:jc w:val="center"/>
+              <w:pBdr>
+                <w:bottom w:val="none" w:sz="0" w:space="0" w:color="000000"/>
+                <w:top w:val="none" w:sz="0" w:space="0" w:color="000000"/>
+                <w:left w:val="none" w:sz="0" w:space="0" w:color="000000"/>
+                <w:right w:val="none" w:sz="0" w:space="0" w:color="000000"/>
+              </w:pBdr>
+              <w:spacing w:after="100" w:before="100" w:line="240"/>
+              <w:ind w:left="100" w:right="100" w:firstLine="0" w:firstLineChars="0"/>
+              <w:rPr>
+                <w:rFonts w:ascii="Helvetica" w:hAnsi="Helvetica" w:eastAsia="Helvetica" w:cs="Helvetica"/>
+                <w:i w:val="false"/>
+                <w:b w:val="false"/>
+                <w:u w:val="none"/>
+                <w:sz w:val="22"/>
+                <w:szCs w:val="22"/>
+                <w:color w:val="000000"/>
+              </w:rPr>
+            </w:pPr>
+            <w:r>
+              <w:rPr>
+                <w:rFonts w:ascii="Helvetica" w:hAnsi="Helvetica" w:eastAsia="Helvetica" w:cs="Helvetica"/>
+                <w:i w:val="false"/>
+                <w:b w:val="false"/>
+                <w:u w:val="none"/>
+                <w:sz w:val="22"/>
+                <w:szCs w:val="22"/>
+                <w:color w:val="000000"/>
+              </w:rPr>
+              <w:t xml:space="preserve">0.55, 3.72</w:t>
+            </w:r>
+          </w:p>
+        </w:tc>
+        <w:tc>
+          <w:tcPr>
+            <w:tcBorders>
+              <w:bottom w:val="none" w:sz="0" w:space="0" w:color="000000"/>
+              <w:top w:val="none" w:sz="0" w:space="0" w:color="000000"/>
+              <w:left w:val="none" w:sz="0" w:space="0" w:color="000000"/>
+              <w:right w:val="none" w:sz="0" w:space="0" w:color="000000"/>
+            </w:tcBorders>
+            <w:shd w:val="clear" w:color="auto" w:fill="FFFFFF"/>
+            <w:tcMar>
+              <w:top w:w="0" w:type="dxa"/>
+              <w:bottom w:w="0" w:type="dxa"/>
+              <w:left w:w="0" w:type="dxa"/>
+              <w:right w:w="0" w:type="dxa"/>
+            </w:tcMar>
+            <w:vAlign w:val="top"/>
+          </w:tcPr>
+          <w:p>
+            <w:pPr>
+              <w:pStyle w:val="Normal"/>
+              <w:jc w:val="center"/>
+              <w:pBdr>
+                <w:bottom w:val="none" w:sz="0" w:space="0" w:color="000000"/>
+                <w:top w:val="none" w:sz="0" w:space="0" w:color="000000"/>
+                <w:left w:val="none" w:sz="0" w:space="0" w:color="000000"/>
+                <w:right w:val="none" w:sz="0" w:space="0" w:color="000000"/>
+              </w:pBdr>
+              <w:spacing w:after="100" w:before="100" w:line="240"/>
+              <w:ind w:left="100" w:right="100" w:firstLine="0" w:firstLineChars="0"/>
+              <w:rPr>
+                <w:rFonts w:ascii="Helvetica" w:hAnsi="Helvetica" w:eastAsia="Helvetica" w:cs="Helvetica"/>
+                <w:i w:val="false"/>
+                <w:b w:val="false"/>
+                <w:u w:val="none"/>
+                <w:sz w:val="22"/>
+                <w:szCs w:val="22"/>
+                <w:color w:val="000000"/>
+              </w:rPr>
+            </w:pPr>
+            <w:r>
+              <w:rPr>
+                <w:rFonts w:ascii="Helvetica" w:hAnsi="Helvetica" w:eastAsia="Helvetica" w:cs="Helvetica"/>
+                <w:i w:val="false"/>
+                <w:b w:val="false"/>
+                <w:u w:val="none"/>
+                <w:sz w:val="22"/>
+                <w:szCs w:val="22"/>
+                <w:color w:val="000000"/>
+              </w:rPr>
+              <w:t xml:space="preserve">0.460</w:t>
             </w:r>
           </w:p>
         </w:tc>
@@ -6204,113 +6204,113 @@
                 <w:szCs w:val="22"/>
                 <w:color w:val="000000"/>
               </w:rPr>
-              <w:t xml:space="preserve">0.52</w:t>
-            </w:r>
-          </w:p>
-        </w:tc>
-        <w:tc>
-          <w:tcPr>
-            <w:tcBorders>
-              <w:bottom w:val="none" w:sz="0" w:space="0" w:color="000000"/>
-              <w:top w:val="none" w:sz="0" w:space="0" w:color="000000"/>
-              <w:left w:val="none" w:sz="0" w:space="0" w:color="000000"/>
-              <w:right w:val="none" w:sz="0" w:space="0" w:color="000000"/>
-            </w:tcBorders>
-            <w:shd w:val="clear" w:color="auto" w:fill="FFFFFF"/>
-            <w:tcMar>
-              <w:top w:w="0" w:type="dxa"/>
-              <w:bottom w:w="0" w:type="dxa"/>
-              <w:left w:w="0" w:type="dxa"/>
-              <w:right w:w="0" w:type="dxa"/>
-            </w:tcMar>
-            <w:vAlign w:val="top"/>
-          </w:tcPr>
-          <w:p>
-            <w:pPr>
-              <w:pStyle w:val="Normal"/>
-              <w:jc w:val="center"/>
-              <w:pBdr>
-                <w:bottom w:val="none" w:sz="0" w:space="0" w:color="000000"/>
-                <w:top w:val="none" w:sz="0" w:space="0" w:color="000000"/>
-                <w:left w:val="none" w:sz="0" w:space="0" w:color="000000"/>
-                <w:right w:val="none" w:sz="0" w:space="0" w:color="000000"/>
-              </w:pBdr>
-              <w:spacing w:after="100" w:before="100" w:line="240"/>
-              <w:ind w:left="100" w:right="100" w:firstLine="0" w:firstLineChars="0"/>
-              <w:rPr>
-                <w:rFonts w:ascii="Helvetica" w:hAnsi="Helvetica" w:eastAsia="Helvetica" w:cs="Helvetica"/>
-                <w:i w:val="false"/>
-                <w:b w:val="false"/>
-                <w:u w:val="none"/>
-                <w:sz w:val="22"/>
-                <w:szCs w:val="22"/>
-                <w:color w:val="000000"/>
-              </w:rPr>
-            </w:pPr>
-            <w:r>
-              <w:rPr>
-                <w:rFonts w:ascii="Helvetica" w:hAnsi="Helvetica" w:eastAsia="Helvetica" w:cs="Helvetica"/>
-                <w:i w:val="false"/>
-                <w:b w:val="false"/>
-                <w:u w:val="none"/>
-                <w:sz w:val="22"/>
-                <w:szCs w:val="22"/>
-                <w:color w:val="000000"/>
-              </w:rPr>
-              <w:t xml:space="preserve">0.14, 1.93</w:t>
-            </w:r>
-          </w:p>
-        </w:tc>
-        <w:tc>
-          <w:tcPr>
-            <w:tcBorders>
-              <w:bottom w:val="none" w:sz="0" w:space="0" w:color="000000"/>
-              <w:top w:val="none" w:sz="0" w:space="0" w:color="000000"/>
-              <w:left w:val="none" w:sz="0" w:space="0" w:color="000000"/>
-              <w:right w:val="none" w:sz="0" w:space="0" w:color="000000"/>
-            </w:tcBorders>
-            <w:shd w:val="clear" w:color="auto" w:fill="FFFFFF"/>
-            <w:tcMar>
-              <w:top w:w="0" w:type="dxa"/>
-              <w:bottom w:w="0" w:type="dxa"/>
-              <w:left w:w="0" w:type="dxa"/>
-              <w:right w:w="0" w:type="dxa"/>
-            </w:tcMar>
-            <w:vAlign w:val="top"/>
-          </w:tcPr>
-          <w:p>
-            <w:pPr>
-              <w:pStyle w:val="Normal"/>
-              <w:jc w:val="center"/>
-              <w:pBdr>
-                <w:bottom w:val="none" w:sz="0" w:space="0" w:color="000000"/>
-                <w:top w:val="none" w:sz="0" w:space="0" w:color="000000"/>
-                <w:left w:val="none" w:sz="0" w:space="0" w:color="000000"/>
-                <w:right w:val="none" w:sz="0" w:space="0" w:color="000000"/>
-              </w:pBdr>
-              <w:spacing w:after="100" w:before="100" w:line="240"/>
-              <w:ind w:left="100" w:right="100" w:firstLine="0" w:firstLineChars="0"/>
-              <w:rPr>
-                <w:rFonts w:ascii="Helvetica" w:hAnsi="Helvetica" w:eastAsia="Helvetica" w:cs="Helvetica"/>
-                <w:i w:val="false"/>
-                <w:b w:val="false"/>
-                <w:u w:val="none"/>
-                <w:sz w:val="22"/>
-                <w:szCs w:val="22"/>
-                <w:color w:val="000000"/>
-              </w:rPr>
-            </w:pPr>
-            <w:r>
-              <w:rPr>
-                <w:rFonts w:ascii="Helvetica" w:hAnsi="Helvetica" w:eastAsia="Helvetica" w:cs="Helvetica"/>
-                <w:i w:val="false"/>
-                <w:b w:val="false"/>
-                <w:u w:val="none"/>
-                <w:sz w:val="22"/>
-                <w:szCs w:val="22"/>
-                <w:color w:val="000000"/>
-              </w:rPr>
-              <w:t xml:space="preserve">0.330</w:t>
+              <w:t xml:space="preserve">0.51</w:t>
+            </w:r>
+          </w:p>
+        </w:tc>
+        <w:tc>
+          <w:tcPr>
+            <w:tcBorders>
+              <w:bottom w:val="none" w:sz="0" w:space="0" w:color="000000"/>
+              <w:top w:val="none" w:sz="0" w:space="0" w:color="000000"/>
+              <w:left w:val="none" w:sz="0" w:space="0" w:color="000000"/>
+              <w:right w:val="none" w:sz="0" w:space="0" w:color="000000"/>
+            </w:tcBorders>
+            <w:shd w:val="clear" w:color="auto" w:fill="FFFFFF"/>
+            <w:tcMar>
+              <w:top w:w="0" w:type="dxa"/>
+              <w:bottom w:w="0" w:type="dxa"/>
+              <w:left w:w="0" w:type="dxa"/>
+              <w:right w:w="0" w:type="dxa"/>
+            </w:tcMar>
+            <w:vAlign w:val="top"/>
+          </w:tcPr>
+          <w:p>
+            <w:pPr>
+              <w:pStyle w:val="Normal"/>
+              <w:jc w:val="center"/>
+              <w:pBdr>
+                <w:bottom w:val="none" w:sz="0" w:space="0" w:color="000000"/>
+                <w:top w:val="none" w:sz="0" w:space="0" w:color="000000"/>
+                <w:left w:val="none" w:sz="0" w:space="0" w:color="000000"/>
+                <w:right w:val="none" w:sz="0" w:space="0" w:color="000000"/>
+              </w:pBdr>
+              <w:spacing w:after="100" w:before="100" w:line="240"/>
+              <w:ind w:left="100" w:right="100" w:firstLine="0" w:firstLineChars="0"/>
+              <w:rPr>
+                <w:rFonts w:ascii="Helvetica" w:hAnsi="Helvetica" w:eastAsia="Helvetica" w:cs="Helvetica"/>
+                <w:i w:val="false"/>
+                <w:b w:val="false"/>
+                <w:u w:val="none"/>
+                <w:sz w:val="22"/>
+                <w:szCs w:val="22"/>
+                <w:color w:val="000000"/>
+              </w:rPr>
+            </w:pPr>
+            <w:r>
+              <w:rPr>
+                <w:rFonts w:ascii="Helvetica" w:hAnsi="Helvetica" w:eastAsia="Helvetica" w:cs="Helvetica"/>
+                <w:i w:val="false"/>
+                <w:b w:val="false"/>
+                <w:u w:val="none"/>
+                <w:sz w:val="22"/>
+                <w:szCs w:val="22"/>
+                <w:color w:val="000000"/>
+              </w:rPr>
+              <w:t xml:space="preserve">0.14, 1.90</w:t>
+            </w:r>
+          </w:p>
+        </w:tc>
+        <w:tc>
+          <w:tcPr>
+            <w:tcBorders>
+              <w:bottom w:val="none" w:sz="0" w:space="0" w:color="000000"/>
+              <w:top w:val="none" w:sz="0" w:space="0" w:color="000000"/>
+              <w:left w:val="none" w:sz="0" w:space="0" w:color="000000"/>
+              <w:right w:val="none" w:sz="0" w:space="0" w:color="000000"/>
+            </w:tcBorders>
+            <w:shd w:val="clear" w:color="auto" w:fill="FFFFFF"/>
+            <w:tcMar>
+              <w:top w:w="0" w:type="dxa"/>
+              <w:bottom w:w="0" w:type="dxa"/>
+              <w:left w:w="0" w:type="dxa"/>
+              <w:right w:w="0" w:type="dxa"/>
+            </w:tcMar>
+            <w:vAlign w:val="top"/>
+          </w:tcPr>
+          <w:p>
+            <w:pPr>
+              <w:pStyle w:val="Normal"/>
+              <w:jc w:val="center"/>
+              <w:pBdr>
+                <w:bottom w:val="none" w:sz="0" w:space="0" w:color="000000"/>
+                <w:top w:val="none" w:sz="0" w:space="0" w:color="000000"/>
+                <w:left w:val="none" w:sz="0" w:space="0" w:color="000000"/>
+                <w:right w:val="none" w:sz="0" w:space="0" w:color="000000"/>
+              </w:pBdr>
+              <w:spacing w:after="100" w:before="100" w:line="240"/>
+              <w:ind w:left="100" w:right="100" w:firstLine="0" w:firstLineChars="0"/>
+              <w:rPr>
+                <w:rFonts w:ascii="Helvetica" w:hAnsi="Helvetica" w:eastAsia="Helvetica" w:cs="Helvetica"/>
+                <w:i w:val="false"/>
+                <w:b w:val="false"/>
+                <w:u w:val="none"/>
+                <w:sz w:val="22"/>
+                <w:szCs w:val="22"/>
+                <w:color w:val="000000"/>
+              </w:rPr>
+            </w:pPr>
+            <w:r>
+              <w:rPr>
+                <w:rFonts w:ascii="Helvetica" w:hAnsi="Helvetica" w:eastAsia="Helvetica" w:cs="Helvetica"/>
+                <w:i w:val="false"/>
+                <w:b w:val="false"/>
+                <w:u w:val="none"/>
+                <w:sz w:val="22"/>
+                <w:szCs w:val="22"/>
+                <w:color w:val="000000"/>
+              </w:rPr>
+              <w:t xml:space="preserve">0.310</w:t>
             </w:r>
           </w:p>
         </w:tc>
@@ -6416,113 +6416,113 @@
                 <w:szCs w:val="22"/>
                 <w:color w:val="000000"/>
               </w:rPr>
-              <w:t xml:space="preserve">0.59</w:t>
-            </w:r>
-          </w:p>
-        </w:tc>
-        <w:tc>
-          <w:tcPr>
-            <w:tcBorders>
-              <w:bottom w:val="none" w:sz="0" w:space="0" w:color="000000"/>
-              <w:top w:val="none" w:sz="0" w:space="0" w:color="000000"/>
-              <w:left w:val="none" w:sz="0" w:space="0" w:color="000000"/>
-              <w:right w:val="none" w:sz="0" w:space="0" w:color="000000"/>
-            </w:tcBorders>
-            <w:shd w:val="clear" w:color="auto" w:fill="FFFFFF"/>
-            <w:tcMar>
-              <w:top w:w="0" w:type="dxa"/>
-              <w:bottom w:w="0" w:type="dxa"/>
-              <w:left w:w="0" w:type="dxa"/>
-              <w:right w:w="0" w:type="dxa"/>
-            </w:tcMar>
-            <w:vAlign w:val="top"/>
-          </w:tcPr>
-          <w:p>
-            <w:pPr>
-              <w:pStyle w:val="Normal"/>
-              <w:jc w:val="center"/>
-              <w:pBdr>
-                <w:bottom w:val="none" w:sz="0" w:space="0" w:color="000000"/>
-                <w:top w:val="none" w:sz="0" w:space="0" w:color="000000"/>
-                <w:left w:val="none" w:sz="0" w:space="0" w:color="000000"/>
-                <w:right w:val="none" w:sz="0" w:space="0" w:color="000000"/>
-              </w:pBdr>
-              <w:spacing w:after="100" w:before="100" w:line="240"/>
-              <w:ind w:left="100" w:right="100" w:firstLine="0" w:firstLineChars="0"/>
-              <w:rPr>
-                <w:rFonts w:ascii="Helvetica" w:hAnsi="Helvetica" w:eastAsia="Helvetica" w:cs="Helvetica"/>
-                <w:i w:val="false"/>
-                <w:b w:val="false"/>
-                <w:u w:val="none"/>
-                <w:sz w:val="22"/>
-                <w:szCs w:val="22"/>
-                <w:color w:val="000000"/>
-              </w:rPr>
-            </w:pPr>
-            <w:r>
-              <w:rPr>
-                <w:rFonts w:ascii="Helvetica" w:hAnsi="Helvetica" w:eastAsia="Helvetica" w:cs="Helvetica"/>
-                <w:i w:val="false"/>
-                <w:b w:val="false"/>
-                <w:u w:val="none"/>
-                <w:sz w:val="22"/>
-                <w:szCs w:val="22"/>
-                <w:color w:val="000000"/>
-              </w:rPr>
-              <w:t xml:space="preserve">0.02, 19.5</w:t>
-            </w:r>
-          </w:p>
-        </w:tc>
-        <w:tc>
-          <w:tcPr>
-            <w:tcBorders>
-              <w:bottom w:val="none" w:sz="0" w:space="0" w:color="000000"/>
-              <w:top w:val="none" w:sz="0" w:space="0" w:color="000000"/>
-              <w:left w:val="none" w:sz="0" w:space="0" w:color="000000"/>
-              <w:right w:val="none" w:sz="0" w:space="0" w:color="000000"/>
-            </w:tcBorders>
-            <w:shd w:val="clear" w:color="auto" w:fill="FFFFFF"/>
-            <w:tcMar>
-              <w:top w:w="0" w:type="dxa"/>
-              <w:bottom w:w="0" w:type="dxa"/>
-              <w:left w:w="0" w:type="dxa"/>
-              <w:right w:w="0" w:type="dxa"/>
-            </w:tcMar>
-            <w:vAlign w:val="top"/>
-          </w:tcPr>
-          <w:p>
-            <w:pPr>
-              <w:pStyle w:val="Normal"/>
-              <w:jc w:val="center"/>
-              <w:pBdr>
-                <w:bottom w:val="none" w:sz="0" w:space="0" w:color="000000"/>
-                <w:top w:val="none" w:sz="0" w:space="0" w:color="000000"/>
-                <w:left w:val="none" w:sz="0" w:space="0" w:color="000000"/>
-                <w:right w:val="none" w:sz="0" w:space="0" w:color="000000"/>
-              </w:pBdr>
-              <w:spacing w:after="100" w:before="100" w:line="240"/>
-              <w:ind w:left="100" w:right="100" w:firstLine="0" w:firstLineChars="0"/>
-              <w:rPr>
-                <w:rFonts w:ascii="Helvetica" w:hAnsi="Helvetica" w:eastAsia="Helvetica" w:cs="Helvetica"/>
-                <w:i w:val="false"/>
-                <w:b w:val="false"/>
-                <w:u w:val="none"/>
-                <w:sz w:val="22"/>
-                <w:szCs w:val="22"/>
-                <w:color w:val="000000"/>
-              </w:rPr>
-            </w:pPr>
-            <w:r>
-              <w:rPr>
-                <w:rFonts w:ascii="Helvetica" w:hAnsi="Helvetica" w:eastAsia="Helvetica" w:cs="Helvetica"/>
-                <w:i w:val="false"/>
-                <w:b w:val="false"/>
-                <w:u w:val="none"/>
-                <w:sz w:val="22"/>
-                <w:szCs w:val="22"/>
-                <w:color w:val="000000"/>
-              </w:rPr>
-              <w:t xml:space="preserve">0.770</w:t>
+              <w:t xml:space="preserve">0.64</w:t>
+            </w:r>
+          </w:p>
+        </w:tc>
+        <w:tc>
+          <w:tcPr>
+            <w:tcBorders>
+              <w:bottom w:val="none" w:sz="0" w:space="0" w:color="000000"/>
+              <w:top w:val="none" w:sz="0" w:space="0" w:color="000000"/>
+              <w:left w:val="none" w:sz="0" w:space="0" w:color="000000"/>
+              <w:right w:val="none" w:sz="0" w:space="0" w:color="000000"/>
+            </w:tcBorders>
+            <w:shd w:val="clear" w:color="auto" w:fill="FFFFFF"/>
+            <w:tcMar>
+              <w:top w:w="0" w:type="dxa"/>
+              <w:bottom w:w="0" w:type="dxa"/>
+              <w:left w:w="0" w:type="dxa"/>
+              <w:right w:w="0" w:type="dxa"/>
+            </w:tcMar>
+            <w:vAlign w:val="top"/>
+          </w:tcPr>
+          <w:p>
+            <w:pPr>
+              <w:pStyle w:val="Normal"/>
+              <w:jc w:val="center"/>
+              <w:pBdr>
+                <w:bottom w:val="none" w:sz="0" w:space="0" w:color="000000"/>
+                <w:top w:val="none" w:sz="0" w:space="0" w:color="000000"/>
+                <w:left w:val="none" w:sz="0" w:space="0" w:color="000000"/>
+                <w:right w:val="none" w:sz="0" w:space="0" w:color="000000"/>
+              </w:pBdr>
+              <w:spacing w:after="100" w:before="100" w:line="240"/>
+              <w:ind w:left="100" w:right="100" w:firstLine="0" w:firstLineChars="0"/>
+              <w:rPr>
+                <w:rFonts w:ascii="Helvetica" w:hAnsi="Helvetica" w:eastAsia="Helvetica" w:cs="Helvetica"/>
+                <w:i w:val="false"/>
+                <w:b w:val="false"/>
+                <w:u w:val="none"/>
+                <w:sz w:val="22"/>
+                <w:szCs w:val="22"/>
+                <w:color w:val="000000"/>
+              </w:rPr>
+            </w:pPr>
+            <w:r>
+              <w:rPr>
+                <w:rFonts w:ascii="Helvetica" w:hAnsi="Helvetica" w:eastAsia="Helvetica" w:cs="Helvetica"/>
+                <w:i w:val="false"/>
+                <w:b w:val="false"/>
+                <w:u w:val="none"/>
+                <w:sz w:val="22"/>
+                <w:szCs w:val="22"/>
+                <w:color w:val="000000"/>
+              </w:rPr>
+              <w:t xml:space="preserve">0.02, 23.3</w:t>
+            </w:r>
+          </w:p>
+        </w:tc>
+        <w:tc>
+          <w:tcPr>
+            <w:tcBorders>
+              <w:bottom w:val="none" w:sz="0" w:space="0" w:color="000000"/>
+              <w:top w:val="none" w:sz="0" w:space="0" w:color="000000"/>
+              <w:left w:val="none" w:sz="0" w:space="0" w:color="000000"/>
+              <w:right w:val="none" w:sz="0" w:space="0" w:color="000000"/>
+            </w:tcBorders>
+            <w:shd w:val="clear" w:color="auto" w:fill="FFFFFF"/>
+            <w:tcMar>
+              <w:top w:w="0" w:type="dxa"/>
+              <w:bottom w:w="0" w:type="dxa"/>
+              <w:left w:w="0" w:type="dxa"/>
+              <w:right w:w="0" w:type="dxa"/>
+            </w:tcMar>
+            <w:vAlign w:val="top"/>
+          </w:tcPr>
+          <w:p>
+            <w:pPr>
+              <w:pStyle w:val="Normal"/>
+              <w:jc w:val="center"/>
+              <w:pBdr>
+                <w:bottom w:val="none" w:sz="0" w:space="0" w:color="000000"/>
+                <w:top w:val="none" w:sz="0" w:space="0" w:color="000000"/>
+                <w:left w:val="none" w:sz="0" w:space="0" w:color="000000"/>
+                <w:right w:val="none" w:sz="0" w:space="0" w:color="000000"/>
+              </w:pBdr>
+              <w:spacing w:after="100" w:before="100" w:line="240"/>
+              <w:ind w:left="100" w:right="100" w:firstLine="0" w:firstLineChars="0"/>
+              <w:rPr>
+                <w:rFonts w:ascii="Helvetica" w:hAnsi="Helvetica" w:eastAsia="Helvetica" w:cs="Helvetica"/>
+                <w:i w:val="false"/>
+                <w:b w:val="false"/>
+                <w:u w:val="none"/>
+                <w:sz w:val="22"/>
+                <w:szCs w:val="22"/>
+                <w:color w:val="000000"/>
+              </w:rPr>
+            </w:pPr>
+            <w:r>
+              <w:rPr>
+                <w:rFonts w:ascii="Helvetica" w:hAnsi="Helvetica" w:eastAsia="Helvetica" w:cs="Helvetica"/>
+                <w:i w:val="false"/>
+                <w:b w:val="false"/>
+                <w:u w:val="none"/>
+                <w:sz w:val="22"/>
+                <w:szCs w:val="22"/>
+                <w:color w:val="000000"/>
+              </w:rPr>
+              <w:t xml:space="preserve">0.810</w:t>
             </w:r>
           </w:p>
         </w:tc>
@@ -6687,60 +6687,60 @@
                 <w:szCs w:val="22"/>
                 <w:color w:val="000000"/>
               </w:rPr>
-              <w:t xml:space="preserve">1.69</w:t>
-            </w:r>
-          </w:p>
-        </w:tc>
-        <w:tc>
-          <w:tcPr>
-            <w:tcBorders>
-              <w:bottom w:val="none" w:sz="0" w:space="0" w:color="000000"/>
-              <w:top w:val="none" w:sz="0" w:space="0" w:color="000000"/>
-              <w:left w:val="none" w:sz="0" w:space="0" w:color="000000"/>
-              <w:right w:val="none" w:sz="0" w:space="0" w:color="000000"/>
-            </w:tcBorders>
-            <w:shd w:val="clear" w:color="auto" w:fill="FFFFFF"/>
-            <w:tcMar>
-              <w:top w:w="0" w:type="dxa"/>
-              <w:bottom w:w="0" w:type="dxa"/>
-              <w:left w:w="0" w:type="dxa"/>
-              <w:right w:w="0" w:type="dxa"/>
-            </w:tcMar>
-            <w:vAlign w:val="top"/>
-          </w:tcPr>
-          <w:p>
-            <w:pPr>
-              <w:pStyle w:val="Normal"/>
-              <w:jc w:val="center"/>
-              <w:pBdr>
-                <w:bottom w:val="none" w:sz="0" w:space="0" w:color="000000"/>
-                <w:top w:val="none" w:sz="0" w:space="0" w:color="000000"/>
-                <w:left w:val="none" w:sz="0" w:space="0" w:color="000000"/>
-                <w:right w:val="none" w:sz="0" w:space="0" w:color="000000"/>
-              </w:pBdr>
-              <w:spacing w:after="100" w:before="100" w:line="240"/>
-              <w:ind w:left="100" w:right="100" w:firstLine="0" w:firstLineChars="0"/>
-              <w:rPr>
-                <w:rFonts w:ascii="Helvetica" w:hAnsi="Helvetica" w:eastAsia="Helvetica" w:cs="Helvetica"/>
-                <w:i w:val="false"/>
-                <w:b w:val="false"/>
-                <w:u w:val="none"/>
-                <w:sz w:val="22"/>
-                <w:szCs w:val="22"/>
-                <w:color w:val="000000"/>
-              </w:rPr>
-            </w:pPr>
-            <w:r>
-              <w:rPr>
-                <w:rFonts w:ascii="Helvetica" w:hAnsi="Helvetica" w:eastAsia="Helvetica" w:cs="Helvetica"/>
-                <w:i w:val="false"/>
-                <w:b w:val="false"/>
-                <w:u w:val="none"/>
-                <w:sz w:val="22"/>
-                <w:szCs w:val="22"/>
-                <w:color w:val="000000"/>
-              </w:rPr>
-              <w:t xml:space="preserve">0.51, 5.57</w:t>
+              <w:t xml:space="preserve">1.70</w:t>
+            </w:r>
+          </w:p>
+        </w:tc>
+        <w:tc>
+          <w:tcPr>
+            <w:tcBorders>
+              <w:bottom w:val="none" w:sz="0" w:space="0" w:color="000000"/>
+              <w:top w:val="none" w:sz="0" w:space="0" w:color="000000"/>
+              <w:left w:val="none" w:sz="0" w:space="0" w:color="000000"/>
+              <w:right w:val="none" w:sz="0" w:space="0" w:color="000000"/>
+            </w:tcBorders>
+            <w:shd w:val="clear" w:color="auto" w:fill="FFFFFF"/>
+            <w:tcMar>
+              <w:top w:w="0" w:type="dxa"/>
+              <w:bottom w:w="0" w:type="dxa"/>
+              <w:left w:w="0" w:type="dxa"/>
+              <w:right w:w="0" w:type="dxa"/>
+            </w:tcMar>
+            <w:vAlign w:val="top"/>
+          </w:tcPr>
+          <w:p>
+            <w:pPr>
+              <w:pStyle w:val="Normal"/>
+              <w:jc w:val="center"/>
+              <w:pBdr>
+                <w:bottom w:val="none" w:sz="0" w:space="0" w:color="000000"/>
+                <w:top w:val="none" w:sz="0" w:space="0" w:color="000000"/>
+                <w:left w:val="none" w:sz="0" w:space="0" w:color="000000"/>
+                <w:right w:val="none" w:sz="0" w:space="0" w:color="000000"/>
+              </w:pBdr>
+              <w:spacing w:after="100" w:before="100" w:line="240"/>
+              <w:ind w:left="100" w:right="100" w:firstLine="0" w:firstLineChars="0"/>
+              <w:rPr>
+                <w:rFonts w:ascii="Helvetica" w:hAnsi="Helvetica" w:eastAsia="Helvetica" w:cs="Helvetica"/>
+                <w:i w:val="false"/>
+                <w:b w:val="false"/>
+                <w:u w:val="none"/>
+                <w:sz w:val="22"/>
+                <w:szCs w:val="22"/>
+                <w:color w:val="000000"/>
+              </w:rPr>
+            </w:pPr>
+            <w:r>
+              <w:rPr>
+                <w:rFonts w:ascii="Helvetica" w:hAnsi="Helvetica" w:eastAsia="Helvetica" w:cs="Helvetica"/>
+                <w:i w:val="false"/>
+                <w:b w:val="false"/>
+                <w:u w:val="none"/>
+                <w:sz w:val="22"/>
+                <w:szCs w:val="22"/>
+                <w:color w:val="000000"/>
+              </w:rPr>
+              <w:t xml:space="preserve">0.51, 5.64</w:t>
             </w:r>
           </w:p>
         </w:tc>
@@ -6899,113 +6899,113 @@
                 <w:szCs w:val="22"/>
                 <w:color w:val="000000"/>
               </w:rPr>
-              <w:t xml:space="preserve">0.69</w:t>
-            </w:r>
-          </w:p>
-        </w:tc>
-        <w:tc>
-          <w:tcPr>
-            <w:tcBorders>
-              <w:bottom w:val="none" w:sz="0" w:space="0" w:color="000000"/>
-              <w:top w:val="none" w:sz="0" w:space="0" w:color="000000"/>
-              <w:left w:val="none" w:sz="0" w:space="0" w:color="000000"/>
-              <w:right w:val="none" w:sz="0" w:space="0" w:color="000000"/>
-            </w:tcBorders>
-            <w:shd w:val="clear" w:color="auto" w:fill="FFFFFF"/>
-            <w:tcMar>
-              <w:top w:w="0" w:type="dxa"/>
-              <w:bottom w:w="0" w:type="dxa"/>
-              <w:left w:w="0" w:type="dxa"/>
-              <w:right w:w="0" w:type="dxa"/>
-            </w:tcMar>
-            <w:vAlign w:val="top"/>
-          </w:tcPr>
-          <w:p>
-            <w:pPr>
-              <w:pStyle w:val="Normal"/>
-              <w:jc w:val="center"/>
-              <w:pBdr>
-                <w:bottom w:val="none" w:sz="0" w:space="0" w:color="000000"/>
-                <w:top w:val="none" w:sz="0" w:space="0" w:color="000000"/>
-                <w:left w:val="none" w:sz="0" w:space="0" w:color="000000"/>
-                <w:right w:val="none" w:sz="0" w:space="0" w:color="000000"/>
-              </w:pBdr>
-              <w:spacing w:after="100" w:before="100" w:line="240"/>
-              <w:ind w:left="100" w:right="100" w:firstLine="0" w:firstLineChars="0"/>
-              <w:rPr>
-                <w:rFonts w:ascii="Helvetica" w:hAnsi="Helvetica" w:eastAsia="Helvetica" w:cs="Helvetica"/>
-                <w:i w:val="false"/>
-                <w:b w:val="false"/>
-                <w:u w:val="none"/>
-                <w:sz w:val="22"/>
-                <w:szCs w:val="22"/>
-                <w:color w:val="000000"/>
-              </w:rPr>
-            </w:pPr>
-            <w:r>
-              <w:rPr>
-                <w:rFonts w:ascii="Helvetica" w:hAnsi="Helvetica" w:eastAsia="Helvetica" w:cs="Helvetica"/>
-                <w:i w:val="false"/>
-                <w:b w:val="false"/>
-                <w:u w:val="none"/>
-                <w:sz w:val="22"/>
-                <w:szCs w:val="22"/>
-                <w:color w:val="000000"/>
-              </w:rPr>
-              <w:t xml:space="preserve">0.09, 5.40</w:t>
-            </w:r>
-          </w:p>
-        </w:tc>
-        <w:tc>
-          <w:tcPr>
-            <w:tcBorders>
-              <w:bottom w:val="none" w:sz="0" w:space="0" w:color="000000"/>
-              <w:top w:val="none" w:sz="0" w:space="0" w:color="000000"/>
-              <w:left w:val="none" w:sz="0" w:space="0" w:color="000000"/>
-              <w:right w:val="none" w:sz="0" w:space="0" w:color="000000"/>
-            </w:tcBorders>
-            <w:shd w:val="clear" w:color="auto" w:fill="FFFFFF"/>
-            <w:tcMar>
-              <w:top w:w="0" w:type="dxa"/>
-              <w:bottom w:w="0" w:type="dxa"/>
-              <w:left w:w="0" w:type="dxa"/>
-              <w:right w:w="0" w:type="dxa"/>
-            </w:tcMar>
-            <w:vAlign w:val="top"/>
-          </w:tcPr>
-          <w:p>
-            <w:pPr>
-              <w:pStyle w:val="Normal"/>
-              <w:jc w:val="center"/>
-              <w:pBdr>
-                <w:bottom w:val="none" w:sz="0" w:space="0" w:color="000000"/>
-                <w:top w:val="none" w:sz="0" w:space="0" w:color="000000"/>
-                <w:left w:val="none" w:sz="0" w:space="0" w:color="000000"/>
-                <w:right w:val="none" w:sz="0" w:space="0" w:color="000000"/>
-              </w:pBdr>
-              <w:spacing w:after="100" w:before="100" w:line="240"/>
-              <w:ind w:left="100" w:right="100" w:firstLine="0" w:firstLineChars="0"/>
-              <w:rPr>
-                <w:rFonts w:ascii="Helvetica" w:hAnsi="Helvetica" w:eastAsia="Helvetica" w:cs="Helvetica"/>
-                <w:i w:val="false"/>
-                <w:b w:val="false"/>
-                <w:u w:val="none"/>
-                <w:sz w:val="22"/>
-                <w:szCs w:val="22"/>
-                <w:color w:val="000000"/>
-              </w:rPr>
-            </w:pPr>
-            <w:r>
-              <w:rPr>
-                <w:rFonts w:ascii="Helvetica" w:hAnsi="Helvetica" w:eastAsia="Helvetica" w:cs="Helvetica"/>
-                <w:i w:val="false"/>
-                <w:b w:val="false"/>
-                <w:u w:val="none"/>
-                <w:sz w:val="22"/>
-                <w:szCs w:val="22"/>
-                <w:color w:val="000000"/>
-              </w:rPr>
-              <w:t xml:space="preserve">0.720</w:t>
+              <w:t xml:space="preserve">0.80</w:t>
+            </w:r>
+          </w:p>
+        </w:tc>
+        <w:tc>
+          <w:tcPr>
+            <w:tcBorders>
+              <w:bottom w:val="none" w:sz="0" w:space="0" w:color="000000"/>
+              <w:top w:val="none" w:sz="0" w:space="0" w:color="000000"/>
+              <w:left w:val="none" w:sz="0" w:space="0" w:color="000000"/>
+              <w:right w:val="none" w:sz="0" w:space="0" w:color="000000"/>
+            </w:tcBorders>
+            <w:shd w:val="clear" w:color="auto" w:fill="FFFFFF"/>
+            <w:tcMar>
+              <w:top w:w="0" w:type="dxa"/>
+              <w:bottom w:w="0" w:type="dxa"/>
+              <w:left w:w="0" w:type="dxa"/>
+              <w:right w:w="0" w:type="dxa"/>
+            </w:tcMar>
+            <w:vAlign w:val="top"/>
+          </w:tcPr>
+          <w:p>
+            <w:pPr>
+              <w:pStyle w:val="Normal"/>
+              <w:jc w:val="center"/>
+              <w:pBdr>
+                <w:bottom w:val="none" w:sz="0" w:space="0" w:color="000000"/>
+                <w:top w:val="none" w:sz="0" w:space="0" w:color="000000"/>
+                <w:left w:val="none" w:sz="0" w:space="0" w:color="000000"/>
+                <w:right w:val="none" w:sz="0" w:space="0" w:color="000000"/>
+              </w:pBdr>
+              <w:spacing w:after="100" w:before="100" w:line="240"/>
+              <w:ind w:left="100" w:right="100" w:firstLine="0" w:firstLineChars="0"/>
+              <w:rPr>
+                <w:rFonts w:ascii="Helvetica" w:hAnsi="Helvetica" w:eastAsia="Helvetica" w:cs="Helvetica"/>
+                <w:i w:val="false"/>
+                <w:b w:val="false"/>
+                <w:u w:val="none"/>
+                <w:sz w:val="22"/>
+                <w:szCs w:val="22"/>
+                <w:color w:val="000000"/>
+              </w:rPr>
+            </w:pPr>
+            <w:r>
+              <w:rPr>
+                <w:rFonts w:ascii="Helvetica" w:hAnsi="Helvetica" w:eastAsia="Helvetica" w:cs="Helvetica"/>
+                <w:i w:val="false"/>
+                <w:b w:val="false"/>
+                <w:u w:val="none"/>
+                <w:sz w:val="22"/>
+                <w:szCs w:val="22"/>
+                <w:color w:val="000000"/>
+              </w:rPr>
+              <w:t xml:space="preserve">0.10, 6.33</w:t>
+            </w:r>
+          </w:p>
+        </w:tc>
+        <w:tc>
+          <w:tcPr>
+            <w:tcBorders>
+              <w:bottom w:val="none" w:sz="0" w:space="0" w:color="000000"/>
+              <w:top w:val="none" w:sz="0" w:space="0" w:color="000000"/>
+              <w:left w:val="none" w:sz="0" w:space="0" w:color="000000"/>
+              <w:right w:val="none" w:sz="0" w:space="0" w:color="000000"/>
+            </w:tcBorders>
+            <w:shd w:val="clear" w:color="auto" w:fill="FFFFFF"/>
+            <w:tcMar>
+              <w:top w:w="0" w:type="dxa"/>
+              <w:bottom w:w="0" w:type="dxa"/>
+              <w:left w:w="0" w:type="dxa"/>
+              <w:right w:w="0" w:type="dxa"/>
+            </w:tcMar>
+            <w:vAlign w:val="top"/>
+          </w:tcPr>
+          <w:p>
+            <w:pPr>
+              <w:pStyle w:val="Normal"/>
+              <w:jc w:val="center"/>
+              <w:pBdr>
+                <w:bottom w:val="none" w:sz="0" w:space="0" w:color="000000"/>
+                <w:top w:val="none" w:sz="0" w:space="0" w:color="000000"/>
+                <w:left w:val="none" w:sz="0" w:space="0" w:color="000000"/>
+                <w:right w:val="none" w:sz="0" w:space="0" w:color="000000"/>
+              </w:pBdr>
+              <w:spacing w:after="100" w:before="100" w:line="240"/>
+              <w:ind w:left="100" w:right="100" w:firstLine="0" w:firstLineChars="0"/>
+              <w:rPr>
+                <w:rFonts w:ascii="Helvetica" w:hAnsi="Helvetica" w:eastAsia="Helvetica" w:cs="Helvetica"/>
+                <w:i w:val="false"/>
+                <w:b w:val="false"/>
+                <w:u w:val="none"/>
+                <w:sz w:val="22"/>
+                <w:szCs w:val="22"/>
+                <w:color w:val="000000"/>
+              </w:rPr>
+            </w:pPr>
+            <w:r>
+              <w:rPr>
+                <w:rFonts w:ascii="Helvetica" w:hAnsi="Helvetica" w:eastAsia="Helvetica" w:cs="Helvetica"/>
+                <w:i w:val="false"/>
+                <w:b w:val="false"/>
+                <w:u w:val="none"/>
+                <w:sz w:val="22"/>
+                <w:szCs w:val="22"/>
+                <w:color w:val="000000"/>
+              </w:rPr>
+              <w:t xml:space="preserve">0.830</w:t>
             </w:r>
           </w:p>
         </w:tc>
@@ -7170,60 +7170,60 @@
                 <w:szCs w:val="22"/>
                 <w:color w:val="000000"/>
               </w:rPr>
-              <w:t xml:space="preserve">1.27</w:t>
-            </w:r>
-          </w:p>
-        </w:tc>
-        <w:tc>
-          <w:tcPr>
-            <w:tcBorders>
-              <w:bottom w:val="none" w:sz="0" w:space="0" w:color="000000"/>
-              <w:top w:val="none" w:sz="0" w:space="0" w:color="000000"/>
-              <w:left w:val="none" w:sz="0" w:space="0" w:color="000000"/>
-              <w:right w:val="none" w:sz="0" w:space="0" w:color="000000"/>
-            </w:tcBorders>
-            <w:shd w:val="clear" w:color="auto" w:fill="FFFFFF"/>
-            <w:tcMar>
-              <w:top w:w="0" w:type="dxa"/>
-              <w:bottom w:w="0" w:type="dxa"/>
-              <w:left w:w="0" w:type="dxa"/>
-              <w:right w:w="0" w:type="dxa"/>
-            </w:tcMar>
-            <w:vAlign w:val="top"/>
-          </w:tcPr>
-          <w:p>
-            <w:pPr>
-              <w:pStyle w:val="Normal"/>
-              <w:jc w:val="center"/>
-              <w:pBdr>
-                <w:bottom w:val="none" w:sz="0" w:space="0" w:color="000000"/>
-                <w:top w:val="none" w:sz="0" w:space="0" w:color="000000"/>
-                <w:left w:val="none" w:sz="0" w:space="0" w:color="000000"/>
-                <w:right w:val="none" w:sz="0" w:space="0" w:color="000000"/>
-              </w:pBdr>
-              <w:spacing w:after="100" w:before="100" w:line="240"/>
-              <w:ind w:left="100" w:right="100" w:firstLine="0" w:firstLineChars="0"/>
-              <w:rPr>
-                <w:rFonts w:ascii="Helvetica" w:hAnsi="Helvetica" w:eastAsia="Helvetica" w:cs="Helvetica"/>
-                <w:i w:val="false"/>
-                <w:b w:val="false"/>
-                <w:u w:val="none"/>
-                <w:sz w:val="22"/>
-                <w:szCs w:val="22"/>
-                <w:color w:val="000000"/>
-              </w:rPr>
-            </w:pPr>
-            <w:r>
-              <w:rPr>
-                <w:rFonts w:ascii="Helvetica" w:hAnsi="Helvetica" w:eastAsia="Helvetica" w:cs="Helvetica"/>
-                <w:i w:val="false"/>
-                <w:b w:val="false"/>
-                <w:u w:val="none"/>
-                <w:sz w:val="22"/>
-                <w:szCs w:val="22"/>
-                <w:color w:val="000000"/>
-              </w:rPr>
-              <w:t xml:space="preserve">0.16, 10.2</w:t>
+              <w:t xml:space="preserve">1.28</w:t>
+            </w:r>
+          </w:p>
+        </w:tc>
+        <w:tc>
+          <w:tcPr>
+            <w:tcBorders>
+              <w:bottom w:val="none" w:sz="0" w:space="0" w:color="000000"/>
+              <w:top w:val="none" w:sz="0" w:space="0" w:color="000000"/>
+              <w:left w:val="none" w:sz="0" w:space="0" w:color="000000"/>
+              <w:right w:val="none" w:sz="0" w:space="0" w:color="000000"/>
+            </w:tcBorders>
+            <w:shd w:val="clear" w:color="auto" w:fill="FFFFFF"/>
+            <w:tcMar>
+              <w:top w:w="0" w:type="dxa"/>
+              <w:bottom w:w="0" w:type="dxa"/>
+              <w:left w:w="0" w:type="dxa"/>
+              <w:right w:w="0" w:type="dxa"/>
+            </w:tcMar>
+            <w:vAlign w:val="top"/>
+          </w:tcPr>
+          <w:p>
+            <w:pPr>
+              <w:pStyle w:val="Normal"/>
+              <w:jc w:val="center"/>
+              <w:pBdr>
+                <w:bottom w:val="none" w:sz="0" w:space="0" w:color="000000"/>
+                <w:top w:val="none" w:sz="0" w:space="0" w:color="000000"/>
+                <w:left w:val="none" w:sz="0" w:space="0" w:color="000000"/>
+                <w:right w:val="none" w:sz="0" w:space="0" w:color="000000"/>
+              </w:pBdr>
+              <w:spacing w:after="100" w:before="100" w:line="240"/>
+              <w:ind w:left="100" w:right="100" w:firstLine="0" w:firstLineChars="0"/>
+              <w:rPr>
+                <w:rFonts w:ascii="Helvetica" w:hAnsi="Helvetica" w:eastAsia="Helvetica" w:cs="Helvetica"/>
+                <w:i w:val="false"/>
+                <w:b w:val="false"/>
+                <w:u w:val="none"/>
+                <w:sz w:val="22"/>
+                <w:szCs w:val="22"/>
+                <w:color w:val="000000"/>
+              </w:rPr>
+            </w:pPr>
+            <w:r>
+              <w:rPr>
+                <w:rFonts w:ascii="Helvetica" w:hAnsi="Helvetica" w:eastAsia="Helvetica" w:cs="Helvetica"/>
+                <w:i w:val="false"/>
+                <w:b w:val="false"/>
+                <w:u w:val="none"/>
+                <w:sz w:val="22"/>
+                <w:szCs w:val="22"/>
+                <w:color w:val="000000"/>
+              </w:rPr>
+              <w:t xml:space="preserve">0.16, 10.4</w:t>
             </w:r>
           </w:p>
         </w:tc>
@@ -7382,113 +7382,113 @@
                 <w:szCs w:val="22"/>
                 <w:color w:val="000000"/>
               </w:rPr>
-              <w:t xml:space="preserve">0.28</w:t>
-            </w:r>
-          </w:p>
-        </w:tc>
-        <w:tc>
-          <w:tcPr>
-            <w:tcBorders>
-              <w:bottom w:val="none" w:sz="0" w:space="0" w:color="000000"/>
-              <w:top w:val="none" w:sz="0" w:space="0" w:color="000000"/>
-              <w:left w:val="none" w:sz="0" w:space="0" w:color="000000"/>
-              <w:right w:val="none" w:sz="0" w:space="0" w:color="000000"/>
-            </w:tcBorders>
-            <w:shd w:val="clear" w:color="auto" w:fill="FFFFFF"/>
-            <w:tcMar>
-              <w:top w:w="0" w:type="dxa"/>
-              <w:bottom w:w="0" w:type="dxa"/>
-              <w:left w:w="0" w:type="dxa"/>
-              <w:right w:w="0" w:type="dxa"/>
-            </w:tcMar>
-            <w:vAlign w:val="top"/>
-          </w:tcPr>
-          <w:p>
-            <w:pPr>
-              <w:pStyle w:val="Normal"/>
-              <w:jc w:val="center"/>
-              <w:pBdr>
-                <w:bottom w:val="none" w:sz="0" w:space="0" w:color="000000"/>
-                <w:top w:val="none" w:sz="0" w:space="0" w:color="000000"/>
-                <w:left w:val="none" w:sz="0" w:space="0" w:color="000000"/>
-                <w:right w:val="none" w:sz="0" w:space="0" w:color="000000"/>
-              </w:pBdr>
-              <w:spacing w:after="100" w:before="100" w:line="240"/>
-              <w:ind w:left="100" w:right="100" w:firstLine="0" w:firstLineChars="0"/>
-              <w:rPr>
-                <w:rFonts w:ascii="Helvetica" w:hAnsi="Helvetica" w:eastAsia="Helvetica" w:cs="Helvetica"/>
-                <w:i w:val="false"/>
-                <w:b w:val="false"/>
-                <w:u w:val="none"/>
-                <w:sz w:val="22"/>
-                <w:szCs w:val="22"/>
-                <w:color w:val="000000"/>
-              </w:rPr>
-            </w:pPr>
-            <w:r>
-              <w:rPr>
-                <w:rFonts w:ascii="Helvetica" w:hAnsi="Helvetica" w:eastAsia="Helvetica" w:cs="Helvetica"/>
-                <w:i w:val="false"/>
-                <w:b w:val="false"/>
-                <w:u w:val="none"/>
-                <w:sz w:val="22"/>
-                <w:szCs w:val="22"/>
-                <w:color w:val="000000"/>
-              </w:rPr>
-              <w:t xml:space="preserve">0.01, 6.45</w:t>
-            </w:r>
-          </w:p>
-        </w:tc>
-        <w:tc>
-          <w:tcPr>
-            <w:tcBorders>
-              <w:bottom w:val="none" w:sz="0" w:space="0" w:color="000000"/>
-              <w:top w:val="none" w:sz="0" w:space="0" w:color="000000"/>
-              <w:left w:val="none" w:sz="0" w:space="0" w:color="000000"/>
-              <w:right w:val="none" w:sz="0" w:space="0" w:color="000000"/>
-            </w:tcBorders>
-            <w:shd w:val="clear" w:color="auto" w:fill="FFFFFF"/>
-            <w:tcMar>
-              <w:top w:w="0" w:type="dxa"/>
-              <w:bottom w:w="0" w:type="dxa"/>
-              <w:left w:w="0" w:type="dxa"/>
-              <w:right w:w="0" w:type="dxa"/>
-            </w:tcMar>
-            <w:vAlign w:val="top"/>
-          </w:tcPr>
-          <w:p>
-            <w:pPr>
-              <w:pStyle w:val="Normal"/>
-              <w:jc w:val="center"/>
-              <w:pBdr>
-                <w:bottom w:val="none" w:sz="0" w:space="0" w:color="000000"/>
-                <w:top w:val="none" w:sz="0" w:space="0" w:color="000000"/>
-                <w:left w:val="none" w:sz="0" w:space="0" w:color="000000"/>
-                <w:right w:val="none" w:sz="0" w:space="0" w:color="000000"/>
-              </w:pBdr>
-              <w:spacing w:after="100" w:before="100" w:line="240"/>
-              <w:ind w:left="100" w:right="100" w:firstLine="0" w:firstLineChars="0"/>
-              <w:rPr>
-                <w:rFonts w:ascii="Helvetica" w:hAnsi="Helvetica" w:eastAsia="Helvetica" w:cs="Helvetica"/>
-                <w:i w:val="false"/>
-                <w:b w:val="false"/>
-                <w:u w:val="none"/>
-                <w:sz w:val="22"/>
-                <w:szCs w:val="22"/>
-                <w:color w:val="000000"/>
-              </w:rPr>
-            </w:pPr>
-            <w:r>
-              <w:rPr>
-                <w:rFonts w:ascii="Helvetica" w:hAnsi="Helvetica" w:eastAsia="Helvetica" w:cs="Helvetica"/>
-                <w:i w:val="false"/>
-                <w:b w:val="false"/>
-                <w:u w:val="none"/>
-                <w:sz w:val="22"/>
-                <w:szCs w:val="22"/>
-                <w:color w:val="000000"/>
-              </w:rPr>
-              <w:t xml:space="preserve">0.420</w:t>
+              <w:t xml:space="preserve">0.34</w:t>
+            </w:r>
+          </w:p>
+        </w:tc>
+        <w:tc>
+          <w:tcPr>
+            <w:tcBorders>
+              <w:bottom w:val="none" w:sz="0" w:space="0" w:color="000000"/>
+              <w:top w:val="none" w:sz="0" w:space="0" w:color="000000"/>
+              <w:left w:val="none" w:sz="0" w:space="0" w:color="000000"/>
+              <w:right w:val="none" w:sz="0" w:space="0" w:color="000000"/>
+            </w:tcBorders>
+            <w:shd w:val="clear" w:color="auto" w:fill="FFFFFF"/>
+            <w:tcMar>
+              <w:top w:w="0" w:type="dxa"/>
+              <w:bottom w:w="0" w:type="dxa"/>
+              <w:left w:w="0" w:type="dxa"/>
+              <w:right w:w="0" w:type="dxa"/>
+            </w:tcMar>
+            <w:vAlign w:val="top"/>
+          </w:tcPr>
+          <w:p>
+            <w:pPr>
+              <w:pStyle w:val="Normal"/>
+              <w:jc w:val="center"/>
+              <w:pBdr>
+                <w:bottom w:val="none" w:sz="0" w:space="0" w:color="000000"/>
+                <w:top w:val="none" w:sz="0" w:space="0" w:color="000000"/>
+                <w:left w:val="none" w:sz="0" w:space="0" w:color="000000"/>
+                <w:right w:val="none" w:sz="0" w:space="0" w:color="000000"/>
+              </w:pBdr>
+              <w:spacing w:after="100" w:before="100" w:line="240"/>
+              <w:ind w:left="100" w:right="100" w:firstLine="0" w:firstLineChars="0"/>
+              <w:rPr>
+                <w:rFonts w:ascii="Helvetica" w:hAnsi="Helvetica" w:eastAsia="Helvetica" w:cs="Helvetica"/>
+                <w:i w:val="false"/>
+                <w:b w:val="false"/>
+                <w:u w:val="none"/>
+                <w:sz w:val="22"/>
+                <w:szCs w:val="22"/>
+                <w:color w:val="000000"/>
+              </w:rPr>
+            </w:pPr>
+            <w:r>
+              <w:rPr>
+                <w:rFonts w:ascii="Helvetica" w:hAnsi="Helvetica" w:eastAsia="Helvetica" w:cs="Helvetica"/>
+                <w:i w:val="false"/>
+                <w:b w:val="false"/>
+                <w:u w:val="none"/>
+                <w:sz w:val="22"/>
+                <w:szCs w:val="22"/>
+                <w:color w:val="000000"/>
+              </w:rPr>
+              <w:t xml:space="preserve">0.01, 7.89</w:t>
+            </w:r>
+          </w:p>
+        </w:tc>
+        <w:tc>
+          <w:tcPr>
+            <w:tcBorders>
+              <w:bottom w:val="none" w:sz="0" w:space="0" w:color="000000"/>
+              <w:top w:val="none" w:sz="0" w:space="0" w:color="000000"/>
+              <w:left w:val="none" w:sz="0" w:space="0" w:color="000000"/>
+              <w:right w:val="none" w:sz="0" w:space="0" w:color="000000"/>
+            </w:tcBorders>
+            <w:shd w:val="clear" w:color="auto" w:fill="FFFFFF"/>
+            <w:tcMar>
+              <w:top w:w="0" w:type="dxa"/>
+              <w:bottom w:w="0" w:type="dxa"/>
+              <w:left w:w="0" w:type="dxa"/>
+              <w:right w:w="0" w:type="dxa"/>
+            </w:tcMar>
+            <w:vAlign w:val="top"/>
+          </w:tcPr>
+          <w:p>
+            <w:pPr>
+              <w:pStyle w:val="Normal"/>
+              <w:jc w:val="center"/>
+              <w:pBdr>
+                <w:bottom w:val="none" w:sz="0" w:space="0" w:color="000000"/>
+                <w:top w:val="none" w:sz="0" w:space="0" w:color="000000"/>
+                <w:left w:val="none" w:sz="0" w:space="0" w:color="000000"/>
+                <w:right w:val="none" w:sz="0" w:space="0" w:color="000000"/>
+              </w:pBdr>
+              <w:spacing w:after="100" w:before="100" w:line="240"/>
+              <w:ind w:left="100" w:right="100" w:firstLine="0" w:firstLineChars="0"/>
+              <w:rPr>
+                <w:rFonts w:ascii="Helvetica" w:hAnsi="Helvetica" w:eastAsia="Helvetica" w:cs="Helvetica"/>
+                <w:i w:val="false"/>
+                <w:b w:val="false"/>
+                <w:u w:val="none"/>
+                <w:sz w:val="22"/>
+                <w:szCs w:val="22"/>
+                <w:color w:val="000000"/>
+              </w:rPr>
+            </w:pPr>
+            <w:r>
+              <w:rPr>
+                <w:rFonts w:ascii="Helvetica" w:hAnsi="Helvetica" w:eastAsia="Helvetica" w:cs="Helvetica"/>
+                <w:i w:val="false"/>
+                <w:b w:val="false"/>
+                <w:u w:val="none"/>
+                <w:sz w:val="22"/>
+                <w:szCs w:val="22"/>
+                <w:color w:val="000000"/>
+              </w:rPr>
+              <w:t xml:space="preserve">0.500</w:t>
             </w:r>
           </w:p>
         </w:tc>
@@ -7653,113 +7653,113 @@
                 <w:szCs w:val="22"/>
                 <w:color w:val="000000"/>
               </w:rPr>
-              <w:t xml:space="preserve">0.20</w:t>
-            </w:r>
-          </w:p>
-        </w:tc>
-        <w:tc>
-          <w:tcPr>
-            <w:tcBorders>
-              <w:bottom w:val="none" w:sz="0" w:space="0" w:color="000000"/>
-              <w:top w:val="none" w:sz="0" w:space="0" w:color="000000"/>
-              <w:left w:val="none" w:sz="0" w:space="0" w:color="000000"/>
-              <w:right w:val="none" w:sz="0" w:space="0" w:color="000000"/>
-            </w:tcBorders>
-            <w:shd w:val="clear" w:color="auto" w:fill="FFFFFF"/>
-            <w:tcMar>
-              <w:top w:w="0" w:type="dxa"/>
-              <w:bottom w:w="0" w:type="dxa"/>
-              <w:left w:w="0" w:type="dxa"/>
-              <w:right w:w="0" w:type="dxa"/>
-            </w:tcMar>
-            <w:vAlign w:val="top"/>
-          </w:tcPr>
-          <w:p>
-            <w:pPr>
-              <w:pStyle w:val="Normal"/>
-              <w:jc w:val="center"/>
-              <w:pBdr>
-                <w:bottom w:val="none" w:sz="0" w:space="0" w:color="000000"/>
-                <w:top w:val="none" w:sz="0" w:space="0" w:color="000000"/>
-                <w:left w:val="none" w:sz="0" w:space="0" w:color="000000"/>
-                <w:right w:val="none" w:sz="0" w:space="0" w:color="000000"/>
-              </w:pBdr>
-              <w:spacing w:after="100" w:before="100" w:line="240"/>
-              <w:ind w:left="100" w:right="100" w:firstLine="0" w:firstLineChars="0"/>
-              <w:rPr>
-                <w:rFonts w:ascii="Helvetica" w:hAnsi="Helvetica" w:eastAsia="Helvetica" w:cs="Helvetica"/>
-                <w:i w:val="false"/>
-                <w:b w:val="false"/>
-                <w:u w:val="none"/>
-                <w:sz w:val="22"/>
-                <w:szCs w:val="22"/>
-                <w:color w:val="000000"/>
-              </w:rPr>
-            </w:pPr>
-            <w:r>
-              <w:rPr>
-                <w:rFonts w:ascii="Helvetica" w:hAnsi="Helvetica" w:eastAsia="Helvetica" w:cs="Helvetica"/>
-                <w:i w:val="false"/>
-                <w:b w:val="false"/>
-                <w:u w:val="none"/>
-                <w:sz w:val="22"/>
-                <w:szCs w:val="22"/>
-                <w:color w:val="000000"/>
-              </w:rPr>
-              <w:t xml:space="preserve">0.04, 0.86</w:t>
-            </w:r>
-          </w:p>
-        </w:tc>
-        <w:tc>
-          <w:tcPr>
-            <w:tcBorders>
-              <w:bottom w:val="none" w:sz="0" w:space="0" w:color="000000"/>
-              <w:top w:val="none" w:sz="0" w:space="0" w:color="000000"/>
-              <w:left w:val="none" w:sz="0" w:space="0" w:color="000000"/>
-              <w:right w:val="none" w:sz="0" w:space="0" w:color="000000"/>
-            </w:tcBorders>
-            <w:shd w:val="clear" w:color="auto" w:fill="FFFFFF"/>
-            <w:tcMar>
-              <w:top w:w="0" w:type="dxa"/>
-              <w:bottom w:w="0" w:type="dxa"/>
-              <w:left w:w="0" w:type="dxa"/>
-              <w:right w:w="0" w:type="dxa"/>
-            </w:tcMar>
-            <w:vAlign w:val="top"/>
-          </w:tcPr>
-          <w:p>
-            <w:pPr>
-              <w:pStyle w:val="Normal"/>
-              <w:jc w:val="center"/>
-              <w:pBdr>
-                <w:bottom w:val="none" w:sz="0" w:space="0" w:color="000000"/>
-                <w:top w:val="none" w:sz="0" w:space="0" w:color="000000"/>
-                <w:left w:val="none" w:sz="0" w:space="0" w:color="000000"/>
-                <w:right w:val="none" w:sz="0" w:space="0" w:color="000000"/>
-              </w:pBdr>
-              <w:spacing w:after="100" w:before="100" w:line="240"/>
-              <w:ind w:left="100" w:right="100" w:firstLine="0" w:firstLineChars="0"/>
-              <w:rPr>
-                <w:rFonts w:ascii="Helvetica" w:hAnsi="Helvetica" w:eastAsia="Helvetica" w:cs="Helvetica"/>
-                <w:i w:val="false"/>
-                <w:b w:val="false"/>
-                <w:u w:val="none"/>
-                <w:sz w:val="22"/>
-                <w:szCs w:val="22"/>
-                <w:color w:val="000000"/>
-              </w:rPr>
-            </w:pPr>
-            <w:r>
-              <w:rPr>
-                <w:rFonts w:ascii="Helvetica" w:hAnsi="Helvetica" w:eastAsia="Helvetica" w:cs="Helvetica"/>
-                <w:i w:val="false"/>
-                <w:b w:val="false"/>
-                <w:u w:val="none"/>
-                <w:sz w:val="22"/>
-                <w:szCs w:val="22"/>
-                <w:color w:val="000000"/>
-              </w:rPr>
-              <w:t xml:space="preserve">0.031</w:t>
+              <w:t xml:space="preserve">0.26</w:t>
+            </w:r>
+          </w:p>
+        </w:tc>
+        <w:tc>
+          <w:tcPr>
+            <w:tcBorders>
+              <w:bottom w:val="none" w:sz="0" w:space="0" w:color="000000"/>
+              <w:top w:val="none" w:sz="0" w:space="0" w:color="000000"/>
+              <w:left w:val="none" w:sz="0" w:space="0" w:color="000000"/>
+              <w:right w:val="none" w:sz="0" w:space="0" w:color="000000"/>
+            </w:tcBorders>
+            <w:shd w:val="clear" w:color="auto" w:fill="FFFFFF"/>
+            <w:tcMar>
+              <w:top w:w="0" w:type="dxa"/>
+              <w:bottom w:w="0" w:type="dxa"/>
+              <w:left w:w="0" w:type="dxa"/>
+              <w:right w:w="0" w:type="dxa"/>
+            </w:tcMar>
+            <w:vAlign w:val="top"/>
+          </w:tcPr>
+          <w:p>
+            <w:pPr>
+              <w:pStyle w:val="Normal"/>
+              <w:jc w:val="center"/>
+              <w:pBdr>
+                <w:bottom w:val="none" w:sz="0" w:space="0" w:color="000000"/>
+                <w:top w:val="none" w:sz="0" w:space="0" w:color="000000"/>
+                <w:left w:val="none" w:sz="0" w:space="0" w:color="000000"/>
+                <w:right w:val="none" w:sz="0" w:space="0" w:color="000000"/>
+              </w:pBdr>
+              <w:spacing w:after="100" w:before="100" w:line="240"/>
+              <w:ind w:left="100" w:right="100" w:firstLine="0" w:firstLineChars="0"/>
+              <w:rPr>
+                <w:rFonts w:ascii="Helvetica" w:hAnsi="Helvetica" w:eastAsia="Helvetica" w:cs="Helvetica"/>
+                <w:i w:val="false"/>
+                <w:b w:val="false"/>
+                <w:u w:val="none"/>
+                <w:sz w:val="22"/>
+                <w:szCs w:val="22"/>
+                <w:color w:val="000000"/>
+              </w:rPr>
+            </w:pPr>
+            <w:r>
+              <w:rPr>
+                <w:rFonts w:ascii="Helvetica" w:hAnsi="Helvetica" w:eastAsia="Helvetica" w:cs="Helvetica"/>
+                <w:i w:val="false"/>
+                <w:b w:val="false"/>
+                <w:u w:val="none"/>
+                <w:sz w:val="22"/>
+                <w:szCs w:val="22"/>
+                <w:color w:val="000000"/>
+              </w:rPr>
+              <w:t xml:space="preserve">0.06, 1.01</w:t>
+            </w:r>
+          </w:p>
+        </w:tc>
+        <w:tc>
+          <w:tcPr>
+            <w:tcBorders>
+              <w:bottom w:val="none" w:sz="0" w:space="0" w:color="000000"/>
+              <w:top w:val="none" w:sz="0" w:space="0" w:color="000000"/>
+              <w:left w:val="none" w:sz="0" w:space="0" w:color="000000"/>
+              <w:right w:val="none" w:sz="0" w:space="0" w:color="000000"/>
+            </w:tcBorders>
+            <w:shd w:val="clear" w:color="auto" w:fill="FFFFFF"/>
+            <w:tcMar>
+              <w:top w:w="0" w:type="dxa"/>
+              <w:bottom w:w="0" w:type="dxa"/>
+              <w:left w:w="0" w:type="dxa"/>
+              <w:right w:w="0" w:type="dxa"/>
+            </w:tcMar>
+            <w:vAlign w:val="top"/>
+          </w:tcPr>
+          <w:p>
+            <w:pPr>
+              <w:pStyle w:val="Normal"/>
+              <w:jc w:val="center"/>
+              <w:pBdr>
+                <w:bottom w:val="none" w:sz="0" w:space="0" w:color="000000"/>
+                <w:top w:val="none" w:sz="0" w:space="0" w:color="000000"/>
+                <w:left w:val="none" w:sz="0" w:space="0" w:color="000000"/>
+                <w:right w:val="none" w:sz="0" w:space="0" w:color="000000"/>
+              </w:pBdr>
+              <w:spacing w:after="100" w:before="100" w:line="240"/>
+              <w:ind w:left="100" w:right="100" w:firstLine="0" w:firstLineChars="0"/>
+              <w:rPr>
+                <w:rFonts w:ascii="Helvetica" w:hAnsi="Helvetica" w:eastAsia="Helvetica" w:cs="Helvetica"/>
+                <w:i w:val="false"/>
+                <w:b w:val="false"/>
+                <w:u w:val="none"/>
+                <w:sz w:val="22"/>
+                <w:szCs w:val="22"/>
+                <w:color w:val="000000"/>
+              </w:rPr>
+            </w:pPr>
+            <w:r>
+              <w:rPr>
+                <w:rFonts w:ascii="Helvetica" w:hAnsi="Helvetica" w:eastAsia="Helvetica" w:cs="Helvetica"/>
+                <w:i w:val="false"/>
+                <w:b w:val="false"/>
+                <w:u w:val="none"/>
+                <w:sz w:val="22"/>
+                <w:szCs w:val="22"/>
+                <w:color w:val="000000"/>
+              </w:rPr>
+              <w:t xml:space="preserve">0.052</w:t>
             </w:r>
           </w:p>
         </w:tc>
@@ -7865,113 +7865,113 @@
                 <w:szCs w:val="22"/>
                 <w:color w:val="000000"/>
               </w:rPr>
-              <w:t xml:space="preserve">0.39</w:t>
-            </w:r>
-          </w:p>
-        </w:tc>
-        <w:tc>
-          <w:tcPr>
-            <w:tcBorders>
-              <w:bottom w:val="none" w:sz="0" w:space="0" w:color="000000"/>
-              <w:top w:val="none" w:sz="0" w:space="0" w:color="000000"/>
-              <w:left w:val="none" w:sz="0" w:space="0" w:color="000000"/>
-              <w:right w:val="none" w:sz="0" w:space="0" w:color="000000"/>
-            </w:tcBorders>
-            <w:shd w:val="clear" w:color="auto" w:fill="FFFFFF"/>
-            <w:tcMar>
-              <w:top w:w="0" w:type="dxa"/>
-              <w:bottom w:w="0" w:type="dxa"/>
-              <w:left w:w="0" w:type="dxa"/>
-              <w:right w:w="0" w:type="dxa"/>
-            </w:tcMar>
-            <w:vAlign w:val="top"/>
-          </w:tcPr>
-          <w:p>
-            <w:pPr>
-              <w:pStyle w:val="Normal"/>
-              <w:jc w:val="center"/>
-              <w:pBdr>
-                <w:bottom w:val="none" w:sz="0" w:space="0" w:color="000000"/>
-                <w:top w:val="none" w:sz="0" w:space="0" w:color="000000"/>
-                <w:left w:val="none" w:sz="0" w:space="0" w:color="000000"/>
-                <w:right w:val="none" w:sz="0" w:space="0" w:color="000000"/>
-              </w:pBdr>
-              <w:spacing w:after="100" w:before="100" w:line="240"/>
-              <w:ind w:left="100" w:right="100" w:firstLine="0" w:firstLineChars="0"/>
-              <w:rPr>
-                <w:rFonts w:ascii="Helvetica" w:hAnsi="Helvetica" w:eastAsia="Helvetica" w:cs="Helvetica"/>
-                <w:i w:val="false"/>
-                <w:b w:val="false"/>
-                <w:u w:val="none"/>
-                <w:sz w:val="22"/>
-                <w:szCs w:val="22"/>
-                <w:color w:val="000000"/>
-              </w:rPr>
-            </w:pPr>
-            <w:r>
-              <w:rPr>
-                <w:rFonts w:ascii="Helvetica" w:hAnsi="Helvetica" w:eastAsia="Helvetica" w:cs="Helvetica"/>
-                <w:i w:val="false"/>
-                <w:b w:val="false"/>
-                <w:u w:val="none"/>
-                <w:sz w:val="22"/>
-                <w:szCs w:val="22"/>
-                <w:color w:val="000000"/>
-              </w:rPr>
-              <w:t xml:space="preserve">0.01, 15.0</w:t>
-            </w:r>
-          </w:p>
-        </w:tc>
-        <w:tc>
-          <w:tcPr>
-            <w:tcBorders>
-              <w:bottom w:val="none" w:sz="0" w:space="0" w:color="000000"/>
-              <w:top w:val="none" w:sz="0" w:space="0" w:color="000000"/>
-              <w:left w:val="none" w:sz="0" w:space="0" w:color="000000"/>
-              <w:right w:val="none" w:sz="0" w:space="0" w:color="000000"/>
-            </w:tcBorders>
-            <w:shd w:val="clear" w:color="auto" w:fill="FFFFFF"/>
-            <w:tcMar>
-              <w:top w:w="0" w:type="dxa"/>
-              <w:bottom w:w="0" w:type="dxa"/>
-              <w:left w:w="0" w:type="dxa"/>
-              <w:right w:w="0" w:type="dxa"/>
-            </w:tcMar>
-            <w:vAlign w:val="top"/>
-          </w:tcPr>
-          <w:p>
-            <w:pPr>
-              <w:pStyle w:val="Normal"/>
-              <w:jc w:val="center"/>
-              <w:pBdr>
-                <w:bottom w:val="none" w:sz="0" w:space="0" w:color="000000"/>
-                <w:top w:val="none" w:sz="0" w:space="0" w:color="000000"/>
-                <w:left w:val="none" w:sz="0" w:space="0" w:color="000000"/>
-                <w:right w:val="none" w:sz="0" w:space="0" w:color="000000"/>
-              </w:pBdr>
-              <w:spacing w:after="100" w:before="100" w:line="240"/>
-              <w:ind w:left="100" w:right="100" w:firstLine="0" w:firstLineChars="0"/>
-              <w:rPr>
-                <w:rFonts w:ascii="Helvetica" w:hAnsi="Helvetica" w:eastAsia="Helvetica" w:cs="Helvetica"/>
-                <w:i w:val="false"/>
-                <w:b w:val="false"/>
-                <w:u w:val="none"/>
-                <w:sz w:val="22"/>
-                <w:szCs w:val="22"/>
-                <w:color w:val="000000"/>
-              </w:rPr>
-            </w:pPr>
-            <w:r>
-              <w:rPr>
-                <w:rFonts w:ascii="Helvetica" w:hAnsi="Helvetica" w:eastAsia="Helvetica" w:cs="Helvetica"/>
-                <w:i w:val="false"/>
-                <w:b w:val="false"/>
-                <w:u w:val="none"/>
-                <w:sz w:val="22"/>
-                <w:szCs w:val="22"/>
-                <w:color w:val="000000"/>
-              </w:rPr>
-              <w:t xml:space="preserve">0.610</w:t>
+              <w:t xml:space="preserve">0.72</w:t>
+            </w:r>
+          </w:p>
+        </w:tc>
+        <w:tc>
+          <w:tcPr>
+            <w:tcBorders>
+              <w:bottom w:val="none" w:sz="0" w:space="0" w:color="000000"/>
+              <w:top w:val="none" w:sz="0" w:space="0" w:color="000000"/>
+              <w:left w:val="none" w:sz="0" w:space="0" w:color="000000"/>
+              <w:right w:val="none" w:sz="0" w:space="0" w:color="000000"/>
+            </w:tcBorders>
+            <w:shd w:val="clear" w:color="auto" w:fill="FFFFFF"/>
+            <w:tcMar>
+              <w:top w:w="0" w:type="dxa"/>
+              <w:bottom w:w="0" w:type="dxa"/>
+              <w:left w:w="0" w:type="dxa"/>
+              <w:right w:w="0" w:type="dxa"/>
+            </w:tcMar>
+            <w:vAlign w:val="top"/>
+          </w:tcPr>
+          <w:p>
+            <w:pPr>
+              <w:pStyle w:val="Normal"/>
+              <w:jc w:val="center"/>
+              <w:pBdr>
+                <w:bottom w:val="none" w:sz="0" w:space="0" w:color="000000"/>
+                <w:top w:val="none" w:sz="0" w:space="0" w:color="000000"/>
+                <w:left w:val="none" w:sz="0" w:space="0" w:color="000000"/>
+                <w:right w:val="none" w:sz="0" w:space="0" w:color="000000"/>
+              </w:pBdr>
+              <w:spacing w:after="100" w:before="100" w:line="240"/>
+              <w:ind w:left="100" w:right="100" w:firstLine="0" w:firstLineChars="0"/>
+              <w:rPr>
+                <w:rFonts w:ascii="Helvetica" w:hAnsi="Helvetica" w:eastAsia="Helvetica" w:cs="Helvetica"/>
+                <w:i w:val="false"/>
+                <w:b w:val="false"/>
+                <w:u w:val="none"/>
+                <w:sz w:val="22"/>
+                <w:szCs w:val="22"/>
+                <w:color w:val="000000"/>
+              </w:rPr>
+            </w:pPr>
+            <w:r>
+              <w:rPr>
+                <w:rFonts w:ascii="Helvetica" w:hAnsi="Helvetica" w:eastAsia="Helvetica" w:cs="Helvetica"/>
+                <w:i w:val="false"/>
+                <w:b w:val="false"/>
+                <w:u w:val="none"/>
+                <w:sz w:val="22"/>
+                <w:szCs w:val="22"/>
+                <w:color w:val="000000"/>
+              </w:rPr>
+              <w:t xml:space="preserve">0.02, 28.5</w:t>
+            </w:r>
+          </w:p>
+        </w:tc>
+        <w:tc>
+          <w:tcPr>
+            <w:tcBorders>
+              <w:bottom w:val="none" w:sz="0" w:space="0" w:color="000000"/>
+              <w:top w:val="none" w:sz="0" w:space="0" w:color="000000"/>
+              <w:left w:val="none" w:sz="0" w:space="0" w:color="000000"/>
+              <w:right w:val="none" w:sz="0" w:space="0" w:color="000000"/>
+            </w:tcBorders>
+            <w:shd w:val="clear" w:color="auto" w:fill="FFFFFF"/>
+            <w:tcMar>
+              <w:top w:w="0" w:type="dxa"/>
+              <w:bottom w:w="0" w:type="dxa"/>
+              <w:left w:w="0" w:type="dxa"/>
+              <w:right w:w="0" w:type="dxa"/>
+            </w:tcMar>
+            <w:vAlign w:val="top"/>
+          </w:tcPr>
+          <w:p>
+            <w:pPr>
+              <w:pStyle w:val="Normal"/>
+              <w:jc w:val="center"/>
+              <w:pBdr>
+                <w:bottom w:val="none" w:sz="0" w:space="0" w:color="000000"/>
+                <w:top w:val="none" w:sz="0" w:space="0" w:color="000000"/>
+                <w:left w:val="none" w:sz="0" w:space="0" w:color="000000"/>
+                <w:right w:val="none" w:sz="0" w:space="0" w:color="000000"/>
+              </w:pBdr>
+              <w:spacing w:after="100" w:before="100" w:line="240"/>
+              <w:ind w:left="100" w:right="100" w:firstLine="0" w:firstLineChars="0"/>
+              <w:rPr>
+                <w:rFonts w:ascii="Helvetica" w:hAnsi="Helvetica" w:eastAsia="Helvetica" w:cs="Helvetica"/>
+                <w:i w:val="false"/>
+                <w:b w:val="false"/>
+                <w:u w:val="none"/>
+                <w:sz w:val="22"/>
+                <w:szCs w:val="22"/>
+                <w:color w:val="000000"/>
+              </w:rPr>
+            </w:pPr>
+            <w:r>
+              <w:rPr>
+                <w:rFonts w:ascii="Helvetica" w:hAnsi="Helvetica" w:eastAsia="Helvetica" w:cs="Helvetica"/>
+                <w:i w:val="false"/>
+                <w:b w:val="false"/>
+                <w:u w:val="none"/>
+                <w:sz w:val="22"/>
+                <w:szCs w:val="22"/>
+                <w:color w:val="000000"/>
+              </w:rPr>
+              <w:t xml:space="preserve">0.860</w:t>
             </w:r>
           </w:p>
         </w:tc>
@@ -8136,113 +8136,113 @@
                 <w:szCs w:val="22"/>
                 <w:color w:val="000000"/>
               </w:rPr>
-              <w:t xml:space="preserve">0.93</w:t>
-            </w:r>
-          </w:p>
-        </w:tc>
-        <w:tc>
-          <w:tcPr>
-            <w:tcBorders>
-              <w:bottom w:val="none" w:sz="0" w:space="0" w:color="000000"/>
-              <w:top w:val="none" w:sz="0" w:space="0" w:color="000000"/>
-              <w:left w:val="none" w:sz="0" w:space="0" w:color="000000"/>
-              <w:right w:val="none" w:sz="0" w:space="0" w:color="000000"/>
-            </w:tcBorders>
-            <w:shd w:val="clear" w:color="auto" w:fill="FFFFFF"/>
-            <w:tcMar>
-              <w:top w:w="0" w:type="dxa"/>
-              <w:bottom w:w="0" w:type="dxa"/>
-              <w:left w:w="0" w:type="dxa"/>
-              <w:right w:w="0" w:type="dxa"/>
-            </w:tcMar>
-            <w:vAlign w:val="top"/>
-          </w:tcPr>
-          <w:p>
-            <w:pPr>
-              <w:pStyle w:val="Normal"/>
-              <w:jc w:val="center"/>
-              <w:pBdr>
-                <w:bottom w:val="none" w:sz="0" w:space="0" w:color="000000"/>
-                <w:top w:val="none" w:sz="0" w:space="0" w:color="000000"/>
-                <w:left w:val="none" w:sz="0" w:space="0" w:color="000000"/>
-                <w:right w:val="none" w:sz="0" w:space="0" w:color="000000"/>
-              </w:pBdr>
-              <w:spacing w:after="100" w:before="100" w:line="240"/>
-              <w:ind w:left="100" w:right="100" w:firstLine="0" w:firstLineChars="0"/>
-              <w:rPr>
-                <w:rFonts w:ascii="Helvetica" w:hAnsi="Helvetica" w:eastAsia="Helvetica" w:cs="Helvetica"/>
-                <w:i w:val="false"/>
-                <w:b w:val="false"/>
-                <w:u w:val="none"/>
-                <w:sz w:val="22"/>
-                <w:szCs w:val="22"/>
-                <w:color w:val="000000"/>
-              </w:rPr>
-            </w:pPr>
-            <w:r>
-              <w:rPr>
-                <w:rFonts w:ascii="Helvetica" w:hAnsi="Helvetica" w:eastAsia="Helvetica" w:cs="Helvetica"/>
-                <w:i w:val="false"/>
-                <w:b w:val="false"/>
-                <w:u w:val="none"/>
-                <w:sz w:val="22"/>
-                <w:szCs w:val="22"/>
-                <w:color w:val="000000"/>
-              </w:rPr>
-              <w:t xml:space="preserve">0.16, 5.34</w:t>
-            </w:r>
-          </w:p>
-        </w:tc>
-        <w:tc>
-          <w:tcPr>
-            <w:tcBorders>
-              <w:bottom w:val="none" w:sz="0" w:space="0" w:color="000000"/>
-              <w:top w:val="none" w:sz="0" w:space="0" w:color="000000"/>
-              <w:left w:val="none" w:sz="0" w:space="0" w:color="000000"/>
-              <w:right w:val="none" w:sz="0" w:space="0" w:color="000000"/>
-            </w:tcBorders>
-            <w:shd w:val="clear" w:color="auto" w:fill="FFFFFF"/>
-            <w:tcMar>
-              <w:top w:w="0" w:type="dxa"/>
-              <w:bottom w:w="0" w:type="dxa"/>
-              <w:left w:w="0" w:type="dxa"/>
-              <w:right w:w="0" w:type="dxa"/>
-            </w:tcMar>
-            <w:vAlign w:val="top"/>
-          </w:tcPr>
-          <w:p>
-            <w:pPr>
-              <w:pStyle w:val="Normal"/>
-              <w:jc w:val="center"/>
-              <w:pBdr>
-                <w:bottom w:val="none" w:sz="0" w:space="0" w:color="000000"/>
-                <w:top w:val="none" w:sz="0" w:space="0" w:color="000000"/>
-                <w:left w:val="none" w:sz="0" w:space="0" w:color="000000"/>
-                <w:right w:val="none" w:sz="0" w:space="0" w:color="000000"/>
-              </w:pBdr>
-              <w:spacing w:after="100" w:before="100" w:line="240"/>
-              <w:ind w:left="100" w:right="100" w:firstLine="0" w:firstLineChars="0"/>
-              <w:rPr>
-                <w:rFonts w:ascii="Helvetica" w:hAnsi="Helvetica" w:eastAsia="Helvetica" w:cs="Helvetica"/>
-                <w:i w:val="false"/>
-                <w:b w:val="false"/>
-                <w:u w:val="none"/>
-                <w:sz w:val="22"/>
-                <w:szCs w:val="22"/>
-                <w:color w:val="000000"/>
-              </w:rPr>
-            </w:pPr>
-            <w:r>
-              <w:rPr>
-                <w:rFonts w:ascii="Helvetica" w:hAnsi="Helvetica" w:eastAsia="Helvetica" w:cs="Helvetica"/>
-                <w:i w:val="false"/>
-                <w:b w:val="false"/>
-                <w:u w:val="none"/>
-                <w:sz w:val="22"/>
-                <w:szCs w:val="22"/>
-                <w:color w:val="000000"/>
-              </w:rPr>
-              <w:t xml:space="preserve">0.940</w:t>
+              <w:t xml:space="preserve">0.90</w:t>
+            </w:r>
+          </w:p>
+        </w:tc>
+        <w:tc>
+          <w:tcPr>
+            <w:tcBorders>
+              <w:bottom w:val="none" w:sz="0" w:space="0" w:color="000000"/>
+              <w:top w:val="none" w:sz="0" w:space="0" w:color="000000"/>
+              <w:left w:val="none" w:sz="0" w:space="0" w:color="000000"/>
+              <w:right w:val="none" w:sz="0" w:space="0" w:color="000000"/>
+            </w:tcBorders>
+            <w:shd w:val="clear" w:color="auto" w:fill="FFFFFF"/>
+            <w:tcMar>
+              <w:top w:w="0" w:type="dxa"/>
+              <w:bottom w:w="0" w:type="dxa"/>
+              <w:left w:w="0" w:type="dxa"/>
+              <w:right w:w="0" w:type="dxa"/>
+            </w:tcMar>
+            <w:vAlign w:val="top"/>
+          </w:tcPr>
+          <w:p>
+            <w:pPr>
+              <w:pStyle w:val="Normal"/>
+              <w:jc w:val="center"/>
+              <w:pBdr>
+                <w:bottom w:val="none" w:sz="0" w:space="0" w:color="000000"/>
+                <w:top w:val="none" w:sz="0" w:space="0" w:color="000000"/>
+                <w:left w:val="none" w:sz="0" w:space="0" w:color="000000"/>
+                <w:right w:val="none" w:sz="0" w:space="0" w:color="000000"/>
+              </w:pBdr>
+              <w:spacing w:after="100" w:before="100" w:line="240"/>
+              <w:ind w:left="100" w:right="100" w:firstLine="0" w:firstLineChars="0"/>
+              <w:rPr>
+                <w:rFonts w:ascii="Helvetica" w:hAnsi="Helvetica" w:eastAsia="Helvetica" w:cs="Helvetica"/>
+                <w:i w:val="false"/>
+                <w:b w:val="false"/>
+                <w:u w:val="none"/>
+                <w:sz w:val="22"/>
+                <w:szCs w:val="22"/>
+                <w:color w:val="000000"/>
+              </w:rPr>
+            </w:pPr>
+            <w:r>
+              <w:rPr>
+                <w:rFonts w:ascii="Helvetica" w:hAnsi="Helvetica" w:eastAsia="Helvetica" w:cs="Helvetica"/>
+                <w:i w:val="false"/>
+                <w:b w:val="false"/>
+                <w:u w:val="none"/>
+                <w:sz w:val="22"/>
+                <w:szCs w:val="22"/>
+                <w:color w:val="000000"/>
+              </w:rPr>
+              <w:t xml:space="preserve">0.16, 5.19</w:t>
+            </w:r>
+          </w:p>
+        </w:tc>
+        <w:tc>
+          <w:tcPr>
+            <w:tcBorders>
+              <w:bottom w:val="none" w:sz="0" w:space="0" w:color="000000"/>
+              <w:top w:val="none" w:sz="0" w:space="0" w:color="000000"/>
+              <w:left w:val="none" w:sz="0" w:space="0" w:color="000000"/>
+              <w:right w:val="none" w:sz="0" w:space="0" w:color="000000"/>
+            </w:tcBorders>
+            <w:shd w:val="clear" w:color="auto" w:fill="FFFFFF"/>
+            <w:tcMar>
+              <w:top w:w="0" w:type="dxa"/>
+              <w:bottom w:w="0" w:type="dxa"/>
+              <w:left w:w="0" w:type="dxa"/>
+              <w:right w:w="0" w:type="dxa"/>
+            </w:tcMar>
+            <w:vAlign w:val="top"/>
+          </w:tcPr>
+          <w:p>
+            <w:pPr>
+              <w:pStyle w:val="Normal"/>
+              <w:jc w:val="center"/>
+              <w:pBdr>
+                <w:bottom w:val="none" w:sz="0" w:space="0" w:color="000000"/>
+                <w:top w:val="none" w:sz="0" w:space="0" w:color="000000"/>
+                <w:left w:val="none" w:sz="0" w:space="0" w:color="000000"/>
+                <w:right w:val="none" w:sz="0" w:space="0" w:color="000000"/>
+              </w:pBdr>
+              <w:spacing w:after="100" w:before="100" w:line="240"/>
+              <w:ind w:left="100" w:right="100" w:firstLine="0" w:firstLineChars="0"/>
+              <w:rPr>
+                <w:rFonts w:ascii="Helvetica" w:hAnsi="Helvetica" w:eastAsia="Helvetica" w:cs="Helvetica"/>
+                <w:i w:val="false"/>
+                <w:b w:val="false"/>
+                <w:u w:val="none"/>
+                <w:sz w:val="22"/>
+                <w:szCs w:val="22"/>
+                <w:color w:val="000000"/>
+              </w:rPr>
+            </w:pPr>
+            <w:r>
+              <w:rPr>
+                <w:rFonts w:ascii="Helvetica" w:hAnsi="Helvetica" w:eastAsia="Helvetica" w:cs="Helvetica"/>
+                <w:i w:val="false"/>
+                <w:b w:val="false"/>
+                <w:u w:val="none"/>
+                <w:sz w:val="22"/>
+                <w:szCs w:val="22"/>
+                <w:color w:val="000000"/>
+              </w:rPr>
+              <w:t xml:space="preserve">0.910</w:t>
             </w:r>
           </w:p>
         </w:tc>
@@ -8348,113 +8348,113 @@
                 <w:szCs w:val="22"/>
                 <w:color w:val="000000"/>
               </w:rPr>
-              <w:t xml:space="preserve">0.33</w:t>
-            </w:r>
-          </w:p>
-        </w:tc>
-        <w:tc>
-          <w:tcPr>
-            <w:tcBorders>
-              <w:bottom w:val="none" w:sz="0" w:space="0" w:color="000000"/>
-              <w:top w:val="none" w:sz="0" w:space="0" w:color="000000"/>
-              <w:left w:val="none" w:sz="0" w:space="0" w:color="000000"/>
-              <w:right w:val="none" w:sz="0" w:space="0" w:color="000000"/>
-            </w:tcBorders>
-            <w:shd w:val="clear" w:color="auto" w:fill="FFFFFF"/>
-            <w:tcMar>
-              <w:top w:w="0" w:type="dxa"/>
-              <w:bottom w:w="0" w:type="dxa"/>
-              <w:left w:w="0" w:type="dxa"/>
-              <w:right w:w="0" w:type="dxa"/>
-            </w:tcMar>
-            <w:vAlign w:val="top"/>
-          </w:tcPr>
-          <w:p>
-            <w:pPr>
-              <w:pStyle w:val="Normal"/>
-              <w:jc w:val="center"/>
-              <w:pBdr>
-                <w:bottom w:val="none" w:sz="0" w:space="0" w:color="000000"/>
-                <w:top w:val="none" w:sz="0" w:space="0" w:color="000000"/>
-                <w:left w:val="none" w:sz="0" w:space="0" w:color="000000"/>
-                <w:right w:val="none" w:sz="0" w:space="0" w:color="000000"/>
-              </w:pBdr>
-              <w:spacing w:after="100" w:before="100" w:line="240"/>
-              <w:ind w:left="100" w:right="100" w:firstLine="0" w:firstLineChars="0"/>
-              <w:rPr>
-                <w:rFonts w:ascii="Helvetica" w:hAnsi="Helvetica" w:eastAsia="Helvetica" w:cs="Helvetica"/>
-                <w:i w:val="false"/>
-                <w:b w:val="false"/>
-                <w:u w:val="none"/>
-                <w:sz w:val="22"/>
-                <w:szCs w:val="22"/>
-                <w:color w:val="000000"/>
-              </w:rPr>
-            </w:pPr>
-            <w:r>
-              <w:rPr>
-                <w:rFonts w:ascii="Helvetica" w:hAnsi="Helvetica" w:eastAsia="Helvetica" w:cs="Helvetica"/>
-                <w:i w:val="false"/>
-                <w:b w:val="false"/>
-                <w:u w:val="none"/>
-                <w:sz w:val="22"/>
-                <w:szCs w:val="22"/>
-                <w:color w:val="000000"/>
-              </w:rPr>
-              <w:t xml:space="preserve">0.04, 3.00</w:t>
-            </w:r>
-          </w:p>
-        </w:tc>
-        <w:tc>
-          <w:tcPr>
-            <w:tcBorders>
-              <w:bottom w:val="none" w:sz="0" w:space="0" w:color="000000"/>
-              <w:top w:val="none" w:sz="0" w:space="0" w:color="000000"/>
-              <w:left w:val="none" w:sz="0" w:space="0" w:color="000000"/>
-              <w:right w:val="none" w:sz="0" w:space="0" w:color="000000"/>
-            </w:tcBorders>
-            <w:shd w:val="clear" w:color="auto" w:fill="FFFFFF"/>
-            <w:tcMar>
-              <w:top w:w="0" w:type="dxa"/>
-              <w:bottom w:w="0" w:type="dxa"/>
-              <w:left w:w="0" w:type="dxa"/>
-              <w:right w:w="0" w:type="dxa"/>
-            </w:tcMar>
-            <w:vAlign w:val="top"/>
-          </w:tcPr>
-          <w:p>
-            <w:pPr>
-              <w:pStyle w:val="Normal"/>
-              <w:jc w:val="center"/>
-              <w:pBdr>
-                <w:bottom w:val="none" w:sz="0" w:space="0" w:color="000000"/>
-                <w:top w:val="none" w:sz="0" w:space="0" w:color="000000"/>
-                <w:left w:val="none" w:sz="0" w:space="0" w:color="000000"/>
-                <w:right w:val="none" w:sz="0" w:space="0" w:color="000000"/>
-              </w:pBdr>
-              <w:spacing w:after="100" w:before="100" w:line="240"/>
-              <w:ind w:left="100" w:right="100" w:firstLine="0" w:firstLineChars="0"/>
-              <w:rPr>
-                <w:rFonts w:ascii="Helvetica" w:hAnsi="Helvetica" w:eastAsia="Helvetica" w:cs="Helvetica"/>
-                <w:i w:val="false"/>
-                <w:b w:val="false"/>
-                <w:u w:val="none"/>
-                <w:sz w:val="22"/>
-                <w:szCs w:val="22"/>
-                <w:color w:val="000000"/>
-              </w:rPr>
-            </w:pPr>
-            <w:r>
-              <w:rPr>
-                <w:rFonts w:ascii="Helvetica" w:hAnsi="Helvetica" w:eastAsia="Helvetica" w:cs="Helvetica"/>
-                <w:i w:val="false"/>
-                <w:b w:val="false"/>
-                <w:u w:val="none"/>
-                <w:sz w:val="22"/>
-                <w:szCs w:val="22"/>
-                <w:color w:val="000000"/>
-              </w:rPr>
-              <w:t xml:space="preserve">0.330</w:t>
+              <w:t xml:space="preserve">0.31</w:t>
+            </w:r>
+          </w:p>
+        </w:tc>
+        <w:tc>
+          <w:tcPr>
+            <w:tcBorders>
+              <w:bottom w:val="none" w:sz="0" w:space="0" w:color="000000"/>
+              <w:top w:val="none" w:sz="0" w:space="0" w:color="000000"/>
+              <w:left w:val="none" w:sz="0" w:space="0" w:color="000000"/>
+              <w:right w:val="none" w:sz="0" w:space="0" w:color="000000"/>
+            </w:tcBorders>
+            <w:shd w:val="clear" w:color="auto" w:fill="FFFFFF"/>
+            <w:tcMar>
+              <w:top w:w="0" w:type="dxa"/>
+              <w:bottom w:w="0" w:type="dxa"/>
+              <w:left w:w="0" w:type="dxa"/>
+              <w:right w:w="0" w:type="dxa"/>
+            </w:tcMar>
+            <w:vAlign w:val="top"/>
+          </w:tcPr>
+          <w:p>
+            <w:pPr>
+              <w:pStyle w:val="Normal"/>
+              <w:jc w:val="center"/>
+              <w:pBdr>
+                <w:bottom w:val="none" w:sz="0" w:space="0" w:color="000000"/>
+                <w:top w:val="none" w:sz="0" w:space="0" w:color="000000"/>
+                <w:left w:val="none" w:sz="0" w:space="0" w:color="000000"/>
+                <w:right w:val="none" w:sz="0" w:space="0" w:color="000000"/>
+              </w:pBdr>
+              <w:spacing w:after="100" w:before="100" w:line="240"/>
+              <w:ind w:left="100" w:right="100" w:firstLine="0" w:firstLineChars="0"/>
+              <w:rPr>
+                <w:rFonts w:ascii="Helvetica" w:hAnsi="Helvetica" w:eastAsia="Helvetica" w:cs="Helvetica"/>
+                <w:i w:val="false"/>
+                <w:b w:val="false"/>
+                <w:u w:val="none"/>
+                <w:sz w:val="22"/>
+                <w:szCs w:val="22"/>
+                <w:color w:val="000000"/>
+              </w:rPr>
+            </w:pPr>
+            <w:r>
+              <w:rPr>
+                <w:rFonts w:ascii="Helvetica" w:hAnsi="Helvetica" w:eastAsia="Helvetica" w:cs="Helvetica"/>
+                <w:i w:val="false"/>
+                <w:b w:val="false"/>
+                <w:u w:val="none"/>
+                <w:sz w:val="22"/>
+                <w:szCs w:val="22"/>
+                <w:color w:val="000000"/>
+              </w:rPr>
+              <w:t xml:space="preserve">0.04, 2.73</w:t>
+            </w:r>
+          </w:p>
+        </w:tc>
+        <w:tc>
+          <w:tcPr>
+            <w:tcBorders>
+              <w:bottom w:val="none" w:sz="0" w:space="0" w:color="000000"/>
+              <w:top w:val="none" w:sz="0" w:space="0" w:color="000000"/>
+              <w:left w:val="none" w:sz="0" w:space="0" w:color="000000"/>
+              <w:right w:val="none" w:sz="0" w:space="0" w:color="000000"/>
+            </w:tcBorders>
+            <w:shd w:val="clear" w:color="auto" w:fill="FFFFFF"/>
+            <w:tcMar>
+              <w:top w:w="0" w:type="dxa"/>
+              <w:bottom w:w="0" w:type="dxa"/>
+              <w:left w:w="0" w:type="dxa"/>
+              <w:right w:w="0" w:type="dxa"/>
+            </w:tcMar>
+            <w:vAlign w:val="top"/>
+          </w:tcPr>
+          <w:p>
+            <w:pPr>
+              <w:pStyle w:val="Normal"/>
+              <w:jc w:val="center"/>
+              <w:pBdr>
+                <w:bottom w:val="none" w:sz="0" w:space="0" w:color="000000"/>
+                <w:top w:val="none" w:sz="0" w:space="0" w:color="000000"/>
+                <w:left w:val="none" w:sz="0" w:space="0" w:color="000000"/>
+                <w:right w:val="none" w:sz="0" w:space="0" w:color="000000"/>
+              </w:pBdr>
+              <w:spacing w:after="100" w:before="100" w:line="240"/>
+              <w:ind w:left="100" w:right="100" w:firstLine="0" w:firstLineChars="0"/>
+              <w:rPr>
+                <w:rFonts w:ascii="Helvetica" w:hAnsi="Helvetica" w:eastAsia="Helvetica" w:cs="Helvetica"/>
+                <w:i w:val="false"/>
+                <w:b w:val="false"/>
+                <w:u w:val="none"/>
+                <w:sz w:val="22"/>
+                <w:szCs w:val="22"/>
+                <w:color w:val="000000"/>
+              </w:rPr>
+            </w:pPr>
+            <w:r>
+              <w:rPr>
+                <w:rFonts w:ascii="Helvetica" w:hAnsi="Helvetica" w:eastAsia="Helvetica" w:cs="Helvetica"/>
+                <w:i w:val="false"/>
+                <w:b w:val="false"/>
+                <w:u w:val="none"/>
+                <w:sz w:val="22"/>
+                <w:szCs w:val="22"/>
+                <w:color w:val="000000"/>
+              </w:rPr>
+              <w:t xml:space="preserve">0.290</w:t>
             </w:r>
           </w:p>
         </w:tc>
@@ -8619,113 +8619,113 @@
                 <w:szCs w:val="22"/>
                 <w:color w:val="000000"/>
               </w:rPr>
-              <w:t xml:space="preserve">1.95</w:t>
-            </w:r>
-          </w:p>
-        </w:tc>
-        <w:tc>
-          <w:tcPr>
-            <w:tcBorders>
-              <w:bottom w:val="none" w:sz="0" w:space="0" w:color="000000"/>
-              <w:top w:val="none" w:sz="0" w:space="0" w:color="000000"/>
-              <w:left w:val="none" w:sz="0" w:space="0" w:color="000000"/>
-              <w:right w:val="none" w:sz="0" w:space="0" w:color="000000"/>
-            </w:tcBorders>
-            <w:shd w:val="clear" w:color="auto" w:fill="FFFFFF"/>
-            <w:tcMar>
-              <w:top w:w="0" w:type="dxa"/>
-              <w:bottom w:w="0" w:type="dxa"/>
-              <w:left w:w="0" w:type="dxa"/>
-              <w:right w:w="0" w:type="dxa"/>
-            </w:tcMar>
-            <w:vAlign w:val="top"/>
-          </w:tcPr>
-          <w:p>
-            <w:pPr>
-              <w:pStyle w:val="Normal"/>
-              <w:jc w:val="center"/>
-              <w:pBdr>
-                <w:bottom w:val="none" w:sz="0" w:space="0" w:color="000000"/>
-                <w:top w:val="none" w:sz="0" w:space="0" w:color="000000"/>
-                <w:left w:val="none" w:sz="0" w:space="0" w:color="000000"/>
-                <w:right w:val="none" w:sz="0" w:space="0" w:color="000000"/>
-              </w:pBdr>
-              <w:spacing w:after="100" w:before="100" w:line="240"/>
-              <w:ind w:left="100" w:right="100" w:firstLine="0" w:firstLineChars="0"/>
-              <w:rPr>
-                <w:rFonts w:ascii="Helvetica" w:hAnsi="Helvetica" w:eastAsia="Helvetica" w:cs="Helvetica"/>
-                <w:i w:val="false"/>
-                <w:b w:val="false"/>
-                <w:u w:val="none"/>
-                <w:sz w:val="22"/>
-                <w:szCs w:val="22"/>
-                <w:color w:val="000000"/>
-              </w:rPr>
-            </w:pPr>
-            <w:r>
-              <w:rPr>
-                <w:rFonts w:ascii="Helvetica" w:hAnsi="Helvetica" w:eastAsia="Helvetica" w:cs="Helvetica"/>
-                <w:i w:val="false"/>
-                <w:b w:val="false"/>
-                <w:u w:val="none"/>
-                <w:sz w:val="22"/>
-                <w:szCs w:val="22"/>
-                <w:color w:val="000000"/>
-              </w:rPr>
-              <w:t xml:space="preserve">0.28, 13.5</w:t>
-            </w:r>
-          </w:p>
-        </w:tc>
-        <w:tc>
-          <w:tcPr>
-            <w:tcBorders>
-              <w:bottom w:val="none" w:sz="0" w:space="0" w:color="000000"/>
-              <w:top w:val="none" w:sz="0" w:space="0" w:color="000000"/>
-              <w:left w:val="none" w:sz="0" w:space="0" w:color="000000"/>
-              <w:right w:val="none" w:sz="0" w:space="0" w:color="000000"/>
-            </w:tcBorders>
-            <w:shd w:val="clear" w:color="auto" w:fill="FFFFFF"/>
-            <w:tcMar>
-              <w:top w:w="0" w:type="dxa"/>
-              <w:bottom w:w="0" w:type="dxa"/>
-              <w:left w:w="0" w:type="dxa"/>
-              <w:right w:w="0" w:type="dxa"/>
-            </w:tcMar>
-            <w:vAlign w:val="top"/>
-          </w:tcPr>
-          <w:p>
-            <w:pPr>
-              <w:pStyle w:val="Normal"/>
-              <w:jc w:val="center"/>
-              <w:pBdr>
-                <w:bottom w:val="none" w:sz="0" w:space="0" w:color="000000"/>
-                <w:top w:val="none" w:sz="0" w:space="0" w:color="000000"/>
-                <w:left w:val="none" w:sz="0" w:space="0" w:color="000000"/>
-                <w:right w:val="none" w:sz="0" w:space="0" w:color="000000"/>
-              </w:pBdr>
-              <w:spacing w:after="100" w:before="100" w:line="240"/>
-              <w:ind w:left="100" w:right="100" w:firstLine="0" w:firstLineChars="0"/>
-              <w:rPr>
-                <w:rFonts w:ascii="Helvetica" w:hAnsi="Helvetica" w:eastAsia="Helvetica" w:cs="Helvetica"/>
-                <w:i w:val="false"/>
-                <w:b w:val="false"/>
-                <w:u w:val="none"/>
-                <w:sz w:val="22"/>
-                <w:szCs w:val="22"/>
-                <w:color w:val="000000"/>
-              </w:rPr>
-            </w:pPr>
-            <w:r>
-              <w:rPr>
-                <w:rFonts w:ascii="Helvetica" w:hAnsi="Helvetica" w:eastAsia="Helvetica" w:cs="Helvetica"/>
-                <w:i w:val="false"/>
-                <w:b w:val="false"/>
-                <w:u w:val="none"/>
-                <w:sz w:val="22"/>
-                <w:szCs w:val="22"/>
-                <w:color w:val="000000"/>
-              </w:rPr>
-              <w:t xml:space="preserve">0.500</w:t>
+              <w:t xml:space="preserve">2.03</w:t>
+            </w:r>
+          </w:p>
+        </w:tc>
+        <w:tc>
+          <w:tcPr>
+            <w:tcBorders>
+              <w:bottom w:val="none" w:sz="0" w:space="0" w:color="000000"/>
+              <w:top w:val="none" w:sz="0" w:space="0" w:color="000000"/>
+              <w:left w:val="none" w:sz="0" w:space="0" w:color="000000"/>
+              <w:right w:val="none" w:sz="0" w:space="0" w:color="000000"/>
+            </w:tcBorders>
+            <w:shd w:val="clear" w:color="auto" w:fill="FFFFFF"/>
+            <w:tcMar>
+              <w:top w:w="0" w:type="dxa"/>
+              <w:bottom w:w="0" w:type="dxa"/>
+              <w:left w:w="0" w:type="dxa"/>
+              <w:right w:w="0" w:type="dxa"/>
+            </w:tcMar>
+            <w:vAlign w:val="top"/>
+          </w:tcPr>
+          <w:p>
+            <w:pPr>
+              <w:pStyle w:val="Normal"/>
+              <w:jc w:val="center"/>
+              <w:pBdr>
+                <w:bottom w:val="none" w:sz="0" w:space="0" w:color="000000"/>
+                <w:top w:val="none" w:sz="0" w:space="0" w:color="000000"/>
+                <w:left w:val="none" w:sz="0" w:space="0" w:color="000000"/>
+                <w:right w:val="none" w:sz="0" w:space="0" w:color="000000"/>
+              </w:pBdr>
+              <w:spacing w:after="100" w:before="100" w:line="240"/>
+              <w:ind w:left="100" w:right="100" w:firstLine="0" w:firstLineChars="0"/>
+              <w:rPr>
+                <w:rFonts w:ascii="Helvetica" w:hAnsi="Helvetica" w:eastAsia="Helvetica" w:cs="Helvetica"/>
+                <w:i w:val="false"/>
+                <w:b w:val="false"/>
+                <w:u w:val="none"/>
+                <w:sz w:val="22"/>
+                <w:szCs w:val="22"/>
+                <w:color w:val="000000"/>
+              </w:rPr>
+            </w:pPr>
+            <w:r>
+              <w:rPr>
+                <w:rFonts w:ascii="Helvetica" w:hAnsi="Helvetica" w:eastAsia="Helvetica" w:cs="Helvetica"/>
+                <w:i w:val="false"/>
+                <w:b w:val="false"/>
+                <w:u w:val="none"/>
+                <w:sz w:val="22"/>
+                <w:szCs w:val="22"/>
+                <w:color w:val="000000"/>
+              </w:rPr>
+              <w:t xml:space="preserve">0.29, 14.1</w:t>
+            </w:r>
+          </w:p>
+        </w:tc>
+        <w:tc>
+          <w:tcPr>
+            <w:tcBorders>
+              <w:bottom w:val="none" w:sz="0" w:space="0" w:color="000000"/>
+              <w:top w:val="none" w:sz="0" w:space="0" w:color="000000"/>
+              <w:left w:val="none" w:sz="0" w:space="0" w:color="000000"/>
+              <w:right w:val="none" w:sz="0" w:space="0" w:color="000000"/>
+            </w:tcBorders>
+            <w:shd w:val="clear" w:color="auto" w:fill="FFFFFF"/>
+            <w:tcMar>
+              <w:top w:w="0" w:type="dxa"/>
+              <w:bottom w:w="0" w:type="dxa"/>
+              <w:left w:w="0" w:type="dxa"/>
+              <w:right w:w="0" w:type="dxa"/>
+            </w:tcMar>
+            <w:vAlign w:val="top"/>
+          </w:tcPr>
+          <w:p>
+            <w:pPr>
+              <w:pStyle w:val="Normal"/>
+              <w:jc w:val="center"/>
+              <w:pBdr>
+                <w:bottom w:val="none" w:sz="0" w:space="0" w:color="000000"/>
+                <w:top w:val="none" w:sz="0" w:space="0" w:color="000000"/>
+                <w:left w:val="none" w:sz="0" w:space="0" w:color="000000"/>
+                <w:right w:val="none" w:sz="0" w:space="0" w:color="000000"/>
+              </w:pBdr>
+              <w:spacing w:after="100" w:before="100" w:line="240"/>
+              <w:ind w:left="100" w:right="100" w:firstLine="0" w:firstLineChars="0"/>
+              <w:rPr>
+                <w:rFonts w:ascii="Helvetica" w:hAnsi="Helvetica" w:eastAsia="Helvetica" w:cs="Helvetica"/>
+                <w:i w:val="false"/>
+                <w:b w:val="false"/>
+                <w:u w:val="none"/>
+                <w:sz w:val="22"/>
+                <w:szCs w:val="22"/>
+                <w:color w:val="000000"/>
+              </w:rPr>
+            </w:pPr>
+            <w:r>
+              <w:rPr>
+                <w:rFonts w:ascii="Helvetica" w:hAnsi="Helvetica" w:eastAsia="Helvetica" w:cs="Helvetica"/>
+                <w:i w:val="false"/>
+                <w:b w:val="false"/>
+                <w:u w:val="none"/>
+                <w:sz w:val="22"/>
+                <w:szCs w:val="22"/>
+                <w:color w:val="000000"/>
+              </w:rPr>
+              <w:t xml:space="preserve">0.470</w:t>
             </w:r>
           </w:p>
         </w:tc>
@@ -8831,113 +8831,113 @@
                 <w:szCs w:val="22"/>
                 <w:color w:val="000000"/>
               </w:rPr>
-              <w:t xml:space="preserve">2.41</w:t>
-            </w:r>
-          </w:p>
-        </w:tc>
-        <w:tc>
-          <w:tcPr>
-            <w:tcBorders>
-              <w:bottom w:val="none" w:sz="0" w:space="0" w:color="000000"/>
-              <w:top w:val="none" w:sz="0" w:space="0" w:color="000000"/>
-              <w:left w:val="none" w:sz="0" w:space="0" w:color="000000"/>
-              <w:right w:val="none" w:sz="0" w:space="0" w:color="000000"/>
-            </w:tcBorders>
-            <w:shd w:val="clear" w:color="auto" w:fill="FFFFFF"/>
-            <w:tcMar>
-              <w:top w:w="0" w:type="dxa"/>
-              <w:bottom w:w="0" w:type="dxa"/>
-              <w:left w:w="0" w:type="dxa"/>
-              <w:right w:w="0" w:type="dxa"/>
-            </w:tcMar>
-            <w:vAlign w:val="top"/>
-          </w:tcPr>
-          <w:p>
-            <w:pPr>
-              <w:pStyle w:val="Normal"/>
-              <w:jc w:val="center"/>
-              <w:pBdr>
-                <w:bottom w:val="none" w:sz="0" w:space="0" w:color="000000"/>
-                <w:top w:val="none" w:sz="0" w:space="0" w:color="000000"/>
-                <w:left w:val="none" w:sz="0" w:space="0" w:color="000000"/>
-                <w:right w:val="none" w:sz="0" w:space="0" w:color="000000"/>
-              </w:pBdr>
-              <w:spacing w:after="100" w:before="100" w:line="240"/>
-              <w:ind w:left="100" w:right="100" w:firstLine="0" w:firstLineChars="0"/>
-              <w:rPr>
-                <w:rFonts w:ascii="Helvetica" w:hAnsi="Helvetica" w:eastAsia="Helvetica" w:cs="Helvetica"/>
-                <w:i w:val="false"/>
-                <w:b w:val="false"/>
-                <w:u w:val="none"/>
-                <w:sz w:val="22"/>
-                <w:szCs w:val="22"/>
-                <w:color w:val="000000"/>
-              </w:rPr>
-            </w:pPr>
-            <w:r>
-              <w:rPr>
-                <w:rFonts w:ascii="Helvetica" w:hAnsi="Helvetica" w:eastAsia="Helvetica" w:cs="Helvetica"/>
-                <w:i w:val="false"/>
-                <w:b w:val="false"/>
-                <w:u w:val="none"/>
-                <w:sz w:val="22"/>
-                <w:szCs w:val="22"/>
-                <w:color w:val="000000"/>
-              </w:rPr>
-              <w:t xml:space="preserve">0.13, 44.0</w:t>
-            </w:r>
-          </w:p>
-        </w:tc>
-        <w:tc>
-          <w:tcPr>
-            <w:tcBorders>
-              <w:bottom w:val="none" w:sz="0" w:space="0" w:color="000000"/>
-              <w:top w:val="none" w:sz="0" w:space="0" w:color="000000"/>
-              <w:left w:val="none" w:sz="0" w:space="0" w:color="000000"/>
-              <w:right w:val="none" w:sz="0" w:space="0" w:color="000000"/>
-            </w:tcBorders>
-            <w:shd w:val="clear" w:color="auto" w:fill="FFFFFF"/>
-            <w:tcMar>
-              <w:top w:w="0" w:type="dxa"/>
-              <w:bottom w:w="0" w:type="dxa"/>
-              <w:left w:w="0" w:type="dxa"/>
-              <w:right w:w="0" w:type="dxa"/>
-            </w:tcMar>
-            <w:vAlign w:val="top"/>
-          </w:tcPr>
-          <w:p>
-            <w:pPr>
-              <w:pStyle w:val="Normal"/>
-              <w:jc w:val="center"/>
-              <w:pBdr>
-                <w:bottom w:val="none" w:sz="0" w:space="0" w:color="000000"/>
-                <w:top w:val="none" w:sz="0" w:space="0" w:color="000000"/>
-                <w:left w:val="none" w:sz="0" w:space="0" w:color="000000"/>
-                <w:right w:val="none" w:sz="0" w:space="0" w:color="000000"/>
-              </w:pBdr>
-              <w:spacing w:after="100" w:before="100" w:line="240"/>
-              <w:ind w:left="100" w:right="100" w:firstLine="0" w:firstLineChars="0"/>
-              <w:rPr>
-                <w:rFonts w:ascii="Helvetica" w:hAnsi="Helvetica" w:eastAsia="Helvetica" w:cs="Helvetica"/>
-                <w:i w:val="false"/>
-                <w:b w:val="false"/>
-                <w:u w:val="none"/>
-                <w:sz w:val="22"/>
-                <w:szCs w:val="22"/>
-                <w:color w:val="000000"/>
-              </w:rPr>
-            </w:pPr>
-            <w:r>
-              <w:rPr>
-                <w:rFonts w:ascii="Helvetica" w:hAnsi="Helvetica" w:eastAsia="Helvetica" w:cs="Helvetica"/>
-                <w:i w:val="false"/>
-                <w:b w:val="false"/>
-                <w:u w:val="none"/>
-                <w:sz w:val="22"/>
-                <w:szCs w:val="22"/>
-                <w:color w:val="000000"/>
-              </w:rPr>
-              <w:t xml:space="preserve">0.550</w:t>
+              <w:t xml:space="preserve">3.47</w:t>
+            </w:r>
+          </w:p>
+        </w:tc>
+        <w:tc>
+          <w:tcPr>
+            <w:tcBorders>
+              <w:bottom w:val="none" w:sz="0" w:space="0" w:color="000000"/>
+              <w:top w:val="none" w:sz="0" w:space="0" w:color="000000"/>
+              <w:left w:val="none" w:sz="0" w:space="0" w:color="000000"/>
+              <w:right w:val="none" w:sz="0" w:space="0" w:color="000000"/>
+            </w:tcBorders>
+            <w:shd w:val="clear" w:color="auto" w:fill="FFFFFF"/>
+            <w:tcMar>
+              <w:top w:w="0" w:type="dxa"/>
+              <w:bottom w:w="0" w:type="dxa"/>
+              <w:left w:w="0" w:type="dxa"/>
+              <w:right w:w="0" w:type="dxa"/>
+            </w:tcMar>
+            <w:vAlign w:val="top"/>
+          </w:tcPr>
+          <w:p>
+            <w:pPr>
+              <w:pStyle w:val="Normal"/>
+              <w:jc w:val="center"/>
+              <w:pBdr>
+                <w:bottom w:val="none" w:sz="0" w:space="0" w:color="000000"/>
+                <w:top w:val="none" w:sz="0" w:space="0" w:color="000000"/>
+                <w:left w:val="none" w:sz="0" w:space="0" w:color="000000"/>
+                <w:right w:val="none" w:sz="0" w:space="0" w:color="000000"/>
+              </w:pBdr>
+              <w:spacing w:after="100" w:before="100" w:line="240"/>
+              <w:ind w:left="100" w:right="100" w:firstLine="0" w:firstLineChars="0"/>
+              <w:rPr>
+                <w:rFonts w:ascii="Helvetica" w:hAnsi="Helvetica" w:eastAsia="Helvetica" w:cs="Helvetica"/>
+                <w:i w:val="false"/>
+                <w:b w:val="false"/>
+                <w:u w:val="none"/>
+                <w:sz w:val="22"/>
+                <w:szCs w:val="22"/>
+                <w:color w:val="000000"/>
+              </w:rPr>
+            </w:pPr>
+            <w:r>
+              <w:rPr>
+                <w:rFonts w:ascii="Helvetica" w:hAnsi="Helvetica" w:eastAsia="Helvetica" w:cs="Helvetica"/>
+                <w:i w:val="false"/>
+                <w:b w:val="false"/>
+                <w:u w:val="none"/>
+                <w:sz w:val="22"/>
+                <w:szCs w:val="22"/>
+                <w:color w:val="000000"/>
+              </w:rPr>
+              <w:t xml:space="preserve">0.20, 59.3</w:t>
+            </w:r>
+          </w:p>
+        </w:tc>
+        <w:tc>
+          <w:tcPr>
+            <w:tcBorders>
+              <w:bottom w:val="none" w:sz="0" w:space="0" w:color="000000"/>
+              <w:top w:val="none" w:sz="0" w:space="0" w:color="000000"/>
+              <w:left w:val="none" w:sz="0" w:space="0" w:color="000000"/>
+              <w:right w:val="none" w:sz="0" w:space="0" w:color="000000"/>
+            </w:tcBorders>
+            <w:shd w:val="clear" w:color="auto" w:fill="FFFFFF"/>
+            <w:tcMar>
+              <w:top w:w="0" w:type="dxa"/>
+              <w:bottom w:w="0" w:type="dxa"/>
+              <w:left w:w="0" w:type="dxa"/>
+              <w:right w:w="0" w:type="dxa"/>
+            </w:tcMar>
+            <w:vAlign w:val="top"/>
+          </w:tcPr>
+          <w:p>
+            <w:pPr>
+              <w:pStyle w:val="Normal"/>
+              <w:jc w:val="center"/>
+              <w:pBdr>
+                <w:bottom w:val="none" w:sz="0" w:space="0" w:color="000000"/>
+                <w:top w:val="none" w:sz="0" w:space="0" w:color="000000"/>
+                <w:left w:val="none" w:sz="0" w:space="0" w:color="000000"/>
+                <w:right w:val="none" w:sz="0" w:space="0" w:color="000000"/>
+              </w:pBdr>
+              <w:spacing w:after="100" w:before="100" w:line="240"/>
+              <w:ind w:left="100" w:right="100" w:firstLine="0" w:firstLineChars="0"/>
+              <w:rPr>
+                <w:rFonts w:ascii="Helvetica" w:hAnsi="Helvetica" w:eastAsia="Helvetica" w:cs="Helvetica"/>
+                <w:i w:val="false"/>
+                <w:b w:val="false"/>
+                <w:u w:val="none"/>
+                <w:sz w:val="22"/>
+                <w:szCs w:val="22"/>
+                <w:color w:val="000000"/>
+              </w:rPr>
+            </w:pPr>
+            <w:r>
+              <w:rPr>
+                <w:rFonts w:ascii="Helvetica" w:hAnsi="Helvetica" w:eastAsia="Helvetica" w:cs="Helvetica"/>
+                <w:i w:val="false"/>
+                <w:b w:val="false"/>
+                <w:u w:val="none"/>
+                <w:sz w:val="22"/>
+                <w:szCs w:val="22"/>
+                <w:color w:val="000000"/>
+              </w:rPr>
+              <w:t xml:space="preserve">0.390</w:t>
             </w:r>
           </w:p>
         </w:tc>
@@ -10068,113 +10068,113 @@
                 <w:szCs w:val="22"/>
                 <w:color w:val="000000"/>
               </w:rPr>
-              <w:t xml:space="preserve">0.27</w:t>
-            </w:r>
-          </w:p>
-        </w:tc>
-        <w:tc>
-          <w:tcPr>
-            <w:tcBorders>
-              <w:bottom w:val="none" w:sz="0" w:space="0" w:color="000000"/>
-              <w:top w:val="none" w:sz="0" w:space="0" w:color="000000"/>
-              <w:left w:val="none" w:sz="0" w:space="0" w:color="000000"/>
-              <w:right w:val="none" w:sz="0" w:space="0" w:color="000000"/>
-            </w:tcBorders>
-            <w:shd w:val="clear" w:color="auto" w:fill="FFFFFF"/>
-            <w:tcMar>
-              <w:top w:w="0" w:type="dxa"/>
-              <w:bottom w:w="0" w:type="dxa"/>
-              <w:left w:w="0" w:type="dxa"/>
-              <w:right w:w="0" w:type="dxa"/>
-            </w:tcMar>
-            <w:vAlign w:val="top"/>
-          </w:tcPr>
-          <w:p>
-            <w:pPr>
-              <w:pStyle w:val="Normal"/>
-              <w:jc w:val="center"/>
-              <w:pBdr>
-                <w:bottom w:val="none" w:sz="0" w:space="0" w:color="000000"/>
-                <w:top w:val="none" w:sz="0" w:space="0" w:color="000000"/>
-                <w:left w:val="none" w:sz="0" w:space="0" w:color="000000"/>
-                <w:right w:val="none" w:sz="0" w:space="0" w:color="000000"/>
-              </w:pBdr>
-              <w:spacing w:after="100" w:before="100" w:line="240"/>
-              <w:ind w:left="100" w:right="100" w:firstLine="0" w:firstLineChars="0"/>
-              <w:rPr>
-                <w:rFonts w:ascii="Helvetica" w:hAnsi="Helvetica" w:eastAsia="Helvetica" w:cs="Helvetica"/>
-                <w:i w:val="false"/>
-                <w:b w:val="false"/>
-                <w:u w:val="none"/>
-                <w:sz w:val="22"/>
-                <w:szCs w:val="22"/>
-                <w:color w:val="000000"/>
-              </w:rPr>
-            </w:pPr>
-            <w:r>
-              <w:rPr>
-                <w:rFonts w:ascii="Helvetica" w:hAnsi="Helvetica" w:eastAsia="Helvetica" w:cs="Helvetica"/>
-                <w:i w:val="false"/>
-                <w:b w:val="false"/>
-                <w:u w:val="none"/>
-                <w:sz w:val="22"/>
-                <w:szCs w:val="22"/>
-                <w:color w:val="000000"/>
-              </w:rPr>
-              <w:t xml:space="preserve">0.12, 0.60</w:t>
-            </w:r>
-          </w:p>
-        </w:tc>
-        <w:tc>
-          <w:tcPr>
-            <w:tcBorders>
-              <w:bottom w:val="none" w:sz="0" w:space="0" w:color="000000"/>
-              <w:top w:val="none" w:sz="0" w:space="0" w:color="000000"/>
-              <w:left w:val="none" w:sz="0" w:space="0" w:color="000000"/>
-              <w:right w:val="none" w:sz="0" w:space="0" w:color="000000"/>
-            </w:tcBorders>
-            <w:shd w:val="clear" w:color="auto" w:fill="FFFFFF"/>
-            <w:tcMar>
-              <w:top w:w="0" w:type="dxa"/>
-              <w:bottom w:w="0" w:type="dxa"/>
-              <w:left w:w="0" w:type="dxa"/>
-              <w:right w:w="0" w:type="dxa"/>
-            </w:tcMar>
-            <w:vAlign w:val="top"/>
-          </w:tcPr>
-          <w:p>
-            <w:pPr>
-              <w:pStyle w:val="Normal"/>
-              <w:jc w:val="center"/>
-              <w:pBdr>
-                <w:bottom w:val="none" w:sz="0" w:space="0" w:color="000000"/>
-                <w:top w:val="none" w:sz="0" w:space="0" w:color="000000"/>
-                <w:left w:val="none" w:sz="0" w:space="0" w:color="000000"/>
-                <w:right w:val="none" w:sz="0" w:space="0" w:color="000000"/>
-              </w:pBdr>
-              <w:spacing w:after="100" w:before="100" w:line="240"/>
-              <w:ind w:left="100" w:right="100" w:firstLine="0" w:firstLineChars="0"/>
-              <w:rPr>
-                <w:rFonts w:ascii="Helvetica" w:hAnsi="Helvetica" w:eastAsia="Helvetica" w:cs="Helvetica"/>
-                <w:i w:val="false"/>
-                <w:b w:val="false"/>
-                <w:u w:val="none"/>
-                <w:sz w:val="22"/>
-                <w:szCs w:val="22"/>
-                <w:color w:val="000000"/>
-              </w:rPr>
-            </w:pPr>
-            <w:r>
-              <w:rPr>
-                <w:rFonts w:ascii="Helvetica" w:hAnsi="Helvetica" w:eastAsia="Helvetica" w:cs="Helvetica"/>
-                <w:i w:val="false"/>
-                <w:b w:val="false"/>
-                <w:u w:val="none"/>
-                <w:sz w:val="22"/>
-                <w:szCs w:val="22"/>
-                <w:color w:val="000000"/>
-              </w:rPr>
-              <w:t xml:space="preserve">0.001</w:t>
+              <w:t xml:space="preserve">0.25</w:t>
+            </w:r>
+          </w:p>
+        </w:tc>
+        <w:tc>
+          <w:tcPr>
+            <w:tcBorders>
+              <w:bottom w:val="none" w:sz="0" w:space="0" w:color="000000"/>
+              <w:top w:val="none" w:sz="0" w:space="0" w:color="000000"/>
+              <w:left w:val="none" w:sz="0" w:space="0" w:color="000000"/>
+              <w:right w:val="none" w:sz="0" w:space="0" w:color="000000"/>
+            </w:tcBorders>
+            <w:shd w:val="clear" w:color="auto" w:fill="FFFFFF"/>
+            <w:tcMar>
+              <w:top w:w="0" w:type="dxa"/>
+              <w:bottom w:w="0" w:type="dxa"/>
+              <w:left w:w="0" w:type="dxa"/>
+              <w:right w:w="0" w:type="dxa"/>
+            </w:tcMar>
+            <w:vAlign w:val="top"/>
+          </w:tcPr>
+          <w:p>
+            <w:pPr>
+              <w:pStyle w:val="Normal"/>
+              <w:jc w:val="center"/>
+              <w:pBdr>
+                <w:bottom w:val="none" w:sz="0" w:space="0" w:color="000000"/>
+                <w:top w:val="none" w:sz="0" w:space="0" w:color="000000"/>
+                <w:left w:val="none" w:sz="0" w:space="0" w:color="000000"/>
+                <w:right w:val="none" w:sz="0" w:space="0" w:color="000000"/>
+              </w:pBdr>
+              <w:spacing w:after="100" w:before="100" w:line="240"/>
+              <w:ind w:left="100" w:right="100" w:firstLine="0" w:firstLineChars="0"/>
+              <w:rPr>
+                <w:rFonts w:ascii="Helvetica" w:hAnsi="Helvetica" w:eastAsia="Helvetica" w:cs="Helvetica"/>
+                <w:i w:val="false"/>
+                <w:b w:val="false"/>
+                <w:u w:val="none"/>
+                <w:sz w:val="22"/>
+                <w:szCs w:val="22"/>
+                <w:color w:val="000000"/>
+              </w:rPr>
+            </w:pPr>
+            <w:r>
+              <w:rPr>
+                <w:rFonts w:ascii="Helvetica" w:hAnsi="Helvetica" w:eastAsia="Helvetica" w:cs="Helvetica"/>
+                <w:i w:val="false"/>
+                <w:b w:val="false"/>
+                <w:u w:val="none"/>
+                <w:sz w:val="22"/>
+                <w:szCs w:val="22"/>
+                <w:color w:val="000000"/>
+              </w:rPr>
+              <w:t xml:space="preserve">0.11, 0.55</w:t>
+            </w:r>
+          </w:p>
+        </w:tc>
+        <w:tc>
+          <w:tcPr>
+            <w:tcBorders>
+              <w:bottom w:val="none" w:sz="0" w:space="0" w:color="000000"/>
+              <w:top w:val="none" w:sz="0" w:space="0" w:color="000000"/>
+              <w:left w:val="none" w:sz="0" w:space="0" w:color="000000"/>
+              <w:right w:val="none" w:sz="0" w:space="0" w:color="000000"/>
+            </w:tcBorders>
+            <w:shd w:val="clear" w:color="auto" w:fill="FFFFFF"/>
+            <w:tcMar>
+              <w:top w:w="0" w:type="dxa"/>
+              <w:bottom w:w="0" w:type="dxa"/>
+              <w:left w:w="0" w:type="dxa"/>
+              <w:right w:w="0" w:type="dxa"/>
+            </w:tcMar>
+            <w:vAlign w:val="top"/>
+          </w:tcPr>
+          <w:p>
+            <w:pPr>
+              <w:pStyle w:val="Normal"/>
+              <w:jc w:val="center"/>
+              <w:pBdr>
+                <w:bottom w:val="none" w:sz="0" w:space="0" w:color="000000"/>
+                <w:top w:val="none" w:sz="0" w:space="0" w:color="000000"/>
+                <w:left w:val="none" w:sz="0" w:space="0" w:color="000000"/>
+                <w:right w:val="none" w:sz="0" w:space="0" w:color="000000"/>
+              </w:pBdr>
+              <w:spacing w:after="100" w:before="100" w:line="240"/>
+              <w:ind w:left="100" w:right="100" w:firstLine="0" w:firstLineChars="0"/>
+              <w:rPr>
+                <w:rFonts w:ascii="Helvetica" w:hAnsi="Helvetica" w:eastAsia="Helvetica" w:cs="Helvetica"/>
+                <w:i w:val="false"/>
+                <w:b w:val="false"/>
+                <w:u w:val="none"/>
+                <w:sz w:val="22"/>
+                <w:szCs w:val="22"/>
+                <w:color w:val="000000"/>
+              </w:rPr>
+            </w:pPr>
+            <w:r>
+              <w:rPr>
+                <w:rFonts w:ascii="Helvetica" w:hAnsi="Helvetica" w:eastAsia="Helvetica" w:cs="Helvetica"/>
+                <w:i w:val="false"/>
+                <w:b w:val="false"/>
+                <w:u w:val="none"/>
+                <w:sz w:val="22"/>
+                <w:szCs w:val="22"/>
+                <w:color w:val="000000"/>
+              </w:rPr>
+              <w:t xml:space="preserve">&lt;0.001</w:t>
             </w:r>
           </w:p>
         </w:tc>
@@ -10280,113 +10280,113 @@
                 <w:szCs w:val="22"/>
                 <w:color w:val="000000"/>
               </w:rPr>
-              <w:t xml:space="preserve">0.22</w:t>
-            </w:r>
-          </w:p>
-        </w:tc>
-        <w:tc>
-          <w:tcPr>
-            <w:tcBorders>
-              <w:bottom w:val="none" w:sz="0" w:space="0" w:color="000000"/>
-              <w:top w:val="none" w:sz="0" w:space="0" w:color="000000"/>
-              <w:left w:val="none" w:sz="0" w:space="0" w:color="000000"/>
-              <w:right w:val="none" w:sz="0" w:space="0" w:color="000000"/>
-            </w:tcBorders>
-            <w:shd w:val="clear" w:color="auto" w:fill="FFFFFF"/>
-            <w:tcMar>
-              <w:top w:w="0" w:type="dxa"/>
-              <w:bottom w:w="0" w:type="dxa"/>
-              <w:left w:w="0" w:type="dxa"/>
-              <w:right w:w="0" w:type="dxa"/>
-            </w:tcMar>
-            <w:vAlign w:val="top"/>
-          </w:tcPr>
-          <w:p>
-            <w:pPr>
-              <w:pStyle w:val="Normal"/>
-              <w:jc w:val="center"/>
-              <w:pBdr>
-                <w:bottom w:val="none" w:sz="0" w:space="0" w:color="000000"/>
-                <w:top w:val="none" w:sz="0" w:space="0" w:color="000000"/>
-                <w:left w:val="none" w:sz="0" w:space="0" w:color="000000"/>
-                <w:right w:val="none" w:sz="0" w:space="0" w:color="000000"/>
-              </w:pBdr>
-              <w:spacing w:after="100" w:before="100" w:line="240"/>
-              <w:ind w:left="100" w:right="100" w:firstLine="0" w:firstLineChars="0"/>
-              <w:rPr>
-                <w:rFonts w:ascii="Helvetica" w:hAnsi="Helvetica" w:eastAsia="Helvetica" w:cs="Helvetica"/>
-                <w:i w:val="false"/>
-                <w:b w:val="false"/>
-                <w:u w:val="none"/>
-                <w:sz w:val="22"/>
-                <w:szCs w:val="22"/>
-                <w:color w:val="000000"/>
-              </w:rPr>
-            </w:pPr>
-            <w:r>
-              <w:rPr>
-                <w:rFonts w:ascii="Helvetica" w:hAnsi="Helvetica" w:eastAsia="Helvetica" w:cs="Helvetica"/>
-                <w:i w:val="false"/>
-                <w:b w:val="false"/>
-                <w:u w:val="none"/>
-                <w:sz w:val="22"/>
-                <w:szCs w:val="22"/>
-                <w:color w:val="000000"/>
-              </w:rPr>
-              <w:t xml:space="preserve">0.02, 2.42</w:t>
-            </w:r>
-          </w:p>
-        </w:tc>
-        <w:tc>
-          <w:tcPr>
-            <w:tcBorders>
-              <w:bottom w:val="none" w:sz="0" w:space="0" w:color="000000"/>
-              <w:top w:val="none" w:sz="0" w:space="0" w:color="000000"/>
-              <w:left w:val="none" w:sz="0" w:space="0" w:color="000000"/>
-              <w:right w:val="none" w:sz="0" w:space="0" w:color="000000"/>
-            </w:tcBorders>
-            <w:shd w:val="clear" w:color="auto" w:fill="FFFFFF"/>
-            <w:tcMar>
-              <w:top w:w="0" w:type="dxa"/>
-              <w:bottom w:w="0" w:type="dxa"/>
-              <w:left w:w="0" w:type="dxa"/>
-              <w:right w:w="0" w:type="dxa"/>
-            </w:tcMar>
-            <w:vAlign w:val="top"/>
-          </w:tcPr>
-          <w:p>
-            <w:pPr>
-              <w:pStyle w:val="Normal"/>
-              <w:jc w:val="center"/>
-              <w:pBdr>
-                <w:bottom w:val="none" w:sz="0" w:space="0" w:color="000000"/>
-                <w:top w:val="none" w:sz="0" w:space="0" w:color="000000"/>
-                <w:left w:val="none" w:sz="0" w:space="0" w:color="000000"/>
-                <w:right w:val="none" w:sz="0" w:space="0" w:color="000000"/>
-              </w:pBdr>
-              <w:spacing w:after="100" w:before="100" w:line="240"/>
-              <w:ind w:left="100" w:right="100" w:firstLine="0" w:firstLineChars="0"/>
-              <w:rPr>
-                <w:rFonts w:ascii="Helvetica" w:hAnsi="Helvetica" w:eastAsia="Helvetica" w:cs="Helvetica"/>
-                <w:i w:val="false"/>
-                <w:b w:val="false"/>
-                <w:u w:val="none"/>
-                <w:sz w:val="22"/>
-                <w:szCs w:val="22"/>
-                <w:color w:val="000000"/>
-              </w:rPr>
-            </w:pPr>
-            <w:r>
-              <w:rPr>
-                <w:rFonts w:ascii="Helvetica" w:hAnsi="Helvetica" w:eastAsia="Helvetica" w:cs="Helvetica"/>
-                <w:i w:val="false"/>
-                <w:b w:val="false"/>
-                <w:u w:val="none"/>
-                <w:sz w:val="22"/>
-                <w:szCs w:val="22"/>
-                <w:color w:val="000000"/>
-              </w:rPr>
-              <w:t xml:space="preserve">0.220</w:t>
+              <w:t xml:space="preserve">0.14</w:t>
+            </w:r>
+          </w:p>
+        </w:tc>
+        <w:tc>
+          <w:tcPr>
+            <w:tcBorders>
+              <w:bottom w:val="none" w:sz="0" w:space="0" w:color="000000"/>
+              <w:top w:val="none" w:sz="0" w:space="0" w:color="000000"/>
+              <w:left w:val="none" w:sz="0" w:space="0" w:color="000000"/>
+              <w:right w:val="none" w:sz="0" w:space="0" w:color="000000"/>
+            </w:tcBorders>
+            <w:shd w:val="clear" w:color="auto" w:fill="FFFFFF"/>
+            <w:tcMar>
+              <w:top w:w="0" w:type="dxa"/>
+              <w:bottom w:w="0" w:type="dxa"/>
+              <w:left w:w="0" w:type="dxa"/>
+              <w:right w:w="0" w:type="dxa"/>
+            </w:tcMar>
+            <w:vAlign w:val="top"/>
+          </w:tcPr>
+          <w:p>
+            <w:pPr>
+              <w:pStyle w:val="Normal"/>
+              <w:jc w:val="center"/>
+              <w:pBdr>
+                <w:bottom w:val="none" w:sz="0" w:space="0" w:color="000000"/>
+                <w:top w:val="none" w:sz="0" w:space="0" w:color="000000"/>
+                <w:left w:val="none" w:sz="0" w:space="0" w:color="000000"/>
+                <w:right w:val="none" w:sz="0" w:space="0" w:color="000000"/>
+              </w:pBdr>
+              <w:spacing w:after="100" w:before="100" w:line="240"/>
+              <w:ind w:left="100" w:right="100" w:firstLine="0" w:firstLineChars="0"/>
+              <w:rPr>
+                <w:rFonts w:ascii="Helvetica" w:hAnsi="Helvetica" w:eastAsia="Helvetica" w:cs="Helvetica"/>
+                <w:i w:val="false"/>
+                <w:b w:val="false"/>
+                <w:u w:val="none"/>
+                <w:sz w:val="22"/>
+                <w:szCs w:val="22"/>
+                <w:color w:val="000000"/>
+              </w:rPr>
+            </w:pPr>
+            <w:r>
+              <w:rPr>
+                <w:rFonts w:ascii="Helvetica" w:hAnsi="Helvetica" w:eastAsia="Helvetica" w:cs="Helvetica"/>
+                <w:i w:val="false"/>
+                <w:b w:val="false"/>
+                <w:u w:val="none"/>
+                <w:sz w:val="22"/>
+                <w:szCs w:val="22"/>
+                <w:color w:val="000000"/>
+              </w:rPr>
+              <w:t xml:space="preserve">0.01, 1.54</w:t>
+            </w:r>
+          </w:p>
+        </w:tc>
+        <w:tc>
+          <w:tcPr>
+            <w:tcBorders>
+              <w:bottom w:val="none" w:sz="0" w:space="0" w:color="000000"/>
+              <w:top w:val="none" w:sz="0" w:space="0" w:color="000000"/>
+              <w:left w:val="none" w:sz="0" w:space="0" w:color="000000"/>
+              <w:right w:val="none" w:sz="0" w:space="0" w:color="000000"/>
+            </w:tcBorders>
+            <w:shd w:val="clear" w:color="auto" w:fill="FFFFFF"/>
+            <w:tcMar>
+              <w:top w:w="0" w:type="dxa"/>
+              <w:bottom w:w="0" w:type="dxa"/>
+              <w:left w:w="0" w:type="dxa"/>
+              <w:right w:w="0" w:type="dxa"/>
+            </w:tcMar>
+            <w:vAlign w:val="top"/>
+          </w:tcPr>
+          <w:p>
+            <w:pPr>
+              <w:pStyle w:val="Normal"/>
+              <w:jc w:val="center"/>
+              <w:pBdr>
+                <w:bottom w:val="none" w:sz="0" w:space="0" w:color="000000"/>
+                <w:top w:val="none" w:sz="0" w:space="0" w:color="000000"/>
+                <w:left w:val="none" w:sz="0" w:space="0" w:color="000000"/>
+                <w:right w:val="none" w:sz="0" w:space="0" w:color="000000"/>
+              </w:pBdr>
+              <w:spacing w:after="100" w:before="100" w:line="240"/>
+              <w:ind w:left="100" w:right="100" w:firstLine="0" w:firstLineChars="0"/>
+              <w:rPr>
+                <w:rFonts w:ascii="Helvetica" w:hAnsi="Helvetica" w:eastAsia="Helvetica" w:cs="Helvetica"/>
+                <w:i w:val="false"/>
+                <w:b w:val="false"/>
+                <w:u w:val="none"/>
+                <w:sz w:val="22"/>
+                <w:szCs w:val="22"/>
+                <w:color w:val="000000"/>
+              </w:rPr>
+            </w:pPr>
+            <w:r>
+              <w:rPr>
+                <w:rFonts w:ascii="Helvetica" w:hAnsi="Helvetica" w:eastAsia="Helvetica" w:cs="Helvetica"/>
+                <w:i w:val="false"/>
+                <w:b w:val="false"/>
+                <w:u w:val="none"/>
+                <w:sz w:val="22"/>
+                <w:szCs w:val="22"/>
+                <w:color w:val="000000"/>
+              </w:rPr>
+              <w:t xml:space="preserve">0.110</w:t>
             </w:r>
           </w:p>
         </w:tc>
@@ -10551,113 +10551,113 @@
                 <w:szCs w:val="22"/>
                 <w:color w:val="000000"/>
               </w:rPr>
-              <w:t xml:space="preserve">0.95</w:t>
-            </w:r>
-          </w:p>
-        </w:tc>
-        <w:tc>
-          <w:tcPr>
-            <w:tcBorders>
-              <w:bottom w:val="none" w:sz="0" w:space="0" w:color="000000"/>
-              <w:top w:val="none" w:sz="0" w:space="0" w:color="000000"/>
-              <w:left w:val="none" w:sz="0" w:space="0" w:color="000000"/>
-              <w:right w:val="none" w:sz="0" w:space="0" w:color="000000"/>
-            </w:tcBorders>
-            <w:shd w:val="clear" w:color="auto" w:fill="FFFFFF"/>
-            <w:tcMar>
-              <w:top w:w="0" w:type="dxa"/>
-              <w:bottom w:w="0" w:type="dxa"/>
-              <w:left w:w="0" w:type="dxa"/>
-              <w:right w:w="0" w:type="dxa"/>
-            </w:tcMar>
-            <w:vAlign w:val="top"/>
-          </w:tcPr>
-          <w:p>
-            <w:pPr>
-              <w:pStyle w:val="Normal"/>
-              <w:jc w:val="center"/>
-              <w:pBdr>
-                <w:bottom w:val="none" w:sz="0" w:space="0" w:color="000000"/>
-                <w:top w:val="none" w:sz="0" w:space="0" w:color="000000"/>
-                <w:left w:val="none" w:sz="0" w:space="0" w:color="000000"/>
-                <w:right w:val="none" w:sz="0" w:space="0" w:color="000000"/>
-              </w:pBdr>
-              <w:spacing w:after="100" w:before="100" w:line="240"/>
-              <w:ind w:left="100" w:right="100" w:firstLine="0" w:firstLineChars="0"/>
-              <w:rPr>
-                <w:rFonts w:ascii="Helvetica" w:hAnsi="Helvetica" w:eastAsia="Helvetica" w:cs="Helvetica"/>
-                <w:i w:val="false"/>
-                <w:b w:val="false"/>
-                <w:u w:val="none"/>
-                <w:sz w:val="22"/>
-                <w:szCs w:val="22"/>
-                <w:color w:val="000000"/>
-              </w:rPr>
-            </w:pPr>
-            <w:r>
-              <w:rPr>
-                <w:rFonts w:ascii="Helvetica" w:hAnsi="Helvetica" w:eastAsia="Helvetica" w:cs="Helvetica"/>
-                <w:i w:val="false"/>
-                <w:b w:val="false"/>
-                <w:u w:val="none"/>
-                <w:sz w:val="22"/>
-                <w:szCs w:val="22"/>
-                <w:color w:val="000000"/>
-              </w:rPr>
-              <w:t xml:space="preserve">0.42, 2.16</w:t>
-            </w:r>
-          </w:p>
-        </w:tc>
-        <w:tc>
-          <w:tcPr>
-            <w:tcBorders>
-              <w:bottom w:val="none" w:sz="0" w:space="0" w:color="000000"/>
-              <w:top w:val="none" w:sz="0" w:space="0" w:color="000000"/>
-              <w:left w:val="none" w:sz="0" w:space="0" w:color="000000"/>
-              <w:right w:val="none" w:sz="0" w:space="0" w:color="000000"/>
-            </w:tcBorders>
-            <w:shd w:val="clear" w:color="auto" w:fill="FFFFFF"/>
-            <w:tcMar>
-              <w:top w:w="0" w:type="dxa"/>
-              <w:bottom w:w="0" w:type="dxa"/>
-              <w:left w:w="0" w:type="dxa"/>
-              <w:right w:w="0" w:type="dxa"/>
-            </w:tcMar>
-            <w:vAlign w:val="top"/>
-          </w:tcPr>
-          <w:p>
-            <w:pPr>
-              <w:pStyle w:val="Normal"/>
-              <w:jc w:val="center"/>
-              <w:pBdr>
-                <w:bottom w:val="none" w:sz="0" w:space="0" w:color="000000"/>
-                <w:top w:val="none" w:sz="0" w:space="0" w:color="000000"/>
-                <w:left w:val="none" w:sz="0" w:space="0" w:color="000000"/>
-                <w:right w:val="none" w:sz="0" w:space="0" w:color="000000"/>
-              </w:pBdr>
-              <w:spacing w:after="100" w:before="100" w:line="240"/>
-              <w:ind w:left="100" w:right="100" w:firstLine="0" w:firstLineChars="0"/>
-              <w:rPr>
-                <w:rFonts w:ascii="Helvetica" w:hAnsi="Helvetica" w:eastAsia="Helvetica" w:cs="Helvetica"/>
-                <w:i w:val="false"/>
-                <w:b w:val="false"/>
-                <w:u w:val="none"/>
-                <w:sz w:val="22"/>
-                <w:szCs w:val="22"/>
-                <w:color w:val="000000"/>
-              </w:rPr>
-            </w:pPr>
-            <w:r>
-              <w:rPr>
-                <w:rFonts w:ascii="Helvetica" w:hAnsi="Helvetica" w:eastAsia="Helvetica" w:cs="Helvetica"/>
-                <w:i w:val="false"/>
-                <w:b w:val="false"/>
-                <w:u w:val="none"/>
-                <w:sz w:val="22"/>
-                <w:szCs w:val="22"/>
-                <w:color w:val="000000"/>
-              </w:rPr>
-              <w:t xml:space="preserve">0.900</w:t>
+              <w:t xml:space="preserve">0.85</w:t>
+            </w:r>
+          </w:p>
+        </w:tc>
+        <w:tc>
+          <w:tcPr>
+            <w:tcBorders>
+              <w:bottom w:val="none" w:sz="0" w:space="0" w:color="000000"/>
+              <w:top w:val="none" w:sz="0" w:space="0" w:color="000000"/>
+              <w:left w:val="none" w:sz="0" w:space="0" w:color="000000"/>
+              <w:right w:val="none" w:sz="0" w:space="0" w:color="000000"/>
+            </w:tcBorders>
+            <w:shd w:val="clear" w:color="auto" w:fill="FFFFFF"/>
+            <w:tcMar>
+              <w:top w:w="0" w:type="dxa"/>
+              <w:bottom w:w="0" w:type="dxa"/>
+              <w:left w:w="0" w:type="dxa"/>
+              <w:right w:w="0" w:type="dxa"/>
+            </w:tcMar>
+            <w:vAlign w:val="top"/>
+          </w:tcPr>
+          <w:p>
+            <w:pPr>
+              <w:pStyle w:val="Normal"/>
+              <w:jc w:val="center"/>
+              <w:pBdr>
+                <w:bottom w:val="none" w:sz="0" w:space="0" w:color="000000"/>
+                <w:top w:val="none" w:sz="0" w:space="0" w:color="000000"/>
+                <w:left w:val="none" w:sz="0" w:space="0" w:color="000000"/>
+                <w:right w:val="none" w:sz="0" w:space="0" w:color="000000"/>
+              </w:pBdr>
+              <w:spacing w:after="100" w:before="100" w:line="240"/>
+              <w:ind w:left="100" w:right="100" w:firstLine="0" w:firstLineChars="0"/>
+              <w:rPr>
+                <w:rFonts w:ascii="Helvetica" w:hAnsi="Helvetica" w:eastAsia="Helvetica" w:cs="Helvetica"/>
+                <w:i w:val="false"/>
+                <w:b w:val="false"/>
+                <w:u w:val="none"/>
+                <w:sz w:val="22"/>
+                <w:szCs w:val="22"/>
+                <w:color w:val="000000"/>
+              </w:rPr>
+            </w:pPr>
+            <w:r>
+              <w:rPr>
+                <w:rFonts w:ascii="Helvetica" w:hAnsi="Helvetica" w:eastAsia="Helvetica" w:cs="Helvetica"/>
+                <w:i w:val="false"/>
+                <w:b w:val="false"/>
+                <w:u w:val="none"/>
+                <w:sz w:val="22"/>
+                <w:szCs w:val="22"/>
+                <w:color w:val="000000"/>
+              </w:rPr>
+              <w:t xml:space="preserve">0.38, 1.88</w:t>
+            </w:r>
+          </w:p>
+        </w:tc>
+        <w:tc>
+          <w:tcPr>
+            <w:tcBorders>
+              <w:bottom w:val="none" w:sz="0" w:space="0" w:color="000000"/>
+              <w:top w:val="none" w:sz="0" w:space="0" w:color="000000"/>
+              <w:left w:val="none" w:sz="0" w:space="0" w:color="000000"/>
+              <w:right w:val="none" w:sz="0" w:space="0" w:color="000000"/>
+            </w:tcBorders>
+            <w:shd w:val="clear" w:color="auto" w:fill="FFFFFF"/>
+            <w:tcMar>
+              <w:top w:w="0" w:type="dxa"/>
+              <w:bottom w:w="0" w:type="dxa"/>
+              <w:left w:w="0" w:type="dxa"/>
+              <w:right w:w="0" w:type="dxa"/>
+            </w:tcMar>
+            <w:vAlign w:val="top"/>
+          </w:tcPr>
+          <w:p>
+            <w:pPr>
+              <w:pStyle w:val="Normal"/>
+              <w:jc w:val="center"/>
+              <w:pBdr>
+                <w:bottom w:val="none" w:sz="0" w:space="0" w:color="000000"/>
+                <w:top w:val="none" w:sz="0" w:space="0" w:color="000000"/>
+                <w:left w:val="none" w:sz="0" w:space="0" w:color="000000"/>
+                <w:right w:val="none" w:sz="0" w:space="0" w:color="000000"/>
+              </w:pBdr>
+              <w:spacing w:after="100" w:before="100" w:line="240"/>
+              <w:ind w:left="100" w:right="100" w:firstLine="0" w:firstLineChars="0"/>
+              <w:rPr>
+                <w:rFonts w:ascii="Helvetica" w:hAnsi="Helvetica" w:eastAsia="Helvetica" w:cs="Helvetica"/>
+                <w:i w:val="false"/>
+                <w:b w:val="false"/>
+                <w:u w:val="none"/>
+                <w:sz w:val="22"/>
+                <w:szCs w:val="22"/>
+                <w:color w:val="000000"/>
+              </w:rPr>
+            </w:pPr>
+            <w:r>
+              <w:rPr>
+                <w:rFonts w:ascii="Helvetica" w:hAnsi="Helvetica" w:eastAsia="Helvetica" w:cs="Helvetica"/>
+                <w:i w:val="false"/>
+                <w:b w:val="false"/>
+                <w:u w:val="none"/>
+                <w:sz w:val="22"/>
+                <w:szCs w:val="22"/>
+                <w:color w:val="000000"/>
+              </w:rPr>
+              <w:t xml:space="preserve">0.680</w:t>
             </w:r>
           </w:p>
         </w:tc>
@@ -10763,113 +10763,113 @@
                 <w:szCs w:val="22"/>
                 <w:color w:val="000000"/>
               </w:rPr>
-              <w:t xml:space="preserve">0.57</w:t>
-            </w:r>
-          </w:p>
-        </w:tc>
-        <w:tc>
-          <w:tcPr>
-            <w:tcBorders>
-              <w:bottom w:val="none" w:sz="0" w:space="0" w:color="000000"/>
-              <w:top w:val="none" w:sz="0" w:space="0" w:color="000000"/>
-              <w:left w:val="none" w:sz="0" w:space="0" w:color="000000"/>
-              <w:right w:val="none" w:sz="0" w:space="0" w:color="000000"/>
-            </w:tcBorders>
-            <w:shd w:val="clear" w:color="auto" w:fill="FFFFFF"/>
-            <w:tcMar>
-              <w:top w:w="0" w:type="dxa"/>
-              <w:bottom w:w="0" w:type="dxa"/>
-              <w:left w:w="0" w:type="dxa"/>
-              <w:right w:w="0" w:type="dxa"/>
-            </w:tcMar>
-            <w:vAlign w:val="top"/>
-          </w:tcPr>
-          <w:p>
-            <w:pPr>
-              <w:pStyle w:val="Normal"/>
-              <w:jc w:val="center"/>
-              <w:pBdr>
-                <w:bottom w:val="none" w:sz="0" w:space="0" w:color="000000"/>
-                <w:top w:val="none" w:sz="0" w:space="0" w:color="000000"/>
-                <w:left w:val="none" w:sz="0" w:space="0" w:color="000000"/>
-                <w:right w:val="none" w:sz="0" w:space="0" w:color="000000"/>
-              </w:pBdr>
-              <w:spacing w:after="100" w:before="100" w:line="240"/>
-              <w:ind w:left="100" w:right="100" w:firstLine="0" w:firstLineChars="0"/>
-              <w:rPr>
-                <w:rFonts w:ascii="Helvetica" w:hAnsi="Helvetica" w:eastAsia="Helvetica" w:cs="Helvetica"/>
-                <w:i w:val="false"/>
-                <w:b w:val="false"/>
-                <w:u w:val="none"/>
-                <w:sz w:val="22"/>
-                <w:szCs w:val="22"/>
-                <w:color w:val="000000"/>
-              </w:rPr>
-            </w:pPr>
-            <w:r>
-              <w:rPr>
-                <w:rFonts w:ascii="Helvetica" w:hAnsi="Helvetica" w:eastAsia="Helvetica" w:cs="Helvetica"/>
-                <w:i w:val="false"/>
-                <w:b w:val="false"/>
-                <w:u w:val="none"/>
-                <w:sz w:val="22"/>
-                <w:szCs w:val="22"/>
-                <w:color w:val="000000"/>
-              </w:rPr>
-              <w:t xml:space="preserve">0.17, 1.90</w:t>
-            </w:r>
-          </w:p>
-        </w:tc>
-        <w:tc>
-          <w:tcPr>
-            <w:tcBorders>
-              <w:bottom w:val="none" w:sz="0" w:space="0" w:color="000000"/>
-              <w:top w:val="none" w:sz="0" w:space="0" w:color="000000"/>
-              <w:left w:val="none" w:sz="0" w:space="0" w:color="000000"/>
-              <w:right w:val="none" w:sz="0" w:space="0" w:color="000000"/>
-            </w:tcBorders>
-            <w:shd w:val="clear" w:color="auto" w:fill="FFFFFF"/>
-            <w:tcMar>
-              <w:top w:w="0" w:type="dxa"/>
-              <w:bottom w:w="0" w:type="dxa"/>
-              <w:left w:w="0" w:type="dxa"/>
-              <w:right w:w="0" w:type="dxa"/>
-            </w:tcMar>
-            <w:vAlign w:val="top"/>
-          </w:tcPr>
-          <w:p>
-            <w:pPr>
-              <w:pStyle w:val="Normal"/>
-              <w:jc w:val="center"/>
-              <w:pBdr>
-                <w:bottom w:val="none" w:sz="0" w:space="0" w:color="000000"/>
-                <w:top w:val="none" w:sz="0" w:space="0" w:color="000000"/>
-                <w:left w:val="none" w:sz="0" w:space="0" w:color="000000"/>
-                <w:right w:val="none" w:sz="0" w:space="0" w:color="000000"/>
-              </w:pBdr>
-              <w:spacing w:after="100" w:before="100" w:line="240"/>
-              <w:ind w:left="100" w:right="100" w:firstLine="0" w:firstLineChars="0"/>
-              <w:rPr>
-                <w:rFonts w:ascii="Helvetica" w:hAnsi="Helvetica" w:eastAsia="Helvetica" w:cs="Helvetica"/>
-                <w:i w:val="false"/>
-                <w:b w:val="false"/>
-                <w:u w:val="none"/>
-                <w:sz w:val="22"/>
-                <w:szCs w:val="22"/>
-                <w:color w:val="000000"/>
-              </w:rPr>
-            </w:pPr>
-            <w:r>
-              <w:rPr>
-                <w:rFonts w:ascii="Helvetica" w:hAnsi="Helvetica" w:eastAsia="Helvetica" w:cs="Helvetica"/>
-                <w:i w:val="false"/>
-                <w:b w:val="false"/>
-                <w:u w:val="none"/>
-                <w:sz w:val="22"/>
-                <w:szCs w:val="22"/>
-                <w:color w:val="000000"/>
-              </w:rPr>
-              <w:t xml:space="preserve">0.360</w:t>
+              <w:t xml:space="preserve">0.39</w:t>
+            </w:r>
+          </w:p>
+        </w:tc>
+        <w:tc>
+          <w:tcPr>
+            <w:tcBorders>
+              <w:bottom w:val="none" w:sz="0" w:space="0" w:color="000000"/>
+              <w:top w:val="none" w:sz="0" w:space="0" w:color="000000"/>
+              <w:left w:val="none" w:sz="0" w:space="0" w:color="000000"/>
+              <w:right w:val="none" w:sz="0" w:space="0" w:color="000000"/>
+            </w:tcBorders>
+            <w:shd w:val="clear" w:color="auto" w:fill="FFFFFF"/>
+            <w:tcMar>
+              <w:top w:w="0" w:type="dxa"/>
+              <w:bottom w:w="0" w:type="dxa"/>
+              <w:left w:w="0" w:type="dxa"/>
+              <w:right w:w="0" w:type="dxa"/>
+            </w:tcMar>
+            <w:vAlign w:val="top"/>
+          </w:tcPr>
+          <w:p>
+            <w:pPr>
+              <w:pStyle w:val="Normal"/>
+              <w:jc w:val="center"/>
+              <w:pBdr>
+                <w:bottom w:val="none" w:sz="0" w:space="0" w:color="000000"/>
+                <w:top w:val="none" w:sz="0" w:space="0" w:color="000000"/>
+                <w:left w:val="none" w:sz="0" w:space="0" w:color="000000"/>
+                <w:right w:val="none" w:sz="0" w:space="0" w:color="000000"/>
+              </w:pBdr>
+              <w:spacing w:after="100" w:before="100" w:line="240"/>
+              <w:ind w:left="100" w:right="100" w:firstLine="0" w:firstLineChars="0"/>
+              <w:rPr>
+                <w:rFonts w:ascii="Helvetica" w:hAnsi="Helvetica" w:eastAsia="Helvetica" w:cs="Helvetica"/>
+                <w:i w:val="false"/>
+                <w:b w:val="false"/>
+                <w:u w:val="none"/>
+                <w:sz w:val="22"/>
+                <w:szCs w:val="22"/>
+                <w:color w:val="000000"/>
+              </w:rPr>
+            </w:pPr>
+            <w:r>
+              <w:rPr>
+                <w:rFonts w:ascii="Helvetica" w:hAnsi="Helvetica" w:eastAsia="Helvetica" w:cs="Helvetica"/>
+                <w:i w:val="false"/>
+                <w:b w:val="false"/>
+                <w:u w:val="none"/>
+                <w:sz w:val="22"/>
+                <w:szCs w:val="22"/>
+                <w:color w:val="000000"/>
+              </w:rPr>
+              <w:t xml:space="preserve">0.13, 1.18</w:t>
+            </w:r>
+          </w:p>
+        </w:tc>
+        <w:tc>
+          <w:tcPr>
+            <w:tcBorders>
+              <w:bottom w:val="none" w:sz="0" w:space="0" w:color="000000"/>
+              <w:top w:val="none" w:sz="0" w:space="0" w:color="000000"/>
+              <w:left w:val="none" w:sz="0" w:space="0" w:color="000000"/>
+              <w:right w:val="none" w:sz="0" w:space="0" w:color="000000"/>
+            </w:tcBorders>
+            <w:shd w:val="clear" w:color="auto" w:fill="FFFFFF"/>
+            <w:tcMar>
+              <w:top w:w="0" w:type="dxa"/>
+              <w:bottom w:w="0" w:type="dxa"/>
+              <w:left w:w="0" w:type="dxa"/>
+              <w:right w:w="0" w:type="dxa"/>
+            </w:tcMar>
+            <w:vAlign w:val="top"/>
+          </w:tcPr>
+          <w:p>
+            <w:pPr>
+              <w:pStyle w:val="Normal"/>
+              <w:jc w:val="center"/>
+              <w:pBdr>
+                <w:bottom w:val="none" w:sz="0" w:space="0" w:color="000000"/>
+                <w:top w:val="none" w:sz="0" w:space="0" w:color="000000"/>
+                <w:left w:val="none" w:sz="0" w:space="0" w:color="000000"/>
+                <w:right w:val="none" w:sz="0" w:space="0" w:color="000000"/>
+              </w:pBdr>
+              <w:spacing w:after="100" w:before="100" w:line="240"/>
+              <w:ind w:left="100" w:right="100" w:firstLine="0" w:firstLineChars="0"/>
+              <w:rPr>
+                <w:rFonts w:ascii="Helvetica" w:hAnsi="Helvetica" w:eastAsia="Helvetica" w:cs="Helvetica"/>
+                <w:i w:val="false"/>
+                <w:b w:val="false"/>
+                <w:u w:val="none"/>
+                <w:sz w:val="22"/>
+                <w:szCs w:val="22"/>
+                <w:color w:val="000000"/>
+              </w:rPr>
+            </w:pPr>
+            <w:r>
+              <w:rPr>
+                <w:rFonts w:ascii="Helvetica" w:hAnsi="Helvetica" w:eastAsia="Helvetica" w:cs="Helvetica"/>
+                <w:i w:val="false"/>
+                <w:b w:val="false"/>
+                <w:u w:val="none"/>
+                <w:sz w:val="22"/>
+                <w:szCs w:val="22"/>
+                <w:color w:val="000000"/>
+              </w:rPr>
+              <w:t xml:space="preserve">0.095</w:t>
             </w:r>
           </w:p>
         </w:tc>
@@ -11517,113 +11517,113 @@
                 <w:szCs w:val="22"/>
                 <w:color w:val="000000"/>
               </w:rPr>
-              <w:t xml:space="preserve">2.06</w:t>
-            </w:r>
-          </w:p>
-        </w:tc>
-        <w:tc>
-          <w:tcPr>
-            <w:tcBorders>
-              <w:bottom w:val="none" w:sz="0" w:space="0" w:color="000000"/>
-              <w:top w:val="none" w:sz="0" w:space="0" w:color="000000"/>
-              <w:left w:val="none" w:sz="0" w:space="0" w:color="000000"/>
-              <w:right w:val="none" w:sz="0" w:space="0" w:color="000000"/>
-            </w:tcBorders>
-            <w:shd w:val="clear" w:color="auto" w:fill="FFFFFF"/>
-            <w:tcMar>
-              <w:top w:w="0" w:type="dxa"/>
-              <w:bottom w:w="0" w:type="dxa"/>
-              <w:left w:w="0" w:type="dxa"/>
-              <w:right w:w="0" w:type="dxa"/>
-            </w:tcMar>
-            <w:vAlign w:val="top"/>
-          </w:tcPr>
-          <w:p>
-            <w:pPr>
-              <w:pStyle w:val="Normal"/>
-              <w:jc w:val="center"/>
-              <w:pBdr>
-                <w:bottom w:val="none" w:sz="0" w:space="0" w:color="000000"/>
-                <w:top w:val="none" w:sz="0" w:space="0" w:color="000000"/>
-                <w:left w:val="none" w:sz="0" w:space="0" w:color="000000"/>
-                <w:right w:val="none" w:sz="0" w:space="0" w:color="000000"/>
-              </w:pBdr>
-              <w:spacing w:after="100" w:before="100" w:line="240"/>
-              <w:ind w:left="100" w:right="100" w:firstLine="0" w:firstLineChars="0"/>
-              <w:rPr>
-                <w:rFonts w:ascii="Helvetica" w:hAnsi="Helvetica" w:eastAsia="Helvetica" w:cs="Helvetica"/>
-                <w:i w:val="false"/>
-                <w:b w:val="false"/>
-                <w:u w:val="none"/>
-                <w:sz w:val="22"/>
-                <w:szCs w:val="22"/>
-                <w:color w:val="000000"/>
-              </w:rPr>
-            </w:pPr>
-            <w:r>
-              <w:rPr>
-                <w:rFonts w:ascii="Helvetica" w:hAnsi="Helvetica" w:eastAsia="Helvetica" w:cs="Helvetica"/>
-                <w:i w:val="false"/>
-                <w:b w:val="false"/>
-                <w:u w:val="none"/>
-                <w:sz w:val="22"/>
-                <w:szCs w:val="22"/>
-                <w:color w:val="000000"/>
-              </w:rPr>
-              <w:t xml:space="preserve">0.31, 13.5</w:t>
-            </w:r>
-          </w:p>
-        </w:tc>
-        <w:tc>
-          <w:tcPr>
-            <w:tcBorders>
-              <w:bottom w:val="none" w:sz="0" w:space="0" w:color="000000"/>
-              <w:top w:val="none" w:sz="0" w:space="0" w:color="000000"/>
-              <w:left w:val="none" w:sz="0" w:space="0" w:color="000000"/>
-              <w:right w:val="none" w:sz="0" w:space="0" w:color="000000"/>
-            </w:tcBorders>
-            <w:shd w:val="clear" w:color="auto" w:fill="FFFFFF"/>
-            <w:tcMar>
-              <w:top w:w="0" w:type="dxa"/>
-              <w:bottom w:w="0" w:type="dxa"/>
-              <w:left w:w="0" w:type="dxa"/>
-              <w:right w:w="0" w:type="dxa"/>
-            </w:tcMar>
-            <w:vAlign w:val="top"/>
-          </w:tcPr>
-          <w:p>
-            <w:pPr>
-              <w:pStyle w:val="Normal"/>
-              <w:jc w:val="center"/>
-              <w:pBdr>
-                <w:bottom w:val="none" w:sz="0" w:space="0" w:color="000000"/>
-                <w:top w:val="none" w:sz="0" w:space="0" w:color="000000"/>
-                <w:left w:val="none" w:sz="0" w:space="0" w:color="000000"/>
-                <w:right w:val="none" w:sz="0" w:space="0" w:color="000000"/>
-              </w:pBdr>
-              <w:spacing w:after="100" w:before="100" w:line="240"/>
-              <w:ind w:left="100" w:right="100" w:firstLine="0" w:firstLineChars="0"/>
-              <w:rPr>
-                <w:rFonts w:ascii="Helvetica" w:hAnsi="Helvetica" w:eastAsia="Helvetica" w:cs="Helvetica"/>
-                <w:i w:val="false"/>
-                <w:b w:val="false"/>
-                <w:u w:val="none"/>
-                <w:sz w:val="22"/>
-                <w:szCs w:val="22"/>
-                <w:color w:val="000000"/>
-              </w:rPr>
-            </w:pPr>
-            <w:r>
-              <w:rPr>
-                <w:rFonts w:ascii="Helvetica" w:hAnsi="Helvetica" w:eastAsia="Helvetica" w:cs="Helvetica"/>
-                <w:i w:val="false"/>
-                <w:b w:val="false"/>
-                <w:u w:val="none"/>
-                <w:sz w:val="22"/>
-                <w:szCs w:val="22"/>
-                <w:color w:val="000000"/>
-              </w:rPr>
-              <w:t xml:space="preserve">0.450</w:t>
+              <w:t xml:space="preserve">2.02</w:t>
+            </w:r>
+          </w:p>
+        </w:tc>
+        <w:tc>
+          <w:tcPr>
+            <w:tcBorders>
+              <w:bottom w:val="none" w:sz="0" w:space="0" w:color="000000"/>
+              <w:top w:val="none" w:sz="0" w:space="0" w:color="000000"/>
+              <w:left w:val="none" w:sz="0" w:space="0" w:color="000000"/>
+              <w:right w:val="none" w:sz="0" w:space="0" w:color="000000"/>
+            </w:tcBorders>
+            <w:shd w:val="clear" w:color="auto" w:fill="FFFFFF"/>
+            <w:tcMar>
+              <w:top w:w="0" w:type="dxa"/>
+              <w:bottom w:w="0" w:type="dxa"/>
+              <w:left w:w="0" w:type="dxa"/>
+              <w:right w:w="0" w:type="dxa"/>
+            </w:tcMar>
+            <w:vAlign w:val="top"/>
+          </w:tcPr>
+          <w:p>
+            <w:pPr>
+              <w:pStyle w:val="Normal"/>
+              <w:jc w:val="center"/>
+              <w:pBdr>
+                <w:bottom w:val="none" w:sz="0" w:space="0" w:color="000000"/>
+                <w:top w:val="none" w:sz="0" w:space="0" w:color="000000"/>
+                <w:left w:val="none" w:sz="0" w:space="0" w:color="000000"/>
+                <w:right w:val="none" w:sz="0" w:space="0" w:color="000000"/>
+              </w:pBdr>
+              <w:spacing w:after="100" w:before="100" w:line="240"/>
+              <w:ind w:left="100" w:right="100" w:firstLine="0" w:firstLineChars="0"/>
+              <w:rPr>
+                <w:rFonts w:ascii="Helvetica" w:hAnsi="Helvetica" w:eastAsia="Helvetica" w:cs="Helvetica"/>
+                <w:i w:val="false"/>
+                <w:b w:val="false"/>
+                <w:u w:val="none"/>
+                <w:sz w:val="22"/>
+                <w:szCs w:val="22"/>
+                <w:color w:val="000000"/>
+              </w:rPr>
+            </w:pPr>
+            <w:r>
+              <w:rPr>
+                <w:rFonts w:ascii="Helvetica" w:hAnsi="Helvetica" w:eastAsia="Helvetica" w:cs="Helvetica"/>
+                <w:i w:val="false"/>
+                <w:b w:val="false"/>
+                <w:u w:val="none"/>
+                <w:sz w:val="22"/>
+                <w:szCs w:val="22"/>
+                <w:color w:val="000000"/>
+              </w:rPr>
+              <w:t xml:space="preserve">0.31, 13.4</w:t>
+            </w:r>
+          </w:p>
+        </w:tc>
+        <w:tc>
+          <w:tcPr>
+            <w:tcBorders>
+              <w:bottom w:val="none" w:sz="0" w:space="0" w:color="000000"/>
+              <w:top w:val="none" w:sz="0" w:space="0" w:color="000000"/>
+              <w:left w:val="none" w:sz="0" w:space="0" w:color="000000"/>
+              <w:right w:val="none" w:sz="0" w:space="0" w:color="000000"/>
+            </w:tcBorders>
+            <w:shd w:val="clear" w:color="auto" w:fill="FFFFFF"/>
+            <w:tcMar>
+              <w:top w:w="0" w:type="dxa"/>
+              <w:bottom w:w="0" w:type="dxa"/>
+              <w:left w:w="0" w:type="dxa"/>
+              <w:right w:w="0" w:type="dxa"/>
+            </w:tcMar>
+            <w:vAlign w:val="top"/>
+          </w:tcPr>
+          <w:p>
+            <w:pPr>
+              <w:pStyle w:val="Normal"/>
+              <w:jc w:val="center"/>
+              <w:pBdr>
+                <w:bottom w:val="none" w:sz="0" w:space="0" w:color="000000"/>
+                <w:top w:val="none" w:sz="0" w:space="0" w:color="000000"/>
+                <w:left w:val="none" w:sz="0" w:space="0" w:color="000000"/>
+                <w:right w:val="none" w:sz="0" w:space="0" w:color="000000"/>
+              </w:pBdr>
+              <w:spacing w:after="100" w:before="100" w:line="240"/>
+              <w:ind w:left="100" w:right="100" w:firstLine="0" w:firstLineChars="0"/>
+              <w:rPr>
+                <w:rFonts w:ascii="Helvetica" w:hAnsi="Helvetica" w:eastAsia="Helvetica" w:cs="Helvetica"/>
+                <w:i w:val="false"/>
+                <w:b w:val="false"/>
+                <w:u w:val="none"/>
+                <w:sz w:val="22"/>
+                <w:szCs w:val="22"/>
+                <w:color w:val="000000"/>
+              </w:rPr>
+            </w:pPr>
+            <w:r>
+              <w:rPr>
+                <w:rFonts w:ascii="Helvetica" w:hAnsi="Helvetica" w:eastAsia="Helvetica" w:cs="Helvetica"/>
+                <w:i w:val="false"/>
+                <w:b w:val="false"/>
+                <w:u w:val="none"/>
+                <w:sz w:val="22"/>
+                <w:szCs w:val="22"/>
+                <w:color w:val="000000"/>
+              </w:rPr>
+              <w:t xml:space="preserve">0.470</w:t>
             </w:r>
           </w:p>
         </w:tc>
@@ -11729,113 +11729,113 @@
                 <w:szCs w:val="22"/>
                 <w:color w:val="000000"/>
               </w:rPr>
-              <w:t xml:space="preserve">2.43</w:t>
-            </w:r>
-          </w:p>
-        </w:tc>
-        <w:tc>
-          <w:tcPr>
-            <w:tcBorders>
-              <w:bottom w:val="none" w:sz="0" w:space="0" w:color="000000"/>
-              <w:top w:val="none" w:sz="0" w:space="0" w:color="000000"/>
-              <w:left w:val="none" w:sz="0" w:space="0" w:color="000000"/>
-              <w:right w:val="none" w:sz="0" w:space="0" w:color="000000"/>
-            </w:tcBorders>
-            <w:shd w:val="clear" w:color="auto" w:fill="FFFFFF"/>
-            <w:tcMar>
-              <w:top w:w="0" w:type="dxa"/>
-              <w:bottom w:w="0" w:type="dxa"/>
-              <w:left w:w="0" w:type="dxa"/>
-              <w:right w:w="0" w:type="dxa"/>
-            </w:tcMar>
-            <w:vAlign w:val="top"/>
-          </w:tcPr>
-          <w:p>
-            <w:pPr>
-              <w:pStyle w:val="Normal"/>
-              <w:jc w:val="center"/>
-              <w:pBdr>
-                <w:bottom w:val="none" w:sz="0" w:space="0" w:color="000000"/>
-                <w:top w:val="none" w:sz="0" w:space="0" w:color="000000"/>
-                <w:left w:val="none" w:sz="0" w:space="0" w:color="000000"/>
-                <w:right w:val="none" w:sz="0" w:space="0" w:color="000000"/>
-              </w:pBdr>
-              <w:spacing w:after="100" w:before="100" w:line="240"/>
-              <w:ind w:left="100" w:right="100" w:firstLine="0" w:firstLineChars="0"/>
-              <w:rPr>
-                <w:rFonts w:ascii="Helvetica" w:hAnsi="Helvetica" w:eastAsia="Helvetica" w:cs="Helvetica"/>
-                <w:i w:val="false"/>
-                <w:b w:val="false"/>
-                <w:u w:val="none"/>
-                <w:sz w:val="22"/>
-                <w:szCs w:val="22"/>
-                <w:color w:val="000000"/>
-              </w:rPr>
-            </w:pPr>
-            <w:r>
-              <w:rPr>
-                <w:rFonts w:ascii="Helvetica" w:hAnsi="Helvetica" w:eastAsia="Helvetica" w:cs="Helvetica"/>
-                <w:i w:val="false"/>
-                <w:b w:val="false"/>
-                <w:u w:val="none"/>
-                <w:sz w:val="22"/>
-                <w:szCs w:val="22"/>
-                <w:color w:val="000000"/>
-              </w:rPr>
-              <w:t xml:space="preserve">0.06, 97.9</w:t>
-            </w:r>
-          </w:p>
-        </w:tc>
-        <w:tc>
-          <w:tcPr>
-            <w:tcBorders>
-              <w:bottom w:val="none" w:sz="0" w:space="0" w:color="000000"/>
-              <w:top w:val="none" w:sz="0" w:space="0" w:color="000000"/>
-              <w:left w:val="none" w:sz="0" w:space="0" w:color="000000"/>
-              <w:right w:val="none" w:sz="0" w:space="0" w:color="000000"/>
-            </w:tcBorders>
-            <w:shd w:val="clear" w:color="auto" w:fill="FFFFFF"/>
-            <w:tcMar>
-              <w:top w:w="0" w:type="dxa"/>
-              <w:bottom w:w="0" w:type="dxa"/>
-              <w:left w:w="0" w:type="dxa"/>
-              <w:right w:w="0" w:type="dxa"/>
-            </w:tcMar>
-            <w:vAlign w:val="top"/>
-          </w:tcPr>
-          <w:p>
-            <w:pPr>
-              <w:pStyle w:val="Normal"/>
-              <w:jc w:val="center"/>
-              <w:pBdr>
-                <w:bottom w:val="none" w:sz="0" w:space="0" w:color="000000"/>
-                <w:top w:val="none" w:sz="0" w:space="0" w:color="000000"/>
-                <w:left w:val="none" w:sz="0" w:space="0" w:color="000000"/>
-                <w:right w:val="none" w:sz="0" w:space="0" w:color="000000"/>
-              </w:pBdr>
-              <w:spacing w:after="100" w:before="100" w:line="240"/>
-              <w:ind w:left="100" w:right="100" w:firstLine="0" w:firstLineChars="0"/>
-              <w:rPr>
-                <w:rFonts w:ascii="Helvetica" w:hAnsi="Helvetica" w:eastAsia="Helvetica" w:cs="Helvetica"/>
-                <w:i w:val="false"/>
-                <w:b w:val="false"/>
-                <w:u w:val="none"/>
-                <w:sz w:val="22"/>
-                <w:szCs w:val="22"/>
-                <w:color w:val="000000"/>
-              </w:rPr>
-            </w:pPr>
-            <w:r>
-              <w:rPr>
-                <w:rFonts w:ascii="Helvetica" w:hAnsi="Helvetica" w:eastAsia="Helvetica" w:cs="Helvetica"/>
-                <w:i w:val="false"/>
-                <w:b w:val="false"/>
-                <w:u w:val="none"/>
-                <w:sz w:val="22"/>
-                <w:szCs w:val="22"/>
-                <w:color w:val="000000"/>
-              </w:rPr>
-              <w:t xml:space="preserve">0.640</w:t>
+              <w:t xml:space="preserve">2.24</w:t>
+            </w:r>
+          </w:p>
+        </w:tc>
+        <w:tc>
+          <w:tcPr>
+            <w:tcBorders>
+              <w:bottom w:val="none" w:sz="0" w:space="0" w:color="000000"/>
+              <w:top w:val="none" w:sz="0" w:space="0" w:color="000000"/>
+              <w:left w:val="none" w:sz="0" w:space="0" w:color="000000"/>
+              <w:right w:val="none" w:sz="0" w:space="0" w:color="000000"/>
+            </w:tcBorders>
+            <w:shd w:val="clear" w:color="auto" w:fill="FFFFFF"/>
+            <w:tcMar>
+              <w:top w:w="0" w:type="dxa"/>
+              <w:bottom w:w="0" w:type="dxa"/>
+              <w:left w:w="0" w:type="dxa"/>
+              <w:right w:w="0" w:type="dxa"/>
+            </w:tcMar>
+            <w:vAlign w:val="top"/>
+          </w:tcPr>
+          <w:p>
+            <w:pPr>
+              <w:pStyle w:val="Normal"/>
+              <w:jc w:val="center"/>
+              <w:pBdr>
+                <w:bottom w:val="none" w:sz="0" w:space="0" w:color="000000"/>
+                <w:top w:val="none" w:sz="0" w:space="0" w:color="000000"/>
+                <w:left w:val="none" w:sz="0" w:space="0" w:color="000000"/>
+                <w:right w:val="none" w:sz="0" w:space="0" w:color="000000"/>
+              </w:pBdr>
+              <w:spacing w:after="100" w:before="100" w:line="240"/>
+              <w:ind w:left="100" w:right="100" w:firstLine="0" w:firstLineChars="0"/>
+              <w:rPr>
+                <w:rFonts w:ascii="Helvetica" w:hAnsi="Helvetica" w:eastAsia="Helvetica" w:cs="Helvetica"/>
+                <w:i w:val="false"/>
+                <w:b w:val="false"/>
+                <w:u w:val="none"/>
+                <w:sz w:val="22"/>
+                <w:szCs w:val="22"/>
+                <w:color w:val="000000"/>
+              </w:rPr>
+            </w:pPr>
+            <w:r>
+              <w:rPr>
+                <w:rFonts w:ascii="Helvetica" w:hAnsi="Helvetica" w:eastAsia="Helvetica" w:cs="Helvetica"/>
+                <w:i w:val="false"/>
+                <w:b w:val="false"/>
+                <w:u w:val="none"/>
+                <w:sz w:val="22"/>
+                <w:szCs w:val="22"/>
+                <w:color w:val="000000"/>
+              </w:rPr>
+              <w:t xml:space="preserve">0.06, 79.5</w:t>
+            </w:r>
+          </w:p>
+        </w:tc>
+        <w:tc>
+          <w:tcPr>
+            <w:tcBorders>
+              <w:bottom w:val="none" w:sz="0" w:space="0" w:color="000000"/>
+              <w:top w:val="none" w:sz="0" w:space="0" w:color="000000"/>
+              <w:left w:val="none" w:sz="0" w:space="0" w:color="000000"/>
+              <w:right w:val="none" w:sz="0" w:space="0" w:color="000000"/>
+            </w:tcBorders>
+            <w:shd w:val="clear" w:color="auto" w:fill="FFFFFF"/>
+            <w:tcMar>
+              <w:top w:w="0" w:type="dxa"/>
+              <w:bottom w:w="0" w:type="dxa"/>
+              <w:left w:w="0" w:type="dxa"/>
+              <w:right w:w="0" w:type="dxa"/>
+            </w:tcMar>
+            <w:vAlign w:val="top"/>
+          </w:tcPr>
+          <w:p>
+            <w:pPr>
+              <w:pStyle w:val="Normal"/>
+              <w:jc w:val="center"/>
+              <w:pBdr>
+                <w:bottom w:val="none" w:sz="0" w:space="0" w:color="000000"/>
+                <w:top w:val="none" w:sz="0" w:space="0" w:color="000000"/>
+                <w:left w:val="none" w:sz="0" w:space="0" w:color="000000"/>
+                <w:right w:val="none" w:sz="0" w:space="0" w:color="000000"/>
+              </w:pBdr>
+              <w:spacing w:after="100" w:before="100" w:line="240"/>
+              <w:ind w:left="100" w:right="100" w:firstLine="0" w:firstLineChars="0"/>
+              <w:rPr>
+                <w:rFonts w:ascii="Helvetica" w:hAnsi="Helvetica" w:eastAsia="Helvetica" w:cs="Helvetica"/>
+                <w:i w:val="false"/>
+                <w:b w:val="false"/>
+                <w:u w:val="none"/>
+                <w:sz w:val="22"/>
+                <w:szCs w:val="22"/>
+                <w:color w:val="000000"/>
+              </w:rPr>
+            </w:pPr>
+            <w:r>
+              <w:rPr>
+                <w:rFonts w:ascii="Helvetica" w:hAnsi="Helvetica" w:eastAsia="Helvetica" w:cs="Helvetica"/>
+                <w:i w:val="false"/>
+                <w:b w:val="false"/>
+                <w:u w:val="none"/>
+                <w:sz w:val="22"/>
+                <w:szCs w:val="22"/>
+                <w:color w:val="000000"/>
+              </w:rPr>
+              <w:t xml:space="preserve">0.660</w:t>
             </w:r>
           </w:p>
         </w:tc>
@@ -12000,113 +12000,113 @@
                 <w:szCs w:val="22"/>
                 <w:color w:val="000000"/>
               </w:rPr>
-              <w:t xml:space="preserve">0.42</w:t>
-            </w:r>
-          </w:p>
-        </w:tc>
-        <w:tc>
-          <w:tcPr>
-            <w:tcBorders>
-              <w:bottom w:val="none" w:sz="0" w:space="0" w:color="000000"/>
-              <w:top w:val="none" w:sz="0" w:space="0" w:color="000000"/>
-              <w:left w:val="none" w:sz="0" w:space="0" w:color="000000"/>
-              <w:right w:val="none" w:sz="0" w:space="0" w:color="000000"/>
-            </w:tcBorders>
-            <w:shd w:val="clear" w:color="auto" w:fill="FFFFFF"/>
-            <w:tcMar>
-              <w:top w:w="0" w:type="dxa"/>
-              <w:bottom w:w="0" w:type="dxa"/>
-              <w:left w:w="0" w:type="dxa"/>
-              <w:right w:w="0" w:type="dxa"/>
-            </w:tcMar>
-            <w:vAlign w:val="top"/>
-          </w:tcPr>
-          <w:p>
-            <w:pPr>
-              <w:pStyle w:val="Normal"/>
-              <w:jc w:val="center"/>
-              <w:pBdr>
-                <w:bottom w:val="none" w:sz="0" w:space="0" w:color="000000"/>
-                <w:top w:val="none" w:sz="0" w:space="0" w:color="000000"/>
-                <w:left w:val="none" w:sz="0" w:space="0" w:color="000000"/>
-                <w:right w:val="none" w:sz="0" w:space="0" w:color="000000"/>
-              </w:pBdr>
-              <w:spacing w:after="100" w:before="100" w:line="240"/>
-              <w:ind w:left="100" w:right="100" w:firstLine="0" w:firstLineChars="0"/>
-              <w:rPr>
-                <w:rFonts w:ascii="Helvetica" w:hAnsi="Helvetica" w:eastAsia="Helvetica" w:cs="Helvetica"/>
-                <w:i w:val="false"/>
-                <w:b w:val="false"/>
-                <w:u w:val="none"/>
-                <w:sz w:val="22"/>
-                <w:szCs w:val="22"/>
-                <w:color w:val="000000"/>
-              </w:rPr>
-            </w:pPr>
-            <w:r>
-              <w:rPr>
-                <w:rFonts w:ascii="Helvetica" w:hAnsi="Helvetica" w:eastAsia="Helvetica" w:cs="Helvetica"/>
-                <w:i w:val="false"/>
-                <w:b w:val="false"/>
-                <w:u w:val="none"/>
-                <w:sz w:val="22"/>
-                <w:szCs w:val="22"/>
-                <w:color w:val="000000"/>
-              </w:rPr>
-              <w:t xml:space="preserve">0.06, 3.09</w:t>
-            </w:r>
-          </w:p>
-        </w:tc>
-        <w:tc>
-          <w:tcPr>
-            <w:tcBorders>
-              <w:bottom w:val="none" w:sz="0" w:space="0" w:color="000000"/>
-              <w:top w:val="none" w:sz="0" w:space="0" w:color="000000"/>
-              <w:left w:val="none" w:sz="0" w:space="0" w:color="000000"/>
-              <w:right w:val="none" w:sz="0" w:space="0" w:color="000000"/>
-            </w:tcBorders>
-            <w:shd w:val="clear" w:color="auto" w:fill="FFFFFF"/>
-            <w:tcMar>
-              <w:top w:w="0" w:type="dxa"/>
-              <w:bottom w:w="0" w:type="dxa"/>
-              <w:left w:w="0" w:type="dxa"/>
-              <w:right w:w="0" w:type="dxa"/>
-            </w:tcMar>
-            <w:vAlign w:val="top"/>
-          </w:tcPr>
-          <w:p>
-            <w:pPr>
-              <w:pStyle w:val="Normal"/>
-              <w:jc w:val="center"/>
-              <w:pBdr>
-                <w:bottom w:val="none" w:sz="0" w:space="0" w:color="000000"/>
-                <w:top w:val="none" w:sz="0" w:space="0" w:color="000000"/>
-                <w:left w:val="none" w:sz="0" w:space="0" w:color="000000"/>
-                <w:right w:val="none" w:sz="0" w:space="0" w:color="000000"/>
-              </w:pBdr>
-              <w:spacing w:after="100" w:before="100" w:line="240"/>
-              <w:ind w:left="100" w:right="100" w:firstLine="0" w:firstLineChars="0"/>
-              <w:rPr>
-                <w:rFonts w:ascii="Helvetica" w:hAnsi="Helvetica" w:eastAsia="Helvetica" w:cs="Helvetica"/>
-                <w:i w:val="false"/>
-                <w:b w:val="false"/>
-                <w:u w:val="none"/>
-                <w:sz w:val="22"/>
-                <w:szCs w:val="22"/>
-                <w:color w:val="000000"/>
-              </w:rPr>
-            </w:pPr>
-            <w:r>
-              <w:rPr>
-                <w:rFonts w:ascii="Helvetica" w:hAnsi="Helvetica" w:eastAsia="Helvetica" w:cs="Helvetica"/>
-                <w:i w:val="false"/>
-                <w:b w:val="false"/>
-                <w:u w:val="none"/>
-                <w:sz w:val="22"/>
-                <w:szCs w:val="22"/>
-                <w:color w:val="000000"/>
-              </w:rPr>
-              <w:t xml:space="preserve">0.400</w:t>
+              <w:t xml:space="preserve">0.83</w:t>
+            </w:r>
+          </w:p>
+        </w:tc>
+        <w:tc>
+          <w:tcPr>
+            <w:tcBorders>
+              <w:bottom w:val="none" w:sz="0" w:space="0" w:color="000000"/>
+              <w:top w:val="none" w:sz="0" w:space="0" w:color="000000"/>
+              <w:left w:val="none" w:sz="0" w:space="0" w:color="000000"/>
+              <w:right w:val="none" w:sz="0" w:space="0" w:color="000000"/>
+            </w:tcBorders>
+            <w:shd w:val="clear" w:color="auto" w:fill="FFFFFF"/>
+            <w:tcMar>
+              <w:top w:w="0" w:type="dxa"/>
+              <w:bottom w:w="0" w:type="dxa"/>
+              <w:left w:w="0" w:type="dxa"/>
+              <w:right w:w="0" w:type="dxa"/>
+            </w:tcMar>
+            <w:vAlign w:val="top"/>
+          </w:tcPr>
+          <w:p>
+            <w:pPr>
+              <w:pStyle w:val="Normal"/>
+              <w:jc w:val="center"/>
+              <w:pBdr>
+                <w:bottom w:val="none" w:sz="0" w:space="0" w:color="000000"/>
+                <w:top w:val="none" w:sz="0" w:space="0" w:color="000000"/>
+                <w:left w:val="none" w:sz="0" w:space="0" w:color="000000"/>
+                <w:right w:val="none" w:sz="0" w:space="0" w:color="000000"/>
+              </w:pBdr>
+              <w:spacing w:after="100" w:before="100" w:line="240"/>
+              <w:ind w:left="100" w:right="100" w:firstLine="0" w:firstLineChars="0"/>
+              <w:rPr>
+                <w:rFonts w:ascii="Helvetica" w:hAnsi="Helvetica" w:eastAsia="Helvetica" w:cs="Helvetica"/>
+                <w:i w:val="false"/>
+                <w:b w:val="false"/>
+                <w:u w:val="none"/>
+                <w:sz w:val="22"/>
+                <w:szCs w:val="22"/>
+                <w:color w:val="000000"/>
+              </w:rPr>
+            </w:pPr>
+            <w:r>
+              <w:rPr>
+                <w:rFonts w:ascii="Helvetica" w:hAnsi="Helvetica" w:eastAsia="Helvetica" w:cs="Helvetica"/>
+                <w:i w:val="false"/>
+                <w:b w:val="false"/>
+                <w:u w:val="none"/>
+                <w:sz w:val="22"/>
+                <w:szCs w:val="22"/>
+                <w:color w:val="000000"/>
+              </w:rPr>
+              <w:t xml:space="preserve">0.21, 3.32</w:t>
+            </w:r>
+          </w:p>
+        </w:tc>
+        <w:tc>
+          <w:tcPr>
+            <w:tcBorders>
+              <w:bottom w:val="none" w:sz="0" w:space="0" w:color="000000"/>
+              <w:top w:val="none" w:sz="0" w:space="0" w:color="000000"/>
+              <w:left w:val="none" w:sz="0" w:space="0" w:color="000000"/>
+              <w:right w:val="none" w:sz="0" w:space="0" w:color="000000"/>
+            </w:tcBorders>
+            <w:shd w:val="clear" w:color="auto" w:fill="FFFFFF"/>
+            <w:tcMar>
+              <w:top w:w="0" w:type="dxa"/>
+              <w:bottom w:w="0" w:type="dxa"/>
+              <w:left w:w="0" w:type="dxa"/>
+              <w:right w:w="0" w:type="dxa"/>
+            </w:tcMar>
+            <w:vAlign w:val="top"/>
+          </w:tcPr>
+          <w:p>
+            <w:pPr>
+              <w:pStyle w:val="Normal"/>
+              <w:jc w:val="center"/>
+              <w:pBdr>
+                <w:bottom w:val="none" w:sz="0" w:space="0" w:color="000000"/>
+                <w:top w:val="none" w:sz="0" w:space="0" w:color="000000"/>
+                <w:left w:val="none" w:sz="0" w:space="0" w:color="000000"/>
+                <w:right w:val="none" w:sz="0" w:space="0" w:color="000000"/>
+              </w:pBdr>
+              <w:spacing w:after="100" w:before="100" w:line="240"/>
+              <w:ind w:left="100" w:right="100" w:firstLine="0" w:firstLineChars="0"/>
+              <w:rPr>
+                <w:rFonts w:ascii="Helvetica" w:hAnsi="Helvetica" w:eastAsia="Helvetica" w:cs="Helvetica"/>
+                <w:i w:val="false"/>
+                <w:b w:val="false"/>
+                <w:u w:val="none"/>
+                <w:sz w:val="22"/>
+                <w:szCs w:val="22"/>
+                <w:color w:val="000000"/>
+              </w:rPr>
+            </w:pPr>
+            <w:r>
+              <w:rPr>
+                <w:rFonts w:ascii="Helvetica" w:hAnsi="Helvetica" w:eastAsia="Helvetica" w:cs="Helvetica"/>
+                <w:i w:val="false"/>
+                <w:b w:val="false"/>
+                <w:u w:val="none"/>
+                <w:sz w:val="22"/>
+                <w:szCs w:val="22"/>
+                <w:color w:val="000000"/>
+              </w:rPr>
+              <w:t xml:space="preserve">0.790</w:t>
             </w:r>
           </w:p>
         </w:tc>
@@ -12212,113 +12212,113 @@
                 <w:szCs w:val="22"/>
                 <w:color w:val="000000"/>
               </w:rPr>
-              <w:t xml:space="preserve">0.20</w:t>
-            </w:r>
-          </w:p>
-        </w:tc>
-        <w:tc>
-          <w:tcPr>
-            <w:tcBorders>
-              <w:bottom w:val="none" w:sz="0" w:space="0" w:color="000000"/>
-              <w:top w:val="none" w:sz="0" w:space="0" w:color="000000"/>
-              <w:left w:val="none" w:sz="0" w:space="0" w:color="000000"/>
-              <w:right w:val="none" w:sz="0" w:space="0" w:color="000000"/>
-            </w:tcBorders>
-            <w:shd w:val="clear" w:color="auto" w:fill="FFFFFF"/>
-            <w:tcMar>
-              <w:top w:w="0" w:type="dxa"/>
-              <w:bottom w:w="0" w:type="dxa"/>
-              <w:left w:w="0" w:type="dxa"/>
-              <w:right w:w="0" w:type="dxa"/>
-            </w:tcMar>
-            <w:vAlign w:val="top"/>
-          </w:tcPr>
-          <w:p>
-            <w:pPr>
-              <w:pStyle w:val="Normal"/>
-              <w:jc w:val="center"/>
-              <w:pBdr>
-                <w:bottom w:val="none" w:sz="0" w:space="0" w:color="000000"/>
-                <w:top w:val="none" w:sz="0" w:space="0" w:color="000000"/>
-                <w:left w:val="none" w:sz="0" w:space="0" w:color="000000"/>
-                <w:right w:val="none" w:sz="0" w:space="0" w:color="000000"/>
-              </w:pBdr>
-              <w:spacing w:after="100" w:before="100" w:line="240"/>
-              <w:ind w:left="100" w:right="100" w:firstLine="0" w:firstLineChars="0"/>
-              <w:rPr>
-                <w:rFonts w:ascii="Helvetica" w:hAnsi="Helvetica" w:eastAsia="Helvetica" w:cs="Helvetica"/>
-                <w:i w:val="false"/>
-                <w:b w:val="false"/>
-                <w:u w:val="none"/>
-                <w:sz w:val="22"/>
-                <w:szCs w:val="22"/>
-                <w:color w:val="000000"/>
-              </w:rPr>
-            </w:pPr>
-            <w:r>
-              <w:rPr>
-                <w:rFonts w:ascii="Helvetica" w:hAnsi="Helvetica" w:eastAsia="Helvetica" w:cs="Helvetica"/>
-                <w:i w:val="false"/>
-                <w:b w:val="false"/>
-                <w:u w:val="none"/>
-                <w:sz w:val="22"/>
-                <w:szCs w:val="22"/>
-                <w:color w:val="000000"/>
-              </w:rPr>
-              <w:t xml:space="preserve">0.01, 4.29</w:t>
-            </w:r>
-          </w:p>
-        </w:tc>
-        <w:tc>
-          <w:tcPr>
-            <w:tcBorders>
-              <w:bottom w:val="none" w:sz="0" w:space="0" w:color="000000"/>
-              <w:top w:val="none" w:sz="0" w:space="0" w:color="000000"/>
-              <w:left w:val="none" w:sz="0" w:space="0" w:color="000000"/>
-              <w:right w:val="none" w:sz="0" w:space="0" w:color="000000"/>
-            </w:tcBorders>
-            <w:shd w:val="clear" w:color="auto" w:fill="FFFFFF"/>
-            <w:tcMar>
-              <w:top w:w="0" w:type="dxa"/>
-              <w:bottom w:w="0" w:type="dxa"/>
-              <w:left w:w="0" w:type="dxa"/>
-              <w:right w:w="0" w:type="dxa"/>
-            </w:tcMar>
-            <w:vAlign w:val="top"/>
-          </w:tcPr>
-          <w:p>
-            <w:pPr>
-              <w:pStyle w:val="Normal"/>
-              <w:jc w:val="center"/>
-              <w:pBdr>
-                <w:bottom w:val="none" w:sz="0" w:space="0" w:color="000000"/>
-                <w:top w:val="none" w:sz="0" w:space="0" w:color="000000"/>
-                <w:left w:val="none" w:sz="0" w:space="0" w:color="000000"/>
-                <w:right w:val="none" w:sz="0" w:space="0" w:color="000000"/>
-              </w:pBdr>
-              <w:spacing w:after="100" w:before="100" w:line="240"/>
-              <w:ind w:left="100" w:right="100" w:firstLine="0" w:firstLineChars="0"/>
-              <w:rPr>
-                <w:rFonts w:ascii="Helvetica" w:hAnsi="Helvetica" w:eastAsia="Helvetica" w:cs="Helvetica"/>
-                <w:i w:val="false"/>
-                <w:b w:val="false"/>
-                <w:u w:val="none"/>
-                <w:sz w:val="22"/>
-                <w:szCs w:val="22"/>
-                <w:color w:val="000000"/>
-              </w:rPr>
-            </w:pPr>
-            <w:r>
-              <w:rPr>
-                <w:rFonts w:ascii="Helvetica" w:hAnsi="Helvetica" w:eastAsia="Helvetica" w:cs="Helvetica"/>
-                <w:i w:val="false"/>
-                <w:b w:val="false"/>
-                <w:u w:val="none"/>
-                <w:sz w:val="22"/>
-                <w:szCs w:val="22"/>
-                <w:color w:val="000000"/>
-              </w:rPr>
-              <w:t xml:space="preserve">0.300</w:t>
+              <w:t xml:space="preserve">0.32</w:t>
+            </w:r>
+          </w:p>
+        </w:tc>
+        <w:tc>
+          <w:tcPr>
+            <w:tcBorders>
+              <w:bottom w:val="none" w:sz="0" w:space="0" w:color="000000"/>
+              <w:top w:val="none" w:sz="0" w:space="0" w:color="000000"/>
+              <w:left w:val="none" w:sz="0" w:space="0" w:color="000000"/>
+              <w:right w:val="none" w:sz="0" w:space="0" w:color="000000"/>
+            </w:tcBorders>
+            <w:shd w:val="clear" w:color="auto" w:fill="FFFFFF"/>
+            <w:tcMar>
+              <w:top w:w="0" w:type="dxa"/>
+              <w:bottom w:w="0" w:type="dxa"/>
+              <w:left w:w="0" w:type="dxa"/>
+              <w:right w:w="0" w:type="dxa"/>
+            </w:tcMar>
+            <w:vAlign w:val="top"/>
+          </w:tcPr>
+          <w:p>
+            <w:pPr>
+              <w:pStyle w:val="Normal"/>
+              <w:jc w:val="center"/>
+              <w:pBdr>
+                <w:bottom w:val="none" w:sz="0" w:space="0" w:color="000000"/>
+                <w:top w:val="none" w:sz="0" w:space="0" w:color="000000"/>
+                <w:left w:val="none" w:sz="0" w:space="0" w:color="000000"/>
+                <w:right w:val="none" w:sz="0" w:space="0" w:color="000000"/>
+              </w:pBdr>
+              <w:spacing w:after="100" w:before="100" w:line="240"/>
+              <w:ind w:left="100" w:right="100" w:firstLine="0" w:firstLineChars="0"/>
+              <w:rPr>
+                <w:rFonts w:ascii="Helvetica" w:hAnsi="Helvetica" w:eastAsia="Helvetica" w:cs="Helvetica"/>
+                <w:i w:val="false"/>
+                <w:b w:val="false"/>
+                <w:u w:val="none"/>
+                <w:sz w:val="22"/>
+                <w:szCs w:val="22"/>
+                <w:color w:val="000000"/>
+              </w:rPr>
+            </w:pPr>
+            <w:r>
+              <w:rPr>
+                <w:rFonts w:ascii="Helvetica" w:hAnsi="Helvetica" w:eastAsia="Helvetica" w:cs="Helvetica"/>
+                <w:i w:val="false"/>
+                <w:b w:val="false"/>
+                <w:u w:val="none"/>
+                <w:sz w:val="22"/>
+                <w:szCs w:val="22"/>
+                <w:color w:val="000000"/>
+              </w:rPr>
+              <w:t xml:space="preserve">0.02, 4.10</w:t>
+            </w:r>
+          </w:p>
+        </w:tc>
+        <w:tc>
+          <w:tcPr>
+            <w:tcBorders>
+              <w:bottom w:val="none" w:sz="0" w:space="0" w:color="000000"/>
+              <w:top w:val="none" w:sz="0" w:space="0" w:color="000000"/>
+              <w:left w:val="none" w:sz="0" w:space="0" w:color="000000"/>
+              <w:right w:val="none" w:sz="0" w:space="0" w:color="000000"/>
+            </w:tcBorders>
+            <w:shd w:val="clear" w:color="auto" w:fill="FFFFFF"/>
+            <w:tcMar>
+              <w:top w:w="0" w:type="dxa"/>
+              <w:bottom w:w="0" w:type="dxa"/>
+              <w:left w:w="0" w:type="dxa"/>
+              <w:right w:w="0" w:type="dxa"/>
+            </w:tcMar>
+            <w:vAlign w:val="top"/>
+          </w:tcPr>
+          <w:p>
+            <w:pPr>
+              <w:pStyle w:val="Normal"/>
+              <w:jc w:val="center"/>
+              <w:pBdr>
+                <w:bottom w:val="none" w:sz="0" w:space="0" w:color="000000"/>
+                <w:top w:val="none" w:sz="0" w:space="0" w:color="000000"/>
+                <w:left w:val="none" w:sz="0" w:space="0" w:color="000000"/>
+                <w:right w:val="none" w:sz="0" w:space="0" w:color="000000"/>
+              </w:pBdr>
+              <w:spacing w:after="100" w:before="100" w:line="240"/>
+              <w:ind w:left="100" w:right="100" w:firstLine="0" w:firstLineChars="0"/>
+              <w:rPr>
+                <w:rFonts w:ascii="Helvetica" w:hAnsi="Helvetica" w:eastAsia="Helvetica" w:cs="Helvetica"/>
+                <w:i w:val="false"/>
+                <w:b w:val="false"/>
+                <w:u w:val="none"/>
+                <w:sz w:val="22"/>
+                <w:szCs w:val="22"/>
+                <w:color w:val="000000"/>
+              </w:rPr>
+            </w:pPr>
+            <w:r>
+              <w:rPr>
+                <w:rFonts w:ascii="Helvetica" w:hAnsi="Helvetica" w:eastAsia="Helvetica" w:cs="Helvetica"/>
+                <w:i w:val="false"/>
+                <w:b w:val="false"/>
+                <w:u w:val="none"/>
+                <w:sz w:val="22"/>
+                <w:szCs w:val="22"/>
+                <w:color w:val="000000"/>
+              </w:rPr>
+              <w:t xml:space="preserve">0.380</w:t>
             </w:r>
           </w:p>
         </w:tc>
@@ -12483,113 +12483,113 @@
                 <w:szCs w:val="22"/>
                 <w:color w:val="000000"/>
               </w:rPr>
-              <w:t xml:space="preserve">1.01</w:t>
-            </w:r>
-          </w:p>
-        </w:tc>
-        <w:tc>
-          <w:tcPr>
-            <w:tcBorders>
-              <w:bottom w:val="none" w:sz="0" w:space="0" w:color="000000"/>
-              <w:top w:val="none" w:sz="0" w:space="0" w:color="000000"/>
-              <w:left w:val="none" w:sz="0" w:space="0" w:color="000000"/>
-              <w:right w:val="none" w:sz="0" w:space="0" w:color="000000"/>
-            </w:tcBorders>
-            <w:shd w:val="clear" w:color="auto" w:fill="FFFFFF"/>
-            <w:tcMar>
-              <w:top w:w="0" w:type="dxa"/>
-              <w:bottom w:w="0" w:type="dxa"/>
-              <w:left w:w="0" w:type="dxa"/>
-              <w:right w:w="0" w:type="dxa"/>
-            </w:tcMar>
-            <w:vAlign w:val="top"/>
-          </w:tcPr>
-          <w:p>
-            <w:pPr>
-              <w:pStyle w:val="Normal"/>
-              <w:jc w:val="center"/>
-              <w:pBdr>
-                <w:bottom w:val="none" w:sz="0" w:space="0" w:color="000000"/>
-                <w:top w:val="none" w:sz="0" w:space="0" w:color="000000"/>
-                <w:left w:val="none" w:sz="0" w:space="0" w:color="000000"/>
-                <w:right w:val="none" w:sz="0" w:space="0" w:color="000000"/>
-              </w:pBdr>
-              <w:spacing w:after="100" w:before="100" w:line="240"/>
-              <w:ind w:left="100" w:right="100" w:firstLine="0" w:firstLineChars="0"/>
-              <w:rPr>
-                <w:rFonts w:ascii="Helvetica" w:hAnsi="Helvetica" w:eastAsia="Helvetica" w:cs="Helvetica"/>
-                <w:i w:val="false"/>
-                <w:b w:val="false"/>
-                <w:u w:val="none"/>
-                <w:sz w:val="22"/>
-                <w:szCs w:val="22"/>
-                <w:color w:val="000000"/>
-              </w:rPr>
-            </w:pPr>
-            <w:r>
-              <w:rPr>
-                <w:rFonts w:ascii="Helvetica" w:hAnsi="Helvetica" w:eastAsia="Helvetica" w:cs="Helvetica"/>
-                <w:i w:val="false"/>
-                <w:b w:val="false"/>
-                <w:u w:val="none"/>
-                <w:sz w:val="22"/>
-                <w:szCs w:val="22"/>
-                <w:color w:val="000000"/>
-              </w:rPr>
-              <w:t xml:space="preserve">0.96, 1.06</w:t>
-            </w:r>
-          </w:p>
-        </w:tc>
-        <w:tc>
-          <w:tcPr>
-            <w:tcBorders>
-              <w:bottom w:val="none" w:sz="0" w:space="0" w:color="000000"/>
-              <w:top w:val="none" w:sz="0" w:space="0" w:color="000000"/>
-              <w:left w:val="none" w:sz="0" w:space="0" w:color="000000"/>
-              <w:right w:val="none" w:sz="0" w:space="0" w:color="000000"/>
-            </w:tcBorders>
-            <w:shd w:val="clear" w:color="auto" w:fill="FFFFFF"/>
-            <w:tcMar>
-              <w:top w:w="0" w:type="dxa"/>
-              <w:bottom w:w="0" w:type="dxa"/>
-              <w:left w:w="0" w:type="dxa"/>
-              <w:right w:w="0" w:type="dxa"/>
-            </w:tcMar>
-            <w:vAlign w:val="top"/>
-          </w:tcPr>
-          <w:p>
-            <w:pPr>
-              <w:pStyle w:val="Normal"/>
-              <w:jc w:val="center"/>
-              <w:pBdr>
-                <w:bottom w:val="none" w:sz="0" w:space="0" w:color="000000"/>
-                <w:top w:val="none" w:sz="0" w:space="0" w:color="000000"/>
-                <w:left w:val="none" w:sz="0" w:space="0" w:color="000000"/>
-                <w:right w:val="none" w:sz="0" w:space="0" w:color="000000"/>
-              </w:pBdr>
-              <w:spacing w:after="100" w:before="100" w:line="240"/>
-              <w:ind w:left="100" w:right="100" w:firstLine="0" w:firstLineChars="0"/>
-              <w:rPr>
-                <w:rFonts w:ascii="Helvetica" w:hAnsi="Helvetica" w:eastAsia="Helvetica" w:cs="Helvetica"/>
-                <w:i w:val="false"/>
-                <w:b w:val="false"/>
-                <w:u w:val="none"/>
-                <w:sz w:val="22"/>
-                <w:szCs w:val="22"/>
-                <w:color w:val="000000"/>
-              </w:rPr>
-            </w:pPr>
-            <w:r>
-              <w:rPr>
-                <w:rFonts w:ascii="Helvetica" w:hAnsi="Helvetica" w:eastAsia="Helvetica" w:cs="Helvetica"/>
-                <w:i w:val="false"/>
-                <w:b w:val="false"/>
-                <w:u w:val="none"/>
-                <w:sz w:val="22"/>
-                <w:szCs w:val="22"/>
-                <w:color w:val="000000"/>
-              </w:rPr>
-              <w:t xml:space="preserve">0.680</w:t>
+              <w:t xml:space="preserve">1.02</w:t>
+            </w:r>
+          </w:p>
+        </w:tc>
+        <w:tc>
+          <w:tcPr>
+            <w:tcBorders>
+              <w:bottom w:val="none" w:sz="0" w:space="0" w:color="000000"/>
+              <w:top w:val="none" w:sz="0" w:space="0" w:color="000000"/>
+              <w:left w:val="none" w:sz="0" w:space="0" w:color="000000"/>
+              <w:right w:val="none" w:sz="0" w:space="0" w:color="000000"/>
+            </w:tcBorders>
+            <w:shd w:val="clear" w:color="auto" w:fill="FFFFFF"/>
+            <w:tcMar>
+              <w:top w:w="0" w:type="dxa"/>
+              <w:bottom w:w="0" w:type="dxa"/>
+              <w:left w:w="0" w:type="dxa"/>
+              <w:right w:w="0" w:type="dxa"/>
+            </w:tcMar>
+            <w:vAlign w:val="top"/>
+          </w:tcPr>
+          <w:p>
+            <w:pPr>
+              <w:pStyle w:val="Normal"/>
+              <w:jc w:val="center"/>
+              <w:pBdr>
+                <w:bottom w:val="none" w:sz="0" w:space="0" w:color="000000"/>
+                <w:top w:val="none" w:sz="0" w:space="0" w:color="000000"/>
+                <w:left w:val="none" w:sz="0" w:space="0" w:color="000000"/>
+                <w:right w:val="none" w:sz="0" w:space="0" w:color="000000"/>
+              </w:pBdr>
+              <w:spacing w:after="100" w:before="100" w:line="240"/>
+              <w:ind w:left="100" w:right="100" w:firstLine="0" w:firstLineChars="0"/>
+              <w:rPr>
+                <w:rFonts w:ascii="Helvetica" w:hAnsi="Helvetica" w:eastAsia="Helvetica" w:cs="Helvetica"/>
+                <w:i w:val="false"/>
+                <w:b w:val="false"/>
+                <w:u w:val="none"/>
+                <w:sz w:val="22"/>
+                <w:szCs w:val="22"/>
+                <w:color w:val="000000"/>
+              </w:rPr>
+            </w:pPr>
+            <w:r>
+              <w:rPr>
+                <w:rFonts w:ascii="Helvetica" w:hAnsi="Helvetica" w:eastAsia="Helvetica" w:cs="Helvetica"/>
+                <w:i w:val="false"/>
+                <w:b w:val="false"/>
+                <w:u w:val="none"/>
+                <w:sz w:val="22"/>
+                <w:szCs w:val="22"/>
+                <w:color w:val="000000"/>
+              </w:rPr>
+              <w:t xml:space="preserve">0.98, 1.07</w:t>
+            </w:r>
+          </w:p>
+        </w:tc>
+        <w:tc>
+          <w:tcPr>
+            <w:tcBorders>
+              <w:bottom w:val="none" w:sz="0" w:space="0" w:color="000000"/>
+              <w:top w:val="none" w:sz="0" w:space="0" w:color="000000"/>
+              <w:left w:val="none" w:sz="0" w:space="0" w:color="000000"/>
+              <w:right w:val="none" w:sz="0" w:space="0" w:color="000000"/>
+            </w:tcBorders>
+            <w:shd w:val="clear" w:color="auto" w:fill="FFFFFF"/>
+            <w:tcMar>
+              <w:top w:w="0" w:type="dxa"/>
+              <w:bottom w:w="0" w:type="dxa"/>
+              <w:left w:w="0" w:type="dxa"/>
+              <w:right w:w="0" w:type="dxa"/>
+            </w:tcMar>
+            <w:vAlign w:val="top"/>
+          </w:tcPr>
+          <w:p>
+            <w:pPr>
+              <w:pStyle w:val="Normal"/>
+              <w:jc w:val="center"/>
+              <w:pBdr>
+                <w:bottom w:val="none" w:sz="0" w:space="0" w:color="000000"/>
+                <w:top w:val="none" w:sz="0" w:space="0" w:color="000000"/>
+                <w:left w:val="none" w:sz="0" w:space="0" w:color="000000"/>
+                <w:right w:val="none" w:sz="0" w:space="0" w:color="000000"/>
+              </w:pBdr>
+              <w:spacing w:after="100" w:before="100" w:line="240"/>
+              <w:ind w:left="100" w:right="100" w:firstLine="0" w:firstLineChars="0"/>
+              <w:rPr>
+                <w:rFonts w:ascii="Helvetica" w:hAnsi="Helvetica" w:eastAsia="Helvetica" w:cs="Helvetica"/>
+                <w:i w:val="false"/>
+                <w:b w:val="false"/>
+                <w:u w:val="none"/>
+                <w:sz w:val="22"/>
+                <w:szCs w:val="22"/>
+                <w:color w:val="000000"/>
+              </w:rPr>
+            </w:pPr>
+            <w:r>
+              <w:rPr>
+                <w:rFonts w:ascii="Helvetica" w:hAnsi="Helvetica" w:eastAsia="Helvetica" w:cs="Helvetica"/>
+                <w:i w:val="false"/>
+                <w:b w:val="false"/>
+                <w:u w:val="none"/>
+                <w:sz w:val="22"/>
+                <w:szCs w:val="22"/>
+                <w:color w:val="000000"/>
+              </w:rPr>
+              <w:t xml:space="preserve">0.330</w:t>
             </w:r>
           </w:p>
         </w:tc>
@@ -12695,113 +12695,113 @@
                 <w:szCs w:val="22"/>
                 <w:color w:val="000000"/>
               </w:rPr>
-              <w:t xml:space="preserve">1.01</w:t>
-            </w:r>
-          </w:p>
-        </w:tc>
-        <w:tc>
-          <w:tcPr>
-            <w:tcBorders>
-              <w:bottom w:val="none" w:sz="0" w:space="0" w:color="000000"/>
-              <w:top w:val="none" w:sz="0" w:space="0" w:color="000000"/>
-              <w:left w:val="none" w:sz="0" w:space="0" w:color="000000"/>
-              <w:right w:val="none" w:sz="0" w:space="0" w:color="000000"/>
-            </w:tcBorders>
-            <w:shd w:val="clear" w:color="auto" w:fill="FFFFFF"/>
-            <w:tcMar>
-              <w:top w:w="0" w:type="dxa"/>
-              <w:bottom w:w="0" w:type="dxa"/>
-              <w:left w:w="0" w:type="dxa"/>
-              <w:right w:w="0" w:type="dxa"/>
-            </w:tcMar>
-            <w:vAlign w:val="top"/>
-          </w:tcPr>
-          <w:p>
-            <w:pPr>
-              <w:pStyle w:val="Normal"/>
-              <w:jc w:val="center"/>
-              <w:pBdr>
-                <w:bottom w:val="none" w:sz="0" w:space="0" w:color="000000"/>
-                <w:top w:val="none" w:sz="0" w:space="0" w:color="000000"/>
-                <w:left w:val="none" w:sz="0" w:space="0" w:color="000000"/>
-                <w:right w:val="none" w:sz="0" w:space="0" w:color="000000"/>
-              </w:pBdr>
-              <w:spacing w:after="100" w:before="100" w:line="240"/>
-              <w:ind w:left="100" w:right="100" w:firstLine="0" w:firstLineChars="0"/>
-              <w:rPr>
-                <w:rFonts w:ascii="Helvetica" w:hAnsi="Helvetica" w:eastAsia="Helvetica" w:cs="Helvetica"/>
-                <w:i w:val="false"/>
-                <w:b w:val="false"/>
-                <w:u w:val="none"/>
-                <w:sz w:val="22"/>
-                <w:szCs w:val="22"/>
-                <w:color w:val="000000"/>
-              </w:rPr>
-            </w:pPr>
-            <w:r>
-              <w:rPr>
-                <w:rFonts w:ascii="Helvetica" w:hAnsi="Helvetica" w:eastAsia="Helvetica" w:cs="Helvetica"/>
-                <w:i w:val="false"/>
-                <w:b w:val="false"/>
-                <w:u w:val="none"/>
-                <w:sz w:val="22"/>
-                <w:szCs w:val="22"/>
-                <w:color w:val="000000"/>
-              </w:rPr>
-              <w:t xml:space="preserve">0.90, 1.13</w:t>
-            </w:r>
-          </w:p>
-        </w:tc>
-        <w:tc>
-          <w:tcPr>
-            <w:tcBorders>
-              <w:bottom w:val="none" w:sz="0" w:space="0" w:color="000000"/>
-              <w:top w:val="none" w:sz="0" w:space="0" w:color="000000"/>
-              <w:left w:val="none" w:sz="0" w:space="0" w:color="000000"/>
-              <w:right w:val="none" w:sz="0" w:space="0" w:color="000000"/>
-            </w:tcBorders>
-            <w:shd w:val="clear" w:color="auto" w:fill="FFFFFF"/>
-            <w:tcMar>
-              <w:top w:w="0" w:type="dxa"/>
-              <w:bottom w:w="0" w:type="dxa"/>
-              <w:left w:w="0" w:type="dxa"/>
-              <w:right w:w="0" w:type="dxa"/>
-            </w:tcMar>
-            <w:vAlign w:val="top"/>
-          </w:tcPr>
-          <w:p>
-            <w:pPr>
-              <w:pStyle w:val="Normal"/>
-              <w:jc w:val="center"/>
-              <w:pBdr>
-                <w:bottom w:val="none" w:sz="0" w:space="0" w:color="000000"/>
-                <w:top w:val="none" w:sz="0" w:space="0" w:color="000000"/>
-                <w:left w:val="none" w:sz="0" w:space="0" w:color="000000"/>
-                <w:right w:val="none" w:sz="0" w:space="0" w:color="000000"/>
-              </w:pBdr>
-              <w:spacing w:after="100" w:before="100" w:line="240"/>
-              <w:ind w:left="100" w:right="100" w:firstLine="0" w:firstLineChars="0"/>
-              <w:rPr>
-                <w:rFonts w:ascii="Helvetica" w:hAnsi="Helvetica" w:eastAsia="Helvetica" w:cs="Helvetica"/>
-                <w:i w:val="false"/>
-                <w:b w:val="false"/>
-                <w:u w:val="none"/>
-                <w:sz w:val="22"/>
-                <w:szCs w:val="22"/>
-                <w:color w:val="000000"/>
-              </w:rPr>
-            </w:pPr>
-            <w:r>
-              <w:rPr>
-                <w:rFonts w:ascii="Helvetica" w:hAnsi="Helvetica" w:eastAsia="Helvetica" w:cs="Helvetica"/>
-                <w:i w:val="false"/>
-                <w:b w:val="false"/>
-                <w:u w:val="none"/>
-                <w:sz w:val="22"/>
-                <w:szCs w:val="22"/>
-                <w:color w:val="000000"/>
-              </w:rPr>
-              <w:t xml:space="preserve">0.900</w:t>
+              <w:t xml:space="preserve">1.04</w:t>
+            </w:r>
+          </w:p>
+        </w:tc>
+        <w:tc>
+          <w:tcPr>
+            <w:tcBorders>
+              <w:bottom w:val="none" w:sz="0" w:space="0" w:color="000000"/>
+              <w:top w:val="none" w:sz="0" w:space="0" w:color="000000"/>
+              <w:left w:val="none" w:sz="0" w:space="0" w:color="000000"/>
+              <w:right w:val="none" w:sz="0" w:space="0" w:color="000000"/>
+            </w:tcBorders>
+            <w:shd w:val="clear" w:color="auto" w:fill="FFFFFF"/>
+            <w:tcMar>
+              <w:top w:w="0" w:type="dxa"/>
+              <w:bottom w:w="0" w:type="dxa"/>
+              <w:left w:w="0" w:type="dxa"/>
+              <w:right w:w="0" w:type="dxa"/>
+            </w:tcMar>
+            <w:vAlign w:val="top"/>
+          </w:tcPr>
+          <w:p>
+            <w:pPr>
+              <w:pStyle w:val="Normal"/>
+              <w:jc w:val="center"/>
+              <w:pBdr>
+                <w:bottom w:val="none" w:sz="0" w:space="0" w:color="000000"/>
+                <w:top w:val="none" w:sz="0" w:space="0" w:color="000000"/>
+                <w:left w:val="none" w:sz="0" w:space="0" w:color="000000"/>
+                <w:right w:val="none" w:sz="0" w:space="0" w:color="000000"/>
+              </w:pBdr>
+              <w:spacing w:after="100" w:before="100" w:line="240"/>
+              <w:ind w:left="100" w:right="100" w:firstLine="0" w:firstLineChars="0"/>
+              <w:rPr>
+                <w:rFonts w:ascii="Helvetica" w:hAnsi="Helvetica" w:eastAsia="Helvetica" w:cs="Helvetica"/>
+                <w:i w:val="false"/>
+                <w:b w:val="false"/>
+                <w:u w:val="none"/>
+                <w:sz w:val="22"/>
+                <w:szCs w:val="22"/>
+                <w:color w:val="000000"/>
+              </w:rPr>
+            </w:pPr>
+            <w:r>
+              <w:rPr>
+                <w:rFonts w:ascii="Helvetica" w:hAnsi="Helvetica" w:eastAsia="Helvetica" w:cs="Helvetica"/>
+                <w:i w:val="false"/>
+                <w:b w:val="false"/>
+                <w:u w:val="none"/>
+                <w:sz w:val="22"/>
+                <w:szCs w:val="22"/>
+                <w:color w:val="000000"/>
+              </w:rPr>
+              <w:t xml:space="preserve">0.93, 1.16</w:t>
+            </w:r>
+          </w:p>
+        </w:tc>
+        <w:tc>
+          <w:tcPr>
+            <w:tcBorders>
+              <w:bottom w:val="none" w:sz="0" w:space="0" w:color="000000"/>
+              <w:top w:val="none" w:sz="0" w:space="0" w:color="000000"/>
+              <w:left w:val="none" w:sz="0" w:space="0" w:color="000000"/>
+              <w:right w:val="none" w:sz="0" w:space="0" w:color="000000"/>
+            </w:tcBorders>
+            <w:shd w:val="clear" w:color="auto" w:fill="FFFFFF"/>
+            <w:tcMar>
+              <w:top w:w="0" w:type="dxa"/>
+              <w:bottom w:w="0" w:type="dxa"/>
+              <w:left w:w="0" w:type="dxa"/>
+              <w:right w:w="0" w:type="dxa"/>
+            </w:tcMar>
+            <w:vAlign w:val="top"/>
+          </w:tcPr>
+          <w:p>
+            <w:pPr>
+              <w:pStyle w:val="Normal"/>
+              <w:jc w:val="center"/>
+              <w:pBdr>
+                <w:bottom w:val="none" w:sz="0" w:space="0" w:color="000000"/>
+                <w:top w:val="none" w:sz="0" w:space="0" w:color="000000"/>
+                <w:left w:val="none" w:sz="0" w:space="0" w:color="000000"/>
+                <w:right w:val="none" w:sz="0" w:space="0" w:color="000000"/>
+              </w:pBdr>
+              <w:spacing w:after="100" w:before="100" w:line="240"/>
+              <w:ind w:left="100" w:right="100" w:firstLine="0" w:firstLineChars="0"/>
+              <w:rPr>
+                <w:rFonts w:ascii="Helvetica" w:hAnsi="Helvetica" w:eastAsia="Helvetica" w:cs="Helvetica"/>
+                <w:i w:val="false"/>
+                <w:b w:val="false"/>
+                <w:u w:val="none"/>
+                <w:sz w:val="22"/>
+                <w:szCs w:val="22"/>
+                <w:color w:val="000000"/>
+              </w:rPr>
+            </w:pPr>
+            <w:r>
+              <w:rPr>
+                <w:rFonts w:ascii="Helvetica" w:hAnsi="Helvetica" w:eastAsia="Helvetica" w:cs="Helvetica"/>
+                <w:i w:val="false"/>
+                <w:b w:val="false"/>
+                <w:u w:val="none"/>
+                <w:sz w:val="22"/>
+                <w:szCs w:val="22"/>
+                <w:color w:val="000000"/>
+              </w:rPr>
+              <w:t xml:space="preserve">0.530</w:t>
             </w:r>
           </w:p>
         </w:tc>
@@ -12966,113 +12966,113 @@
                 <w:szCs w:val="22"/>
                 <w:color w:val="000000"/>
               </w:rPr>
-              <w:t xml:space="preserve">1.04</w:t>
-            </w:r>
-          </w:p>
-        </w:tc>
-        <w:tc>
-          <w:tcPr>
-            <w:tcBorders>
-              <w:bottom w:val="none" w:sz="0" w:space="0" w:color="000000"/>
-              <w:top w:val="none" w:sz="0" w:space="0" w:color="000000"/>
-              <w:left w:val="none" w:sz="0" w:space="0" w:color="000000"/>
-              <w:right w:val="none" w:sz="0" w:space="0" w:color="000000"/>
-            </w:tcBorders>
-            <w:shd w:val="clear" w:color="auto" w:fill="FFFFFF"/>
-            <w:tcMar>
-              <w:top w:w="0" w:type="dxa"/>
-              <w:bottom w:w="0" w:type="dxa"/>
-              <w:left w:w="0" w:type="dxa"/>
-              <w:right w:w="0" w:type="dxa"/>
-            </w:tcMar>
-            <w:vAlign w:val="top"/>
-          </w:tcPr>
-          <w:p>
-            <w:pPr>
-              <w:pStyle w:val="Normal"/>
-              <w:jc w:val="center"/>
-              <w:pBdr>
-                <w:bottom w:val="none" w:sz="0" w:space="0" w:color="000000"/>
-                <w:top w:val="none" w:sz="0" w:space="0" w:color="000000"/>
-                <w:left w:val="none" w:sz="0" w:space="0" w:color="000000"/>
-                <w:right w:val="none" w:sz="0" w:space="0" w:color="000000"/>
-              </w:pBdr>
-              <w:spacing w:after="100" w:before="100" w:line="240"/>
-              <w:ind w:left="100" w:right="100" w:firstLine="0" w:firstLineChars="0"/>
-              <w:rPr>
-                <w:rFonts w:ascii="Helvetica" w:hAnsi="Helvetica" w:eastAsia="Helvetica" w:cs="Helvetica"/>
-                <w:i w:val="false"/>
-                <w:b w:val="false"/>
-                <w:u w:val="none"/>
-                <w:sz w:val="22"/>
-                <w:szCs w:val="22"/>
-                <w:color w:val="000000"/>
-              </w:rPr>
-            </w:pPr>
-            <w:r>
-              <w:rPr>
-                <w:rFonts w:ascii="Helvetica" w:hAnsi="Helvetica" w:eastAsia="Helvetica" w:cs="Helvetica"/>
-                <w:i w:val="false"/>
-                <w:b w:val="false"/>
-                <w:u w:val="none"/>
-                <w:sz w:val="22"/>
-                <w:szCs w:val="22"/>
-                <w:color w:val="000000"/>
-              </w:rPr>
-              <w:t xml:space="preserve">0.43, 2.52</w:t>
-            </w:r>
-          </w:p>
-        </w:tc>
-        <w:tc>
-          <w:tcPr>
-            <w:tcBorders>
-              <w:bottom w:val="none" w:sz="0" w:space="0" w:color="000000"/>
-              <w:top w:val="none" w:sz="0" w:space="0" w:color="000000"/>
-              <w:left w:val="none" w:sz="0" w:space="0" w:color="000000"/>
-              <w:right w:val="none" w:sz="0" w:space="0" w:color="000000"/>
-            </w:tcBorders>
-            <w:shd w:val="clear" w:color="auto" w:fill="FFFFFF"/>
-            <w:tcMar>
-              <w:top w:w="0" w:type="dxa"/>
-              <w:bottom w:w="0" w:type="dxa"/>
-              <w:left w:w="0" w:type="dxa"/>
-              <w:right w:w="0" w:type="dxa"/>
-            </w:tcMar>
-            <w:vAlign w:val="top"/>
-          </w:tcPr>
-          <w:p>
-            <w:pPr>
-              <w:pStyle w:val="Normal"/>
-              <w:jc w:val="center"/>
-              <w:pBdr>
-                <w:bottom w:val="none" w:sz="0" w:space="0" w:color="000000"/>
-                <w:top w:val="none" w:sz="0" w:space="0" w:color="000000"/>
-                <w:left w:val="none" w:sz="0" w:space="0" w:color="000000"/>
-                <w:right w:val="none" w:sz="0" w:space="0" w:color="000000"/>
-              </w:pBdr>
-              <w:spacing w:after="100" w:before="100" w:line="240"/>
-              <w:ind w:left="100" w:right="100" w:firstLine="0" w:firstLineChars="0"/>
-              <w:rPr>
-                <w:rFonts w:ascii="Helvetica" w:hAnsi="Helvetica" w:eastAsia="Helvetica" w:cs="Helvetica"/>
-                <w:i w:val="false"/>
-                <w:b w:val="false"/>
-                <w:u w:val="none"/>
-                <w:sz w:val="22"/>
-                <w:szCs w:val="22"/>
-                <w:color w:val="000000"/>
-              </w:rPr>
-            </w:pPr>
-            <w:r>
-              <w:rPr>
-                <w:rFonts w:ascii="Helvetica" w:hAnsi="Helvetica" w:eastAsia="Helvetica" w:cs="Helvetica"/>
-                <w:i w:val="false"/>
-                <w:b w:val="false"/>
-                <w:u w:val="none"/>
-                <w:sz w:val="22"/>
-                <w:szCs w:val="22"/>
-                <w:color w:val="000000"/>
-              </w:rPr>
-              <w:t xml:space="preserve">0.930</w:t>
+              <w:t xml:space="preserve">0.97</w:t>
+            </w:r>
+          </w:p>
+        </w:tc>
+        <w:tc>
+          <w:tcPr>
+            <w:tcBorders>
+              <w:bottom w:val="none" w:sz="0" w:space="0" w:color="000000"/>
+              <w:top w:val="none" w:sz="0" w:space="0" w:color="000000"/>
+              <w:left w:val="none" w:sz="0" w:space="0" w:color="000000"/>
+              <w:right w:val="none" w:sz="0" w:space="0" w:color="000000"/>
+            </w:tcBorders>
+            <w:shd w:val="clear" w:color="auto" w:fill="FFFFFF"/>
+            <w:tcMar>
+              <w:top w:w="0" w:type="dxa"/>
+              <w:bottom w:w="0" w:type="dxa"/>
+              <w:left w:w="0" w:type="dxa"/>
+              <w:right w:w="0" w:type="dxa"/>
+            </w:tcMar>
+            <w:vAlign w:val="top"/>
+          </w:tcPr>
+          <w:p>
+            <w:pPr>
+              <w:pStyle w:val="Normal"/>
+              <w:jc w:val="center"/>
+              <w:pBdr>
+                <w:bottom w:val="none" w:sz="0" w:space="0" w:color="000000"/>
+                <w:top w:val="none" w:sz="0" w:space="0" w:color="000000"/>
+                <w:left w:val="none" w:sz="0" w:space="0" w:color="000000"/>
+                <w:right w:val="none" w:sz="0" w:space="0" w:color="000000"/>
+              </w:pBdr>
+              <w:spacing w:after="100" w:before="100" w:line="240"/>
+              <w:ind w:left="100" w:right="100" w:firstLine="0" w:firstLineChars="0"/>
+              <w:rPr>
+                <w:rFonts w:ascii="Helvetica" w:hAnsi="Helvetica" w:eastAsia="Helvetica" w:cs="Helvetica"/>
+                <w:i w:val="false"/>
+                <w:b w:val="false"/>
+                <w:u w:val="none"/>
+                <w:sz w:val="22"/>
+                <w:szCs w:val="22"/>
+                <w:color w:val="000000"/>
+              </w:rPr>
+            </w:pPr>
+            <w:r>
+              <w:rPr>
+                <w:rFonts w:ascii="Helvetica" w:hAnsi="Helvetica" w:eastAsia="Helvetica" w:cs="Helvetica"/>
+                <w:i w:val="false"/>
+                <w:b w:val="false"/>
+                <w:u w:val="none"/>
+                <w:sz w:val="22"/>
+                <w:szCs w:val="22"/>
+                <w:color w:val="000000"/>
+              </w:rPr>
+              <w:t xml:space="preserve">0.40, 2.35</w:t>
+            </w:r>
+          </w:p>
+        </w:tc>
+        <w:tc>
+          <w:tcPr>
+            <w:tcBorders>
+              <w:bottom w:val="none" w:sz="0" w:space="0" w:color="000000"/>
+              <w:top w:val="none" w:sz="0" w:space="0" w:color="000000"/>
+              <w:left w:val="none" w:sz="0" w:space="0" w:color="000000"/>
+              <w:right w:val="none" w:sz="0" w:space="0" w:color="000000"/>
+            </w:tcBorders>
+            <w:shd w:val="clear" w:color="auto" w:fill="FFFFFF"/>
+            <w:tcMar>
+              <w:top w:w="0" w:type="dxa"/>
+              <w:bottom w:w="0" w:type="dxa"/>
+              <w:left w:w="0" w:type="dxa"/>
+              <w:right w:w="0" w:type="dxa"/>
+            </w:tcMar>
+            <w:vAlign w:val="top"/>
+          </w:tcPr>
+          <w:p>
+            <w:pPr>
+              <w:pStyle w:val="Normal"/>
+              <w:jc w:val="center"/>
+              <w:pBdr>
+                <w:bottom w:val="none" w:sz="0" w:space="0" w:color="000000"/>
+                <w:top w:val="none" w:sz="0" w:space="0" w:color="000000"/>
+                <w:left w:val="none" w:sz="0" w:space="0" w:color="000000"/>
+                <w:right w:val="none" w:sz="0" w:space="0" w:color="000000"/>
+              </w:pBdr>
+              <w:spacing w:after="100" w:before="100" w:line="240"/>
+              <w:ind w:left="100" w:right="100" w:firstLine="0" w:firstLineChars="0"/>
+              <w:rPr>
+                <w:rFonts w:ascii="Helvetica" w:hAnsi="Helvetica" w:eastAsia="Helvetica" w:cs="Helvetica"/>
+                <w:i w:val="false"/>
+                <w:b w:val="false"/>
+                <w:u w:val="none"/>
+                <w:sz w:val="22"/>
+                <w:szCs w:val="22"/>
+                <w:color w:val="000000"/>
+              </w:rPr>
+            </w:pPr>
+            <w:r>
+              <w:rPr>
+                <w:rFonts w:ascii="Helvetica" w:hAnsi="Helvetica" w:eastAsia="Helvetica" w:cs="Helvetica"/>
+                <w:i w:val="false"/>
+                <w:b w:val="false"/>
+                <w:u w:val="none"/>
+                <w:sz w:val="22"/>
+                <w:szCs w:val="22"/>
+                <w:color w:val="000000"/>
+              </w:rPr>
+              <w:t xml:space="preserve">0.950</w:t>
             </w:r>
           </w:p>
         </w:tc>
@@ -13178,113 +13178,113 @@
                 <w:szCs w:val="22"/>
                 <w:color w:val="000000"/>
               </w:rPr>
-              <w:t xml:space="preserve">0.58</w:t>
-            </w:r>
-          </w:p>
-        </w:tc>
-        <w:tc>
-          <w:tcPr>
-            <w:tcBorders>
-              <w:bottom w:val="none" w:sz="0" w:space="0" w:color="000000"/>
-              <w:top w:val="none" w:sz="0" w:space="0" w:color="000000"/>
-              <w:left w:val="none" w:sz="0" w:space="0" w:color="000000"/>
-              <w:right w:val="none" w:sz="0" w:space="0" w:color="000000"/>
-            </w:tcBorders>
-            <w:shd w:val="clear" w:color="auto" w:fill="FFFFFF"/>
-            <w:tcMar>
-              <w:top w:w="0" w:type="dxa"/>
-              <w:bottom w:w="0" w:type="dxa"/>
-              <w:left w:w="0" w:type="dxa"/>
-              <w:right w:w="0" w:type="dxa"/>
-            </w:tcMar>
-            <w:vAlign w:val="top"/>
-          </w:tcPr>
-          <w:p>
-            <w:pPr>
-              <w:pStyle w:val="Normal"/>
-              <w:jc w:val="center"/>
-              <w:pBdr>
-                <w:bottom w:val="none" w:sz="0" w:space="0" w:color="000000"/>
-                <w:top w:val="none" w:sz="0" w:space="0" w:color="000000"/>
-                <w:left w:val="none" w:sz="0" w:space="0" w:color="000000"/>
-                <w:right w:val="none" w:sz="0" w:space="0" w:color="000000"/>
-              </w:pBdr>
-              <w:spacing w:after="100" w:before="100" w:line="240"/>
-              <w:ind w:left="100" w:right="100" w:firstLine="0" w:firstLineChars="0"/>
-              <w:rPr>
-                <w:rFonts w:ascii="Helvetica" w:hAnsi="Helvetica" w:eastAsia="Helvetica" w:cs="Helvetica"/>
-                <w:i w:val="false"/>
-                <w:b w:val="false"/>
-                <w:u w:val="none"/>
-                <w:sz w:val="22"/>
-                <w:szCs w:val="22"/>
-                <w:color w:val="000000"/>
-              </w:rPr>
-            </w:pPr>
-            <w:r>
-              <w:rPr>
-                <w:rFonts w:ascii="Helvetica" w:hAnsi="Helvetica" w:eastAsia="Helvetica" w:cs="Helvetica"/>
-                <w:i w:val="false"/>
-                <w:b w:val="false"/>
-                <w:u w:val="none"/>
-                <w:sz w:val="22"/>
-                <w:szCs w:val="22"/>
-                <w:color w:val="000000"/>
-              </w:rPr>
-              <w:t xml:space="preserve">0.14, 2.37</w:t>
-            </w:r>
-          </w:p>
-        </w:tc>
-        <w:tc>
-          <w:tcPr>
-            <w:tcBorders>
-              <w:bottom w:val="none" w:sz="0" w:space="0" w:color="000000"/>
-              <w:top w:val="none" w:sz="0" w:space="0" w:color="000000"/>
-              <w:left w:val="none" w:sz="0" w:space="0" w:color="000000"/>
-              <w:right w:val="none" w:sz="0" w:space="0" w:color="000000"/>
-            </w:tcBorders>
-            <w:shd w:val="clear" w:color="auto" w:fill="FFFFFF"/>
-            <w:tcMar>
-              <w:top w:w="0" w:type="dxa"/>
-              <w:bottom w:w="0" w:type="dxa"/>
-              <w:left w:w="0" w:type="dxa"/>
-              <w:right w:w="0" w:type="dxa"/>
-            </w:tcMar>
-            <w:vAlign w:val="top"/>
-          </w:tcPr>
-          <w:p>
-            <w:pPr>
-              <w:pStyle w:val="Normal"/>
-              <w:jc w:val="center"/>
-              <w:pBdr>
-                <w:bottom w:val="none" w:sz="0" w:space="0" w:color="000000"/>
-                <w:top w:val="none" w:sz="0" w:space="0" w:color="000000"/>
-                <w:left w:val="none" w:sz="0" w:space="0" w:color="000000"/>
-                <w:right w:val="none" w:sz="0" w:space="0" w:color="000000"/>
-              </w:pBdr>
-              <w:spacing w:after="100" w:before="100" w:line="240"/>
-              <w:ind w:left="100" w:right="100" w:firstLine="0" w:firstLineChars="0"/>
-              <w:rPr>
-                <w:rFonts w:ascii="Helvetica" w:hAnsi="Helvetica" w:eastAsia="Helvetica" w:cs="Helvetica"/>
-                <w:i w:val="false"/>
-                <w:b w:val="false"/>
-                <w:u w:val="none"/>
-                <w:sz w:val="22"/>
-                <w:szCs w:val="22"/>
-                <w:color w:val="000000"/>
-              </w:rPr>
-            </w:pPr>
-            <w:r>
-              <w:rPr>
-                <w:rFonts w:ascii="Helvetica" w:hAnsi="Helvetica" w:eastAsia="Helvetica" w:cs="Helvetica"/>
-                <w:i w:val="false"/>
-                <w:b w:val="false"/>
-                <w:u w:val="none"/>
-                <w:sz w:val="22"/>
-                <w:szCs w:val="22"/>
-                <w:color w:val="000000"/>
-              </w:rPr>
-              <w:t xml:space="preserve">0.450</w:t>
+              <w:t xml:space="preserve">0.56</w:t>
+            </w:r>
+          </w:p>
+        </w:tc>
+        <w:tc>
+          <w:tcPr>
+            <w:tcBorders>
+              <w:bottom w:val="none" w:sz="0" w:space="0" w:color="000000"/>
+              <w:top w:val="none" w:sz="0" w:space="0" w:color="000000"/>
+              <w:left w:val="none" w:sz="0" w:space="0" w:color="000000"/>
+              <w:right w:val="none" w:sz="0" w:space="0" w:color="000000"/>
+            </w:tcBorders>
+            <w:shd w:val="clear" w:color="auto" w:fill="FFFFFF"/>
+            <w:tcMar>
+              <w:top w:w="0" w:type="dxa"/>
+              <w:bottom w:w="0" w:type="dxa"/>
+              <w:left w:w="0" w:type="dxa"/>
+              <w:right w:w="0" w:type="dxa"/>
+            </w:tcMar>
+            <w:vAlign w:val="top"/>
+          </w:tcPr>
+          <w:p>
+            <w:pPr>
+              <w:pStyle w:val="Normal"/>
+              <w:jc w:val="center"/>
+              <w:pBdr>
+                <w:bottom w:val="none" w:sz="0" w:space="0" w:color="000000"/>
+                <w:top w:val="none" w:sz="0" w:space="0" w:color="000000"/>
+                <w:left w:val="none" w:sz="0" w:space="0" w:color="000000"/>
+                <w:right w:val="none" w:sz="0" w:space="0" w:color="000000"/>
+              </w:pBdr>
+              <w:spacing w:after="100" w:before="100" w:line="240"/>
+              <w:ind w:left="100" w:right="100" w:firstLine="0" w:firstLineChars="0"/>
+              <w:rPr>
+                <w:rFonts w:ascii="Helvetica" w:hAnsi="Helvetica" w:eastAsia="Helvetica" w:cs="Helvetica"/>
+                <w:i w:val="false"/>
+                <w:b w:val="false"/>
+                <w:u w:val="none"/>
+                <w:sz w:val="22"/>
+                <w:szCs w:val="22"/>
+                <w:color w:val="000000"/>
+              </w:rPr>
+            </w:pPr>
+            <w:r>
+              <w:rPr>
+                <w:rFonts w:ascii="Helvetica" w:hAnsi="Helvetica" w:eastAsia="Helvetica" w:cs="Helvetica"/>
+                <w:i w:val="false"/>
+                <w:b w:val="false"/>
+                <w:u w:val="none"/>
+                <w:sz w:val="22"/>
+                <w:szCs w:val="22"/>
+                <w:color w:val="000000"/>
+              </w:rPr>
+              <w:t xml:space="preserve">0.14, 2.21</w:t>
+            </w:r>
+          </w:p>
+        </w:tc>
+        <w:tc>
+          <w:tcPr>
+            <w:tcBorders>
+              <w:bottom w:val="none" w:sz="0" w:space="0" w:color="000000"/>
+              <w:top w:val="none" w:sz="0" w:space="0" w:color="000000"/>
+              <w:left w:val="none" w:sz="0" w:space="0" w:color="000000"/>
+              <w:right w:val="none" w:sz="0" w:space="0" w:color="000000"/>
+            </w:tcBorders>
+            <w:shd w:val="clear" w:color="auto" w:fill="FFFFFF"/>
+            <w:tcMar>
+              <w:top w:w="0" w:type="dxa"/>
+              <w:bottom w:w="0" w:type="dxa"/>
+              <w:left w:w="0" w:type="dxa"/>
+              <w:right w:w="0" w:type="dxa"/>
+            </w:tcMar>
+            <w:vAlign w:val="top"/>
+          </w:tcPr>
+          <w:p>
+            <w:pPr>
+              <w:pStyle w:val="Normal"/>
+              <w:jc w:val="center"/>
+              <w:pBdr>
+                <w:bottom w:val="none" w:sz="0" w:space="0" w:color="000000"/>
+                <w:top w:val="none" w:sz="0" w:space="0" w:color="000000"/>
+                <w:left w:val="none" w:sz="0" w:space="0" w:color="000000"/>
+                <w:right w:val="none" w:sz="0" w:space="0" w:color="000000"/>
+              </w:pBdr>
+              <w:spacing w:after="100" w:before="100" w:line="240"/>
+              <w:ind w:left="100" w:right="100" w:firstLine="0" w:firstLineChars="0"/>
+              <w:rPr>
+                <w:rFonts w:ascii="Helvetica" w:hAnsi="Helvetica" w:eastAsia="Helvetica" w:cs="Helvetica"/>
+                <w:i w:val="false"/>
+                <w:b w:val="false"/>
+                <w:u w:val="none"/>
+                <w:sz w:val="22"/>
+                <w:szCs w:val="22"/>
+                <w:color w:val="000000"/>
+              </w:rPr>
+            </w:pPr>
+            <w:r>
+              <w:rPr>
+                <w:rFonts w:ascii="Helvetica" w:hAnsi="Helvetica" w:eastAsia="Helvetica" w:cs="Helvetica"/>
+                <w:i w:val="false"/>
+                <w:b w:val="false"/>
+                <w:u w:val="none"/>
+                <w:sz w:val="22"/>
+                <w:szCs w:val="22"/>
+                <w:color w:val="000000"/>
+              </w:rPr>
+              <w:t xml:space="preserve">0.410</w:t>
             </w:r>
           </w:p>
         </w:tc>
@@ -13449,60 +13449,60 @@
                 <w:szCs w:val="22"/>
                 <w:color w:val="000000"/>
               </w:rPr>
-              <w:t xml:space="preserve">22,293</w:t>
-            </w:r>
-          </w:p>
-        </w:tc>
-        <w:tc>
-          <w:tcPr>
-            <w:tcBorders>
-              <w:bottom w:val="none" w:sz="0" w:space="0" w:color="000000"/>
-              <w:top w:val="none" w:sz="0" w:space="0" w:color="000000"/>
-              <w:left w:val="none" w:sz="0" w:space="0" w:color="000000"/>
-              <w:right w:val="none" w:sz="0" w:space="0" w:color="000000"/>
-            </w:tcBorders>
-            <w:shd w:val="clear" w:color="auto" w:fill="FFFFFF"/>
-            <w:tcMar>
-              <w:top w:w="0" w:type="dxa"/>
-              <w:bottom w:w="0" w:type="dxa"/>
-              <w:left w:w="0" w:type="dxa"/>
-              <w:right w:w="0" w:type="dxa"/>
-            </w:tcMar>
-            <w:vAlign w:val="top"/>
-          </w:tcPr>
-          <w:p>
-            <w:pPr>
-              <w:pStyle w:val="Normal"/>
-              <w:jc w:val="center"/>
-              <w:pBdr>
-                <w:bottom w:val="none" w:sz="0" w:space="0" w:color="000000"/>
-                <w:top w:val="none" w:sz="0" w:space="0" w:color="000000"/>
-                <w:left w:val="none" w:sz="0" w:space="0" w:color="000000"/>
-                <w:right w:val="none" w:sz="0" w:space="0" w:color="000000"/>
-              </w:pBdr>
-              <w:spacing w:after="100" w:before="100" w:line="240"/>
-              <w:ind w:left="100" w:right="100" w:firstLine="0" w:firstLineChars="0"/>
-              <w:rPr>
-                <w:rFonts w:ascii="Helvetica" w:hAnsi="Helvetica" w:eastAsia="Helvetica" w:cs="Helvetica"/>
-                <w:i w:val="false"/>
-                <w:b w:val="false"/>
-                <w:u w:val="none"/>
-                <w:sz w:val="22"/>
-                <w:szCs w:val="22"/>
-                <w:color w:val="000000"/>
-              </w:rPr>
-            </w:pPr>
-            <w:r>
-              <w:rPr>
-                <w:rFonts w:ascii="Helvetica" w:hAnsi="Helvetica" w:eastAsia="Helvetica" w:cs="Helvetica"/>
-                <w:i w:val="false"/>
-                <w:b w:val="false"/>
-                <w:u w:val="none"/>
-                <w:sz w:val="22"/>
-                <w:szCs w:val="22"/>
-                <w:color w:val="000000"/>
-              </w:rPr>
-              <w:t xml:space="preserve">3,785, 131,313</w:t>
+              <w:t xml:space="preserve">22,289</w:t>
+            </w:r>
+          </w:p>
+        </w:tc>
+        <w:tc>
+          <w:tcPr>
+            <w:tcBorders>
+              <w:bottom w:val="none" w:sz="0" w:space="0" w:color="000000"/>
+              <w:top w:val="none" w:sz="0" w:space="0" w:color="000000"/>
+              <w:left w:val="none" w:sz="0" w:space="0" w:color="000000"/>
+              <w:right w:val="none" w:sz="0" w:space="0" w:color="000000"/>
+            </w:tcBorders>
+            <w:shd w:val="clear" w:color="auto" w:fill="FFFFFF"/>
+            <w:tcMar>
+              <w:top w:w="0" w:type="dxa"/>
+              <w:bottom w:w="0" w:type="dxa"/>
+              <w:left w:w="0" w:type="dxa"/>
+              <w:right w:w="0" w:type="dxa"/>
+            </w:tcMar>
+            <w:vAlign w:val="top"/>
+          </w:tcPr>
+          <w:p>
+            <w:pPr>
+              <w:pStyle w:val="Normal"/>
+              <w:jc w:val="center"/>
+              <w:pBdr>
+                <w:bottom w:val="none" w:sz="0" w:space="0" w:color="000000"/>
+                <w:top w:val="none" w:sz="0" w:space="0" w:color="000000"/>
+                <w:left w:val="none" w:sz="0" w:space="0" w:color="000000"/>
+                <w:right w:val="none" w:sz="0" w:space="0" w:color="000000"/>
+              </w:pBdr>
+              <w:spacing w:after="100" w:before="100" w:line="240"/>
+              <w:ind w:left="100" w:right="100" w:firstLine="0" w:firstLineChars="0"/>
+              <w:rPr>
+                <w:rFonts w:ascii="Helvetica" w:hAnsi="Helvetica" w:eastAsia="Helvetica" w:cs="Helvetica"/>
+                <w:i w:val="false"/>
+                <w:b w:val="false"/>
+                <w:u w:val="none"/>
+                <w:sz w:val="22"/>
+                <w:szCs w:val="22"/>
+                <w:color w:val="000000"/>
+              </w:rPr>
+            </w:pPr>
+            <w:r>
+              <w:rPr>
+                <w:rFonts w:ascii="Helvetica" w:hAnsi="Helvetica" w:eastAsia="Helvetica" w:cs="Helvetica"/>
+                <w:i w:val="false"/>
+                <w:b w:val="false"/>
+                <w:u w:val="none"/>
+                <w:sz w:val="22"/>
+                <w:szCs w:val="22"/>
+                <w:color w:val="000000"/>
+              </w:rPr>
+              <w:t xml:space="preserve">3,768, 131,863</w:t>
             </w:r>
           </w:p>
         </w:tc>
@@ -13661,60 +13661,60 @@
                 <w:szCs w:val="22"/>
                 <w:color w:val="000000"/>
               </w:rPr>
-              <w:t xml:space="preserve">155,205</w:t>
-            </w:r>
-          </w:p>
-        </w:tc>
-        <w:tc>
-          <w:tcPr>
-            <w:tcBorders>
-              <w:bottom w:val="none" w:sz="0" w:space="0" w:color="000000"/>
-              <w:top w:val="none" w:sz="0" w:space="0" w:color="000000"/>
-              <w:left w:val="none" w:sz="0" w:space="0" w:color="000000"/>
-              <w:right w:val="none" w:sz="0" w:space="0" w:color="000000"/>
-            </w:tcBorders>
-            <w:shd w:val="clear" w:color="auto" w:fill="FFFFFF"/>
-            <w:tcMar>
-              <w:top w:w="0" w:type="dxa"/>
-              <w:bottom w:w="0" w:type="dxa"/>
-              <w:left w:w="0" w:type="dxa"/>
-              <w:right w:w="0" w:type="dxa"/>
-            </w:tcMar>
-            <w:vAlign w:val="top"/>
-          </w:tcPr>
-          <w:p>
-            <w:pPr>
-              <w:pStyle w:val="Normal"/>
-              <w:jc w:val="center"/>
-              <w:pBdr>
-                <w:bottom w:val="none" w:sz="0" w:space="0" w:color="000000"/>
-                <w:top w:val="none" w:sz="0" w:space="0" w:color="000000"/>
-                <w:left w:val="none" w:sz="0" w:space="0" w:color="000000"/>
-                <w:right w:val="none" w:sz="0" w:space="0" w:color="000000"/>
-              </w:pBdr>
-              <w:spacing w:after="100" w:before="100" w:line="240"/>
-              <w:ind w:left="100" w:right="100" w:firstLine="0" w:firstLineChars="0"/>
-              <w:rPr>
-                <w:rFonts w:ascii="Helvetica" w:hAnsi="Helvetica" w:eastAsia="Helvetica" w:cs="Helvetica"/>
-                <w:i w:val="false"/>
-                <w:b w:val="false"/>
-                <w:u w:val="none"/>
-                <w:sz w:val="22"/>
-                <w:szCs w:val="22"/>
-                <w:color w:val="000000"/>
-              </w:rPr>
-            </w:pPr>
-            <w:r>
-              <w:rPr>
-                <w:rFonts w:ascii="Helvetica" w:hAnsi="Helvetica" w:eastAsia="Helvetica" w:cs="Helvetica"/>
-                <w:i w:val="false"/>
-                <w:b w:val="false"/>
-                <w:u w:val="none"/>
-                <w:sz w:val="22"/>
-                <w:szCs w:val="22"/>
-                <w:color w:val="000000"/>
-              </w:rPr>
-              <w:t xml:space="preserve">7,092, 3,396,345</w:t>
+              <w:t xml:space="preserve">112,666</w:t>
+            </w:r>
+          </w:p>
+        </w:tc>
+        <w:tc>
+          <w:tcPr>
+            <w:tcBorders>
+              <w:bottom w:val="none" w:sz="0" w:space="0" w:color="000000"/>
+              <w:top w:val="none" w:sz="0" w:space="0" w:color="000000"/>
+              <w:left w:val="none" w:sz="0" w:space="0" w:color="000000"/>
+              <w:right w:val="none" w:sz="0" w:space="0" w:color="000000"/>
+            </w:tcBorders>
+            <w:shd w:val="clear" w:color="auto" w:fill="FFFFFF"/>
+            <w:tcMar>
+              <w:top w:w="0" w:type="dxa"/>
+              <w:bottom w:w="0" w:type="dxa"/>
+              <w:left w:w="0" w:type="dxa"/>
+              <w:right w:w="0" w:type="dxa"/>
+            </w:tcMar>
+            <w:vAlign w:val="top"/>
+          </w:tcPr>
+          <w:p>
+            <w:pPr>
+              <w:pStyle w:val="Normal"/>
+              <w:jc w:val="center"/>
+              <w:pBdr>
+                <w:bottom w:val="none" w:sz="0" w:space="0" w:color="000000"/>
+                <w:top w:val="none" w:sz="0" w:space="0" w:color="000000"/>
+                <w:left w:val="none" w:sz="0" w:space="0" w:color="000000"/>
+                <w:right w:val="none" w:sz="0" w:space="0" w:color="000000"/>
+              </w:pBdr>
+              <w:spacing w:after="100" w:before="100" w:line="240"/>
+              <w:ind w:left="100" w:right="100" w:firstLine="0" w:firstLineChars="0"/>
+              <w:rPr>
+                <w:rFonts w:ascii="Helvetica" w:hAnsi="Helvetica" w:eastAsia="Helvetica" w:cs="Helvetica"/>
+                <w:i w:val="false"/>
+                <w:b w:val="false"/>
+                <w:u w:val="none"/>
+                <w:sz w:val="22"/>
+                <w:szCs w:val="22"/>
+                <w:color w:val="000000"/>
+              </w:rPr>
+            </w:pPr>
+            <w:r>
+              <w:rPr>
+                <w:rFonts w:ascii="Helvetica" w:hAnsi="Helvetica" w:eastAsia="Helvetica" w:cs="Helvetica"/>
+                <w:i w:val="false"/>
+                <w:b w:val="false"/>
+                <w:u w:val="none"/>
+                <w:sz w:val="22"/>
+                <w:szCs w:val="22"/>
+                <w:color w:val="000000"/>
+              </w:rPr>
+              <w:t xml:space="preserve">5,078, 2,499,548</w:t>
             </w:r>
           </w:p>
         </w:tc>
@@ -13932,113 +13932,113 @@
                 <w:szCs w:val="22"/>
                 <w:color w:val="000000"/>
               </w:rPr>
-              <w:t xml:space="preserve">0.53</w:t>
-            </w:r>
-          </w:p>
-        </w:tc>
-        <w:tc>
-          <w:tcPr>
-            <w:tcBorders>
-              <w:bottom w:val="none" w:sz="0" w:space="0" w:color="000000"/>
-              <w:top w:val="none" w:sz="0" w:space="0" w:color="000000"/>
-              <w:left w:val="none" w:sz="0" w:space="0" w:color="000000"/>
-              <w:right w:val="none" w:sz="0" w:space="0" w:color="000000"/>
-            </w:tcBorders>
-            <w:shd w:val="clear" w:color="auto" w:fill="FFFFFF"/>
-            <w:tcMar>
-              <w:top w:w="0" w:type="dxa"/>
-              <w:bottom w:w="0" w:type="dxa"/>
-              <w:left w:w="0" w:type="dxa"/>
-              <w:right w:w="0" w:type="dxa"/>
-            </w:tcMar>
-            <w:vAlign w:val="top"/>
-          </w:tcPr>
-          <w:p>
-            <w:pPr>
-              <w:pStyle w:val="Normal"/>
-              <w:jc w:val="center"/>
-              <w:pBdr>
-                <w:bottom w:val="none" w:sz="0" w:space="0" w:color="000000"/>
-                <w:top w:val="none" w:sz="0" w:space="0" w:color="000000"/>
-                <w:left w:val="none" w:sz="0" w:space="0" w:color="000000"/>
-                <w:right w:val="none" w:sz="0" w:space="0" w:color="000000"/>
-              </w:pBdr>
-              <w:spacing w:after="100" w:before="100" w:line="240"/>
-              <w:ind w:left="100" w:right="100" w:firstLine="0" w:firstLineChars="0"/>
-              <w:rPr>
-                <w:rFonts w:ascii="Helvetica" w:hAnsi="Helvetica" w:eastAsia="Helvetica" w:cs="Helvetica"/>
-                <w:i w:val="false"/>
-                <w:b w:val="false"/>
-                <w:u w:val="none"/>
-                <w:sz w:val="22"/>
-                <w:szCs w:val="22"/>
-                <w:color w:val="000000"/>
-              </w:rPr>
-            </w:pPr>
-            <w:r>
-              <w:rPr>
-                <w:rFonts w:ascii="Helvetica" w:hAnsi="Helvetica" w:eastAsia="Helvetica" w:cs="Helvetica"/>
-                <w:i w:val="false"/>
-                <w:b w:val="false"/>
-                <w:u w:val="none"/>
-                <w:sz w:val="22"/>
-                <w:szCs w:val="22"/>
-                <w:color w:val="000000"/>
-              </w:rPr>
-              <w:t xml:space="preserve">0.16, 1.81</w:t>
-            </w:r>
-          </w:p>
-        </w:tc>
-        <w:tc>
-          <w:tcPr>
-            <w:tcBorders>
-              <w:bottom w:val="none" w:sz="0" w:space="0" w:color="000000"/>
-              <w:top w:val="none" w:sz="0" w:space="0" w:color="000000"/>
-              <w:left w:val="none" w:sz="0" w:space="0" w:color="000000"/>
-              <w:right w:val="none" w:sz="0" w:space="0" w:color="000000"/>
-            </w:tcBorders>
-            <w:shd w:val="clear" w:color="auto" w:fill="FFFFFF"/>
-            <w:tcMar>
-              <w:top w:w="0" w:type="dxa"/>
-              <w:bottom w:w="0" w:type="dxa"/>
-              <w:left w:w="0" w:type="dxa"/>
-              <w:right w:w="0" w:type="dxa"/>
-            </w:tcMar>
-            <w:vAlign w:val="top"/>
-          </w:tcPr>
-          <w:p>
-            <w:pPr>
-              <w:pStyle w:val="Normal"/>
-              <w:jc w:val="center"/>
-              <w:pBdr>
-                <w:bottom w:val="none" w:sz="0" w:space="0" w:color="000000"/>
-                <w:top w:val="none" w:sz="0" w:space="0" w:color="000000"/>
-                <w:left w:val="none" w:sz="0" w:space="0" w:color="000000"/>
-                <w:right w:val="none" w:sz="0" w:space="0" w:color="000000"/>
-              </w:pBdr>
-              <w:spacing w:after="100" w:before="100" w:line="240"/>
-              <w:ind w:left="100" w:right="100" w:firstLine="0" w:firstLineChars="0"/>
-              <w:rPr>
-                <w:rFonts w:ascii="Helvetica" w:hAnsi="Helvetica" w:eastAsia="Helvetica" w:cs="Helvetica"/>
-                <w:i w:val="false"/>
-                <w:b w:val="false"/>
-                <w:u w:val="none"/>
-                <w:sz w:val="22"/>
-                <w:szCs w:val="22"/>
-                <w:color w:val="000000"/>
-              </w:rPr>
-            </w:pPr>
-            <w:r>
-              <w:rPr>
-                <w:rFonts w:ascii="Helvetica" w:hAnsi="Helvetica" w:eastAsia="Helvetica" w:cs="Helvetica"/>
-                <w:i w:val="false"/>
-                <w:b w:val="false"/>
-                <w:u w:val="none"/>
-                <w:sz w:val="22"/>
-                <w:szCs w:val="22"/>
-                <w:color w:val="000000"/>
-              </w:rPr>
-              <w:t xml:space="preserve">0.310</w:t>
+              <w:t xml:space="preserve">0.51</w:t>
+            </w:r>
+          </w:p>
+        </w:tc>
+        <w:tc>
+          <w:tcPr>
+            <w:tcBorders>
+              <w:bottom w:val="none" w:sz="0" w:space="0" w:color="000000"/>
+              <w:top w:val="none" w:sz="0" w:space="0" w:color="000000"/>
+              <w:left w:val="none" w:sz="0" w:space="0" w:color="000000"/>
+              <w:right w:val="none" w:sz="0" w:space="0" w:color="000000"/>
+            </w:tcBorders>
+            <w:shd w:val="clear" w:color="auto" w:fill="FFFFFF"/>
+            <w:tcMar>
+              <w:top w:w="0" w:type="dxa"/>
+              <w:bottom w:w="0" w:type="dxa"/>
+              <w:left w:w="0" w:type="dxa"/>
+              <w:right w:w="0" w:type="dxa"/>
+            </w:tcMar>
+            <w:vAlign w:val="top"/>
+          </w:tcPr>
+          <w:p>
+            <w:pPr>
+              <w:pStyle w:val="Normal"/>
+              <w:jc w:val="center"/>
+              <w:pBdr>
+                <w:bottom w:val="none" w:sz="0" w:space="0" w:color="000000"/>
+                <w:top w:val="none" w:sz="0" w:space="0" w:color="000000"/>
+                <w:left w:val="none" w:sz="0" w:space="0" w:color="000000"/>
+                <w:right w:val="none" w:sz="0" w:space="0" w:color="000000"/>
+              </w:pBdr>
+              <w:spacing w:after="100" w:before="100" w:line="240"/>
+              <w:ind w:left="100" w:right="100" w:firstLine="0" w:firstLineChars="0"/>
+              <w:rPr>
+                <w:rFonts w:ascii="Helvetica" w:hAnsi="Helvetica" w:eastAsia="Helvetica" w:cs="Helvetica"/>
+                <w:i w:val="false"/>
+                <w:b w:val="false"/>
+                <w:u w:val="none"/>
+                <w:sz w:val="22"/>
+                <w:szCs w:val="22"/>
+                <w:color w:val="000000"/>
+              </w:rPr>
+            </w:pPr>
+            <w:r>
+              <w:rPr>
+                <w:rFonts w:ascii="Helvetica" w:hAnsi="Helvetica" w:eastAsia="Helvetica" w:cs="Helvetica"/>
+                <w:i w:val="false"/>
+                <w:b w:val="false"/>
+                <w:u w:val="none"/>
+                <w:sz w:val="22"/>
+                <w:szCs w:val="22"/>
+                <w:color w:val="000000"/>
+              </w:rPr>
+              <w:t xml:space="preserve">0.15, 1.72</w:t>
+            </w:r>
+          </w:p>
+        </w:tc>
+        <w:tc>
+          <w:tcPr>
+            <w:tcBorders>
+              <w:bottom w:val="none" w:sz="0" w:space="0" w:color="000000"/>
+              <w:top w:val="none" w:sz="0" w:space="0" w:color="000000"/>
+              <w:left w:val="none" w:sz="0" w:space="0" w:color="000000"/>
+              <w:right w:val="none" w:sz="0" w:space="0" w:color="000000"/>
+            </w:tcBorders>
+            <w:shd w:val="clear" w:color="auto" w:fill="FFFFFF"/>
+            <w:tcMar>
+              <w:top w:w="0" w:type="dxa"/>
+              <w:bottom w:w="0" w:type="dxa"/>
+              <w:left w:w="0" w:type="dxa"/>
+              <w:right w:w="0" w:type="dxa"/>
+            </w:tcMar>
+            <w:vAlign w:val="top"/>
+          </w:tcPr>
+          <w:p>
+            <w:pPr>
+              <w:pStyle w:val="Normal"/>
+              <w:jc w:val="center"/>
+              <w:pBdr>
+                <w:bottom w:val="none" w:sz="0" w:space="0" w:color="000000"/>
+                <w:top w:val="none" w:sz="0" w:space="0" w:color="000000"/>
+                <w:left w:val="none" w:sz="0" w:space="0" w:color="000000"/>
+                <w:right w:val="none" w:sz="0" w:space="0" w:color="000000"/>
+              </w:pBdr>
+              <w:spacing w:after="100" w:before="100" w:line="240"/>
+              <w:ind w:left="100" w:right="100" w:firstLine="0" w:firstLineChars="0"/>
+              <w:rPr>
+                <w:rFonts w:ascii="Helvetica" w:hAnsi="Helvetica" w:eastAsia="Helvetica" w:cs="Helvetica"/>
+                <w:i w:val="false"/>
+                <w:b w:val="false"/>
+                <w:u w:val="none"/>
+                <w:sz w:val="22"/>
+                <w:szCs w:val="22"/>
+                <w:color w:val="000000"/>
+              </w:rPr>
+            </w:pPr>
+            <w:r>
+              <w:rPr>
+                <w:rFonts w:ascii="Helvetica" w:hAnsi="Helvetica" w:eastAsia="Helvetica" w:cs="Helvetica"/>
+                <w:i w:val="false"/>
+                <w:b w:val="false"/>
+                <w:u w:val="none"/>
+                <w:sz w:val="22"/>
+                <w:szCs w:val="22"/>
+                <w:color w:val="000000"/>
+              </w:rPr>
+              <w:t xml:space="preserve">0.280</w:t>
             </w:r>
           </w:p>
         </w:tc>
@@ -14144,113 +14144,113 @@
                 <w:szCs w:val="22"/>
                 <w:color w:val="000000"/>
               </w:rPr>
-              <w:t xml:space="preserve">0.46</w:t>
-            </w:r>
-          </w:p>
-        </w:tc>
-        <w:tc>
-          <w:tcPr>
-            <w:tcBorders>
-              <w:bottom w:val="none" w:sz="0" w:space="0" w:color="000000"/>
-              <w:top w:val="none" w:sz="0" w:space="0" w:color="000000"/>
-              <w:left w:val="none" w:sz="0" w:space="0" w:color="000000"/>
-              <w:right w:val="none" w:sz="0" w:space="0" w:color="000000"/>
-            </w:tcBorders>
-            <w:shd w:val="clear" w:color="auto" w:fill="FFFFFF"/>
-            <w:tcMar>
-              <w:top w:w="0" w:type="dxa"/>
-              <w:bottom w:w="0" w:type="dxa"/>
-              <w:left w:w="0" w:type="dxa"/>
-              <w:right w:w="0" w:type="dxa"/>
-            </w:tcMar>
-            <w:vAlign w:val="top"/>
-          </w:tcPr>
-          <w:p>
-            <w:pPr>
-              <w:pStyle w:val="Normal"/>
-              <w:jc w:val="center"/>
-              <w:pBdr>
-                <w:bottom w:val="none" w:sz="0" w:space="0" w:color="000000"/>
-                <w:top w:val="none" w:sz="0" w:space="0" w:color="000000"/>
-                <w:left w:val="none" w:sz="0" w:space="0" w:color="000000"/>
-                <w:right w:val="none" w:sz="0" w:space="0" w:color="000000"/>
-              </w:pBdr>
-              <w:spacing w:after="100" w:before="100" w:line="240"/>
-              <w:ind w:left="100" w:right="100" w:firstLine="0" w:firstLineChars="0"/>
-              <w:rPr>
-                <w:rFonts w:ascii="Helvetica" w:hAnsi="Helvetica" w:eastAsia="Helvetica" w:cs="Helvetica"/>
-                <w:i w:val="false"/>
-                <w:b w:val="false"/>
-                <w:u w:val="none"/>
-                <w:sz w:val="22"/>
-                <w:szCs w:val="22"/>
-                <w:color w:val="000000"/>
-              </w:rPr>
-            </w:pPr>
-            <w:r>
-              <w:rPr>
-                <w:rFonts w:ascii="Helvetica" w:hAnsi="Helvetica" w:eastAsia="Helvetica" w:cs="Helvetica"/>
-                <w:i w:val="false"/>
-                <w:b w:val="false"/>
-                <w:u w:val="none"/>
-                <w:sz w:val="22"/>
-                <w:szCs w:val="22"/>
-                <w:color w:val="000000"/>
-              </w:rPr>
-              <w:t xml:space="preserve">0.13, 1.61</w:t>
-            </w:r>
-          </w:p>
-        </w:tc>
-        <w:tc>
-          <w:tcPr>
-            <w:tcBorders>
-              <w:bottom w:val="none" w:sz="0" w:space="0" w:color="000000"/>
-              <w:top w:val="none" w:sz="0" w:space="0" w:color="000000"/>
-              <w:left w:val="none" w:sz="0" w:space="0" w:color="000000"/>
-              <w:right w:val="none" w:sz="0" w:space="0" w:color="000000"/>
-            </w:tcBorders>
-            <w:shd w:val="clear" w:color="auto" w:fill="FFFFFF"/>
-            <w:tcMar>
-              <w:top w:w="0" w:type="dxa"/>
-              <w:bottom w:w="0" w:type="dxa"/>
-              <w:left w:w="0" w:type="dxa"/>
-              <w:right w:w="0" w:type="dxa"/>
-            </w:tcMar>
-            <w:vAlign w:val="top"/>
-          </w:tcPr>
-          <w:p>
-            <w:pPr>
-              <w:pStyle w:val="Normal"/>
-              <w:jc w:val="center"/>
-              <w:pBdr>
-                <w:bottom w:val="none" w:sz="0" w:space="0" w:color="000000"/>
-                <w:top w:val="none" w:sz="0" w:space="0" w:color="000000"/>
-                <w:left w:val="none" w:sz="0" w:space="0" w:color="000000"/>
-                <w:right w:val="none" w:sz="0" w:space="0" w:color="000000"/>
-              </w:pBdr>
-              <w:spacing w:after="100" w:before="100" w:line="240"/>
-              <w:ind w:left="100" w:right="100" w:firstLine="0" w:firstLineChars="0"/>
-              <w:rPr>
-                <w:rFonts w:ascii="Helvetica" w:hAnsi="Helvetica" w:eastAsia="Helvetica" w:cs="Helvetica"/>
-                <w:i w:val="false"/>
-                <w:b w:val="false"/>
-                <w:u w:val="none"/>
-                <w:sz w:val="22"/>
-                <w:szCs w:val="22"/>
-                <w:color w:val="000000"/>
-              </w:rPr>
-            </w:pPr>
-            <w:r>
-              <w:rPr>
-                <w:rFonts w:ascii="Helvetica" w:hAnsi="Helvetica" w:eastAsia="Helvetica" w:cs="Helvetica"/>
-                <w:i w:val="false"/>
-                <w:b w:val="false"/>
-                <w:u w:val="none"/>
-                <w:sz w:val="22"/>
-                <w:szCs w:val="22"/>
-                <w:color w:val="000000"/>
-              </w:rPr>
-              <w:t xml:space="preserve">0.230</w:t>
+              <w:t xml:space="preserve">0.44</w:t>
+            </w:r>
+          </w:p>
+        </w:tc>
+        <w:tc>
+          <w:tcPr>
+            <w:tcBorders>
+              <w:bottom w:val="none" w:sz="0" w:space="0" w:color="000000"/>
+              <w:top w:val="none" w:sz="0" w:space="0" w:color="000000"/>
+              <w:left w:val="none" w:sz="0" w:space="0" w:color="000000"/>
+              <w:right w:val="none" w:sz="0" w:space="0" w:color="000000"/>
+            </w:tcBorders>
+            <w:shd w:val="clear" w:color="auto" w:fill="FFFFFF"/>
+            <w:tcMar>
+              <w:top w:w="0" w:type="dxa"/>
+              <w:bottom w:w="0" w:type="dxa"/>
+              <w:left w:w="0" w:type="dxa"/>
+              <w:right w:w="0" w:type="dxa"/>
+            </w:tcMar>
+            <w:vAlign w:val="top"/>
+          </w:tcPr>
+          <w:p>
+            <w:pPr>
+              <w:pStyle w:val="Normal"/>
+              <w:jc w:val="center"/>
+              <w:pBdr>
+                <w:bottom w:val="none" w:sz="0" w:space="0" w:color="000000"/>
+                <w:top w:val="none" w:sz="0" w:space="0" w:color="000000"/>
+                <w:left w:val="none" w:sz="0" w:space="0" w:color="000000"/>
+                <w:right w:val="none" w:sz="0" w:space="0" w:color="000000"/>
+              </w:pBdr>
+              <w:spacing w:after="100" w:before="100" w:line="240"/>
+              <w:ind w:left="100" w:right="100" w:firstLine="0" w:firstLineChars="0"/>
+              <w:rPr>
+                <w:rFonts w:ascii="Helvetica" w:hAnsi="Helvetica" w:eastAsia="Helvetica" w:cs="Helvetica"/>
+                <w:i w:val="false"/>
+                <w:b w:val="false"/>
+                <w:u w:val="none"/>
+                <w:sz w:val="22"/>
+                <w:szCs w:val="22"/>
+                <w:color w:val="000000"/>
+              </w:rPr>
+            </w:pPr>
+            <w:r>
+              <w:rPr>
+                <w:rFonts w:ascii="Helvetica" w:hAnsi="Helvetica" w:eastAsia="Helvetica" w:cs="Helvetica"/>
+                <w:i w:val="false"/>
+                <w:b w:val="false"/>
+                <w:u w:val="none"/>
+                <w:sz w:val="22"/>
+                <w:szCs w:val="22"/>
+                <w:color w:val="000000"/>
+              </w:rPr>
+              <w:t xml:space="preserve">0.12, 1.53</w:t>
+            </w:r>
+          </w:p>
+        </w:tc>
+        <w:tc>
+          <w:tcPr>
+            <w:tcBorders>
+              <w:bottom w:val="none" w:sz="0" w:space="0" w:color="000000"/>
+              <w:top w:val="none" w:sz="0" w:space="0" w:color="000000"/>
+              <w:left w:val="none" w:sz="0" w:space="0" w:color="000000"/>
+              <w:right w:val="none" w:sz="0" w:space="0" w:color="000000"/>
+            </w:tcBorders>
+            <w:shd w:val="clear" w:color="auto" w:fill="FFFFFF"/>
+            <w:tcMar>
+              <w:top w:w="0" w:type="dxa"/>
+              <w:bottom w:w="0" w:type="dxa"/>
+              <w:left w:w="0" w:type="dxa"/>
+              <w:right w:w="0" w:type="dxa"/>
+            </w:tcMar>
+            <w:vAlign w:val="top"/>
+          </w:tcPr>
+          <w:p>
+            <w:pPr>
+              <w:pStyle w:val="Normal"/>
+              <w:jc w:val="center"/>
+              <w:pBdr>
+                <w:bottom w:val="none" w:sz="0" w:space="0" w:color="000000"/>
+                <w:top w:val="none" w:sz="0" w:space="0" w:color="000000"/>
+                <w:left w:val="none" w:sz="0" w:space="0" w:color="000000"/>
+                <w:right w:val="none" w:sz="0" w:space="0" w:color="000000"/>
+              </w:pBdr>
+              <w:spacing w:after="100" w:before="100" w:line="240"/>
+              <w:ind w:left="100" w:right="100" w:firstLine="0" w:firstLineChars="0"/>
+              <w:rPr>
+                <w:rFonts w:ascii="Helvetica" w:hAnsi="Helvetica" w:eastAsia="Helvetica" w:cs="Helvetica"/>
+                <w:i w:val="false"/>
+                <w:b w:val="false"/>
+                <w:u w:val="none"/>
+                <w:sz w:val="22"/>
+                <w:szCs w:val="22"/>
+                <w:color w:val="000000"/>
+              </w:rPr>
+            </w:pPr>
+            <w:r>
+              <w:rPr>
+                <w:rFonts w:ascii="Helvetica" w:hAnsi="Helvetica" w:eastAsia="Helvetica" w:cs="Helvetica"/>
+                <w:i w:val="false"/>
+                <w:b w:val="false"/>
+                <w:u w:val="none"/>
+                <w:sz w:val="22"/>
+                <w:szCs w:val="22"/>
+                <w:color w:val="000000"/>
+              </w:rPr>
+              <w:t xml:space="preserve">0.200</w:t>
             </w:r>
           </w:p>
         </w:tc>
@@ -14521,7 +14521,7 @@
                 <w:szCs w:val="22"/>
                 <w:color w:val="000000"/>
               </w:rPr>
-              <w:t xml:space="preserve">0.590</w:t>
+              <w:t xml:space="preserve">0.650</w:t>
             </w:r>
           </w:p>
         </w:tc>
@@ -14733,7 +14733,7 @@
                 <w:szCs w:val="22"/>
                 <w:color w:val="000000"/>
               </w:rPr>
-              <w:t xml:space="preserve">0.510</w:t>
+              <w:t xml:space="preserve">0.390</w:t>
             </w:r>
           </w:p>
         </w:tc>

--- a/docs/tables/carbo/sec5_aki_365.docx
+++ b/docs/tables/carbo/sec5_aki_365.docx
@@ -17,7 +17,7 @@
         <w:tblLook w:firstRow="1" w:lastRow="0" w:firstColumn="0" w:lastColumn="0" w:noHBand="0" w:noVBand="1"/>
       </w:tblPr>
       <w:tblGrid>
-        <w:gridCol w:w="2306"/>
+        <w:gridCol w:w="3321"/>
         <w:gridCol w:w="778"/>
         <w:gridCol w:w="1084"/>
         <w:gridCol w:w="1879"/>
@@ -785,7 +785,7 @@
                 <w:szCs w:val="22"/>
                 <w:color w:val="000000"/>
               </w:rPr>
-              <w:t xml:space="preserve">egfr_diff_pct_per10</w:t>
+              <w:t xml:space="preserve">egfr_diff_pct_sens_per10</w:t>
             </w:r>
           </w:p>
         </w:tc>
@@ -891,7 +891,7 @@
                 <w:szCs w:val="22"/>
                 <w:color w:val="000000"/>
               </w:rPr>
-              <w:t xml:space="preserve">1.11</w:t>
+              <w:t xml:space="preserve">1.09</w:t>
             </w:r>
           </w:p>
         </w:tc>
@@ -944,7 +944,7 @@
                 <w:szCs w:val="22"/>
                 <w:color w:val="000000"/>
               </w:rPr>
-              <w:t xml:space="preserve">0.92, 1.35</w:t>
+              <w:t xml:space="preserve">0.91, 1.31</w:t>
             </w:r>
           </w:p>
         </w:tc>
@@ -997,7 +997,7 @@
                 <w:szCs w:val="22"/>
                 <w:color w:val="000000"/>
               </w:rPr>
-              <w:t xml:space="preserve">0.290</w:t>
+              <w:t xml:space="preserve">0.370</w:t>
             </w:r>
           </w:p>
         </w:tc>
@@ -1103,7 +1103,7 @@
                 <w:szCs w:val="22"/>
                 <w:color w:val="000000"/>
               </w:rPr>
-              <w:t xml:space="preserve">1.13</w:t>
+              <w:t xml:space="preserve">0.85</w:t>
             </w:r>
           </w:p>
         </w:tc>
@@ -1156,7 +1156,7 @@
                 <w:szCs w:val="22"/>
                 <w:color w:val="000000"/>
               </w:rPr>
-              <w:t xml:space="preserve">0.82, 1.56</w:t>
+              <w:t xml:space="preserve">0.64, 1.14</w:t>
             </w:r>
           </w:p>
         </w:tc>
@@ -1209,14 +1209,14 @@
                 <w:szCs w:val="22"/>
                 <w:color w:val="000000"/>
               </w:rPr>
-              <w:t xml:space="preserve">0.450</w:t>
+              <w:t xml:space="preserve">0.280</w:t>
             </w:r>
           </w:p>
         </w:tc>
       </w:tr>
       <w:tr>
         <w:trPr>
-          <w:trHeight w:val="598" w:hRule="auto"/>
+          <w:trHeight w:val="597" w:hRule="auto"/>
         </w:trPr>
         body 2
         <w:tc>
@@ -1639,60 +1639,60 @@
                 <w:szCs w:val="22"/>
                 <w:color w:val="000000"/>
               </w:rPr>
-              <w:t xml:space="preserve">0.92, 1.04</w:t>
-            </w:r>
-          </w:p>
-        </w:tc>
-        <w:tc>
-          <w:tcPr>
-            <w:tcBorders>
-              <w:bottom w:val="none" w:sz="0" w:space="0" w:color="000000"/>
-              <w:top w:val="none" w:sz="0" w:space="0" w:color="000000"/>
-              <w:left w:val="none" w:sz="0" w:space="0" w:color="000000"/>
-              <w:right w:val="none" w:sz="0" w:space="0" w:color="000000"/>
-            </w:tcBorders>
-            <w:shd w:val="clear" w:color="auto" w:fill="FFFFFF"/>
-            <w:tcMar>
-              <w:top w:w="0" w:type="dxa"/>
-              <w:bottom w:w="0" w:type="dxa"/>
-              <w:left w:w="0" w:type="dxa"/>
-              <w:right w:w="0" w:type="dxa"/>
-            </w:tcMar>
-            <w:vAlign w:val="top"/>
-          </w:tcPr>
-          <w:p>
-            <w:pPr>
-              <w:pStyle w:val="Normal"/>
-              <w:jc w:val="center"/>
-              <w:pBdr>
-                <w:bottom w:val="none" w:sz="0" w:space="0" w:color="000000"/>
-                <w:top w:val="none" w:sz="0" w:space="0" w:color="000000"/>
-                <w:left w:val="none" w:sz="0" w:space="0" w:color="000000"/>
-                <w:right w:val="none" w:sz="0" w:space="0" w:color="000000"/>
-              </w:pBdr>
-              <w:spacing w:after="100" w:before="100" w:line="240"/>
-              <w:ind w:left="100" w:right="100" w:firstLine="0" w:firstLineChars="0"/>
-              <w:rPr>
-                <w:rFonts w:ascii="Helvetica" w:hAnsi="Helvetica" w:eastAsia="Helvetica" w:cs="Helvetica"/>
-                <w:i w:val="false"/>
-                <w:b w:val="false"/>
-                <w:u w:val="none"/>
-                <w:sz w:val="22"/>
-                <w:szCs w:val="22"/>
-                <w:color w:val="000000"/>
-              </w:rPr>
-            </w:pPr>
-            <w:r>
-              <w:rPr>
-                <w:rFonts w:ascii="Helvetica" w:hAnsi="Helvetica" w:eastAsia="Helvetica" w:cs="Helvetica"/>
-                <w:i w:val="false"/>
-                <w:b w:val="false"/>
-                <w:u w:val="none"/>
-                <w:sz w:val="22"/>
-                <w:szCs w:val="22"/>
-                <w:color w:val="000000"/>
-              </w:rPr>
-              <w:t xml:space="preserve">0.420</w:t>
+              <w:t xml:space="preserve">0.93, 1.03</w:t>
+            </w:r>
+          </w:p>
+        </w:tc>
+        <w:tc>
+          <w:tcPr>
+            <w:tcBorders>
+              <w:bottom w:val="none" w:sz="0" w:space="0" w:color="000000"/>
+              <w:top w:val="none" w:sz="0" w:space="0" w:color="000000"/>
+              <w:left w:val="none" w:sz="0" w:space="0" w:color="000000"/>
+              <w:right w:val="none" w:sz="0" w:space="0" w:color="000000"/>
+            </w:tcBorders>
+            <w:shd w:val="clear" w:color="auto" w:fill="FFFFFF"/>
+            <w:tcMar>
+              <w:top w:w="0" w:type="dxa"/>
+              <w:bottom w:w="0" w:type="dxa"/>
+              <w:left w:w="0" w:type="dxa"/>
+              <w:right w:w="0" w:type="dxa"/>
+            </w:tcMar>
+            <w:vAlign w:val="top"/>
+          </w:tcPr>
+          <w:p>
+            <w:pPr>
+              <w:pStyle w:val="Normal"/>
+              <w:jc w:val="center"/>
+              <w:pBdr>
+                <w:bottom w:val="none" w:sz="0" w:space="0" w:color="000000"/>
+                <w:top w:val="none" w:sz="0" w:space="0" w:color="000000"/>
+                <w:left w:val="none" w:sz="0" w:space="0" w:color="000000"/>
+                <w:right w:val="none" w:sz="0" w:space="0" w:color="000000"/>
+              </w:pBdr>
+              <w:spacing w:after="100" w:before="100" w:line="240"/>
+              <w:ind w:left="100" w:right="100" w:firstLine="0" w:firstLineChars="0"/>
+              <w:rPr>
+                <w:rFonts w:ascii="Helvetica" w:hAnsi="Helvetica" w:eastAsia="Helvetica" w:cs="Helvetica"/>
+                <w:i w:val="false"/>
+                <w:b w:val="false"/>
+                <w:u w:val="none"/>
+                <w:sz w:val="22"/>
+                <w:szCs w:val="22"/>
+                <w:color w:val="000000"/>
+              </w:rPr>
+            </w:pPr>
+            <w:r>
+              <w:rPr>
+                <w:rFonts w:ascii="Helvetica" w:hAnsi="Helvetica" w:eastAsia="Helvetica" w:cs="Helvetica"/>
+                <w:i w:val="false"/>
+                <w:b w:val="false"/>
+                <w:u w:val="none"/>
+                <w:sz w:val="22"/>
+                <w:szCs w:val="22"/>
+                <w:color w:val="000000"/>
+              </w:rPr>
+              <w:t xml:space="preserve">0.360</w:t>
             </w:r>
           </w:p>
         </w:tc>
@@ -3035,113 +3035,113 @@
                 <w:szCs w:val="22"/>
                 <w:color w:val="000000"/>
               </w:rPr>
-              <w:t xml:space="preserve">1.82</w:t>
-            </w:r>
-          </w:p>
-        </w:tc>
-        <w:tc>
-          <w:tcPr>
-            <w:tcBorders>
-              <w:bottom w:val="none" w:sz="0" w:space="0" w:color="000000"/>
-              <w:top w:val="none" w:sz="0" w:space="0" w:color="000000"/>
-              <w:left w:val="none" w:sz="0" w:space="0" w:color="000000"/>
-              <w:right w:val="none" w:sz="0" w:space="0" w:color="000000"/>
-            </w:tcBorders>
-            <w:shd w:val="clear" w:color="auto" w:fill="FFFFFF"/>
-            <w:tcMar>
-              <w:top w:w="0" w:type="dxa"/>
-              <w:bottom w:w="0" w:type="dxa"/>
-              <w:left w:w="0" w:type="dxa"/>
-              <w:right w:w="0" w:type="dxa"/>
-            </w:tcMar>
-            <w:vAlign w:val="top"/>
-          </w:tcPr>
-          <w:p>
-            <w:pPr>
-              <w:pStyle w:val="Normal"/>
-              <w:jc w:val="center"/>
-              <w:pBdr>
-                <w:bottom w:val="none" w:sz="0" w:space="0" w:color="000000"/>
-                <w:top w:val="none" w:sz="0" w:space="0" w:color="000000"/>
-                <w:left w:val="none" w:sz="0" w:space="0" w:color="000000"/>
-                <w:right w:val="none" w:sz="0" w:space="0" w:color="000000"/>
-              </w:pBdr>
-              <w:spacing w:after="100" w:before="100" w:line="240"/>
-              <w:ind w:left="100" w:right="100" w:firstLine="0" w:firstLineChars="0"/>
-              <w:rPr>
-                <w:rFonts w:ascii="Helvetica" w:hAnsi="Helvetica" w:eastAsia="Helvetica" w:cs="Helvetica"/>
-                <w:i w:val="false"/>
-                <w:b w:val="false"/>
-                <w:u w:val="none"/>
-                <w:sz w:val="22"/>
-                <w:szCs w:val="22"/>
-                <w:color w:val="000000"/>
-              </w:rPr>
-            </w:pPr>
-            <w:r>
-              <w:rPr>
-                <w:rFonts w:ascii="Helvetica" w:hAnsi="Helvetica" w:eastAsia="Helvetica" w:cs="Helvetica"/>
-                <w:i w:val="false"/>
-                <w:b w:val="false"/>
-                <w:u w:val="none"/>
-                <w:sz w:val="22"/>
-                <w:szCs w:val="22"/>
-                <w:color w:val="000000"/>
-              </w:rPr>
-              <w:t xml:space="preserve">0.29, 11.6</w:t>
-            </w:r>
-          </w:p>
-        </w:tc>
-        <w:tc>
-          <w:tcPr>
-            <w:tcBorders>
-              <w:bottom w:val="none" w:sz="0" w:space="0" w:color="000000"/>
-              <w:top w:val="none" w:sz="0" w:space="0" w:color="000000"/>
-              <w:left w:val="none" w:sz="0" w:space="0" w:color="000000"/>
-              <w:right w:val="none" w:sz="0" w:space="0" w:color="000000"/>
-            </w:tcBorders>
-            <w:shd w:val="clear" w:color="auto" w:fill="FFFFFF"/>
-            <w:tcMar>
-              <w:top w:w="0" w:type="dxa"/>
-              <w:bottom w:w="0" w:type="dxa"/>
-              <w:left w:w="0" w:type="dxa"/>
-              <w:right w:w="0" w:type="dxa"/>
-            </w:tcMar>
-            <w:vAlign w:val="top"/>
-          </w:tcPr>
-          <w:p>
-            <w:pPr>
-              <w:pStyle w:val="Normal"/>
-              <w:jc w:val="center"/>
-              <w:pBdr>
-                <w:bottom w:val="none" w:sz="0" w:space="0" w:color="000000"/>
-                <w:top w:val="none" w:sz="0" w:space="0" w:color="000000"/>
-                <w:left w:val="none" w:sz="0" w:space="0" w:color="000000"/>
-                <w:right w:val="none" w:sz="0" w:space="0" w:color="000000"/>
-              </w:pBdr>
-              <w:spacing w:after="100" w:before="100" w:line="240"/>
-              <w:ind w:left="100" w:right="100" w:firstLine="0" w:firstLineChars="0"/>
-              <w:rPr>
-                <w:rFonts w:ascii="Helvetica" w:hAnsi="Helvetica" w:eastAsia="Helvetica" w:cs="Helvetica"/>
-                <w:i w:val="false"/>
-                <w:b w:val="false"/>
-                <w:u w:val="none"/>
-                <w:sz w:val="22"/>
-                <w:szCs w:val="22"/>
-                <w:color w:val="000000"/>
-              </w:rPr>
-            </w:pPr>
-            <w:r>
-              <w:rPr>
-                <w:rFonts w:ascii="Helvetica" w:hAnsi="Helvetica" w:eastAsia="Helvetica" w:cs="Helvetica"/>
-                <w:i w:val="false"/>
-                <w:b w:val="false"/>
-                <w:u w:val="none"/>
-                <w:sz w:val="22"/>
-                <w:szCs w:val="22"/>
-                <w:color w:val="000000"/>
-              </w:rPr>
-              <w:t xml:space="preserve">0.530</w:t>
+              <w:t xml:space="preserve">1.92</w:t>
+            </w:r>
+          </w:p>
+        </w:tc>
+        <w:tc>
+          <w:tcPr>
+            <w:tcBorders>
+              <w:bottom w:val="none" w:sz="0" w:space="0" w:color="000000"/>
+              <w:top w:val="none" w:sz="0" w:space="0" w:color="000000"/>
+              <w:left w:val="none" w:sz="0" w:space="0" w:color="000000"/>
+              <w:right w:val="none" w:sz="0" w:space="0" w:color="000000"/>
+            </w:tcBorders>
+            <w:shd w:val="clear" w:color="auto" w:fill="FFFFFF"/>
+            <w:tcMar>
+              <w:top w:w="0" w:type="dxa"/>
+              <w:bottom w:w="0" w:type="dxa"/>
+              <w:left w:w="0" w:type="dxa"/>
+              <w:right w:w="0" w:type="dxa"/>
+            </w:tcMar>
+            <w:vAlign w:val="top"/>
+          </w:tcPr>
+          <w:p>
+            <w:pPr>
+              <w:pStyle w:val="Normal"/>
+              <w:jc w:val="center"/>
+              <w:pBdr>
+                <w:bottom w:val="none" w:sz="0" w:space="0" w:color="000000"/>
+                <w:top w:val="none" w:sz="0" w:space="0" w:color="000000"/>
+                <w:left w:val="none" w:sz="0" w:space="0" w:color="000000"/>
+                <w:right w:val="none" w:sz="0" w:space="0" w:color="000000"/>
+              </w:pBdr>
+              <w:spacing w:after="100" w:before="100" w:line="240"/>
+              <w:ind w:left="100" w:right="100" w:firstLine="0" w:firstLineChars="0"/>
+              <w:rPr>
+                <w:rFonts w:ascii="Helvetica" w:hAnsi="Helvetica" w:eastAsia="Helvetica" w:cs="Helvetica"/>
+                <w:i w:val="false"/>
+                <w:b w:val="false"/>
+                <w:u w:val="none"/>
+                <w:sz w:val="22"/>
+                <w:szCs w:val="22"/>
+                <w:color w:val="000000"/>
+              </w:rPr>
+            </w:pPr>
+            <w:r>
+              <w:rPr>
+                <w:rFonts w:ascii="Helvetica" w:hAnsi="Helvetica" w:eastAsia="Helvetica" w:cs="Helvetica"/>
+                <w:i w:val="false"/>
+                <w:b w:val="false"/>
+                <w:u w:val="none"/>
+                <w:sz w:val="22"/>
+                <w:szCs w:val="22"/>
+                <w:color w:val="000000"/>
+              </w:rPr>
+              <w:t xml:space="preserve">0.33, 11.1</w:t>
+            </w:r>
+          </w:p>
+        </w:tc>
+        <w:tc>
+          <w:tcPr>
+            <w:tcBorders>
+              <w:bottom w:val="none" w:sz="0" w:space="0" w:color="000000"/>
+              <w:top w:val="none" w:sz="0" w:space="0" w:color="000000"/>
+              <w:left w:val="none" w:sz="0" w:space="0" w:color="000000"/>
+              <w:right w:val="none" w:sz="0" w:space="0" w:color="000000"/>
+            </w:tcBorders>
+            <w:shd w:val="clear" w:color="auto" w:fill="FFFFFF"/>
+            <w:tcMar>
+              <w:top w:w="0" w:type="dxa"/>
+              <w:bottom w:w="0" w:type="dxa"/>
+              <w:left w:w="0" w:type="dxa"/>
+              <w:right w:w="0" w:type="dxa"/>
+            </w:tcMar>
+            <w:vAlign w:val="top"/>
+          </w:tcPr>
+          <w:p>
+            <w:pPr>
+              <w:pStyle w:val="Normal"/>
+              <w:jc w:val="center"/>
+              <w:pBdr>
+                <w:bottom w:val="none" w:sz="0" w:space="0" w:color="000000"/>
+                <w:top w:val="none" w:sz="0" w:space="0" w:color="000000"/>
+                <w:left w:val="none" w:sz="0" w:space="0" w:color="000000"/>
+                <w:right w:val="none" w:sz="0" w:space="0" w:color="000000"/>
+              </w:pBdr>
+              <w:spacing w:after="100" w:before="100" w:line="240"/>
+              <w:ind w:left="100" w:right="100" w:firstLine="0" w:firstLineChars="0"/>
+              <w:rPr>
+                <w:rFonts w:ascii="Helvetica" w:hAnsi="Helvetica" w:eastAsia="Helvetica" w:cs="Helvetica"/>
+                <w:i w:val="false"/>
+                <w:b w:val="false"/>
+                <w:u w:val="none"/>
+                <w:sz w:val="22"/>
+                <w:szCs w:val="22"/>
+                <w:color w:val="000000"/>
+              </w:rPr>
+            </w:pPr>
+            <w:r>
+              <w:rPr>
+                <w:rFonts w:ascii="Helvetica" w:hAnsi="Helvetica" w:eastAsia="Helvetica" w:cs="Helvetica"/>
+                <w:i w:val="false"/>
+                <w:b w:val="false"/>
+                <w:u w:val="none"/>
+                <w:sz w:val="22"/>
+                <w:szCs w:val="22"/>
+                <w:color w:val="000000"/>
+              </w:rPr>
+              <w:t xml:space="preserve">0.470</w:t>
             </w:r>
           </w:p>
         </w:tc>
@@ -3518,113 +3518,113 @@
                 <w:szCs w:val="22"/>
                 <w:color w:val="000000"/>
               </w:rPr>
-              <w:t xml:space="preserve">1.05</w:t>
-            </w:r>
-          </w:p>
-        </w:tc>
-        <w:tc>
-          <w:tcPr>
-            <w:tcBorders>
-              <w:bottom w:val="none" w:sz="0" w:space="0" w:color="000000"/>
-              <w:top w:val="none" w:sz="0" w:space="0" w:color="000000"/>
-              <w:left w:val="none" w:sz="0" w:space="0" w:color="000000"/>
-              <w:right w:val="none" w:sz="0" w:space="0" w:color="000000"/>
-            </w:tcBorders>
-            <w:shd w:val="clear" w:color="auto" w:fill="FFFFFF"/>
-            <w:tcMar>
-              <w:top w:w="0" w:type="dxa"/>
-              <w:bottom w:w="0" w:type="dxa"/>
-              <w:left w:w="0" w:type="dxa"/>
-              <w:right w:w="0" w:type="dxa"/>
-            </w:tcMar>
-            <w:vAlign w:val="top"/>
-          </w:tcPr>
-          <w:p>
-            <w:pPr>
-              <w:pStyle w:val="Normal"/>
-              <w:jc w:val="center"/>
-              <w:pBdr>
-                <w:bottom w:val="none" w:sz="0" w:space="0" w:color="000000"/>
-                <w:top w:val="none" w:sz="0" w:space="0" w:color="000000"/>
-                <w:left w:val="none" w:sz="0" w:space="0" w:color="000000"/>
-                <w:right w:val="none" w:sz="0" w:space="0" w:color="000000"/>
-              </w:pBdr>
-              <w:spacing w:after="100" w:before="100" w:line="240"/>
-              <w:ind w:left="100" w:right="100" w:firstLine="0" w:firstLineChars="0"/>
-              <w:rPr>
-                <w:rFonts w:ascii="Helvetica" w:hAnsi="Helvetica" w:eastAsia="Helvetica" w:cs="Helvetica"/>
-                <w:i w:val="false"/>
-                <w:b w:val="false"/>
-                <w:u w:val="none"/>
-                <w:sz w:val="22"/>
-                <w:szCs w:val="22"/>
-                <w:color w:val="000000"/>
-              </w:rPr>
-            </w:pPr>
-            <w:r>
-              <w:rPr>
-                <w:rFonts w:ascii="Helvetica" w:hAnsi="Helvetica" w:eastAsia="Helvetica" w:cs="Helvetica"/>
-                <w:i w:val="false"/>
-                <w:b w:val="false"/>
-                <w:u w:val="none"/>
-                <w:sz w:val="22"/>
-                <w:szCs w:val="22"/>
-                <w:color w:val="000000"/>
-              </w:rPr>
-              <w:t xml:space="preserve">0.89, 1.25</w:t>
-            </w:r>
-          </w:p>
-        </w:tc>
-        <w:tc>
-          <w:tcPr>
-            <w:tcBorders>
-              <w:bottom w:val="none" w:sz="0" w:space="0" w:color="000000"/>
-              <w:top w:val="none" w:sz="0" w:space="0" w:color="000000"/>
-              <w:left w:val="none" w:sz="0" w:space="0" w:color="000000"/>
-              <w:right w:val="none" w:sz="0" w:space="0" w:color="000000"/>
-            </w:tcBorders>
-            <w:shd w:val="clear" w:color="auto" w:fill="FFFFFF"/>
-            <w:tcMar>
-              <w:top w:w="0" w:type="dxa"/>
-              <w:bottom w:w="0" w:type="dxa"/>
-              <w:left w:w="0" w:type="dxa"/>
-              <w:right w:w="0" w:type="dxa"/>
-            </w:tcMar>
-            <w:vAlign w:val="top"/>
-          </w:tcPr>
-          <w:p>
-            <w:pPr>
-              <w:pStyle w:val="Normal"/>
-              <w:jc w:val="center"/>
-              <w:pBdr>
-                <w:bottom w:val="none" w:sz="0" w:space="0" w:color="000000"/>
-                <w:top w:val="none" w:sz="0" w:space="0" w:color="000000"/>
-                <w:left w:val="none" w:sz="0" w:space="0" w:color="000000"/>
-                <w:right w:val="none" w:sz="0" w:space="0" w:color="000000"/>
-              </w:pBdr>
-              <w:spacing w:after="100" w:before="100" w:line="240"/>
-              <w:ind w:left="100" w:right="100" w:firstLine="0" w:firstLineChars="0"/>
-              <w:rPr>
-                <w:rFonts w:ascii="Helvetica" w:hAnsi="Helvetica" w:eastAsia="Helvetica" w:cs="Helvetica"/>
-                <w:i w:val="false"/>
-                <w:b w:val="false"/>
-                <w:u w:val="none"/>
-                <w:sz w:val="22"/>
-                <w:szCs w:val="22"/>
-                <w:color w:val="000000"/>
-              </w:rPr>
-            </w:pPr>
-            <w:r>
-              <w:rPr>
-                <w:rFonts w:ascii="Helvetica" w:hAnsi="Helvetica" w:eastAsia="Helvetica" w:cs="Helvetica"/>
-                <w:i w:val="false"/>
-                <w:b w:val="false"/>
-                <w:u w:val="none"/>
-                <w:sz w:val="22"/>
-                <w:szCs w:val="22"/>
-                <w:color w:val="000000"/>
-              </w:rPr>
-              <w:t xml:space="preserve">0.550</w:t>
+              <w:t xml:space="preserve">1.06</w:t>
+            </w:r>
+          </w:p>
+        </w:tc>
+        <w:tc>
+          <w:tcPr>
+            <w:tcBorders>
+              <w:bottom w:val="none" w:sz="0" w:space="0" w:color="000000"/>
+              <w:top w:val="none" w:sz="0" w:space="0" w:color="000000"/>
+              <w:left w:val="none" w:sz="0" w:space="0" w:color="000000"/>
+              <w:right w:val="none" w:sz="0" w:space="0" w:color="000000"/>
+            </w:tcBorders>
+            <w:shd w:val="clear" w:color="auto" w:fill="FFFFFF"/>
+            <w:tcMar>
+              <w:top w:w="0" w:type="dxa"/>
+              <w:bottom w:w="0" w:type="dxa"/>
+              <w:left w:w="0" w:type="dxa"/>
+              <w:right w:w="0" w:type="dxa"/>
+            </w:tcMar>
+            <w:vAlign w:val="top"/>
+          </w:tcPr>
+          <w:p>
+            <w:pPr>
+              <w:pStyle w:val="Normal"/>
+              <w:jc w:val="center"/>
+              <w:pBdr>
+                <w:bottom w:val="none" w:sz="0" w:space="0" w:color="000000"/>
+                <w:top w:val="none" w:sz="0" w:space="0" w:color="000000"/>
+                <w:left w:val="none" w:sz="0" w:space="0" w:color="000000"/>
+                <w:right w:val="none" w:sz="0" w:space="0" w:color="000000"/>
+              </w:pBdr>
+              <w:spacing w:after="100" w:before="100" w:line="240"/>
+              <w:ind w:left="100" w:right="100" w:firstLine="0" w:firstLineChars="0"/>
+              <w:rPr>
+                <w:rFonts w:ascii="Helvetica" w:hAnsi="Helvetica" w:eastAsia="Helvetica" w:cs="Helvetica"/>
+                <w:i w:val="false"/>
+                <w:b w:val="false"/>
+                <w:u w:val="none"/>
+                <w:sz w:val="22"/>
+                <w:szCs w:val="22"/>
+                <w:color w:val="000000"/>
+              </w:rPr>
+            </w:pPr>
+            <w:r>
+              <w:rPr>
+                <w:rFonts w:ascii="Helvetica" w:hAnsi="Helvetica" w:eastAsia="Helvetica" w:cs="Helvetica"/>
+                <w:i w:val="false"/>
+                <w:b w:val="false"/>
+                <w:u w:val="none"/>
+                <w:sz w:val="22"/>
+                <w:szCs w:val="22"/>
+                <w:color w:val="000000"/>
+              </w:rPr>
+              <w:t xml:space="preserve">0.90, 1.23</w:t>
+            </w:r>
+          </w:p>
+        </w:tc>
+        <w:tc>
+          <w:tcPr>
+            <w:tcBorders>
+              <w:bottom w:val="none" w:sz="0" w:space="0" w:color="000000"/>
+              <w:top w:val="none" w:sz="0" w:space="0" w:color="000000"/>
+              <w:left w:val="none" w:sz="0" w:space="0" w:color="000000"/>
+              <w:right w:val="none" w:sz="0" w:space="0" w:color="000000"/>
+            </w:tcBorders>
+            <w:shd w:val="clear" w:color="auto" w:fill="FFFFFF"/>
+            <w:tcMar>
+              <w:top w:w="0" w:type="dxa"/>
+              <w:bottom w:w="0" w:type="dxa"/>
+              <w:left w:w="0" w:type="dxa"/>
+              <w:right w:w="0" w:type="dxa"/>
+            </w:tcMar>
+            <w:vAlign w:val="top"/>
+          </w:tcPr>
+          <w:p>
+            <w:pPr>
+              <w:pStyle w:val="Normal"/>
+              <w:jc w:val="center"/>
+              <w:pBdr>
+                <w:bottom w:val="none" w:sz="0" w:space="0" w:color="000000"/>
+                <w:top w:val="none" w:sz="0" w:space="0" w:color="000000"/>
+                <w:left w:val="none" w:sz="0" w:space="0" w:color="000000"/>
+                <w:right w:val="none" w:sz="0" w:space="0" w:color="000000"/>
+              </w:pBdr>
+              <w:spacing w:after="100" w:before="100" w:line="240"/>
+              <w:ind w:left="100" w:right="100" w:firstLine="0" w:firstLineChars="0"/>
+              <w:rPr>
+                <w:rFonts w:ascii="Helvetica" w:hAnsi="Helvetica" w:eastAsia="Helvetica" w:cs="Helvetica"/>
+                <w:i w:val="false"/>
+                <w:b w:val="false"/>
+                <w:u w:val="none"/>
+                <w:sz w:val="22"/>
+                <w:szCs w:val="22"/>
+                <w:color w:val="000000"/>
+              </w:rPr>
+            </w:pPr>
+            <w:r>
+              <w:rPr>
+                <w:rFonts w:ascii="Helvetica" w:hAnsi="Helvetica" w:eastAsia="Helvetica" w:cs="Helvetica"/>
+                <w:i w:val="false"/>
+                <w:b w:val="false"/>
+                <w:u w:val="none"/>
+                <w:sz w:val="22"/>
+                <w:szCs w:val="22"/>
+                <w:color w:val="000000"/>
+              </w:rPr>
+              <w:t xml:space="preserve">0.500</w:t>
             </w:r>
           </w:p>
         </w:tc>
@@ -4967,113 +4967,113 @@
                 <w:szCs w:val="22"/>
                 <w:color w:val="000000"/>
               </w:rPr>
-              <w:t xml:space="preserve">1.43</w:t>
-            </w:r>
-          </w:p>
-        </w:tc>
-        <w:tc>
-          <w:tcPr>
-            <w:tcBorders>
-              <w:bottom w:val="none" w:sz="0" w:space="0" w:color="000000"/>
-              <w:top w:val="none" w:sz="0" w:space="0" w:color="000000"/>
-              <w:left w:val="none" w:sz="0" w:space="0" w:color="000000"/>
-              <w:right w:val="none" w:sz="0" w:space="0" w:color="000000"/>
-            </w:tcBorders>
-            <w:shd w:val="clear" w:color="auto" w:fill="FFFFFF"/>
-            <w:tcMar>
-              <w:top w:w="0" w:type="dxa"/>
-              <w:bottom w:w="0" w:type="dxa"/>
-              <w:left w:w="0" w:type="dxa"/>
-              <w:right w:w="0" w:type="dxa"/>
-            </w:tcMar>
-            <w:vAlign w:val="top"/>
-          </w:tcPr>
-          <w:p>
-            <w:pPr>
-              <w:pStyle w:val="Normal"/>
-              <w:jc w:val="center"/>
-              <w:pBdr>
-                <w:bottom w:val="none" w:sz="0" w:space="0" w:color="000000"/>
-                <w:top w:val="none" w:sz="0" w:space="0" w:color="000000"/>
-                <w:left w:val="none" w:sz="0" w:space="0" w:color="000000"/>
-                <w:right w:val="none" w:sz="0" w:space="0" w:color="000000"/>
-              </w:pBdr>
-              <w:spacing w:after="100" w:before="100" w:line="240"/>
-              <w:ind w:left="100" w:right="100" w:firstLine="0" w:firstLineChars="0"/>
-              <w:rPr>
-                <w:rFonts w:ascii="Helvetica" w:hAnsi="Helvetica" w:eastAsia="Helvetica" w:cs="Helvetica"/>
-                <w:i w:val="false"/>
-                <w:b w:val="false"/>
-                <w:u w:val="none"/>
-                <w:sz w:val="22"/>
-                <w:szCs w:val="22"/>
-                <w:color w:val="000000"/>
-              </w:rPr>
-            </w:pPr>
-            <w:r>
-              <w:rPr>
-                <w:rFonts w:ascii="Helvetica" w:hAnsi="Helvetica" w:eastAsia="Helvetica" w:cs="Helvetica"/>
-                <w:i w:val="false"/>
-                <w:b w:val="false"/>
-                <w:u w:val="none"/>
-                <w:sz w:val="22"/>
-                <w:szCs w:val="22"/>
-                <w:color w:val="000000"/>
-              </w:rPr>
-              <w:t xml:space="preserve">0.55, 3.72</w:t>
-            </w:r>
-          </w:p>
-        </w:tc>
-        <w:tc>
-          <w:tcPr>
-            <w:tcBorders>
-              <w:bottom w:val="none" w:sz="0" w:space="0" w:color="000000"/>
-              <w:top w:val="none" w:sz="0" w:space="0" w:color="000000"/>
-              <w:left w:val="none" w:sz="0" w:space="0" w:color="000000"/>
-              <w:right w:val="none" w:sz="0" w:space="0" w:color="000000"/>
-            </w:tcBorders>
-            <w:shd w:val="clear" w:color="auto" w:fill="FFFFFF"/>
-            <w:tcMar>
-              <w:top w:w="0" w:type="dxa"/>
-              <w:bottom w:w="0" w:type="dxa"/>
-              <w:left w:w="0" w:type="dxa"/>
-              <w:right w:w="0" w:type="dxa"/>
-            </w:tcMar>
-            <w:vAlign w:val="top"/>
-          </w:tcPr>
-          <w:p>
-            <w:pPr>
-              <w:pStyle w:val="Normal"/>
-              <w:jc w:val="center"/>
-              <w:pBdr>
-                <w:bottom w:val="none" w:sz="0" w:space="0" w:color="000000"/>
-                <w:top w:val="none" w:sz="0" w:space="0" w:color="000000"/>
-                <w:left w:val="none" w:sz="0" w:space="0" w:color="000000"/>
-                <w:right w:val="none" w:sz="0" w:space="0" w:color="000000"/>
-              </w:pBdr>
-              <w:spacing w:after="100" w:before="100" w:line="240"/>
-              <w:ind w:left="100" w:right="100" w:firstLine="0" w:firstLineChars="0"/>
-              <w:rPr>
-                <w:rFonts w:ascii="Helvetica" w:hAnsi="Helvetica" w:eastAsia="Helvetica" w:cs="Helvetica"/>
-                <w:i w:val="false"/>
-                <w:b w:val="false"/>
-                <w:u w:val="none"/>
-                <w:sz w:val="22"/>
-                <w:szCs w:val="22"/>
-                <w:color w:val="000000"/>
-              </w:rPr>
-            </w:pPr>
-            <w:r>
-              <w:rPr>
-                <w:rFonts w:ascii="Helvetica" w:hAnsi="Helvetica" w:eastAsia="Helvetica" w:cs="Helvetica"/>
-                <w:i w:val="false"/>
-                <w:b w:val="false"/>
-                <w:u w:val="none"/>
-                <w:sz w:val="22"/>
-                <w:szCs w:val="22"/>
-                <w:color w:val="000000"/>
-              </w:rPr>
-              <w:t xml:space="preserve">0.460</w:t>
+              <w:t xml:space="preserve">1.41</w:t>
+            </w:r>
+          </w:p>
+        </w:tc>
+        <w:tc>
+          <w:tcPr>
+            <w:tcBorders>
+              <w:bottom w:val="none" w:sz="0" w:space="0" w:color="000000"/>
+              <w:top w:val="none" w:sz="0" w:space="0" w:color="000000"/>
+              <w:left w:val="none" w:sz="0" w:space="0" w:color="000000"/>
+              <w:right w:val="none" w:sz="0" w:space="0" w:color="000000"/>
+            </w:tcBorders>
+            <w:shd w:val="clear" w:color="auto" w:fill="FFFFFF"/>
+            <w:tcMar>
+              <w:top w:w="0" w:type="dxa"/>
+              <w:bottom w:w="0" w:type="dxa"/>
+              <w:left w:w="0" w:type="dxa"/>
+              <w:right w:w="0" w:type="dxa"/>
+            </w:tcMar>
+            <w:vAlign w:val="top"/>
+          </w:tcPr>
+          <w:p>
+            <w:pPr>
+              <w:pStyle w:val="Normal"/>
+              <w:jc w:val="center"/>
+              <w:pBdr>
+                <w:bottom w:val="none" w:sz="0" w:space="0" w:color="000000"/>
+                <w:top w:val="none" w:sz="0" w:space="0" w:color="000000"/>
+                <w:left w:val="none" w:sz="0" w:space="0" w:color="000000"/>
+                <w:right w:val="none" w:sz="0" w:space="0" w:color="000000"/>
+              </w:pBdr>
+              <w:spacing w:after="100" w:before="100" w:line="240"/>
+              <w:ind w:left="100" w:right="100" w:firstLine="0" w:firstLineChars="0"/>
+              <w:rPr>
+                <w:rFonts w:ascii="Helvetica" w:hAnsi="Helvetica" w:eastAsia="Helvetica" w:cs="Helvetica"/>
+                <w:i w:val="false"/>
+                <w:b w:val="false"/>
+                <w:u w:val="none"/>
+                <w:sz w:val="22"/>
+                <w:szCs w:val="22"/>
+                <w:color w:val="000000"/>
+              </w:rPr>
+            </w:pPr>
+            <w:r>
+              <w:rPr>
+                <w:rFonts w:ascii="Helvetica" w:hAnsi="Helvetica" w:eastAsia="Helvetica" w:cs="Helvetica"/>
+                <w:i w:val="false"/>
+                <w:b w:val="false"/>
+                <w:u w:val="none"/>
+                <w:sz w:val="22"/>
+                <w:szCs w:val="22"/>
+                <w:color w:val="000000"/>
+              </w:rPr>
+              <w:t xml:space="preserve">0.54, 3.70</w:t>
+            </w:r>
+          </w:p>
+        </w:tc>
+        <w:tc>
+          <w:tcPr>
+            <w:tcBorders>
+              <w:bottom w:val="none" w:sz="0" w:space="0" w:color="000000"/>
+              <w:top w:val="none" w:sz="0" w:space="0" w:color="000000"/>
+              <w:left w:val="none" w:sz="0" w:space="0" w:color="000000"/>
+              <w:right w:val="none" w:sz="0" w:space="0" w:color="000000"/>
+            </w:tcBorders>
+            <w:shd w:val="clear" w:color="auto" w:fill="FFFFFF"/>
+            <w:tcMar>
+              <w:top w:w="0" w:type="dxa"/>
+              <w:bottom w:w="0" w:type="dxa"/>
+              <w:left w:w="0" w:type="dxa"/>
+              <w:right w:w="0" w:type="dxa"/>
+            </w:tcMar>
+            <w:vAlign w:val="top"/>
+          </w:tcPr>
+          <w:p>
+            <w:pPr>
+              <w:pStyle w:val="Normal"/>
+              <w:jc w:val="center"/>
+              <w:pBdr>
+                <w:bottom w:val="none" w:sz="0" w:space="0" w:color="000000"/>
+                <w:top w:val="none" w:sz="0" w:space="0" w:color="000000"/>
+                <w:left w:val="none" w:sz="0" w:space="0" w:color="000000"/>
+                <w:right w:val="none" w:sz="0" w:space="0" w:color="000000"/>
+              </w:pBdr>
+              <w:spacing w:after="100" w:before="100" w:line="240"/>
+              <w:ind w:left="100" w:right="100" w:firstLine="0" w:firstLineChars="0"/>
+              <w:rPr>
+                <w:rFonts w:ascii="Helvetica" w:hAnsi="Helvetica" w:eastAsia="Helvetica" w:cs="Helvetica"/>
+                <w:i w:val="false"/>
+                <w:b w:val="false"/>
+                <w:u w:val="none"/>
+                <w:sz w:val="22"/>
+                <w:szCs w:val="22"/>
+                <w:color w:val="000000"/>
+              </w:rPr>
+            </w:pPr>
+            <w:r>
+              <w:rPr>
+                <w:rFonts w:ascii="Helvetica" w:hAnsi="Helvetica" w:eastAsia="Helvetica" w:cs="Helvetica"/>
+                <w:i w:val="false"/>
+                <w:b w:val="false"/>
+                <w:u w:val="none"/>
+                <w:sz w:val="22"/>
+                <w:szCs w:val="22"/>
+                <w:color w:val="000000"/>
+              </w:rPr>
+              <w:t xml:space="preserve">0.490</w:t>
             </w:r>
           </w:p>
         </w:tc>
@@ -6416,113 +6416,113 @@
                 <w:szCs w:val="22"/>
                 <w:color w:val="000000"/>
               </w:rPr>
-              <w:t xml:space="preserve">0.64</w:t>
-            </w:r>
-          </w:p>
-        </w:tc>
-        <w:tc>
-          <w:tcPr>
-            <w:tcBorders>
-              <w:bottom w:val="none" w:sz="0" w:space="0" w:color="000000"/>
-              <w:top w:val="none" w:sz="0" w:space="0" w:color="000000"/>
-              <w:left w:val="none" w:sz="0" w:space="0" w:color="000000"/>
-              <w:right w:val="none" w:sz="0" w:space="0" w:color="000000"/>
-            </w:tcBorders>
-            <w:shd w:val="clear" w:color="auto" w:fill="FFFFFF"/>
-            <w:tcMar>
-              <w:top w:w="0" w:type="dxa"/>
-              <w:bottom w:w="0" w:type="dxa"/>
-              <w:left w:w="0" w:type="dxa"/>
-              <w:right w:w="0" w:type="dxa"/>
-            </w:tcMar>
-            <w:vAlign w:val="top"/>
-          </w:tcPr>
-          <w:p>
-            <w:pPr>
-              <w:pStyle w:val="Normal"/>
-              <w:jc w:val="center"/>
-              <w:pBdr>
-                <w:bottom w:val="none" w:sz="0" w:space="0" w:color="000000"/>
-                <w:top w:val="none" w:sz="0" w:space="0" w:color="000000"/>
-                <w:left w:val="none" w:sz="0" w:space="0" w:color="000000"/>
-                <w:right w:val="none" w:sz="0" w:space="0" w:color="000000"/>
-              </w:pBdr>
-              <w:spacing w:after="100" w:before="100" w:line="240"/>
-              <w:ind w:left="100" w:right="100" w:firstLine="0" w:firstLineChars="0"/>
-              <w:rPr>
-                <w:rFonts w:ascii="Helvetica" w:hAnsi="Helvetica" w:eastAsia="Helvetica" w:cs="Helvetica"/>
-                <w:i w:val="false"/>
-                <w:b w:val="false"/>
-                <w:u w:val="none"/>
-                <w:sz w:val="22"/>
-                <w:szCs w:val="22"/>
-                <w:color w:val="000000"/>
-              </w:rPr>
-            </w:pPr>
-            <w:r>
-              <w:rPr>
-                <w:rFonts w:ascii="Helvetica" w:hAnsi="Helvetica" w:eastAsia="Helvetica" w:cs="Helvetica"/>
-                <w:i w:val="false"/>
-                <w:b w:val="false"/>
-                <w:u w:val="none"/>
-                <w:sz w:val="22"/>
-                <w:szCs w:val="22"/>
-                <w:color w:val="000000"/>
-              </w:rPr>
-              <w:t xml:space="preserve">0.02, 23.3</w:t>
-            </w:r>
-          </w:p>
-        </w:tc>
-        <w:tc>
-          <w:tcPr>
-            <w:tcBorders>
-              <w:bottom w:val="none" w:sz="0" w:space="0" w:color="000000"/>
-              <w:top w:val="none" w:sz="0" w:space="0" w:color="000000"/>
-              <w:left w:val="none" w:sz="0" w:space="0" w:color="000000"/>
-              <w:right w:val="none" w:sz="0" w:space="0" w:color="000000"/>
-            </w:tcBorders>
-            <w:shd w:val="clear" w:color="auto" w:fill="FFFFFF"/>
-            <w:tcMar>
-              <w:top w:w="0" w:type="dxa"/>
-              <w:bottom w:w="0" w:type="dxa"/>
-              <w:left w:w="0" w:type="dxa"/>
-              <w:right w:w="0" w:type="dxa"/>
-            </w:tcMar>
-            <w:vAlign w:val="top"/>
-          </w:tcPr>
-          <w:p>
-            <w:pPr>
-              <w:pStyle w:val="Normal"/>
-              <w:jc w:val="center"/>
-              <w:pBdr>
-                <w:bottom w:val="none" w:sz="0" w:space="0" w:color="000000"/>
-                <w:top w:val="none" w:sz="0" w:space="0" w:color="000000"/>
-                <w:left w:val="none" w:sz="0" w:space="0" w:color="000000"/>
-                <w:right w:val="none" w:sz="0" w:space="0" w:color="000000"/>
-              </w:pBdr>
-              <w:spacing w:after="100" w:before="100" w:line="240"/>
-              <w:ind w:left="100" w:right="100" w:firstLine="0" w:firstLineChars="0"/>
-              <w:rPr>
-                <w:rFonts w:ascii="Helvetica" w:hAnsi="Helvetica" w:eastAsia="Helvetica" w:cs="Helvetica"/>
-                <w:i w:val="false"/>
-                <w:b w:val="false"/>
-                <w:u w:val="none"/>
-                <w:sz w:val="22"/>
-                <w:szCs w:val="22"/>
-                <w:color w:val="000000"/>
-              </w:rPr>
-            </w:pPr>
-            <w:r>
-              <w:rPr>
-                <w:rFonts w:ascii="Helvetica" w:hAnsi="Helvetica" w:eastAsia="Helvetica" w:cs="Helvetica"/>
-                <w:i w:val="false"/>
-                <w:b w:val="false"/>
-                <w:u w:val="none"/>
-                <w:sz w:val="22"/>
-                <w:szCs w:val="22"/>
-                <w:color w:val="000000"/>
-              </w:rPr>
-              <w:t xml:space="preserve">0.810</w:t>
+              <w:t xml:space="preserve">0.58</w:t>
+            </w:r>
+          </w:p>
+        </w:tc>
+        <w:tc>
+          <w:tcPr>
+            <w:tcBorders>
+              <w:bottom w:val="none" w:sz="0" w:space="0" w:color="000000"/>
+              <w:top w:val="none" w:sz="0" w:space="0" w:color="000000"/>
+              <w:left w:val="none" w:sz="0" w:space="0" w:color="000000"/>
+              <w:right w:val="none" w:sz="0" w:space="0" w:color="000000"/>
+            </w:tcBorders>
+            <w:shd w:val="clear" w:color="auto" w:fill="FFFFFF"/>
+            <w:tcMar>
+              <w:top w:w="0" w:type="dxa"/>
+              <w:bottom w:w="0" w:type="dxa"/>
+              <w:left w:w="0" w:type="dxa"/>
+              <w:right w:w="0" w:type="dxa"/>
+            </w:tcMar>
+            <w:vAlign w:val="top"/>
+          </w:tcPr>
+          <w:p>
+            <w:pPr>
+              <w:pStyle w:val="Normal"/>
+              <w:jc w:val="center"/>
+              <w:pBdr>
+                <w:bottom w:val="none" w:sz="0" w:space="0" w:color="000000"/>
+                <w:top w:val="none" w:sz="0" w:space="0" w:color="000000"/>
+                <w:left w:val="none" w:sz="0" w:space="0" w:color="000000"/>
+                <w:right w:val="none" w:sz="0" w:space="0" w:color="000000"/>
+              </w:pBdr>
+              <w:spacing w:after="100" w:before="100" w:line="240"/>
+              <w:ind w:left="100" w:right="100" w:firstLine="0" w:firstLineChars="0"/>
+              <w:rPr>
+                <w:rFonts w:ascii="Helvetica" w:hAnsi="Helvetica" w:eastAsia="Helvetica" w:cs="Helvetica"/>
+                <w:i w:val="false"/>
+                <w:b w:val="false"/>
+                <w:u w:val="none"/>
+                <w:sz w:val="22"/>
+                <w:szCs w:val="22"/>
+                <w:color w:val="000000"/>
+              </w:rPr>
+            </w:pPr>
+            <w:r>
+              <w:rPr>
+                <w:rFonts w:ascii="Helvetica" w:hAnsi="Helvetica" w:eastAsia="Helvetica" w:cs="Helvetica"/>
+                <w:i w:val="false"/>
+                <w:b w:val="false"/>
+                <w:u w:val="none"/>
+                <w:sz w:val="22"/>
+                <w:szCs w:val="22"/>
+                <w:color w:val="000000"/>
+              </w:rPr>
+              <w:t xml:space="preserve">0.02, 19.1</w:t>
+            </w:r>
+          </w:p>
+        </w:tc>
+        <w:tc>
+          <w:tcPr>
+            <w:tcBorders>
+              <w:bottom w:val="none" w:sz="0" w:space="0" w:color="000000"/>
+              <w:top w:val="none" w:sz="0" w:space="0" w:color="000000"/>
+              <w:left w:val="none" w:sz="0" w:space="0" w:color="000000"/>
+              <w:right w:val="none" w:sz="0" w:space="0" w:color="000000"/>
+            </w:tcBorders>
+            <w:shd w:val="clear" w:color="auto" w:fill="FFFFFF"/>
+            <w:tcMar>
+              <w:top w:w="0" w:type="dxa"/>
+              <w:bottom w:w="0" w:type="dxa"/>
+              <w:left w:w="0" w:type="dxa"/>
+              <w:right w:w="0" w:type="dxa"/>
+            </w:tcMar>
+            <w:vAlign w:val="top"/>
+          </w:tcPr>
+          <w:p>
+            <w:pPr>
+              <w:pStyle w:val="Normal"/>
+              <w:jc w:val="center"/>
+              <w:pBdr>
+                <w:bottom w:val="none" w:sz="0" w:space="0" w:color="000000"/>
+                <w:top w:val="none" w:sz="0" w:space="0" w:color="000000"/>
+                <w:left w:val="none" w:sz="0" w:space="0" w:color="000000"/>
+                <w:right w:val="none" w:sz="0" w:space="0" w:color="000000"/>
+              </w:pBdr>
+              <w:spacing w:after="100" w:before="100" w:line="240"/>
+              <w:ind w:left="100" w:right="100" w:firstLine="0" w:firstLineChars="0"/>
+              <w:rPr>
+                <w:rFonts w:ascii="Helvetica" w:hAnsi="Helvetica" w:eastAsia="Helvetica" w:cs="Helvetica"/>
+                <w:i w:val="false"/>
+                <w:b w:val="false"/>
+                <w:u w:val="none"/>
+                <w:sz w:val="22"/>
+                <w:szCs w:val="22"/>
+                <w:color w:val="000000"/>
+              </w:rPr>
+            </w:pPr>
+            <w:r>
+              <w:rPr>
+                <w:rFonts w:ascii="Helvetica" w:hAnsi="Helvetica" w:eastAsia="Helvetica" w:cs="Helvetica"/>
+                <w:i w:val="false"/>
+                <w:b w:val="false"/>
+                <w:u w:val="none"/>
+                <w:sz w:val="22"/>
+                <w:szCs w:val="22"/>
+                <w:color w:val="000000"/>
+              </w:rPr>
+              <w:t xml:space="preserve">0.760</w:t>
             </w:r>
           </w:p>
         </w:tc>
@@ -6899,113 +6899,113 @@
                 <w:szCs w:val="22"/>
                 <w:color w:val="000000"/>
               </w:rPr>
-              <w:t xml:space="preserve">0.80</w:t>
-            </w:r>
-          </w:p>
-        </w:tc>
-        <w:tc>
-          <w:tcPr>
-            <w:tcBorders>
-              <w:bottom w:val="none" w:sz="0" w:space="0" w:color="000000"/>
-              <w:top w:val="none" w:sz="0" w:space="0" w:color="000000"/>
-              <w:left w:val="none" w:sz="0" w:space="0" w:color="000000"/>
-              <w:right w:val="none" w:sz="0" w:space="0" w:color="000000"/>
-            </w:tcBorders>
-            <w:shd w:val="clear" w:color="auto" w:fill="FFFFFF"/>
-            <w:tcMar>
-              <w:top w:w="0" w:type="dxa"/>
-              <w:bottom w:w="0" w:type="dxa"/>
-              <w:left w:w="0" w:type="dxa"/>
-              <w:right w:w="0" w:type="dxa"/>
-            </w:tcMar>
-            <w:vAlign w:val="top"/>
-          </w:tcPr>
-          <w:p>
-            <w:pPr>
-              <w:pStyle w:val="Normal"/>
-              <w:jc w:val="center"/>
-              <w:pBdr>
-                <w:bottom w:val="none" w:sz="0" w:space="0" w:color="000000"/>
-                <w:top w:val="none" w:sz="0" w:space="0" w:color="000000"/>
-                <w:left w:val="none" w:sz="0" w:space="0" w:color="000000"/>
-                <w:right w:val="none" w:sz="0" w:space="0" w:color="000000"/>
-              </w:pBdr>
-              <w:spacing w:after="100" w:before="100" w:line="240"/>
-              <w:ind w:left="100" w:right="100" w:firstLine="0" w:firstLineChars="0"/>
-              <w:rPr>
-                <w:rFonts w:ascii="Helvetica" w:hAnsi="Helvetica" w:eastAsia="Helvetica" w:cs="Helvetica"/>
-                <w:i w:val="false"/>
-                <w:b w:val="false"/>
-                <w:u w:val="none"/>
-                <w:sz w:val="22"/>
-                <w:szCs w:val="22"/>
-                <w:color w:val="000000"/>
-              </w:rPr>
-            </w:pPr>
-            <w:r>
-              <w:rPr>
-                <w:rFonts w:ascii="Helvetica" w:hAnsi="Helvetica" w:eastAsia="Helvetica" w:cs="Helvetica"/>
-                <w:i w:val="false"/>
-                <w:b w:val="false"/>
-                <w:u w:val="none"/>
-                <w:sz w:val="22"/>
-                <w:szCs w:val="22"/>
-                <w:color w:val="000000"/>
-              </w:rPr>
-              <w:t xml:space="preserve">0.10, 6.33</w:t>
-            </w:r>
-          </w:p>
-        </w:tc>
-        <w:tc>
-          <w:tcPr>
-            <w:tcBorders>
-              <w:bottom w:val="none" w:sz="0" w:space="0" w:color="000000"/>
-              <w:top w:val="none" w:sz="0" w:space="0" w:color="000000"/>
-              <w:left w:val="none" w:sz="0" w:space="0" w:color="000000"/>
-              <w:right w:val="none" w:sz="0" w:space="0" w:color="000000"/>
-            </w:tcBorders>
-            <w:shd w:val="clear" w:color="auto" w:fill="FFFFFF"/>
-            <w:tcMar>
-              <w:top w:w="0" w:type="dxa"/>
-              <w:bottom w:w="0" w:type="dxa"/>
-              <w:left w:w="0" w:type="dxa"/>
-              <w:right w:w="0" w:type="dxa"/>
-            </w:tcMar>
-            <w:vAlign w:val="top"/>
-          </w:tcPr>
-          <w:p>
-            <w:pPr>
-              <w:pStyle w:val="Normal"/>
-              <w:jc w:val="center"/>
-              <w:pBdr>
-                <w:bottom w:val="none" w:sz="0" w:space="0" w:color="000000"/>
-                <w:top w:val="none" w:sz="0" w:space="0" w:color="000000"/>
-                <w:left w:val="none" w:sz="0" w:space="0" w:color="000000"/>
-                <w:right w:val="none" w:sz="0" w:space="0" w:color="000000"/>
-              </w:pBdr>
-              <w:spacing w:after="100" w:before="100" w:line="240"/>
-              <w:ind w:left="100" w:right="100" w:firstLine="0" w:firstLineChars="0"/>
-              <w:rPr>
-                <w:rFonts w:ascii="Helvetica" w:hAnsi="Helvetica" w:eastAsia="Helvetica" w:cs="Helvetica"/>
-                <w:i w:val="false"/>
-                <w:b w:val="false"/>
-                <w:u w:val="none"/>
-                <w:sz w:val="22"/>
-                <w:szCs w:val="22"/>
-                <w:color w:val="000000"/>
-              </w:rPr>
-            </w:pPr>
-            <w:r>
-              <w:rPr>
-                <w:rFonts w:ascii="Helvetica" w:hAnsi="Helvetica" w:eastAsia="Helvetica" w:cs="Helvetica"/>
-                <w:i w:val="false"/>
-                <w:b w:val="false"/>
-                <w:u w:val="none"/>
-                <w:sz w:val="22"/>
-                <w:szCs w:val="22"/>
-                <w:color w:val="000000"/>
-              </w:rPr>
-              <w:t xml:space="preserve">0.830</w:t>
+              <w:t xml:space="preserve">0.65</w:t>
+            </w:r>
+          </w:p>
+        </w:tc>
+        <w:tc>
+          <w:tcPr>
+            <w:tcBorders>
+              <w:bottom w:val="none" w:sz="0" w:space="0" w:color="000000"/>
+              <w:top w:val="none" w:sz="0" w:space="0" w:color="000000"/>
+              <w:left w:val="none" w:sz="0" w:space="0" w:color="000000"/>
+              <w:right w:val="none" w:sz="0" w:space="0" w:color="000000"/>
+            </w:tcBorders>
+            <w:shd w:val="clear" w:color="auto" w:fill="FFFFFF"/>
+            <w:tcMar>
+              <w:top w:w="0" w:type="dxa"/>
+              <w:bottom w:w="0" w:type="dxa"/>
+              <w:left w:w="0" w:type="dxa"/>
+              <w:right w:w="0" w:type="dxa"/>
+            </w:tcMar>
+            <w:vAlign w:val="top"/>
+          </w:tcPr>
+          <w:p>
+            <w:pPr>
+              <w:pStyle w:val="Normal"/>
+              <w:jc w:val="center"/>
+              <w:pBdr>
+                <w:bottom w:val="none" w:sz="0" w:space="0" w:color="000000"/>
+                <w:top w:val="none" w:sz="0" w:space="0" w:color="000000"/>
+                <w:left w:val="none" w:sz="0" w:space="0" w:color="000000"/>
+                <w:right w:val="none" w:sz="0" w:space="0" w:color="000000"/>
+              </w:pBdr>
+              <w:spacing w:after="100" w:before="100" w:line="240"/>
+              <w:ind w:left="100" w:right="100" w:firstLine="0" w:firstLineChars="0"/>
+              <w:rPr>
+                <w:rFonts w:ascii="Helvetica" w:hAnsi="Helvetica" w:eastAsia="Helvetica" w:cs="Helvetica"/>
+                <w:i w:val="false"/>
+                <w:b w:val="false"/>
+                <w:u w:val="none"/>
+                <w:sz w:val="22"/>
+                <w:szCs w:val="22"/>
+                <w:color w:val="000000"/>
+              </w:rPr>
+            </w:pPr>
+            <w:r>
+              <w:rPr>
+                <w:rFonts w:ascii="Helvetica" w:hAnsi="Helvetica" w:eastAsia="Helvetica" w:cs="Helvetica"/>
+                <w:i w:val="false"/>
+                <w:b w:val="false"/>
+                <w:u w:val="none"/>
+                <w:sz w:val="22"/>
+                <w:szCs w:val="22"/>
+                <w:color w:val="000000"/>
+              </w:rPr>
+              <w:t xml:space="preserve">0.09, 4.81</w:t>
+            </w:r>
+          </w:p>
+        </w:tc>
+        <w:tc>
+          <w:tcPr>
+            <w:tcBorders>
+              <w:bottom w:val="none" w:sz="0" w:space="0" w:color="000000"/>
+              <w:top w:val="none" w:sz="0" w:space="0" w:color="000000"/>
+              <w:left w:val="none" w:sz="0" w:space="0" w:color="000000"/>
+              <w:right w:val="none" w:sz="0" w:space="0" w:color="000000"/>
+            </w:tcBorders>
+            <w:shd w:val="clear" w:color="auto" w:fill="FFFFFF"/>
+            <w:tcMar>
+              <w:top w:w="0" w:type="dxa"/>
+              <w:bottom w:w="0" w:type="dxa"/>
+              <w:left w:w="0" w:type="dxa"/>
+              <w:right w:w="0" w:type="dxa"/>
+            </w:tcMar>
+            <w:vAlign w:val="top"/>
+          </w:tcPr>
+          <w:p>
+            <w:pPr>
+              <w:pStyle w:val="Normal"/>
+              <w:jc w:val="center"/>
+              <w:pBdr>
+                <w:bottom w:val="none" w:sz="0" w:space="0" w:color="000000"/>
+                <w:top w:val="none" w:sz="0" w:space="0" w:color="000000"/>
+                <w:left w:val="none" w:sz="0" w:space="0" w:color="000000"/>
+                <w:right w:val="none" w:sz="0" w:space="0" w:color="000000"/>
+              </w:pBdr>
+              <w:spacing w:after="100" w:before="100" w:line="240"/>
+              <w:ind w:left="100" w:right="100" w:firstLine="0" w:firstLineChars="0"/>
+              <w:rPr>
+                <w:rFonts w:ascii="Helvetica" w:hAnsi="Helvetica" w:eastAsia="Helvetica" w:cs="Helvetica"/>
+                <w:i w:val="false"/>
+                <w:b w:val="false"/>
+                <w:u w:val="none"/>
+                <w:sz w:val="22"/>
+                <w:szCs w:val="22"/>
+                <w:color w:val="000000"/>
+              </w:rPr>
+            </w:pPr>
+            <w:r>
+              <w:rPr>
+                <w:rFonts w:ascii="Helvetica" w:hAnsi="Helvetica" w:eastAsia="Helvetica" w:cs="Helvetica"/>
+                <w:i w:val="false"/>
+                <w:b w:val="false"/>
+                <w:u w:val="none"/>
+                <w:sz w:val="22"/>
+                <w:szCs w:val="22"/>
+                <w:color w:val="000000"/>
+              </w:rPr>
+              <w:t xml:space="preserve">0.670</w:t>
             </w:r>
           </w:p>
         </w:tc>
@@ -7382,113 +7382,113 @@
                 <w:szCs w:val="22"/>
                 <w:color w:val="000000"/>
               </w:rPr>
-              <w:t xml:space="preserve">0.34</w:t>
-            </w:r>
-          </w:p>
-        </w:tc>
-        <w:tc>
-          <w:tcPr>
-            <w:tcBorders>
-              <w:bottom w:val="none" w:sz="0" w:space="0" w:color="000000"/>
-              <w:top w:val="none" w:sz="0" w:space="0" w:color="000000"/>
-              <w:left w:val="none" w:sz="0" w:space="0" w:color="000000"/>
-              <w:right w:val="none" w:sz="0" w:space="0" w:color="000000"/>
-            </w:tcBorders>
-            <w:shd w:val="clear" w:color="auto" w:fill="FFFFFF"/>
-            <w:tcMar>
-              <w:top w:w="0" w:type="dxa"/>
-              <w:bottom w:w="0" w:type="dxa"/>
-              <w:left w:w="0" w:type="dxa"/>
-              <w:right w:w="0" w:type="dxa"/>
-            </w:tcMar>
-            <w:vAlign w:val="top"/>
-          </w:tcPr>
-          <w:p>
-            <w:pPr>
-              <w:pStyle w:val="Normal"/>
-              <w:jc w:val="center"/>
-              <w:pBdr>
-                <w:bottom w:val="none" w:sz="0" w:space="0" w:color="000000"/>
-                <w:top w:val="none" w:sz="0" w:space="0" w:color="000000"/>
-                <w:left w:val="none" w:sz="0" w:space="0" w:color="000000"/>
-                <w:right w:val="none" w:sz="0" w:space="0" w:color="000000"/>
-              </w:pBdr>
-              <w:spacing w:after="100" w:before="100" w:line="240"/>
-              <w:ind w:left="100" w:right="100" w:firstLine="0" w:firstLineChars="0"/>
-              <w:rPr>
-                <w:rFonts w:ascii="Helvetica" w:hAnsi="Helvetica" w:eastAsia="Helvetica" w:cs="Helvetica"/>
-                <w:i w:val="false"/>
-                <w:b w:val="false"/>
-                <w:u w:val="none"/>
-                <w:sz w:val="22"/>
-                <w:szCs w:val="22"/>
-                <w:color w:val="000000"/>
-              </w:rPr>
-            </w:pPr>
-            <w:r>
-              <w:rPr>
-                <w:rFonts w:ascii="Helvetica" w:hAnsi="Helvetica" w:eastAsia="Helvetica" w:cs="Helvetica"/>
-                <w:i w:val="false"/>
-                <w:b w:val="false"/>
-                <w:u w:val="none"/>
-                <w:sz w:val="22"/>
-                <w:szCs w:val="22"/>
-                <w:color w:val="000000"/>
-              </w:rPr>
-              <w:t xml:space="preserve">0.01, 7.89</w:t>
-            </w:r>
-          </w:p>
-        </w:tc>
-        <w:tc>
-          <w:tcPr>
-            <w:tcBorders>
-              <w:bottom w:val="none" w:sz="0" w:space="0" w:color="000000"/>
-              <w:top w:val="none" w:sz="0" w:space="0" w:color="000000"/>
-              <w:left w:val="none" w:sz="0" w:space="0" w:color="000000"/>
-              <w:right w:val="none" w:sz="0" w:space="0" w:color="000000"/>
-            </w:tcBorders>
-            <w:shd w:val="clear" w:color="auto" w:fill="FFFFFF"/>
-            <w:tcMar>
-              <w:top w:w="0" w:type="dxa"/>
-              <w:bottom w:w="0" w:type="dxa"/>
-              <w:left w:w="0" w:type="dxa"/>
-              <w:right w:w="0" w:type="dxa"/>
-            </w:tcMar>
-            <w:vAlign w:val="top"/>
-          </w:tcPr>
-          <w:p>
-            <w:pPr>
-              <w:pStyle w:val="Normal"/>
-              <w:jc w:val="center"/>
-              <w:pBdr>
-                <w:bottom w:val="none" w:sz="0" w:space="0" w:color="000000"/>
-                <w:top w:val="none" w:sz="0" w:space="0" w:color="000000"/>
-                <w:left w:val="none" w:sz="0" w:space="0" w:color="000000"/>
-                <w:right w:val="none" w:sz="0" w:space="0" w:color="000000"/>
-              </w:pBdr>
-              <w:spacing w:after="100" w:before="100" w:line="240"/>
-              <w:ind w:left="100" w:right="100" w:firstLine="0" w:firstLineChars="0"/>
-              <w:rPr>
-                <w:rFonts w:ascii="Helvetica" w:hAnsi="Helvetica" w:eastAsia="Helvetica" w:cs="Helvetica"/>
-                <w:i w:val="false"/>
-                <w:b w:val="false"/>
-                <w:u w:val="none"/>
-                <w:sz w:val="22"/>
-                <w:szCs w:val="22"/>
-                <w:color w:val="000000"/>
-              </w:rPr>
-            </w:pPr>
-            <w:r>
-              <w:rPr>
-                <w:rFonts w:ascii="Helvetica" w:hAnsi="Helvetica" w:eastAsia="Helvetica" w:cs="Helvetica"/>
-                <w:i w:val="false"/>
-                <w:b w:val="false"/>
-                <w:u w:val="none"/>
-                <w:sz w:val="22"/>
-                <w:szCs w:val="22"/>
-                <w:color w:val="000000"/>
-              </w:rPr>
-              <w:t xml:space="preserve">0.500</w:t>
+              <w:t xml:space="preserve">0.40</w:t>
+            </w:r>
+          </w:p>
+        </w:tc>
+        <w:tc>
+          <w:tcPr>
+            <w:tcBorders>
+              <w:bottom w:val="none" w:sz="0" w:space="0" w:color="000000"/>
+              <w:top w:val="none" w:sz="0" w:space="0" w:color="000000"/>
+              <w:left w:val="none" w:sz="0" w:space="0" w:color="000000"/>
+              <w:right w:val="none" w:sz="0" w:space="0" w:color="000000"/>
+            </w:tcBorders>
+            <w:shd w:val="clear" w:color="auto" w:fill="FFFFFF"/>
+            <w:tcMar>
+              <w:top w:w="0" w:type="dxa"/>
+              <w:bottom w:w="0" w:type="dxa"/>
+              <w:left w:w="0" w:type="dxa"/>
+              <w:right w:w="0" w:type="dxa"/>
+            </w:tcMar>
+            <w:vAlign w:val="top"/>
+          </w:tcPr>
+          <w:p>
+            <w:pPr>
+              <w:pStyle w:val="Normal"/>
+              <w:jc w:val="center"/>
+              <w:pBdr>
+                <w:bottom w:val="none" w:sz="0" w:space="0" w:color="000000"/>
+                <w:top w:val="none" w:sz="0" w:space="0" w:color="000000"/>
+                <w:left w:val="none" w:sz="0" w:space="0" w:color="000000"/>
+                <w:right w:val="none" w:sz="0" w:space="0" w:color="000000"/>
+              </w:pBdr>
+              <w:spacing w:after="100" w:before="100" w:line="240"/>
+              <w:ind w:left="100" w:right="100" w:firstLine="0" w:firstLineChars="0"/>
+              <w:rPr>
+                <w:rFonts w:ascii="Helvetica" w:hAnsi="Helvetica" w:eastAsia="Helvetica" w:cs="Helvetica"/>
+                <w:i w:val="false"/>
+                <w:b w:val="false"/>
+                <w:u w:val="none"/>
+                <w:sz w:val="22"/>
+                <w:szCs w:val="22"/>
+                <w:color w:val="000000"/>
+              </w:rPr>
+            </w:pPr>
+            <w:r>
+              <w:rPr>
+                <w:rFonts w:ascii="Helvetica" w:hAnsi="Helvetica" w:eastAsia="Helvetica" w:cs="Helvetica"/>
+                <w:i w:val="false"/>
+                <w:b w:val="false"/>
+                <w:u w:val="none"/>
+                <w:sz w:val="22"/>
+                <w:szCs w:val="22"/>
+                <w:color w:val="000000"/>
+              </w:rPr>
+              <w:t xml:space="preserve">0.02, 7.03</w:t>
+            </w:r>
+          </w:p>
+        </w:tc>
+        <w:tc>
+          <w:tcPr>
+            <w:tcBorders>
+              <w:bottom w:val="none" w:sz="0" w:space="0" w:color="000000"/>
+              <w:top w:val="none" w:sz="0" w:space="0" w:color="000000"/>
+              <w:left w:val="none" w:sz="0" w:space="0" w:color="000000"/>
+              <w:right w:val="none" w:sz="0" w:space="0" w:color="000000"/>
+            </w:tcBorders>
+            <w:shd w:val="clear" w:color="auto" w:fill="FFFFFF"/>
+            <w:tcMar>
+              <w:top w:w="0" w:type="dxa"/>
+              <w:bottom w:w="0" w:type="dxa"/>
+              <w:left w:w="0" w:type="dxa"/>
+              <w:right w:w="0" w:type="dxa"/>
+            </w:tcMar>
+            <w:vAlign w:val="top"/>
+          </w:tcPr>
+          <w:p>
+            <w:pPr>
+              <w:pStyle w:val="Normal"/>
+              <w:jc w:val="center"/>
+              <w:pBdr>
+                <w:bottom w:val="none" w:sz="0" w:space="0" w:color="000000"/>
+                <w:top w:val="none" w:sz="0" w:space="0" w:color="000000"/>
+                <w:left w:val="none" w:sz="0" w:space="0" w:color="000000"/>
+                <w:right w:val="none" w:sz="0" w:space="0" w:color="000000"/>
+              </w:pBdr>
+              <w:spacing w:after="100" w:before="100" w:line="240"/>
+              <w:ind w:left="100" w:right="100" w:firstLine="0" w:firstLineChars="0"/>
+              <w:rPr>
+                <w:rFonts w:ascii="Helvetica" w:hAnsi="Helvetica" w:eastAsia="Helvetica" w:cs="Helvetica"/>
+                <w:i w:val="false"/>
+                <w:b w:val="false"/>
+                <w:u w:val="none"/>
+                <w:sz w:val="22"/>
+                <w:szCs w:val="22"/>
+                <w:color w:val="000000"/>
+              </w:rPr>
+            </w:pPr>
+            <w:r>
+              <w:rPr>
+                <w:rFonts w:ascii="Helvetica" w:hAnsi="Helvetica" w:eastAsia="Helvetica" w:cs="Helvetica"/>
+                <w:i w:val="false"/>
+                <w:b w:val="false"/>
+                <w:u w:val="none"/>
+                <w:sz w:val="22"/>
+                <w:szCs w:val="22"/>
+                <w:color w:val="000000"/>
+              </w:rPr>
+              <w:t xml:space="preserve">0.530</w:t>
             </w:r>
           </w:p>
         </w:tc>
@@ -7865,113 +7865,113 @@
                 <w:szCs w:val="22"/>
                 <w:color w:val="000000"/>
               </w:rPr>
-              <w:t xml:space="preserve">0.72</w:t>
-            </w:r>
-          </w:p>
-        </w:tc>
-        <w:tc>
-          <w:tcPr>
-            <w:tcBorders>
-              <w:bottom w:val="none" w:sz="0" w:space="0" w:color="000000"/>
-              <w:top w:val="none" w:sz="0" w:space="0" w:color="000000"/>
-              <w:left w:val="none" w:sz="0" w:space="0" w:color="000000"/>
-              <w:right w:val="none" w:sz="0" w:space="0" w:color="000000"/>
-            </w:tcBorders>
-            <w:shd w:val="clear" w:color="auto" w:fill="FFFFFF"/>
-            <w:tcMar>
-              <w:top w:w="0" w:type="dxa"/>
-              <w:bottom w:w="0" w:type="dxa"/>
-              <w:left w:w="0" w:type="dxa"/>
-              <w:right w:w="0" w:type="dxa"/>
-            </w:tcMar>
-            <w:vAlign w:val="top"/>
-          </w:tcPr>
-          <w:p>
-            <w:pPr>
-              <w:pStyle w:val="Normal"/>
-              <w:jc w:val="center"/>
-              <w:pBdr>
-                <w:bottom w:val="none" w:sz="0" w:space="0" w:color="000000"/>
-                <w:top w:val="none" w:sz="0" w:space="0" w:color="000000"/>
-                <w:left w:val="none" w:sz="0" w:space="0" w:color="000000"/>
-                <w:right w:val="none" w:sz="0" w:space="0" w:color="000000"/>
-              </w:pBdr>
-              <w:spacing w:after="100" w:before="100" w:line="240"/>
-              <w:ind w:left="100" w:right="100" w:firstLine="0" w:firstLineChars="0"/>
-              <w:rPr>
-                <w:rFonts w:ascii="Helvetica" w:hAnsi="Helvetica" w:eastAsia="Helvetica" w:cs="Helvetica"/>
-                <w:i w:val="false"/>
-                <w:b w:val="false"/>
-                <w:u w:val="none"/>
-                <w:sz w:val="22"/>
-                <w:szCs w:val="22"/>
-                <w:color w:val="000000"/>
-              </w:rPr>
-            </w:pPr>
-            <w:r>
-              <w:rPr>
-                <w:rFonts w:ascii="Helvetica" w:hAnsi="Helvetica" w:eastAsia="Helvetica" w:cs="Helvetica"/>
-                <w:i w:val="false"/>
-                <w:b w:val="false"/>
-                <w:u w:val="none"/>
-                <w:sz w:val="22"/>
-                <w:szCs w:val="22"/>
-                <w:color w:val="000000"/>
-              </w:rPr>
-              <w:t xml:space="preserve">0.02, 28.5</w:t>
-            </w:r>
-          </w:p>
-        </w:tc>
-        <w:tc>
-          <w:tcPr>
-            <w:tcBorders>
-              <w:bottom w:val="none" w:sz="0" w:space="0" w:color="000000"/>
-              <w:top w:val="none" w:sz="0" w:space="0" w:color="000000"/>
-              <w:left w:val="none" w:sz="0" w:space="0" w:color="000000"/>
-              <w:right w:val="none" w:sz="0" w:space="0" w:color="000000"/>
-            </w:tcBorders>
-            <w:shd w:val="clear" w:color="auto" w:fill="FFFFFF"/>
-            <w:tcMar>
-              <w:top w:w="0" w:type="dxa"/>
-              <w:bottom w:w="0" w:type="dxa"/>
-              <w:left w:w="0" w:type="dxa"/>
-              <w:right w:w="0" w:type="dxa"/>
-            </w:tcMar>
-            <w:vAlign w:val="top"/>
-          </w:tcPr>
-          <w:p>
-            <w:pPr>
-              <w:pStyle w:val="Normal"/>
-              <w:jc w:val="center"/>
-              <w:pBdr>
-                <w:bottom w:val="none" w:sz="0" w:space="0" w:color="000000"/>
-                <w:top w:val="none" w:sz="0" w:space="0" w:color="000000"/>
-                <w:left w:val="none" w:sz="0" w:space="0" w:color="000000"/>
-                <w:right w:val="none" w:sz="0" w:space="0" w:color="000000"/>
-              </w:pBdr>
-              <w:spacing w:after="100" w:before="100" w:line="240"/>
-              <w:ind w:left="100" w:right="100" w:firstLine="0" w:firstLineChars="0"/>
-              <w:rPr>
-                <w:rFonts w:ascii="Helvetica" w:hAnsi="Helvetica" w:eastAsia="Helvetica" w:cs="Helvetica"/>
-                <w:i w:val="false"/>
-                <w:b w:val="false"/>
-                <w:u w:val="none"/>
-                <w:sz w:val="22"/>
-                <w:szCs w:val="22"/>
-                <w:color w:val="000000"/>
-              </w:rPr>
-            </w:pPr>
-            <w:r>
-              <w:rPr>
-                <w:rFonts w:ascii="Helvetica" w:hAnsi="Helvetica" w:eastAsia="Helvetica" w:cs="Helvetica"/>
-                <w:i w:val="false"/>
-                <w:b w:val="false"/>
-                <w:u w:val="none"/>
-                <w:sz w:val="22"/>
-                <w:szCs w:val="22"/>
-                <w:color w:val="000000"/>
-              </w:rPr>
-              <w:t xml:space="preserve">0.860</w:t>
+              <w:t xml:space="preserve">0.56</w:t>
+            </w:r>
+          </w:p>
+        </w:tc>
+        <w:tc>
+          <w:tcPr>
+            <w:tcBorders>
+              <w:bottom w:val="none" w:sz="0" w:space="0" w:color="000000"/>
+              <w:top w:val="none" w:sz="0" w:space="0" w:color="000000"/>
+              <w:left w:val="none" w:sz="0" w:space="0" w:color="000000"/>
+              <w:right w:val="none" w:sz="0" w:space="0" w:color="000000"/>
+            </w:tcBorders>
+            <w:shd w:val="clear" w:color="auto" w:fill="FFFFFF"/>
+            <w:tcMar>
+              <w:top w:w="0" w:type="dxa"/>
+              <w:bottom w:w="0" w:type="dxa"/>
+              <w:left w:w="0" w:type="dxa"/>
+              <w:right w:w="0" w:type="dxa"/>
+            </w:tcMar>
+            <w:vAlign w:val="top"/>
+          </w:tcPr>
+          <w:p>
+            <w:pPr>
+              <w:pStyle w:val="Normal"/>
+              <w:jc w:val="center"/>
+              <w:pBdr>
+                <w:bottom w:val="none" w:sz="0" w:space="0" w:color="000000"/>
+                <w:top w:val="none" w:sz="0" w:space="0" w:color="000000"/>
+                <w:left w:val="none" w:sz="0" w:space="0" w:color="000000"/>
+                <w:right w:val="none" w:sz="0" w:space="0" w:color="000000"/>
+              </w:pBdr>
+              <w:spacing w:after="100" w:before="100" w:line="240"/>
+              <w:ind w:left="100" w:right="100" w:firstLine="0" w:firstLineChars="0"/>
+              <w:rPr>
+                <w:rFonts w:ascii="Helvetica" w:hAnsi="Helvetica" w:eastAsia="Helvetica" w:cs="Helvetica"/>
+                <w:i w:val="false"/>
+                <w:b w:val="false"/>
+                <w:u w:val="none"/>
+                <w:sz w:val="22"/>
+                <w:szCs w:val="22"/>
+                <w:color w:val="000000"/>
+              </w:rPr>
+            </w:pPr>
+            <w:r>
+              <w:rPr>
+                <w:rFonts w:ascii="Helvetica" w:hAnsi="Helvetica" w:eastAsia="Helvetica" w:cs="Helvetica"/>
+                <w:i w:val="false"/>
+                <w:b w:val="false"/>
+                <w:u w:val="none"/>
+                <w:sz w:val="22"/>
+                <w:szCs w:val="22"/>
+                <w:color w:val="000000"/>
+              </w:rPr>
+              <w:t xml:space="preserve">0.02, 18.2</w:t>
+            </w:r>
+          </w:p>
+        </w:tc>
+        <w:tc>
+          <w:tcPr>
+            <w:tcBorders>
+              <w:bottom w:val="none" w:sz="0" w:space="0" w:color="000000"/>
+              <w:top w:val="none" w:sz="0" w:space="0" w:color="000000"/>
+              <w:left w:val="none" w:sz="0" w:space="0" w:color="000000"/>
+              <w:right w:val="none" w:sz="0" w:space="0" w:color="000000"/>
+            </w:tcBorders>
+            <w:shd w:val="clear" w:color="auto" w:fill="FFFFFF"/>
+            <w:tcMar>
+              <w:top w:w="0" w:type="dxa"/>
+              <w:bottom w:w="0" w:type="dxa"/>
+              <w:left w:w="0" w:type="dxa"/>
+              <w:right w:w="0" w:type="dxa"/>
+            </w:tcMar>
+            <w:vAlign w:val="top"/>
+          </w:tcPr>
+          <w:p>
+            <w:pPr>
+              <w:pStyle w:val="Normal"/>
+              <w:jc w:val="center"/>
+              <w:pBdr>
+                <w:bottom w:val="none" w:sz="0" w:space="0" w:color="000000"/>
+                <w:top w:val="none" w:sz="0" w:space="0" w:color="000000"/>
+                <w:left w:val="none" w:sz="0" w:space="0" w:color="000000"/>
+                <w:right w:val="none" w:sz="0" w:space="0" w:color="000000"/>
+              </w:pBdr>
+              <w:spacing w:after="100" w:before="100" w:line="240"/>
+              <w:ind w:left="100" w:right="100" w:firstLine="0" w:firstLineChars="0"/>
+              <w:rPr>
+                <w:rFonts w:ascii="Helvetica" w:hAnsi="Helvetica" w:eastAsia="Helvetica" w:cs="Helvetica"/>
+                <w:i w:val="false"/>
+                <w:b w:val="false"/>
+                <w:u w:val="none"/>
+                <w:sz w:val="22"/>
+                <w:szCs w:val="22"/>
+                <w:color w:val="000000"/>
+              </w:rPr>
+            </w:pPr>
+            <w:r>
+              <w:rPr>
+                <w:rFonts w:ascii="Helvetica" w:hAnsi="Helvetica" w:eastAsia="Helvetica" w:cs="Helvetica"/>
+                <w:i w:val="false"/>
+                <w:b w:val="false"/>
+                <w:u w:val="none"/>
+                <w:sz w:val="22"/>
+                <w:szCs w:val="22"/>
+                <w:color w:val="000000"/>
+              </w:rPr>
+              <w:t xml:space="preserve">0.740</w:t>
             </w:r>
           </w:p>
         </w:tc>
@@ -8348,113 +8348,113 @@
                 <w:szCs w:val="22"/>
                 <w:color w:val="000000"/>
               </w:rPr>
-              <w:t xml:space="preserve">0.31</w:t>
-            </w:r>
-          </w:p>
-        </w:tc>
-        <w:tc>
-          <w:tcPr>
-            <w:tcBorders>
-              <w:bottom w:val="none" w:sz="0" w:space="0" w:color="000000"/>
-              <w:top w:val="none" w:sz="0" w:space="0" w:color="000000"/>
-              <w:left w:val="none" w:sz="0" w:space="0" w:color="000000"/>
-              <w:right w:val="none" w:sz="0" w:space="0" w:color="000000"/>
-            </w:tcBorders>
-            <w:shd w:val="clear" w:color="auto" w:fill="FFFFFF"/>
-            <w:tcMar>
-              <w:top w:w="0" w:type="dxa"/>
-              <w:bottom w:w="0" w:type="dxa"/>
-              <w:left w:w="0" w:type="dxa"/>
-              <w:right w:w="0" w:type="dxa"/>
-            </w:tcMar>
-            <w:vAlign w:val="top"/>
-          </w:tcPr>
-          <w:p>
-            <w:pPr>
-              <w:pStyle w:val="Normal"/>
-              <w:jc w:val="center"/>
-              <w:pBdr>
-                <w:bottom w:val="none" w:sz="0" w:space="0" w:color="000000"/>
-                <w:top w:val="none" w:sz="0" w:space="0" w:color="000000"/>
-                <w:left w:val="none" w:sz="0" w:space="0" w:color="000000"/>
-                <w:right w:val="none" w:sz="0" w:space="0" w:color="000000"/>
-              </w:pBdr>
-              <w:spacing w:after="100" w:before="100" w:line="240"/>
-              <w:ind w:left="100" w:right="100" w:firstLine="0" w:firstLineChars="0"/>
-              <w:rPr>
-                <w:rFonts w:ascii="Helvetica" w:hAnsi="Helvetica" w:eastAsia="Helvetica" w:cs="Helvetica"/>
-                <w:i w:val="false"/>
-                <w:b w:val="false"/>
-                <w:u w:val="none"/>
-                <w:sz w:val="22"/>
-                <w:szCs w:val="22"/>
-                <w:color w:val="000000"/>
-              </w:rPr>
-            </w:pPr>
-            <w:r>
-              <w:rPr>
-                <w:rFonts w:ascii="Helvetica" w:hAnsi="Helvetica" w:eastAsia="Helvetica" w:cs="Helvetica"/>
-                <w:i w:val="false"/>
-                <w:b w:val="false"/>
-                <w:u w:val="none"/>
-                <w:sz w:val="22"/>
-                <w:szCs w:val="22"/>
-                <w:color w:val="000000"/>
-              </w:rPr>
-              <w:t xml:space="preserve">0.04, 2.73</w:t>
-            </w:r>
-          </w:p>
-        </w:tc>
-        <w:tc>
-          <w:tcPr>
-            <w:tcBorders>
-              <w:bottom w:val="none" w:sz="0" w:space="0" w:color="000000"/>
-              <w:top w:val="none" w:sz="0" w:space="0" w:color="000000"/>
-              <w:left w:val="none" w:sz="0" w:space="0" w:color="000000"/>
-              <w:right w:val="none" w:sz="0" w:space="0" w:color="000000"/>
-            </w:tcBorders>
-            <w:shd w:val="clear" w:color="auto" w:fill="FFFFFF"/>
-            <w:tcMar>
-              <w:top w:w="0" w:type="dxa"/>
-              <w:bottom w:w="0" w:type="dxa"/>
-              <w:left w:w="0" w:type="dxa"/>
-              <w:right w:w="0" w:type="dxa"/>
-            </w:tcMar>
-            <w:vAlign w:val="top"/>
-          </w:tcPr>
-          <w:p>
-            <w:pPr>
-              <w:pStyle w:val="Normal"/>
-              <w:jc w:val="center"/>
-              <w:pBdr>
-                <w:bottom w:val="none" w:sz="0" w:space="0" w:color="000000"/>
-                <w:top w:val="none" w:sz="0" w:space="0" w:color="000000"/>
-                <w:left w:val="none" w:sz="0" w:space="0" w:color="000000"/>
-                <w:right w:val="none" w:sz="0" w:space="0" w:color="000000"/>
-              </w:pBdr>
-              <w:spacing w:after="100" w:before="100" w:line="240"/>
-              <w:ind w:left="100" w:right="100" w:firstLine="0" w:firstLineChars="0"/>
-              <w:rPr>
-                <w:rFonts w:ascii="Helvetica" w:hAnsi="Helvetica" w:eastAsia="Helvetica" w:cs="Helvetica"/>
-                <w:i w:val="false"/>
-                <w:b w:val="false"/>
-                <w:u w:val="none"/>
-                <w:sz w:val="22"/>
-                <w:szCs w:val="22"/>
-                <w:color w:val="000000"/>
-              </w:rPr>
-            </w:pPr>
-            <w:r>
-              <w:rPr>
-                <w:rFonts w:ascii="Helvetica" w:hAnsi="Helvetica" w:eastAsia="Helvetica" w:cs="Helvetica"/>
-                <w:i w:val="false"/>
-                <w:b w:val="false"/>
-                <w:u w:val="none"/>
-                <w:sz w:val="22"/>
-                <w:szCs w:val="22"/>
-                <w:color w:val="000000"/>
-              </w:rPr>
-              <w:t xml:space="preserve">0.290</w:t>
+              <w:t xml:space="preserve">0.26</w:t>
+            </w:r>
+          </w:p>
+        </w:tc>
+        <w:tc>
+          <w:tcPr>
+            <w:tcBorders>
+              <w:bottom w:val="none" w:sz="0" w:space="0" w:color="000000"/>
+              <w:top w:val="none" w:sz="0" w:space="0" w:color="000000"/>
+              <w:left w:val="none" w:sz="0" w:space="0" w:color="000000"/>
+              <w:right w:val="none" w:sz="0" w:space="0" w:color="000000"/>
+            </w:tcBorders>
+            <w:shd w:val="clear" w:color="auto" w:fill="FFFFFF"/>
+            <w:tcMar>
+              <w:top w:w="0" w:type="dxa"/>
+              <w:bottom w:w="0" w:type="dxa"/>
+              <w:left w:w="0" w:type="dxa"/>
+              <w:right w:w="0" w:type="dxa"/>
+            </w:tcMar>
+            <w:vAlign w:val="top"/>
+          </w:tcPr>
+          <w:p>
+            <w:pPr>
+              <w:pStyle w:val="Normal"/>
+              <w:jc w:val="center"/>
+              <w:pBdr>
+                <w:bottom w:val="none" w:sz="0" w:space="0" w:color="000000"/>
+                <w:top w:val="none" w:sz="0" w:space="0" w:color="000000"/>
+                <w:left w:val="none" w:sz="0" w:space="0" w:color="000000"/>
+                <w:right w:val="none" w:sz="0" w:space="0" w:color="000000"/>
+              </w:pBdr>
+              <w:spacing w:after="100" w:before="100" w:line="240"/>
+              <w:ind w:left="100" w:right="100" w:firstLine="0" w:firstLineChars="0"/>
+              <w:rPr>
+                <w:rFonts w:ascii="Helvetica" w:hAnsi="Helvetica" w:eastAsia="Helvetica" w:cs="Helvetica"/>
+                <w:i w:val="false"/>
+                <w:b w:val="false"/>
+                <w:u w:val="none"/>
+                <w:sz w:val="22"/>
+                <w:szCs w:val="22"/>
+                <w:color w:val="000000"/>
+              </w:rPr>
+            </w:pPr>
+            <w:r>
+              <w:rPr>
+                <w:rFonts w:ascii="Helvetica" w:hAnsi="Helvetica" w:eastAsia="Helvetica" w:cs="Helvetica"/>
+                <w:i w:val="false"/>
+                <w:b w:val="false"/>
+                <w:u w:val="none"/>
+                <w:sz w:val="22"/>
+                <w:szCs w:val="22"/>
+                <w:color w:val="000000"/>
+              </w:rPr>
+              <w:t xml:space="preserve">0.03, 2.23</w:t>
+            </w:r>
+          </w:p>
+        </w:tc>
+        <w:tc>
+          <w:tcPr>
+            <w:tcBorders>
+              <w:bottom w:val="none" w:sz="0" w:space="0" w:color="000000"/>
+              <w:top w:val="none" w:sz="0" w:space="0" w:color="000000"/>
+              <w:left w:val="none" w:sz="0" w:space="0" w:color="000000"/>
+              <w:right w:val="none" w:sz="0" w:space="0" w:color="000000"/>
+            </w:tcBorders>
+            <w:shd w:val="clear" w:color="auto" w:fill="FFFFFF"/>
+            <w:tcMar>
+              <w:top w:w="0" w:type="dxa"/>
+              <w:bottom w:w="0" w:type="dxa"/>
+              <w:left w:w="0" w:type="dxa"/>
+              <w:right w:w="0" w:type="dxa"/>
+            </w:tcMar>
+            <w:vAlign w:val="top"/>
+          </w:tcPr>
+          <w:p>
+            <w:pPr>
+              <w:pStyle w:val="Normal"/>
+              <w:jc w:val="center"/>
+              <w:pBdr>
+                <w:bottom w:val="none" w:sz="0" w:space="0" w:color="000000"/>
+                <w:top w:val="none" w:sz="0" w:space="0" w:color="000000"/>
+                <w:left w:val="none" w:sz="0" w:space="0" w:color="000000"/>
+                <w:right w:val="none" w:sz="0" w:space="0" w:color="000000"/>
+              </w:pBdr>
+              <w:spacing w:after="100" w:before="100" w:line="240"/>
+              <w:ind w:left="100" w:right="100" w:firstLine="0" w:firstLineChars="0"/>
+              <w:rPr>
+                <w:rFonts w:ascii="Helvetica" w:hAnsi="Helvetica" w:eastAsia="Helvetica" w:cs="Helvetica"/>
+                <w:i w:val="false"/>
+                <w:b w:val="false"/>
+                <w:u w:val="none"/>
+                <w:sz w:val="22"/>
+                <w:szCs w:val="22"/>
+                <w:color w:val="000000"/>
+              </w:rPr>
+            </w:pPr>
+            <w:r>
+              <w:rPr>
+                <w:rFonts w:ascii="Helvetica" w:hAnsi="Helvetica" w:eastAsia="Helvetica" w:cs="Helvetica"/>
+                <w:i w:val="false"/>
+                <w:b w:val="false"/>
+                <w:u w:val="none"/>
+                <w:sz w:val="22"/>
+                <w:szCs w:val="22"/>
+                <w:color w:val="000000"/>
+              </w:rPr>
+              <w:t xml:space="preserve">0.220</w:t>
             </w:r>
           </w:p>
         </w:tc>
@@ -8831,113 +8831,113 @@
                 <w:szCs w:val="22"/>
                 <w:color w:val="000000"/>
               </w:rPr>
-              <w:t xml:space="preserve">3.47</w:t>
-            </w:r>
-          </w:p>
-        </w:tc>
-        <w:tc>
-          <w:tcPr>
-            <w:tcBorders>
-              <w:bottom w:val="none" w:sz="0" w:space="0" w:color="000000"/>
-              <w:top w:val="none" w:sz="0" w:space="0" w:color="000000"/>
-              <w:left w:val="none" w:sz="0" w:space="0" w:color="000000"/>
-              <w:right w:val="none" w:sz="0" w:space="0" w:color="000000"/>
-            </w:tcBorders>
-            <w:shd w:val="clear" w:color="auto" w:fill="FFFFFF"/>
-            <w:tcMar>
-              <w:top w:w="0" w:type="dxa"/>
-              <w:bottom w:w="0" w:type="dxa"/>
-              <w:left w:w="0" w:type="dxa"/>
-              <w:right w:w="0" w:type="dxa"/>
-            </w:tcMar>
-            <w:vAlign w:val="top"/>
-          </w:tcPr>
-          <w:p>
-            <w:pPr>
-              <w:pStyle w:val="Normal"/>
-              <w:jc w:val="center"/>
-              <w:pBdr>
-                <w:bottom w:val="none" w:sz="0" w:space="0" w:color="000000"/>
-                <w:top w:val="none" w:sz="0" w:space="0" w:color="000000"/>
-                <w:left w:val="none" w:sz="0" w:space="0" w:color="000000"/>
-                <w:right w:val="none" w:sz="0" w:space="0" w:color="000000"/>
-              </w:pBdr>
-              <w:spacing w:after="100" w:before="100" w:line="240"/>
-              <w:ind w:left="100" w:right="100" w:firstLine="0" w:firstLineChars="0"/>
-              <w:rPr>
-                <w:rFonts w:ascii="Helvetica" w:hAnsi="Helvetica" w:eastAsia="Helvetica" w:cs="Helvetica"/>
-                <w:i w:val="false"/>
-                <w:b w:val="false"/>
-                <w:u w:val="none"/>
-                <w:sz w:val="22"/>
-                <w:szCs w:val="22"/>
-                <w:color w:val="000000"/>
-              </w:rPr>
-            </w:pPr>
-            <w:r>
-              <w:rPr>
-                <w:rFonts w:ascii="Helvetica" w:hAnsi="Helvetica" w:eastAsia="Helvetica" w:cs="Helvetica"/>
-                <w:i w:val="false"/>
-                <w:b w:val="false"/>
-                <w:u w:val="none"/>
-                <w:sz w:val="22"/>
-                <w:szCs w:val="22"/>
-                <w:color w:val="000000"/>
-              </w:rPr>
-              <w:t xml:space="preserve">0.20, 59.3</w:t>
-            </w:r>
-          </w:p>
-        </w:tc>
-        <w:tc>
-          <w:tcPr>
-            <w:tcBorders>
-              <w:bottom w:val="none" w:sz="0" w:space="0" w:color="000000"/>
-              <w:top w:val="none" w:sz="0" w:space="0" w:color="000000"/>
-              <w:left w:val="none" w:sz="0" w:space="0" w:color="000000"/>
-              <w:right w:val="none" w:sz="0" w:space="0" w:color="000000"/>
-            </w:tcBorders>
-            <w:shd w:val="clear" w:color="auto" w:fill="FFFFFF"/>
-            <w:tcMar>
-              <w:top w:w="0" w:type="dxa"/>
-              <w:bottom w:w="0" w:type="dxa"/>
-              <w:left w:w="0" w:type="dxa"/>
-              <w:right w:w="0" w:type="dxa"/>
-            </w:tcMar>
-            <w:vAlign w:val="top"/>
-          </w:tcPr>
-          <w:p>
-            <w:pPr>
-              <w:pStyle w:val="Normal"/>
-              <w:jc w:val="center"/>
-              <w:pBdr>
-                <w:bottom w:val="none" w:sz="0" w:space="0" w:color="000000"/>
-                <w:top w:val="none" w:sz="0" w:space="0" w:color="000000"/>
-                <w:left w:val="none" w:sz="0" w:space="0" w:color="000000"/>
-                <w:right w:val="none" w:sz="0" w:space="0" w:color="000000"/>
-              </w:pBdr>
-              <w:spacing w:after="100" w:before="100" w:line="240"/>
-              <w:ind w:left="100" w:right="100" w:firstLine="0" w:firstLineChars="0"/>
-              <w:rPr>
-                <w:rFonts w:ascii="Helvetica" w:hAnsi="Helvetica" w:eastAsia="Helvetica" w:cs="Helvetica"/>
-                <w:i w:val="false"/>
-                <w:b w:val="false"/>
-                <w:u w:val="none"/>
-                <w:sz w:val="22"/>
-                <w:szCs w:val="22"/>
-                <w:color w:val="000000"/>
-              </w:rPr>
-            </w:pPr>
-            <w:r>
-              <w:rPr>
-                <w:rFonts w:ascii="Helvetica" w:hAnsi="Helvetica" w:eastAsia="Helvetica" w:cs="Helvetica"/>
-                <w:i w:val="false"/>
-                <w:b w:val="false"/>
-                <w:u w:val="none"/>
-                <w:sz w:val="22"/>
-                <w:szCs w:val="22"/>
-                <w:color w:val="000000"/>
-              </w:rPr>
-              <w:t xml:space="preserve">0.390</w:t>
+              <w:t xml:space="preserve">3.38</w:t>
+            </w:r>
+          </w:p>
+        </w:tc>
+        <w:tc>
+          <w:tcPr>
+            <w:tcBorders>
+              <w:bottom w:val="none" w:sz="0" w:space="0" w:color="000000"/>
+              <w:top w:val="none" w:sz="0" w:space="0" w:color="000000"/>
+              <w:left w:val="none" w:sz="0" w:space="0" w:color="000000"/>
+              <w:right w:val="none" w:sz="0" w:space="0" w:color="000000"/>
+            </w:tcBorders>
+            <w:shd w:val="clear" w:color="auto" w:fill="FFFFFF"/>
+            <w:tcMar>
+              <w:top w:w="0" w:type="dxa"/>
+              <w:bottom w:w="0" w:type="dxa"/>
+              <w:left w:w="0" w:type="dxa"/>
+              <w:right w:w="0" w:type="dxa"/>
+            </w:tcMar>
+            <w:vAlign w:val="top"/>
+          </w:tcPr>
+          <w:p>
+            <w:pPr>
+              <w:pStyle w:val="Normal"/>
+              <w:jc w:val="center"/>
+              <w:pBdr>
+                <w:bottom w:val="none" w:sz="0" w:space="0" w:color="000000"/>
+                <w:top w:val="none" w:sz="0" w:space="0" w:color="000000"/>
+                <w:left w:val="none" w:sz="0" w:space="0" w:color="000000"/>
+                <w:right w:val="none" w:sz="0" w:space="0" w:color="000000"/>
+              </w:pBdr>
+              <w:spacing w:after="100" w:before="100" w:line="240"/>
+              <w:ind w:left="100" w:right="100" w:firstLine="0" w:firstLineChars="0"/>
+              <w:rPr>
+                <w:rFonts w:ascii="Helvetica" w:hAnsi="Helvetica" w:eastAsia="Helvetica" w:cs="Helvetica"/>
+                <w:i w:val="false"/>
+                <w:b w:val="false"/>
+                <w:u w:val="none"/>
+                <w:sz w:val="22"/>
+                <w:szCs w:val="22"/>
+                <w:color w:val="000000"/>
+              </w:rPr>
+            </w:pPr>
+            <w:r>
+              <w:rPr>
+                <w:rFonts w:ascii="Helvetica" w:hAnsi="Helvetica" w:eastAsia="Helvetica" w:cs="Helvetica"/>
+                <w:i w:val="false"/>
+                <w:b w:val="false"/>
+                <w:u w:val="none"/>
+                <w:sz w:val="22"/>
+                <w:szCs w:val="22"/>
+                <w:color w:val="000000"/>
+              </w:rPr>
+              <w:t xml:space="preserve">0.22, 51.9</w:t>
+            </w:r>
+          </w:p>
+        </w:tc>
+        <w:tc>
+          <w:tcPr>
+            <w:tcBorders>
+              <w:bottom w:val="none" w:sz="0" w:space="0" w:color="000000"/>
+              <w:top w:val="none" w:sz="0" w:space="0" w:color="000000"/>
+              <w:left w:val="none" w:sz="0" w:space="0" w:color="000000"/>
+              <w:right w:val="none" w:sz="0" w:space="0" w:color="000000"/>
+            </w:tcBorders>
+            <w:shd w:val="clear" w:color="auto" w:fill="FFFFFF"/>
+            <w:tcMar>
+              <w:top w:w="0" w:type="dxa"/>
+              <w:bottom w:w="0" w:type="dxa"/>
+              <w:left w:w="0" w:type="dxa"/>
+              <w:right w:w="0" w:type="dxa"/>
+            </w:tcMar>
+            <w:vAlign w:val="top"/>
+          </w:tcPr>
+          <w:p>
+            <w:pPr>
+              <w:pStyle w:val="Normal"/>
+              <w:jc w:val="center"/>
+              <w:pBdr>
+                <w:bottom w:val="none" w:sz="0" w:space="0" w:color="000000"/>
+                <w:top w:val="none" w:sz="0" w:space="0" w:color="000000"/>
+                <w:left w:val="none" w:sz="0" w:space="0" w:color="000000"/>
+                <w:right w:val="none" w:sz="0" w:space="0" w:color="000000"/>
+              </w:pBdr>
+              <w:spacing w:after="100" w:before="100" w:line="240"/>
+              <w:ind w:left="100" w:right="100" w:firstLine="0" w:firstLineChars="0"/>
+              <w:rPr>
+                <w:rFonts w:ascii="Helvetica" w:hAnsi="Helvetica" w:eastAsia="Helvetica" w:cs="Helvetica"/>
+                <w:i w:val="false"/>
+                <w:b w:val="false"/>
+                <w:u w:val="none"/>
+                <w:sz w:val="22"/>
+                <w:szCs w:val="22"/>
+                <w:color w:val="000000"/>
+              </w:rPr>
+            </w:pPr>
+            <w:r>
+              <w:rPr>
+                <w:rFonts w:ascii="Helvetica" w:hAnsi="Helvetica" w:eastAsia="Helvetica" w:cs="Helvetica"/>
+                <w:i w:val="false"/>
+                <w:b w:val="false"/>
+                <w:u w:val="none"/>
+                <w:sz w:val="22"/>
+                <w:szCs w:val="22"/>
+                <w:color w:val="000000"/>
+              </w:rPr>
+              <w:t xml:space="preserve">0.380</w:t>
             </w:r>
           </w:p>
         </w:tc>
@@ -9910,7 +9910,7 @@
       </w:tr>
       <w:tr>
         <w:trPr>
-          <w:trHeight w:val="598" w:hRule="auto"/>
+          <w:trHeight w:val="597" w:hRule="auto"/>
         </w:trPr>
         body20
         <w:tc>
@@ -10280,113 +10280,113 @@
                 <w:szCs w:val="22"/>
                 <w:color w:val="000000"/>
               </w:rPr>
-              <w:t xml:space="preserve">0.14</w:t>
-            </w:r>
-          </w:p>
-        </w:tc>
-        <w:tc>
-          <w:tcPr>
-            <w:tcBorders>
-              <w:bottom w:val="none" w:sz="0" w:space="0" w:color="000000"/>
-              <w:top w:val="none" w:sz="0" w:space="0" w:color="000000"/>
-              <w:left w:val="none" w:sz="0" w:space="0" w:color="000000"/>
-              <w:right w:val="none" w:sz="0" w:space="0" w:color="000000"/>
-            </w:tcBorders>
-            <w:shd w:val="clear" w:color="auto" w:fill="FFFFFF"/>
-            <w:tcMar>
-              <w:top w:w="0" w:type="dxa"/>
-              <w:bottom w:w="0" w:type="dxa"/>
-              <w:left w:w="0" w:type="dxa"/>
-              <w:right w:w="0" w:type="dxa"/>
-            </w:tcMar>
-            <w:vAlign w:val="top"/>
-          </w:tcPr>
-          <w:p>
-            <w:pPr>
-              <w:pStyle w:val="Normal"/>
-              <w:jc w:val="center"/>
-              <w:pBdr>
-                <w:bottom w:val="none" w:sz="0" w:space="0" w:color="000000"/>
-                <w:top w:val="none" w:sz="0" w:space="0" w:color="000000"/>
-                <w:left w:val="none" w:sz="0" w:space="0" w:color="000000"/>
-                <w:right w:val="none" w:sz="0" w:space="0" w:color="000000"/>
-              </w:pBdr>
-              <w:spacing w:after="100" w:before="100" w:line="240"/>
-              <w:ind w:left="100" w:right="100" w:firstLine="0" w:firstLineChars="0"/>
-              <w:rPr>
-                <w:rFonts w:ascii="Helvetica" w:hAnsi="Helvetica" w:eastAsia="Helvetica" w:cs="Helvetica"/>
-                <w:i w:val="false"/>
-                <w:b w:val="false"/>
-                <w:u w:val="none"/>
-                <w:sz w:val="22"/>
-                <w:szCs w:val="22"/>
-                <w:color w:val="000000"/>
-              </w:rPr>
-            </w:pPr>
-            <w:r>
-              <w:rPr>
-                <w:rFonts w:ascii="Helvetica" w:hAnsi="Helvetica" w:eastAsia="Helvetica" w:cs="Helvetica"/>
-                <w:i w:val="false"/>
-                <w:b w:val="false"/>
-                <w:u w:val="none"/>
-                <w:sz w:val="22"/>
-                <w:szCs w:val="22"/>
-                <w:color w:val="000000"/>
-              </w:rPr>
-              <w:t xml:space="preserve">0.01, 1.54</w:t>
-            </w:r>
-          </w:p>
-        </w:tc>
-        <w:tc>
-          <w:tcPr>
-            <w:tcBorders>
-              <w:bottom w:val="none" w:sz="0" w:space="0" w:color="000000"/>
-              <w:top w:val="none" w:sz="0" w:space="0" w:color="000000"/>
-              <w:left w:val="none" w:sz="0" w:space="0" w:color="000000"/>
-              <w:right w:val="none" w:sz="0" w:space="0" w:color="000000"/>
-            </w:tcBorders>
-            <w:shd w:val="clear" w:color="auto" w:fill="FFFFFF"/>
-            <w:tcMar>
-              <w:top w:w="0" w:type="dxa"/>
-              <w:bottom w:w="0" w:type="dxa"/>
-              <w:left w:w="0" w:type="dxa"/>
-              <w:right w:w="0" w:type="dxa"/>
-            </w:tcMar>
-            <w:vAlign w:val="top"/>
-          </w:tcPr>
-          <w:p>
-            <w:pPr>
-              <w:pStyle w:val="Normal"/>
-              <w:jc w:val="center"/>
-              <w:pBdr>
-                <w:bottom w:val="none" w:sz="0" w:space="0" w:color="000000"/>
-                <w:top w:val="none" w:sz="0" w:space="0" w:color="000000"/>
-                <w:left w:val="none" w:sz="0" w:space="0" w:color="000000"/>
-                <w:right w:val="none" w:sz="0" w:space="0" w:color="000000"/>
-              </w:pBdr>
-              <w:spacing w:after="100" w:before="100" w:line="240"/>
-              <w:ind w:left="100" w:right="100" w:firstLine="0" w:firstLineChars="0"/>
-              <w:rPr>
-                <w:rFonts w:ascii="Helvetica" w:hAnsi="Helvetica" w:eastAsia="Helvetica" w:cs="Helvetica"/>
-                <w:i w:val="false"/>
-                <w:b w:val="false"/>
-                <w:u w:val="none"/>
-                <w:sz w:val="22"/>
-                <w:szCs w:val="22"/>
-                <w:color w:val="000000"/>
-              </w:rPr>
-            </w:pPr>
-            <w:r>
-              <w:rPr>
-                <w:rFonts w:ascii="Helvetica" w:hAnsi="Helvetica" w:eastAsia="Helvetica" w:cs="Helvetica"/>
-                <w:i w:val="false"/>
-                <w:b w:val="false"/>
-                <w:u w:val="none"/>
-                <w:sz w:val="22"/>
-                <w:szCs w:val="22"/>
-                <w:color w:val="000000"/>
-              </w:rPr>
-              <w:t xml:space="preserve">0.110</w:t>
+              <w:t xml:space="preserve">0.13</w:t>
+            </w:r>
+          </w:p>
+        </w:tc>
+        <w:tc>
+          <w:tcPr>
+            <w:tcBorders>
+              <w:bottom w:val="none" w:sz="0" w:space="0" w:color="000000"/>
+              <w:top w:val="none" w:sz="0" w:space="0" w:color="000000"/>
+              <w:left w:val="none" w:sz="0" w:space="0" w:color="000000"/>
+              <w:right w:val="none" w:sz="0" w:space="0" w:color="000000"/>
+            </w:tcBorders>
+            <w:shd w:val="clear" w:color="auto" w:fill="FFFFFF"/>
+            <w:tcMar>
+              <w:top w:w="0" w:type="dxa"/>
+              <w:bottom w:w="0" w:type="dxa"/>
+              <w:left w:w="0" w:type="dxa"/>
+              <w:right w:w="0" w:type="dxa"/>
+            </w:tcMar>
+            <w:vAlign w:val="top"/>
+          </w:tcPr>
+          <w:p>
+            <w:pPr>
+              <w:pStyle w:val="Normal"/>
+              <w:jc w:val="center"/>
+              <w:pBdr>
+                <w:bottom w:val="none" w:sz="0" w:space="0" w:color="000000"/>
+                <w:top w:val="none" w:sz="0" w:space="0" w:color="000000"/>
+                <w:left w:val="none" w:sz="0" w:space="0" w:color="000000"/>
+                <w:right w:val="none" w:sz="0" w:space="0" w:color="000000"/>
+              </w:pBdr>
+              <w:spacing w:after="100" w:before="100" w:line="240"/>
+              <w:ind w:left="100" w:right="100" w:firstLine="0" w:firstLineChars="0"/>
+              <w:rPr>
+                <w:rFonts w:ascii="Helvetica" w:hAnsi="Helvetica" w:eastAsia="Helvetica" w:cs="Helvetica"/>
+                <w:i w:val="false"/>
+                <w:b w:val="false"/>
+                <w:u w:val="none"/>
+                <w:sz w:val="22"/>
+                <w:szCs w:val="22"/>
+                <w:color w:val="000000"/>
+              </w:rPr>
+            </w:pPr>
+            <w:r>
+              <w:rPr>
+                <w:rFonts w:ascii="Helvetica" w:hAnsi="Helvetica" w:eastAsia="Helvetica" w:cs="Helvetica"/>
+                <w:i w:val="false"/>
+                <w:b w:val="false"/>
+                <w:u w:val="none"/>
+                <w:sz w:val="22"/>
+                <w:szCs w:val="22"/>
+                <w:color w:val="000000"/>
+              </w:rPr>
+              <w:t xml:space="preserve">0.01, 1.37</w:t>
+            </w:r>
+          </w:p>
+        </w:tc>
+        <w:tc>
+          <w:tcPr>
+            <w:tcBorders>
+              <w:bottom w:val="none" w:sz="0" w:space="0" w:color="000000"/>
+              <w:top w:val="none" w:sz="0" w:space="0" w:color="000000"/>
+              <w:left w:val="none" w:sz="0" w:space="0" w:color="000000"/>
+              <w:right w:val="none" w:sz="0" w:space="0" w:color="000000"/>
+            </w:tcBorders>
+            <w:shd w:val="clear" w:color="auto" w:fill="FFFFFF"/>
+            <w:tcMar>
+              <w:top w:w="0" w:type="dxa"/>
+              <w:bottom w:w="0" w:type="dxa"/>
+              <w:left w:w="0" w:type="dxa"/>
+              <w:right w:w="0" w:type="dxa"/>
+            </w:tcMar>
+            <w:vAlign w:val="top"/>
+          </w:tcPr>
+          <w:p>
+            <w:pPr>
+              <w:pStyle w:val="Normal"/>
+              <w:jc w:val="center"/>
+              <w:pBdr>
+                <w:bottom w:val="none" w:sz="0" w:space="0" w:color="000000"/>
+                <w:top w:val="none" w:sz="0" w:space="0" w:color="000000"/>
+                <w:left w:val="none" w:sz="0" w:space="0" w:color="000000"/>
+                <w:right w:val="none" w:sz="0" w:space="0" w:color="000000"/>
+              </w:pBdr>
+              <w:spacing w:after="100" w:before="100" w:line="240"/>
+              <w:ind w:left="100" w:right="100" w:firstLine="0" w:firstLineChars="0"/>
+              <w:rPr>
+                <w:rFonts w:ascii="Helvetica" w:hAnsi="Helvetica" w:eastAsia="Helvetica" w:cs="Helvetica"/>
+                <w:i w:val="false"/>
+                <w:b w:val="false"/>
+                <w:u w:val="none"/>
+                <w:sz w:val="22"/>
+                <w:szCs w:val="22"/>
+                <w:color w:val="000000"/>
+              </w:rPr>
+            </w:pPr>
+            <w:r>
+              <w:rPr>
+                <w:rFonts w:ascii="Helvetica" w:hAnsi="Helvetica" w:eastAsia="Helvetica" w:cs="Helvetica"/>
+                <w:i w:val="false"/>
+                <w:b w:val="false"/>
+                <w:u w:val="none"/>
+                <w:sz w:val="22"/>
+                <w:szCs w:val="22"/>
+                <w:color w:val="000000"/>
+              </w:rPr>
+              <w:t xml:space="preserve">0.090</w:t>
             </w:r>
           </w:p>
         </w:tc>
@@ -10763,113 +10763,113 @@
                 <w:szCs w:val="22"/>
                 <w:color w:val="000000"/>
               </w:rPr>
-              <w:t xml:space="preserve">0.39</w:t>
-            </w:r>
-          </w:p>
-        </w:tc>
-        <w:tc>
-          <w:tcPr>
-            <w:tcBorders>
-              <w:bottom w:val="none" w:sz="0" w:space="0" w:color="000000"/>
-              <w:top w:val="none" w:sz="0" w:space="0" w:color="000000"/>
-              <w:left w:val="none" w:sz="0" w:space="0" w:color="000000"/>
-              <w:right w:val="none" w:sz="0" w:space="0" w:color="000000"/>
-            </w:tcBorders>
-            <w:shd w:val="clear" w:color="auto" w:fill="FFFFFF"/>
-            <w:tcMar>
-              <w:top w:w="0" w:type="dxa"/>
-              <w:bottom w:w="0" w:type="dxa"/>
-              <w:left w:w="0" w:type="dxa"/>
-              <w:right w:w="0" w:type="dxa"/>
-            </w:tcMar>
-            <w:vAlign w:val="top"/>
-          </w:tcPr>
-          <w:p>
-            <w:pPr>
-              <w:pStyle w:val="Normal"/>
-              <w:jc w:val="center"/>
-              <w:pBdr>
-                <w:bottom w:val="none" w:sz="0" w:space="0" w:color="000000"/>
-                <w:top w:val="none" w:sz="0" w:space="0" w:color="000000"/>
-                <w:left w:val="none" w:sz="0" w:space="0" w:color="000000"/>
-                <w:right w:val="none" w:sz="0" w:space="0" w:color="000000"/>
-              </w:pBdr>
-              <w:spacing w:after="100" w:before="100" w:line="240"/>
-              <w:ind w:left="100" w:right="100" w:firstLine="0" w:firstLineChars="0"/>
-              <w:rPr>
-                <w:rFonts w:ascii="Helvetica" w:hAnsi="Helvetica" w:eastAsia="Helvetica" w:cs="Helvetica"/>
-                <w:i w:val="false"/>
-                <w:b w:val="false"/>
-                <w:u w:val="none"/>
-                <w:sz w:val="22"/>
-                <w:szCs w:val="22"/>
-                <w:color w:val="000000"/>
-              </w:rPr>
-            </w:pPr>
-            <w:r>
-              <w:rPr>
-                <w:rFonts w:ascii="Helvetica" w:hAnsi="Helvetica" w:eastAsia="Helvetica" w:cs="Helvetica"/>
-                <w:i w:val="false"/>
-                <w:b w:val="false"/>
-                <w:u w:val="none"/>
-                <w:sz w:val="22"/>
-                <w:szCs w:val="22"/>
-                <w:color w:val="000000"/>
-              </w:rPr>
-              <w:t xml:space="preserve">0.13, 1.18</w:t>
-            </w:r>
-          </w:p>
-        </w:tc>
-        <w:tc>
-          <w:tcPr>
-            <w:tcBorders>
-              <w:bottom w:val="none" w:sz="0" w:space="0" w:color="000000"/>
-              <w:top w:val="none" w:sz="0" w:space="0" w:color="000000"/>
-              <w:left w:val="none" w:sz="0" w:space="0" w:color="000000"/>
-              <w:right w:val="none" w:sz="0" w:space="0" w:color="000000"/>
-            </w:tcBorders>
-            <w:shd w:val="clear" w:color="auto" w:fill="FFFFFF"/>
-            <w:tcMar>
-              <w:top w:w="0" w:type="dxa"/>
-              <w:bottom w:w="0" w:type="dxa"/>
-              <w:left w:w="0" w:type="dxa"/>
-              <w:right w:w="0" w:type="dxa"/>
-            </w:tcMar>
-            <w:vAlign w:val="top"/>
-          </w:tcPr>
-          <w:p>
-            <w:pPr>
-              <w:pStyle w:val="Normal"/>
-              <w:jc w:val="center"/>
-              <w:pBdr>
-                <w:bottom w:val="none" w:sz="0" w:space="0" w:color="000000"/>
-                <w:top w:val="none" w:sz="0" w:space="0" w:color="000000"/>
-                <w:left w:val="none" w:sz="0" w:space="0" w:color="000000"/>
-                <w:right w:val="none" w:sz="0" w:space="0" w:color="000000"/>
-              </w:pBdr>
-              <w:spacing w:after="100" w:before="100" w:line="240"/>
-              <w:ind w:left="100" w:right="100" w:firstLine="0" w:firstLineChars="0"/>
-              <w:rPr>
-                <w:rFonts w:ascii="Helvetica" w:hAnsi="Helvetica" w:eastAsia="Helvetica" w:cs="Helvetica"/>
-                <w:i w:val="false"/>
-                <w:b w:val="false"/>
-                <w:u w:val="none"/>
-                <w:sz w:val="22"/>
-                <w:szCs w:val="22"/>
-                <w:color w:val="000000"/>
-              </w:rPr>
-            </w:pPr>
-            <w:r>
-              <w:rPr>
-                <w:rFonts w:ascii="Helvetica" w:hAnsi="Helvetica" w:eastAsia="Helvetica" w:cs="Helvetica"/>
-                <w:i w:val="false"/>
-                <w:b w:val="false"/>
-                <w:u w:val="none"/>
-                <w:sz w:val="22"/>
-                <w:szCs w:val="22"/>
-                <w:color w:val="000000"/>
-              </w:rPr>
-              <w:t xml:space="preserve">0.095</w:t>
+              <w:t xml:space="preserve">0.38</w:t>
+            </w:r>
+          </w:p>
+        </w:tc>
+        <w:tc>
+          <w:tcPr>
+            <w:tcBorders>
+              <w:bottom w:val="none" w:sz="0" w:space="0" w:color="000000"/>
+              <w:top w:val="none" w:sz="0" w:space="0" w:color="000000"/>
+              <w:left w:val="none" w:sz="0" w:space="0" w:color="000000"/>
+              <w:right w:val="none" w:sz="0" w:space="0" w:color="000000"/>
+            </w:tcBorders>
+            <w:shd w:val="clear" w:color="auto" w:fill="FFFFFF"/>
+            <w:tcMar>
+              <w:top w:w="0" w:type="dxa"/>
+              <w:bottom w:w="0" w:type="dxa"/>
+              <w:left w:w="0" w:type="dxa"/>
+              <w:right w:w="0" w:type="dxa"/>
+            </w:tcMar>
+            <w:vAlign w:val="top"/>
+          </w:tcPr>
+          <w:p>
+            <w:pPr>
+              <w:pStyle w:val="Normal"/>
+              <w:jc w:val="center"/>
+              <w:pBdr>
+                <w:bottom w:val="none" w:sz="0" w:space="0" w:color="000000"/>
+                <w:top w:val="none" w:sz="0" w:space="0" w:color="000000"/>
+                <w:left w:val="none" w:sz="0" w:space="0" w:color="000000"/>
+                <w:right w:val="none" w:sz="0" w:space="0" w:color="000000"/>
+              </w:pBdr>
+              <w:spacing w:after="100" w:before="100" w:line="240"/>
+              <w:ind w:left="100" w:right="100" w:firstLine="0" w:firstLineChars="0"/>
+              <w:rPr>
+                <w:rFonts w:ascii="Helvetica" w:hAnsi="Helvetica" w:eastAsia="Helvetica" w:cs="Helvetica"/>
+                <w:i w:val="false"/>
+                <w:b w:val="false"/>
+                <w:u w:val="none"/>
+                <w:sz w:val="22"/>
+                <w:szCs w:val="22"/>
+                <w:color w:val="000000"/>
+              </w:rPr>
+            </w:pPr>
+            <w:r>
+              <w:rPr>
+                <w:rFonts w:ascii="Helvetica" w:hAnsi="Helvetica" w:eastAsia="Helvetica" w:cs="Helvetica"/>
+                <w:i w:val="false"/>
+                <w:b w:val="false"/>
+                <w:u w:val="none"/>
+                <w:sz w:val="22"/>
+                <w:szCs w:val="22"/>
+                <w:color w:val="000000"/>
+              </w:rPr>
+              <w:t xml:space="preserve">0.13, 1.16</w:t>
+            </w:r>
+          </w:p>
+        </w:tc>
+        <w:tc>
+          <w:tcPr>
+            <w:tcBorders>
+              <w:bottom w:val="none" w:sz="0" w:space="0" w:color="000000"/>
+              <w:top w:val="none" w:sz="0" w:space="0" w:color="000000"/>
+              <w:left w:val="none" w:sz="0" w:space="0" w:color="000000"/>
+              <w:right w:val="none" w:sz="0" w:space="0" w:color="000000"/>
+            </w:tcBorders>
+            <w:shd w:val="clear" w:color="auto" w:fill="FFFFFF"/>
+            <w:tcMar>
+              <w:top w:w="0" w:type="dxa"/>
+              <w:bottom w:w="0" w:type="dxa"/>
+              <w:left w:w="0" w:type="dxa"/>
+              <w:right w:w="0" w:type="dxa"/>
+            </w:tcMar>
+            <w:vAlign w:val="top"/>
+          </w:tcPr>
+          <w:p>
+            <w:pPr>
+              <w:pStyle w:val="Normal"/>
+              <w:jc w:val="center"/>
+              <w:pBdr>
+                <w:bottom w:val="none" w:sz="0" w:space="0" w:color="000000"/>
+                <w:top w:val="none" w:sz="0" w:space="0" w:color="000000"/>
+                <w:left w:val="none" w:sz="0" w:space="0" w:color="000000"/>
+                <w:right w:val="none" w:sz="0" w:space="0" w:color="000000"/>
+              </w:pBdr>
+              <w:spacing w:after="100" w:before="100" w:line="240"/>
+              <w:ind w:left="100" w:right="100" w:firstLine="0" w:firstLineChars="0"/>
+              <w:rPr>
+                <w:rFonts w:ascii="Helvetica" w:hAnsi="Helvetica" w:eastAsia="Helvetica" w:cs="Helvetica"/>
+                <w:i w:val="false"/>
+                <w:b w:val="false"/>
+                <w:u w:val="none"/>
+                <w:sz w:val="22"/>
+                <w:szCs w:val="22"/>
+                <w:color w:val="000000"/>
+              </w:rPr>
+            </w:pPr>
+            <w:r>
+              <w:rPr>
+                <w:rFonts w:ascii="Helvetica" w:hAnsi="Helvetica" w:eastAsia="Helvetica" w:cs="Helvetica"/>
+                <w:i w:val="false"/>
+                <w:b w:val="false"/>
+                <w:u w:val="none"/>
+                <w:sz w:val="22"/>
+                <w:szCs w:val="22"/>
+                <w:color w:val="000000"/>
+              </w:rPr>
+              <w:t xml:space="preserve">0.090</w:t>
             </w:r>
           </w:p>
         </w:tc>
@@ -11729,60 +11729,60 @@
                 <w:szCs w:val="22"/>
                 <w:color w:val="000000"/>
               </w:rPr>
-              <w:t xml:space="preserve">2.24</w:t>
-            </w:r>
-          </w:p>
-        </w:tc>
-        <w:tc>
-          <w:tcPr>
-            <w:tcBorders>
-              <w:bottom w:val="none" w:sz="0" w:space="0" w:color="000000"/>
-              <w:top w:val="none" w:sz="0" w:space="0" w:color="000000"/>
-              <w:left w:val="none" w:sz="0" w:space="0" w:color="000000"/>
-              <w:right w:val="none" w:sz="0" w:space="0" w:color="000000"/>
-            </w:tcBorders>
-            <w:shd w:val="clear" w:color="auto" w:fill="FFFFFF"/>
-            <w:tcMar>
-              <w:top w:w="0" w:type="dxa"/>
-              <w:bottom w:w="0" w:type="dxa"/>
-              <w:left w:w="0" w:type="dxa"/>
-              <w:right w:w="0" w:type="dxa"/>
-            </w:tcMar>
-            <w:vAlign w:val="top"/>
-          </w:tcPr>
-          <w:p>
-            <w:pPr>
-              <w:pStyle w:val="Normal"/>
-              <w:jc w:val="center"/>
-              <w:pBdr>
-                <w:bottom w:val="none" w:sz="0" w:space="0" w:color="000000"/>
-                <w:top w:val="none" w:sz="0" w:space="0" w:color="000000"/>
-                <w:left w:val="none" w:sz="0" w:space="0" w:color="000000"/>
-                <w:right w:val="none" w:sz="0" w:space="0" w:color="000000"/>
-              </w:pBdr>
-              <w:spacing w:after="100" w:before="100" w:line="240"/>
-              <w:ind w:left="100" w:right="100" w:firstLine="0" w:firstLineChars="0"/>
-              <w:rPr>
-                <w:rFonts w:ascii="Helvetica" w:hAnsi="Helvetica" w:eastAsia="Helvetica" w:cs="Helvetica"/>
-                <w:i w:val="false"/>
-                <w:b w:val="false"/>
-                <w:u w:val="none"/>
-                <w:sz w:val="22"/>
-                <w:szCs w:val="22"/>
-                <w:color w:val="000000"/>
-              </w:rPr>
-            </w:pPr>
-            <w:r>
-              <w:rPr>
-                <w:rFonts w:ascii="Helvetica" w:hAnsi="Helvetica" w:eastAsia="Helvetica" w:cs="Helvetica"/>
-                <w:i w:val="false"/>
-                <w:b w:val="false"/>
-                <w:u w:val="none"/>
-                <w:sz w:val="22"/>
-                <w:szCs w:val="22"/>
-                <w:color w:val="000000"/>
-              </w:rPr>
-              <w:t xml:space="preserve">0.06, 79.5</w:t>
+              <w:t xml:space="preserve">2.12</w:t>
+            </w:r>
+          </w:p>
+        </w:tc>
+        <w:tc>
+          <w:tcPr>
+            <w:tcBorders>
+              <w:bottom w:val="none" w:sz="0" w:space="0" w:color="000000"/>
+              <w:top w:val="none" w:sz="0" w:space="0" w:color="000000"/>
+              <w:left w:val="none" w:sz="0" w:space="0" w:color="000000"/>
+              <w:right w:val="none" w:sz="0" w:space="0" w:color="000000"/>
+            </w:tcBorders>
+            <w:shd w:val="clear" w:color="auto" w:fill="FFFFFF"/>
+            <w:tcMar>
+              <w:top w:w="0" w:type="dxa"/>
+              <w:bottom w:w="0" w:type="dxa"/>
+              <w:left w:w="0" w:type="dxa"/>
+              <w:right w:w="0" w:type="dxa"/>
+            </w:tcMar>
+            <w:vAlign w:val="top"/>
+          </w:tcPr>
+          <w:p>
+            <w:pPr>
+              <w:pStyle w:val="Normal"/>
+              <w:jc w:val="center"/>
+              <w:pBdr>
+                <w:bottom w:val="none" w:sz="0" w:space="0" w:color="000000"/>
+                <w:top w:val="none" w:sz="0" w:space="0" w:color="000000"/>
+                <w:left w:val="none" w:sz="0" w:space="0" w:color="000000"/>
+                <w:right w:val="none" w:sz="0" w:space="0" w:color="000000"/>
+              </w:pBdr>
+              <w:spacing w:after="100" w:before="100" w:line="240"/>
+              <w:ind w:left="100" w:right="100" w:firstLine="0" w:firstLineChars="0"/>
+              <w:rPr>
+                <w:rFonts w:ascii="Helvetica" w:hAnsi="Helvetica" w:eastAsia="Helvetica" w:cs="Helvetica"/>
+                <w:i w:val="false"/>
+                <w:b w:val="false"/>
+                <w:u w:val="none"/>
+                <w:sz w:val="22"/>
+                <w:szCs w:val="22"/>
+                <w:color w:val="000000"/>
+              </w:rPr>
+            </w:pPr>
+            <w:r>
+              <w:rPr>
+                <w:rFonts w:ascii="Helvetica" w:hAnsi="Helvetica" w:eastAsia="Helvetica" w:cs="Helvetica"/>
+                <w:i w:val="false"/>
+                <w:b w:val="false"/>
+                <w:u w:val="none"/>
+                <w:sz w:val="22"/>
+                <w:szCs w:val="22"/>
+                <w:color w:val="000000"/>
+              </w:rPr>
+              <w:t xml:space="preserve">0.08, 57.8</w:t>
             </w:r>
           </w:p>
         </w:tc>
@@ -12212,113 +12212,113 @@
                 <w:szCs w:val="22"/>
                 <w:color w:val="000000"/>
               </w:rPr>
-              <w:t xml:space="preserve">0.32</w:t>
-            </w:r>
-          </w:p>
-        </w:tc>
-        <w:tc>
-          <w:tcPr>
-            <w:tcBorders>
-              <w:bottom w:val="none" w:sz="0" w:space="0" w:color="000000"/>
-              <w:top w:val="none" w:sz="0" w:space="0" w:color="000000"/>
-              <w:left w:val="none" w:sz="0" w:space="0" w:color="000000"/>
-              <w:right w:val="none" w:sz="0" w:space="0" w:color="000000"/>
-            </w:tcBorders>
-            <w:shd w:val="clear" w:color="auto" w:fill="FFFFFF"/>
-            <w:tcMar>
-              <w:top w:w="0" w:type="dxa"/>
-              <w:bottom w:w="0" w:type="dxa"/>
-              <w:left w:w="0" w:type="dxa"/>
-              <w:right w:w="0" w:type="dxa"/>
-            </w:tcMar>
-            <w:vAlign w:val="top"/>
-          </w:tcPr>
-          <w:p>
-            <w:pPr>
-              <w:pStyle w:val="Normal"/>
-              <w:jc w:val="center"/>
-              <w:pBdr>
-                <w:bottom w:val="none" w:sz="0" w:space="0" w:color="000000"/>
-                <w:top w:val="none" w:sz="0" w:space="0" w:color="000000"/>
-                <w:left w:val="none" w:sz="0" w:space="0" w:color="000000"/>
-                <w:right w:val="none" w:sz="0" w:space="0" w:color="000000"/>
-              </w:pBdr>
-              <w:spacing w:after="100" w:before="100" w:line="240"/>
-              <w:ind w:left="100" w:right="100" w:firstLine="0" w:firstLineChars="0"/>
-              <w:rPr>
-                <w:rFonts w:ascii="Helvetica" w:hAnsi="Helvetica" w:eastAsia="Helvetica" w:cs="Helvetica"/>
-                <w:i w:val="false"/>
-                <w:b w:val="false"/>
-                <w:u w:val="none"/>
-                <w:sz w:val="22"/>
-                <w:szCs w:val="22"/>
-                <w:color w:val="000000"/>
-              </w:rPr>
-            </w:pPr>
-            <w:r>
-              <w:rPr>
-                <w:rFonts w:ascii="Helvetica" w:hAnsi="Helvetica" w:eastAsia="Helvetica" w:cs="Helvetica"/>
-                <w:i w:val="false"/>
-                <w:b w:val="false"/>
-                <w:u w:val="none"/>
-                <w:sz w:val="22"/>
-                <w:szCs w:val="22"/>
-                <w:color w:val="000000"/>
-              </w:rPr>
-              <w:t xml:space="preserve">0.02, 4.10</w:t>
-            </w:r>
-          </w:p>
-        </w:tc>
-        <w:tc>
-          <w:tcPr>
-            <w:tcBorders>
-              <w:bottom w:val="none" w:sz="0" w:space="0" w:color="000000"/>
-              <w:top w:val="none" w:sz="0" w:space="0" w:color="000000"/>
-              <w:left w:val="none" w:sz="0" w:space="0" w:color="000000"/>
-              <w:right w:val="none" w:sz="0" w:space="0" w:color="000000"/>
-            </w:tcBorders>
-            <w:shd w:val="clear" w:color="auto" w:fill="FFFFFF"/>
-            <w:tcMar>
-              <w:top w:w="0" w:type="dxa"/>
-              <w:bottom w:w="0" w:type="dxa"/>
-              <w:left w:w="0" w:type="dxa"/>
-              <w:right w:w="0" w:type="dxa"/>
-            </w:tcMar>
-            <w:vAlign w:val="top"/>
-          </w:tcPr>
-          <w:p>
-            <w:pPr>
-              <w:pStyle w:val="Normal"/>
-              <w:jc w:val="center"/>
-              <w:pBdr>
-                <w:bottom w:val="none" w:sz="0" w:space="0" w:color="000000"/>
-                <w:top w:val="none" w:sz="0" w:space="0" w:color="000000"/>
-                <w:left w:val="none" w:sz="0" w:space="0" w:color="000000"/>
-                <w:right w:val="none" w:sz="0" w:space="0" w:color="000000"/>
-              </w:pBdr>
-              <w:spacing w:after="100" w:before="100" w:line="240"/>
-              <w:ind w:left="100" w:right="100" w:firstLine="0" w:firstLineChars="0"/>
-              <w:rPr>
-                <w:rFonts w:ascii="Helvetica" w:hAnsi="Helvetica" w:eastAsia="Helvetica" w:cs="Helvetica"/>
-                <w:i w:val="false"/>
-                <w:b w:val="false"/>
-                <w:u w:val="none"/>
-                <w:sz w:val="22"/>
-                <w:szCs w:val="22"/>
-                <w:color w:val="000000"/>
-              </w:rPr>
-            </w:pPr>
-            <w:r>
-              <w:rPr>
-                <w:rFonts w:ascii="Helvetica" w:hAnsi="Helvetica" w:eastAsia="Helvetica" w:cs="Helvetica"/>
-                <w:i w:val="false"/>
-                <w:b w:val="false"/>
-                <w:u w:val="none"/>
-                <w:sz w:val="22"/>
-                <w:szCs w:val="22"/>
-                <w:color w:val="000000"/>
-              </w:rPr>
-              <w:t xml:space="preserve">0.380</w:t>
+              <w:t xml:space="preserve">0.35</w:t>
+            </w:r>
+          </w:p>
+        </w:tc>
+        <w:tc>
+          <w:tcPr>
+            <w:tcBorders>
+              <w:bottom w:val="none" w:sz="0" w:space="0" w:color="000000"/>
+              <w:top w:val="none" w:sz="0" w:space="0" w:color="000000"/>
+              <w:left w:val="none" w:sz="0" w:space="0" w:color="000000"/>
+              <w:right w:val="none" w:sz="0" w:space="0" w:color="000000"/>
+            </w:tcBorders>
+            <w:shd w:val="clear" w:color="auto" w:fill="FFFFFF"/>
+            <w:tcMar>
+              <w:top w:w="0" w:type="dxa"/>
+              <w:bottom w:w="0" w:type="dxa"/>
+              <w:left w:w="0" w:type="dxa"/>
+              <w:right w:w="0" w:type="dxa"/>
+            </w:tcMar>
+            <w:vAlign w:val="top"/>
+          </w:tcPr>
+          <w:p>
+            <w:pPr>
+              <w:pStyle w:val="Normal"/>
+              <w:jc w:val="center"/>
+              <w:pBdr>
+                <w:bottom w:val="none" w:sz="0" w:space="0" w:color="000000"/>
+                <w:top w:val="none" w:sz="0" w:space="0" w:color="000000"/>
+                <w:left w:val="none" w:sz="0" w:space="0" w:color="000000"/>
+                <w:right w:val="none" w:sz="0" w:space="0" w:color="000000"/>
+              </w:pBdr>
+              <w:spacing w:after="100" w:before="100" w:line="240"/>
+              <w:ind w:left="100" w:right="100" w:firstLine="0" w:firstLineChars="0"/>
+              <w:rPr>
+                <w:rFonts w:ascii="Helvetica" w:hAnsi="Helvetica" w:eastAsia="Helvetica" w:cs="Helvetica"/>
+                <w:i w:val="false"/>
+                <w:b w:val="false"/>
+                <w:u w:val="none"/>
+                <w:sz w:val="22"/>
+                <w:szCs w:val="22"/>
+                <w:color w:val="000000"/>
+              </w:rPr>
+            </w:pPr>
+            <w:r>
+              <w:rPr>
+                <w:rFonts w:ascii="Helvetica" w:hAnsi="Helvetica" w:eastAsia="Helvetica" w:cs="Helvetica"/>
+                <w:i w:val="false"/>
+                <w:b w:val="false"/>
+                <w:u w:val="none"/>
+                <w:sz w:val="22"/>
+                <w:szCs w:val="22"/>
+                <w:color w:val="000000"/>
+              </w:rPr>
+              <w:t xml:space="preserve">0.03, 4.24</w:t>
+            </w:r>
+          </w:p>
+        </w:tc>
+        <w:tc>
+          <w:tcPr>
+            <w:tcBorders>
+              <w:bottom w:val="none" w:sz="0" w:space="0" w:color="000000"/>
+              <w:top w:val="none" w:sz="0" w:space="0" w:color="000000"/>
+              <w:left w:val="none" w:sz="0" w:space="0" w:color="000000"/>
+              <w:right w:val="none" w:sz="0" w:space="0" w:color="000000"/>
+            </w:tcBorders>
+            <w:shd w:val="clear" w:color="auto" w:fill="FFFFFF"/>
+            <w:tcMar>
+              <w:top w:w="0" w:type="dxa"/>
+              <w:bottom w:w="0" w:type="dxa"/>
+              <w:left w:w="0" w:type="dxa"/>
+              <w:right w:w="0" w:type="dxa"/>
+            </w:tcMar>
+            <w:vAlign w:val="top"/>
+          </w:tcPr>
+          <w:p>
+            <w:pPr>
+              <w:pStyle w:val="Normal"/>
+              <w:jc w:val="center"/>
+              <w:pBdr>
+                <w:bottom w:val="none" w:sz="0" w:space="0" w:color="000000"/>
+                <w:top w:val="none" w:sz="0" w:space="0" w:color="000000"/>
+                <w:left w:val="none" w:sz="0" w:space="0" w:color="000000"/>
+                <w:right w:val="none" w:sz="0" w:space="0" w:color="000000"/>
+              </w:pBdr>
+              <w:spacing w:after="100" w:before="100" w:line="240"/>
+              <w:ind w:left="100" w:right="100" w:firstLine="0" w:firstLineChars="0"/>
+              <w:rPr>
+                <w:rFonts w:ascii="Helvetica" w:hAnsi="Helvetica" w:eastAsia="Helvetica" w:cs="Helvetica"/>
+                <w:i w:val="false"/>
+                <w:b w:val="false"/>
+                <w:u w:val="none"/>
+                <w:sz w:val="22"/>
+                <w:szCs w:val="22"/>
+                <w:color w:val="000000"/>
+              </w:rPr>
+            </w:pPr>
+            <w:r>
+              <w:rPr>
+                <w:rFonts w:ascii="Helvetica" w:hAnsi="Helvetica" w:eastAsia="Helvetica" w:cs="Helvetica"/>
+                <w:i w:val="false"/>
+                <w:b w:val="false"/>
+                <w:u w:val="none"/>
+                <w:sz w:val="22"/>
+                <w:szCs w:val="22"/>
+                <w:color w:val="000000"/>
+              </w:rPr>
+              <w:t xml:space="preserve">0.410</w:t>
             </w:r>
           </w:p>
         </w:tc>
@@ -12695,113 +12695,113 @@
                 <w:szCs w:val="22"/>
                 <w:color w:val="000000"/>
               </w:rPr>
-              <w:t xml:space="preserve">1.04</w:t>
-            </w:r>
-          </w:p>
-        </w:tc>
-        <w:tc>
-          <w:tcPr>
-            <w:tcBorders>
-              <w:bottom w:val="none" w:sz="0" w:space="0" w:color="000000"/>
-              <w:top w:val="none" w:sz="0" w:space="0" w:color="000000"/>
-              <w:left w:val="none" w:sz="0" w:space="0" w:color="000000"/>
-              <w:right w:val="none" w:sz="0" w:space="0" w:color="000000"/>
-            </w:tcBorders>
-            <w:shd w:val="clear" w:color="auto" w:fill="FFFFFF"/>
-            <w:tcMar>
-              <w:top w:w="0" w:type="dxa"/>
-              <w:bottom w:w="0" w:type="dxa"/>
-              <w:left w:w="0" w:type="dxa"/>
-              <w:right w:w="0" w:type="dxa"/>
-            </w:tcMar>
-            <w:vAlign w:val="top"/>
-          </w:tcPr>
-          <w:p>
-            <w:pPr>
-              <w:pStyle w:val="Normal"/>
-              <w:jc w:val="center"/>
-              <w:pBdr>
-                <w:bottom w:val="none" w:sz="0" w:space="0" w:color="000000"/>
-                <w:top w:val="none" w:sz="0" w:space="0" w:color="000000"/>
-                <w:left w:val="none" w:sz="0" w:space="0" w:color="000000"/>
-                <w:right w:val="none" w:sz="0" w:space="0" w:color="000000"/>
-              </w:pBdr>
-              <w:spacing w:after="100" w:before="100" w:line="240"/>
-              <w:ind w:left="100" w:right="100" w:firstLine="0" w:firstLineChars="0"/>
-              <w:rPr>
-                <w:rFonts w:ascii="Helvetica" w:hAnsi="Helvetica" w:eastAsia="Helvetica" w:cs="Helvetica"/>
-                <w:i w:val="false"/>
-                <w:b w:val="false"/>
-                <w:u w:val="none"/>
-                <w:sz w:val="22"/>
-                <w:szCs w:val="22"/>
-                <w:color w:val="000000"/>
-              </w:rPr>
-            </w:pPr>
-            <w:r>
-              <w:rPr>
-                <w:rFonts w:ascii="Helvetica" w:hAnsi="Helvetica" w:eastAsia="Helvetica" w:cs="Helvetica"/>
-                <w:i w:val="false"/>
-                <w:b w:val="false"/>
-                <w:u w:val="none"/>
-                <w:sz w:val="22"/>
-                <w:szCs w:val="22"/>
-                <w:color w:val="000000"/>
-              </w:rPr>
-              <w:t xml:space="preserve">0.93, 1.16</w:t>
-            </w:r>
-          </w:p>
-        </w:tc>
-        <w:tc>
-          <w:tcPr>
-            <w:tcBorders>
-              <w:bottom w:val="none" w:sz="0" w:space="0" w:color="000000"/>
-              <w:top w:val="none" w:sz="0" w:space="0" w:color="000000"/>
-              <w:left w:val="none" w:sz="0" w:space="0" w:color="000000"/>
-              <w:right w:val="none" w:sz="0" w:space="0" w:color="000000"/>
-            </w:tcBorders>
-            <w:shd w:val="clear" w:color="auto" w:fill="FFFFFF"/>
-            <w:tcMar>
-              <w:top w:w="0" w:type="dxa"/>
-              <w:bottom w:w="0" w:type="dxa"/>
-              <w:left w:w="0" w:type="dxa"/>
-              <w:right w:w="0" w:type="dxa"/>
-            </w:tcMar>
-            <w:vAlign w:val="top"/>
-          </w:tcPr>
-          <w:p>
-            <w:pPr>
-              <w:pStyle w:val="Normal"/>
-              <w:jc w:val="center"/>
-              <w:pBdr>
-                <w:bottom w:val="none" w:sz="0" w:space="0" w:color="000000"/>
-                <w:top w:val="none" w:sz="0" w:space="0" w:color="000000"/>
-                <w:left w:val="none" w:sz="0" w:space="0" w:color="000000"/>
-                <w:right w:val="none" w:sz="0" w:space="0" w:color="000000"/>
-              </w:pBdr>
-              <w:spacing w:after="100" w:before="100" w:line="240"/>
-              <w:ind w:left="100" w:right="100" w:firstLine="0" w:firstLineChars="0"/>
-              <w:rPr>
-                <w:rFonts w:ascii="Helvetica" w:hAnsi="Helvetica" w:eastAsia="Helvetica" w:cs="Helvetica"/>
-                <w:i w:val="false"/>
-                <w:b w:val="false"/>
-                <w:u w:val="none"/>
-                <w:sz w:val="22"/>
-                <w:szCs w:val="22"/>
-                <w:color w:val="000000"/>
-              </w:rPr>
-            </w:pPr>
-            <w:r>
-              <w:rPr>
-                <w:rFonts w:ascii="Helvetica" w:hAnsi="Helvetica" w:eastAsia="Helvetica" w:cs="Helvetica"/>
-                <w:i w:val="false"/>
-                <w:b w:val="false"/>
-                <w:u w:val="none"/>
-                <w:sz w:val="22"/>
-                <w:szCs w:val="22"/>
-                <w:color w:val="000000"/>
-              </w:rPr>
-              <w:t xml:space="preserve">0.530</w:t>
+              <w:t xml:space="preserve">1.05</w:t>
+            </w:r>
+          </w:p>
+        </w:tc>
+        <w:tc>
+          <w:tcPr>
+            <w:tcBorders>
+              <w:bottom w:val="none" w:sz="0" w:space="0" w:color="000000"/>
+              <w:top w:val="none" w:sz="0" w:space="0" w:color="000000"/>
+              <w:left w:val="none" w:sz="0" w:space="0" w:color="000000"/>
+              <w:right w:val="none" w:sz="0" w:space="0" w:color="000000"/>
+            </w:tcBorders>
+            <w:shd w:val="clear" w:color="auto" w:fill="FFFFFF"/>
+            <w:tcMar>
+              <w:top w:w="0" w:type="dxa"/>
+              <w:bottom w:w="0" w:type="dxa"/>
+              <w:left w:w="0" w:type="dxa"/>
+              <w:right w:w="0" w:type="dxa"/>
+            </w:tcMar>
+            <w:vAlign w:val="top"/>
+          </w:tcPr>
+          <w:p>
+            <w:pPr>
+              <w:pStyle w:val="Normal"/>
+              <w:jc w:val="center"/>
+              <w:pBdr>
+                <w:bottom w:val="none" w:sz="0" w:space="0" w:color="000000"/>
+                <w:top w:val="none" w:sz="0" w:space="0" w:color="000000"/>
+                <w:left w:val="none" w:sz="0" w:space="0" w:color="000000"/>
+                <w:right w:val="none" w:sz="0" w:space="0" w:color="000000"/>
+              </w:pBdr>
+              <w:spacing w:after="100" w:before="100" w:line="240"/>
+              <w:ind w:left="100" w:right="100" w:firstLine="0" w:firstLineChars="0"/>
+              <w:rPr>
+                <w:rFonts w:ascii="Helvetica" w:hAnsi="Helvetica" w:eastAsia="Helvetica" w:cs="Helvetica"/>
+                <w:i w:val="false"/>
+                <w:b w:val="false"/>
+                <w:u w:val="none"/>
+                <w:sz w:val="22"/>
+                <w:szCs w:val="22"/>
+                <w:color w:val="000000"/>
+              </w:rPr>
+            </w:pPr>
+            <w:r>
+              <w:rPr>
+                <w:rFonts w:ascii="Helvetica" w:hAnsi="Helvetica" w:eastAsia="Helvetica" w:cs="Helvetica"/>
+                <w:i w:val="false"/>
+                <w:b w:val="false"/>
+                <w:u w:val="none"/>
+                <w:sz w:val="22"/>
+                <w:szCs w:val="22"/>
+                <w:color w:val="000000"/>
+              </w:rPr>
+              <w:t xml:space="preserve">0.99, 1.11</w:t>
+            </w:r>
+          </w:p>
+        </w:tc>
+        <w:tc>
+          <w:tcPr>
+            <w:tcBorders>
+              <w:bottom w:val="none" w:sz="0" w:space="0" w:color="000000"/>
+              <w:top w:val="none" w:sz="0" w:space="0" w:color="000000"/>
+              <w:left w:val="none" w:sz="0" w:space="0" w:color="000000"/>
+              <w:right w:val="none" w:sz="0" w:space="0" w:color="000000"/>
+            </w:tcBorders>
+            <w:shd w:val="clear" w:color="auto" w:fill="FFFFFF"/>
+            <w:tcMar>
+              <w:top w:w="0" w:type="dxa"/>
+              <w:bottom w:w="0" w:type="dxa"/>
+              <w:left w:w="0" w:type="dxa"/>
+              <w:right w:w="0" w:type="dxa"/>
+            </w:tcMar>
+            <w:vAlign w:val="top"/>
+          </w:tcPr>
+          <w:p>
+            <w:pPr>
+              <w:pStyle w:val="Normal"/>
+              <w:jc w:val="center"/>
+              <w:pBdr>
+                <w:bottom w:val="none" w:sz="0" w:space="0" w:color="000000"/>
+                <w:top w:val="none" w:sz="0" w:space="0" w:color="000000"/>
+                <w:left w:val="none" w:sz="0" w:space="0" w:color="000000"/>
+                <w:right w:val="none" w:sz="0" w:space="0" w:color="000000"/>
+              </w:pBdr>
+              <w:spacing w:after="100" w:before="100" w:line="240"/>
+              <w:ind w:left="100" w:right="100" w:firstLine="0" w:firstLineChars="0"/>
+              <w:rPr>
+                <w:rFonts w:ascii="Helvetica" w:hAnsi="Helvetica" w:eastAsia="Helvetica" w:cs="Helvetica"/>
+                <w:i w:val="false"/>
+                <w:b w:val="false"/>
+                <w:u w:val="none"/>
+                <w:sz w:val="22"/>
+                <w:szCs w:val="22"/>
+                <w:color w:val="000000"/>
+              </w:rPr>
+            </w:pPr>
+            <w:r>
+              <w:rPr>
+                <w:rFonts w:ascii="Helvetica" w:hAnsi="Helvetica" w:eastAsia="Helvetica" w:cs="Helvetica"/>
+                <w:i w:val="false"/>
+                <w:b w:val="false"/>
+                <w:u w:val="none"/>
+                <w:sz w:val="22"/>
+                <w:szCs w:val="22"/>
+                <w:color w:val="000000"/>
+              </w:rPr>
+              <w:t xml:space="preserve">0.130</w:t>
             </w:r>
           </w:p>
         </w:tc>
@@ -13178,113 +13178,113 @@
                 <w:szCs w:val="22"/>
                 <w:color w:val="000000"/>
               </w:rPr>
-              <w:t xml:space="preserve">0.56</w:t>
-            </w:r>
-          </w:p>
-        </w:tc>
-        <w:tc>
-          <w:tcPr>
-            <w:tcBorders>
-              <w:bottom w:val="none" w:sz="0" w:space="0" w:color="000000"/>
-              <w:top w:val="none" w:sz="0" w:space="0" w:color="000000"/>
-              <w:left w:val="none" w:sz="0" w:space="0" w:color="000000"/>
-              <w:right w:val="none" w:sz="0" w:space="0" w:color="000000"/>
-            </w:tcBorders>
-            <w:shd w:val="clear" w:color="auto" w:fill="FFFFFF"/>
-            <w:tcMar>
-              <w:top w:w="0" w:type="dxa"/>
-              <w:bottom w:w="0" w:type="dxa"/>
-              <w:left w:w="0" w:type="dxa"/>
-              <w:right w:w="0" w:type="dxa"/>
-            </w:tcMar>
-            <w:vAlign w:val="top"/>
-          </w:tcPr>
-          <w:p>
-            <w:pPr>
-              <w:pStyle w:val="Normal"/>
-              <w:jc w:val="center"/>
-              <w:pBdr>
-                <w:bottom w:val="none" w:sz="0" w:space="0" w:color="000000"/>
-                <w:top w:val="none" w:sz="0" w:space="0" w:color="000000"/>
-                <w:left w:val="none" w:sz="0" w:space="0" w:color="000000"/>
-                <w:right w:val="none" w:sz="0" w:space="0" w:color="000000"/>
-              </w:pBdr>
-              <w:spacing w:after="100" w:before="100" w:line="240"/>
-              <w:ind w:left="100" w:right="100" w:firstLine="0" w:firstLineChars="0"/>
-              <w:rPr>
-                <w:rFonts w:ascii="Helvetica" w:hAnsi="Helvetica" w:eastAsia="Helvetica" w:cs="Helvetica"/>
-                <w:i w:val="false"/>
-                <w:b w:val="false"/>
-                <w:u w:val="none"/>
-                <w:sz w:val="22"/>
-                <w:szCs w:val="22"/>
-                <w:color w:val="000000"/>
-              </w:rPr>
-            </w:pPr>
-            <w:r>
-              <w:rPr>
-                <w:rFonts w:ascii="Helvetica" w:hAnsi="Helvetica" w:eastAsia="Helvetica" w:cs="Helvetica"/>
-                <w:i w:val="false"/>
-                <w:b w:val="false"/>
-                <w:u w:val="none"/>
-                <w:sz w:val="22"/>
-                <w:szCs w:val="22"/>
-                <w:color w:val="000000"/>
-              </w:rPr>
-              <w:t xml:space="preserve">0.14, 2.21</w:t>
-            </w:r>
-          </w:p>
-        </w:tc>
-        <w:tc>
-          <w:tcPr>
-            <w:tcBorders>
-              <w:bottom w:val="none" w:sz="0" w:space="0" w:color="000000"/>
-              <w:top w:val="none" w:sz="0" w:space="0" w:color="000000"/>
-              <w:left w:val="none" w:sz="0" w:space="0" w:color="000000"/>
-              <w:right w:val="none" w:sz="0" w:space="0" w:color="000000"/>
-            </w:tcBorders>
-            <w:shd w:val="clear" w:color="auto" w:fill="FFFFFF"/>
-            <w:tcMar>
-              <w:top w:w="0" w:type="dxa"/>
-              <w:bottom w:w="0" w:type="dxa"/>
-              <w:left w:w="0" w:type="dxa"/>
-              <w:right w:w="0" w:type="dxa"/>
-            </w:tcMar>
-            <w:vAlign w:val="top"/>
-          </w:tcPr>
-          <w:p>
-            <w:pPr>
-              <w:pStyle w:val="Normal"/>
-              <w:jc w:val="center"/>
-              <w:pBdr>
-                <w:bottom w:val="none" w:sz="0" w:space="0" w:color="000000"/>
-                <w:top w:val="none" w:sz="0" w:space="0" w:color="000000"/>
-                <w:left w:val="none" w:sz="0" w:space="0" w:color="000000"/>
-                <w:right w:val="none" w:sz="0" w:space="0" w:color="000000"/>
-              </w:pBdr>
-              <w:spacing w:after="100" w:before="100" w:line="240"/>
-              <w:ind w:left="100" w:right="100" w:firstLine="0" w:firstLineChars="0"/>
-              <w:rPr>
-                <w:rFonts w:ascii="Helvetica" w:hAnsi="Helvetica" w:eastAsia="Helvetica" w:cs="Helvetica"/>
-                <w:i w:val="false"/>
-                <w:b w:val="false"/>
-                <w:u w:val="none"/>
-                <w:sz w:val="22"/>
-                <w:szCs w:val="22"/>
-                <w:color w:val="000000"/>
-              </w:rPr>
-            </w:pPr>
-            <w:r>
-              <w:rPr>
-                <w:rFonts w:ascii="Helvetica" w:hAnsi="Helvetica" w:eastAsia="Helvetica" w:cs="Helvetica"/>
-                <w:i w:val="false"/>
-                <w:b w:val="false"/>
-                <w:u w:val="none"/>
-                <w:sz w:val="22"/>
-                <w:szCs w:val="22"/>
-                <w:color w:val="000000"/>
-              </w:rPr>
-              <w:t xml:space="preserve">0.410</w:t>
+              <w:t xml:space="preserve">0.55</w:t>
+            </w:r>
+          </w:p>
+        </w:tc>
+        <w:tc>
+          <w:tcPr>
+            <w:tcBorders>
+              <w:bottom w:val="none" w:sz="0" w:space="0" w:color="000000"/>
+              <w:top w:val="none" w:sz="0" w:space="0" w:color="000000"/>
+              <w:left w:val="none" w:sz="0" w:space="0" w:color="000000"/>
+              <w:right w:val="none" w:sz="0" w:space="0" w:color="000000"/>
+            </w:tcBorders>
+            <w:shd w:val="clear" w:color="auto" w:fill="FFFFFF"/>
+            <w:tcMar>
+              <w:top w:w="0" w:type="dxa"/>
+              <w:bottom w:w="0" w:type="dxa"/>
+              <w:left w:w="0" w:type="dxa"/>
+              <w:right w:w="0" w:type="dxa"/>
+            </w:tcMar>
+            <w:vAlign w:val="top"/>
+          </w:tcPr>
+          <w:p>
+            <w:pPr>
+              <w:pStyle w:val="Normal"/>
+              <w:jc w:val="center"/>
+              <w:pBdr>
+                <w:bottom w:val="none" w:sz="0" w:space="0" w:color="000000"/>
+                <w:top w:val="none" w:sz="0" w:space="0" w:color="000000"/>
+                <w:left w:val="none" w:sz="0" w:space="0" w:color="000000"/>
+                <w:right w:val="none" w:sz="0" w:space="0" w:color="000000"/>
+              </w:pBdr>
+              <w:spacing w:after="100" w:before="100" w:line="240"/>
+              <w:ind w:left="100" w:right="100" w:firstLine="0" w:firstLineChars="0"/>
+              <w:rPr>
+                <w:rFonts w:ascii="Helvetica" w:hAnsi="Helvetica" w:eastAsia="Helvetica" w:cs="Helvetica"/>
+                <w:i w:val="false"/>
+                <w:b w:val="false"/>
+                <w:u w:val="none"/>
+                <w:sz w:val="22"/>
+                <w:szCs w:val="22"/>
+                <w:color w:val="000000"/>
+              </w:rPr>
+            </w:pPr>
+            <w:r>
+              <w:rPr>
+                <w:rFonts w:ascii="Helvetica" w:hAnsi="Helvetica" w:eastAsia="Helvetica" w:cs="Helvetica"/>
+                <w:i w:val="false"/>
+                <w:b w:val="false"/>
+                <w:u w:val="none"/>
+                <w:sz w:val="22"/>
+                <w:szCs w:val="22"/>
+                <w:color w:val="000000"/>
+              </w:rPr>
+              <w:t xml:space="preserve">0.14, 2.17</w:t>
+            </w:r>
+          </w:p>
+        </w:tc>
+        <w:tc>
+          <w:tcPr>
+            <w:tcBorders>
+              <w:bottom w:val="none" w:sz="0" w:space="0" w:color="000000"/>
+              <w:top w:val="none" w:sz="0" w:space="0" w:color="000000"/>
+              <w:left w:val="none" w:sz="0" w:space="0" w:color="000000"/>
+              <w:right w:val="none" w:sz="0" w:space="0" w:color="000000"/>
+            </w:tcBorders>
+            <w:shd w:val="clear" w:color="auto" w:fill="FFFFFF"/>
+            <w:tcMar>
+              <w:top w:w="0" w:type="dxa"/>
+              <w:bottom w:w="0" w:type="dxa"/>
+              <w:left w:w="0" w:type="dxa"/>
+              <w:right w:w="0" w:type="dxa"/>
+            </w:tcMar>
+            <w:vAlign w:val="top"/>
+          </w:tcPr>
+          <w:p>
+            <w:pPr>
+              <w:pStyle w:val="Normal"/>
+              <w:jc w:val="center"/>
+              <w:pBdr>
+                <w:bottom w:val="none" w:sz="0" w:space="0" w:color="000000"/>
+                <w:top w:val="none" w:sz="0" w:space="0" w:color="000000"/>
+                <w:left w:val="none" w:sz="0" w:space="0" w:color="000000"/>
+                <w:right w:val="none" w:sz="0" w:space="0" w:color="000000"/>
+              </w:pBdr>
+              <w:spacing w:after="100" w:before="100" w:line="240"/>
+              <w:ind w:left="100" w:right="100" w:firstLine="0" w:firstLineChars="0"/>
+              <w:rPr>
+                <w:rFonts w:ascii="Helvetica" w:hAnsi="Helvetica" w:eastAsia="Helvetica" w:cs="Helvetica"/>
+                <w:i w:val="false"/>
+                <w:b w:val="false"/>
+                <w:u w:val="none"/>
+                <w:sz w:val="22"/>
+                <w:szCs w:val="22"/>
+                <w:color w:val="000000"/>
+              </w:rPr>
+            </w:pPr>
+            <w:r>
+              <w:rPr>
+                <w:rFonts w:ascii="Helvetica" w:hAnsi="Helvetica" w:eastAsia="Helvetica" w:cs="Helvetica"/>
+                <w:i w:val="false"/>
+                <w:b w:val="false"/>
+                <w:u w:val="none"/>
+                <w:sz w:val="22"/>
+                <w:szCs w:val="22"/>
+                <w:color w:val="000000"/>
+              </w:rPr>
+              <w:t xml:space="preserve">0.390</w:t>
             </w:r>
           </w:p>
         </w:tc>
@@ -13661,60 +13661,60 @@
                 <w:szCs w:val="22"/>
                 <w:color w:val="000000"/>
               </w:rPr>
-              <w:t xml:space="preserve">112,666</w:t>
-            </w:r>
-          </w:p>
-        </w:tc>
-        <w:tc>
-          <w:tcPr>
-            <w:tcBorders>
-              <w:bottom w:val="none" w:sz="0" w:space="0" w:color="000000"/>
-              <w:top w:val="none" w:sz="0" w:space="0" w:color="000000"/>
-              <w:left w:val="none" w:sz="0" w:space="0" w:color="000000"/>
-              <w:right w:val="none" w:sz="0" w:space="0" w:color="000000"/>
-            </w:tcBorders>
-            <w:shd w:val="clear" w:color="auto" w:fill="FFFFFF"/>
-            <w:tcMar>
-              <w:top w:w="0" w:type="dxa"/>
-              <w:bottom w:w="0" w:type="dxa"/>
-              <w:left w:w="0" w:type="dxa"/>
-              <w:right w:w="0" w:type="dxa"/>
-            </w:tcMar>
-            <w:vAlign w:val="top"/>
-          </w:tcPr>
-          <w:p>
-            <w:pPr>
-              <w:pStyle w:val="Normal"/>
-              <w:jc w:val="center"/>
-              <w:pBdr>
-                <w:bottom w:val="none" w:sz="0" w:space="0" w:color="000000"/>
-                <w:top w:val="none" w:sz="0" w:space="0" w:color="000000"/>
-                <w:left w:val="none" w:sz="0" w:space="0" w:color="000000"/>
-                <w:right w:val="none" w:sz="0" w:space="0" w:color="000000"/>
-              </w:pBdr>
-              <w:spacing w:after="100" w:before="100" w:line="240"/>
-              <w:ind w:left="100" w:right="100" w:firstLine="0" w:firstLineChars="0"/>
-              <w:rPr>
-                <w:rFonts w:ascii="Helvetica" w:hAnsi="Helvetica" w:eastAsia="Helvetica" w:cs="Helvetica"/>
-                <w:i w:val="false"/>
-                <w:b w:val="false"/>
-                <w:u w:val="none"/>
-                <w:sz w:val="22"/>
-                <w:szCs w:val="22"/>
-                <w:color w:val="000000"/>
-              </w:rPr>
-            </w:pPr>
-            <w:r>
-              <w:rPr>
-                <w:rFonts w:ascii="Helvetica" w:hAnsi="Helvetica" w:eastAsia="Helvetica" w:cs="Helvetica"/>
-                <w:i w:val="false"/>
-                <w:b w:val="false"/>
-                <w:u w:val="none"/>
-                <w:sz w:val="22"/>
-                <w:szCs w:val="22"/>
-                <w:color w:val="000000"/>
-              </w:rPr>
-              <w:t xml:space="preserve">5,078, 2,499,548</w:t>
+              <w:t xml:space="preserve">121,373</w:t>
+            </w:r>
+          </w:p>
+        </w:tc>
+        <w:tc>
+          <w:tcPr>
+            <w:tcBorders>
+              <w:bottom w:val="none" w:sz="0" w:space="0" w:color="000000"/>
+              <w:top w:val="none" w:sz="0" w:space="0" w:color="000000"/>
+              <w:left w:val="none" w:sz="0" w:space="0" w:color="000000"/>
+              <w:right w:val="none" w:sz="0" w:space="0" w:color="000000"/>
+            </w:tcBorders>
+            <w:shd w:val="clear" w:color="auto" w:fill="FFFFFF"/>
+            <w:tcMar>
+              <w:top w:w="0" w:type="dxa"/>
+              <w:bottom w:w="0" w:type="dxa"/>
+              <w:left w:w="0" w:type="dxa"/>
+              <w:right w:w="0" w:type="dxa"/>
+            </w:tcMar>
+            <w:vAlign w:val="top"/>
+          </w:tcPr>
+          <w:p>
+            <w:pPr>
+              <w:pStyle w:val="Normal"/>
+              <w:jc w:val="center"/>
+              <w:pBdr>
+                <w:bottom w:val="none" w:sz="0" w:space="0" w:color="000000"/>
+                <w:top w:val="none" w:sz="0" w:space="0" w:color="000000"/>
+                <w:left w:val="none" w:sz="0" w:space="0" w:color="000000"/>
+                <w:right w:val="none" w:sz="0" w:space="0" w:color="000000"/>
+              </w:pBdr>
+              <w:spacing w:after="100" w:before="100" w:line="240"/>
+              <w:ind w:left="100" w:right="100" w:firstLine="0" w:firstLineChars="0"/>
+              <w:rPr>
+                <w:rFonts w:ascii="Helvetica" w:hAnsi="Helvetica" w:eastAsia="Helvetica" w:cs="Helvetica"/>
+                <w:i w:val="false"/>
+                <w:b w:val="false"/>
+                <w:u w:val="none"/>
+                <w:sz w:val="22"/>
+                <w:szCs w:val="22"/>
+                <w:color w:val="000000"/>
+              </w:rPr>
+            </w:pPr>
+            <w:r>
+              <w:rPr>
+                <w:rFonts w:ascii="Helvetica" w:hAnsi="Helvetica" w:eastAsia="Helvetica" w:cs="Helvetica"/>
+                <w:i w:val="false"/>
+                <w:b w:val="false"/>
+                <w:u w:val="none"/>
+                <w:sz w:val="22"/>
+                <w:szCs w:val="22"/>
+                <w:color w:val="000000"/>
+              </w:rPr>
+              <w:t xml:space="preserve">5,935, 2,482,343</w:t>
             </w:r>
           </w:p>
         </w:tc>
@@ -14144,120 +14144,120 @@
                 <w:szCs w:val="22"/>
                 <w:color w:val="000000"/>
               </w:rPr>
-              <w:t xml:space="preserve">0.44</w:t>
-            </w:r>
-          </w:p>
-        </w:tc>
-        <w:tc>
-          <w:tcPr>
-            <w:tcBorders>
-              <w:bottom w:val="none" w:sz="0" w:space="0" w:color="000000"/>
-              <w:top w:val="none" w:sz="0" w:space="0" w:color="000000"/>
-              <w:left w:val="none" w:sz="0" w:space="0" w:color="000000"/>
-              <w:right w:val="none" w:sz="0" w:space="0" w:color="000000"/>
-            </w:tcBorders>
-            <w:shd w:val="clear" w:color="auto" w:fill="FFFFFF"/>
-            <w:tcMar>
-              <w:top w:w="0" w:type="dxa"/>
-              <w:bottom w:w="0" w:type="dxa"/>
-              <w:left w:w="0" w:type="dxa"/>
-              <w:right w:w="0" w:type="dxa"/>
-            </w:tcMar>
-            <w:vAlign w:val="top"/>
-          </w:tcPr>
-          <w:p>
-            <w:pPr>
-              <w:pStyle w:val="Normal"/>
-              <w:jc w:val="center"/>
-              <w:pBdr>
-                <w:bottom w:val="none" w:sz="0" w:space="0" w:color="000000"/>
-                <w:top w:val="none" w:sz="0" w:space="0" w:color="000000"/>
-                <w:left w:val="none" w:sz="0" w:space="0" w:color="000000"/>
-                <w:right w:val="none" w:sz="0" w:space="0" w:color="000000"/>
-              </w:pBdr>
-              <w:spacing w:after="100" w:before="100" w:line="240"/>
-              <w:ind w:left="100" w:right="100" w:firstLine="0" w:firstLineChars="0"/>
-              <w:rPr>
-                <w:rFonts w:ascii="Helvetica" w:hAnsi="Helvetica" w:eastAsia="Helvetica" w:cs="Helvetica"/>
-                <w:i w:val="false"/>
-                <w:b w:val="false"/>
-                <w:u w:val="none"/>
-                <w:sz w:val="22"/>
-                <w:szCs w:val="22"/>
-                <w:color w:val="000000"/>
-              </w:rPr>
-            </w:pPr>
-            <w:r>
-              <w:rPr>
-                <w:rFonts w:ascii="Helvetica" w:hAnsi="Helvetica" w:eastAsia="Helvetica" w:cs="Helvetica"/>
-                <w:i w:val="false"/>
-                <w:b w:val="false"/>
-                <w:u w:val="none"/>
-                <w:sz w:val="22"/>
-                <w:szCs w:val="22"/>
-                <w:color w:val="000000"/>
-              </w:rPr>
-              <w:t xml:space="preserve">0.12, 1.53</w:t>
-            </w:r>
-          </w:p>
-        </w:tc>
-        <w:tc>
-          <w:tcPr>
-            <w:tcBorders>
-              <w:bottom w:val="none" w:sz="0" w:space="0" w:color="000000"/>
-              <w:top w:val="none" w:sz="0" w:space="0" w:color="000000"/>
-              <w:left w:val="none" w:sz="0" w:space="0" w:color="000000"/>
-              <w:right w:val="none" w:sz="0" w:space="0" w:color="000000"/>
-            </w:tcBorders>
-            <w:shd w:val="clear" w:color="auto" w:fill="FFFFFF"/>
-            <w:tcMar>
-              <w:top w:w="0" w:type="dxa"/>
-              <w:bottom w:w="0" w:type="dxa"/>
-              <w:left w:w="0" w:type="dxa"/>
-              <w:right w:w="0" w:type="dxa"/>
-            </w:tcMar>
-            <w:vAlign w:val="top"/>
-          </w:tcPr>
-          <w:p>
-            <w:pPr>
-              <w:pStyle w:val="Normal"/>
-              <w:jc w:val="center"/>
-              <w:pBdr>
-                <w:bottom w:val="none" w:sz="0" w:space="0" w:color="000000"/>
-                <w:top w:val="none" w:sz="0" w:space="0" w:color="000000"/>
-                <w:left w:val="none" w:sz="0" w:space="0" w:color="000000"/>
-                <w:right w:val="none" w:sz="0" w:space="0" w:color="000000"/>
-              </w:pBdr>
-              <w:spacing w:after="100" w:before="100" w:line="240"/>
-              <w:ind w:left="100" w:right="100" w:firstLine="0" w:firstLineChars="0"/>
-              <w:rPr>
-                <w:rFonts w:ascii="Helvetica" w:hAnsi="Helvetica" w:eastAsia="Helvetica" w:cs="Helvetica"/>
-                <w:i w:val="false"/>
-                <w:b w:val="false"/>
-                <w:u w:val="none"/>
-                <w:sz w:val="22"/>
-                <w:szCs w:val="22"/>
-                <w:color w:val="000000"/>
-              </w:rPr>
-            </w:pPr>
-            <w:r>
-              <w:rPr>
-                <w:rFonts w:ascii="Helvetica" w:hAnsi="Helvetica" w:eastAsia="Helvetica" w:cs="Helvetica"/>
-                <w:i w:val="false"/>
-                <w:b w:val="false"/>
-                <w:u w:val="none"/>
-                <w:sz w:val="22"/>
-                <w:szCs w:val="22"/>
-                <w:color w:val="000000"/>
-              </w:rPr>
-              <w:t xml:space="preserve">0.200</w:t>
+              <w:t xml:space="preserve">0.46</w:t>
+            </w:r>
+          </w:p>
+        </w:tc>
+        <w:tc>
+          <w:tcPr>
+            <w:tcBorders>
+              <w:bottom w:val="none" w:sz="0" w:space="0" w:color="000000"/>
+              <w:top w:val="none" w:sz="0" w:space="0" w:color="000000"/>
+              <w:left w:val="none" w:sz="0" w:space="0" w:color="000000"/>
+              <w:right w:val="none" w:sz="0" w:space="0" w:color="000000"/>
+            </w:tcBorders>
+            <w:shd w:val="clear" w:color="auto" w:fill="FFFFFF"/>
+            <w:tcMar>
+              <w:top w:w="0" w:type="dxa"/>
+              <w:bottom w:w="0" w:type="dxa"/>
+              <w:left w:w="0" w:type="dxa"/>
+              <w:right w:w="0" w:type="dxa"/>
+            </w:tcMar>
+            <w:vAlign w:val="top"/>
+          </w:tcPr>
+          <w:p>
+            <w:pPr>
+              <w:pStyle w:val="Normal"/>
+              <w:jc w:val="center"/>
+              <w:pBdr>
+                <w:bottom w:val="none" w:sz="0" w:space="0" w:color="000000"/>
+                <w:top w:val="none" w:sz="0" w:space="0" w:color="000000"/>
+                <w:left w:val="none" w:sz="0" w:space="0" w:color="000000"/>
+                <w:right w:val="none" w:sz="0" w:space="0" w:color="000000"/>
+              </w:pBdr>
+              <w:spacing w:after="100" w:before="100" w:line="240"/>
+              <w:ind w:left="100" w:right="100" w:firstLine="0" w:firstLineChars="0"/>
+              <w:rPr>
+                <w:rFonts w:ascii="Helvetica" w:hAnsi="Helvetica" w:eastAsia="Helvetica" w:cs="Helvetica"/>
+                <w:i w:val="false"/>
+                <w:b w:val="false"/>
+                <w:u w:val="none"/>
+                <w:sz w:val="22"/>
+                <w:szCs w:val="22"/>
+                <w:color w:val="000000"/>
+              </w:rPr>
+            </w:pPr>
+            <w:r>
+              <w:rPr>
+                <w:rFonts w:ascii="Helvetica" w:hAnsi="Helvetica" w:eastAsia="Helvetica" w:cs="Helvetica"/>
+                <w:i w:val="false"/>
+                <w:b w:val="false"/>
+                <w:u w:val="none"/>
+                <w:sz w:val="22"/>
+                <w:szCs w:val="22"/>
+                <w:color w:val="000000"/>
+              </w:rPr>
+              <w:t xml:space="preserve">0.13, 1.56</w:t>
+            </w:r>
+          </w:p>
+        </w:tc>
+        <w:tc>
+          <w:tcPr>
+            <w:tcBorders>
+              <w:bottom w:val="none" w:sz="0" w:space="0" w:color="000000"/>
+              <w:top w:val="none" w:sz="0" w:space="0" w:color="000000"/>
+              <w:left w:val="none" w:sz="0" w:space="0" w:color="000000"/>
+              <w:right w:val="none" w:sz="0" w:space="0" w:color="000000"/>
+            </w:tcBorders>
+            <w:shd w:val="clear" w:color="auto" w:fill="FFFFFF"/>
+            <w:tcMar>
+              <w:top w:w="0" w:type="dxa"/>
+              <w:bottom w:w="0" w:type="dxa"/>
+              <w:left w:w="0" w:type="dxa"/>
+              <w:right w:w="0" w:type="dxa"/>
+            </w:tcMar>
+            <w:vAlign w:val="top"/>
+          </w:tcPr>
+          <w:p>
+            <w:pPr>
+              <w:pStyle w:val="Normal"/>
+              <w:jc w:val="center"/>
+              <w:pBdr>
+                <w:bottom w:val="none" w:sz="0" w:space="0" w:color="000000"/>
+                <w:top w:val="none" w:sz="0" w:space="0" w:color="000000"/>
+                <w:left w:val="none" w:sz="0" w:space="0" w:color="000000"/>
+                <w:right w:val="none" w:sz="0" w:space="0" w:color="000000"/>
+              </w:pBdr>
+              <w:spacing w:after="100" w:before="100" w:line="240"/>
+              <w:ind w:left="100" w:right="100" w:firstLine="0" w:firstLineChars="0"/>
+              <w:rPr>
+                <w:rFonts w:ascii="Helvetica" w:hAnsi="Helvetica" w:eastAsia="Helvetica" w:cs="Helvetica"/>
+                <w:i w:val="false"/>
+                <w:b w:val="false"/>
+                <w:u w:val="none"/>
+                <w:sz w:val="22"/>
+                <w:szCs w:val="22"/>
+                <w:color w:val="000000"/>
+              </w:rPr>
+            </w:pPr>
+            <w:r>
+              <w:rPr>
+                <w:rFonts w:ascii="Helvetica" w:hAnsi="Helvetica" w:eastAsia="Helvetica" w:cs="Helvetica"/>
+                <w:i w:val="false"/>
+                <w:b w:val="false"/>
+                <w:u w:val="none"/>
+                <w:sz w:val="22"/>
+                <w:szCs w:val="22"/>
+                <w:color w:val="000000"/>
+              </w:rPr>
+              <w:t xml:space="preserve">0.210</w:t>
             </w:r>
           </w:p>
         </w:tc>
       </w:tr>
       <w:tr>
         <w:trPr>
-          <w:trHeight w:val="598" w:hRule="auto"/>
+          <w:trHeight w:val="619" w:hRule="auto"/>
         </w:trPr>
         body29
         <w:tc>
@@ -14309,7 +14309,7 @@
                 <w:szCs w:val="22"/>
                 <w:color w:val="000000"/>
               </w:rPr>
-              <w:t xml:space="preserve">cockcroft</w:t>
+              <w:t xml:space="preserve">ckd_epi_gfr_cre_cys_unindex</w:t>
             </w:r>
           </w:p>
         </w:tc>
@@ -14415,7 +14415,7 @@
                 <w:szCs w:val="22"/>
                 <w:color w:val="000000"/>
               </w:rPr>
-              <w:t xml:space="preserve">1.00</w:t>
+              <w:t xml:space="preserve">0.99</w:t>
             </w:r>
           </w:p>
         </w:tc>
@@ -14468,7 +14468,7 @@
                 <w:szCs w:val="22"/>
                 <w:color w:val="000000"/>
               </w:rPr>
-              <w:t xml:space="preserve">0.98, 1.01</w:t>
+              <w:t xml:space="preserve">0.96, 1.01</w:t>
             </w:r>
           </w:p>
         </w:tc>
@@ -14521,7 +14521,7 @@
                 <w:szCs w:val="22"/>
                 <w:color w:val="000000"/>
               </w:rPr>
-              <w:t xml:space="preserve">0.650</w:t>
+              <w:t xml:space="preserve">0.380</w:t>
             </w:r>
           </w:p>
         </w:tc>
@@ -14627,7 +14627,7 @@
                 <w:szCs w:val="22"/>
                 <w:color w:val="000000"/>
               </w:rPr>
-              <w:t xml:space="preserve">0.99</w:t>
+              <w:t xml:space="preserve">0.98</w:t>
             </w:r>
           </w:p>
         </w:tc>
@@ -14680,7 +14680,7 @@
                 <w:szCs w:val="22"/>
                 <w:color w:val="000000"/>
               </w:rPr>
-              <w:t xml:space="preserve">0.96, 1.02</w:t>
+              <w:t xml:space="preserve">0.95, 1.01</w:t>
             </w:r>
           </w:p>
         </w:tc>
@@ -14733,7 +14733,7 @@
                 <w:szCs w:val="22"/>
                 <w:color w:val="000000"/>
               </w:rPr>
-              <w:t xml:space="preserve">0.390</w:t>
+              <w:t xml:space="preserve">0.230</w:t>
             </w:r>
           </w:p>
         </w:tc>

--- a/docs/tables/carbo/sec5_aki_365.docx
+++ b/docs/tables/carbo/sec5_aki_365.docx
@@ -19,12 +19,12 @@
       <w:tblGrid>
         <w:gridCol w:w="3321"/>
         <w:gridCol w:w="778"/>
-        <w:gridCol w:w="1084"/>
-        <w:gridCol w:w="1879"/>
+        <w:gridCol w:w="839"/>
+        <w:gridCol w:w="1389"/>
         <w:gridCol w:w="1181"/>
         <w:gridCol w:w="778"/>
-        <w:gridCol w:w="1206"/>
-        <w:gridCol w:w="2062"/>
+        <w:gridCol w:w="839"/>
+        <w:gridCol w:w="1389"/>
         <w:gridCol w:w="1181"/>
       </w:tblGrid>
       <w:tr>
@@ -1216,7 +1216,7 @@
       </w:tr>
       <w:tr>
         <w:trPr>
-          <w:trHeight w:val="597" w:hRule="auto"/>
+          <w:trHeight w:val="598" w:hRule="auto"/>
         </w:trPr>
         body 2
         <w:tc>
@@ -1586,113 +1586,113 @@
                 <w:szCs w:val="22"/>
                 <w:color w:val="000000"/>
               </w:rPr>
-              <w:t xml:space="preserve">0.98</w:t>
-            </w:r>
-          </w:p>
-        </w:tc>
-        <w:tc>
-          <w:tcPr>
-            <w:tcBorders>
-              <w:bottom w:val="none" w:sz="0" w:space="0" w:color="000000"/>
-              <w:top w:val="none" w:sz="0" w:space="0" w:color="000000"/>
-              <w:left w:val="none" w:sz="0" w:space="0" w:color="000000"/>
-              <w:right w:val="none" w:sz="0" w:space="0" w:color="000000"/>
-            </w:tcBorders>
-            <w:shd w:val="clear" w:color="auto" w:fill="FFFFFF"/>
-            <w:tcMar>
-              <w:top w:w="0" w:type="dxa"/>
-              <w:bottom w:w="0" w:type="dxa"/>
-              <w:left w:w="0" w:type="dxa"/>
-              <w:right w:w="0" w:type="dxa"/>
-            </w:tcMar>
-            <w:vAlign w:val="top"/>
-          </w:tcPr>
-          <w:p>
-            <w:pPr>
-              <w:pStyle w:val="Normal"/>
-              <w:jc w:val="center"/>
-              <w:pBdr>
-                <w:bottom w:val="none" w:sz="0" w:space="0" w:color="000000"/>
-                <w:top w:val="none" w:sz="0" w:space="0" w:color="000000"/>
-                <w:left w:val="none" w:sz="0" w:space="0" w:color="000000"/>
-                <w:right w:val="none" w:sz="0" w:space="0" w:color="000000"/>
-              </w:pBdr>
-              <w:spacing w:after="100" w:before="100" w:line="240"/>
-              <w:ind w:left="100" w:right="100" w:firstLine="0" w:firstLineChars="0"/>
-              <w:rPr>
-                <w:rFonts w:ascii="Helvetica" w:hAnsi="Helvetica" w:eastAsia="Helvetica" w:cs="Helvetica"/>
-                <w:i w:val="false"/>
-                <w:b w:val="false"/>
-                <w:u w:val="none"/>
-                <w:sz w:val="22"/>
-                <w:szCs w:val="22"/>
-                <w:color w:val="000000"/>
-              </w:rPr>
-            </w:pPr>
-            <w:r>
-              <w:rPr>
-                <w:rFonts w:ascii="Helvetica" w:hAnsi="Helvetica" w:eastAsia="Helvetica" w:cs="Helvetica"/>
-                <w:i w:val="false"/>
-                <w:b w:val="false"/>
-                <w:u w:val="none"/>
-                <w:sz w:val="22"/>
-                <w:szCs w:val="22"/>
-                <w:color w:val="000000"/>
-              </w:rPr>
-              <w:t xml:space="preserve">0.93, 1.03</w:t>
-            </w:r>
-          </w:p>
-        </w:tc>
-        <w:tc>
-          <w:tcPr>
-            <w:tcBorders>
-              <w:bottom w:val="none" w:sz="0" w:space="0" w:color="000000"/>
-              <w:top w:val="none" w:sz="0" w:space="0" w:color="000000"/>
-              <w:left w:val="none" w:sz="0" w:space="0" w:color="000000"/>
-              <w:right w:val="none" w:sz="0" w:space="0" w:color="000000"/>
-            </w:tcBorders>
-            <w:shd w:val="clear" w:color="auto" w:fill="FFFFFF"/>
-            <w:tcMar>
-              <w:top w:w="0" w:type="dxa"/>
-              <w:bottom w:w="0" w:type="dxa"/>
-              <w:left w:w="0" w:type="dxa"/>
-              <w:right w:w="0" w:type="dxa"/>
-            </w:tcMar>
-            <w:vAlign w:val="top"/>
-          </w:tcPr>
-          <w:p>
-            <w:pPr>
-              <w:pStyle w:val="Normal"/>
-              <w:jc w:val="center"/>
-              <w:pBdr>
-                <w:bottom w:val="none" w:sz="0" w:space="0" w:color="000000"/>
-                <w:top w:val="none" w:sz="0" w:space="0" w:color="000000"/>
-                <w:left w:val="none" w:sz="0" w:space="0" w:color="000000"/>
-                <w:right w:val="none" w:sz="0" w:space="0" w:color="000000"/>
-              </w:pBdr>
-              <w:spacing w:after="100" w:before="100" w:line="240"/>
-              <w:ind w:left="100" w:right="100" w:firstLine="0" w:firstLineChars="0"/>
-              <w:rPr>
-                <w:rFonts w:ascii="Helvetica" w:hAnsi="Helvetica" w:eastAsia="Helvetica" w:cs="Helvetica"/>
-                <w:i w:val="false"/>
-                <w:b w:val="false"/>
-                <w:u w:val="none"/>
-                <w:sz w:val="22"/>
-                <w:szCs w:val="22"/>
-                <w:color w:val="000000"/>
-              </w:rPr>
-            </w:pPr>
-            <w:r>
-              <w:rPr>
-                <w:rFonts w:ascii="Helvetica" w:hAnsi="Helvetica" w:eastAsia="Helvetica" w:cs="Helvetica"/>
-                <w:i w:val="false"/>
-                <w:b w:val="false"/>
-                <w:u w:val="none"/>
-                <w:sz w:val="22"/>
-                <w:szCs w:val="22"/>
-                <w:color w:val="000000"/>
-              </w:rPr>
-              <w:t xml:space="preserve">0.360</w:t>
+              <w:t xml:space="preserve">0.97</w:t>
+            </w:r>
+          </w:p>
+        </w:tc>
+        <w:tc>
+          <w:tcPr>
+            <w:tcBorders>
+              <w:bottom w:val="none" w:sz="0" w:space="0" w:color="000000"/>
+              <w:top w:val="none" w:sz="0" w:space="0" w:color="000000"/>
+              <w:left w:val="none" w:sz="0" w:space="0" w:color="000000"/>
+              <w:right w:val="none" w:sz="0" w:space="0" w:color="000000"/>
+            </w:tcBorders>
+            <w:shd w:val="clear" w:color="auto" w:fill="FFFFFF"/>
+            <w:tcMar>
+              <w:top w:w="0" w:type="dxa"/>
+              <w:bottom w:w="0" w:type="dxa"/>
+              <w:left w:w="0" w:type="dxa"/>
+              <w:right w:w="0" w:type="dxa"/>
+            </w:tcMar>
+            <w:vAlign w:val="top"/>
+          </w:tcPr>
+          <w:p>
+            <w:pPr>
+              <w:pStyle w:val="Normal"/>
+              <w:jc w:val="center"/>
+              <w:pBdr>
+                <w:bottom w:val="none" w:sz="0" w:space="0" w:color="000000"/>
+                <w:top w:val="none" w:sz="0" w:space="0" w:color="000000"/>
+                <w:left w:val="none" w:sz="0" w:space="0" w:color="000000"/>
+                <w:right w:val="none" w:sz="0" w:space="0" w:color="000000"/>
+              </w:pBdr>
+              <w:spacing w:after="100" w:before="100" w:line="240"/>
+              <w:ind w:left="100" w:right="100" w:firstLine="0" w:firstLineChars="0"/>
+              <w:rPr>
+                <w:rFonts w:ascii="Helvetica" w:hAnsi="Helvetica" w:eastAsia="Helvetica" w:cs="Helvetica"/>
+                <w:i w:val="false"/>
+                <w:b w:val="false"/>
+                <w:u w:val="none"/>
+                <w:sz w:val="22"/>
+                <w:szCs w:val="22"/>
+                <w:color w:val="000000"/>
+              </w:rPr>
+            </w:pPr>
+            <w:r>
+              <w:rPr>
+                <w:rFonts w:ascii="Helvetica" w:hAnsi="Helvetica" w:eastAsia="Helvetica" w:cs="Helvetica"/>
+                <w:i w:val="false"/>
+                <w:b w:val="false"/>
+                <w:u w:val="none"/>
+                <w:sz w:val="22"/>
+                <w:szCs w:val="22"/>
+                <w:color w:val="000000"/>
+              </w:rPr>
+              <w:t xml:space="preserve">0.93, 1.02</w:t>
+            </w:r>
+          </w:p>
+        </w:tc>
+        <w:tc>
+          <w:tcPr>
+            <w:tcBorders>
+              <w:bottom w:val="none" w:sz="0" w:space="0" w:color="000000"/>
+              <w:top w:val="none" w:sz="0" w:space="0" w:color="000000"/>
+              <w:left w:val="none" w:sz="0" w:space="0" w:color="000000"/>
+              <w:right w:val="none" w:sz="0" w:space="0" w:color="000000"/>
+            </w:tcBorders>
+            <w:shd w:val="clear" w:color="auto" w:fill="FFFFFF"/>
+            <w:tcMar>
+              <w:top w:w="0" w:type="dxa"/>
+              <w:bottom w:w="0" w:type="dxa"/>
+              <w:left w:w="0" w:type="dxa"/>
+              <w:right w:w="0" w:type="dxa"/>
+            </w:tcMar>
+            <w:vAlign w:val="top"/>
+          </w:tcPr>
+          <w:p>
+            <w:pPr>
+              <w:pStyle w:val="Normal"/>
+              <w:jc w:val="center"/>
+              <w:pBdr>
+                <w:bottom w:val="none" w:sz="0" w:space="0" w:color="000000"/>
+                <w:top w:val="none" w:sz="0" w:space="0" w:color="000000"/>
+                <w:left w:val="none" w:sz="0" w:space="0" w:color="000000"/>
+                <w:right w:val="none" w:sz="0" w:space="0" w:color="000000"/>
+              </w:pBdr>
+              <w:spacing w:after="100" w:before="100" w:line="240"/>
+              <w:ind w:left="100" w:right="100" w:firstLine="0" w:firstLineChars="0"/>
+              <w:rPr>
+                <w:rFonts w:ascii="Helvetica" w:hAnsi="Helvetica" w:eastAsia="Helvetica" w:cs="Helvetica"/>
+                <w:i w:val="false"/>
+                <w:b w:val="false"/>
+                <w:u w:val="none"/>
+                <w:sz w:val="22"/>
+                <w:szCs w:val="22"/>
+                <w:color w:val="000000"/>
+              </w:rPr>
+            </w:pPr>
+            <w:r>
+              <w:rPr>
+                <w:rFonts w:ascii="Helvetica" w:hAnsi="Helvetica" w:eastAsia="Helvetica" w:cs="Helvetica"/>
+                <w:i w:val="false"/>
+                <w:b w:val="false"/>
+                <w:u w:val="none"/>
+                <w:sz w:val="22"/>
+                <w:szCs w:val="22"/>
+                <w:color w:val="000000"/>
+              </w:rPr>
+              <w:t xml:space="preserve">0.280</w:t>
             </w:r>
           </w:p>
         </w:tc>
@@ -3035,113 +3035,113 @@
                 <w:szCs w:val="22"/>
                 <w:color w:val="000000"/>
               </w:rPr>
-              <w:t xml:space="preserve">1.92</w:t>
-            </w:r>
-          </w:p>
-        </w:tc>
-        <w:tc>
-          <w:tcPr>
-            <w:tcBorders>
-              <w:bottom w:val="none" w:sz="0" w:space="0" w:color="000000"/>
-              <w:top w:val="none" w:sz="0" w:space="0" w:color="000000"/>
-              <w:left w:val="none" w:sz="0" w:space="0" w:color="000000"/>
-              <w:right w:val="none" w:sz="0" w:space="0" w:color="000000"/>
-            </w:tcBorders>
-            <w:shd w:val="clear" w:color="auto" w:fill="FFFFFF"/>
-            <w:tcMar>
-              <w:top w:w="0" w:type="dxa"/>
-              <w:bottom w:w="0" w:type="dxa"/>
-              <w:left w:w="0" w:type="dxa"/>
-              <w:right w:w="0" w:type="dxa"/>
-            </w:tcMar>
-            <w:vAlign w:val="top"/>
-          </w:tcPr>
-          <w:p>
-            <w:pPr>
-              <w:pStyle w:val="Normal"/>
-              <w:jc w:val="center"/>
-              <w:pBdr>
-                <w:bottom w:val="none" w:sz="0" w:space="0" w:color="000000"/>
-                <w:top w:val="none" w:sz="0" w:space="0" w:color="000000"/>
-                <w:left w:val="none" w:sz="0" w:space="0" w:color="000000"/>
-                <w:right w:val="none" w:sz="0" w:space="0" w:color="000000"/>
-              </w:pBdr>
-              <w:spacing w:after="100" w:before="100" w:line="240"/>
-              <w:ind w:left="100" w:right="100" w:firstLine="0" w:firstLineChars="0"/>
-              <w:rPr>
-                <w:rFonts w:ascii="Helvetica" w:hAnsi="Helvetica" w:eastAsia="Helvetica" w:cs="Helvetica"/>
-                <w:i w:val="false"/>
-                <w:b w:val="false"/>
-                <w:u w:val="none"/>
-                <w:sz w:val="22"/>
-                <w:szCs w:val="22"/>
-                <w:color w:val="000000"/>
-              </w:rPr>
-            </w:pPr>
-            <w:r>
-              <w:rPr>
-                <w:rFonts w:ascii="Helvetica" w:hAnsi="Helvetica" w:eastAsia="Helvetica" w:cs="Helvetica"/>
-                <w:i w:val="false"/>
-                <w:b w:val="false"/>
-                <w:u w:val="none"/>
-                <w:sz w:val="22"/>
-                <w:szCs w:val="22"/>
-                <w:color w:val="000000"/>
-              </w:rPr>
-              <w:t xml:space="preserve">0.33, 11.1</w:t>
-            </w:r>
-          </w:p>
-        </w:tc>
-        <w:tc>
-          <w:tcPr>
-            <w:tcBorders>
-              <w:bottom w:val="none" w:sz="0" w:space="0" w:color="000000"/>
-              <w:top w:val="none" w:sz="0" w:space="0" w:color="000000"/>
-              <w:left w:val="none" w:sz="0" w:space="0" w:color="000000"/>
-              <w:right w:val="none" w:sz="0" w:space="0" w:color="000000"/>
-            </w:tcBorders>
-            <w:shd w:val="clear" w:color="auto" w:fill="FFFFFF"/>
-            <w:tcMar>
-              <w:top w:w="0" w:type="dxa"/>
-              <w:bottom w:w="0" w:type="dxa"/>
-              <w:left w:w="0" w:type="dxa"/>
-              <w:right w:w="0" w:type="dxa"/>
-            </w:tcMar>
-            <w:vAlign w:val="top"/>
-          </w:tcPr>
-          <w:p>
-            <w:pPr>
-              <w:pStyle w:val="Normal"/>
-              <w:jc w:val="center"/>
-              <w:pBdr>
-                <w:bottom w:val="none" w:sz="0" w:space="0" w:color="000000"/>
-                <w:top w:val="none" w:sz="0" w:space="0" w:color="000000"/>
-                <w:left w:val="none" w:sz="0" w:space="0" w:color="000000"/>
-                <w:right w:val="none" w:sz="0" w:space="0" w:color="000000"/>
-              </w:pBdr>
-              <w:spacing w:after="100" w:before="100" w:line="240"/>
-              <w:ind w:left="100" w:right="100" w:firstLine="0" w:firstLineChars="0"/>
-              <w:rPr>
-                <w:rFonts w:ascii="Helvetica" w:hAnsi="Helvetica" w:eastAsia="Helvetica" w:cs="Helvetica"/>
-                <w:i w:val="false"/>
-                <w:b w:val="false"/>
-                <w:u w:val="none"/>
-                <w:sz w:val="22"/>
-                <w:szCs w:val="22"/>
-                <w:color w:val="000000"/>
-              </w:rPr>
-            </w:pPr>
-            <w:r>
-              <w:rPr>
-                <w:rFonts w:ascii="Helvetica" w:hAnsi="Helvetica" w:eastAsia="Helvetica" w:cs="Helvetica"/>
-                <w:i w:val="false"/>
-                <w:b w:val="false"/>
-                <w:u w:val="none"/>
-                <w:sz w:val="22"/>
-                <w:szCs w:val="22"/>
-                <w:color w:val="000000"/>
-              </w:rPr>
-              <w:t xml:space="preserve">0.470</w:t>
+              <w:t xml:space="preserve">2.30</w:t>
+            </w:r>
+          </w:p>
+        </w:tc>
+        <w:tc>
+          <w:tcPr>
+            <w:tcBorders>
+              <w:bottom w:val="none" w:sz="0" w:space="0" w:color="000000"/>
+              <w:top w:val="none" w:sz="0" w:space="0" w:color="000000"/>
+              <w:left w:val="none" w:sz="0" w:space="0" w:color="000000"/>
+              <w:right w:val="none" w:sz="0" w:space="0" w:color="000000"/>
+            </w:tcBorders>
+            <w:shd w:val="clear" w:color="auto" w:fill="FFFFFF"/>
+            <w:tcMar>
+              <w:top w:w="0" w:type="dxa"/>
+              <w:bottom w:w="0" w:type="dxa"/>
+              <w:left w:w="0" w:type="dxa"/>
+              <w:right w:w="0" w:type="dxa"/>
+            </w:tcMar>
+            <w:vAlign w:val="top"/>
+          </w:tcPr>
+          <w:p>
+            <w:pPr>
+              <w:pStyle w:val="Normal"/>
+              <w:jc w:val="center"/>
+              <w:pBdr>
+                <w:bottom w:val="none" w:sz="0" w:space="0" w:color="000000"/>
+                <w:top w:val="none" w:sz="0" w:space="0" w:color="000000"/>
+                <w:left w:val="none" w:sz="0" w:space="0" w:color="000000"/>
+                <w:right w:val="none" w:sz="0" w:space="0" w:color="000000"/>
+              </w:pBdr>
+              <w:spacing w:after="100" w:before="100" w:line="240"/>
+              <w:ind w:left="100" w:right="100" w:firstLine="0" w:firstLineChars="0"/>
+              <w:rPr>
+                <w:rFonts w:ascii="Helvetica" w:hAnsi="Helvetica" w:eastAsia="Helvetica" w:cs="Helvetica"/>
+                <w:i w:val="false"/>
+                <w:b w:val="false"/>
+                <w:u w:val="none"/>
+                <w:sz w:val="22"/>
+                <w:szCs w:val="22"/>
+                <w:color w:val="000000"/>
+              </w:rPr>
+            </w:pPr>
+            <w:r>
+              <w:rPr>
+                <w:rFonts w:ascii="Helvetica" w:hAnsi="Helvetica" w:eastAsia="Helvetica" w:cs="Helvetica"/>
+                <w:i w:val="false"/>
+                <w:b w:val="false"/>
+                <w:u w:val="none"/>
+                <w:sz w:val="22"/>
+                <w:szCs w:val="22"/>
+                <w:color w:val="000000"/>
+              </w:rPr>
+              <w:t xml:space="preserve">0.45, 11.6</w:t>
+            </w:r>
+          </w:p>
+        </w:tc>
+        <w:tc>
+          <w:tcPr>
+            <w:tcBorders>
+              <w:bottom w:val="none" w:sz="0" w:space="0" w:color="000000"/>
+              <w:top w:val="none" w:sz="0" w:space="0" w:color="000000"/>
+              <w:left w:val="none" w:sz="0" w:space="0" w:color="000000"/>
+              <w:right w:val="none" w:sz="0" w:space="0" w:color="000000"/>
+            </w:tcBorders>
+            <w:shd w:val="clear" w:color="auto" w:fill="FFFFFF"/>
+            <w:tcMar>
+              <w:top w:w="0" w:type="dxa"/>
+              <w:bottom w:w="0" w:type="dxa"/>
+              <w:left w:w="0" w:type="dxa"/>
+              <w:right w:w="0" w:type="dxa"/>
+            </w:tcMar>
+            <w:vAlign w:val="top"/>
+          </w:tcPr>
+          <w:p>
+            <w:pPr>
+              <w:pStyle w:val="Normal"/>
+              <w:jc w:val="center"/>
+              <w:pBdr>
+                <w:bottom w:val="none" w:sz="0" w:space="0" w:color="000000"/>
+                <w:top w:val="none" w:sz="0" w:space="0" w:color="000000"/>
+                <w:left w:val="none" w:sz="0" w:space="0" w:color="000000"/>
+                <w:right w:val="none" w:sz="0" w:space="0" w:color="000000"/>
+              </w:pBdr>
+              <w:spacing w:after="100" w:before="100" w:line="240"/>
+              <w:ind w:left="100" w:right="100" w:firstLine="0" w:firstLineChars="0"/>
+              <w:rPr>
+                <w:rFonts w:ascii="Helvetica" w:hAnsi="Helvetica" w:eastAsia="Helvetica" w:cs="Helvetica"/>
+                <w:i w:val="false"/>
+                <w:b w:val="false"/>
+                <w:u w:val="none"/>
+                <w:sz w:val="22"/>
+                <w:szCs w:val="22"/>
+                <w:color w:val="000000"/>
+              </w:rPr>
+            </w:pPr>
+            <w:r>
+              <w:rPr>
+                <w:rFonts w:ascii="Helvetica" w:hAnsi="Helvetica" w:eastAsia="Helvetica" w:cs="Helvetica"/>
+                <w:i w:val="false"/>
+                <w:b w:val="false"/>
+                <w:u w:val="none"/>
+                <w:sz w:val="22"/>
+                <w:szCs w:val="22"/>
+                <w:color w:val="000000"/>
+              </w:rPr>
+              <w:t xml:space="preserve">0.310</w:t>
             </w:r>
           </w:p>
         </w:tc>
@@ -3518,113 +3518,113 @@
                 <w:szCs w:val="22"/>
                 <w:color w:val="000000"/>
               </w:rPr>
-              <w:t xml:space="preserve">1.06</w:t>
-            </w:r>
-          </w:p>
-        </w:tc>
-        <w:tc>
-          <w:tcPr>
-            <w:tcBorders>
-              <w:bottom w:val="none" w:sz="0" w:space="0" w:color="000000"/>
-              <w:top w:val="none" w:sz="0" w:space="0" w:color="000000"/>
-              <w:left w:val="none" w:sz="0" w:space="0" w:color="000000"/>
-              <w:right w:val="none" w:sz="0" w:space="0" w:color="000000"/>
-            </w:tcBorders>
-            <w:shd w:val="clear" w:color="auto" w:fill="FFFFFF"/>
-            <w:tcMar>
-              <w:top w:w="0" w:type="dxa"/>
-              <w:bottom w:w="0" w:type="dxa"/>
-              <w:left w:w="0" w:type="dxa"/>
-              <w:right w:w="0" w:type="dxa"/>
-            </w:tcMar>
-            <w:vAlign w:val="top"/>
-          </w:tcPr>
-          <w:p>
-            <w:pPr>
-              <w:pStyle w:val="Normal"/>
-              <w:jc w:val="center"/>
-              <w:pBdr>
-                <w:bottom w:val="none" w:sz="0" w:space="0" w:color="000000"/>
-                <w:top w:val="none" w:sz="0" w:space="0" w:color="000000"/>
-                <w:left w:val="none" w:sz="0" w:space="0" w:color="000000"/>
-                <w:right w:val="none" w:sz="0" w:space="0" w:color="000000"/>
-              </w:pBdr>
-              <w:spacing w:after="100" w:before="100" w:line="240"/>
-              <w:ind w:left="100" w:right="100" w:firstLine="0" w:firstLineChars="0"/>
-              <w:rPr>
-                <w:rFonts w:ascii="Helvetica" w:hAnsi="Helvetica" w:eastAsia="Helvetica" w:cs="Helvetica"/>
-                <w:i w:val="false"/>
-                <w:b w:val="false"/>
-                <w:u w:val="none"/>
-                <w:sz w:val="22"/>
-                <w:szCs w:val="22"/>
-                <w:color w:val="000000"/>
-              </w:rPr>
-            </w:pPr>
-            <w:r>
-              <w:rPr>
-                <w:rFonts w:ascii="Helvetica" w:hAnsi="Helvetica" w:eastAsia="Helvetica" w:cs="Helvetica"/>
-                <w:i w:val="false"/>
-                <w:b w:val="false"/>
-                <w:u w:val="none"/>
-                <w:sz w:val="22"/>
-                <w:szCs w:val="22"/>
-                <w:color w:val="000000"/>
-              </w:rPr>
-              <w:t xml:space="preserve">0.90, 1.23</w:t>
-            </w:r>
-          </w:p>
-        </w:tc>
-        <w:tc>
-          <w:tcPr>
-            <w:tcBorders>
-              <w:bottom w:val="none" w:sz="0" w:space="0" w:color="000000"/>
-              <w:top w:val="none" w:sz="0" w:space="0" w:color="000000"/>
-              <w:left w:val="none" w:sz="0" w:space="0" w:color="000000"/>
-              <w:right w:val="none" w:sz="0" w:space="0" w:color="000000"/>
-            </w:tcBorders>
-            <w:shd w:val="clear" w:color="auto" w:fill="FFFFFF"/>
-            <w:tcMar>
-              <w:top w:w="0" w:type="dxa"/>
-              <w:bottom w:w="0" w:type="dxa"/>
-              <w:left w:w="0" w:type="dxa"/>
-              <w:right w:w="0" w:type="dxa"/>
-            </w:tcMar>
-            <w:vAlign w:val="top"/>
-          </w:tcPr>
-          <w:p>
-            <w:pPr>
-              <w:pStyle w:val="Normal"/>
-              <w:jc w:val="center"/>
-              <w:pBdr>
-                <w:bottom w:val="none" w:sz="0" w:space="0" w:color="000000"/>
-                <w:top w:val="none" w:sz="0" w:space="0" w:color="000000"/>
-                <w:left w:val="none" w:sz="0" w:space="0" w:color="000000"/>
-                <w:right w:val="none" w:sz="0" w:space="0" w:color="000000"/>
-              </w:pBdr>
-              <w:spacing w:after="100" w:before="100" w:line="240"/>
-              <w:ind w:left="100" w:right="100" w:firstLine="0" w:firstLineChars="0"/>
-              <w:rPr>
-                <w:rFonts w:ascii="Helvetica" w:hAnsi="Helvetica" w:eastAsia="Helvetica" w:cs="Helvetica"/>
-                <w:i w:val="false"/>
-                <w:b w:val="false"/>
-                <w:u w:val="none"/>
-                <w:sz w:val="22"/>
-                <w:szCs w:val="22"/>
-                <w:color w:val="000000"/>
-              </w:rPr>
-            </w:pPr>
-            <w:r>
-              <w:rPr>
-                <w:rFonts w:ascii="Helvetica" w:hAnsi="Helvetica" w:eastAsia="Helvetica" w:cs="Helvetica"/>
-                <w:i w:val="false"/>
-                <w:b w:val="false"/>
-                <w:u w:val="none"/>
-                <w:sz w:val="22"/>
-                <w:szCs w:val="22"/>
-                <w:color w:val="000000"/>
-              </w:rPr>
-              <w:t xml:space="preserve">0.500</w:t>
+              <w:t xml:space="preserve">1.05</w:t>
+            </w:r>
+          </w:p>
+        </w:tc>
+        <w:tc>
+          <w:tcPr>
+            <w:tcBorders>
+              <w:bottom w:val="none" w:sz="0" w:space="0" w:color="000000"/>
+              <w:top w:val="none" w:sz="0" w:space="0" w:color="000000"/>
+              <w:left w:val="none" w:sz="0" w:space="0" w:color="000000"/>
+              <w:right w:val="none" w:sz="0" w:space="0" w:color="000000"/>
+            </w:tcBorders>
+            <w:shd w:val="clear" w:color="auto" w:fill="FFFFFF"/>
+            <w:tcMar>
+              <w:top w:w="0" w:type="dxa"/>
+              <w:bottom w:w="0" w:type="dxa"/>
+              <w:left w:w="0" w:type="dxa"/>
+              <w:right w:w="0" w:type="dxa"/>
+            </w:tcMar>
+            <w:vAlign w:val="top"/>
+          </w:tcPr>
+          <w:p>
+            <w:pPr>
+              <w:pStyle w:val="Normal"/>
+              <w:jc w:val="center"/>
+              <w:pBdr>
+                <w:bottom w:val="none" w:sz="0" w:space="0" w:color="000000"/>
+                <w:top w:val="none" w:sz="0" w:space="0" w:color="000000"/>
+                <w:left w:val="none" w:sz="0" w:space="0" w:color="000000"/>
+                <w:right w:val="none" w:sz="0" w:space="0" w:color="000000"/>
+              </w:pBdr>
+              <w:spacing w:after="100" w:before="100" w:line="240"/>
+              <w:ind w:left="100" w:right="100" w:firstLine="0" w:firstLineChars="0"/>
+              <w:rPr>
+                <w:rFonts w:ascii="Helvetica" w:hAnsi="Helvetica" w:eastAsia="Helvetica" w:cs="Helvetica"/>
+                <w:i w:val="false"/>
+                <w:b w:val="false"/>
+                <w:u w:val="none"/>
+                <w:sz w:val="22"/>
+                <w:szCs w:val="22"/>
+                <w:color w:val="000000"/>
+              </w:rPr>
+            </w:pPr>
+            <w:r>
+              <w:rPr>
+                <w:rFonts w:ascii="Helvetica" w:hAnsi="Helvetica" w:eastAsia="Helvetica" w:cs="Helvetica"/>
+                <w:i w:val="false"/>
+                <w:b w:val="false"/>
+                <w:u w:val="none"/>
+                <w:sz w:val="22"/>
+                <w:szCs w:val="22"/>
+                <w:color w:val="000000"/>
+              </w:rPr>
+              <w:t xml:space="preserve">0.90, 1.22</w:t>
+            </w:r>
+          </w:p>
+        </w:tc>
+        <w:tc>
+          <w:tcPr>
+            <w:tcBorders>
+              <w:bottom w:val="none" w:sz="0" w:space="0" w:color="000000"/>
+              <w:top w:val="none" w:sz="0" w:space="0" w:color="000000"/>
+              <w:left w:val="none" w:sz="0" w:space="0" w:color="000000"/>
+              <w:right w:val="none" w:sz="0" w:space="0" w:color="000000"/>
+            </w:tcBorders>
+            <w:shd w:val="clear" w:color="auto" w:fill="FFFFFF"/>
+            <w:tcMar>
+              <w:top w:w="0" w:type="dxa"/>
+              <w:bottom w:w="0" w:type="dxa"/>
+              <w:left w:w="0" w:type="dxa"/>
+              <w:right w:w="0" w:type="dxa"/>
+            </w:tcMar>
+            <w:vAlign w:val="top"/>
+          </w:tcPr>
+          <w:p>
+            <w:pPr>
+              <w:pStyle w:val="Normal"/>
+              <w:jc w:val="center"/>
+              <w:pBdr>
+                <w:bottom w:val="none" w:sz="0" w:space="0" w:color="000000"/>
+                <w:top w:val="none" w:sz="0" w:space="0" w:color="000000"/>
+                <w:left w:val="none" w:sz="0" w:space="0" w:color="000000"/>
+                <w:right w:val="none" w:sz="0" w:space="0" w:color="000000"/>
+              </w:pBdr>
+              <w:spacing w:after="100" w:before="100" w:line="240"/>
+              <w:ind w:left="100" w:right="100" w:firstLine="0" w:firstLineChars="0"/>
+              <w:rPr>
+                <w:rFonts w:ascii="Helvetica" w:hAnsi="Helvetica" w:eastAsia="Helvetica" w:cs="Helvetica"/>
+                <w:i w:val="false"/>
+                <w:b w:val="false"/>
+                <w:u w:val="none"/>
+                <w:sz w:val="22"/>
+                <w:szCs w:val="22"/>
+                <w:color w:val="000000"/>
+              </w:rPr>
+            </w:pPr>
+            <w:r>
+              <w:rPr>
+                <w:rFonts w:ascii="Helvetica" w:hAnsi="Helvetica" w:eastAsia="Helvetica" w:cs="Helvetica"/>
+                <w:i w:val="false"/>
+                <w:b w:val="false"/>
+                <w:u w:val="none"/>
+                <w:sz w:val="22"/>
+                <w:szCs w:val="22"/>
+                <w:color w:val="000000"/>
+              </w:rPr>
+              <w:t xml:space="preserve">0.540</w:t>
             </w:r>
           </w:p>
         </w:tc>
@@ -4967,113 +4967,113 @@
                 <w:szCs w:val="22"/>
                 <w:color w:val="000000"/>
               </w:rPr>
-              <w:t xml:space="preserve">1.41</w:t>
-            </w:r>
-          </w:p>
-        </w:tc>
-        <w:tc>
-          <w:tcPr>
-            <w:tcBorders>
-              <w:bottom w:val="none" w:sz="0" w:space="0" w:color="000000"/>
-              <w:top w:val="none" w:sz="0" w:space="0" w:color="000000"/>
-              <w:left w:val="none" w:sz="0" w:space="0" w:color="000000"/>
-              <w:right w:val="none" w:sz="0" w:space="0" w:color="000000"/>
-            </w:tcBorders>
-            <w:shd w:val="clear" w:color="auto" w:fill="FFFFFF"/>
-            <w:tcMar>
-              <w:top w:w="0" w:type="dxa"/>
-              <w:bottom w:w="0" w:type="dxa"/>
-              <w:left w:w="0" w:type="dxa"/>
-              <w:right w:w="0" w:type="dxa"/>
-            </w:tcMar>
-            <w:vAlign w:val="top"/>
-          </w:tcPr>
-          <w:p>
-            <w:pPr>
-              <w:pStyle w:val="Normal"/>
-              <w:jc w:val="center"/>
-              <w:pBdr>
-                <w:bottom w:val="none" w:sz="0" w:space="0" w:color="000000"/>
-                <w:top w:val="none" w:sz="0" w:space="0" w:color="000000"/>
-                <w:left w:val="none" w:sz="0" w:space="0" w:color="000000"/>
-                <w:right w:val="none" w:sz="0" w:space="0" w:color="000000"/>
-              </w:pBdr>
-              <w:spacing w:after="100" w:before="100" w:line="240"/>
-              <w:ind w:left="100" w:right="100" w:firstLine="0" w:firstLineChars="0"/>
-              <w:rPr>
-                <w:rFonts w:ascii="Helvetica" w:hAnsi="Helvetica" w:eastAsia="Helvetica" w:cs="Helvetica"/>
-                <w:i w:val="false"/>
-                <w:b w:val="false"/>
-                <w:u w:val="none"/>
-                <w:sz w:val="22"/>
-                <w:szCs w:val="22"/>
-                <w:color w:val="000000"/>
-              </w:rPr>
-            </w:pPr>
-            <w:r>
-              <w:rPr>
-                <w:rFonts w:ascii="Helvetica" w:hAnsi="Helvetica" w:eastAsia="Helvetica" w:cs="Helvetica"/>
-                <w:i w:val="false"/>
-                <w:b w:val="false"/>
-                <w:u w:val="none"/>
-                <w:sz w:val="22"/>
-                <w:szCs w:val="22"/>
-                <w:color w:val="000000"/>
-              </w:rPr>
-              <w:t xml:space="preserve">0.54, 3.70</w:t>
-            </w:r>
-          </w:p>
-        </w:tc>
-        <w:tc>
-          <w:tcPr>
-            <w:tcBorders>
-              <w:bottom w:val="none" w:sz="0" w:space="0" w:color="000000"/>
-              <w:top w:val="none" w:sz="0" w:space="0" w:color="000000"/>
-              <w:left w:val="none" w:sz="0" w:space="0" w:color="000000"/>
-              <w:right w:val="none" w:sz="0" w:space="0" w:color="000000"/>
-            </w:tcBorders>
-            <w:shd w:val="clear" w:color="auto" w:fill="FFFFFF"/>
-            <w:tcMar>
-              <w:top w:w="0" w:type="dxa"/>
-              <w:bottom w:w="0" w:type="dxa"/>
-              <w:left w:w="0" w:type="dxa"/>
-              <w:right w:w="0" w:type="dxa"/>
-            </w:tcMar>
-            <w:vAlign w:val="top"/>
-          </w:tcPr>
-          <w:p>
-            <w:pPr>
-              <w:pStyle w:val="Normal"/>
-              <w:jc w:val="center"/>
-              <w:pBdr>
-                <w:bottom w:val="none" w:sz="0" w:space="0" w:color="000000"/>
-                <w:top w:val="none" w:sz="0" w:space="0" w:color="000000"/>
-                <w:left w:val="none" w:sz="0" w:space="0" w:color="000000"/>
-                <w:right w:val="none" w:sz="0" w:space="0" w:color="000000"/>
-              </w:pBdr>
-              <w:spacing w:after="100" w:before="100" w:line="240"/>
-              <w:ind w:left="100" w:right="100" w:firstLine="0" w:firstLineChars="0"/>
-              <w:rPr>
-                <w:rFonts w:ascii="Helvetica" w:hAnsi="Helvetica" w:eastAsia="Helvetica" w:cs="Helvetica"/>
-                <w:i w:val="false"/>
-                <w:b w:val="false"/>
-                <w:u w:val="none"/>
-                <w:sz w:val="22"/>
-                <w:szCs w:val="22"/>
-                <w:color w:val="000000"/>
-              </w:rPr>
-            </w:pPr>
-            <w:r>
-              <w:rPr>
-                <w:rFonts w:ascii="Helvetica" w:hAnsi="Helvetica" w:eastAsia="Helvetica" w:cs="Helvetica"/>
-                <w:i w:val="false"/>
-                <w:b w:val="false"/>
-                <w:u w:val="none"/>
-                <w:sz w:val="22"/>
-                <w:szCs w:val="22"/>
-                <w:color w:val="000000"/>
-              </w:rPr>
-              <w:t xml:space="preserve">0.490</w:t>
+              <w:t xml:space="preserve">1.36</w:t>
+            </w:r>
+          </w:p>
+        </w:tc>
+        <w:tc>
+          <w:tcPr>
+            <w:tcBorders>
+              <w:bottom w:val="none" w:sz="0" w:space="0" w:color="000000"/>
+              <w:top w:val="none" w:sz="0" w:space="0" w:color="000000"/>
+              <w:left w:val="none" w:sz="0" w:space="0" w:color="000000"/>
+              <w:right w:val="none" w:sz="0" w:space="0" w:color="000000"/>
+            </w:tcBorders>
+            <w:shd w:val="clear" w:color="auto" w:fill="FFFFFF"/>
+            <w:tcMar>
+              <w:top w:w="0" w:type="dxa"/>
+              <w:bottom w:w="0" w:type="dxa"/>
+              <w:left w:w="0" w:type="dxa"/>
+              <w:right w:w="0" w:type="dxa"/>
+            </w:tcMar>
+            <w:vAlign w:val="top"/>
+          </w:tcPr>
+          <w:p>
+            <w:pPr>
+              <w:pStyle w:val="Normal"/>
+              <w:jc w:val="center"/>
+              <w:pBdr>
+                <w:bottom w:val="none" w:sz="0" w:space="0" w:color="000000"/>
+                <w:top w:val="none" w:sz="0" w:space="0" w:color="000000"/>
+                <w:left w:val="none" w:sz="0" w:space="0" w:color="000000"/>
+                <w:right w:val="none" w:sz="0" w:space="0" w:color="000000"/>
+              </w:pBdr>
+              <w:spacing w:after="100" w:before="100" w:line="240"/>
+              <w:ind w:left="100" w:right="100" w:firstLine="0" w:firstLineChars="0"/>
+              <w:rPr>
+                <w:rFonts w:ascii="Helvetica" w:hAnsi="Helvetica" w:eastAsia="Helvetica" w:cs="Helvetica"/>
+                <w:i w:val="false"/>
+                <w:b w:val="false"/>
+                <w:u w:val="none"/>
+                <w:sz w:val="22"/>
+                <w:szCs w:val="22"/>
+                <w:color w:val="000000"/>
+              </w:rPr>
+            </w:pPr>
+            <w:r>
+              <w:rPr>
+                <w:rFonts w:ascii="Helvetica" w:hAnsi="Helvetica" w:eastAsia="Helvetica" w:cs="Helvetica"/>
+                <w:i w:val="false"/>
+                <w:b w:val="false"/>
+                <w:u w:val="none"/>
+                <w:sz w:val="22"/>
+                <w:szCs w:val="22"/>
+                <w:color w:val="000000"/>
+              </w:rPr>
+              <w:t xml:space="preserve">0.53, 3.52</w:t>
+            </w:r>
+          </w:p>
+        </w:tc>
+        <w:tc>
+          <w:tcPr>
+            <w:tcBorders>
+              <w:bottom w:val="none" w:sz="0" w:space="0" w:color="000000"/>
+              <w:top w:val="none" w:sz="0" w:space="0" w:color="000000"/>
+              <w:left w:val="none" w:sz="0" w:space="0" w:color="000000"/>
+              <w:right w:val="none" w:sz="0" w:space="0" w:color="000000"/>
+            </w:tcBorders>
+            <w:shd w:val="clear" w:color="auto" w:fill="FFFFFF"/>
+            <w:tcMar>
+              <w:top w:w="0" w:type="dxa"/>
+              <w:bottom w:w="0" w:type="dxa"/>
+              <w:left w:w="0" w:type="dxa"/>
+              <w:right w:w="0" w:type="dxa"/>
+            </w:tcMar>
+            <w:vAlign w:val="top"/>
+          </w:tcPr>
+          <w:p>
+            <w:pPr>
+              <w:pStyle w:val="Normal"/>
+              <w:jc w:val="center"/>
+              <w:pBdr>
+                <w:bottom w:val="none" w:sz="0" w:space="0" w:color="000000"/>
+                <w:top w:val="none" w:sz="0" w:space="0" w:color="000000"/>
+                <w:left w:val="none" w:sz="0" w:space="0" w:color="000000"/>
+                <w:right w:val="none" w:sz="0" w:space="0" w:color="000000"/>
+              </w:pBdr>
+              <w:spacing w:after="100" w:before="100" w:line="240"/>
+              <w:ind w:left="100" w:right="100" w:firstLine="0" w:firstLineChars="0"/>
+              <w:rPr>
+                <w:rFonts w:ascii="Helvetica" w:hAnsi="Helvetica" w:eastAsia="Helvetica" w:cs="Helvetica"/>
+                <w:i w:val="false"/>
+                <w:b w:val="false"/>
+                <w:u w:val="none"/>
+                <w:sz w:val="22"/>
+                <w:szCs w:val="22"/>
+                <w:color w:val="000000"/>
+              </w:rPr>
+            </w:pPr>
+            <w:r>
+              <w:rPr>
+                <w:rFonts w:ascii="Helvetica" w:hAnsi="Helvetica" w:eastAsia="Helvetica" w:cs="Helvetica"/>
+                <w:i w:val="false"/>
+                <w:b w:val="false"/>
+                <w:u w:val="none"/>
+                <w:sz w:val="22"/>
+                <w:szCs w:val="22"/>
+                <w:color w:val="000000"/>
+              </w:rPr>
+              <w:t xml:space="preserve">0.530</w:t>
             </w:r>
           </w:p>
         </w:tc>
@@ -6416,113 +6416,113 @@
                 <w:szCs w:val="22"/>
                 <w:color w:val="000000"/>
               </w:rPr>
-              <w:t xml:space="preserve">0.58</w:t>
-            </w:r>
-          </w:p>
-        </w:tc>
-        <w:tc>
-          <w:tcPr>
-            <w:tcBorders>
-              <w:bottom w:val="none" w:sz="0" w:space="0" w:color="000000"/>
-              <w:top w:val="none" w:sz="0" w:space="0" w:color="000000"/>
-              <w:left w:val="none" w:sz="0" w:space="0" w:color="000000"/>
-              <w:right w:val="none" w:sz="0" w:space="0" w:color="000000"/>
-            </w:tcBorders>
-            <w:shd w:val="clear" w:color="auto" w:fill="FFFFFF"/>
-            <w:tcMar>
-              <w:top w:w="0" w:type="dxa"/>
-              <w:bottom w:w="0" w:type="dxa"/>
-              <w:left w:w="0" w:type="dxa"/>
-              <w:right w:w="0" w:type="dxa"/>
-            </w:tcMar>
-            <w:vAlign w:val="top"/>
-          </w:tcPr>
-          <w:p>
-            <w:pPr>
-              <w:pStyle w:val="Normal"/>
-              <w:jc w:val="center"/>
-              <w:pBdr>
-                <w:bottom w:val="none" w:sz="0" w:space="0" w:color="000000"/>
-                <w:top w:val="none" w:sz="0" w:space="0" w:color="000000"/>
-                <w:left w:val="none" w:sz="0" w:space="0" w:color="000000"/>
-                <w:right w:val="none" w:sz="0" w:space="0" w:color="000000"/>
-              </w:pBdr>
-              <w:spacing w:after="100" w:before="100" w:line="240"/>
-              <w:ind w:left="100" w:right="100" w:firstLine="0" w:firstLineChars="0"/>
-              <w:rPr>
-                <w:rFonts w:ascii="Helvetica" w:hAnsi="Helvetica" w:eastAsia="Helvetica" w:cs="Helvetica"/>
-                <w:i w:val="false"/>
-                <w:b w:val="false"/>
-                <w:u w:val="none"/>
-                <w:sz w:val="22"/>
-                <w:szCs w:val="22"/>
-                <w:color w:val="000000"/>
-              </w:rPr>
-            </w:pPr>
-            <w:r>
-              <w:rPr>
-                <w:rFonts w:ascii="Helvetica" w:hAnsi="Helvetica" w:eastAsia="Helvetica" w:cs="Helvetica"/>
-                <w:i w:val="false"/>
-                <w:b w:val="false"/>
-                <w:u w:val="none"/>
-                <w:sz w:val="22"/>
-                <w:szCs w:val="22"/>
-                <w:color w:val="000000"/>
-              </w:rPr>
-              <w:t xml:space="preserve">0.02, 19.1</w:t>
-            </w:r>
-          </w:p>
-        </w:tc>
-        <w:tc>
-          <w:tcPr>
-            <w:tcBorders>
-              <w:bottom w:val="none" w:sz="0" w:space="0" w:color="000000"/>
-              <w:top w:val="none" w:sz="0" w:space="0" w:color="000000"/>
-              <w:left w:val="none" w:sz="0" w:space="0" w:color="000000"/>
-              <w:right w:val="none" w:sz="0" w:space="0" w:color="000000"/>
-            </w:tcBorders>
-            <w:shd w:val="clear" w:color="auto" w:fill="FFFFFF"/>
-            <w:tcMar>
-              <w:top w:w="0" w:type="dxa"/>
-              <w:bottom w:w="0" w:type="dxa"/>
-              <w:left w:w="0" w:type="dxa"/>
-              <w:right w:w="0" w:type="dxa"/>
-            </w:tcMar>
-            <w:vAlign w:val="top"/>
-          </w:tcPr>
-          <w:p>
-            <w:pPr>
-              <w:pStyle w:val="Normal"/>
-              <w:jc w:val="center"/>
-              <w:pBdr>
-                <w:bottom w:val="none" w:sz="0" w:space="0" w:color="000000"/>
-                <w:top w:val="none" w:sz="0" w:space="0" w:color="000000"/>
-                <w:left w:val="none" w:sz="0" w:space="0" w:color="000000"/>
-                <w:right w:val="none" w:sz="0" w:space="0" w:color="000000"/>
-              </w:pBdr>
-              <w:spacing w:after="100" w:before="100" w:line="240"/>
-              <w:ind w:left="100" w:right="100" w:firstLine="0" w:firstLineChars="0"/>
-              <w:rPr>
-                <w:rFonts w:ascii="Helvetica" w:hAnsi="Helvetica" w:eastAsia="Helvetica" w:cs="Helvetica"/>
-                <w:i w:val="false"/>
-                <w:b w:val="false"/>
-                <w:u w:val="none"/>
-                <w:sz w:val="22"/>
-                <w:szCs w:val="22"/>
-                <w:color w:val="000000"/>
-              </w:rPr>
-            </w:pPr>
-            <w:r>
-              <w:rPr>
-                <w:rFonts w:ascii="Helvetica" w:hAnsi="Helvetica" w:eastAsia="Helvetica" w:cs="Helvetica"/>
-                <w:i w:val="false"/>
-                <w:b w:val="false"/>
-                <w:u w:val="none"/>
-                <w:sz w:val="22"/>
-                <w:szCs w:val="22"/>
-                <w:color w:val="000000"/>
-              </w:rPr>
-              <w:t xml:space="preserve">0.760</w:t>
+              <w:t xml:space="preserve">0.66</w:t>
+            </w:r>
+          </w:p>
+        </w:tc>
+        <w:tc>
+          <w:tcPr>
+            <w:tcBorders>
+              <w:bottom w:val="none" w:sz="0" w:space="0" w:color="000000"/>
+              <w:top w:val="none" w:sz="0" w:space="0" w:color="000000"/>
+              <w:left w:val="none" w:sz="0" w:space="0" w:color="000000"/>
+              <w:right w:val="none" w:sz="0" w:space="0" w:color="000000"/>
+            </w:tcBorders>
+            <w:shd w:val="clear" w:color="auto" w:fill="FFFFFF"/>
+            <w:tcMar>
+              <w:top w:w="0" w:type="dxa"/>
+              <w:bottom w:w="0" w:type="dxa"/>
+              <w:left w:w="0" w:type="dxa"/>
+              <w:right w:w="0" w:type="dxa"/>
+            </w:tcMar>
+            <w:vAlign w:val="top"/>
+          </w:tcPr>
+          <w:p>
+            <w:pPr>
+              <w:pStyle w:val="Normal"/>
+              <w:jc w:val="center"/>
+              <w:pBdr>
+                <w:bottom w:val="none" w:sz="0" w:space="0" w:color="000000"/>
+                <w:top w:val="none" w:sz="0" w:space="0" w:color="000000"/>
+                <w:left w:val="none" w:sz="0" w:space="0" w:color="000000"/>
+                <w:right w:val="none" w:sz="0" w:space="0" w:color="000000"/>
+              </w:pBdr>
+              <w:spacing w:after="100" w:before="100" w:line="240"/>
+              <w:ind w:left="100" w:right="100" w:firstLine="0" w:firstLineChars="0"/>
+              <w:rPr>
+                <w:rFonts w:ascii="Helvetica" w:hAnsi="Helvetica" w:eastAsia="Helvetica" w:cs="Helvetica"/>
+                <w:i w:val="false"/>
+                <w:b w:val="false"/>
+                <w:u w:val="none"/>
+                <w:sz w:val="22"/>
+                <w:szCs w:val="22"/>
+                <w:color w:val="000000"/>
+              </w:rPr>
+            </w:pPr>
+            <w:r>
+              <w:rPr>
+                <w:rFonts w:ascii="Helvetica" w:hAnsi="Helvetica" w:eastAsia="Helvetica" w:cs="Helvetica"/>
+                <w:i w:val="false"/>
+                <w:b w:val="false"/>
+                <w:u w:val="none"/>
+                <w:sz w:val="22"/>
+                <w:szCs w:val="22"/>
+                <w:color w:val="000000"/>
+              </w:rPr>
+              <w:t xml:space="preserve">0.02, 24.3</w:t>
+            </w:r>
+          </w:p>
+        </w:tc>
+        <w:tc>
+          <w:tcPr>
+            <w:tcBorders>
+              <w:bottom w:val="none" w:sz="0" w:space="0" w:color="000000"/>
+              <w:top w:val="none" w:sz="0" w:space="0" w:color="000000"/>
+              <w:left w:val="none" w:sz="0" w:space="0" w:color="000000"/>
+              <w:right w:val="none" w:sz="0" w:space="0" w:color="000000"/>
+            </w:tcBorders>
+            <w:shd w:val="clear" w:color="auto" w:fill="FFFFFF"/>
+            <w:tcMar>
+              <w:top w:w="0" w:type="dxa"/>
+              <w:bottom w:w="0" w:type="dxa"/>
+              <w:left w:w="0" w:type="dxa"/>
+              <w:right w:w="0" w:type="dxa"/>
+            </w:tcMar>
+            <w:vAlign w:val="top"/>
+          </w:tcPr>
+          <w:p>
+            <w:pPr>
+              <w:pStyle w:val="Normal"/>
+              <w:jc w:val="center"/>
+              <w:pBdr>
+                <w:bottom w:val="none" w:sz="0" w:space="0" w:color="000000"/>
+                <w:top w:val="none" w:sz="0" w:space="0" w:color="000000"/>
+                <w:left w:val="none" w:sz="0" w:space="0" w:color="000000"/>
+                <w:right w:val="none" w:sz="0" w:space="0" w:color="000000"/>
+              </w:pBdr>
+              <w:spacing w:after="100" w:before="100" w:line="240"/>
+              <w:ind w:left="100" w:right="100" w:firstLine="0" w:firstLineChars="0"/>
+              <w:rPr>
+                <w:rFonts w:ascii="Helvetica" w:hAnsi="Helvetica" w:eastAsia="Helvetica" w:cs="Helvetica"/>
+                <w:i w:val="false"/>
+                <w:b w:val="false"/>
+                <w:u w:val="none"/>
+                <w:sz w:val="22"/>
+                <w:szCs w:val="22"/>
+                <w:color w:val="000000"/>
+              </w:rPr>
+            </w:pPr>
+            <w:r>
+              <w:rPr>
+                <w:rFonts w:ascii="Helvetica" w:hAnsi="Helvetica" w:eastAsia="Helvetica" w:cs="Helvetica"/>
+                <w:i w:val="false"/>
+                <w:b w:val="false"/>
+                <w:u w:val="none"/>
+                <w:sz w:val="22"/>
+                <w:szCs w:val="22"/>
+                <w:color w:val="000000"/>
+              </w:rPr>
+              <w:t xml:space="preserve">0.820</w:t>
             </w:r>
           </w:p>
         </w:tc>
@@ -6899,113 +6899,113 @@
                 <w:szCs w:val="22"/>
                 <w:color w:val="000000"/>
               </w:rPr>
-              <w:t xml:space="preserve">0.65</w:t>
-            </w:r>
-          </w:p>
-        </w:tc>
-        <w:tc>
-          <w:tcPr>
-            <w:tcBorders>
-              <w:bottom w:val="none" w:sz="0" w:space="0" w:color="000000"/>
-              <w:top w:val="none" w:sz="0" w:space="0" w:color="000000"/>
-              <w:left w:val="none" w:sz="0" w:space="0" w:color="000000"/>
-              <w:right w:val="none" w:sz="0" w:space="0" w:color="000000"/>
-            </w:tcBorders>
-            <w:shd w:val="clear" w:color="auto" w:fill="FFFFFF"/>
-            <w:tcMar>
-              <w:top w:w="0" w:type="dxa"/>
-              <w:bottom w:w="0" w:type="dxa"/>
-              <w:left w:w="0" w:type="dxa"/>
-              <w:right w:w="0" w:type="dxa"/>
-            </w:tcMar>
-            <w:vAlign w:val="top"/>
-          </w:tcPr>
-          <w:p>
-            <w:pPr>
-              <w:pStyle w:val="Normal"/>
-              <w:jc w:val="center"/>
-              <w:pBdr>
-                <w:bottom w:val="none" w:sz="0" w:space="0" w:color="000000"/>
-                <w:top w:val="none" w:sz="0" w:space="0" w:color="000000"/>
-                <w:left w:val="none" w:sz="0" w:space="0" w:color="000000"/>
-                <w:right w:val="none" w:sz="0" w:space="0" w:color="000000"/>
-              </w:pBdr>
-              <w:spacing w:after="100" w:before="100" w:line="240"/>
-              <w:ind w:left="100" w:right="100" w:firstLine="0" w:firstLineChars="0"/>
-              <w:rPr>
-                <w:rFonts w:ascii="Helvetica" w:hAnsi="Helvetica" w:eastAsia="Helvetica" w:cs="Helvetica"/>
-                <w:i w:val="false"/>
-                <w:b w:val="false"/>
-                <w:u w:val="none"/>
-                <w:sz w:val="22"/>
-                <w:szCs w:val="22"/>
-                <w:color w:val="000000"/>
-              </w:rPr>
-            </w:pPr>
-            <w:r>
-              <w:rPr>
-                <w:rFonts w:ascii="Helvetica" w:hAnsi="Helvetica" w:eastAsia="Helvetica" w:cs="Helvetica"/>
-                <w:i w:val="false"/>
-                <w:b w:val="false"/>
-                <w:u w:val="none"/>
-                <w:sz w:val="22"/>
-                <w:szCs w:val="22"/>
-                <w:color w:val="000000"/>
-              </w:rPr>
-              <w:t xml:space="preserve">0.09, 4.81</w:t>
-            </w:r>
-          </w:p>
-        </w:tc>
-        <w:tc>
-          <w:tcPr>
-            <w:tcBorders>
-              <w:bottom w:val="none" w:sz="0" w:space="0" w:color="000000"/>
-              <w:top w:val="none" w:sz="0" w:space="0" w:color="000000"/>
-              <w:left w:val="none" w:sz="0" w:space="0" w:color="000000"/>
-              <w:right w:val="none" w:sz="0" w:space="0" w:color="000000"/>
-            </w:tcBorders>
-            <w:shd w:val="clear" w:color="auto" w:fill="FFFFFF"/>
-            <w:tcMar>
-              <w:top w:w="0" w:type="dxa"/>
-              <w:bottom w:w="0" w:type="dxa"/>
-              <w:left w:w="0" w:type="dxa"/>
-              <w:right w:w="0" w:type="dxa"/>
-            </w:tcMar>
-            <w:vAlign w:val="top"/>
-          </w:tcPr>
-          <w:p>
-            <w:pPr>
-              <w:pStyle w:val="Normal"/>
-              <w:jc w:val="center"/>
-              <w:pBdr>
-                <w:bottom w:val="none" w:sz="0" w:space="0" w:color="000000"/>
-                <w:top w:val="none" w:sz="0" w:space="0" w:color="000000"/>
-                <w:left w:val="none" w:sz="0" w:space="0" w:color="000000"/>
-                <w:right w:val="none" w:sz="0" w:space="0" w:color="000000"/>
-              </w:pBdr>
-              <w:spacing w:after="100" w:before="100" w:line="240"/>
-              <w:ind w:left="100" w:right="100" w:firstLine="0" w:firstLineChars="0"/>
-              <w:rPr>
-                <w:rFonts w:ascii="Helvetica" w:hAnsi="Helvetica" w:eastAsia="Helvetica" w:cs="Helvetica"/>
-                <w:i w:val="false"/>
-                <w:b w:val="false"/>
-                <w:u w:val="none"/>
-                <w:sz w:val="22"/>
-                <w:szCs w:val="22"/>
-                <w:color w:val="000000"/>
-              </w:rPr>
-            </w:pPr>
-            <w:r>
-              <w:rPr>
-                <w:rFonts w:ascii="Helvetica" w:hAnsi="Helvetica" w:eastAsia="Helvetica" w:cs="Helvetica"/>
-                <w:i w:val="false"/>
-                <w:b w:val="false"/>
-                <w:u w:val="none"/>
-                <w:sz w:val="22"/>
-                <w:szCs w:val="22"/>
-                <w:color w:val="000000"/>
-              </w:rPr>
-              <w:t xml:space="preserve">0.670</w:t>
+              <w:t xml:space="preserve">0.72</w:t>
+            </w:r>
+          </w:p>
+        </w:tc>
+        <w:tc>
+          <w:tcPr>
+            <w:tcBorders>
+              <w:bottom w:val="none" w:sz="0" w:space="0" w:color="000000"/>
+              <w:top w:val="none" w:sz="0" w:space="0" w:color="000000"/>
+              <w:left w:val="none" w:sz="0" w:space="0" w:color="000000"/>
+              <w:right w:val="none" w:sz="0" w:space="0" w:color="000000"/>
+            </w:tcBorders>
+            <w:shd w:val="clear" w:color="auto" w:fill="FFFFFF"/>
+            <w:tcMar>
+              <w:top w:w="0" w:type="dxa"/>
+              <w:bottom w:w="0" w:type="dxa"/>
+              <w:left w:w="0" w:type="dxa"/>
+              <w:right w:w="0" w:type="dxa"/>
+            </w:tcMar>
+            <w:vAlign w:val="top"/>
+          </w:tcPr>
+          <w:p>
+            <w:pPr>
+              <w:pStyle w:val="Normal"/>
+              <w:jc w:val="center"/>
+              <w:pBdr>
+                <w:bottom w:val="none" w:sz="0" w:space="0" w:color="000000"/>
+                <w:top w:val="none" w:sz="0" w:space="0" w:color="000000"/>
+                <w:left w:val="none" w:sz="0" w:space="0" w:color="000000"/>
+                <w:right w:val="none" w:sz="0" w:space="0" w:color="000000"/>
+              </w:pBdr>
+              <w:spacing w:after="100" w:before="100" w:line="240"/>
+              <w:ind w:left="100" w:right="100" w:firstLine="0" w:firstLineChars="0"/>
+              <w:rPr>
+                <w:rFonts w:ascii="Helvetica" w:hAnsi="Helvetica" w:eastAsia="Helvetica" w:cs="Helvetica"/>
+                <w:i w:val="false"/>
+                <w:b w:val="false"/>
+                <w:u w:val="none"/>
+                <w:sz w:val="22"/>
+                <w:szCs w:val="22"/>
+                <w:color w:val="000000"/>
+              </w:rPr>
+            </w:pPr>
+            <w:r>
+              <w:rPr>
+                <w:rFonts w:ascii="Helvetica" w:hAnsi="Helvetica" w:eastAsia="Helvetica" w:cs="Helvetica"/>
+                <w:i w:val="false"/>
+                <w:b w:val="false"/>
+                <w:u w:val="none"/>
+                <w:sz w:val="22"/>
+                <w:szCs w:val="22"/>
+                <w:color w:val="000000"/>
+              </w:rPr>
+              <w:t xml:space="preserve">0.10, 5.11</w:t>
+            </w:r>
+          </w:p>
+        </w:tc>
+        <w:tc>
+          <w:tcPr>
+            <w:tcBorders>
+              <w:bottom w:val="none" w:sz="0" w:space="0" w:color="000000"/>
+              <w:top w:val="none" w:sz="0" w:space="0" w:color="000000"/>
+              <w:left w:val="none" w:sz="0" w:space="0" w:color="000000"/>
+              <w:right w:val="none" w:sz="0" w:space="0" w:color="000000"/>
+            </w:tcBorders>
+            <w:shd w:val="clear" w:color="auto" w:fill="FFFFFF"/>
+            <w:tcMar>
+              <w:top w:w="0" w:type="dxa"/>
+              <w:bottom w:w="0" w:type="dxa"/>
+              <w:left w:w="0" w:type="dxa"/>
+              <w:right w:w="0" w:type="dxa"/>
+            </w:tcMar>
+            <w:vAlign w:val="top"/>
+          </w:tcPr>
+          <w:p>
+            <w:pPr>
+              <w:pStyle w:val="Normal"/>
+              <w:jc w:val="center"/>
+              <w:pBdr>
+                <w:bottom w:val="none" w:sz="0" w:space="0" w:color="000000"/>
+                <w:top w:val="none" w:sz="0" w:space="0" w:color="000000"/>
+                <w:left w:val="none" w:sz="0" w:space="0" w:color="000000"/>
+                <w:right w:val="none" w:sz="0" w:space="0" w:color="000000"/>
+              </w:pBdr>
+              <w:spacing w:after="100" w:before="100" w:line="240"/>
+              <w:ind w:left="100" w:right="100" w:firstLine="0" w:firstLineChars="0"/>
+              <w:rPr>
+                <w:rFonts w:ascii="Helvetica" w:hAnsi="Helvetica" w:eastAsia="Helvetica" w:cs="Helvetica"/>
+                <w:i w:val="false"/>
+                <w:b w:val="false"/>
+                <w:u w:val="none"/>
+                <w:sz w:val="22"/>
+                <w:szCs w:val="22"/>
+                <w:color w:val="000000"/>
+              </w:rPr>
+            </w:pPr>
+            <w:r>
+              <w:rPr>
+                <w:rFonts w:ascii="Helvetica" w:hAnsi="Helvetica" w:eastAsia="Helvetica" w:cs="Helvetica"/>
+                <w:i w:val="false"/>
+                <w:b w:val="false"/>
+                <w:u w:val="none"/>
+                <w:sz w:val="22"/>
+                <w:szCs w:val="22"/>
+                <w:color w:val="000000"/>
+              </w:rPr>
+              <w:t xml:space="preserve">0.740</w:t>
             </w:r>
           </w:p>
         </w:tc>
@@ -7382,113 +7382,113 @@
                 <w:szCs w:val="22"/>
                 <w:color w:val="000000"/>
               </w:rPr>
-              <w:t xml:space="preserve">0.40</w:t>
-            </w:r>
-          </w:p>
-        </w:tc>
-        <w:tc>
-          <w:tcPr>
-            <w:tcBorders>
-              <w:bottom w:val="none" w:sz="0" w:space="0" w:color="000000"/>
-              <w:top w:val="none" w:sz="0" w:space="0" w:color="000000"/>
-              <w:left w:val="none" w:sz="0" w:space="0" w:color="000000"/>
-              <w:right w:val="none" w:sz="0" w:space="0" w:color="000000"/>
-            </w:tcBorders>
-            <w:shd w:val="clear" w:color="auto" w:fill="FFFFFF"/>
-            <w:tcMar>
-              <w:top w:w="0" w:type="dxa"/>
-              <w:bottom w:w="0" w:type="dxa"/>
-              <w:left w:w="0" w:type="dxa"/>
-              <w:right w:w="0" w:type="dxa"/>
-            </w:tcMar>
-            <w:vAlign w:val="top"/>
-          </w:tcPr>
-          <w:p>
-            <w:pPr>
-              <w:pStyle w:val="Normal"/>
-              <w:jc w:val="center"/>
-              <w:pBdr>
-                <w:bottom w:val="none" w:sz="0" w:space="0" w:color="000000"/>
-                <w:top w:val="none" w:sz="0" w:space="0" w:color="000000"/>
-                <w:left w:val="none" w:sz="0" w:space="0" w:color="000000"/>
-                <w:right w:val="none" w:sz="0" w:space="0" w:color="000000"/>
-              </w:pBdr>
-              <w:spacing w:after="100" w:before="100" w:line="240"/>
-              <w:ind w:left="100" w:right="100" w:firstLine="0" w:firstLineChars="0"/>
-              <w:rPr>
-                <w:rFonts w:ascii="Helvetica" w:hAnsi="Helvetica" w:eastAsia="Helvetica" w:cs="Helvetica"/>
-                <w:i w:val="false"/>
-                <w:b w:val="false"/>
-                <w:u w:val="none"/>
-                <w:sz w:val="22"/>
-                <w:szCs w:val="22"/>
-                <w:color w:val="000000"/>
-              </w:rPr>
-            </w:pPr>
-            <w:r>
-              <w:rPr>
-                <w:rFonts w:ascii="Helvetica" w:hAnsi="Helvetica" w:eastAsia="Helvetica" w:cs="Helvetica"/>
-                <w:i w:val="false"/>
-                <w:b w:val="false"/>
-                <w:u w:val="none"/>
-                <w:sz w:val="22"/>
-                <w:szCs w:val="22"/>
-                <w:color w:val="000000"/>
-              </w:rPr>
-              <w:t xml:space="preserve">0.02, 7.03</w:t>
-            </w:r>
-          </w:p>
-        </w:tc>
-        <w:tc>
-          <w:tcPr>
-            <w:tcBorders>
-              <w:bottom w:val="none" w:sz="0" w:space="0" w:color="000000"/>
-              <w:top w:val="none" w:sz="0" w:space="0" w:color="000000"/>
-              <w:left w:val="none" w:sz="0" w:space="0" w:color="000000"/>
-              <w:right w:val="none" w:sz="0" w:space="0" w:color="000000"/>
-            </w:tcBorders>
-            <w:shd w:val="clear" w:color="auto" w:fill="FFFFFF"/>
-            <w:tcMar>
-              <w:top w:w="0" w:type="dxa"/>
-              <w:bottom w:w="0" w:type="dxa"/>
-              <w:left w:w="0" w:type="dxa"/>
-              <w:right w:w="0" w:type="dxa"/>
-            </w:tcMar>
-            <w:vAlign w:val="top"/>
-          </w:tcPr>
-          <w:p>
-            <w:pPr>
-              <w:pStyle w:val="Normal"/>
-              <w:jc w:val="center"/>
-              <w:pBdr>
-                <w:bottom w:val="none" w:sz="0" w:space="0" w:color="000000"/>
-                <w:top w:val="none" w:sz="0" w:space="0" w:color="000000"/>
-                <w:left w:val="none" w:sz="0" w:space="0" w:color="000000"/>
-                <w:right w:val="none" w:sz="0" w:space="0" w:color="000000"/>
-              </w:pBdr>
-              <w:spacing w:after="100" w:before="100" w:line="240"/>
-              <w:ind w:left="100" w:right="100" w:firstLine="0" w:firstLineChars="0"/>
-              <w:rPr>
-                <w:rFonts w:ascii="Helvetica" w:hAnsi="Helvetica" w:eastAsia="Helvetica" w:cs="Helvetica"/>
-                <w:i w:val="false"/>
-                <w:b w:val="false"/>
-                <w:u w:val="none"/>
-                <w:sz w:val="22"/>
-                <w:szCs w:val="22"/>
-                <w:color w:val="000000"/>
-              </w:rPr>
-            </w:pPr>
-            <w:r>
-              <w:rPr>
-                <w:rFonts w:ascii="Helvetica" w:hAnsi="Helvetica" w:eastAsia="Helvetica" w:cs="Helvetica"/>
-                <w:i w:val="false"/>
-                <w:b w:val="false"/>
-                <w:u w:val="none"/>
-                <w:sz w:val="22"/>
-                <w:szCs w:val="22"/>
-                <w:color w:val="000000"/>
-              </w:rPr>
-              <w:t xml:space="preserve">0.530</w:t>
+              <w:t xml:space="preserve">0.44</w:t>
+            </w:r>
+          </w:p>
+        </w:tc>
+        <w:tc>
+          <w:tcPr>
+            <w:tcBorders>
+              <w:bottom w:val="none" w:sz="0" w:space="0" w:color="000000"/>
+              <w:top w:val="none" w:sz="0" w:space="0" w:color="000000"/>
+              <w:left w:val="none" w:sz="0" w:space="0" w:color="000000"/>
+              <w:right w:val="none" w:sz="0" w:space="0" w:color="000000"/>
+            </w:tcBorders>
+            <w:shd w:val="clear" w:color="auto" w:fill="FFFFFF"/>
+            <w:tcMar>
+              <w:top w:w="0" w:type="dxa"/>
+              <w:bottom w:w="0" w:type="dxa"/>
+              <w:left w:w="0" w:type="dxa"/>
+              <w:right w:w="0" w:type="dxa"/>
+            </w:tcMar>
+            <w:vAlign w:val="top"/>
+          </w:tcPr>
+          <w:p>
+            <w:pPr>
+              <w:pStyle w:val="Normal"/>
+              <w:jc w:val="center"/>
+              <w:pBdr>
+                <w:bottom w:val="none" w:sz="0" w:space="0" w:color="000000"/>
+                <w:top w:val="none" w:sz="0" w:space="0" w:color="000000"/>
+                <w:left w:val="none" w:sz="0" w:space="0" w:color="000000"/>
+                <w:right w:val="none" w:sz="0" w:space="0" w:color="000000"/>
+              </w:pBdr>
+              <w:spacing w:after="100" w:before="100" w:line="240"/>
+              <w:ind w:left="100" w:right="100" w:firstLine="0" w:firstLineChars="0"/>
+              <w:rPr>
+                <w:rFonts w:ascii="Helvetica" w:hAnsi="Helvetica" w:eastAsia="Helvetica" w:cs="Helvetica"/>
+                <w:i w:val="false"/>
+                <w:b w:val="false"/>
+                <w:u w:val="none"/>
+                <w:sz w:val="22"/>
+                <w:szCs w:val="22"/>
+                <w:color w:val="000000"/>
+              </w:rPr>
+            </w:pPr>
+            <w:r>
+              <w:rPr>
+                <w:rFonts w:ascii="Helvetica" w:hAnsi="Helvetica" w:eastAsia="Helvetica" w:cs="Helvetica"/>
+                <w:i w:val="false"/>
+                <w:b w:val="false"/>
+                <w:u w:val="none"/>
+                <w:sz w:val="22"/>
+                <w:szCs w:val="22"/>
+                <w:color w:val="000000"/>
+              </w:rPr>
+              <w:t xml:space="preserve">0.03, 7.16</w:t>
+            </w:r>
+          </w:p>
+        </w:tc>
+        <w:tc>
+          <w:tcPr>
+            <w:tcBorders>
+              <w:bottom w:val="none" w:sz="0" w:space="0" w:color="000000"/>
+              <w:top w:val="none" w:sz="0" w:space="0" w:color="000000"/>
+              <w:left w:val="none" w:sz="0" w:space="0" w:color="000000"/>
+              <w:right w:val="none" w:sz="0" w:space="0" w:color="000000"/>
+            </w:tcBorders>
+            <w:shd w:val="clear" w:color="auto" w:fill="FFFFFF"/>
+            <w:tcMar>
+              <w:top w:w="0" w:type="dxa"/>
+              <w:bottom w:w="0" w:type="dxa"/>
+              <w:left w:w="0" w:type="dxa"/>
+              <w:right w:w="0" w:type="dxa"/>
+            </w:tcMar>
+            <w:vAlign w:val="top"/>
+          </w:tcPr>
+          <w:p>
+            <w:pPr>
+              <w:pStyle w:val="Normal"/>
+              <w:jc w:val="center"/>
+              <w:pBdr>
+                <w:bottom w:val="none" w:sz="0" w:space="0" w:color="000000"/>
+                <w:top w:val="none" w:sz="0" w:space="0" w:color="000000"/>
+                <w:left w:val="none" w:sz="0" w:space="0" w:color="000000"/>
+                <w:right w:val="none" w:sz="0" w:space="0" w:color="000000"/>
+              </w:pBdr>
+              <w:spacing w:after="100" w:before="100" w:line="240"/>
+              <w:ind w:left="100" w:right="100" w:firstLine="0" w:firstLineChars="0"/>
+              <w:rPr>
+                <w:rFonts w:ascii="Helvetica" w:hAnsi="Helvetica" w:eastAsia="Helvetica" w:cs="Helvetica"/>
+                <w:i w:val="false"/>
+                <w:b w:val="false"/>
+                <w:u w:val="none"/>
+                <w:sz w:val="22"/>
+                <w:szCs w:val="22"/>
+                <w:color w:val="000000"/>
+              </w:rPr>
+            </w:pPr>
+            <w:r>
+              <w:rPr>
+                <w:rFonts w:ascii="Helvetica" w:hAnsi="Helvetica" w:eastAsia="Helvetica" w:cs="Helvetica"/>
+                <w:i w:val="false"/>
+                <w:b w:val="false"/>
+                <w:u w:val="none"/>
+                <w:sz w:val="22"/>
+                <w:szCs w:val="22"/>
+                <w:color w:val="000000"/>
+              </w:rPr>
+              <w:t xml:space="preserve">0.570</w:t>
             </w:r>
           </w:p>
         </w:tc>
@@ -7865,113 +7865,113 @@
                 <w:szCs w:val="22"/>
                 <w:color w:val="000000"/>
               </w:rPr>
-              <w:t xml:space="preserve">0.56</w:t>
-            </w:r>
-          </w:p>
-        </w:tc>
-        <w:tc>
-          <w:tcPr>
-            <w:tcBorders>
-              <w:bottom w:val="none" w:sz="0" w:space="0" w:color="000000"/>
-              <w:top w:val="none" w:sz="0" w:space="0" w:color="000000"/>
-              <w:left w:val="none" w:sz="0" w:space="0" w:color="000000"/>
-              <w:right w:val="none" w:sz="0" w:space="0" w:color="000000"/>
-            </w:tcBorders>
-            <w:shd w:val="clear" w:color="auto" w:fill="FFFFFF"/>
-            <w:tcMar>
-              <w:top w:w="0" w:type="dxa"/>
-              <w:bottom w:w="0" w:type="dxa"/>
-              <w:left w:w="0" w:type="dxa"/>
-              <w:right w:w="0" w:type="dxa"/>
-            </w:tcMar>
-            <w:vAlign w:val="top"/>
-          </w:tcPr>
-          <w:p>
-            <w:pPr>
-              <w:pStyle w:val="Normal"/>
-              <w:jc w:val="center"/>
-              <w:pBdr>
-                <w:bottom w:val="none" w:sz="0" w:space="0" w:color="000000"/>
-                <w:top w:val="none" w:sz="0" w:space="0" w:color="000000"/>
-                <w:left w:val="none" w:sz="0" w:space="0" w:color="000000"/>
-                <w:right w:val="none" w:sz="0" w:space="0" w:color="000000"/>
-              </w:pBdr>
-              <w:spacing w:after="100" w:before="100" w:line="240"/>
-              <w:ind w:left="100" w:right="100" w:firstLine="0" w:firstLineChars="0"/>
-              <w:rPr>
-                <w:rFonts w:ascii="Helvetica" w:hAnsi="Helvetica" w:eastAsia="Helvetica" w:cs="Helvetica"/>
-                <w:i w:val="false"/>
-                <w:b w:val="false"/>
-                <w:u w:val="none"/>
-                <w:sz w:val="22"/>
-                <w:szCs w:val="22"/>
-                <w:color w:val="000000"/>
-              </w:rPr>
-            </w:pPr>
-            <w:r>
-              <w:rPr>
-                <w:rFonts w:ascii="Helvetica" w:hAnsi="Helvetica" w:eastAsia="Helvetica" w:cs="Helvetica"/>
-                <w:i w:val="false"/>
-                <w:b w:val="false"/>
-                <w:u w:val="none"/>
-                <w:sz w:val="22"/>
-                <w:szCs w:val="22"/>
-                <w:color w:val="000000"/>
-              </w:rPr>
-              <w:t xml:space="preserve">0.02, 18.2</w:t>
-            </w:r>
-          </w:p>
-        </w:tc>
-        <w:tc>
-          <w:tcPr>
-            <w:tcBorders>
-              <w:bottom w:val="none" w:sz="0" w:space="0" w:color="000000"/>
-              <w:top w:val="none" w:sz="0" w:space="0" w:color="000000"/>
-              <w:left w:val="none" w:sz="0" w:space="0" w:color="000000"/>
-              <w:right w:val="none" w:sz="0" w:space="0" w:color="000000"/>
-            </w:tcBorders>
-            <w:shd w:val="clear" w:color="auto" w:fill="FFFFFF"/>
-            <w:tcMar>
-              <w:top w:w="0" w:type="dxa"/>
-              <w:bottom w:w="0" w:type="dxa"/>
-              <w:left w:w="0" w:type="dxa"/>
-              <w:right w:w="0" w:type="dxa"/>
-            </w:tcMar>
-            <w:vAlign w:val="top"/>
-          </w:tcPr>
-          <w:p>
-            <w:pPr>
-              <w:pStyle w:val="Normal"/>
-              <w:jc w:val="center"/>
-              <w:pBdr>
-                <w:bottom w:val="none" w:sz="0" w:space="0" w:color="000000"/>
-                <w:top w:val="none" w:sz="0" w:space="0" w:color="000000"/>
-                <w:left w:val="none" w:sz="0" w:space="0" w:color="000000"/>
-                <w:right w:val="none" w:sz="0" w:space="0" w:color="000000"/>
-              </w:pBdr>
-              <w:spacing w:after="100" w:before="100" w:line="240"/>
-              <w:ind w:left="100" w:right="100" w:firstLine="0" w:firstLineChars="0"/>
-              <w:rPr>
-                <w:rFonts w:ascii="Helvetica" w:hAnsi="Helvetica" w:eastAsia="Helvetica" w:cs="Helvetica"/>
-                <w:i w:val="false"/>
-                <w:b w:val="false"/>
-                <w:u w:val="none"/>
-                <w:sz w:val="22"/>
-                <w:szCs w:val="22"/>
-                <w:color w:val="000000"/>
-              </w:rPr>
-            </w:pPr>
-            <w:r>
-              <w:rPr>
-                <w:rFonts w:ascii="Helvetica" w:hAnsi="Helvetica" w:eastAsia="Helvetica" w:cs="Helvetica"/>
-                <w:i w:val="false"/>
-                <w:b w:val="false"/>
-                <w:u w:val="none"/>
-                <w:sz w:val="22"/>
-                <w:szCs w:val="22"/>
-                <w:color w:val="000000"/>
-              </w:rPr>
-              <w:t xml:space="preserve">0.740</w:t>
+              <w:t xml:space="preserve">0.66</w:t>
+            </w:r>
+          </w:p>
+        </w:tc>
+        <w:tc>
+          <w:tcPr>
+            <w:tcBorders>
+              <w:bottom w:val="none" w:sz="0" w:space="0" w:color="000000"/>
+              <w:top w:val="none" w:sz="0" w:space="0" w:color="000000"/>
+              <w:left w:val="none" w:sz="0" w:space="0" w:color="000000"/>
+              <w:right w:val="none" w:sz="0" w:space="0" w:color="000000"/>
+            </w:tcBorders>
+            <w:shd w:val="clear" w:color="auto" w:fill="FFFFFF"/>
+            <w:tcMar>
+              <w:top w:w="0" w:type="dxa"/>
+              <w:bottom w:w="0" w:type="dxa"/>
+              <w:left w:w="0" w:type="dxa"/>
+              <w:right w:w="0" w:type="dxa"/>
+            </w:tcMar>
+            <w:vAlign w:val="top"/>
+          </w:tcPr>
+          <w:p>
+            <w:pPr>
+              <w:pStyle w:val="Normal"/>
+              <w:jc w:val="center"/>
+              <w:pBdr>
+                <w:bottom w:val="none" w:sz="0" w:space="0" w:color="000000"/>
+                <w:top w:val="none" w:sz="0" w:space="0" w:color="000000"/>
+                <w:left w:val="none" w:sz="0" w:space="0" w:color="000000"/>
+                <w:right w:val="none" w:sz="0" w:space="0" w:color="000000"/>
+              </w:pBdr>
+              <w:spacing w:after="100" w:before="100" w:line="240"/>
+              <w:ind w:left="100" w:right="100" w:firstLine="0" w:firstLineChars="0"/>
+              <w:rPr>
+                <w:rFonts w:ascii="Helvetica" w:hAnsi="Helvetica" w:eastAsia="Helvetica" w:cs="Helvetica"/>
+                <w:i w:val="false"/>
+                <w:b w:val="false"/>
+                <w:u w:val="none"/>
+                <w:sz w:val="22"/>
+                <w:szCs w:val="22"/>
+                <w:color w:val="000000"/>
+              </w:rPr>
+            </w:pPr>
+            <w:r>
+              <w:rPr>
+                <w:rFonts w:ascii="Helvetica" w:hAnsi="Helvetica" w:eastAsia="Helvetica" w:cs="Helvetica"/>
+                <w:i w:val="false"/>
+                <w:b w:val="false"/>
+                <w:u w:val="none"/>
+                <w:sz w:val="22"/>
+                <w:szCs w:val="22"/>
+                <w:color w:val="000000"/>
+              </w:rPr>
+              <w:t xml:space="preserve">0.02, 23.9</w:t>
+            </w:r>
+          </w:p>
+        </w:tc>
+        <w:tc>
+          <w:tcPr>
+            <w:tcBorders>
+              <w:bottom w:val="none" w:sz="0" w:space="0" w:color="000000"/>
+              <w:top w:val="none" w:sz="0" w:space="0" w:color="000000"/>
+              <w:left w:val="none" w:sz="0" w:space="0" w:color="000000"/>
+              <w:right w:val="none" w:sz="0" w:space="0" w:color="000000"/>
+            </w:tcBorders>
+            <w:shd w:val="clear" w:color="auto" w:fill="FFFFFF"/>
+            <w:tcMar>
+              <w:top w:w="0" w:type="dxa"/>
+              <w:bottom w:w="0" w:type="dxa"/>
+              <w:left w:w="0" w:type="dxa"/>
+              <w:right w:w="0" w:type="dxa"/>
+            </w:tcMar>
+            <w:vAlign w:val="top"/>
+          </w:tcPr>
+          <w:p>
+            <w:pPr>
+              <w:pStyle w:val="Normal"/>
+              <w:jc w:val="center"/>
+              <w:pBdr>
+                <w:bottom w:val="none" w:sz="0" w:space="0" w:color="000000"/>
+                <w:top w:val="none" w:sz="0" w:space="0" w:color="000000"/>
+                <w:left w:val="none" w:sz="0" w:space="0" w:color="000000"/>
+                <w:right w:val="none" w:sz="0" w:space="0" w:color="000000"/>
+              </w:pBdr>
+              <w:spacing w:after="100" w:before="100" w:line="240"/>
+              <w:ind w:left="100" w:right="100" w:firstLine="0" w:firstLineChars="0"/>
+              <w:rPr>
+                <w:rFonts w:ascii="Helvetica" w:hAnsi="Helvetica" w:eastAsia="Helvetica" w:cs="Helvetica"/>
+                <w:i w:val="false"/>
+                <w:b w:val="false"/>
+                <w:u w:val="none"/>
+                <w:sz w:val="22"/>
+                <w:szCs w:val="22"/>
+                <w:color w:val="000000"/>
+              </w:rPr>
+            </w:pPr>
+            <w:r>
+              <w:rPr>
+                <w:rFonts w:ascii="Helvetica" w:hAnsi="Helvetica" w:eastAsia="Helvetica" w:cs="Helvetica"/>
+                <w:i w:val="false"/>
+                <w:b w:val="false"/>
+                <w:u w:val="none"/>
+                <w:sz w:val="22"/>
+                <w:szCs w:val="22"/>
+                <w:color w:val="000000"/>
+              </w:rPr>
+              <w:t xml:space="preserve">0.820</w:t>
             </w:r>
           </w:p>
         </w:tc>
@@ -8348,113 +8348,113 @@
                 <w:szCs w:val="22"/>
                 <w:color w:val="000000"/>
               </w:rPr>
-              <w:t xml:space="preserve">0.26</w:t>
-            </w:r>
-          </w:p>
-        </w:tc>
-        <w:tc>
-          <w:tcPr>
-            <w:tcBorders>
-              <w:bottom w:val="none" w:sz="0" w:space="0" w:color="000000"/>
-              <w:top w:val="none" w:sz="0" w:space="0" w:color="000000"/>
-              <w:left w:val="none" w:sz="0" w:space="0" w:color="000000"/>
-              <w:right w:val="none" w:sz="0" w:space="0" w:color="000000"/>
-            </w:tcBorders>
-            <w:shd w:val="clear" w:color="auto" w:fill="FFFFFF"/>
-            <w:tcMar>
-              <w:top w:w="0" w:type="dxa"/>
-              <w:bottom w:w="0" w:type="dxa"/>
-              <w:left w:w="0" w:type="dxa"/>
-              <w:right w:w="0" w:type="dxa"/>
-            </w:tcMar>
-            <w:vAlign w:val="top"/>
-          </w:tcPr>
-          <w:p>
-            <w:pPr>
-              <w:pStyle w:val="Normal"/>
-              <w:jc w:val="center"/>
-              <w:pBdr>
-                <w:bottom w:val="none" w:sz="0" w:space="0" w:color="000000"/>
-                <w:top w:val="none" w:sz="0" w:space="0" w:color="000000"/>
-                <w:left w:val="none" w:sz="0" w:space="0" w:color="000000"/>
-                <w:right w:val="none" w:sz="0" w:space="0" w:color="000000"/>
-              </w:pBdr>
-              <w:spacing w:after="100" w:before="100" w:line="240"/>
-              <w:ind w:left="100" w:right="100" w:firstLine="0" w:firstLineChars="0"/>
-              <w:rPr>
-                <w:rFonts w:ascii="Helvetica" w:hAnsi="Helvetica" w:eastAsia="Helvetica" w:cs="Helvetica"/>
-                <w:i w:val="false"/>
-                <w:b w:val="false"/>
-                <w:u w:val="none"/>
-                <w:sz w:val="22"/>
-                <w:szCs w:val="22"/>
-                <w:color w:val="000000"/>
-              </w:rPr>
-            </w:pPr>
-            <w:r>
-              <w:rPr>
-                <w:rFonts w:ascii="Helvetica" w:hAnsi="Helvetica" w:eastAsia="Helvetica" w:cs="Helvetica"/>
-                <w:i w:val="false"/>
-                <w:b w:val="false"/>
-                <w:u w:val="none"/>
-                <w:sz w:val="22"/>
-                <w:szCs w:val="22"/>
-                <w:color w:val="000000"/>
-              </w:rPr>
-              <w:t xml:space="preserve">0.03, 2.23</w:t>
-            </w:r>
-          </w:p>
-        </w:tc>
-        <w:tc>
-          <w:tcPr>
-            <w:tcBorders>
-              <w:bottom w:val="none" w:sz="0" w:space="0" w:color="000000"/>
-              <w:top w:val="none" w:sz="0" w:space="0" w:color="000000"/>
-              <w:left w:val="none" w:sz="0" w:space="0" w:color="000000"/>
-              <w:right w:val="none" w:sz="0" w:space="0" w:color="000000"/>
-            </w:tcBorders>
-            <w:shd w:val="clear" w:color="auto" w:fill="FFFFFF"/>
-            <w:tcMar>
-              <w:top w:w="0" w:type="dxa"/>
-              <w:bottom w:w="0" w:type="dxa"/>
-              <w:left w:w="0" w:type="dxa"/>
-              <w:right w:w="0" w:type="dxa"/>
-            </w:tcMar>
-            <w:vAlign w:val="top"/>
-          </w:tcPr>
-          <w:p>
-            <w:pPr>
-              <w:pStyle w:val="Normal"/>
-              <w:jc w:val="center"/>
-              <w:pBdr>
-                <w:bottom w:val="none" w:sz="0" w:space="0" w:color="000000"/>
-                <w:top w:val="none" w:sz="0" w:space="0" w:color="000000"/>
-                <w:left w:val="none" w:sz="0" w:space="0" w:color="000000"/>
-                <w:right w:val="none" w:sz="0" w:space="0" w:color="000000"/>
-              </w:pBdr>
-              <w:spacing w:after="100" w:before="100" w:line="240"/>
-              <w:ind w:left="100" w:right="100" w:firstLine="0" w:firstLineChars="0"/>
-              <w:rPr>
-                <w:rFonts w:ascii="Helvetica" w:hAnsi="Helvetica" w:eastAsia="Helvetica" w:cs="Helvetica"/>
-                <w:i w:val="false"/>
-                <w:b w:val="false"/>
-                <w:u w:val="none"/>
-                <w:sz w:val="22"/>
-                <w:szCs w:val="22"/>
-                <w:color w:val="000000"/>
-              </w:rPr>
-            </w:pPr>
-            <w:r>
-              <w:rPr>
-                <w:rFonts w:ascii="Helvetica" w:hAnsi="Helvetica" w:eastAsia="Helvetica" w:cs="Helvetica"/>
-                <w:i w:val="false"/>
-                <w:b w:val="false"/>
-                <w:u w:val="none"/>
-                <w:sz w:val="22"/>
-                <w:szCs w:val="22"/>
-                <w:color w:val="000000"/>
-              </w:rPr>
-              <w:t xml:space="preserve">0.220</w:t>
+              <w:t xml:space="preserve">0.28</w:t>
+            </w:r>
+          </w:p>
+        </w:tc>
+        <w:tc>
+          <w:tcPr>
+            <w:tcBorders>
+              <w:bottom w:val="none" w:sz="0" w:space="0" w:color="000000"/>
+              <w:top w:val="none" w:sz="0" w:space="0" w:color="000000"/>
+              <w:left w:val="none" w:sz="0" w:space="0" w:color="000000"/>
+              <w:right w:val="none" w:sz="0" w:space="0" w:color="000000"/>
+            </w:tcBorders>
+            <w:shd w:val="clear" w:color="auto" w:fill="FFFFFF"/>
+            <w:tcMar>
+              <w:top w:w="0" w:type="dxa"/>
+              <w:bottom w:w="0" w:type="dxa"/>
+              <w:left w:w="0" w:type="dxa"/>
+              <w:right w:w="0" w:type="dxa"/>
+            </w:tcMar>
+            <w:vAlign w:val="top"/>
+          </w:tcPr>
+          <w:p>
+            <w:pPr>
+              <w:pStyle w:val="Normal"/>
+              <w:jc w:val="center"/>
+              <w:pBdr>
+                <w:bottom w:val="none" w:sz="0" w:space="0" w:color="000000"/>
+                <w:top w:val="none" w:sz="0" w:space="0" w:color="000000"/>
+                <w:left w:val="none" w:sz="0" w:space="0" w:color="000000"/>
+                <w:right w:val="none" w:sz="0" w:space="0" w:color="000000"/>
+              </w:pBdr>
+              <w:spacing w:after="100" w:before="100" w:line="240"/>
+              <w:ind w:left="100" w:right="100" w:firstLine="0" w:firstLineChars="0"/>
+              <w:rPr>
+                <w:rFonts w:ascii="Helvetica" w:hAnsi="Helvetica" w:eastAsia="Helvetica" w:cs="Helvetica"/>
+                <w:i w:val="false"/>
+                <w:b w:val="false"/>
+                <w:u w:val="none"/>
+                <w:sz w:val="22"/>
+                <w:szCs w:val="22"/>
+                <w:color w:val="000000"/>
+              </w:rPr>
+            </w:pPr>
+            <w:r>
+              <w:rPr>
+                <w:rFonts w:ascii="Helvetica" w:hAnsi="Helvetica" w:eastAsia="Helvetica" w:cs="Helvetica"/>
+                <w:i w:val="false"/>
+                <w:b w:val="false"/>
+                <w:u w:val="none"/>
+                <w:sz w:val="22"/>
+                <w:szCs w:val="22"/>
+                <w:color w:val="000000"/>
+              </w:rPr>
+              <w:t xml:space="preserve">0.03, 2.33</w:t>
+            </w:r>
+          </w:p>
+        </w:tc>
+        <w:tc>
+          <w:tcPr>
+            <w:tcBorders>
+              <w:bottom w:val="none" w:sz="0" w:space="0" w:color="000000"/>
+              <w:top w:val="none" w:sz="0" w:space="0" w:color="000000"/>
+              <w:left w:val="none" w:sz="0" w:space="0" w:color="000000"/>
+              <w:right w:val="none" w:sz="0" w:space="0" w:color="000000"/>
+            </w:tcBorders>
+            <w:shd w:val="clear" w:color="auto" w:fill="FFFFFF"/>
+            <w:tcMar>
+              <w:top w:w="0" w:type="dxa"/>
+              <w:bottom w:w="0" w:type="dxa"/>
+              <w:left w:w="0" w:type="dxa"/>
+              <w:right w:w="0" w:type="dxa"/>
+            </w:tcMar>
+            <w:vAlign w:val="top"/>
+          </w:tcPr>
+          <w:p>
+            <w:pPr>
+              <w:pStyle w:val="Normal"/>
+              <w:jc w:val="center"/>
+              <w:pBdr>
+                <w:bottom w:val="none" w:sz="0" w:space="0" w:color="000000"/>
+                <w:top w:val="none" w:sz="0" w:space="0" w:color="000000"/>
+                <w:left w:val="none" w:sz="0" w:space="0" w:color="000000"/>
+                <w:right w:val="none" w:sz="0" w:space="0" w:color="000000"/>
+              </w:pBdr>
+              <w:spacing w:after="100" w:before="100" w:line="240"/>
+              <w:ind w:left="100" w:right="100" w:firstLine="0" w:firstLineChars="0"/>
+              <w:rPr>
+                <w:rFonts w:ascii="Helvetica" w:hAnsi="Helvetica" w:eastAsia="Helvetica" w:cs="Helvetica"/>
+                <w:i w:val="false"/>
+                <w:b w:val="false"/>
+                <w:u w:val="none"/>
+                <w:sz w:val="22"/>
+                <w:szCs w:val="22"/>
+                <w:color w:val="000000"/>
+              </w:rPr>
+            </w:pPr>
+            <w:r>
+              <w:rPr>
+                <w:rFonts w:ascii="Helvetica" w:hAnsi="Helvetica" w:eastAsia="Helvetica" w:cs="Helvetica"/>
+                <w:i w:val="false"/>
+                <w:b w:val="false"/>
+                <w:u w:val="none"/>
+                <w:sz w:val="22"/>
+                <w:szCs w:val="22"/>
+                <w:color w:val="000000"/>
+              </w:rPr>
+              <w:t xml:space="preserve">0.240</w:t>
             </w:r>
           </w:p>
         </w:tc>
@@ -8831,113 +8831,113 @@
                 <w:szCs w:val="22"/>
                 <w:color w:val="000000"/>
               </w:rPr>
-              <w:t xml:space="preserve">3.38</w:t>
-            </w:r>
-          </w:p>
-        </w:tc>
-        <w:tc>
-          <w:tcPr>
-            <w:tcBorders>
-              <w:bottom w:val="none" w:sz="0" w:space="0" w:color="000000"/>
-              <w:top w:val="none" w:sz="0" w:space="0" w:color="000000"/>
-              <w:left w:val="none" w:sz="0" w:space="0" w:color="000000"/>
-              <w:right w:val="none" w:sz="0" w:space="0" w:color="000000"/>
-            </w:tcBorders>
-            <w:shd w:val="clear" w:color="auto" w:fill="FFFFFF"/>
-            <w:tcMar>
-              <w:top w:w="0" w:type="dxa"/>
-              <w:bottom w:w="0" w:type="dxa"/>
-              <w:left w:w="0" w:type="dxa"/>
-              <w:right w:w="0" w:type="dxa"/>
-            </w:tcMar>
-            <w:vAlign w:val="top"/>
-          </w:tcPr>
-          <w:p>
-            <w:pPr>
-              <w:pStyle w:val="Normal"/>
-              <w:jc w:val="center"/>
-              <w:pBdr>
-                <w:bottom w:val="none" w:sz="0" w:space="0" w:color="000000"/>
-                <w:top w:val="none" w:sz="0" w:space="0" w:color="000000"/>
-                <w:left w:val="none" w:sz="0" w:space="0" w:color="000000"/>
-                <w:right w:val="none" w:sz="0" w:space="0" w:color="000000"/>
-              </w:pBdr>
-              <w:spacing w:after="100" w:before="100" w:line="240"/>
-              <w:ind w:left="100" w:right="100" w:firstLine="0" w:firstLineChars="0"/>
-              <w:rPr>
-                <w:rFonts w:ascii="Helvetica" w:hAnsi="Helvetica" w:eastAsia="Helvetica" w:cs="Helvetica"/>
-                <w:i w:val="false"/>
-                <w:b w:val="false"/>
-                <w:u w:val="none"/>
-                <w:sz w:val="22"/>
-                <w:szCs w:val="22"/>
-                <w:color w:val="000000"/>
-              </w:rPr>
-            </w:pPr>
-            <w:r>
-              <w:rPr>
-                <w:rFonts w:ascii="Helvetica" w:hAnsi="Helvetica" w:eastAsia="Helvetica" w:cs="Helvetica"/>
-                <w:i w:val="false"/>
-                <w:b w:val="false"/>
-                <w:u w:val="none"/>
-                <w:sz w:val="22"/>
-                <w:szCs w:val="22"/>
-                <w:color w:val="000000"/>
-              </w:rPr>
-              <w:t xml:space="preserve">0.22, 51.9</w:t>
-            </w:r>
-          </w:p>
-        </w:tc>
-        <w:tc>
-          <w:tcPr>
-            <w:tcBorders>
-              <w:bottom w:val="none" w:sz="0" w:space="0" w:color="000000"/>
-              <w:top w:val="none" w:sz="0" w:space="0" w:color="000000"/>
-              <w:left w:val="none" w:sz="0" w:space="0" w:color="000000"/>
-              <w:right w:val="none" w:sz="0" w:space="0" w:color="000000"/>
-            </w:tcBorders>
-            <w:shd w:val="clear" w:color="auto" w:fill="FFFFFF"/>
-            <w:tcMar>
-              <w:top w:w="0" w:type="dxa"/>
-              <w:bottom w:w="0" w:type="dxa"/>
-              <w:left w:w="0" w:type="dxa"/>
-              <w:right w:w="0" w:type="dxa"/>
-            </w:tcMar>
-            <w:vAlign w:val="top"/>
-          </w:tcPr>
-          <w:p>
-            <w:pPr>
-              <w:pStyle w:val="Normal"/>
-              <w:jc w:val="center"/>
-              <w:pBdr>
-                <w:bottom w:val="none" w:sz="0" w:space="0" w:color="000000"/>
-                <w:top w:val="none" w:sz="0" w:space="0" w:color="000000"/>
-                <w:left w:val="none" w:sz="0" w:space="0" w:color="000000"/>
-                <w:right w:val="none" w:sz="0" w:space="0" w:color="000000"/>
-              </w:pBdr>
-              <w:spacing w:after="100" w:before="100" w:line="240"/>
-              <w:ind w:left="100" w:right="100" w:firstLine="0" w:firstLineChars="0"/>
-              <w:rPr>
-                <w:rFonts w:ascii="Helvetica" w:hAnsi="Helvetica" w:eastAsia="Helvetica" w:cs="Helvetica"/>
-                <w:i w:val="false"/>
-                <w:b w:val="false"/>
-                <w:u w:val="none"/>
-                <w:sz w:val="22"/>
-                <w:szCs w:val="22"/>
-                <w:color w:val="000000"/>
-              </w:rPr>
-            </w:pPr>
-            <w:r>
-              <w:rPr>
-                <w:rFonts w:ascii="Helvetica" w:hAnsi="Helvetica" w:eastAsia="Helvetica" w:cs="Helvetica"/>
-                <w:i w:val="false"/>
-                <w:b w:val="false"/>
-                <w:u w:val="none"/>
-                <w:sz w:val="22"/>
-                <w:szCs w:val="22"/>
-                <w:color w:val="000000"/>
-              </w:rPr>
-              <w:t xml:space="preserve">0.380</w:t>
+              <w:t xml:space="preserve">3.88</w:t>
+            </w:r>
+          </w:p>
+        </w:tc>
+        <w:tc>
+          <w:tcPr>
+            <w:tcBorders>
+              <w:bottom w:val="none" w:sz="0" w:space="0" w:color="000000"/>
+              <w:top w:val="none" w:sz="0" w:space="0" w:color="000000"/>
+              <w:left w:val="none" w:sz="0" w:space="0" w:color="000000"/>
+              <w:right w:val="none" w:sz="0" w:space="0" w:color="000000"/>
+            </w:tcBorders>
+            <w:shd w:val="clear" w:color="auto" w:fill="FFFFFF"/>
+            <w:tcMar>
+              <w:top w:w="0" w:type="dxa"/>
+              <w:bottom w:w="0" w:type="dxa"/>
+              <w:left w:w="0" w:type="dxa"/>
+              <w:right w:w="0" w:type="dxa"/>
+            </w:tcMar>
+            <w:vAlign w:val="top"/>
+          </w:tcPr>
+          <w:p>
+            <w:pPr>
+              <w:pStyle w:val="Normal"/>
+              <w:jc w:val="center"/>
+              <w:pBdr>
+                <w:bottom w:val="none" w:sz="0" w:space="0" w:color="000000"/>
+                <w:top w:val="none" w:sz="0" w:space="0" w:color="000000"/>
+                <w:left w:val="none" w:sz="0" w:space="0" w:color="000000"/>
+                <w:right w:val="none" w:sz="0" w:space="0" w:color="000000"/>
+              </w:pBdr>
+              <w:spacing w:after="100" w:before="100" w:line="240"/>
+              <w:ind w:left="100" w:right="100" w:firstLine="0" w:firstLineChars="0"/>
+              <w:rPr>
+                <w:rFonts w:ascii="Helvetica" w:hAnsi="Helvetica" w:eastAsia="Helvetica" w:cs="Helvetica"/>
+                <w:i w:val="false"/>
+                <w:b w:val="false"/>
+                <w:u w:val="none"/>
+                <w:sz w:val="22"/>
+                <w:szCs w:val="22"/>
+                <w:color w:val="000000"/>
+              </w:rPr>
+            </w:pPr>
+            <w:r>
+              <w:rPr>
+                <w:rFonts w:ascii="Helvetica" w:hAnsi="Helvetica" w:eastAsia="Helvetica" w:cs="Helvetica"/>
+                <w:i w:val="false"/>
+                <w:b w:val="false"/>
+                <w:u w:val="none"/>
+                <w:sz w:val="22"/>
+                <w:szCs w:val="22"/>
+                <w:color w:val="000000"/>
+              </w:rPr>
+              <w:t xml:space="preserve">0.27, 56.7</w:t>
+            </w:r>
+          </w:p>
+        </w:tc>
+        <w:tc>
+          <w:tcPr>
+            <w:tcBorders>
+              <w:bottom w:val="none" w:sz="0" w:space="0" w:color="000000"/>
+              <w:top w:val="none" w:sz="0" w:space="0" w:color="000000"/>
+              <w:left w:val="none" w:sz="0" w:space="0" w:color="000000"/>
+              <w:right w:val="none" w:sz="0" w:space="0" w:color="000000"/>
+            </w:tcBorders>
+            <w:shd w:val="clear" w:color="auto" w:fill="FFFFFF"/>
+            <w:tcMar>
+              <w:top w:w="0" w:type="dxa"/>
+              <w:bottom w:w="0" w:type="dxa"/>
+              <w:left w:w="0" w:type="dxa"/>
+              <w:right w:w="0" w:type="dxa"/>
+            </w:tcMar>
+            <w:vAlign w:val="top"/>
+          </w:tcPr>
+          <w:p>
+            <w:pPr>
+              <w:pStyle w:val="Normal"/>
+              <w:jc w:val="center"/>
+              <w:pBdr>
+                <w:bottom w:val="none" w:sz="0" w:space="0" w:color="000000"/>
+                <w:top w:val="none" w:sz="0" w:space="0" w:color="000000"/>
+                <w:left w:val="none" w:sz="0" w:space="0" w:color="000000"/>
+                <w:right w:val="none" w:sz="0" w:space="0" w:color="000000"/>
+              </w:pBdr>
+              <w:spacing w:after="100" w:before="100" w:line="240"/>
+              <w:ind w:left="100" w:right="100" w:firstLine="0" w:firstLineChars="0"/>
+              <w:rPr>
+                <w:rFonts w:ascii="Helvetica" w:hAnsi="Helvetica" w:eastAsia="Helvetica" w:cs="Helvetica"/>
+                <w:i w:val="false"/>
+                <w:b w:val="false"/>
+                <w:u w:val="none"/>
+                <w:sz w:val="22"/>
+                <w:szCs w:val="22"/>
+                <w:color w:val="000000"/>
+              </w:rPr>
+            </w:pPr>
+            <w:r>
+              <w:rPr>
+                <w:rFonts w:ascii="Helvetica" w:hAnsi="Helvetica" w:eastAsia="Helvetica" w:cs="Helvetica"/>
+                <w:i w:val="false"/>
+                <w:b w:val="false"/>
+                <w:u w:val="none"/>
+                <w:sz w:val="22"/>
+                <w:szCs w:val="22"/>
+                <w:color w:val="000000"/>
+              </w:rPr>
+              <w:t xml:space="preserve">0.320</w:t>
             </w:r>
           </w:p>
         </w:tc>
@@ -9910,7 +9910,7 @@
       </w:tr>
       <w:tr>
         <w:trPr>
-          <w:trHeight w:val="597" w:hRule="auto"/>
+          <w:trHeight w:val="598" w:hRule="auto"/>
         </w:trPr>
         body20
         <w:tc>
@@ -10280,113 +10280,113 @@
                 <w:szCs w:val="22"/>
                 <w:color w:val="000000"/>
               </w:rPr>
-              <w:t xml:space="preserve">0.13</w:t>
-            </w:r>
-          </w:p>
-        </w:tc>
-        <w:tc>
-          <w:tcPr>
-            <w:tcBorders>
-              <w:bottom w:val="none" w:sz="0" w:space="0" w:color="000000"/>
-              <w:top w:val="none" w:sz="0" w:space="0" w:color="000000"/>
-              <w:left w:val="none" w:sz="0" w:space="0" w:color="000000"/>
-              <w:right w:val="none" w:sz="0" w:space="0" w:color="000000"/>
-            </w:tcBorders>
-            <w:shd w:val="clear" w:color="auto" w:fill="FFFFFF"/>
-            <w:tcMar>
-              <w:top w:w="0" w:type="dxa"/>
-              <w:bottom w:w="0" w:type="dxa"/>
-              <w:left w:w="0" w:type="dxa"/>
-              <w:right w:w="0" w:type="dxa"/>
-            </w:tcMar>
-            <w:vAlign w:val="top"/>
-          </w:tcPr>
-          <w:p>
-            <w:pPr>
-              <w:pStyle w:val="Normal"/>
-              <w:jc w:val="center"/>
-              <w:pBdr>
-                <w:bottom w:val="none" w:sz="0" w:space="0" w:color="000000"/>
-                <w:top w:val="none" w:sz="0" w:space="0" w:color="000000"/>
-                <w:left w:val="none" w:sz="0" w:space="0" w:color="000000"/>
-                <w:right w:val="none" w:sz="0" w:space="0" w:color="000000"/>
-              </w:pBdr>
-              <w:spacing w:after="100" w:before="100" w:line="240"/>
-              <w:ind w:left="100" w:right="100" w:firstLine="0" w:firstLineChars="0"/>
-              <w:rPr>
-                <w:rFonts w:ascii="Helvetica" w:hAnsi="Helvetica" w:eastAsia="Helvetica" w:cs="Helvetica"/>
-                <w:i w:val="false"/>
-                <w:b w:val="false"/>
-                <w:u w:val="none"/>
-                <w:sz w:val="22"/>
-                <w:szCs w:val="22"/>
-                <w:color w:val="000000"/>
-              </w:rPr>
-            </w:pPr>
-            <w:r>
-              <w:rPr>
-                <w:rFonts w:ascii="Helvetica" w:hAnsi="Helvetica" w:eastAsia="Helvetica" w:cs="Helvetica"/>
-                <w:i w:val="false"/>
-                <w:b w:val="false"/>
-                <w:u w:val="none"/>
-                <w:sz w:val="22"/>
-                <w:szCs w:val="22"/>
-                <w:color w:val="000000"/>
-              </w:rPr>
-              <w:t xml:space="preserve">0.01, 1.37</w:t>
-            </w:r>
-          </w:p>
-        </w:tc>
-        <w:tc>
-          <w:tcPr>
-            <w:tcBorders>
-              <w:bottom w:val="none" w:sz="0" w:space="0" w:color="000000"/>
-              <w:top w:val="none" w:sz="0" w:space="0" w:color="000000"/>
-              <w:left w:val="none" w:sz="0" w:space="0" w:color="000000"/>
-              <w:right w:val="none" w:sz="0" w:space="0" w:color="000000"/>
-            </w:tcBorders>
-            <w:shd w:val="clear" w:color="auto" w:fill="FFFFFF"/>
-            <w:tcMar>
-              <w:top w:w="0" w:type="dxa"/>
-              <w:bottom w:w="0" w:type="dxa"/>
-              <w:left w:w="0" w:type="dxa"/>
-              <w:right w:w="0" w:type="dxa"/>
-            </w:tcMar>
-            <w:vAlign w:val="top"/>
-          </w:tcPr>
-          <w:p>
-            <w:pPr>
-              <w:pStyle w:val="Normal"/>
-              <w:jc w:val="center"/>
-              <w:pBdr>
-                <w:bottom w:val="none" w:sz="0" w:space="0" w:color="000000"/>
-                <w:top w:val="none" w:sz="0" w:space="0" w:color="000000"/>
-                <w:left w:val="none" w:sz="0" w:space="0" w:color="000000"/>
-                <w:right w:val="none" w:sz="0" w:space="0" w:color="000000"/>
-              </w:pBdr>
-              <w:spacing w:after="100" w:before="100" w:line="240"/>
-              <w:ind w:left="100" w:right="100" w:firstLine="0" w:firstLineChars="0"/>
-              <w:rPr>
-                <w:rFonts w:ascii="Helvetica" w:hAnsi="Helvetica" w:eastAsia="Helvetica" w:cs="Helvetica"/>
-                <w:i w:val="false"/>
-                <w:b w:val="false"/>
-                <w:u w:val="none"/>
-                <w:sz w:val="22"/>
-                <w:szCs w:val="22"/>
-                <w:color w:val="000000"/>
-              </w:rPr>
-            </w:pPr>
-            <w:r>
-              <w:rPr>
-                <w:rFonts w:ascii="Helvetica" w:hAnsi="Helvetica" w:eastAsia="Helvetica" w:cs="Helvetica"/>
-                <w:i w:val="false"/>
-                <w:b w:val="false"/>
-                <w:u w:val="none"/>
-                <w:sz w:val="22"/>
-                <w:szCs w:val="22"/>
-                <w:color w:val="000000"/>
-              </w:rPr>
-              <w:t xml:space="preserve">0.090</w:t>
+              <w:t xml:space="preserve">0.14</w:t>
+            </w:r>
+          </w:p>
+        </w:tc>
+        <w:tc>
+          <w:tcPr>
+            <w:tcBorders>
+              <w:bottom w:val="none" w:sz="0" w:space="0" w:color="000000"/>
+              <w:top w:val="none" w:sz="0" w:space="0" w:color="000000"/>
+              <w:left w:val="none" w:sz="0" w:space="0" w:color="000000"/>
+              <w:right w:val="none" w:sz="0" w:space="0" w:color="000000"/>
+            </w:tcBorders>
+            <w:shd w:val="clear" w:color="auto" w:fill="FFFFFF"/>
+            <w:tcMar>
+              <w:top w:w="0" w:type="dxa"/>
+              <w:bottom w:w="0" w:type="dxa"/>
+              <w:left w:w="0" w:type="dxa"/>
+              <w:right w:w="0" w:type="dxa"/>
+            </w:tcMar>
+            <w:vAlign w:val="top"/>
+          </w:tcPr>
+          <w:p>
+            <w:pPr>
+              <w:pStyle w:val="Normal"/>
+              <w:jc w:val="center"/>
+              <w:pBdr>
+                <w:bottom w:val="none" w:sz="0" w:space="0" w:color="000000"/>
+                <w:top w:val="none" w:sz="0" w:space="0" w:color="000000"/>
+                <w:left w:val="none" w:sz="0" w:space="0" w:color="000000"/>
+                <w:right w:val="none" w:sz="0" w:space="0" w:color="000000"/>
+              </w:pBdr>
+              <w:spacing w:after="100" w:before="100" w:line="240"/>
+              <w:ind w:left="100" w:right="100" w:firstLine="0" w:firstLineChars="0"/>
+              <w:rPr>
+                <w:rFonts w:ascii="Helvetica" w:hAnsi="Helvetica" w:eastAsia="Helvetica" w:cs="Helvetica"/>
+                <w:i w:val="false"/>
+                <w:b w:val="false"/>
+                <w:u w:val="none"/>
+                <w:sz w:val="22"/>
+                <w:szCs w:val="22"/>
+                <w:color w:val="000000"/>
+              </w:rPr>
+            </w:pPr>
+            <w:r>
+              <w:rPr>
+                <w:rFonts w:ascii="Helvetica" w:hAnsi="Helvetica" w:eastAsia="Helvetica" w:cs="Helvetica"/>
+                <w:i w:val="false"/>
+                <w:b w:val="false"/>
+                <w:u w:val="none"/>
+                <w:sz w:val="22"/>
+                <w:szCs w:val="22"/>
+                <w:color w:val="000000"/>
+              </w:rPr>
+              <w:t xml:space="preserve">0.01, 1.45</w:t>
+            </w:r>
+          </w:p>
+        </w:tc>
+        <w:tc>
+          <w:tcPr>
+            <w:tcBorders>
+              <w:bottom w:val="none" w:sz="0" w:space="0" w:color="000000"/>
+              <w:top w:val="none" w:sz="0" w:space="0" w:color="000000"/>
+              <w:left w:val="none" w:sz="0" w:space="0" w:color="000000"/>
+              <w:right w:val="none" w:sz="0" w:space="0" w:color="000000"/>
+            </w:tcBorders>
+            <w:shd w:val="clear" w:color="auto" w:fill="FFFFFF"/>
+            <w:tcMar>
+              <w:top w:w="0" w:type="dxa"/>
+              <w:bottom w:w="0" w:type="dxa"/>
+              <w:left w:w="0" w:type="dxa"/>
+              <w:right w:w="0" w:type="dxa"/>
+            </w:tcMar>
+            <w:vAlign w:val="top"/>
+          </w:tcPr>
+          <w:p>
+            <w:pPr>
+              <w:pStyle w:val="Normal"/>
+              <w:jc w:val="center"/>
+              <w:pBdr>
+                <w:bottom w:val="none" w:sz="0" w:space="0" w:color="000000"/>
+                <w:top w:val="none" w:sz="0" w:space="0" w:color="000000"/>
+                <w:left w:val="none" w:sz="0" w:space="0" w:color="000000"/>
+                <w:right w:val="none" w:sz="0" w:space="0" w:color="000000"/>
+              </w:pBdr>
+              <w:spacing w:after="100" w:before="100" w:line="240"/>
+              <w:ind w:left="100" w:right="100" w:firstLine="0" w:firstLineChars="0"/>
+              <w:rPr>
+                <w:rFonts w:ascii="Helvetica" w:hAnsi="Helvetica" w:eastAsia="Helvetica" w:cs="Helvetica"/>
+                <w:i w:val="false"/>
+                <w:b w:val="false"/>
+                <w:u w:val="none"/>
+                <w:sz w:val="22"/>
+                <w:szCs w:val="22"/>
+                <w:color w:val="000000"/>
+              </w:rPr>
+            </w:pPr>
+            <w:r>
+              <w:rPr>
+                <w:rFonts w:ascii="Helvetica" w:hAnsi="Helvetica" w:eastAsia="Helvetica" w:cs="Helvetica"/>
+                <w:i w:val="false"/>
+                <w:b w:val="false"/>
+                <w:u w:val="none"/>
+                <w:sz w:val="22"/>
+                <w:szCs w:val="22"/>
+                <w:color w:val="000000"/>
+              </w:rPr>
+              <w:t xml:space="preserve">0.098</w:t>
             </w:r>
           </w:p>
         </w:tc>
@@ -10763,113 +10763,113 @@
                 <w:szCs w:val="22"/>
                 <w:color w:val="000000"/>
               </w:rPr>
-              <w:t xml:space="preserve">0.38</w:t>
-            </w:r>
-          </w:p>
-        </w:tc>
-        <w:tc>
-          <w:tcPr>
-            <w:tcBorders>
-              <w:bottom w:val="none" w:sz="0" w:space="0" w:color="000000"/>
-              <w:top w:val="none" w:sz="0" w:space="0" w:color="000000"/>
-              <w:left w:val="none" w:sz="0" w:space="0" w:color="000000"/>
-              <w:right w:val="none" w:sz="0" w:space="0" w:color="000000"/>
-            </w:tcBorders>
-            <w:shd w:val="clear" w:color="auto" w:fill="FFFFFF"/>
-            <w:tcMar>
-              <w:top w:w="0" w:type="dxa"/>
-              <w:bottom w:w="0" w:type="dxa"/>
-              <w:left w:w="0" w:type="dxa"/>
-              <w:right w:w="0" w:type="dxa"/>
-            </w:tcMar>
-            <w:vAlign w:val="top"/>
-          </w:tcPr>
-          <w:p>
-            <w:pPr>
-              <w:pStyle w:val="Normal"/>
-              <w:jc w:val="center"/>
-              <w:pBdr>
-                <w:bottom w:val="none" w:sz="0" w:space="0" w:color="000000"/>
-                <w:top w:val="none" w:sz="0" w:space="0" w:color="000000"/>
-                <w:left w:val="none" w:sz="0" w:space="0" w:color="000000"/>
-                <w:right w:val="none" w:sz="0" w:space="0" w:color="000000"/>
-              </w:pBdr>
-              <w:spacing w:after="100" w:before="100" w:line="240"/>
-              <w:ind w:left="100" w:right="100" w:firstLine="0" w:firstLineChars="0"/>
-              <w:rPr>
-                <w:rFonts w:ascii="Helvetica" w:hAnsi="Helvetica" w:eastAsia="Helvetica" w:cs="Helvetica"/>
-                <w:i w:val="false"/>
-                <w:b w:val="false"/>
-                <w:u w:val="none"/>
-                <w:sz w:val="22"/>
-                <w:szCs w:val="22"/>
-                <w:color w:val="000000"/>
-              </w:rPr>
-            </w:pPr>
-            <w:r>
-              <w:rPr>
-                <w:rFonts w:ascii="Helvetica" w:hAnsi="Helvetica" w:eastAsia="Helvetica" w:cs="Helvetica"/>
-                <w:i w:val="false"/>
-                <w:b w:val="false"/>
-                <w:u w:val="none"/>
-                <w:sz w:val="22"/>
-                <w:szCs w:val="22"/>
-                <w:color w:val="000000"/>
-              </w:rPr>
-              <w:t xml:space="preserve">0.13, 1.16</w:t>
-            </w:r>
-          </w:p>
-        </w:tc>
-        <w:tc>
-          <w:tcPr>
-            <w:tcBorders>
-              <w:bottom w:val="none" w:sz="0" w:space="0" w:color="000000"/>
-              <w:top w:val="none" w:sz="0" w:space="0" w:color="000000"/>
-              <w:left w:val="none" w:sz="0" w:space="0" w:color="000000"/>
-              <w:right w:val="none" w:sz="0" w:space="0" w:color="000000"/>
-            </w:tcBorders>
-            <w:shd w:val="clear" w:color="auto" w:fill="FFFFFF"/>
-            <w:tcMar>
-              <w:top w:w="0" w:type="dxa"/>
-              <w:bottom w:w="0" w:type="dxa"/>
-              <w:left w:w="0" w:type="dxa"/>
-              <w:right w:w="0" w:type="dxa"/>
-            </w:tcMar>
-            <w:vAlign w:val="top"/>
-          </w:tcPr>
-          <w:p>
-            <w:pPr>
-              <w:pStyle w:val="Normal"/>
-              <w:jc w:val="center"/>
-              <w:pBdr>
-                <w:bottom w:val="none" w:sz="0" w:space="0" w:color="000000"/>
-                <w:top w:val="none" w:sz="0" w:space="0" w:color="000000"/>
-                <w:left w:val="none" w:sz="0" w:space="0" w:color="000000"/>
-                <w:right w:val="none" w:sz="0" w:space="0" w:color="000000"/>
-              </w:pBdr>
-              <w:spacing w:after="100" w:before="100" w:line="240"/>
-              <w:ind w:left="100" w:right="100" w:firstLine="0" w:firstLineChars="0"/>
-              <w:rPr>
-                <w:rFonts w:ascii="Helvetica" w:hAnsi="Helvetica" w:eastAsia="Helvetica" w:cs="Helvetica"/>
-                <w:i w:val="false"/>
-                <w:b w:val="false"/>
-                <w:u w:val="none"/>
-                <w:sz w:val="22"/>
-                <w:szCs w:val="22"/>
-                <w:color w:val="000000"/>
-              </w:rPr>
-            </w:pPr>
-            <w:r>
-              <w:rPr>
-                <w:rFonts w:ascii="Helvetica" w:hAnsi="Helvetica" w:eastAsia="Helvetica" w:cs="Helvetica"/>
-                <w:i w:val="false"/>
-                <w:b w:val="false"/>
-                <w:u w:val="none"/>
-                <w:sz w:val="22"/>
-                <w:szCs w:val="22"/>
-                <w:color w:val="000000"/>
-              </w:rPr>
-              <w:t xml:space="preserve">0.090</w:t>
+              <w:t xml:space="preserve">0.36</w:t>
+            </w:r>
+          </w:p>
+        </w:tc>
+        <w:tc>
+          <w:tcPr>
+            <w:tcBorders>
+              <w:bottom w:val="none" w:sz="0" w:space="0" w:color="000000"/>
+              <w:top w:val="none" w:sz="0" w:space="0" w:color="000000"/>
+              <w:left w:val="none" w:sz="0" w:space="0" w:color="000000"/>
+              <w:right w:val="none" w:sz="0" w:space="0" w:color="000000"/>
+            </w:tcBorders>
+            <w:shd w:val="clear" w:color="auto" w:fill="FFFFFF"/>
+            <w:tcMar>
+              <w:top w:w="0" w:type="dxa"/>
+              <w:bottom w:w="0" w:type="dxa"/>
+              <w:left w:w="0" w:type="dxa"/>
+              <w:right w:w="0" w:type="dxa"/>
+            </w:tcMar>
+            <w:vAlign w:val="top"/>
+          </w:tcPr>
+          <w:p>
+            <w:pPr>
+              <w:pStyle w:val="Normal"/>
+              <w:jc w:val="center"/>
+              <w:pBdr>
+                <w:bottom w:val="none" w:sz="0" w:space="0" w:color="000000"/>
+                <w:top w:val="none" w:sz="0" w:space="0" w:color="000000"/>
+                <w:left w:val="none" w:sz="0" w:space="0" w:color="000000"/>
+                <w:right w:val="none" w:sz="0" w:space="0" w:color="000000"/>
+              </w:pBdr>
+              <w:spacing w:after="100" w:before="100" w:line="240"/>
+              <w:ind w:left="100" w:right="100" w:firstLine="0" w:firstLineChars="0"/>
+              <w:rPr>
+                <w:rFonts w:ascii="Helvetica" w:hAnsi="Helvetica" w:eastAsia="Helvetica" w:cs="Helvetica"/>
+                <w:i w:val="false"/>
+                <w:b w:val="false"/>
+                <w:u w:val="none"/>
+                <w:sz w:val="22"/>
+                <w:szCs w:val="22"/>
+                <w:color w:val="000000"/>
+              </w:rPr>
+            </w:pPr>
+            <w:r>
+              <w:rPr>
+                <w:rFonts w:ascii="Helvetica" w:hAnsi="Helvetica" w:eastAsia="Helvetica" w:cs="Helvetica"/>
+                <w:i w:val="false"/>
+                <w:b w:val="false"/>
+                <w:u w:val="none"/>
+                <w:sz w:val="22"/>
+                <w:szCs w:val="22"/>
+                <w:color w:val="000000"/>
+              </w:rPr>
+              <w:t xml:space="preserve">0.12, 1.09</w:t>
+            </w:r>
+          </w:p>
+        </w:tc>
+        <w:tc>
+          <w:tcPr>
+            <w:tcBorders>
+              <w:bottom w:val="none" w:sz="0" w:space="0" w:color="000000"/>
+              <w:top w:val="none" w:sz="0" w:space="0" w:color="000000"/>
+              <w:left w:val="none" w:sz="0" w:space="0" w:color="000000"/>
+              <w:right w:val="none" w:sz="0" w:space="0" w:color="000000"/>
+            </w:tcBorders>
+            <w:shd w:val="clear" w:color="auto" w:fill="FFFFFF"/>
+            <w:tcMar>
+              <w:top w:w="0" w:type="dxa"/>
+              <w:bottom w:w="0" w:type="dxa"/>
+              <w:left w:w="0" w:type="dxa"/>
+              <w:right w:w="0" w:type="dxa"/>
+            </w:tcMar>
+            <w:vAlign w:val="top"/>
+          </w:tcPr>
+          <w:p>
+            <w:pPr>
+              <w:pStyle w:val="Normal"/>
+              <w:jc w:val="center"/>
+              <w:pBdr>
+                <w:bottom w:val="none" w:sz="0" w:space="0" w:color="000000"/>
+                <w:top w:val="none" w:sz="0" w:space="0" w:color="000000"/>
+                <w:left w:val="none" w:sz="0" w:space="0" w:color="000000"/>
+                <w:right w:val="none" w:sz="0" w:space="0" w:color="000000"/>
+              </w:pBdr>
+              <w:spacing w:after="100" w:before="100" w:line="240"/>
+              <w:ind w:left="100" w:right="100" w:firstLine="0" w:firstLineChars="0"/>
+              <w:rPr>
+                <w:rFonts w:ascii="Helvetica" w:hAnsi="Helvetica" w:eastAsia="Helvetica" w:cs="Helvetica"/>
+                <w:i w:val="false"/>
+                <w:b w:val="false"/>
+                <w:u w:val="none"/>
+                <w:sz w:val="22"/>
+                <w:szCs w:val="22"/>
+                <w:color w:val="000000"/>
+              </w:rPr>
+            </w:pPr>
+            <w:r>
+              <w:rPr>
+                <w:rFonts w:ascii="Helvetica" w:hAnsi="Helvetica" w:eastAsia="Helvetica" w:cs="Helvetica"/>
+                <w:i w:val="false"/>
+                <w:b w:val="false"/>
+                <w:u w:val="none"/>
+                <w:sz w:val="22"/>
+                <w:szCs w:val="22"/>
+                <w:color w:val="000000"/>
+              </w:rPr>
+              <w:t xml:space="preserve">0.070</w:t>
             </w:r>
           </w:p>
         </w:tc>
@@ -11729,113 +11729,113 @@
                 <w:szCs w:val="22"/>
                 <w:color w:val="000000"/>
               </w:rPr>
-              <w:t xml:space="preserve">2.12</w:t>
-            </w:r>
-          </w:p>
-        </w:tc>
-        <w:tc>
-          <w:tcPr>
-            <w:tcBorders>
-              <w:bottom w:val="none" w:sz="0" w:space="0" w:color="000000"/>
-              <w:top w:val="none" w:sz="0" w:space="0" w:color="000000"/>
-              <w:left w:val="none" w:sz="0" w:space="0" w:color="000000"/>
-              <w:right w:val="none" w:sz="0" w:space="0" w:color="000000"/>
-            </w:tcBorders>
-            <w:shd w:val="clear" w:color="auto" w:fill="FFFFFF"/>
-            <w:tcMar>
-              <w:top w:w="0" w:type="dxa"/>
-              <w:bottom w:w="0" w:type="dxa"/>
-              <w:left w:w="0" w:type="dxa"/>
-              <w:right w:w="0" w:type="dxa"/>
-            </w:tcMar>
-            <w:vAlign w:val="top"/>
-          </w:tcPr>
-          <w:p>
-            <w:pPr>
-              <w:pStyle w:val="Normal"/>
-              <w:jc w:val="center"/>
-              <w:pBdr>
-                <w:bottom w:val="none" w:sz="0" w:space="0" w:color="000000"/>
-                <w:top w:val="none" w:sz="0" w:space="0" w:color="000000"/>
-                <w:left w:val="none" w:sz="0" w:space="0" w:color="000000"/>
-                <w:right w:val="none" w:sz="0" w:space="0" w:color="000000"/>
-              </w:pBdr>
-              <w:spacing w:after="100" w:before="100" w:line="240"/>
-              <w:ind w:left="100" w:right="100" w:firstLine="0" w:firstLineChars="0"/>
-              <w:rPr>
-                <w:rFonts w:ascii="Helvetica" w:hAnsi="Helvetica" w:eastAsia="Helvetica" w:cs="Helvetica"/>
-                <w:i w:val="false"/>
-                <w:b w:val="false"/>
-                <w:u w:val="none"/>
-                <w:sz w:val="22"/>
-                <w:szCs w:val="22"/>
-                <w:color w:val="000000"/>
-              </w:rPr>
-            </w:pPr>
-            <w:r>
-              <w:rPr>
-                <w:rFonts w:ascii="Helvetica" w:hAnsi="Helvetica" w:eastAsia="Helvetica" w:cs="Helvetica"/>
-                <w:i w:val="false"/>
-                <w:b w:val="false"/>
-                <w:u w:val="none"/>
-                <w:sz w:val="22"/>
-                <w:szCs w:val="22"/>
-                <w:color w:val="000000"/>
-              </w:rPr>
-              <w:t xml:space="preserve">0.08, 57.8</w:t>
-            </w:r>
-          </w:p>
-        </w:tc>
-        <w:tc>
-          <w:tcPr>
-            <w:tcBorders>
-              <w:bottom w:val="none" w:sz="0" w:space="0" w:color="000000"/>
-              <w:top w:val="none" w:sz="0" w:space="0" w:color="000000"/>
-              <w:left w:val="none" w:sz="0" w:space="0" w:color="000000"/>
-              <w:right w:val="none" w:sz="0" w:space="0" w:color="000000"/>
-            </w:tcBorders>
-            <w:shd w:val="clear" w:color="auto" w:fill="FFFFFF"/>
-            <w:tcMar>
-              <w:top w:w="0" w:type="dxa"/>
-              <w:bottom w:w="0" w:type="dxa"/>
-              <w:left w:w="0" w:type="dxa"/>
-              <w:right w:w="0" w:type="dxa"/>
-            </w:tcMar>
-            <w:vAlign w:val="top"/>
-          </w:tcPr>
-          <w:p>
-            <w:pPr>
-              <w:pStyle w:val="Normal"/>
-              <w:jc w:val="center"/>
-              <w:pBdr>
-                <w:bottom w:val="none" w:sz="0" w:space="0" w:color="000000"/>
-                <w:top w:val="none" w:sz="0" w:space="0" w:color="000000"/>
-                <w:left w:val="none" w:sz="0" w:space="0" w:color="000000"/>
-                <w:right w:val="none" w:sz="0" w:space="0" w:color="000000"/>
-              </w:pBdr>
-              <w:spacing w:after="100" w:before="100" w:line="240"/>
-              <w:ind w:left="100" w:right="100" w:firstLine="0" w:firstLineChars="0"/>
-              <w:rPr>
-                <w:rFonts w:ascii="Helvetica" w:hAnsi="Helvetica" w:eastAsia="Helvetica" w:cs="Helvetica"/>
-                <w:i w:val="false"/>
-                <w:b w:val="false"/>
-                <w:u w:val="none"/>
-                <w:sz w:val="22"/>
-                <w:szCs w:val="22"/>
-                <w:color w:val="000000"/>
-              </w:rPr>
-            </w:pPr>
-            <w:r>
-              <w:rPr>
-                <w:rFonts w:ascii="Helvetica" w:hAnsi="Helvetica" w:eastAsia="Helvetica" w:cs="Helvetica"/>
-                <w:i w:val="false"/>
-                <w:b w:val="false"/>
-                <w:u w:val="none"/>
-                <w:sz w:val="22"/>
-                <w:szCs w:val="22"/>
-                <w:color w:val="000000"/>
-              </w:rPr>
-              <w:t xml:space="preserve">0.660</w:t>
+              <w:t xml:space="preserve">2.14</w:t>
+            </w:r>
+          </w:p>
+        </w:tc>
+        <w:tc>
+          <w:tcPr>
+            <w:tcBorders>
+              <w:bottom w:val="none" w:sz="0" w:space="0" w:color="000000"/>
+              <w:top w:val="none" w:sz="0" w:space="0" w:color="000000"/>
+              <w:left w:val="none" w:sz="0" w:space="0" w:color="000000"/>
+              <w:right w:val="none" w:sz="0" w:space="0" w:color="000000"/>
+            </w:tcBorders>
+            <w:shd w:val="clear" w:color="auto" w:fill="FFFFFF"/>
+            <w:tcMar>
+              <w:top w:w="0" w:type="dxa"/>
+              <w:bottom w:w="0" w:type="dxa"/>
+              <w:left w:w="0" w:type="dxa"/>
+              <w:right w:w="0" w:type="dxa"/>
+            </w:tcMar>
+            <w:vAlign w:val="top"/>
+          </w:tcPr>
+          <w:p>
+            <w:pPr>
+              <w:pStyle w:val="Normal"/>
+              <w:jc w:val="center"/>
+              <w:pBdr>
+                <w:bottom w:val="none" w:sz="0" w:space="0" w:color="000000"/>
+                <w:top w:val="none" w:sz="0" w:space="0" w:color="000000"/>
+                <w:left w:val="none" w:sz="0" w:space="0" w:color="000000"/>
+                <w:right w:val="none" w:sz="0" w:space="0" w:color="000000"/>
+              </w:pBdr>
+              <w:spacing w:after="100" w:before="100" w:line="240"/>
+              <w:ind w:left="100" w:right="100" w:firstLine="0" w:firstLineChars="0"/>
+              <w:rPr>
+                <w:rFonts w:ascii="Helvetica" w:hAnsi="Helvetica" w:eastAsia="Helvetica" w:cs="Helvetica"/>
+                <w:i w:val="false"/>
+                <w:b w:val="false"/>
+                <w:u w:val="none"/>
+                <w:sz w:val="22"/>
+                <w:szCs w:val="22"/>
+                <w:color w:val="000000"/>
+              </w:rPr>
+            </w:pPr>
+            <w:r>
+              <w:rPr>
+                <w:rFonts w:ascii="Helvetica" w:hAnsi="Helvetica" w:eastAsia="Helvetica" w:cs="Helvetica"/>
+                <w:i w:val="false"/>
+                <w:b w:val="false"/>
+                <w:u w:val="none"/>
+                <w:sz w:val="22"/>
+                <w:szCs w:val="22"/>
+                <w:color w:val="000000"/>
+              </w:rPr>
+              <w:t xml:space="preserve">0.08, 59.6</w:t>
+            </w:r>
+          </w:p>
+        </w:tc>
+        <w:tc>
+          <w:tcPr>
+            <w:tcBorders>
+              <w:bottom w:val="none" w:sz="0" w:space="0" w:color="000000"/>
+              <w:top w:val="none" w:sz="0" w:space="0" w:color="000000"/>
+              <w:left w:val="none" w:sz="0" w:space="0" w:color="000000"/>
+              <w:right w:val="none" w:sz="0" w:space="0" w:color="000000"/>
+            </w:tcBorders>
+            <w:shd w:val="clear" w:color="auto" w:fill="FFFFFF"/>
+            <w:tcMar>
+              <w:top w:w="0" w:type="dxa"/>
+              <w:bottom w:w="0" w:type="dxa"/>
+              <w:left w:w="0" w:type="dxa"/>
+              <w:right w:w="0" w:type="dxa"/>
+            </w:tcMar>
+            <w:vAlign w:val="top"/>
+          </w:tcPr>
+          <w:p>
+            <w:pPr>
+              <w:pStyle w:val="Normal"/>
+              <w:jc w:val="center"/>
+              <w:pBdr>
+                <w:bottom w:val="none" w:sz="0" w:space="0" w:color="000000"/>
+                <w:top w:val="none" w:sz="0" w:space="0" w:color="000000"/>
+                <w:left w:val="none" w:sz="0" w:space="0" w:color="000000"/>
+                <w:right w:val="none" w:sz="0" w:space="0" w:color="000000"/>
+              </w:pBdr>
+              <w:spacing w:after="100" w:before="100" w:line="240"/>
+              <w:ind w:left="100" w:right="100" w:firstLine="0" w:firstLineChars="0"/>
+              <w:rPr>
+                <w:rFonts w:ascii="Helvetica" w:hAnsi="Helvetica" w:eastAsia="Helvetica" w:cs="Helvetica"/>
+                <w:i w:val="false"/>
+                <w:b w:val="false"/>
+                <w:u w:val="none"/>
+                <w:sz w:val="22"/>
+                <w:szCs w:val="22"/>
+                <w:color w:val="000000"/>
+              </w:rPr>
+            </w:pPr>
+            <w:r>
+              <w:rPr>
+                <w:rFonts w:ascii="Helvetica" w:hAnsi="Helvetica" w:eastAsia="Helvetica" w:cs="Helvetica"/>
+                <w:i w:val="false"/>
+                <w:b w:val="false"/>
+                <w:u w:val="none"/>
+                <w:sz w:val="22"/>
+                <w:szCs w:val="22"/>
+                <w:color w:val="000000"/>
+              </w:rPr>
+              <w:t xml:space="preserve">0.650</w:t>
             </w:r>
           </w:p>
         </w:tc>
@@ -12265,7 +12265,7 @@
                 <w:szCs w:val="22"/>
                 <w:color w:val="000000"/>
               </w:rPr>
-              <w:t xml:space="preserve">0.03, 4.24</w:t>
+              <w:t xml:space="preserve">0.03, 4.34</w:t>
             </w:r>
           </w:p>
         </w:tc>
@@ -12748,7 +12748,7 @@
                 <w:szCs w:val="22"/>
                 <w:color w:val="000000"/>
               </w:rPr>
-              <w:t xml:space="preserve">0.99, 1.11</w:t>
+              <w:t xml:space="preserve">0.99, 1.12</w:t>
             </w:r>
           </w:p>
         </w:tc>
@@ -13291,7 +13291,7 @@
       </w:tr>
       <w:tr>
         <w:trPr>
-          <w:trHeight w:val="598" w:hRule="auto"/>
+          <w:trHeight w:val="616" w:hRule="auto"/>
         </w:trPr>
         body27
         <w:tc>
@@ -13343,7 +13343,7 @@
                 <w:szCs w:val="22"/>
                 <w:color w:val="000000"/>
               </w:rPr>
-              <w:t xml:space="preserve">steroids</w:t>
+              <w:t xml:space="preserve">thyroid</w:t>
             </w:r>
           </w:p>
         </w:tc>
@@ -13449,113 +13449,113 @@
                 <w:szCs w:val="22"/>
                 <w:color w:val="000000"/>
               </w:rPr>
-              <w:t xml:space="preserve">22,289</w:t>
-            </w:r>
-          </w:p>
-        </w:tc>
-        <w:tc>
-          <w:tcPr>
-            <w:tcBorders>
-              <w:bottom w:val="none" w:sz="0" w:space="0" w:color="000000"/>
-              <w:top w:val="none" w:sz="0" w:space="0" w:color="000000"/>
-              <w:left w:val="none" w:sz="0" w:space="0" w:color="000000"/>
-              <w:right w:val="none" w:sz="0" w:space="0" w:color="000000"/>
-            </w:tcBorders>
-            <w:shd w:val="clear" w:color="auto" w:fill="FFFFFF"/>
-            <w:tcMar>
-              <w:top w:w="0" w:type="dxa"/>
-              <w:bottom w:w="0" w:type="dxa"/>
-              <w:left w:w="0" w:type="dxa"/>
-              <w:right w:w="0" w:type="dxa"/>
-            </w:tcMar>
-            <w:vAlign w:val="top"/>
-          </w:tcPr>
-          <w:p>
-            <w:pPr>
-              <w:pStyle w:val="Normal"/>
-              <w:jc w:val="center"/>
-              <w:pBdr>
-                <w:bottom w:val="none" w:sz="0" w:space="0" w:color="000000"/>
-                <w:top w:val="none" w:sz="0" w:space="0" w:color="000000"/>
-                <w:left w:val="none" w:sz="0" w:space="0" w:color="000000"/>
-                <w:right w:val="none" w:sz="0" w:space="0" w:color="000000"/>
-              </w:pBdr>
-              <w:spacing w:after="100" w:before="100" w:line="240"/>
-              <w:ind w:left="100" w:right="100" w:firstLine="0" w:firstLineChars="0"/>
-              <w:rPr>
-                <w:rFonts w:ascii="Helvetica" w:hAnsi="Helvetica" w:eastAsia="Helvetica" w:cs="Helvetica"/>
-                <w:i w:val="false"/>
-                <w:b w:val="false"/>
-                <w:u w:val="none"/>
-                <w:sz w:val="22"/>
-                <w:szCs w:val="22"/>
-                <w:color w:val="000000"/>
-              </w:rPr>
-            </w:pPr>
-            <w:r>
-              <w:rPr>
-                <w:rFonts w:ascii="Helvetica" w:hAnsi="Helvetica" w:eastAsia="Helvetica" w:cs="Helvetica"/>
-                <w:i w:val="false"/>
-                <w:b w:val="false"/>
-                <w:u w:val="none"/>
-                <w:sz w:val="22"/>
-                <w:szCs w:val="22"/>
-                <w:color w:val="000000"/>
-              </w:rPr>
-              <w:t xml:space="preserve">3,768, 131,863</w:t>
-            </w:r>
-          </w:p>
-        </w:tc>
-        <w:tc>
-          <w:tcPr>
-            <w:tcBorders>
-              <w:bottom w:val="none" w:sz="0" w:space="0" w:color="000000"/>
-              <w:top w:val="none" w:sz="0" w:space="0" w:color="000000"/>
-              <w:left w:val="none" w:sz="0" w:space="0" w:color="000000"/>
-              <w:right w:val="none" w:sz="0" w:space="0" w:color="000000"/>
-            </w:tcBorders>
-            <w:shd w:val="clear" w:color="auto" w:fill="FFFFFF"/>
-            <w:tcMar>
-              <w:top w:w="0" w:type="dxa"/>
-              <w:bottom w:w="0" w:type="dxa"/>
-              <w:left w:w="0" w:type="dxa"/>
-              <w:right w:w="0" w:type="dxa"/>
-            </w:tcMar>
-            <w:vAlign w:val="top"/>
-          </w:tcPr>
-          <w:p>
-            <w:pPr>
-              <w:pStyle w:val="Normal"/>
-              <w:jc w:val="center"/>
-              <w:pBdr>
-                <w:bottom w:val="none" w:sz="0" w:space="0" w:color="000000"/>
-                <w:top w:val="none" w:sz="0" w:space="0" w:color="000000"/>
-                <w:left w:val="none" w:sz="0" w:space="0" w:color="000000"/>
-                <w:right w:val="none" w:sz="0" w:space="0" w:color="000000"/>
-              </w:pBdr>
-              <w:spacing w:after="100" w:before="100" w:line="240"/>
-              <w:ind w:left="100" w:right="100" w:firstLine="0" w:firstLineChars="0"/>
-              <w:rPr>
-                <w:rFonts w:ascii="Helvetica" w:hAnsi="Helvetica" w:eastAsia="Helvetica" w:cs="Helvetica"/>
-                <w:i w:val="false"/>
-                <w:b w:val="false"/>
-                <w:u w:val="none"/>
-                <w:sz w:val="22"/>
-                <w:szCs w:val="22"/>
-                <w:color w:val="000000"/>
-              </w:rPr>
-            </w:pPr>
-            <w:r>
-              <w:rPr>
-                <w:rFonts w:ascii="Helvetica" w:hAnsi="Helvetica" w:eastAsia="Helvetica" w:cs="Helvetica"/>
-                <w:i w:val="false"/>
-                <w:b w:val="false"/>
-                <w:u w:val="none"/>
-                <w:sz w:val="22"/>
-                <w:szCs w:val="22"/>
-                <w:color w:val="000000"/>
-              </w:rPr>
-              <w:t xml:space="preserve">&lt;0.001</w:t>
+              <w:t xml:space="preserve">0.51</w:t>
+            </w:r>
+          </w:p>
+        </w:tc>
+        <w:tc>
+          <w:tcPr>
+            <w:tcBorders>
+              <w:bottom w:val="none" w:sz="0" w:space="0" w:color="000000"/>
+              <w:top w:val="none" w:sz="0" w:space="0" w:color="000000"/>
+              <w:left w:val="none" w:sz="0" w:space="0" w:color="000000"/>
+              <w:right w:val="none" w:sz="0" w:space="0" w:color="000000"/>
+            </w:tcBorders>
+            <w:shd w:val="clear" w:color="auto" w:fill="FFFFFF"/>
+            <w:tcMar>
+              <w:top w:w="0" w:type="dxa"/>
+              <w:bottom w:w="0" w:type="dxa"/>
+              <w:left w:w="0" w:type="dxa"/>
+              <w:right w:w="0" w:type="dxa"/>
+            </w:tcMar>
+            <w:vAlign w:val="top"/>
+          </w:tcPr>
+          <w:p>
+            <w:pPr>
+              <w:pStyle w:val="Normal"/>
+              <w:jc w:val="center"/>
+              <w:pBdr>
+                <w:bottom w:val="none" w:sz="0" w:space="0" w:color="000000"/>
+                <w:top w:val="none" w:sz="0" w:space="0" w:color="000000"/>
+                <w:left w:val="none" w:sz="0" w:space="0" w:color="000000"/>
+                <w:right w:val="none" w:sz="0" w:space="0" w:color="000000"/>
+              </w:pBdr>
+              <w:spacing w:after="100" w:before="100" w:line="240"/>
+              <w:ind w:left="100" w:right="100" w:firstLine="0" w:firstLineChars="0"/>
+              <w:rPr>
+                <w:rFonts w:ascii="Helvetica" w:hAnsi="Helvetica" w:eastAsia="Helvetica" w:cs="Helvetica"/>
+                <w:i w:val="false"/>
+                <w:b w:val="false"/>
+                <w:u w:val="none"/>
+                <w:sz w:val="22"/>
+                <w:szCs w:val="22"/>
+                <w:color w:val="000000"/>
+              </w:rPr>
+            </w:pPr>
+            <w:r>
+              <w:rPr>
+                <w:rFonts w:ascii="Helvetica" w:hAnsi="Helvetica" w:eastAsia="Helvetica" w:cs="Helvetica"/>
+                <w:i w:val="false"/>
+                <w:b w:val="false"/>
+                <w:u w:val="none"/>
+                <w:sz w:val="22"/>
+                <w:szCs w:val="22"/>
+                <w:color w:val="000000"/>
+              </w:rPr>
+              <w:t xml:space="preserve">0.15, 1.72</w:t>
+            </w:r>
+          </w:p>
+        </w:tc>
+        <w:tc>
+          <w:tcPr>
+            <w:tcBorders>
+              <w:bottom w:val="none" w:sz="0" w:space="0" w:color="000000"/>
+              <w:top w:val="none" w:sz="0" w:space="0" w:color="000000"/>
+              <w:left w:val="none" w:sz="0" w:space="0" w:color="000000"/>
+              <w:right w:val="none" w:sz="0" w:space="0" w:color="000000"/>
+            </w:tcBorders>
+            <w:shd w:val="clear" w:color="auto" w:fill="FFFFFF"/>
+            <w:tcMar>
+              <w:top w:w="0" w:type="dxa"/>
+              <w:bottom w:w="0" w:type="dxa"/>
+              <w:left w:w="0" w:type="dxa"/>
+              <w:right w:w="0" w:type="dxa"/>
+            </w:tcMar>
+            <w:vAlign w:val="top"/>
+          </w:tcPr>
+          <w:p>
+            <w:pPr>
+              <w:pStyle w:val="Normal"/>
+              <w:jc w:val="center"/>
+              <w:pBdr>
+                <w:bottom w:val="none" w:sz="0" w:space="0" w:color="000000"/>
+                <w:top w:val="none" w:sz="0" w:space="0" w:color="000000"/>
+                <w:left w:val="none" w:sz="0" w:space="0" w:color="000000"/>
+                <w:right w:val="none" w:sz="0" w:space="0" w:color="000000"/>
+              </w:pBdr>
+              <w:spacing w:after="100" w:before="100" w:line="240"/>
+              <w:ind w:left="100" w:right="100" w:firstLine="0" w:firstLineChars="0"/>
+              <w:rPr>
+                <w:rFonts w:ascii="Helvetica" w:hAnsi="Helvetica" w:eastAsia="Helvetica" w:cs="Helvetica"/>
+                <w:i w:val="false"/>
+                <w:b w:val="false"/>
+                <w:u w:val="none"/>
+                <w:sz w:val="22"/>
+                <w:szCs w:val="22"/>
+                <w:color w:val="000000"/>
+              </w:rPr>
+            </w:pPr>
+            <w:r>
+              <w:rPr>
+                <w:rFonts w:ascii="Helvetica" w:hAnsi="Helvetica" w:eastAsia="Helvetica" w:cs="Helvetica"/>
+                <w:i w:val="false"/>
+                <w:b w:val="false"/>
+                <w:u w:val="none"/>
+                <w:sz w:val="22"/>
+                <w:szCs w:val="22"/>
+                <w:color w:val="000000"/>
+              </w:rPr>
+              <w:t xml:space="preserve">0.280</w:t>
             </w:r>
           </w:p>
         </w:tc>
@@ -13661,596 +13661,113 @@
                 <w:szCs w:val="22"/>
                 <w:color w:val="000000"/>
               </w:rPr>
-              <w:t xml:space="preserve">121,373</w:t>
-            </w:r>
-          </w:p>
-        </w:tc>
-        <w:tc>
-          <w:tcPr>
-            <w:tcBorders>
-              <w:bottom w:val="none" w:sz="0" w:space="0" w:color="000000"/>
-              <w:top w:val="none" w:sz="0" w:space="0" w:color="000000"/>
-              <w:left w:val="none" w:sz="0" w:space="0" w:color="000000"/>
-              <w:right w:val="none" w:sz="0" w:space="0" w:color="000000"/>
-            </w:tcBorders>
-            <w:shd w:val="clear" w:color="auto" w:fill="FFFFFF"/>
-            <w:tcMar>
-              <w:top w:w="0" w:type="dxa"/>
-              <w:bottom w:w="0" w:type="dxa"/>
-              <w:left w:w="0" w:type="dxa"/>
-              <w:right w:w="0" w:type="dxa"/>
-            </w:tcMar>
-            <w:vAlign w:val="top"/>
-          </w:tcPr>
-          <w:p>
-            <w:pPr>
-              <w:pStyle w:val="Normal"/>
-              <w:jc w:val="center"/>
-              <w:pBdr>
-                <w:bottom w:val="none" w:sz="0" w:space="0" w:color="000000"/>
-                <w:top w:val="none" w:sz="0" w:space="0" w:color="000000"/>
-                <w:left w:val="none" w:sz="0" w:space="0" w:color="000000"/>
-                <w:right w:val="none" w:sz="0" w:space="0" w:color="000000"/>
-              </w:pBdr>
-              <w:spacing w:after="100" w:before="100" w:line="240"/>
-              <w:ind w:left="100" w:right="100" w:firstLine="0" w:firstLineChars="0"/>
-              <w:rPr>
-                <w:rFonts w:ascii="Helvetica" w:hAnsi="Helvetica" w:eastAsia="Helvetica" w:cs="Helvetica"/>
-                <w:i w:val="false"/>
-                <w:b w:val="false"/>
-                <w:u w:val="none"/>
-                <w:sz w:val="22"/>
-                <w:szCs w:val="22"/>
-                <w:color w:val="000000"/>
-              </w:rPr>
-            </w:pPr>
-            <w:r>
-              <w:rPr>
-                <w:rFonts w:ascii="Helvetica" w:hAnsi="Helvetica" w:eastAsia="Helvetica" w:cs="Helvetica"/>
-                <w:i w:val="false"/>
-                <w:b w:val="false"/>
-                <w:u w:val="none"/>
-                <w:sz w:val="22"/>
-                <w:szCs w:val="22"/>
-                <w:color w:val="000000"/>
-              </w:rPr>
-              <w:t xml:space="preserve">5,935, 2,482,343</w:t>
-            </w:r>
-          </w:p>
-        </w:tc>
-        <w:tc>
-          <w:tcPr>
-            <w:tcBorders>
-              <w:bottom w:val="none" w:sz="0" w:space="0" w:color="000000"/>
-              <w:top w:val="none" w:sz="0" w:space="0" w:color="000000"/>
-              <w:left w:val="none" w:sz="0" w:space="0" w:color="000000"/>
-              <w:right w:val="none" w:sz="0" w:space="0" w:color="000000"/>
-            </w:tcBorders>
-            <w:shd w:val="clear" w:color="auto" w:fill="FFFFFF"/>
-            <w:tcMar>
-              <w:top w:w="0" w:type="dxa"/>
-              <w:bottom w:w="0" w:type="dxa"/>
-              <w:left w:w="0" w:type="dxa"/>
-              <w:right w:w="0" w:type="dxa"/>
-            </w:tcMar>
-            <w:vAlign w:val="top"/>
-          </w:tcPr>
-          <w:p>
-            <w:pPr>
-              <w:pStyle w:val="Normal"/>
-              <w:jc w:val="center"/>
-              <w:pBdr>
-                <w:bottom w:val="none" w:sz="0" w:space="0" w:color="000000"/>
-                <w:top w:val="none" w:sz="0" w:space="0" w:color="000000"/>
-                <w:left w:val="none" w:sz="0" w:space="0" w:color="000000"/>
-                <w:right w:val="none" w:sz="0" w:space="0" w:color="000000"/>
-              </w:pBdr>
-              <w:spacing w:after="100" w:before="100" w:line="240"/>
-              <w:ind w:left="100" w:right="100" w:firstLine="0" w:firstLineChars="0"/>
-              <w:rPr>
-                <w:rFonts w:ascii="Helvetica" w:hAnsi="Helvetica" w:eastAsia="Helvetica" w:cs="Helvetica"/>
-                <w:i w:val="false"/>
-                <w:b w:val="false"/>
-                <w:u w:val="none"/>
-                <w:sz w:val="22"/>
-                <w:szCs w:val="22"/>
-                <w:color w:val="000000"/>
-              </w:rPr>
-            </w:pPr>
-            <w:r>
-              <w:rPr>
-                <w:rFonts w:ascii="Helvetica" w:hAnsi="Helvetica" w:eastAsia="Helvetica" w:cs="Helvetica"/>
-                <w:i w:val="false"/>
-                <w:b w:val="false"/>
-                <w:u w:val="none"/>
-                <w:sz w:val="22"/>
-                <w:szCs w:val="22"/>
-                <w:color w:val="000000"/>
-              </w:rPr>
-              <w:t xml:space="preserve">&lt;0.001</w:t>
-            </w:r>
-          </w:p>
-        </w:tc>
-      </w:tr>
-      <w:tr>
-        <w:trPr>
-          <w:trHeight w:val="616" w:hRule="auto"/>
-        </w:trPr>
-        body28
-        <w:tc>
-          <w:tcPr>
-            <w:tcBorders>
-              <w:bottom w:val="none" w:sz="0" w:space="0" w:color="000000"/>
-              <w:top w:val="none" w:sz="0" w:space="0" w:color="000000"/>
-              <w:left w:val="none" w:sz="0" w:space="0" w:color="000000"/>
-              <w:right w:val="none" w:sz="0" w:space="0" w:color="000000"/>
-            </w:tcBorders>
-            <w:shd w:val="clear" w:color="auto" w:fill="FFFFFF"/>
-            <w:tcMar>
-              <w:top w:w="0" w:type="dxa"/>
-              <w:bottom w:w="0" w:type="dxa"/>
-              <w:left w:w="0" w:type="dxa"/>
-              <w:right w:w="0" w:type="dxa"/>
-            </w:tcMar>
-            <w:vAlign w:val="top"/>
-          </w:tcPr>
-          <w:p>
-            <w:pPr>
-              <w:pStyle w:val="Normal"/>
-              <w:jc w:val="left"/>
-              <w:pBdr>
-                <w:bottom w:val="none" w:sz="0" w:space="0" w:color="000000"/>
-                <w:top w:val="none" w:sz="0" w:space="0" w:color="000000"/>
-                <w:left w:val="none" w:sz="0" w:space="0" w:color="000000"/>
-                <w:right w:val="none" w:sz="0" w:space="0" w:color="000000"/>
-              </w:pBdr>
-              <w:spacing w:after="100" w:before="100" w:line="240"/>
-              <w:ind w:left="100" w:right="100" w:firstLine="0" w:firstLineChars="0"/>
-              <w:rPr>
-                <w:rFonts w:ascii="Helvetica" w:hAnsi="Helvetica" w:eastAsia="Helvetica" w:cs="Helvetica"/>
-                <w:i w:val="false"/>
-                <w:b w:val="false"/>
-                <w:u w:val="none"/>
-                <w:sz w:val="22"/>
-                <w:szCs w:val="22"/>
-                <w:color w:val="000000"/>
-              </w:rPr>
-            </w:pPr>
-            <w:r>
-              <w:rPr>
-                <w:rFonts w:ascii="Helvetica" w:hAnsi="Helvetica" w:eastAsia="Helvetica" w:cs="Helvetica"/>
-                <w:i w:val="false"/>
-                <w:b w:val="false"/>
-                <w:u w:val="none"/>
-                <w:sz w:val="22"/>
-                <w:szCs w:val="22"/>
-                <w:color w:val="000000"/>
-              </w:rPr>
-              <w:t xml:space="preserve">thyroid</w:t>
-            </w:r>
-          </w:p>
-        </w:tc>
-        <w:tc>
-          <w:tcPr>
-            <w:tcBorders>
-              <w:bottom w:val="none" w:sz="0" w:space="0" w:color="000000"/>
-              <w:top w:val="none" w:sz="0" w:space="0" w:color="000000"/>
-              <w:left w:val="none" w:sz="0" w:space="0" w:color="000000"/>
-              <w:right w:val="none" w:sz="0" w:space="0" w:color="000000"/>
-            </w:tcBorders>
-            <w:shd w:val="clear" w:color="auto" w:fill="FFFFFF"/>
-            <w:tcMar>
-              <w:top w:w="0" w:type="dxa"/>
-              <w:bottom w:w="0" w:type="dxa"/>
-              <w:left w:w="0" w:type="dxa"/>
-              <w:right w:w="0" w:type="dxa"/>
-            </w:tcMar>
-            <w:vAlign w:val="top"/>
-          </w:tcPr>
-          <w:p>
-            <w:pPr>
-              <w:pStyle w:val="Normal"/>
-              <w:jc w:val="center"/>
-              <w:pBdr>
-                <w:bottom w:val="none" w:sz="0" w:space="0" w:color="000000"/>
-                <w:top w:val="none" w:sz="0" w:space="0" w:color="000000"/>
-                <w:left w:val="none" w:sz="0" w:space="0" w:color="000000"/>
-                <w:right w:val="none" w:sz="0" w:space="0" w:color="000000"/>
-              </w:pBdr>
-              <w:spacing w:after="100" w:before="100" w:line="240"/>
-              <w:ind w:left="100" w:right="100" w:firstLine="0" w:firstLineChars="0"/>
-              <w:rPr>
-                <w:rFonts w:ascii="Helvetica" w:hAnsi="Helvetica" w:eastAsia="Helvetica" w:cs="Helvetica"/>
-                <w:i w:val="false"/>
-                <w:b w:val="false"/>
-                <w:u w:val="none"/>
-                <w:sz w:val="22"/>
-                <w:szCs w:val="22"/>
-                <w:color w:val="000000"/>
-              </w:rPr>
-            </w:pPr>
-            <w:r>
-              <w:rPr>
-                <w:rFonts w:ascii="Helvetica" w:hAnsi="Helvetica" w:eastAsia="Helvetica" w:cs="Helvetica"/>
-                <w:i w:val="false"/>
-                <w:b w:val="false"/>
-                <w:u w:val="none"/>
-                <w:sz w:val="22"/>
-                <w:szCs w:val="22"/>
-                <w:color w:val="000000"/>
-              </w:rPr>
-              <w:t xml:space="preserve">189</w:t>
-            </w:r>
-          </w:p>
-        </w:tc>
-        <w:tc>
-          <w:tcPr>
-            <w:tcBorders>
-              <w:bottom w:val="none" w:sz="0" w:space="0" w:color="000000"/>
-              <w:top w:val="none" w:sz="0" w:space="0" w:color="000000"/>
-              <w:left w:val="none" w:sz="0" w:space="0" w:color="000000"/>
-              <w:right w:val="none" w:sz="0" w:space="0" w:color="000000"/>
-            </w:tcBorders>
-            <w:shd w:val="clear" w:color="auto" w:fill="FFFFFF"/>
-            <w:tcMar>
-              <w:top w:w="0" w:type="dxa"/>
-              <w:bottom w:w="0" w:type="dxa"/>
-              <w:left w:w="0" w:type="dxa"/>
-              <w:right w:w="0" w:type="dxa"/>
-            </w:tcMar>
-            <w:vAlign w:val="top"/>
-          </w:tcPr>
-          <w:p>
-            <w:pPr>
-              <w:pStyle w:val="Normal"/>
-              <w:jc w:val="center"/>
-              <w:pBdr>
-                <w:bottom w:val="none" w:sz="0" w:space="0" w:color="000000"/>
-                <w:top w:val="none" w:sz="0" w:space="0" w:color="000000"/>
-                <w:left w:val="none" w:sz="0" w:space="0" w:color="000000"/>
-                <w:right w:val="none" w:sz="0" w:space="0" w:color="000000"/>
-              </w:pBdr>
-              <w:spacing w:after="100" w:before="100" w:line="240"/>
-              <w:ind w:left="100" w:right="100" w:firstLine="0" w:firstLineChars="0"/>
-              <w:rPr>
-                <w:rFonts w:ascii="Helvetica" w:hAnsi="Helvetica" w:eastAsia="Helvetica" w:cs="Helvetica"/>
-                <w:i w:val="false"/>
-                <w:b w:val="false"/>
-                <w:u w:val="none"/>
-                <w:sz w:val="22"/>
-                <w:szCs w:val="22"/>
-                <w:color w:val="000000"/>
-              </w:rPr>
-            </w:pPr>
-            <w:r>
-              <w:rPr>
-                <w:rFonts w:ascii="Helvetica" w:hAnsi="Helvetica" w:eastAsia="Helvetica" w:cs="Helvetica"/>
-                <w:i w:val="false"/>
-                <w:b w:val="false"/>
-                <w:u w:val="none"/>
-                <w:sz w:val="22"/>
-                <w:szCs w:val="22"/>
-                <w:color w:val="000000"/>
-              </w:rPr>
-              <w:t xml:space="preserve">0.51</w:t>
-            </w:r>
-          </w:p>
-        </w:tc>
-        <w:tc>
-          <w:tcPr>
-            <w:tcBorders>
-              <w:bottom w:val="none" w:sz="0" w:space="0" w:color="000000"/>
-              <w:top w:val="none" w:sz="0" w:space="0" w:color="000000"/>
-              <w:left w:val="none" w:sz="0" w:space="0" w:color="000000"/>
-              <w:right w:val="none" w:sz="0" w:space="0" w:color="000000"/>
-            </w:tcBorders>
-            <w:shd w:val="clear" w:color="auto" w:fill="FFFFFF"/>
-            <w:tcMar>
-              <w:top w:w="0" w:type="dxa"/>
-              <w:bottom w:w="0" w:type="dxa"/>
-              <w:left w:w="0" w:type="dxa"/>
-              <w:right w:w="0" w:type="dxa"/>
-            </w:tcMar>
-            <w:vAlign w:val="top"/>
-          </w:tcPr>
-          <w:p>
-            <w:pPr>
-              <w:pStyle w:val="Normal"/>
-              <w:jc w:val="center"/>
-              <w:pBdr>
-                <w:bottom w:val="none" w:sz="0" w:space="0" w:color="000000"/>
-                <w:top w:val="none" w:sz="0" w:space="0" w:color="000000"/>
-                <w:left w:val="none" w:sz="0" w:space="0" w:color="000000"/>
-                <w:right w:val="none" w:sz="0" w:space="0" w:color="000000"/>
-              </w:pBdr>
-              <w:spacing w:after="100" w:before="100" w:line="240"/>
-              <w:ind w:left="100" w:right="100" w:firstLine="0" w:firstLineChars="0"/>
-              <w:rPr>
-                <w:rFonts w:ascii="Helvetica" w:hAnsi="Helvetica" w:eastAsia="Helvetica" w:cs="Helvetica"/>
-                <w:i w:val="false"/>
-                <w:b w:val="false"/>
-                <w:u w:val="none"/>
-                <w:sz w:val="22"/>
-                <w:szCs w:val="22"/>
-                <w:color w:val="000000"/>
-              </w:rPr>
-            </w:pPr>
-            <w:r>
-              <w:rPr>
-                <w:rFonts w:ascii="Helvetica" w:hAnsi="Helvetica" w:eastAsia="Helvetica" w:cs="Helvetica"/>
-                <w:i w:val="false"/>
-                <w:b w:val="false"/>
-                <w:u w:val="none"/>
-                <w:sz w:val="22"/>
-                <w:szCs w:val="22"/>
-                <w:color w:val="000000"/>
-              </w:rPr>
-              <w:t xml:space="preserve">0.15, 1.72</w:t>
-            </w:r>
-          </w:p>
-        </w:tc>
-        <w:tc>
-          <w:tcPr>
-            <w:tcBorders>
-              <w:bottom w:val="none" w:sz="0" w:space="0" w:color="000000"/>
-              <w:top w:val="none" w:sz="0" w:space="0" w:color="000000"/>
-              <w:left w:val="none" w:sz="0" w:space="0" w:color="000000"/>
-              <w:right w:val="none" w:sz="0" w:space="0" w:color="000000"/>
-            </w:tcBorders>
-            <w:shd w:val="clear" w:color="auto" w:fill="FFFFFF"/>
-            <w:tcMar>
-              <w:top w:w="0" w:type="dxa"/>
-              <w:bottom w:w="0" w:type="dxa"/>
-              <w:left w:w="0" w:type="dxa"/>
-              <w:right w:w="0" w:type="dxa"/>
-            </w:tcMar>
-            <w:vAlign w:val="top"/>
-          </w:tcPr>
-          <w:p>
-            <w:pPr>
-              <w:pStyle w:val="Normal"/>
-              <w:jc w:val="center"/>
-              <w:pBdr>
-                <w:bottom w:val="none" w:sz="0" w:space="0" w:color="000000"/>
-                <w:top w:val="none" w:sz="0" w:space="0" w:color="000000"/>
-                <w:left w:val="none" w:sz="0" w:space="0" w:color="000000"/>
-                <w:right w:val="none" w:sz="0" w:space="0" w:color="000000"/>
-              </w:pBdr>
-              <w:spacing w:after="100" w:before="100" w:line="240"/>
-              <w:ind w:left="100" w:right="100" w:firstLine="0" w:firstLineChars="0"/>
-              <w:rPr>
-                <w:rFonts w:ascii="Helvetica" w:hAnsi="Helvetica" w:eastAsia="Helvetica" w:cs="Helvetica"/>
-                <w:i w:val="false"/>
-                <w:b w:val="false"/>
-                <w:u w:val="none"/>
-                <w:sz w:val="22"/>
-                <w:szCs w:val="22"/>
-                <w:color w:val="000000"/>
-              </w:rPr>
-            </w:pPr>
-            <w:r>
-              <w:rPr>
-                <w:rFonts w:ascii="Helvetica" w:hAnsi="Helvetica" w:eastAsia="Helvetica" w:cs="Helvetica"/>
-                <w:i w:val="false"/>
-                <w:b w:val="false"/>
-                <w:u w:val="none"/>
-                <w:sz w:val="22"/>
-                <w:szCs w:val="22"/>
-                <w:color w:val="000000"/>
-              </w:rPr>
-              <w:t xml:space="preserve">0.280</w:t>
-            </w:r>
-          </w:p>
-        </w:tc>
-        <w:tc>
-          <w:tcPr>
-            <w:tcBorders>
-              <w:bottom w:val="none" w:sz="0" w:space="0" w:color="000000"/>
-              <w:top w:val="none" w:sz="0" w:space="0" w:color="000000"/>
-              <w:left w:val="none" w:sz="0" w:space="0" w:color="000000"/>
-              <w:right w:val="none" w:sz="0" w:space="0" w:color="000000"/>
-            </w:tcBorders>
-            <w:shd w:val="clear" w:color="auto" w:fill="FFFFFF"/>
-            <w:tcMar>
-              <w:top w:w="0" w:type="dxa"/>
-              <w:bottom w:w="0" w:type="dxa"/>
-              <w:left w:w="0" w:type="dxa"/>
-              <w:right w:w="0" w:type="dxa"/>
-            </w:tcMar>
-            <w:vAlign w:val="top"/>
-          </w:tcPr>
-          <w:p>
-            <w:pPr>
-              <w:pStyle w:val="Normal"/>
-              <w:jc w:val="center"/>
-              <w:pBdr>
-                <w:bottom w:val="none" w:sz="0" w:space="0" w:color="000000"/>
-                <w:top w:val="none" w:sz="0" w:space="0" w:color="000000"/>
-                <w:left w:val="none" w:sz="0" w:space="0" w:color="000000"/>
-                <w:right w:val="none" w:sz="0" w:space="0" w:color="000000"/>
-              </w:pBdr>
-              <w:spacing w:after="100" w:before="100" w:line="240"/>
-              <w:ind w:left="100" w:right="100" w:firstLine="0" w:firstLineChars="0"/>
-              <w:rPr>
-                <w:rFonts w:ascii="Helvetica" w:hAnsi="Helvetica" w:eastAsia="Helvetica" w:cs="Helvetica"/>
-                <w:i w:val="false"/>
-                <w:b w:val="false"/>
-                <w:u w:val="none"/>
-                <w:sz w:val="22"/>
-                <w:szCs w:val="22"/>
-                <w:color w:val="000000"/>
-              </w:rPr>
-            </w:pPr>
-            <w:r>
-              <w:rPr>
-                <w:rFonts w:ascii="Helvetica" w:hAnsi="Helvetica" w:eastAsia="Helvetica" w:cs="Helvetica"/>
-                <w:i w:val="false"/>
-                <w:b w:val="false"/>
-                <w:u w:val="none"/>
-                <w:sz w:val="22"/>
-                <w:szCs w:val="22"/>
-                <w:color w:val="000000"/>
-              </w:rPr>
-              <w:t xml:space="preserve">189</w:t>
-            </w:r>
-          </w:p>
-        </w:tc>
-        <w:tc>
-          <w:tcPr>
-            <w:tcBorders>
-              <w:bottom w:val="none" w:sz="0" w:space="0" w:color="000000"/>
-              <w:top w:val="none" w:sz="0" w:space="0" w:color="000000"/>
-              <w:left w:val="none" w:sz="0" w:space="0" w:color="000000"/>
-              <w:right w:val="none" w:sz="0" w:space="0" w:color="000000"/>
-            </w:tcBorders>
-            <w:shd w:val="clear" w:color="auto" w:fill="FFFFFF"/>
-            <w:tcMar>
-              <w:top w:w="0" w:type="dxa"/>
-              <w:bottom w:w="0" w:type="dxa"/>
-              <w:left w:w="0" w:type="dxa"/>
-              <w:right w:w="0" w:type="dxa"/>
-            </w:tcMar>
-            <w:vAlign w:val="top"/>
-          </w:tcPr>
-          <w:p>
-            <w:pPr>
-              <w:pStyle w:val="Normal"/>
-              <w:jc w:val="center"/>
-              <w:pBdr>
-                <w:bottom w:val="none" w:sz="0" w:space="0" w:color="000000"/>
-                <w:top w:val="none" w:sz="0" w:space="0" w:color="000000"/>
-                <w:left w:val="none" w:sz="0" w:space="0" w:color="000000"/>
-                <w:right w:val="none" w:sz="0" w:space="0" w:color="000000"/>
-              </w:pBdr>
-              <w:spacing w:after="100" w:before="100" w:line="240"/>
-              <w:ind w:left="100" w:right="100" w:firstLine="0" w:firstLineChars="0"/>
-              <w:rPr>
-                <w:rFonts w:ascii="Helvetica" w:hAnsi="Helvetica" w:eastAsia="Helvetica" w:cs="Helvetica"/>
-                <w:i w:val="false"/>
-                <w:b w:val="false"/>
-                <w:u w:val="none"/>
-                <w:sz w:val="22"/>
-                <w:szCs w:val="22"/>
-                <w:color w:val="000000"/>
-              </w:rPr>
-            </w:pPr>
-            <w:r>
-              <w:rPr>
-                <w:rFonts w:ascii="Helvetica" w:hAnsi="Helvetica" w:eastAsia="Helvetica" w:cs="Helvetica"/>
-                <w:i w:val="false"/>
-                <w:b w:val="false"/>
-                <w:u w:val="none"/>
-                <w:sz w:val="22"/>
-                <w:szCs w:val="22"/>
-                <w:color w:val="000000"/>
-              </w:rPr>
-              <w:t xml:space="preserve">0.46</w:t>
-            </w:r>
-          </w:p>
-        </w:tc>
-        <w:tc>
-          <w:tcPr>
-            <w:tcBorders>
-              <w:bottom w:val="none" w:sz="0" w:space="0" w:color="000000"/>
-              <w:top w:val="none" w:sz="0" w:space="0" w:color="000000"/>
-              <w:left w:val="none" w:sz="0" w:space="0" w:color="000000"/>
-              <w:right w:val="none" w:sz="0" w:space="0" w:color="000000"/>
-            </w:tcBorders>
-            <w:shd w:val="clear" w:color="auto" w:fill="FFFFFF"/>
-            <w:tcMar>
-              <w:top w:w="0" w:type="dxa"/>
-              <w:bottom w:w="0" w:type="dxa"/>
-              <w:left w:w="0" w:type="dxa"/>
-              <w:right w:w="0" w:type="dxa"/>
-            </w:tcMar>
-            <w:vAlign w:val="top"/>
-          </w:tcPr>
-          <w:p>
-            <w:pPr>
-              <w:pStyle w:val="Normal"/>
-              <w:jc w:val="center"/>
-              <w:pBdr>
-                <w:bottom w:val="none" w:sz="0" w:space="0" w:color="000000"/>
-                <w:top w:val="none" w:sz="0" w:space="0" w:color="000000"/>
-                <w:left w:val="none" w:sz="0" w:space="0" w:color="000000"/>
-                <w:right w:val="none" w:sz="0" w:space="0" w:color="000000"/>
-              </w:pBdr>
-              <w:spacing w:after="100" w:before="100" w:line="240"/>
-              <w:ind w:left="100" w:right="100" w:firstLine="0" w:firstLineChars="0"/>
-              <w:rPr>
-                <w:rFonts w:ascii="Helvetica" w:hAnsi="Helvetica" w:eastAsia="Helvetica" w:cs="Helvetica"/>
-                <w:i w:val="false"/>
-                <w:b w:val="false"/>
-                <w:u w:val="none"/>
-                <w:sz w:val="22"/>
-                <w:szCs w:val="22"/>
-                <w:color w:val="000000"/>
-              </w:rPr>
-            </w:pPr>
-            <w:r>
-              <w:rPr>
-                <w:rFonts w:ascii="Helvetica" w:hAnsi="Helvetica" w:eastAsia="Helvetica" w:cs="Helvetica"/>
-                <w:i w:val="false"/>
-                <w:b w:val="false"/>
-                <w:u w:val="none"/>
-                <w:sz w:val="22"/>
-                <w:szCs w:val="22"/>
-                <w:color w:val="000000"/>
-              </w:rPr>
-              <w:t xml:space="preserve">0.13, 1.56</w:t>
-            </w:r>
-          </w:p>
-        </w:tc>
-        <w:tc>
-          <w:tcPr>
-            <w:tcBorders>
-              <w:bottom w:val="none" w:sz="0" w:space="0" w:color="000000"/>
-              <w:top w:val="none" w:sz="0" w:space="0" w:color="000000"/>
-              <w:left w:val="none" w:sz="0" w:space="0" w:color="000000"/>
-              <w:right w:val="none" w:sz="0" w:space="0" w:color="000000"/>
-            </w:tcBorders>
-            <w:shd w:val="clear" w:color="auto" w:fill="FFFFFF"/>
-            <w:tcMar>
-              <w:top w:w="0" w:type="dxa"/>
-              <w:bottom w:w="0" w:type="dxa"/>
-              <w:left w:w="0" w:type="dxa"/>
-              <w:right w:w="0" w:type="dxa"/>
-            </w:tcMar>
-            <w:vAlign w:val="top"/>
-          </w:tcPr>
-          <w:p>
-            <w:pPr>
-              <w:pStyle w:val="Normal"/>
-              <w:jc w:val="center"/>
-              <w:pBdr>
-                <w:bottom w:val="none" w:sz="0" w:space="0" w:color="000000"/>
-                <w:top w:val="none" w:sz="0" w:space="0" w:color="000000"/>
-                <w:left w:val="none" w:sz="0" w:space="0" w:color="000000"/>
-                <w:right w:val="none" w:sz="0" w:space="0" w:color="000000"/>
-              </w:pBdr>
-              <w:spacing w:after="100" w:before="100" w:line="240"/>
-              <w:ind w:left="100" w:right="100" w:firstLine="0" w:firstLineChars="0"/>
-              <w:rPr>
-                <w:rFonts w:ascii="Helvetica" w:hAnsi="Helvetica" w:eastAsia="Helvetica" w:cs="Helvetica"/>
-                <w:i w:val="false"/>
-                <w:b w:val="false"/>
-                <w:u w:val="none"/>
-                <w:sz w:val="22"/>
-                <w:szCs w:val="22"/>
-                <w:color w:val="000000"/>
-              </w:rPr>
-            </w:pPr>
-            <w:r>
-              <w:rPr>
-                <w:rFonts w:ascii="Helvetica" w:hAnsi="Helvetica" w:eastAsia="Helvetica" w:cs="Helvetica"/>
-                <w:i w:val="false"/>
-                <w:b w:val="false"/>
-                <w:u w:val="none"/>
-                <w:sz w:val="22"/>
-                <w:szCs w:val="22"/>
-                <w:color w:val="000000"/>
-              </w:rPr>
-              <w:t xml:space="preserve">0.210</w:t>
+              <w:t xml:space="preserve">0.47</w:t>
+            </w:r>
+          </w:p>
+        </w:tc>
+        <w:tc>
+          <w:tcPr>
+            <w:tcBorders>
+              <w:bottom w:val="none" w:sz="0" w:space="0" w:color="000000"/>
+              <w:top w:val="none" w:sz="0" w:space="0" w:color="000000"/>
+              <w:left w:val="none" w:sz="0" w:space="0" w:color="000000"/>
+              <w:right w:val="none" w:sz="0" w:space="0" w:color="000000"/>
+            </w:tcBorders>
+            <w:shd w:val="clear" w:color="auto" w:fill="FFFFFF"/>
+            <w:tcMar>
+              <w:top w:w="0" w:type="dxa"/>
+              <w:bottom w:w="0" w:type="dxa"/>
+              <w:left w:w="0" w:type="dxa"/>
+              <w:right w:w="0" w:type="dxa"/>
+            </w:tcMar>
+            <w:vAlign w:val="top"/>
+          </w:tcPr>
+          <w:p>
+            <w:pPr>
+              <w:pStyle w:val="Normal"/>
+              <w:jc w:val="center"/>
+              <w:pBdr>
+                <w:bottom w:val="none" w:sz="0" w:space="0" w:color="000000"/>
+                <w:top w:val="none" w:sz="0" w:space="0" w:color="000000"/>
+                <w:left w:val="none" w:sz="0" w:space="0" w:color="000000"/>
+                <w:right w:val="none" w:sz="0" w:space="0" w:color="000000"/>
+              </w:pBdr>
+              <w:spacing w:after="100" w:before="100" w:line="240"/>
+              <w:ind w:left="100" w:right="100" w:firstLine="0" w:firstLineChars="0"/>
+              <w:rPr>
+                <w:rFonts w:ascii="Helvetica" w:hAnsi="Helvetica" w:eastAsia="Helvetica" w:cs="Helvetica"/>
+                <w:i w:val="false"/>
+                <w:b w:val="false"/>
+                <w:u w:val="none"/>
+                <w:sz w:val="22"/>
+                <w:szCs w:val="22"/>
+                <w:color w:val="000000"/>
+              </w:rPr>
+            </w:pPr>
+            <w:r>
+              <w:rPr>
+                <w:rFonts w:ascii="Helvetica" w:hAnsi="Helvetica" w:eastAsia="Helvetica" w:cs="Helvetica"/>
+                <w:i w:val="false"/>
+                <w:b w:val="false"/>
+                <w:u w:val="none"/>
+                <w:sz w:val="22"/>
+                <w:szCs w:val="22"/>
+                <w:color w:val="000000"/>
+              </w:rPr>
+              <w:t xml:space="preserve">0.13, 1.66</w:t>
+            </w:r>
+          </w:p>
+        </w:tc>
+        <w:tc>
+          <w:tcPr>
+            <w:tcBorders>
+              <w:bottom w:val="none" w:sz="0" w:space="0" w:color="000000"/>
+              <w:top w:val="none" w:sz="0" w:space="0" w:color="000000"/>
+              <w:left w:val="none" w:sz="0" w:space="0" w:color="000000"/>
+              <w:right w:val="none" w:sz="0" w:space="0" w:color="000000"/>
+            </w:tcBorders>
+            <w:shd w:val="clear" w:color="auto" w:fill="FFFFFF"/>
+            <w:tcMar>
+              <w:top w:w="0" w:type="dxa"/>
+              <w:bottom w:w="0" w:type="dxa"/>
+              <w:left w:w="0" w:type="dxa"/>
+              <w:right w:w="0" w:type="dxa"/>
+            </w:tcMar>
+            <w:vAlign w:val="top"/>
+          </w:tcPr>
+          <w:p>
+            <w:pPr>
+              <w:pStyle w:val="Normal"/>
+              <w:jc w:val="center"/>
+              <w:pBdr>
+                <w:bottom w:val="none" w:sz="0" w:space="0" w:color="000000"/>
+                <w:top w:val="none" w:sz="0" w:space="0" w:color="000000"/>
+                <w:left w:val="none" w:sz="0" w:space="0" w:color="000000"/>
+                <w:right w:val="none" w:sz="0" w:space="0" w:color="000000"/>
+              </w:pBdr>
+              <w:spacing w:after="100" w:before="100" w:line="240"/>
+              <w:ind w:left="100" w:right="100" w:firstLine="0" w:firstLineChars="0"/>
+              <w:rPr>
+                <w:rFonts w:ascii="Helvetica" w:hAnsi="Helvetica" w:eastAsia="Helvetica" w:cs="Helvetica"/>
+                <w:i w:val="false"/>
+                <w:b w:val="false"/>
+                <w:u w:val="none"/>
+                <w:sz w:val="22"/>
+                <w:szCs w:val="22"/>
+                <w:color w:val="000000"/>
+              </w:rPr>
+            </w:pPr>
+            <w:r>
+              <w:rPr>
+                <w:rFonts w:ascii="Helvetica" w:hAnsi="Helvetica" w:eastAsia="Helvetica" w:cs="Helvetica"/>
+                <w:i w:val="false"/>
+                <w:b w:val="false"/>
+                <w:u w:val="none"/>
+                <w:sz w:val="22"/>
+                <w:szCs w:val="22"/>
+                <w:color w:val="000000"/>
+              </w:rPr>
+              <w:t xml:space="preserve">0.240</w:t>
             </w:r>
           </w:p>
         </w:tc>
@@ -14259,7 +13776,7 @@
         <w:trPr>
           <w:trHeight w:val="619" w:hRule="auto"/>
         </w:trPr>
-        body29
+        body28
         <w:tc>
           <w:tcPr>
             <w:tcBorders>
@@ -14733,7 +14250,7 @@
                 <w:szCs w:val="22"/>
                 <w:color w:val="000000"/>
               </w:rPr>
-              <w:t xml:space="preserve">0.230</w:t>
+              <w:t xml:space="preserve">0.190</w:t>
             </w:r>
           </w:p>
         </w:tc>

--- a/docs/tables/carbo/sec5_aki_365.docx
+++ b/docs/tables/carbo/sec5_aki_365.docx
@@ -17,7 +17,7 @@
         <w:tblLook w:firstRow="1" w:lastRow="0" w:firstColumn="0" w:lastColumn="0" w:noHBand="0" w:noVBand="1"/>
       </w:tblPr>
       <w:tblGrid>
-        <w:gridCol w:w="3321"/>
+        <w:gridCol w:w="3297"/>
         <w:gridCol w:w="778"/>
         <w:gridCol w:w="839"/>
         <w:gridCol w:w="1389"/>
@@ -1103,7 +1103,7 @@
                 <w:szCs w:val="22"/>
                 <w:color w:val="000000"/>
               </w:rPr>
-              <w:t xml:space="preserve">0.85</w:t>
+              <w:t xml:space="preserve">0.94</w:t>
             </w:r>
           </w:p>
         </w:tc>
@@ -1156,7 +1156,7 @@
                 <w:szCs w:val="22"/>
                 <w:color w:val="000000"/>
               </w:rPr>
-              <w:t xml:space="preserve">0.64, 1.14</w:t>
+              <w:t xml:space="preserve">0.74, 1.20</w:t>
             </w:r>
           </w:p>
         </w:tc>
@@ -1209,7 +1209,7 @@
                 <w:szCs w:val="22"/>
                 <w:color w:val="000000"/>
               </w:rPr>
-              <w:t xml:space="preserve">0.280</w:t>
+              <w:t xml:space="preserve">0.640</w:t>
             </w:r>
           </w:p>
         </w:tc>
@@ -1692,7 +1692,7 @@
                 <w:szCs w:val="22"/>
                 <w:color w:val="000000"/>
               </w:rPr>
-              <w:t xml:space="preserve">0.280</w:t>
+              <w:t xml:space="preserve">0.230</w:t>
             </w:r>
           </w:p>
         </w:tc>
@@ -3035,113 +3035,113 @@
                 <w:szCs w:val="22"/>
                 <w:color w:val="000000"/>
               </w:rPr>
-              <w:t xml:space="preserve">2.30</w:t>
-            </w:r>
-          </w:p>
-        </w:tc>
-        <w:tc>
-          <w:tcPr>
-            <w:tcBorders>
-              <w:bottom w:val="none" w:sz="0" w:space="0" w:color="000000"/>
-              <w:top w:val="none" w:sz="0" w:space="0" w:color="000000"/>
-              <w:left w:val="none" w:sz="0" w:space="0" w:color="000000"/>
-              <w:right w:val="none" w:sz="0" w:space="0" w:color="000000"/>
-            </w:tcBorders>
-            <w:shd w:val="clear" w:color="auto" w:fill="FFFFFF"/>
-            <w:tcMar>
-              <w:top w:w="0" w:type="dxa"/>
-              <w:bottom w:w="0" w:type="dxa"/>
-              <w:left w:w="0" w:type="dxa"/>
-              <w:right w:w="0" w:type="dxa"/>
-            </w:tcMar>
-            <w:vAlign w:val="top"/>
-          </w:tcPr>
-          <w:p>
-            <w:pPr>
-              <w:pStyle w:val="Normal"/>
-              <w:jc w:val="center"/>
-              <w:pBdr>
-                <w:bottom w:val="none" w:sz="0" w:space="0" w:color="000000"/>
-                <w:top w:val="none" w:sz="0" w:space="0" w:color="000000"/>
-                <w:left w:val="none" w:sz="0" w:space="0" w:color="000000"/>
-                <w:right w:val="none" w:sz="0" w:space="0" w:color="000000"/>
-              </w:pBdr>
-              <w:spacing w:after="100" w:before="100" w:line="240"/>
-              <w:ind w:left="100" w:right="100" w:firstLine="0" w:firstLineChars="0"/>
-              <w:rPr>
-                <w:rFonts w:ascii="Helvetica" w:hAnsi="Helvetica" w:eastAsia="Helvetica" w:cs="Helvetica"/>
-                <w:i w:val="false"/>
-                <w:b w:val="false"/>
-                <w:u w:val="none"/>
-                <w:sz w:val="22"/>
-                <w:szCs w:val="22"/>
-                <w:color w:val="000000"/>
-              </w:rPr>
-            </w:pPr>
-            <w:r>
-              <w:rPr>
-                <w:rFonts w:ascii="Helvetica" w:hAnsi="Helvetica" w:eastAsia="Helvetica" w:cs="Helvetica"/>
-                <w:i w:val="false"/>
-                <w:b w:val="false"/>
-                <w:u w:val="none"/>
-                <w:sz w:val="22"/>
-                <w:szCs w:val="22"/>
-                <w:color w:val="000000"/>
-              </w:rPr>
-              <w:t xml:space="preserve">0.45, 11.6</w:t>
-            </w:r>
-          </w:p>
-        </w:tc>
-        <w:tc>
-          <w:tcPr>
-            <w:tcBorders>
-              <w:bottom w:val="none" w:sz="0" w:space="0" w:color="000000"/>
-              <w:top w:val="none" w:sz="0" w:space="0" w:color="000000"/>
-              <w:left w:val="none" w:sz="0" w:space="0" w:color="000000"/>
-              <w:right w:val="none" w:sz="0" w:space="0" w:color="000000"/>
-            </w:tcBorders>
-            <w:shd w:val="clear" w:color="auto" w:fill="FFFFFF"/>
-            <w:tcMar>
-              <w:top w:w="0" w:type="dxa"/>
-              <w:bottom w:w="0" w:type="dxa"/>
-              <w:left w:w="0" w:type="dxa"/>
-              <w:right w:w="0" w:type="dxa"/>
-            </w:tcMar>
-            <w:vAlign w:val="top"/>
-          </w:tcPr>
-          <w:p>
-            <w:pPr>
-              <w:pStyle w:val="Normal"/>
-              <w:jc w:val="center"/>
-              <w:pBdr>
-                <w:bottom w:val="none" w:sz="0" w:space="0" w:color="000000"/>
-                <w:top w:val="none" w:sz="0" w:space="0" w:color="000000"/>
-                <w:left w:val="none" w:sz="0" w:space="0" w:color="000000"/>
-                <w:right w:val="none" w:sz="0" w:space="0" w:color="000000"/>
-              </w:pBdr>
-              <w:spacing w:after="100" w:before="100" w:line="240"/>
-              <w:ind w:left="100" w:right="100" w:firstLine="0" w:firstLineChars="0"/>
-              <w:rPr>
-                <w:rFonts w:ascii="Helvetica" w:hAnsi="Helvetica" w:eastAsia="Helvetica" w:cs="Helvetica"/>
-                <w:i w:val="false"/>
-                <w:b w:val="false"/>
-                <w:u w:val="none"/>
-                <w:sz w:val="22"/>
-                <w:szCs w:val="22"/>
-                <w:color w:val="000000"/>
-              </w:rPr>
-            </w:pPr>
-            <w:r>
-              <w:rPr>
-                <w:rFonts w:ascii="Helvetica" w:hAnsi="Helvetica" w:eastAsia="Helvetica" w:cs="Helvetica"/>
-                <w:i w:val="false"/>
-                <w:b w:val="false"/>
-                <w:u w:val="none"/>
-                <w:sz w:val="22"/>
-                <w:szCs w:val="22"/>
-                <w:color w:val="000000"/>
-              </w:rPr>
-              <w:t xml:space="preserve">0.310</w:t>
+              <w:t xml:space="preserve">2.41</w:t>
+            </w:r>
+          </w:p>
+        </w:tc>
+        <w:tc>
+          <w:tcPr>
+            <w:tcBorders>
+              <w:bottom w:val="none" w:sz="0" w:space="0" w:color="000000"/>
+              <w:top w:val="none" w:sz="0" w:space="0" w:color="000000"/>
+              <w:left w:val="none" w:sz="0" w:space="0" w:color="000000"/>
+              <w:right w:val="none" w:sz="0" w:space="0" w:color="000000"/>
+            </w:tcBorders>
+            <w:shd w:val="clear" w:color="auto" w:fill="FFFFFF"/>
+            <w:tcMar>
+              <w:top w:w="0" w:type="dxa"/>
+              <w:bottom w:w="0" w:type="dxa"/>
+              <w:left w:w="0" w:type="dxa"/>
+              <w:right w:w="0" w:type="dxa"/>
+            </w:tcMar>
+            <w:vAlign w:val="top"/>
+          </w:tcPr>
+          <w:p>
+            <w:pPr>
+              <w:pStyle w:val="Normal"/>
+              <w:jc w:val="center"/>
+              <w:pBdr>
+                <w:bottom w:val="none" w:sz="0" w:space="0" w:color="000000"/>
+                <w:top w:val="none" w:sz="0" w:space="0" w:color="000000"/>
+                <w:left w:val="none" w:sz="0" w:space="0" w:color="000000"/>
+                <w:right w:val="none" w:sz="0" w:space="0" w:color="000000"/>
+              </w:pBdr>
+              <w:spacing w:after="100" w:before="100" w:line="240"/>
+              <w:ind w:left="100" w:right="100" w:firstLine="0" w:firstLineChars="0"/>
+              <w:rPr>
+                <w:rFonts w:ascii="Helvetica" w:hAnsi="Helvetica" w:eastAsia="Helvetica" w:cs="Helvetica"/>
+                <w:i w:val="false"/>
+                <w:b w:val="false"/>
+                <w:u w:val="none"/>
+                <w:sz w:val="22"/>
+                <w:szCs w:val="22"/>
+                <w:color w:val="000000"/>
+              </w:rPr>
+            </w:pPr>
+            <w:r>
+              <w:rPr>
+                <w:rFonts w:ascii="Helvetica" w:hAnsi="Helvetica" w:eastAsia="Helvetica" w:cs="Helvetica"/>
+                <w:i w:val="false"/>
+                <w:b w:val="false"/>
+                <w:u w:val="none"/>
+                <w:sz w:val="22"/>
+                <w:szCs w:val="22"/>
+                <w:color w:val="000000"/>
+              </w:rPr>
+              <w:t xml:space="preserve">0.46, 12.6</w:t>
+            </w:r>
+          </w:p>
+        </w:tc>
+        <w:tc>
+          <w:tcPr>
+            <w:tcBorders>
+              <w:bottom w:val="none" w:sz="0" w:space="0" w:color="000000"/>
+              <w:top w:val="none" w:sz="0" w:space="0" w:color="000000"/>
+              <w:left w:val="none" w:sz="0" w:space="0" w:color="000000"/>
+              <w:right w:val="none" w:sz="0" w:space="0" w:color="000000"/>
+            </w:tcBorders>
+            <w:shd w:val="clear" w:color="auto" w:fill="FFFFFF"/>
+            <w:tcMar>
+              <w:top w:w="0" w:type="dxa"/>
+              <w:bottom w:w="0" w:type="dxa"/>
+              <w:left w:w="0" w:type="dxa"/>
+              <w:right w:w="0" w:type="dxa"/>
+            </w:tcMar>
+            <w:vAlign w:val="top"/>
+          </w:tcPr>
+          <w:p>
+            <w:pPr>
+              <w:pStyle w:val="Normal"/>
+              <w:jc w:val="center"/>
+              <w:pBdr>
+                <w:bottom w:val="none" w:sz="0" w:space="0" w:color="000000"/>
+                <w:top w:val="none" w:sz="0" w:space="0" w:color="000000"/>
+                <w:left w:val="none" w:sz="0" w:space="0" w:color="000000"/>
+                <w:right w:val="none" w:sz="0" w:space="0" w:color="000000"/>
+              </w:pBdr>
+              <w:spacing w:after="100" w:before="100" w:line="240"/>
+              <w:ind w:left="100" w:right="100" w:firstLine="0" w:firstLineChars="0"/>
+              <w:rPr>
+                <w:rFonts w:ascii="Helvetica" w:hAnsi="Helvetica" w:eastAsia="Helvetica" w:cs="Helvetica"/>
+                <w:i w:val="false"/>
+                <w:b w:val="false"/>
+                <w:u w:val="none"/>
+                <w:sz w:val="22"/>
+                <w:szCs w:val="22"/>
+                <w:color w:val="000000"/>
+              </w:rPr>
+            </w:pPr>
+            <w:r>
+              <w:rPr>
+                <w:rFonts w:ascii="Helvetica" w:hAnsi="Helvetica" w:eastAsia="Helvetica" w:cs="Helvetica"/>
+                <w:i w:val="false"/>
+                <w:b w:val="false"/>
+                <w:u w:val="none"/>
+                <w:sz w:val="22"/>
+                <w:szCs w:val="22"/>
+                <w:color w:val="000000"/>
+              </w:rPr>
+              <w:t xml:space="preserve">0.300</w:t>
             </w:r>
           </w:p>
         </w:tc>
@@ -3518,7 +3518,7 @@
                 <w:szCs w:val="22"/>
                 <w:color w:val="000000"/>
               </w:rPr>
-              <w:t xml:space="preserve">1.05</w:t>
+              <w:t xml:space="preserve">1.04</w:t>
             </w:r>
           </w:p>
         </w:tc>
@@ -3624,7 +3624,7 @@
                 <w:szCs w:val="22"/>
                 <w:color w:val="000000"/>
               </w:rPr>
-              <w:t xml:space="preserve">0.540</w:t>
+              <w:t xml:space="preserve">0.580</w:t>
             </w:r>
           </w:p>
         </w:tc>
@@ -4967,113 +4967,113 @@
                 <w:szCs w:val="22"/>
                 <w:color w:val="000000"/>
               </w:rPr>
-              <w:t xml:space="preserve">1.36</w:t>
-            </w:r>
-          </w:p>
-        </w:tc>
-        <w:tc>
-          <w:tcPr>
-            <w:tcBorders>
-              <w:bottom w:val="none" w:sz="0" w:space="0" w:color="000000"/>
-              <w:top w:val="none" w:sz="0" w:space="0" w:color="000000"/>
-              <w:left w:val="none" w:sz="0" w:space="0" w:color="000000"/>
-              <w:right w:val="none" w:sz="0" w:space="0" w:color="000000"/>
-            </w:tcBorders>
-            <w:shd w:val="clear" w:color="auto" w:fill="FFFFFF"/>
-            <w:tcMar>
-              <w:top w:w="0" w:type="dxa"/>
-              <w:bottom w:w="0" w:type="dxa"/>
-              <w:left w:w="0" w:type="dxa"/>
-              <w:right w:w="0" w:type="dxa"/>
-            </w:tcMar>
-            <w:vAlign w:val="top"/>
-          </w:tcPr>
-          <w:p>
-            <w:pPr>
-              <w:pStyle w:val="Normal"/>
-              <w:jc w:val="center"/>
-              <w:pBdr>
-                <w:bottom w:val="none" w:sz="0" w:space="0" w:color="000000"/>
-                <w:top w:val="none" w:sz="0" w:space="0" w:color="000000"/>
-                <w:left w:val="none" w:sz="0" w:space="0" w:color="000000"/>
-                <w:right w:val="none" w:sz="0" w:space="0" w:color="000000"/>
-              </w:pBdr>
-              <w:spacing w:after="100" w:before="100" w:line="240"/>
-              <w:ind w:left="100" w:right="100" w:firstLine="0" w:firstLineChars="0"/>
-              <w:rPr>
-                <w:rFonts w:ascii="Helvetica" w:hAnsi="Helvetica" w:eastAsia="Helvetica" w:cs="Helvetica"/>
-                <w:i w:val="false"/>
-                <w:b w:val="false"/>
-                <w:u w:val="none"/>
-                <w:sz w:val="22"/>
-                <w:szCs w:val="22"/>
-                <w:color w:val="000000"/>
-              </w:rPr>
-            </w:pPr>
-            <w:r>
-              <w:rPr>
-                <w:rFonts w:ascii="Helvetica" w:hAnsi="Helvetica" w:eastAsia="Helvetica" w:cs="Helvetica"/>
-                <w:i w:val="false"/>
-                <w:b w:val="false"/>
-                <w:u w:val="none"/>
-                <w:sz w:val="22"/>
-                <w:szCs w:val="22"/>
-                <w:color w:val="000000"/>
-              </w:rPr>
-              <w:t xml:space="preserve">0.53, 3.52</w:t>
-            </w:r>
-          </w:p>
-        </w:tc>
-        <w:tc>
-          <w:tcPr>
-            <w:tcBorders>
-              <w:bottom w:val="none" w:sz="0" w:space="0" w:color="000000"/>
-              <w:top w:val="none" w:sz="0" w:space="0" w:color="000000"/>
-              <w:left w:val="none" w:sz="0" w:space="0" w:color="000000"/>
-              <w:right w:val="none" w:sz="0" w:space="0" w:color="000000"/>
-            </w:tcBorders>
-            <w:shd w:val="clear" w:color="auto" w:fill="FFFFFF"/>
-            <w:tcMar>
-              <w:top w:w="0" w:type="dxa"/>
-              <w:bottom w:w="0" w:type="dxa"/>
-              <w:left w:w="0" w:type="dxa"/>
-              <w:right w:w="0" w:type="dxa"/>
-            </w:tcMar>
-            <w:vAlign w:val="top"/>
-          </w:tcPr>
-          <w:p>
-            <w:pPr>
-              <w:pStyle w:val="Normal"/>
-              <w:jc w:val="center"/>
-              <w:pBdr>
-                <w:bottom w:val="none" w:sz="0" w:space="0" w:color="000000"/>
-                <w:top w:val="none" w:sz="0" w:space="0" w:color="000000"/>
-                <w:left w:val="none" w:sz="0" w:space="0" w:color="000000"/>
-                <w:right w:val="none" w:sz="0" w:space="0" w:color="000000"/>
-              </w:pBdr>
-              <w:spacing w:after="100" w:before="100" w:line="240"/>
-              <w:ind w:left="100" w:right="100" w:firstLine="0" w:firstLineChars="0"/>
-              <w:rPr>
-                <w:rFonts w:ascii="Helvetica" w:hAnsi="Helvetica" w:eastAsia="Helvetica" w:cs="Helvetica"/>
-                <w:i w:val="false"/>
-                <w:b w:val="false"/>
-                <w:u w:val="none"/>
-                <w:sz w:val="22"/>
-                <w:szCs w:val="22"/>
-                <w:color w:val="000000"/>
-              </w:rPr>
-            </w:pPr>
-            <w:r>
-              <w:rPr>
-                <w:rFonts w:ascii="Helvetica" w:hAnsi="Helvetica" w:eastAsia="Helvetica" w:cs="Helvetica"/>
-                <w:i w:val="false"/>
-                <w:b w:val="false"/>
-                <w:u w:val="none"/>
-                <w:sz w:val="22"/>
-                <w:szCs w:val="22"/>
-                <w:color w:val="000000"/>
-              </w:rPr>
-              <w:t xml:space="preserve">0.530</w:t>
+              <w:t xml:space="preserve">1.32</w:t>
+            </w:r>
+          </w:p>
+        </w:tc>
+        <w:tc>
+          <w:tcPr>
+            <w:tcBorders>
+              <w:bottom w:val="none" w:sz="0" w:space="0" w:color="000000"/>
+              <w:top w:val="none" w:sz="0" w:space="0" w:color="000000"/>
+              <w:left w:val="none" w:sz="0" w:space="0" w:color="000000"/>
+              <w:right w:val="none" w:sz="0" w:space="0" w:color="000000"/>
+            </w:tcBorders>
+            <w:shd w:val="clear" w:color="auto" w:fill="FFFFFF"/>
+            <w:tcMar>
+              <w:top w:w="0" w:type="dxa"/>
+              <w:bottom w:w="0" w:type="dxa"/>
+              <w:left w:w="0" w:type="dxa"/>
+              <w:right w:w="0" w:type="dxa"/>
+            </w:tcMar>
+            <w:vAlign w:val="top"/>
+          </w:tcPr>
+          <w:p>
+            <w:pPr>
+              <w:pStyle w:val="Normal"/>
+              <w:jc w:val="center"/>
+              <w:pBdr>
+                <w:bottom w:val="none" w:sz="0" w:space="0" w:color="000000"/>
+                <w:top w:val="none" w:sz="0" w:space="0" w:color="000000"/>
+                <w:left w:val="none" w:sz="0" w:space="0" w:color="000000"/>
+                <w:right w:val="none" w:sz="0" w:space="0" w:color="000000"/>
+              </w:pBdr>
+              <w:spacing w:after="100" w:before="100" w:line="240"/>
+              <w:ind w:left="100" w:right="100" w:firstLine="0" w:firstLineChars="0"/>
+              <w:rPr>
+                <w:rFonts w:ascii="Helvetica" w:hAnsi="Helvetica" w:eastAsia="Helvetica" w:cs="Helvetica"/>
+                <w:i w:val="false"/>
+                <w:b w:val="false"/>
+                <w:u w:val="none"/>
+                <w:sz w:val="22"/>
+                <w:szCs w:val="22"/>
+                <w:color w:val="000000"/>
+              </w:rPr>
+            </w:pPr>
+            <w:r>
+              <w:rPr>
+                <w:rFonts w:ascii="Helvetica" w:hAnsi="Helvetica" w:eastAsia="Helvetica" w:cs="Helvetica"/>
+                <w:i w:val="false"/>
+                <w:b w:val="false"/>
+                <w:u w:val="none"/>
+                <w:sz w:val="22"/>
+                <w:szCs w:val="22"/>
+                <w:color w:val="000000"/>
+              </w:rPr>
+              <w:t xml:space="preserve">0.50, 3.47</w:t>
+            </w:r>
+          </w:p>
+        </w:tc>
+        <w:tc>
+          <w:tcPr>
+            <w:tcBorders>
+              <w:bottom w:val="none" w:sz="0" w:space="0" w:color="000000"/>
+              <w:top w:val="none" w:sz="0" w:space="0" w:color="000000"/>
+              <w:left w:val="none" w:sz="0" w:space="0" w:color="000000"/>
+              <w:right w:val="none" w:sz="0" w:space="0" w:color="000000"/>
+            </w:tcBorders>
+            <w:shd w:val="clear" w:color="auto" w:fill="FFFFFF"/>
+            <w:tcMar>
+              <w:top w:w="0" w:type="dxa"/>
+              <w:bottom w:w="0" w:type="dxa"/>
+              <w:left w:w="0" w:type="dxa"/>
+              <w:right w:w="0" w:type="dxa"/>
+            </w:tcMar>
+            <w:vAlign w:val="top"/>
+          </w:tcPr>
+          <w:p>
+            <w:pPr>
+              <w:pStyle w:val="Normal"/>
+              <w:jc w:val="center"/>
+              <w:pBdr>
+                <w:bottom w:val="none" w:sz="0" w:space="0" w:color="000000"/>
+                <w:top w:val="none" w:sz="0" w:space="0" w:color="000000"/>
+                <w:left w:val="none" w:sz="0" w:space="0" w:color="000000"/>
+                <w:right w:val="none" w:sz="0" w:space="0" w:color="000000"/>
+              </w:pBdr>
+              <w:spacing w:after="100" w:before="100" w:line="240"/>
+              <w:ind w:left="100" w:right="100" w:firstLine="0" w:firstLineChars="0"/>
+              <w:rPr>
+                <w:rFonts w:ascii="Helvetica" w:hAnsi="Helvetica" w:eastAsia="Helvetica" w:cs="Helvetica"/>
+                <w:i w:val="false"/>
+                <w:b w:val="false"/>
+                <w:u w:val="none"/>
+                <w:sz w:val="22"/>
+                <w:szCs w:val="22"/>
+                <w:color w:val="000000"/>
+              </w:rPr>
+            </w:pPr>
+            <w:r>
+              <w:rPr>
+                <w:rFonts w:ascii="Helvetica" w:hAnsi="Helvetica" w:eastAsia="Helvetica" w:cs="Helvetica"/>
+                <w:i w:val="false"/>
+                <w:b w:val="false"/>
+                <w:u w:val="none"/>
+                <w:sz w:val="22"/>
+                <w:szCs w:val="22"/>
+                <w:color w:val="000000"/>
+              </w:rPr>
+              <w:t xml:space="preserve">0.580</w:t>
             </w:r>
           </w:p>
         </w:tc>
@@ -6416,60 +6416,60 @@
                 <w:szCs w:val="22"/>
                 <w:color w:val="000000"/>
               </w:rPr>
-              <w:t xml:space="preserve">0.66</w:t>
-            </w:r>
-          </w:p>
-        </w:tc>
-        <w:tc>
-          <w:tcPr>
-            <w:tcBorders>
-              <w:bottom w:val="none" w:sz="0" w:space="0" w:color="000000"/>
-              <w:top w:val="none" w:sz="0" w:space="0" w:color="000000"/>
-              <w:left w:val="none" w:sz="0" w:space="0" w:color="000000"/>
-              <w:right w:val="none" w:sz="0" w:space="0" w:color="000000"/>
-            </w:tcBorders>
-            <w:shd w:val="clear" w:color="auto" w:fill="FFFFFF"/>
-            <w:tcMar>
-              <w:top w:w="0" w:type="dxa"/>
-              <w:bottom w:w="0" w:type="dxa"/>
-              <w:left w:w="0" w:type="dxa"/>
-              <w:right w:w="0" w:type="dxa"/>
-            </w:tcMar>
-            <w:vAlign w:val="top"/>
-          </w:tcPr>
-          <w:p>
-            <w:pPr>
-              <w:pStyle w:val="Normal"/>
-              <w:jc w:val="center"/>
-              <w:pBdr>
-                <w:bottom w:val="none" w:sz="0" w:space="0" w:color="000000"/>
-                <w:top w:val="none" w:sz="0" w:space="0" w:color="000000"/>
-                <w:left w:val="none" w:sz="0" w:space="0" w:color="000000"/>
-                <w:right w:val="none" w:sz="0" w:space="0" w:color="000000"/>
-              </w:pBdr>
-              <w:spacing w:after="100" w:before="100" w:line="240"/>
-              <w:ind w:left="100" w:right="100" w:firstLine="0" w:firstLineChars="0"/>
-              <w:rPr>
-                <w:rFonts w:ascii="Helvetica" w:hAnsi="Helvetica" w:eastAsia="Helvetica" w:cs="Helvetica"/>
-                <w:i w:val="false"/>
-                <w:b w:val="false"/>
-                <w:u w:val="none"/>
-                <w:sz w:val="22"/>
-                <w:szCs w:val="22"/>
-                <w:color w:val="000000"/>
-              </w:rPr>
-            </w:pPr>
-            <w:r>
-              <w:rPr>
-                <w:rFonts w:ascii="Helvetica" w:hAnsi="Helvetica" w:eastAsia="Helvetica" w:cs="Helvetica"/>
-                <w:i w:val="false"/>
-                <w:b w:val="false"/>
-                <w:u w:val="none"/>
-                <w:sz w:val="22"/>
-                <w:szCs w:val="22"/>
-                <w:color w:val="000000"/>
-              </w:rPr>
-              <w:t xml:space="preserve">0.02, 24.3</w:t>
+              <w:t xml:space="preserve">0.65</w:t>
+            </w:r>
+          </w:p>
+        </w:tc>
+        <w:tc>
+          <w:tcPr>
+            <w:tcBorders>
+              <w:bottom w:val="none" w:sz="0" w:space="0" w:color="000000"/>
+              <w:top w:val="none" w:sz="0" w:space="0" w:color="000000"/>
+              <w:left w:val="none" w:sz="0" w:space="0" w:color="000000"/>
+              <w:right w:val="none" w:sz="0" w:space="0" w:color="000000"/>
+            </w:tcBorders>
+            <w:shd w:val="clear" w:color="auto" w:fill="FFFFFF"/>
+            <w:tcMar>
+              <w:top w:w="0" w:type="dxa"/>
+              <w:bottom w:w="0" w:type="dxa"/>
+              <w:left w:w="0" w:type="dxa"/>
+              <w:right w:w="0" w:type="dxa"/>
+            </w:tcMar>
+            <w:vAlign w:val="top"/>
+          </w:tcPr>
+          <w:p>
+            <w:pPr>
+              <w:pStyle w:val="Normal"/>
+              <w:jc w:val="center"/>
+              <w:pBdr>
+                <w:bottom w:val="none" w:sz="0" w:space="0" w:color="000000"/>
+                <w:top w:val="none" w:sz="0" w:space="0" w:color="000000"/>
+                <w:left w:val="none" w:sz="0" w:space="0" w:color="000000"/>
+                <w:right w:val="none" w:sz="0" w:space="0" w:color="000000"/>
+              </w:pBdr>
+              <w:spacing w:after="100" w:before="100" w:line="240"/>
+              <w:ind w:left="100" w:right="100" w:firstLine="0" w:firstLineChars="0"/>
+              <w:rPr>
+                <w:rFonts w:ascii="Helvetica" w:hAnsi="Helvetica" w:eastAsia="Helvetica" w:cs="Helvetica"/>
+                <w:i w:val="false"/>
+                <w:b w:val="false"/>
+                <w:u w:val="none"/>
+                <w:sz w:val="22"/>
+                <w:szCs w:val="22"/>
+                <w:color w:val="000000"/>
+              </w:rPr>
+            </w:pPr>
+            <w:r>
+              <w:rPr>
+                <w:rFonts w:ascii="Helvetica" w:hAnsi="Helvetica" w:eastAsia="Helvetica" w:cs="Helvetica"/>
+                <w:i w:val="false"/>
+                <w:b w:val="false"/>
+                <w:u w:val="none"/>
+                <w:sz w:val="22"/>
+                <w:szCs w:val="22"/>
+                <w:color w:val="000000"/>
+              </w:rPr>
+              <w:t xml:space="preserve">0.02, 24.6</w:t>
             </w:r>
           </w:p>
         </w:tc>
@@ -6899,113 +6899,113 @@
                 <w:szCs w:val="22"/>
                 <w:color w:val="000000"/>
               </w:rPr>
-              <w:t xml:space="preserve">0.72</w:t>
-            </w:r>
-          </w:p>
-        </w:tc>
-        <w:tc>
-          <w:tcPr>
-            <w:tcBorders>
-              <w:bottom w:val="none" w:sz="0" w:space="0" w:color="000000"/>
-              <w:top w:val="none" w:sz="0" w:space="0" w:color="000000"/>
-              <w:left w:val="none" w:sz="0" w:space="0" w:color="000000"/>
-              <w:right w:val="none" w:sz="0" w:space="0" w:color="000000"/>
-            </w:tcBorders>
-            <w:shd w:val="clear" w:color="auto" w:fill="FFFFFF"/>
-            <w:tcMar>
-              <w:top w:w="0" w:type="dxa"/>
-              <w:bottom w:w="0" w:type="dxa"/>
-              <w:left w:w="0" w:type="dxa"/>
-              <w:right w:w="0" w:type="dxa"/>
-            </w:tcMar>
-            <w:vAlign w:val="top"/>
-          </w:tcPr>
-          <w:p>
-            <w:pPr>
-              <w:pStyle w:val="Normal"/>
-              <w:jc w:val="center"/>
-              <w:pBdr>
-                <w:bottom w:val="none" w:sz="0" w:space="0" w:color="000000"/>
-                <w:top w:val="none" w:sz="0" w:space="0" w:color="000000"/>
-                <w:left w:val="none" w:sz="0" w:space="0" w:color="000000"/>
-                <w:right w:val="none" w:sz="0" w:space="0" w:color="000000"/>
-              </w:pBdr>
-              <w:spacing w:after="100" w:before="100" w:line="240"/>
-              <w:ind w:left="100" w:right="100" w:firstLine="0" w:firstLineChars="0"/>
-              <w:rPr>
-                <w:rFonts w:ascii="Helvetica" w:hAnsi="Helvetica" w:eastAsia="Helvetica" w:cs="Helvetica"/>
-                <w:i w:val="false"/>
-                <w:b w:val="false"/>
-                <w:u w:val="none"/>
-                <w:sz w:val="22"/>
-                <w:szCs w:val="22"/>
-                <w:color w:val="000000"/>
-              </w:rPr>
-            </w:pPr>
-            <w:r>
-              <w:rPr>
-                <w:rFonts w:ascii="Helvetica" w:hAnsi="Helvetica" w:eastAsia="Helvetica" w:cs="Helvetica"/>
-                <w:i w:val="false"/>
-                <w:b w:val="false"/>
-                <w:u w:val="none"/>
-                <w:sz w:val="22"/>
-                <w:szCs w:val="22"/>
-                <w:color w:val="000000"/>
-              </w:rPr>
-              <w:t xml:space="preserve">0.10, 5.11</w:t>
-            </w:r>
-          </w:p>
-        </w:tc>
-        <w:tc>
-          <w:tcPr>
-            <w:tcBorders>
-              <w:bottom w:val="none" w:sz="0" w:space="0" w:color="000000"/>
-              <w:top w:val="none" w:sz="0" w:space="0" w:color="000000"/>
-              <w:left w:val="none" w:sz="0" w:space="0" w:color="000000"/>
-              <w:right w:val="none" w:sz="0" w:space="0" w:color="000000"/>
-            </w:tcBorders>
-            <w:shd w:val="clear" w:color="auto" w:fill="FFFFFF"/>
-            <w:tcMar>
-              <w:top w:w="0" w:type="dxa"/>
-              <w:bottom w:w="0" w:type="dxa"/>
-              <w:left w:w="0" w:type="dxa"/>
-              <w:right w:w="0" w:type="dxa"/>
-            </w:tcMar>
-            <w:vAlign w:val="top"/>
-          </w:tcPr>
-          <w:p>
-            <w:pPr>
-              <w:pStyle w:val="Normal"/>
-              <w:jc w:val="center"/>
-              <w:pBdr>
-                <w:bottom w:val="none" w:sz="0" w:space="0" w:color="000000"/>
-                <w:top w:val="none" w:sz="0" w:space="0" w:color="000000"/>
-                <w:left w:val="none" w:sz="0" w:space="0" w:color="000000"/>
-                <w:right w:val="none" w:sz="0" w:space="0" w:color="000000"/>
-              </w:pBdr>
-              <w:spacing w:after="100" w:before="100" w:line="240"/>
-              <w:ind w:left="100" w:right="100" w:firstLine="0" w:firstLineChars="0"/>
-              <w:rPr>
-                <w:rFonts w:ascii="Helvetica" w:hAnsi="Helvetica" w:eastAsia="Helvetica" w:cs="Helvetica"/>
-                <w:i w:val="false"/>
-                <w:b w:val="false"/>
-                <w:u w:val="none"/>
-                <w:sz w:val="22"/>
-                <w:szCs w:val="22"/>
-                <w:color w:val="000000"/>
-              </w:rPr>
-            </w:pPr>
-            <w:r>
-              <w:rPr>
-                <w:rFonts w:ascii="Helvetica" w:hAnsi="Helvetica" w:eastAsia="Helvetica" w:cs="Helvetica"/>
-                <w:i w:val="false"/>
-                <w:b w:val="false"/>
-                <w:u w:val="none"/>
-                <w:sz w:val="22"/>
-                <w:szCs w:val="22"/>
-                <w:color w:val="000000"/>
-              </w:rPr>
-              <w:t xml:space="preserve">0.740</w:t>
+              <w:t xml:space="preserve">0.76</w:t>
+            </w:r>
+          </w:p>
+        </w:tc>
+        <w:tc>
+          <w:tcPr>
+            <w:tcBorders>
+              <w:bottom w:val="none" w:sz="0" w:space="0" w:color="000000"/>
+              <w:top w:val="none" w:sz="0" w:space="0" w:color="000000"/>
+              <w:left w:val="none" w:sz="0" w:space="0" w:color="000000"/>
+              <w:right w:val="none" w:sz="0" w:space="0" w:color="000000"/>
+            </w:tcBorders>
+            <w:shd w:val="clear" w:color="auto" w:fill="FFFFFF"/>
+            <w:tcMar>
+              <w:top w:w="0" w:type="dxa"/>
+              <w:bottom w:w="0" w:type="dxa"/>
+              <w:left w:w="0" w:type="dxa"/>
+              <w:right w:w="0" w:type="dxa"/>
+            </w:tcMar>
+            <w:vAlign w:val="top"/>
+          </w:tcPr>
+          <w:p>
+            <w:pPr>
+              <w:pStyle w:val="Normal"/>
+              <w:jc w:val="center"/>
+              <w:pBdr>
+                <w:bottom w:val="none" w:sz="0" w:space="0" w:color="000000"/>
+                <w:top w:val="none" w:sz="0" w:space="0" w:color="000000"/>
+                <w:left w:val="none" w:sz="0" w:space="0" w:color="000000"/>
+                <w:right w:val="none" w:sz="0" w:space="0" w:color="000000"/>
+              </w:pBdr>
+              <w:spacing w:after="100" w:before="100" w:line="240"/>
+              <w:ind w:left="100" w:right="100" w:firstLine="0" w:firstLineChars="0"/>
+              <w:rPr>
+                <w:rFonts w:ascii="Helvetica" w:hAnsi="Helvetica" w:eastAsia="Helvetica" w:cs="Helvetica"/>
+                <w:i w:val="false"/>
+                <w:b w:val="false"/>
+                <w:u w:val="none"/>
+                <w:sz w:val="22"/>
+                <w:szCs w:val="22"/>
+                <w:color w:val="000000"/>
+              </w:rPr>
+            </w:pPr>
+            <w:r>
+              <w:rPr>
+                <w:rFonts w:ascii="Helvetica" w:hAnsi="Helvetica" w:eastAsia="Helvetica" w:cs="Helvetica"/>
+                <w:i w:val="false"/>
+                <w:b w:val="false"/>
+                <w:u w:val="none"/>
+                <w:sz w:val="22"/>
+                <w:szCs w:val="22"/>
+                <w:color w:val="000000"/>
+              </w:rPr>
+              <w:t xml:space="preserve">0.11, 5.01</w:t>
+            </w:r>
+          </w:p>
+        </w:tc>
+        <w:tc>
+          <w:tcPr>
+            <w:tcBorders>
+              <w:bottom w:val="none" w:sz="0" w:space="0" w:color="000000"/>
+              <w:top w:val="none" w:sz="0" w:space="0" w:color="000000"/>
+              <w:left w:val="none" w:sz="0" w:space="0" w:color="000000"/>
+              <w:right w:val="none" w:sz="0" w:space="0" w:color="000000"/>
+            </w:tcBorders>
+            <w:shd w:val="clear" w:color="auto" w:fill="FFFFFF"/>
+            <w:tcMar>
+              <w:top w:w="0" w:type="dxa"/>
+              <w:bottom w:w="0" w:type="dxa"/>
+              <w:left w:w="0" w:type="dxa"/>
+              <w:right w:w="0" w:type="dxa"/>
+            </w:tcMar>
+            <w:vAlign w:val="top"/>
+          </w:tcPr>
+          <w:p>
+            <w:pPr>
+              <w:pStyle w:val="Normal"/>
+              <w:jc w:val="center"/>
+              <w:pBdr>
+                <w:bottom w:val="none" w:sz="0" w:space="0" w:color="000000"/>
+                <w:top w:val="none" w:sz="0" w:space="0" w:color="000000"/>
+                <w:left w:val="none" w:sz="0" w:space="0" w:color="000000"/>
+                <w:right w:val="none" w:sz="0" w:space="0" w:color="000000"/>
+              </w:pBdr>
+              <w:spacing w:after="100" w:before="100" w:line="240"/>
+              <w:ind w:left="100" w:right="100" w:firstLine="0" w:firstLineChars="0"/>
+              <w:rPr>
+                <w:rFonts w:ascii="Helvetica" w:hAnsi="Helvetica" w:eastAsia="Helvetica" w:cs="Helvetica"/>
+                <w:i w:val="false"/>
+                <w:b w:val="false"/>
+                <w:u w:val="none"/>
+                <w:sz w:val="22"/>
+                <w:szCs w:val="22"/>
+                <w:color w:val="000000"/>
+              </w:rPr>
+            </w:pPr>
+            <w:r>
+              <w:rPr>
+                <w:rFonts w:ascii="Helvetica" w:hAnsi="Helvetica" w:eastAsia="Helvetica" w:cs="Helvetica"/>
+                <w:i w:val="false"/>
+                <w:b w:val="false"/>
+                <w:u w:val="none"/>
+                <w:sz w:val="22"/>
+                <w:szCs w:val="22"/>
+                <w:color w:val="000000"/>
+              </w:rPr>
+              <w:t xml:space="preserve">0.770</w:t>
             </w:r>
           </w:p>
         </w:tc>
@@ -7435,60 +7435,60 @@
                 <w:szCs w:val="22"/>
                 <w:color w:val="000000"/>
               </w:rPr>
-              <w:t xml:space="preserve">0.03, 7.16</w:t>
-            </w:r>
-          </w:p>
-        </w:tc>
-        <w:tc>
-          <w:tcPr>
-            <w:tcBorders>
-              <w:bottom w:val="none" w:sz="0" w:space="0" w:color="000000"/>
-              <w:top w:val="none" w:sz="0" w:space="0" w:color="000000"/>
-              <w:left w:val="none" w:sz="0" w:space="0" w:color="000000"/>
-              <w:right w:val="none" w:sz="0" w:space="0" w:color="000000"/>
-            </w:tcBorders>
-            <w:shd w:val="clear" w:color="auto" w:fill="FFFFFF"/>
-            <w:tcMar>
-              <w:top w:w="0" w:type="dxa"/>
-              <w:bottom w:w="0" w:type="dxa"/>
-              <w:left w:w="0" w:type="dxa"/>
-              <w:right w:w="0" w:type="dxa"/>
-            </w:tcMar>
-            <w:vAlign w:val="top"/>
-          </w:tcPr>
-          <w:p>
-            <w:pPr>
-              <w:pStyle w:val="Normal"/>
-              <w:jc w:val="center"/>
-              <w:pBdr>
-                <w:bottom w:val="none" w:sz="0" w:space="0" w:color="000000"/>
-                <w:top w:val="none" w:sz="0" w:space="0" w:color="000000"/>
-                <w:left w:val="none" w:sz="0" w:space="0" w:color="000000"/>
-                <w:right w:val="none" w:sz="0" w:space="0" w:color="000000"/>
-              </w:pBdr>
-              <w:spacing w:after="100" w:before="100" w:line="240"/>
-              <w:ind w:left="100" w:right="100" w:firstLine="0" w:firstLineChars="0"/>
-              <w:rPr>
-                <w:rFonts w:ascii="Helvetica" w:hAnsi="Helvetica" w:eastAsia="Helvetica" w:cs="Helvetica"/>
-                <w:i w:val="false"/>
-                <w:b w:val="false"/>
-                <w:u w:val="none"/>
-                <w:sz w:val="22"/>
-                <w:szCs w:val="22"/>
-                <w:color w:val="000000"/>
-              </w:rPr>
-            </w:pPr>
-            <w:r>
-              <w:rPr>
-                <w:rFonts w:ascii="Helvetica" w:hAnsi="Helvetica" w:eastAsia="Helvetica" w:cs="Helvetica"/>
-                <w:i w:val="false"/>
-                <w:b w:val="false"/>
-                <w:u w:val="none"/>
-                <w:sz w:val="22"/>
-                <w:szCs w:val="22"/>
-                <w:color w:val="000000"/>
-              </w:rPr>
-              <w:t xml:space="preserve">0.570</w:t>
+              <w:t xml:space="preserve">0.03, 7.28</w:t>
+            </w:r>
+          </w:p>
+        </w:tc>
+        <w:tc>
+          <w:tcPr>
+            <w:tcBorders>
+              <w:bottom w:val="none" w:sz="0" w:space="0" w:color="000000"/>
+              <w:top w:val="none" w:sz="0" w:space="0" w:color="000000"/>
+              <w:left w:val="none" w:sz="0" w:space="0" w:color="000000"/>
+              <w:right w:val="none" w:sz="0" w:space="0" w:color="000000"/>
+            </w:tcBorders>
+            <w:shd w:val="clear" w:color="auto" w:fill="FFFFFF"/>
+            <w:tcMar>
+              <w:top w:w="0" w:type="dxa"/>
+              <w:bottom w:w="0" w:type="dxa"/>
+              <w:left w:w="0" w:type="dxa"/>
+              <w:right w:w="0" w:type="dxa"/>
+            </w:tcMar>
+            <w:vAlign w:val="top"/>
+          </w:tcPr>
+          <w:p>
+            <w:pPr>
+              <w:pStyle w:val="Normal"/>
+              <w:jc w:val="center"/>
+              <w:pBdr>
+                <w:bottom w:val="none" w:sz="0" w:space="0" w:color="000000"/>
+                <w:top w:val="none" w:sz="0" w:space="0" w:color="000000"/>
+                <w:left w:val="none" w:sz="0" w:space="0" w:color="000000"/>
+                <w:right w:val="none" w:sz="0" w:space="0" w:color="000000"/>
+              </w:pBdr>
+              <w:spacing w:after="100" w:before="100" w:line="240"/>
+              <w:ind w:left="100" w:right="100" w:firstLine="0" w:firstLineChars="0"/>
+              <w:rPr>
+                <w:rFonts w:ascii="Helvetica" w:hAnsi="Helvetica" w:eastAsia="Helvetica" w:cs="Helvetica"/>
+                <w:i w:val="false"/>
+                <w:b w:val="false"/>
+                <w:u w:val="none"/>
+                <w:sz w:val="22"/>
+                <w:szCs w:val="22"/>
+                <w:color w:val="000000"/>
+              </w:rPr>
+            </w:pPr>
+            <w:r>
+              <w:rPr>
+                <w:rFonts w:ascii="Helvetica" w:hAnsi="Helvetica" w:eastAsia="Helvetica" w:cs="Helvetica"/>
+                <w:i w:val="false"/>
+                <w:b w:val="false"/>
+                <w:u w:val="none"/>
+                <w:sz w:val="22"/>
+                <w:szCs w:val="22"/>
+                <w:color w:val="000000"/>
+              </w:rPr>
+              <w:t xml:space="preserve">0.560</w:t>
             </w:r>
           </w:p>
         </w:tc>
@@ -7918,7 +7918,7 @@
                 <w:szCs w:val="22"/>
                 <w:color w:val="000000"/>
               </w:rPr>
-              <w:t xml:space="preserve">0.02, 23.9</w:t>
+              <w:t xml:space="preserve">0.02, 24.1</w:t>
             </w:r>
           </w:p>
         </w:tc>
@@ -8348,113 +8348,113 @@
                 <w:szCs w:val="22"/>
                 <w:color w:val="000000"/>
               </w:rPr>
-              <w:t xml:space="preserve">0.28</w:t>
-            </w:r>
-          </w:p>
-        </w:tc>
-        <w:tc>
-          <w:tcPr>
-            <w:tcBorders>
-              <w:bottom w:val="none" w:sz="0" w:space="0" w:color="000000"/>
-              <w:top w:val="none" w:sz="0" w:space="0" w:color="000000"/>
-              <w:left w:val="none" w:sz="0" w:space="0" w:color="000000"/>
-              <w:right w:val="none" w:sz="0" w:space="0" w:color="000000"/>
-            </w:tcBorders>
-            <w:shd w:val="clear" w:color="auto" w:fill="FFFFFF"/>
-            <w:tcMar>
-              <w:top w:w="0" w:type="dxa"/>
-              <w:bottom w:w="0" w:type="dxa"/>
-              <w:left w:w="0" w:type="dxa"/>
-              <w:right w:w="0" w:type="dxa"/>
-            </w:tcMar>
-            <w:vAlign w:val="top"/>
-          </w:tcPr>
-          <w:p>
-            <w:pPr>
-              <w:pStyle w:val="Normal"/>
-              <w:jc w:val="center"/>
-              <w:pBdr>
-                <w:bottom w:val="none" w:sz="0" w:space="0" w:color="000000"/>
-                <w:top w:val="none" w:sz="0" w:space="0" w:color="000000"/>
-                <w:left w:val="none" w:sz="0" w:space="0" w:color="000000"/>
-                <w:right w:val="none" w:sz="0" w:space="0" w:color="000000"/>
-              </w:pBdr>
-              <w:spacing w:after="100" w:before="100" w:line="240"/>
-              <w:ind w:left="100" w:right="100" w:firstLine="0" w:firstLineChars="0"/>
-              <w:rPr>
-                <w:rFonts w:ascii="Helvetica" w:hAnsi="Helvetica" w:eastAsia="Helvetica" w:cs="Helvetica"/>
-                <w:i w:val="false"/>
-                <w:b w:val="false"/>
-                <w:u w:val="none"/>
-                <w:sz w:val="22"/>
-                <w:szCs w:val="22"/>
-                <w:color w:val="000000"/>
-              </w:rPr>
-            </w:pPr>
-            <w:r>
-              <w:rPr>
-                <w:rFonts w:ascii="Helvetica" w:hAnsi="Helvetica" w:eastAsia="Helvetica" w:cs="Helvetica"/>
-                <w:i w:val="false"/>
-                <w:b w:val="false"/>
-                <w:u w:val="none"/>
-                <w:sz w:val="22"/>
-                <w:szCs w:val="22"/>
-                <w:color w:val="000000"/>
-              </w:rPr>
-              <w:t xml:space="preserve">0.03, 2.33</w:t>
-            </w:r>
-          </w:p>
-        </w:tc>
-        <w:tc>
-          <w:tcPr>
-            <w:tcBorders>
-              <w:bottom w:val="none" w:sz="0" w:space="0" w:color="000000"/>
-              <w:top w:val="none" w:sz="0" w:space="0" w:color="000000"/>
-              <w:left w:val="none" w:sz="0" w:space="0" w:color="000000"/>
-              <w:right w:val="none" w:sz="0" w:space="0" w:color="000000"/>
-            </w:tcBorders>
-            <w:shd w:val="clear" w:color="auto" w:fill="FFFFFF"/>
-            <w:tcMar>
-              <w:top w:w="0" w:type="dxa"/>
-              <w:bottom w:w="0" w:type="dxa"/>
-              <w:left w:w="0" w:type="dxa"/>
-              <w:right w:w="0" w:type="dxa"/>
-            </w:tcMar>
-            <w:vAlign w:val="top"/>
-          </w:tcPr>
-          <w:p>
-            <w:pPr>
-              <w:pStyle w:val="Normal"/>
-              <w:jc w:val="center"/>
-              <w:pBdr>
-                <w:bottom w:val="none" w:sz="0" w:space="0" w:color="000000"/>
-                <w:top w:val="none" w:sz="0" w:space="0" w:color="000000"/>
-                <w:left w:val="none" w:sz="0" w:space="0" w:color="000000"/>
-                <w:right w:val="none" w:sz="0" w:space="0" w:color="000000"/>
-              </w:pBdr>
-              <w:spacing w:after="100" w:before="100" w:line="240"/>
-              <w:ind w:left="100" w:right="100" w:firstLine="0" w:firstLineChars="0"/>
-              <w:rPr>
-                <w:rFonts w:ascii="Helvetica" w:hAnsi="Helvetica" w:eastAsia="Helvetica" w:cs="Helvetica"/>
-                <w:i w:val="false"/>
-                <w:b w:val="false"/>
-                <w:u w:val="none"/>
-                <w:sz w:val="22"/>
-                <w:szCs w:val="22"/>
-                <w:color w:val="000000"/>
-              </w:rPr>
-            </w:pPr>
-            <w:r>
-              <w:rPr>
-                <w:rFonts w:ascii="Helvetica" w:hAnsi="Helvetica" w:eastAsia="Helvetica" w:cs="Helvetica"/>
-                <w:i w:val="false"/>
-                <w:b w:val="false"/>
-                <w:u w:val="none"/>
-                <w:sz w:val="22"/>
-                <w:szCs w:val="22"/>
-                <w:color w:val="000000"/>
-              </w:rPr>
-              <w:t xml:space="preserve">0.240</w:t>
+              <w:t xml:space="preserve">0.29</w:t>
+            </w:r>
+          </w:p>
+        </w:tc>
+        <w:tc>
+          <w:tcPr>
+            <w:tcBorders>
+              <w:bottom w:val="none" w:sz="0" w:space="0" w:color="000000"/>
+              <w:top w:val="none" w:sz="0" w:space="0" w:color="000000"/>
+              <w:left w:val="none" w:sz="0" w:space="0" w:color="000000"/>
+              <w:right w:val="none" w:sz="0" w:space="0" w:color="000000"/>
+            </w:tcBorders>
+            <w:shd w:val="clear" w:color="auto" w:fill="FFFFFF"/>
+            <w:tcMar>
+              <w:top w:w="0" w:type="dxa"/>
+              <w:bottom w:w="0" w:type="dxa"/>
+              <w:left w:w="0" w:type="dxa"/>
+              <w:right w:w="0" w:type="dxa"/>
+            </w:tcMar>
+            <w:vAlign w:val="top"/>
+          </w:tcPr>
+          <w:p>
+            <w:pPr>
+              <w:pStyle w:val="Normal"/>
+              <w:jc w:val="center"/>
+              <w:pBdr>
+                <w:bottom w:val="none" w:sz="0" w:space="0" w:color="000000"/>
+                <w:top w:val="none" w:sz="0" w:space="0" w:color="000000"/>
+                <w:left w:val="none" w:sz="0" w:space="0" w:color="000000"/>
+                <w:right w:val="none" w:sz="0" w:space="0" w:color="000000"/>
+              </w:pBdr>
+              <w:spacing w:after="100" w:before="100" w:line="240"/>
+              <w:ind w:left="100" w:right="100" w:firstLine="0" w:firstLineChars="0"/>
+              <w:rPr>
+                <w:rFonts w:ascii="Helvetica" w:hAnsi="Helvetica" w:eastAsia="Helvetica" w:cs="Helvetica"/>
+                <w:i w:val="false"/>
+                <w:b w:val="false"/>
+                <w:u w:val="none"/>
+                <w:sz w:val="22"/>
+                <w:szCs w:val="22"/>
+                <w:color w:val="000000"/>
+              </w:rPr>
+            </w:pPr>
+            <w:r>
+              <w:rPr>
+                <w:rFonts w:ascii="Helvetica" w:hAnsi="Helvetica" w:eastAsia="Helvetica" w:cs="Helvetica"/>
+                <w:i w:val="false"/>
+                <w:b w:val="false"/>
+                <w:u w:val="none"/>
+                <w:sz w:val="22"/>
+                <w:szCs w:val="22"/>
+                <w:color w:val="000000"/>
+              </w:rPr>
+              <w:t xml:space="preserve">0.04, 2.43</w:t>
+            </w:r>
+          </w:p>
+        </w:tc>
+        <w:tc>
+          <w:tcPr>
+            <w:tcBorders>
+              <w:bottom w:val="none" w:sz="0" w:space="0" w:color="000000"/>
+              <w:top w:val="none" w:sz="0" w:space="0" w:color="000000"/>
+              <w:left w:val="none" w:sz="0" w:space="0" w:color="000000"/>
+              <w:right w:val="none" w:sz="0" w:space="0" w:color="000000"/>
+            </w:tcBorders>
+            <w:shd w:val="clear" w:color="auto" w:fill="FFFFFF"/>
+            <w:tcMar>
+              <w:top w:w="0" w:type="dxa"/>
+              <w:bottom w:w="0" w:type="dxa"/>
+              <w:left w:w="0" w:type="dxa"/>
+              <w:right w:w="0" w:type="dxa"/>
+            </w:tcMar>
+            <w:vAlign w:val="top"/>
+          </w:tcPr>
+          <w:p>
+            <w:pPr>
+              <w:pStyle w:val="Normal"/>
+              <w:jc w:val="center"/>
+              <w:pBdr>
+                <w:bottom w:val="none" w:sz="0" w:space="0" w:color="000000"/>
+                <w:top w:val="none" w:sz="0" w:space="0" w:color="000000"/>
+                <w:left w:val="none" w:sz="0" w:space="0" w:color="000000"/>
+                <w:right w:val="none" w:sz="0" w:space="0" w:color="000000"/>
+              </w:pBdr>
+              <w:spacing w:after="100" w:before="100" w:line="240"/>
+              <w:ind w:left="100" w:right="100" w:firstLine="0" w:firstLineChars="0"/>
+              <w:rPr>
+                <w:rFonts w:ascii="Helvetica" w:hAnsi="Helvetica" w:eastAsia="Helvetica" w:cs="Helvetica"/>
+                <w:i w:val="false"/>
+                <w:b w:val="false"/>
+                <w:u w:val="none"/>
+                <w:sz w:val="22"/>
+                <w:szCs w:val="22"/>
+                <w:color w:val="000000"/>
+              </w:rPr>
+            </w:pPr>
+            <w:r>
+              <w:rPr>
+                <w:rFonts w:ascii="Helvetica" w:hAnsi="Helvetica" w:eastAsia="Helvetica" w:cs="Helvetica"/>
+                <w:i w:val="false"/>
+                <w:b w:val="false"/>
+                <w:u w:val="none"/>
+                <w:sz w:val="22"/>
+                <w:szCs w:val="22"/>
+                <w:color w:val="000000"/>
+              </w:rPr>
+              <w:t xml:space="preserve">0.260</w:t>
             </w:r>
           </w:p>
         </w:tc>
@@ -8831,113 +8831,113 @@
                 <w:szCs w:val="22"/>
                 <w:color w:val="000000"/>
               </w:rPr>
-              <w:t xml:space="preserve">3.88</w:t>
-            </w:r>
-          </w:p>
-        </w:tc>
-        <w:tc>
-          <w:tcPr>
-            <w:tcBorders>
-              <w:bottom w:val="none" w:sz="0" w:space="0" w:color="000000"/>
-              <w:top w:val="none" w:sz="0" w:space="0" w:color="000000"/>
-              <w:left w:val="none" w:sz="0" w:space="0" w:color="000000"/>
-              <w:right w:val="none" w:sz="0" w:space="0" w:color="000000"/>
-            </w:tcBorders>
-            <w:shd w:val="clear" w:color="auto" w:fill="FFFFFF"/>
-            <w:tcMar>
-              <w:top w:w="0" w:type="dxa"/>
-              <w:bottom w:w="0" w:type="dxa"/>
-              <w:left w:w="0" w:type="dxa"/>
-              <w:right w:w="0" w:type="dxa"/>
-            </w:tcMar>
-            <w:vAlign w:val="top"/>
-          </w:tcPr>
-          <w:p>
-            <w:pPr>
-              <w:pStyle w:val="Normal"/>
-              <w:jc w:val="center"/>
-              <w:pBdr>
-                <w:bottom w:val="none" w:sz="0" w:space="0" w:color="000000"/>
-                <w:top w:val="none" w:sz="0" w:space="0" w:color="000000"/>
-                <w:left w:val="none" w:sz="0" w:space="0" w:color="000000"/>
-                <w:right w:val="none" w:sz="0" w:space="0" w:color="000000"/>
-              </w:pBdr>
-              <w:spacing w:after="100" w:before="100" w:line="240"/>
-              <w:ind w:left="100" w:right="100" w:firstLine="0" w:firstLineChars="0"/>
-              <w:rPr>
-                <w:rFonts w:ascii="Helvetica" w:hAnsi="Helvetica" w:eastAsia="Helvetica" w:cs="Helvetica"/>
-                <w:i w:val="false"/>
-                <w:b w:val="false"/>
-                <w:u w:val="none"/>
-                <w:sz w:val="22"/>
-                <w:szCs w:val="22"/>
-                <w:color w:val="000000"/>
-              </w:rPr>
-            </w:pPr>
-            <w:r>
-              <w:rPr>
-                <w:rFonts w:ascii="Helvetica" w:hAnsi="Helvetica" w:eastAsia="Helvetica" w:cs="Helvetica"/>
-                <w:i w:val="false"/>
-                <w:b w:val="false"/>
-                <w:u w:val="none"/>
-                <w:sz w:val="22"/>
-                <w:szCs w:val="22"/>
-                <w:color w:val="000000"/>
-              </w:rPr>
-              <w:t xml:space="preserve">0.27, 56.7</w:t>
-            </w:r>
-          </w:p>
-        </w:tc>
-        <w:tc>
-          <w:tcPr>
-            <w:tcBorders>
-              <w:bottom w:val="none" w:sz="0" w:space="0" w:color="000000"/>
-              <w:top w:val="none" w:sz="0" w:space="0" w:color="000000"/>
-              <w:left w:val="none" w:sz="0" w:space="0" w:color="000000"/>
-              <w:right w:val="none" w:sz="0" w:space="0" w:color="000000"/>
-            </w:tcBorders>
-            <w:shd w:val="clear" w:color="auto" w:fill="FFFFFF"/>
-            <w:tcMar>
-              <w:top w:w="0" w:type="dxa"/>
-              <w:bottom w:w="0" w:type="dxa"/>
-              <w:left w:w="0" w:type="dxa"/>
-              <w:right w:w="0" w:type="dxa"/>
-            </w:tcMar>
-            <w:vAlign w:val="top"/>
-          </w:tcPr>
-          <w:p>
-            <w:pPr>
-              <w:pStyle w:val="Normal"/>
-              <w:jc w:val="center"/>
-              <w:pBdr>
-                <w:bottom w:val="none" w:sz="0" w:space="0" w:color="000000"/>
-                <w:top w:val="none" w:sz="0" w:space="0" w:color="000000"/>
-                <w:left w:val="none" w:sz="0" w:space="0" w:color="000000"/>
-                <w:right w:val="none" w:sz="0" w:space="0" w:color="000000"/>
-              </w:pBdr>
-              <w:spacing w:after="100" w:before="100" w:line="240"/>
-              <w:ind w:left="100" w:right="100" w:firstLine="0" w:firstLineChars="0"/>
-              <w:rPr>
-                <w:rFonts w:ascii="Helvetica" w:hAnsi="Helvetica" w:eastAsia="Helvetica" w:cs="Helvetica"/>
-                <w:i w:val="false"/>
-                <w:b w:val="false"/>
-                <w:u w:val="none"/>
-                <w:sz w:val="22"/>
-                <w:szCs w:val="22"/>
-                <w:color w:val="000000"/>
-              </w:rPr>
-            </w:pPr>
-            <w:r>
-              <w:rPr>
-                <w:rFonts w:ascii="Helvetica" w:hAnsi="Helvetica" w:eastAsia="Helvetica" w:cs="Helvetica"/>
-                <w:i w:val="false"/>
-                <w:b w:val="false"/>
-                <w:u w:val="none"/>
-                <w:sz w:val="22"/>
-                <w:szCs w:val="22"/>
-                <w:color w:val="000000"/>
-              </w:rPr>
-              <w:t xml:space="preserve">0.320</w:t>
+              <w:t xml:space="preserve">3.84</w:t>
+            </w:r>
+          </w:p>
+        </w:tc>
+        <w:tc>
+          <w:tcPr>
+            <w:tcBorders>
+              <w:bottom w:val="none" w:sz="0" w:space="0" w:color="000000"/>
+              <w:top w:val="none" w:sz="0" w:space="0" w:color="000000"/>
+              <w:left w:val="none" w:sz="0" w:space="0" w:color="000000"/>
+              <w:right w:val="none" w:sz="0" w:space="0" w:color="000000"/>
+            </w:tcBorders>
+            <w:shd w:val="clear" w:color="auto" w:fill="FFFFFF"/>
+            <w:tcMar>
+              <w:top w:w="0" w:type="dxa"/>
+              <w:bottom w:w="0" w:type="dxa"/>
+              <w:left w:w="0" w:type="dxa"/>
+              <w:right w:w="0" w:type="dxa"/>
+            </w:tcMar>
+            <w:vAlign w:val="top"/>
+          </w:tcPr>
+          <w:p>
+            <w:pPr>
+              <w:pStyle w:val="Normal"/>
+              <w:jc w:val="center"/>
+              <w:pBdr>
+                <w:bottom w:val="none" w:sz="0" w:space="0" w:color="000000"/>
+                <w:top w:val="none" w:sz="0" w:space="0" w:color="000000"/>
+                <w:left w:val="none" w:sz="0" w:space="0" w:color="000000"/>
+                <w:right w:val="none" w:sz="0" w:space="0" w:color="000000"/>
+              </w:pBdr>
+              <w:spacing w:after="100" w:before="100" w:line="240"/>
+              <w:ind w:left="100" w:right="100" w:firstLine="0" w:firstLineChars="0"/>
+              <w:rPr>
+                <w:rFonts w:ascii="Helvetica" w:hAnsi="Helvetica" w:eastAsia="Helvetica" w:cs="Helvetica"/>
+                <w:i w:val="false"/>
+                <w:b w:val="false"/>
+                <w:u w:val="none"/>
+                <w:sz w:val="22"/>
+                <w:szCs w:val="22"/>
+                <w:color w:val="000000"/>
+              </w:rPr>
+            </w:pPr>
+            <w:r>
+              <w:rPr>
+                <w:rFonts w:ascii="Helvetica" w:hAnsi="Helvetica" w:eastAsia="Helvetica" w:cs="Helvetica"/>
+                <w:i w:val="false"/>
+                <w:b w:val="false"/>
+                <w:u w:val="none"/>
+                <w:sz w:val="22"/>
+                <w:szCs w:val="22"/>
+                <w:color w:val="000000"/>
+              </w:rPr>
+              <w:t xml:space="preserve">0.31, 48.0</w:t>
+            </w:r>
+          </w:p>
+        </w:tc>
+        <w:tc>
+          <w:tcPr>
+            <w:tcBorders>
+              <w:bottom w:val="none" w:sz="0" w:space="0" w:color="000000"/>
+              <w:top w:val="none" w:sz="0" w:space="0" w:color="000000"/>
+              <w:left w:val="none" w:sz="0" w:space="0" w:color="000000"/>
+              <w:right w:val="none" w:sz="0" w:space="0" w:color="000000"/>
+            </w:tcBorders>
+            <w:shd w:val="clear" w:color="auto" w:fill="FFFFFF"/>
+            <w:tcMar>
+              <w:top w:w="0" w:type="dxa"/>
+              <w:bottom w:w="0" w:type="dxa"/>
+              <w:left w:w="0" w:type="dxa"/>
+              <w:right w:w="0" w:type="dxa"/>
+            </w:tcMar>
+            <w:vAlign w:val="top"/>
+          </w:tcPr>
+          <w:p>
+            <w:pPr>
+              <w:pStyle w:val="Normal"/>
+              <w:jc w:val="center"/>
+              <w:pBdr>
+                <w:bottom w:val="none" w:sz="0" w:space="0" w:color="000000"/>
+                <w:top w:val="none" w:sz="0" w:space="0" w:color="000000"/>
+                <w:left w:val="none" w:sz="0" w:space="0" w:color="000000"/>
+                <w:right w:val="none" w:sz="0" w:space="0" w:color="000000"/>
+              </w:pBdr>
+              <w:spacing w:after="100" w:before="100" w:line="240"/>
+              <w:ind w:left="100" w:right="100" w:firstLine="0" w:firstLineChars="0"/>
+              <w:rPr>
+                <w:rFonts w:ascii="Helvetica" w:hAnsi="Helvetica" w:eastAsia="Helvetica" w:cs="Helvetica"/>
+                <w:i w:val="false"/>
+                <w:b w:val="false"/>
+                <w:u w:val="none"/>
+                <w:sz w:val="22"/>
+                <w:szCs w:val="22"/>
+                <w:color w:val="000000"/>
+              </w:rPr>
+            </w:pPr>
+            <w:r>
+              <w:rPr>
+                <w:rFonts w:ascii="Helvetica" w:hAnsi="Helvetica" w:eastAsia="Helvetica" w:cs="Helvetica"/>
+                <w:i w:val="false"/>
+                <w:b w:val="false"/>
+                <w:u w:val="none"/>
+                <w:sz w:val="22"/>
+                <w:szCs w:val="22"/>
+                <w:color w:val="000000"/>
+              </w:rPr>
+              <w:t xml:space="preserve">0.300</w:t>
             </w:r>
           </w:p>
         </w:tc>
@@ -10280,113 +10280,113 @@
                 <w:szCs w:val="22"/>
                 <w:color w:val="000000"/>
               </w:rPr>
-              <w:t xml:space="preserve">0.14</w:t>
-            </w:r>
-          </w:p>
-        </w:tc>
-        <w:tc>
-          <w:tcPr>
-            <w:tcBorders>
-              <w:bottom w:val="none" w:sz="0" w:space="0" w:color="000000"/>
-              <w:top w:val="none" w:sz="0" w:space="0" w:color="000000"/>
-              <w:left w:val="none" w:sz="0" w:space="0" w:color="000000"/>
-              <w:right w:val="none" w:sz="0" w:space="0" w:color="000000"/>
-            </w:tcBorders>
-            <w:shd w:val="clear" w:color="auto" w:fill="FFFFFF"/>
-            <w:tcMar>
-              <w:top w:w="0" w:type="dxa"/>
-              <w:bottom w:w="0" w:type="dxa"/>
-              <w:left w:w="0" w:type="dxa"/>
-              <w:right w:w="0" w:type="dxa"/>
-            </w:tcMar>
-            <w:vAlign w:val="top"/>
-          </w:tcPr>
-          <w:p>
-            <w:pPr>
-              <w:pStyle w:val="Normal"/>
-              <w:jc w:val="center"/>
-              <w:pBdr>
-                <w:bottom w:val="none" w:sz="0" w:space="0" w:color="000000"/>
-                <w:top w:val="none" w:sz="0" w:space="0" w:color="000000"/>
-                <w:left w:val="none" w:sz="0" w:space="0" w:color="000000"/>
-                <w:right w:val="none" w:sz="0" w:space="0" w:color="000000"/>
-              </w:pBdr>
-              <w:spacing w:after="100" w:before="100" w:line="240"/>
-              <w:ind w:left="100" w:right="100" w:firstLine="0" w:firstLineChars="0"/>
-              <w:rPr>
-                <w:rFonts w:ascii="Helvetica" w:hAnsi="Helvetica" w:eastAsia="Helvetica" w:cs="Helvetica"/>
-                <w:i w:val="false"/>
-                <w:b w:val="false"/>
-                <w:u w:val="none"/>
-                <w:sz w:val="22"/>
-                <w:szCs w:val="22"/>
-                <w:color w:val="000000"/>
-              </w:rPr>
-            </w:pPr>
-            <w:r>
-              <w:rPr>
-                <w:rFonts w:ascii="Helvetica" w:hAnsi="Helvetica" w:eastAsia="Helvetica" w:cs="Helvetica"/>
-                <w:i w:val="false"/>
-                <w:b w:val="false"/>
-                <w:u w:val="none"/>
-                <w:sz w:val="22"/>
-                <w:szCs w:val="22"/>
-                <w:color w:val="000000"/>
-              </w:rPr>
-              <w:t xml:space="preserve">0.01, 1.45</w:t>
-            </w:r>
-          </w:p>
-        </w:tc>
-        <w:tc>
-          <w:tcPr>
-            <w:tcBorders>
-              <w:bottom w:val="none" w:sz="0" w:space="0" w:color="000000"/>
-              <w:top w:val="none" w:sz="0" w:space="0" w:color="000000"/>
-              <w:left w:val="none" w:sz="0" w:space="0" w:color="000000"/>
-              <w:right w:val="none" w:sz="0" w:space="0" w:color="000000"/>
-            </w:tcBorders>
-            <w:shd w:val="clear" w:color="auto" w:fill="FFFFFF"/>
-            <w:tcMar>
-              <w:top w:w="0" w:type="dxa"/>
-              <w:bottom w:w="0" w:type="dxa"/>
-              <w:left w:w="0" w:type="dxa"/>
-              <w:right w:w="0" w:type="dxa"/>
-            </w:tcMar>
-            <w:vAlign w:val="top"/>
-          </w:tcPr>
-          <w:p>
-            <w:pPr>
-              <w:pStyle w:val="Normal"/>
-              <w:jc w:val="center"/>
-              <w:pBdr>
-                <w:bottom w:val="none" w:sz="0" w:space="0" w:color="000000"/>
-                <w:top w:val="none" w:sz="0" w:space="0" w:color="000000"/>
-                <w:left w:val="none" w:sz="0" w:space="0" w:color="000000"/>
-                <w:right w:val="none" w:sz="0" w:space="0" w:color="000000"/>
-              </w:pBdr>
-              <w:spacing w:after="100" w:before="100" w:line="240"/>
-              <w:ind w:left="100" w:right="100" w:firstLine="0" w:firstLineChars="0"/>
-              <w:rPr>
-                <w:rFonts w:ascii="Helvetica" w:hAnsi="Helvetica" w:eastAsia="Helvetica" w:cs="Helvetica"/>
-                <w:i w:val="false"/>
-                <w:b w:val="false"/>
-                <w:u w:val="none"/>
-                <w:sz w:val="22"/>
-                <w:szCs w:val="22"/>
-                <w:color w:val="000000"/>
-              </w:rPr>
-            </w:pPr>
-            <w:r>
-              <w:rPr>
-                <w:rFonts w:ascii="Helvetica" w:hAnsi="Helvetica" w:eastAsia="Helvetica" w:cs="Helvetica"/>
-                <w:i w:val="false"/>
-                <w:b w:val="false"/>
-                <w:u w:val="none"/>
-                <w:sz w:val="22"/>
-                <w:szCs w:val="22"/>
-                <w:color w:val="000000"/>
-              </w:rPr>
-              <w:t xml:space="preserve">0.098</w:t>
+              <w:t xml:space="preserve">0.15</w:t>
+            </w:r>
+          </w:p>
+        </w:tc>
+        <w:tc>
+          <w:tcPr>
+            <w:tcBorders>
+              <w:bottom w:val="none" w:sz="0" w:space="0" w:color="000000"/>
+              <w:top w:val="none" w:sz="0" w:space="0" w:color="000000"/>
+              <w:left w:val="none" w:sz="0" w:space="0" w:color="000000"/>
+              <w:right w:val="none" w:sz="0" w:space="0" w:color="000000"/>
+            </w:tcBorders>
+            <w:shd w:val="clear" w:color="auto" w:fill="FFFFFF"/>
+            <w:tcMar>
+              <w:top w:w="0" w:type="dxa"/>
+              <w:bottom w:w="0" w:type="dxa"/>
+              <w:left w:w="0" w:type="dxa"/>
+              <w:right w:w="0" w:type="dxa"/>
+            </w:tcMar>
+            <w:vAlign w:val="top"/>
+          </w:tcPr>
+          <w:p>
+            <w:pPr>
+              <w:pStyle w:val="Normal"/>
+              <w:jc w:val="center"/>
+              <w:pBdr>
+                <w:bottom w:val="none" w:sz="0" w:space="0" w:color="000000"/>
+                <w:top w:val="none" w:sz="0" w:space="0" w:color="000000"/>
+                <w:left w:val="none" w:sz="0" w:space="0" w:color="000000"/>
+                <w:right w:val="none" w:sz="0" w:space="0" w:color="000000"/>
+              </w:pBdr>
+              <w:spacing w:after="100" w:before="100" w:line="240"/>
+              <w:ind w:left="100" w:right="100" w:firstLine="0" w:firstLineChars="0"/>
+              <w:rPr>
+                <w:rFonts w:ascii="Helvetica" w:hAnsi="Helvetica" w:eastAsia="Helvetica" w:cs="Helvetica"/>
+                <w:i w:val="false"/>
+                <w:b w:val="false"/>
+                <w:u w:val="none"/>
+                <w:sz w:val="22"/>
+                <w:szCs w:val="22"/>
+                <w:color w:val="000000"/>
+              </w:rPr>
+            </w:pPr>
+            <w:r>
+              <w:rPr>
+                <w:rFonts w:ascii="Helvetica" w:hAnsi="Helvetica" w:eastAsia="Helvetica" w:cs="Helvetica"/>
+                <w:i w:val="false"/>
+                <w:b w:val="false"/>
+                <w:u w:val="none"/>
+                <w:sz w:val="22"/>
+                <w:szCs w:val="22"/>
+                <w:color w:val="000000"/>
+              </w:rPr>
+              <w:t xml:space="preserve">0.01, 1.64</w:t>
+            </w:r>
+          </w:p>
+        </w:tc>
+        <w:tc>
+          <w:tcPr>
+            <w:tcBorders>
+              <w:bottom w:val="none" w:sz="0" w:space="0" w:color="000000"/>
+              <w:top w:val="none" w:sz="0" w:space="0" w:color="000000"/>
+              <w:left w:val="none" w:sz="0" w:space="0" w:color="000000"/>
+              <w:right w:val="none" w:sz="0" w:space="0" w:color="000000"/>
+            </w:tcBorders>
+            <w:shd w:val="clear" w:color="auto" w:fill="FFFFFF"/>
+            <w:tcMar>
+              <w:top w:w="0" w:type="dxa"/>
+              <w:bottom w:w="0" w:type="dxa"/>
+              <w:left w:w="0" w:type="dxa"/>
+              <w:right w:w="0" w:type="dxa"/>
+            </w:tcMar>
+            <w:vAlign w:val="top"/>
+          </w:tcPr>
+          <w:p>
+            <w:pPr>
+              <w:pStyle w:val="Normal"/>
+              <w:jc w:val="center"/>
+              <w:pBdr>
+                <w:bottom w:val="none" w:sz="0" w:space="0" w:color="000000"/>
+                <w:top w:val="none" w:sz="0" w:space="0" w:color="000000"/>
+                <w:left w:val="none" w:sz="0" w:space="0" w:color="000000"/>
+                <w:right w:val="none" w:sz="0" w:space="0" w:color="000000"/>
+              </w:pBdr>
+              <w:spacing w:after="100" w:before="100" w:line="240"/>
+              <w:ind w:left="100" w:right="100" w:firstLine="0" w:firstLineChars="0"/>
+              <w:rPr>
+                <w:rFonts w:ascii="Helvetica" w:hAnsi="Helvetica" w:eastAsia="Helvetica" w:cs="Helvetica"/>
+                <w:i w:val="false"/>
+                <w:b w:val="false"/>
+                <w:u w:val="none"/>
+                <w:sz w:val="22"/>
+                <w:szCs w:val="22"/>
+                <w:color w:val="000000"/>
+              </w:rPr>
+            </w:pPr>
+            <w:r>
+              <w:rPr>
+                <w:rFonts w:ascii="Helvetica" w:hAnsi="Helvetica" w:eastAsia="Helvetica" w:cs="Helvetica"/>
+                <w:i w:val="false"/>
+                <w:b w:val="false"/>
+                <w:u w:val="none"/>
+                <w:sz w:val="22"/>
+                <w:szCs w:val="22"/>
+                <w:color w:val="000000"/>
+              </w:rPr>
+              <w:t xml:space="preserve">0.120</w:t>
             </w:r>
           </w:p>
         </w:tc>
@@ -10816,60 +10816,60 @@
                 <w:szCs w:val="22"/>
                 <w:color w:val="000000"/>
               </w:rPr>
-              <w:t xml:space="preserve">0.12, 1.09</w:t>
-            </w:r>
-          </w:p>
-        </w:tc>
-        <w:tc>
-          <w:tcPr>
-            <w:tcBorders>
-              <w:bottom w:val="none" w:sz="0" w:space="0" w:color="000000"/>
-              <w:top w:val="none" w:sz="0" w:space="0" w:color="000000"/>
-              <w:left w:val="none" w:sz="0" w:space="0" w:color="000000"/>
-              <w:right w:val="none" w:sz="0" w:space="0" w:color="000000"/>
-            </w:tcBorders>
-            <w:shd w:val="clear" w:color="auto" w:fill="FFFFFF"/>
-            <w:tcMar>
-              <w:top w:w="0" w:type="dxa"/>
-              <w:bottom w:w="0" w:type="dxa"/>
-              <w:left w:w="0" w:type="dxa"/>
-              <w:right w:w="0" w:type="dxa"/>
-            </w:tcMar>
-            <w:vAlign w:val="top"/>
-          </w:tcPr>
-          <w:p>
-            <w:pPr>
-              <w:pStyle w:val="Normal"/>
-              <w:jc w:val="center"/>
-              <w:pBdr>
-                <w:bottom w:val="none" w:sz="0" w:space="0" w:color="000000"/>
-                <w:top w:val="none" w:sz="0" w:space="0" w:color="000000"/>
-                <w:left w:val="none" w:sz="0" w:space="0" w:color="000000"/>
-                <w:right w:val="none" w:sz="0" w:space="0" w:color="000000"/>
-              </w:pBdr>
-              <w:spacing w:after="100" w:before="100" w:line="240"/>
-              <w:ind w:left="100" w:right="100" w:firstLine="0" w:firstLineChars="0"/>
-              <w:rPr>
-                <w:rFonts w:ascii="Helvetica" w:hAnsi="Helvetica" w:eastAsia="Helvetica" w:cs="Helvetica"/>
-                <w:i w:val="false"/>
-                <w:b w:val="false"/>
-                <w:u w:val="none"/>
-                <w:sz w:val="22"/>
-                <w:szCs w:val="22"/>
-                <w:color w:val="000000"/>
-              </w:rPr>
-            </w:pPr>
-            <w:r>
-              <w:rPr>
-                <w:rFonts w:ascii="Helvetica" w:hAnsi="Helvetica" w:eastAsia="Helvetica" w:cs="Helvetica"/>
-                <w:i w:val="false"/>
-                <w:b w:val="false"/>
-                <w:u w:val="none"/>
-                <w:sz w:val="22"/>
-                <w:szCs w:val="22"/>
-                <w:color w:val="000000"/>
-              </w:rPr>
-              <w:t xml:space="preserve">0.070</w:t>
+              <w:t xml:space="preserve">0.12, 1.10</w:t>
+            </w:r>
+          </w:p>
+        </w:tc>
+        <w:tc>
+          <w:tcPr>
+            <w:tcBorders>
+              <w:bottom w:val="none" w:sz="0" w:space="0" w:color="000000"/>
+              <w:top w:val="none" w:sz="0" w:space="0" w:color="000000"/>
+              <w:left w:val="none" w:sz="0" w:space="0" w:color="000000"/>
+              <w:right w:val="none" w:sz="0" w:space="0" w:color="000000"/>
+            </w:tcBorders>
+            <w:shd w:val="clear" w:color="auto" w:fill="FFFFFF"/>
+            <w:tcMar>
+              <w:top w:w="0" w:type="dxa"/>
+              <w:bottom w:w="0" w:type="dxa"/>
+              <w:left w:w="0" w:type="dxa"/>
+              <w:right w:w="0" w:type="dxa"/>
+            </w:tcMar>
+            <w:vAlign w:val="top"/>
+          </w:tcPr>
+          <w:p>
+            <w:pPr>
+              <w:pStyle w:val="Normal"/>
+              <w:jc w:val="center"/>
+              <w:pBdr>
+                <w:bottom w:val="none" w:sz="0" w:space="0" w:color="000000"/>
+                <w:top w:val="none" w:sz="0" w:space="0" w:color="000000"/>
+                <w:left w:val="none" w:sz="0" w:space="0" w:color="000000"/>
+                <w:right w:val="none" w:sz="0" w:space="0" w:color="000000"/>
+              </w:pBdr>
+              <w:spacing w:after="100" w:before="100" w:line="240"/>
+              <w:ind w:left="100" w:right="100" w:firstLine="0" w:firstLineChars="0"/>
+              <w:rPr>
+                <w:rFonts w:ascii="Helvetica" w:hAnsi="Helvetica" w:eastAsia="Helvetica" w:cs="Helvetica"/>
+                <w:i w:val="false"/>
+                <w:b w:val="false"/>
+                <w:u w:val="none"/>
+                <w:sz w:val="22"/>
+                <w:szCs w:val="22"/>
+                <w:color w:val="000000"/>
+              </w:rPr>
+            </w:pPr>
+            <w:r>
+              <w:rPr>
+                <w:rFonts w:ascii="Helvetica" w:hAnsi="Helvetica" w:eastAsia="Helvetica" w:cs="Helvetica"/>
+                <w:i w:val="false"/>
+                <w:b w:val="false"/>
+                <w:u w:val="none"/>
+                <w:sz w:val="22"/>
+                <w:szCs w:val="22"/>
+                <w:color w:val="000000"/>
+              </w:rPr>
+              <w:t xml:space="preserve">0.072</w:t>
             </w:r>
           </w:p>
         </w:tc>
@@ -11729,113 +11729,113 @@
                 <w:szCs w:val="22"/>
                 <w:color w:val="000000"/>
               </w:rPr>
-              <w:t xml:space="preserve">2.14</w:t>
-            </w:r>
-          </w:p>
-        </w:tc>
-        <w:tc>
-          <w:tcPr>
-            <w:tcBorders>
-              <w:bottom w:val="none" w:sz="0" w:space="0" w:color="000000"/>
-              <w:top w:val="none" w:sz="0" w:space="0" w:color="000000"/>
-              <w:left w:val="none" w:sz="0" w:space="0" w:color="000000"/>
-              <w:right w:val="none" w:sz="0" w:space="0" w:color="000000"/>
-            </w:tcBorders>
-            <w:shd w:val="clear" w:color="auto" w:fill="FFFFFF"/>
-            <w:tcMar>
-              <w:top w:w="0" w:type="dxa"/>
-              <w:bottom w:w="0" w:type="dxa"/>
-              <w:left w:w="0" w:type="dxa"/>
-              <w:right w:w="0" w:type="dxa"/>
-            </w:tcMar>
-            <w:vAlign w:val="top"/>
-          </w:tcPr>
-          <w:p>
-            <w:pPr>
-              <w:pStyle w:val="Normal"/>
-              <w:jc w:val="center"/>
-              <w:pBdr>
-                <w:bottom w:val="none" w:sz="0" w:space="0" w:color="000000"/>
-                <w:top w:val="none" w:sz="0" w:space="0" w:color="000000"/>
-                <w:left w:val="none" w:sz="0" w:space="0" w:color="000000"/>
-                <w:right w:val="none" w:sz="0" w:space="0" w:color="000000"/>
-              </w:pBdr>
-              <w:spacing w:after="100" w:before="100" w:line="240"/>
-              <w:ind w:left="100" w:right="100" w:firstLine="0" w:firstLineChars="0"/>
-              <w:rPr>
-                <w:rFonts w:ascii="Helvetica" w:hAnsi="Helvetica" w:eastAsia="Helvetica" w:cs="Helvetica"/>
-                <w:i w:val="false"/>
-                <w:b w:val="false"/>
-                <w:u w:val="none"/>
-                <w:sz w:val="22"/>
-                <w:szCs w:val="22"/>
-                <w:color w:val="000000"/>
-              </w:rPr>
-            </w:pPr>
-            <w:r>
-              <w:rPr>
-                <w:rFonts w:ascii="Helvetica" w:hAnsi="Helvetica" w:eastAsia="Helvetica" w:cs="Helvetica"/>
-                <w:i w:val="false"/>
-                <w:b w:val="false"/>
-                <w:u w:val="none"/>
-                <w:sz w:val="22"/>
-                <w:szCs w:val="22"/>
-                <w:color w:val="000000"/>
-              </w:rPr>
-              <w:t xml:space="preserve">0.08, 59.6</w:t>
-            </w:r>
-          </w:p>
-        </w:tc>
-        <w:tc>
-          <w:tcPr>
-            <w:tcBorders>
-              <w:bottom w:val="none" w:sz="0" w:space="0" w:color="000000"/>
-              <w:top w:val="none" w:sz="0" w:space="0" w:color="000000"/>
-              <w:left w:val="none" w:sz="0" w:space="0" w:color="000000"/>
-              <w:right w:val="none" w:sz="0" w:space="0" w:color="000000"/>
-            </w:tcBorders>
-            <w:shd w:val="clear" w:color="auto" w:fill="FFFFFF"/>
-            <w:tcMar>
-              <w:top w:w="0" w:type="dxa"/>
-              <w:bottom w:w="0" w:type="dxa"/>
-              <w:left w:w="0" w:type="dxa"/>
-              <w:right w:w="0" w:type="dxa"/>
-            </w:tcMar>
-            <w:vAlign w:val="top"/>
-          </w:tcPr>
-          <w:p>
-            <w:pPr>
-              <w:pStyle w:val="Normal"/>
-              <w:jc w:val="center"/>
-              <w:pBdr>
-                <w:bottom w:val="none" w:sz="0" w:space="0" w:color="000000"/>
-                <w:top w:val="none" w:sz="0" w:space="0" w:color="000000"/>
-                <w:left w:val="none" w:sz="0" w:space="0" w:color="000000"/>
-                <w:right w:val="none" w:sz="0" w:space="0" w:color="000000"/>
-              </w:pBdr>
-              <w:spacing w:after="100" w:before="100" w:line="240"/>
-              <w:ind w:left="100" w:right="100" w:firstLine="0" w:firstLineChars="0"/>
-              <w:rPr>
-                <w:rFonts w:ascii="Helvetica" w:hAnsi="Helvetica" w:eastAsia="Helvetica" w:cs="Helvetica"/>
-                <w:i w:val="false"/>
-                <w:b w:val="false"/>
-                <w:u w:val="none"/>
-                <w:sz w:val="22"/>
-                <w:szCs w:val="22"/>
-                <w:color w:val="000000"/>
-              </w:rPr>
-            </w:pPr>
-            <w:r>
-              <w:rPr>
-                <w:rFonts w:ascii="Helvetica" w:hAnsi="Helvetica" w:eastAsia="Helvetica" w:cs="Helvetica"/>
-                <w:i w:val="false"/>
-                <w:b w:val="false"/>
-                <w:u w:val="none"/>
-                <w:sz w:val="22"/>
-                <w:szCs w:val="22"/>
-                <w:color w:val="000000"/>
-              </w:rPr>
-              <w:t xml:space="preserve">0.650</w:t>
+              <w:t xml:space="preserve">1.87</w:t>
+            </w:r>
+          </w:p>
+        </w:tc>
+        <w:tc>
+          <w:tcPr>
+            <w:tcBorders>
+              <w:bottom w:val="none" w:sz="0" w:space="0" w:color="000000"/>
+              <w:top w:val="none" w:sz="0" w:space="0" w:color="000000"/>
+              <w:left w:val="none" w:sz="0" w:space="0" w:color="000000"/>
+              <w:right w:val="none" w:sz="0" w:space="0" w:color="000000"/>
+            </w:tcBorders>
+            <w:shd w:val="clear" w:color="auto" w:fill="FFFFFF"/>
+            <w:tcMar>
+              <w:top w:w="0" w:type="dxa"/>
+              <w:bottom w:w="0" w:type="dxa"/>
+              <w:left w:w="0" w:type="dxa"/>
+              <w:right w:w="0" w:type="dxa"/>
+            </w:tcMar>
+            <w:vAlign w:val="top"/>
+          </w:tcPr>
+          <w:p>
+            <w:pPr>
+              <w:pStyle w:val="Normal"/>
+              <w:jc w:val="center"/>
+              <w:pBdr>
+                <w:bottom w:val="none" w:sz="0" w:space="0" w:color="000000"/>
+                <w:top w:val="none" w:sz="0" w:space="0" w:color="000000"/>
+                <w:left w:val="none" w:sz="0" w:space="0" w:color="000000"/>
+                <w:right w:val="none" w:sz="0" w:space="0" w:color="000000"/>
+              </w:pBdr>
+              <w:spacing w:after="100" w:before="100" w:line="240"/>
+              <w:ind w:left="100" w:right="100" w:firstLine="0" w:firstLineChars="0"/>
+              <w:rPr>
+                <w:rFonts w:ascii="Helvetica" w:hAnsi="Helvetica" w:eastAsia="Helvetica" w:cs="Helvetica"/>
+                <w:i w:val="false"/>
+                <w:b w:val="false"/>
+                <w:u w:val="none"/>
+                <w:sz w:val="22"/>
+                <w:szCs w:val="22"/>
+                <w:color w:val="000000"/>
+              </w:rPr>
+            </w:pPr>
+            <w:r>
+              <w:rPr>
+                <w:rFonts w:ascii="Helvetica" w:hAnsi="Helvetica" w:eastAsia="Helvetica" w:cs="Helvetica"/>
+                <w:i w:val="false"/>
+                <w:b w:val="false"/>
+                <w:u w:val="none"/>
+                <w:sz w:val="22"/>
+                <w:szCs w:val="22"/>
+                <w:color w:val="000000"/>
+              </w:rPr>
+              <w:t xml:space="preserve">0.06, 54.9</w:t>
+            </w:r>
+          </w:p>
+        </w:tc>
+        <w:tc>
+          <w:tcPr>
+            <w:tcBorders>
+              <w:bottom w:val="none" w:sz="0" w:space="0" w:color="000000"/>
+              <w:top w:val="none" w:sz="0" w:space="0" w:color="000000"/>
+              <w:left w:val="none" w:sz="0" w:space="0" w:color="000000"/>
+              <w:right w:val="none" w:sz="0" w:space="0" w:color="000000"/>
+            </w:tcBorders>
+            <w:shd w:val="clear" w:color="auto" w:fill="FFFFFF"/>
+            <w:tcMar>
+              <w:top w:w="0" w:type="dxa"/>
+              <w:bottom w:w="0" w:type="dxa"/>
+              <w:left w:w="0" w:type="dxa"/>
+              <w:right w:w="0" w:type="dxa"/>
+            </w:tcMar>
+            <w:vAlign w:val="top"/>
+          </w:tcPr>
+          <w:p>
+            <w:pPr>
+              <w:pStyle w:val="Normal"/>
+              <w:jc w:val="center"/>
+              <w:pBdr>
+                <w:bottom w:val="none" w:sz="0" w:space="0" w:color="000000"/>
+                <w:top w:val="none" w:sz="0" w:space="0" w:color="000000"/>
+                <w:left w:val="none" w:sz="0" w:space="0" w:color="000000"/>
+                <w:right w:val="none" w:sz="0" w:space="0" w:color="000000"/>
+              </w:pBdr>
+              <w:spacing w:after="100" w:before="100" w:line="240"/>
+              <w:ind w:left="100" w:right="100" w:firstLine="0" w:firstLineChars="0"/>
+              <w:rPr>
+                <w:rFonts w:ascii="Helvetica" w:hAnsi="Helvetica" w:eastAsia="Helvetica" w:cs="Helvetica"/>
+                <w:i w:val="false"/>
+                <w:b w:val="false"/>
+                <w:u w:val="none"/>
+                <w:sz w:val="22"/>
+                <w:szCs w:val="22"/>
+                <w:color w:val="000000"/>
+              </w:rPr>
+            </w:pPr>
+            <w:r>
+              <w:rPr>
+                <w:rFonts w:ascii="Helvetica" w:hAnsi="Helvetica" w:eastAsia="Helvetica" w:cs="Helvetica"/>
+                <w:i w:val="false"/>
+                <w:b w:val="false"/>
+                <w:u w:val="none"/>
+                <w:sz w:val="22"/>
+                <w:szCs w:val="22"/>
+                <w:color w:val="000000"/>
+              </w:rPr>
+              <w:t xml:space="preserve">0.720</w:t>
             </w:r>
           </w:p>
         </w:tc>
@@ -12212,113 +12212,113 @@
                 <w:szCs w:val="22"/>
                 <w:color w:val="000000"/>
               </w:rPr>
-              <w:t xml:space="preserve">0.35</w:t>
-            </w:r>
-          </w:p>
-        </w:tc>
-        <w:tc>
-          <w:tcPr>
-            <w:tcBorders>
-              <w:bottom w:val="none" w:sz="0" w:space="0" w:color="000000"/>
-              <w:top w:val="none" w:sz="0" w:space="0" w:color="000000"/>
-              <w:left w:val="none" w:sz="0" w:space="0" w:color="000000"/>
-              <w:right w:val="none" w:sz="0" w:space="0" w:color="000000"/>
-            </w:tcBorders>
-            <w:shd w:val="clear" w:color="auto" w:fill="FFFFFF"/>
-            <w:tcMar>
-              <w:top w:w="0" w:type="dxa"/>
-              <w:bottom w:w="0" w:type="dxa"/>
-              <w:left w:w="0" w:type="dxa"/>
-              <w:right w:w="0" w:type="dxa"/>
-            </w:tcMar>
-            <w:vAlign w:val="top"/>
-          </w:tcPr>
-          <w:p>
-            <w:pPr>
-              <w:pStyle w:val="Normal"/>
-              <w:jc w:val="center"/>
-              <w:pBdr>
-                <w:bottom w:val="none" w:sz="0" w:space="0" w:color="000000"/>
-                <w:top w:val="none" w:sz="0" w:space="0" w:color="000000"/>
-                <w:left w:val="none" w:sz="0" w:space="0" w:color="000000"/>
-                <w:right w:val="none" w:sz="0" w:space="0" w:color="000000"/>
-              </w:pBdr>
-              <w:spacing w:after="100" w:before="100" w:line="240"/>
-              <w:ind w:left="100" w:right="100" w:firstLine="0" w:firstLineChars="0"/>
-              <w:rPr>
-                <w:rFonts w:ascii="Helvetica" w:hAnsi="Helvetica" w:eastAsia="Helvetica" w:cs="Helvetica"/>
-                <w:i w:val="false"/>
-                <w:b w:val="false"/>
-                <w:u w:val="none"/>
-                <w:sz w:val="22"/>
-                <w:szCs w:val="22"/>
-                <w:color w:val="000000"/>
-              </w:rPr>
-            </w:pPr>
-            <w:r>
-              <w:rPr>
-                <w:rFonts w:ascii="Helvetica" w:hAnsi="Helvetica" w:eastAsia="Helvetica" w:cs="Helvetica"/>
-                <w:i w:val="false"/>
-                <w:b w:val="false"/>
-                <w:u w:val="none"/>
-                <w:sz w:val="22"/>
-                <w:szCs w:val="22"/>
-                <w:color w:val="000000"/>
-              </w:rPr>
-              <w:t xml:space="preserve">0.03, 4.34</w:t>
-            </w:r>
-          </w:p>
-        </w:tc>
-        <w:tc>
-          <w:tcPr>
-            <w:tcBorders>
-              <w:bottom w:val="none" w:sz="0" w:space="0" w:color="000000"/>
-              <w:top w:val="none" w:sz="0" w:space="0" w:color="000000"/>
-              <w:left w:val="none" w:sz="0" w:space="0" w:color="000000"/>
-              <w:right w:val="none" w:sz="0" w:space="0" w:color="000000"/>
-            </w:tcBorders>
-            <w:shd w:val="clear" w:color="auto" w:fill="FFFFFF"/>
-            <w:tcMar>
-              <w:top w:w="0" w:type="dxa"/>
-              <w:bottom w:w="0" w:type="dxa"/>
-              <w:left w:w="0" w:type="dxa"/>
-              <w:right w:w="0" w:type="dxa"/>
-            </w:tcMar>
-            <w:vAlign w:val="top"/>
-          </w:tcPr>
-          <w:p>
-            <w:pPr>
-              <w:pStyle w:val="Normal"/>
-              <w:jc w:val="center"/>
-              <w:pBdr>
-                <w:bottom w:val="none" w:sz="0" w:space="0" w:color="000000"/>
-                <w:top w:val="none" w:sz="0" w:space="0" w:color="000000"/>
-                <w:left w:val="none" w:sz="0" w:space="0" w:color="000000"/>
-                <w:right w:val="none" w:sz="0" w:space="0" w:color="000000"/>
-              </w:pBdr>
-              <w:spacing w:after="100" w:before="100" w:line="240"/>
-              <w:ind w:left="100" w:right="100" w:firstLine="0" w:firstLineChars="0"/>
-              <w:rPr>
-                <w:rFonts w:ascii="Helvetica" w:hAnsi="Helvetica" w:eastAsia="Helvetica" w:cs="Helvetica"/>
-                <w:i w:val="false"/>
-                <w:b w:val="false"/>
-                <w:u w:val="none"/>
-                <w:sz w:val="22"/>
-                <w:szCs w:val="22"/>
-                <w:color w:val="000000"/>
-              </w:rPr>
-            </w:pPr>
-            <w:r>
-              <w:rPr>
-                <w:rFonts w:ascii="Helvetica" w:hAnsi="Helvetica" w:eastAsia="Helvetica" w:cs="Helvetica"/>
-                <w:i w:val="false"/>
-                <w:b w:val="false"/>
-                <w:u w:val="none"/>
-                <w:sz w:val="22"/>
-                <w:szCs w:val="22"/>
-                <w:color w:val="000000"/>
-              </w:rPr>
-              <w:t xml:space="preserve">0.410</w:t>
+              <w:t xml:space="preserve">0.37</w:t>
+            </w:r>
+          </w:p>
+        </w:tc>
+        <w:tc>
+          <w:tcPr>
+            <w:tcBorders>
+              <w:bottom w:val="none" w:sz="0" w:space="0" w:color="000000"/>
+              <w:top w:val="none" w:sz="0" w:space="0" w:color="000000"/>
+              <w:left w:val="none" w:sz="0" w:space="0" w:color="000000"/>
+              <w:right w:val="none" w:sz="0" w:space="0" w:color="000000"/>
+            </w:tcBorders>
+            <w:shd w:val="clear" w:color="auto" w:fill="FFFFFF"/>
+            <w:tcMar>
+              <w:top w:w="0" w:type="dxa"/>
+              <w:bottom w:w="0" w:type="dxa"/>
+              <w:left w:w="0" w:type="dxa"/>
+              <w:right w:w="0" w:type="dxa"/>
+            </w:tcMar>
+            <w:vAlign w:val="top"/>
+          </w:tcPr>
+          <w:p>
+            <w:pPr>
+              <w:pStyle w:val="Normal"/>
+              <w:jc w:val="center"/>
+              <w:pBdr>
+                <w:bottom w:val="none" w:sz="0" w:space="0" w:color="000000"/>
+                <w:top w:val="none" w:sz="0" w:space="0" w:color="000000"/>
+                <w:left w:val="none" w:sz="0" w:space="0" w:color="000000"/>
+                <w:right w:val="none" w:sz="0" w:space="0" w:color="000000"/>
+              </w:pBdr>
+              <w:spacing w:after="100" w:before="100" w:line="240"/>
+              <w:ind w:left="100" w:right="100" w:firstLine="0" w:firstLineChars="0"/>
+              <w:rPr>
+                <w:rFonts w:ascii="Helvetica" w:hAnsi="Helvetica" w:eastAsia="Helvetica" w:cs="Helvetica"/>
+                <w:i w:val="false"/>
+                <w:b w:val="false"/>
+                <w:u w:val="none"/>
+                <w:sz w:val="22"/>
+                <w:szCs w:val="22"/>
+                <w:color w:val="000000"/>
+              </w:rPr>
+            </w:pPr>
+            <w:r>
+              <w:rPr>
+                <w:rFonts w:ascii="Helvetica" w:hAnsi="Helvetica" w:eastAsia="Helvetica" w:cs="Helvetica"/>
+                <w:i w:val="false"/>
+                <w:b w:val="false"/>
+                <w:u w:val="none"/>
+                <w:sz w:val="22"/>
+                <w:szCs w:val="22"/>
+                <w:color w:val="000000"/>
+              </w:rPr>
+              <w:t xml:space="preserve">0.03, 4.62</w:t>
+            </w:r>
+          </w:p>
+        </w:tc>
+        <w:tc>
+          <w:tcPr>
+            <w:tcBorders>
+              <w:bottom w:val="none" w:sz="0" w:space="0" w:color="000000"/>
+              <w:top w:val="none" w:sz="0" w:space="0" w:color="000000"/>
+              <w:left w:val="none" w:sz="0" w:space="0" w:color="000000"/>
+              <w:right w:val="none" w:sz="0" w:space="0" w:color="000000"/>
+            </w:tcBorders>
+            <w:shd w:val="clear" w:color="auto" w:fill="FFFFFF"/>
+            <w:tcMar>
+              <w:top w:w="0" w:type="dxa"/>
+              <w:bottom w:w="0" w:type="dxa"/>
+              <w:left w:w="0" w:type="dxa"/>
+              <w:right w:w="0" w:type="dxa"/>
+            </w:tcMar>
+            <w:vAlign w:val="top"/>
+          </w:tcPr>
+          <w:p>
+            <w:pPr>
+              <w:pStyle w:val="Normal"/>
+              <w:jc w:val="center"/>
+              <w:pBdr>
+                <w:bottom w:val="none" w:sz="0" w:space="0" w:color="000000"/>
+                <w:top w:val="none" w:sz="0" w:space="0" w:color="000000"/>
+                <w:left w:val="none" w:sz="0" w:space="0" w:color="000000"/>
+                <w:right w:val="none" w:sz="0" w:space="0" w:color="000000"/>
+              </w:pBdr>
+              <w:spacing w:after="100" w:before="100" w:line="240"/>
+              <w:ind w:left="100" w:right="100" w:firstLine="0" w:firstLineChars="0"/>
+              <w:rPr>
+                <w:rFonts w:ascii="Helvetica" w:hAnsi="Helvetica" w:eastAsia="Helvetica" w:cs="Helvetica"/>
+                <w:i w:val="false"/>
+                <w:b w:val="false"/>
+                <w:u w:val="none"/>
+                <w:sz w:val="22"/>
+                <w:szCs w:val="22"/>
+                <w:color w:val="000000"/>
+              </w:rPr>
+            </w:pPr>
+            <w:r>
+              <w:rPr>
+                <w:rFonts w:ascii="Helvetica" w:hAnsi="Helvetica" w:eastAsia="Helvetica" w:cs="Helvetica"/>
+                <w:i w:val="false"/>
+                <w:b w:val="false"/>
+                <w:u w:val="none"/>
+                <w:sz w:val="22"/>
+                <w:szCs w:val="22"/>
+                <w:color w:val="000000"/>
+              </w:rPr>
+              <w:t xml:space="preserve">0.440</w:t>
             </w:r>
           </w:p>
         </w:tc>
@@ -12801,7 +12801,7 @@
                 <w:szCs w:val="22"/>
                 <w:color w:val="000000"/>
               </w:rPr>
-              <w:t xml:space="preserve">0.130</w:t>
+              <w:t xml:space="preserve">0.100</w:t>
             </w:r>
           </w:p>
         </w:tc>
@@ -13178,113 +13178,113 @@
                 <w:szCs w:val="22"/>
                 <w:color w:val="000000"/>
               </w:rPr>
-              <w:t xml:space="preserve">0.55</w:t>
-            </w:r>
-          </w:p>
-        </w:tc>
-        <w:tc>
-          <w:tcPr>
-            <w:tcBorders>
-              <w:bottom w:val="none" w:sz="0" w:space="0" w:color="000000"/>
-              <w:top w:val="none" w:sz="0" w:space="0" w:color="000000"/>
-              <w:left w:val="none" w:sz="0" w:space="0" w:color="000000"/>
-              <w:right w:val="none" w:sz="0" w:space="0" w:color="000000"/>
-            </w:tcBorders>
-            <w:shd w:val="clear" w:color="auto" w:fill="FFFFFF"/>
-            <w:tcMar>
-              <w:top w:w="0" w:type="dxa"/>
-              <w:bottom w:w="0" w:type="dxa"/>
-              <w:left w:w="0" w:type="dxa"/>
-              <w:right w:w="0" w:type="dxa"/>
-            </w:tcMar>
-            <w:vAlign w:val="top"/>
-          </w:tcPr>
-          <w:p>
-            <w:pPr>
-              <w:pStyle w:val="Normal"/>
-              <w:jc w:val="center"/>
-              <w:pBdr>
-                <w:bottom w:val="none" w:sz="0" w:space="0" w:color="000000"/>
-                <w:top w:val="none" w:sz="0" w:space="0" w:color="000000"/>
-                <w:left w:val="none" w:sz="0" w:space="0" w:color="000000"/>
-                <w:right w:val="none" w:sz="0" w:space="0" w:color="000000"/>
-              </w:pBdr>
-              <w:spacing w:after="100" w:before="100" w:line="240"/>
-              <w:ind w:left="100" w:right="100" w:firstLine="0" w:firstLineChars="0"/>
-              <w:rPr>
-                <w:rFonts w:ascii="Helvetica" w:hAnsi="Helvetica" w:eastAsia="Helvetica" w:cs="Helvetica"/>
-                <w:i w:val="false"/>
-                <w:b w:val="false"/>
-                <w:u w:val="none"/>
-                <w:sz w:val="22"/>
-                <w:szCs w:val="22"/>
-                <w:color w:val="000000"/>
-              </w:rPr>
-            </w:pPr>
-            <w:r>
-              <w:rPr>
-                <w:rFonts w:ascii="Helvetica" w:hAnsi="Helvetica" w:eastAsia="Helvetica" w:cs="Helvetica"/>
-                <w:i w:val="false"/>
-                <w:b w:val="false"/>
-                <w:u w:val="none"/>
-                <w:sz w:val="22"/>
-                <w:szCs w:val="22"/>
-                <w:color w:val="000000"/>
-              </w:rPr>
-              <w:t xml:space="preserve">0.14, 2.17</w:t>
-            </w:r>
-          </w:p>
-        </w:tc>
-        <w:tc>
-          <w:tcPr>
-            <w:tcBorders>
-              <w:bottom w:val="none" w:sz="0" w:space="0" w:color="000000"/>
-              <w:top w:val="none" w:sz="0" w:space="0" w:color="000000"/>
-              <w:left w:val="none" w:sz="0" w:space="0" w:color="000000"/>
-              <w:right w:val="none" w:sz="0" w:space="0" w:color="000000"/>
-            </w:tcBorders>
-            <w:shd w:val="clear" w:color="auto" w:fill="FFFFFF"/>
-            <w:tcMar>
-              <w:top w:w="0" w:type="dxa"/>
-              <w:bottom w:w="0" w:type="dxa"/>
-              <w:left w:w="0" w:type="dxa"/>
-              <w:right w:w="0" w:type="dxa"/>
-            </w:tcMar>
-            <w:vAlign w:val="top"/>
-          </w:tcPr>
-          <w:p>
-            <w:pPr>
-              <w:pStyle w:val="Normal"/>
-              <w:jc w:val="center"/>
-              <w:pBdr>
-                <w:bottom w:val="none" w:sz="0" w:space="0" w:color="000000"/>
-                <w:top w:val="none" w:sz="0" w:space="0" w:color="000000"/>
-                <w:left w:val="none" w:sz="0" w:space="0" w:color="000000"/>
-                <w:right w:val="none" w:sz="0" w:space="0" w:color="000000"/>
-              </w:pBdr>
-              <w:spacing w:after="100" w:before="100" w:line="240"/>
-              <w:ind w:left="100" w:right="100" w:firstLine="0" w:firstLineChars="0"/>
-              <w:rPr>
-                <w:rFonts w:ascii="Helvetica" w:hAnsi="Helvetica" w:eastAsia="Helvetica" w:cs="Helvetica"/>
-                <w:i w:val="false"/>
-                <w:b w:val="false"/>
-                <w:u w:val="none"/>
-                <w:sz w:val="22"/>
-                <w:szCs w:val="22"/>
-                <w:color w:val="000000"/>
-              </w:rPr>
-            </w:pPr>
-            <w:r>
-              <w:rPr>
-                <w:rFonts w:ascii="Helvetica" w:hAnsi="Helvetica" w:eastAsia="Helvetica" w:cs="Helvetica"/>
-                <w:i w:val="false"/>
-                <w:b w:val="false"/>
-                <w:u w:val="none"/>
-                <w:sz w:val="22"/>
-                <w:szCs w:val="22"/>
-                <w:color w:val="000000"/>
-              </w:rPr>
-              <w:t xml:space="preserve">0.390</w:t>
+              <w:t xml:space="preserve">0.56</w:t>
+            </w:r>
+          </w:p>
+        </w:tc>
+        <w:tc>
+          <w:tcPr>
+            <w:tcBorders>
+              <w:bottom w:val="none" w:sz="0" w:space="0" w:color="000000"/>
+              <w:top w:val="none" w:sz="0" w:space="0" w:color="000000"/>
+              <w:left w:val="none" w:sz="0" w:space="0" w:color="000000"/>
+              <w:right w:val="none" w:sz="0" w:space="0" w:color="000000"/>
+            </w:tcBorders>
+            <w:shd w:val="clear" w:color="auto" w:fill="FFFFFF"/>
+            <w:tcMar>
+              <w:top w:w="0" w:type="dxa"/>
+              <w:bottom w:w="0" w:type="dxa"/>
+              <w:left w:w="0" w:type="dxa"/>
+              <w:right w:w="0" w:type="dxa"/>
+            </w:tcMar>
+            <w:vAlign w:val="top"/>
+          </w:tcPr>
+          <w:p>
+            <w:pPr>
+              <w:pStyle w:val="Normal"/>
+              <w:jc w:val="center"/>
+              <w:pBdr>
+                <w:bottom w:val="none" w:sz="0" w:space="0" w:color="000000"/>
+                <w:top w:val="none" w:sz="0" w:space="0" w:color="000000"/>
+                <w:left w:val="none" w:sz="0" w:space="0" w:color="000000"/>
+                <w:right w:val="none" w:sz="0" w:space="0" w:color="000000"/>
+              </w:pBdr>
+              <w:spacing w:after="100" w:before="100" w:line="240"/>
+              <w:ind w:left="100" w:right="100" w:firstLine="0" w:firstLineChars="0"/>
+              <w:rPr>
+                <w:rFonts w:ascii="Helvetica" w:hAnsi="Helvetica" w:eastAsia="Helvetica" w:cs="Helvetica"/>
+                <w:i w:val="false"/>
+                <w:b w:val="false"/>
+                <w:u w:val="none"/>
+                <w:sz w:val="22"/>
+                <w:szCs w:val="22"/>
+                <w:color w:val="000000"/>
+              </w:rPr>
+            </w:pPr>
+            <w:r>
+              <w:rPr>
+                <w:rFonts w:ascii="Helvetica" w:hAnsi="Helvetica" w:eastAsia="Helvetica" w:cs="Helvetica"/>
+                <w:i w:val="false"/>
+                <w:b w:val="false"/>
+                <w:u w:val="none"/>
+                <w:sz w:val="22"/>
+                <w:szCs w:val="22"/>
+                <w:color w:val="000000"/>
+              </w:rPr>
+              <w:t xml:space="preserve">0.15, 2.16</w:t>
+            </w:r>
+          </w:p>
+        </w:tc>
+        <w:tc>
+          <w:tcPr>
+            <w:tcBorders>
+              <w:bottom w:val="none" w:sz="0" w:space="0" w:color="000000"/>
+              <w:top w:val="none" w:sz="0" w:space="0" w:color="000000"/>
+              <w:left w:val="none" w:sz="0" w:space="0" w:color="000000"/>
+              <w:right w:val="none" w:sz="0" w:space="0" w:color="000000"/>
+            </w:tcBorders>
+            <w:shd w:val="clear" w:color="auto" w:fill="FFFFFF"/>
+            <w:tcMar>
+              <w:top w:w="0" w:type="dxa"/>
+              <w:bottom w:w="0" w:type="dxa"/>
+              <w:left w:w="0" w:type="dxa"/>
+              <w:right w:w="0" w:type="dxa"/>
+            </w:tcMar>
+            <w:vAlign w:val="top"/>
+          </w:tcPr>
+          <w:p>
+            <w:pPr>
+              <w:pStyle w:val="Normal"/>
+              <w:jc w:val="center"/>
+              <w:pBdr>
+                <w:bottom w:val="none" w:sz="0" w:space="0" w:color="000000"/>
+                <w:top w:val="none" w:sz="0" w:space="0" w:color="000000"/>
+                <w:left w:val="none" w:sz="0" w:space="0" w:color="000000"/>
+                <w:right w:val="none" w:sz="0" w:space="0" w:color="000000"/>
+              </w:pBdr>
+              <w:spacing w:after="100" w:before="100" w:line="240"/>
+              <w:ind w:left="100" w:right="100" w:firstLine="0" w:firstLineChars="0"/>
+              <w:rPr>
+                <w:rFonts w:ascii="Helvetica" w:hAnsi="Helvetica" w:eastAsia="Helvetica" w:cs="Helvetica"/>
+                <w:i w:val="false"/>
+                <w:b w:val="false"/>
+                <w:u w:val="none"/>
+                <w:sz w:val="22"/>
+                <w:szCs w:val="22"/>
+                <w:color w:val="000000"/>
+              </w:rPr>
+            </w:pPr>
+            <w:r>
+              <w:rPr>
+                <w:rFonts w:ascii="Helvetica" w:hAnsi="Helvetica" w:eastAsia="Helvetica" w:cs="Helvetica"/>
+                <w:i w:val="false"/>
+                <w:b w:val="false"/>
+                <w:u w:val="none"/>
+                <w:sz w:val="22"/>
+                <w:szCs w:val="22"/>
+                <w:color w:val="000000"/>
+              </w:rPr>
+              <w:t xml:space="preserve">0.400</w:t>
             </w:r>
           </w:p>
         </w:tc>
@@ -13714,60 +13714,60 @@
                 <w:szCs w:val="22"/>
                 <w:color w:val="000000"/>
               </w:rPr>
-              <w:t xml:space="preserve">0.13, 1.66</w:t>
-            </w:r>
-          </w:p>
-        </w:tc>
-        <w:tc>
-          <w:tcPr>
-            <w:tcBorders>
-              <w:bottom w:val="none" w:sz="0" w:space="0" w:color="000000"/>
-              <w:top w:val="none" w:sz="0" w:space="0" w:color="000000"/>
-              <w:left w:val="none" w:sz="0" w:space="0" w:color="000000"/>
-              <w:right w:val="none" w:sz="0" w:space="0" w:color="000000"/>
-            </w:tcBorders>
-            <w:shd w:val="clear" w:color="auto" w:fill="FFFFFF"/>
-            <w:tcMar>
-              <w:top w:w="0" w:type="dxa"/>
-              <w:bottom w:w="0" w:type="dxa"/>
-              <w:left w:w="0" w:type="dxa"/>
-              <w:right w:w="0" w:type="dxa"/>
-            </w:tcMar>
-            <w:vAlign w:val="top"/>
-          </w:tcPr>
-          <w:p>
-            <w:pPr>
-              <w:pStyle w:val="Normal"/>
-              <w:jc w:val="center"/>
-              <w:pBdr>
-                <w:bottom w:val="none" w:sz="0" w:space="0" w:color="000000"/>
-                <w:top w:val="none" w:sz="0" w:space="0" w:color="000000"/>
-                <w:left w:val="none" w:sz="0" w:space="0" w:color="000000"/>
-                <w:right w:val="none" w:sz="0" w:space="0" w:color="000000"/>
-              </w:pBdr>
-              <w:spacing w:after="100" w:before="100" w:line="240"/>
-              <w:ind w:left="100" w:right="100" w:firstLine="0" w:firstLineChars="0"/>
-              <w:rPr>
-                <w:rFonts w:ascii="Helvetica" w:hAnsi="Helvetica" w:eastAsia="Helvetica" w:cs="Helvetica"/>
-                <w:i w:val="false"/>
-                <w:b w:val="false"/>
-                <w:u w:val="none"/>
-                <w:sz w:val="22"/>
-                <w:szCs w:val="22"/>
-                <w:color w:val="000000"/>
-              </w:rPr>
-            </w:pPr>
-            <w:r>
-              <w:rPr>
-                <w:rFonts w:ascii="Helvetica" w:hAnsi="Helvetica" w:eastAsia="Helvetica" w:cs="Helvetica"/>
-                <w:i w:val="false"/>
-                <w:b w:val="false"/>
-                <w:u w:val="none"/>
-                <w:sz w:val="22"/>
-                <w:szCs w:val="22"/>
-                <w:color w:val="000000"/>
-              </w:rPr>
-              <w:t xml:space="preserve">0.240</w:t>
+              <w:t xml:space="preserve">0.13, 1.61</w:t>
+            </w:r>
+          </w:p>
+        </w:tc>
+        <w:tc>
+          <w:tcPr>
+            <w:tcBorders>
+              <w:bottom w:val="none" w:sz="0" w:space="0" w:color="000000"/>
+              <w:top w:val="none" w:sz="0" w:space="0" w:color="000000"/>
+              <w:left w:val="none" w:sz="0" w:space="0" w:color="000000"/>
+              <w:right w:val="none" w:sz="0" w:space="0" w:color="000000"/>
+            </w:tcBorders>
+            <w:shd w:val="clear" w:color="auto" w:fill="FFFFFF"/>
+            <w:tcMar>
+              <w:top w:w="0" w:type="dxa"/>
+              <w:bottom w:w="0" w:type="dxa"/>
+              <w:left w:w="0" w:type="dxa"/>
+              <w:right w:w="0" w:type="dxa"/>
+            </w:tcMar>
+            <w:vAlign w:val="top"/>
+          </w:tcPr>
+          <w:p>
+            <w:pPr>
+              <w:pStyle w:val="Normal"/>
+              <w:jc w:val="center"/>
+              <w:pBdr>
+                <w:bottom w:val="none" w:sz="0" w:space="0" w:color="000000"/>
+                <w:top w:val="none" w:sz="0" w:space="0" w:color="000000"/>
+                <w:left w:val="none" w:sz="0" w:space="0" w:color="000000"/>
+                <w:right w:val="none" w:sz="0" w:space="0" w:color="000000"/>
+              </w:pBdr>
+              <w:spacing w:after="100" w:before="100" w:line="240"/>
+              <w:ind w:left="100" w:right="100" w:firstLine="0" w:firstLineChars="0"/>
+              <w:rPr>
+                <w:rFonts w:ascii="Helvetica" w:hAnsi="Helvetica" w:eastAsia="Helvetica" w:cs="Helvetica"/>
+                <w:i w:val="false"/>
+                <w:b w:val="false"/>
+                <w:u w:val="none"/>
+                <w:sz w:val="22"/>
+                <w:szCs w:val="22"/>
+                <w:color w:val="000000"/>
+              </w:rPr>
+            </w:pPr>
+            <w:r>
+              <w:rPr>
+                <w:rFonts w:ascii="Helvetica" w:hAnsi="Helvetica" w:eastAsia="Helvetica" w:cs="Helvetica"/>
+                <w:i w:val="false"/>
+                <w:b w:val="false"/>
+                <w:u w:val="none"/>
+                <w:sz w:val="22"/>
+                <w:szCs w:val="22"/>
+                <w:color w:val="000000"/>
+              </w:rPr>
+              <w:t xml:space="preserve">0.230</w:t>
             </w:r>
           </w:p>
         </w:tc>
@@ -13826,7 +13826,7 @@
                 <w:szCs w:val="22"/>
                 <w:color w:val="000000"/>
               </w:rPr>
-              <w:t xml:space="preserve">ckd_epi_gfr_cre_cys_unindex</w:t>
+              <w:t xml:space="preserve">baseline_cre_egfr_unindexed</w:t>
             </w:r>
           </w:p>
         </w:tc>
@@ -13985,7 +13985,7 @@
                 <w:szCs w:val="22"/>
                 <w:color w:val="000000"/>
               </w:rPr>
-              <w:t xml:space="preserve">0.96, 1.01</w:t>
+              <w:t xml:space="preserve">0.96, 1.02</w:t>
             </w:r>
           </w:p>
         </w:tc>
@@ -14038,7 +14038,7 @@
                 <w:szCs w:val="22"/>
                 <w:color w:val="000000"/>
               </w:rPr>
-              <w:t xml:space="preserve">0.380</w:t>
+              <w:t xml:space="preserve">0.340</w:t>
             </w:r>
           </w:p>
         </w:tc>
@@ -14250,7 +14250,7 @@
                 <w:szCs w:val="22"/>
                 <w:color w:val="000000"/>
               </w:rPr>
-              <w:t xml:space="preserve">0.190</w:t>
+              <w:t xml:space="preserve">0.120</w:t>
             </w:r>
           </w:p>
         </w:tc>
